--- a/Docs/Prawler Firmware Documentation.docx
+++ b/Docs/Prawler Firmware Documentation.docx
@@ -116,29 +116,6 @@
         <w:t>SD Card/FATFS</w:t>
       </w:r>
     </w:p>
-    <w:p/>
-    <w:p>
-      <w:r>
-        <w:br w:type="page"/>
-      </w:r>
-    </w:p>
-    <w:p>
-      <w:pPr>
-        <w:pStyle w:val="Heading2"/>
-      </w:pPr>
-      <w:r>
-        <w:lastRenderedPageBreak/>
-        <w:t>Sensor Drivers</w:t>
-      </w:r>
-    </w:p>
-    <w:p>
-      <w:pPr>
-        <w:pStyle w:val="Heading3"/>
-      </w:pPr>
-      <w:r>
-        <w:t>CTD</w:t>
-      </w:r>
-    </w:p>
     <w:p>
       <w:r>
         <w:rPr>
@@ -148,6 +125,92 @@
         <w:t>Firmware Files:</w:t>
       </w:r>
       <w:r>
+        <w:rPr>
+          <w:b/>
+          <w:bCs/>
+        </w:rPr>
+        <w:br/>
+      </w:r>
+      <w:r>
+        <w:t>Core/Inc/</w:t>
+      </w:r>
+      <w:proofErr w:type="spellStart"/>
+      <w:r>
+        <w:t>sd_spi.h</w:t>
+      </w:r>
+      <w:proofErr w:type="spellEnd"/>
+      <w:r>
+        <w:br/>
+        <w:t>Core/</w:t>
+      </w:r>
+      <w:proofErr w:type="spellStart"/>
+      <w:r>
+        <w:t>Src</w:t>
+      </w:r>
+      <w:proofErr w:type="spellEnd"/>
+      <w:r>
+        <w:t>/</w:t>
+      </w:r>
+      <w:proofErr w:type="spellStart"/>
+      <w:r>
+        <w:t>sd_spi.c</w:t>
+      </w:r>
+      <w:proofErr w:type="spellEnd"/>
+      <w:r>
+        <w:br/>
+      </w:r>
+      <w:r>
+        <w:t>FATFS/App/</w:t>
+      </w:r>
+      <w:proofErr w:type="spellStart"/>
+      <w:r>
+        <w:t>fatfs.</w:t>
+      </w:r>
+      <w:r>
+        <w:t>c</w:t>
+      </w:r>
+      <w:proofErr w:type="spellEnd"/>
+      <w:r>
+        <w:br/>
+        <w:t>FATFS/Target/</w:t>
+      </w:r>
+      <w:proofErr w:type="spellStart"/>
+      <w:r>
+        <w:t>user_diskio.c</w:t>
+      </w:r>
+      <w:proofErr w:type="spellEnd"/>
+    </w:p>
+    <w:p>
+      <w:r>
+        <w:br w:type="page"/>
+      </w:r>
+    </w:p>
+    <w:p>
+      <w:pPr>
+        <w:pStyle w:val="Heading2"/>
+      </w:pPr>
+      <w:r>
+        <w:lastRenderedPageBreak/>
+        <w:t>Sensor Drivers</w:t>
+      </w:r>
+    </w:p>
+    <w:p>
+      <w:pPr>
+        <w:pStyle w:val="Heading3"/>
+      </w:pPr>
+      <w:r>
+        <w:t>CTD</w:t>
+      </w:r>
+    </w:p>
+    <w:p>
+      <w:r>
+        <w:rPr>
+          <w:b/>
+          <w:bCs/>
+        </w:rPr>
+        <w:t>Firmware Files:</w:t>
+      </w:r>
+      <w:r>
         <w:t xml:space="preserve"> </w:t>
       </w:r>
       <w:r>
@@ -226,6 +289,21 @@
         <w:t>Pressure – float</w:t>
       </w:r>
     </w:p>
+    <w:p>
+      <w:pPr>
+        <w:rPr>
+          <w:b/>
+          <w:bCs/>
+        </w:rPr>
+      </w:pPr>
+      <w:r>
+        <w:rPr>
+          <w:b/>
+          <w:bCs/>
+        </w:rPr>
+        <w:t>Driver Function:</w:t>
+      </w:r>
+    </w:p>
     <w:p/>
     <w:p>
       <w:pPr>
@@ -392,6 +470,13 @@
     </w:p>
     <w:p>
       <w:r>
+        <w:rPr>
+          <w:b/>
+          <w:bCs/>
+        </w:rPr>
+        <w:t>Driver Function:</w:t>
+      </w:r>
+      <w:r>
         <w:br/>
       </w:r>
       <w:r>
@@ -553,7 +638,21 @@
         <w:t xml:space="preserve"> Thermistor: uint16_t</w:t>
       </w:r>
     </w:p>
-    <w:p/>
+    <w:p>
+      <w:pPr>
+        <w:rPr>
+          <w:b/>
+          <w:bCs/>
+        </w:rPr>
+      </w:pPr>
+      <w:r>
+        <w:rPr>
+          <w:b/>
+          <w:bCs/>
+        </w:rPr>
+        <w:t>Driver Function:</w:t>
+      </w:r>
+    </w:p>
     <w:p/>
     <w:p>
       <w:pPr>

--- a/Docs/Prawler Firmware Documentation.docx
+++ b/Docs/Prawler Firmware Documentation.docx
@@ -18,6 +18,14 @@
     <w:p/>
     <w:sdt>
       <w:sdtPr>
+        <w:rPr>
+          <w:rFonts w:asciiTheme="minorHAnsi" w:eastAsiaTheme="minorHAnsi" w:hAnsiTheme="minorHAnsi" w:cstheme="minorBidi"/>
+          <w:color w:val="auto"/>
+          <w:kern w:val="2"/>
+          <w:sz w:val="24"/>
+          <w:szCs w:val="24"/>
+          <w14:ligatures w14:val="standardContextual"/>
+        </w:rPr>
         <w:id w:val="918602721"/>
         <w:docPartObj>
           <w:docPartGallery w:val="Table of Contents"/>
@@ -26,15 +34,9 @@
       </w:sdtPr>
       <w:sdtEndPr>
         <w:rPr>
-          <w:rFonts w:asciiTheme="minorHAnsi" w:eastAsiaTheme="minorHAnsi" w:hAnsiTheme="minorHAnsi" w:cstheme="minorBidi"/>
           <w:b/>
           <w:bCs/>
           <w:noProof/>
-          <w:color w:val="auto"/>
-          <w:kern w:val="2"/>
-          <w:sz w:val="24"/>
-          <w:szCs w:val="24"/>
-          <w14:ligatures w14:val="standardContextual"/>
         </w:rPr>
       </w:sdtEndPr>
       <w:sdtContent>
@@ -108,6 +110,7 @@
       </w:r>
     </w:p>
     <w:p/>
+    <w:p/>
     <w:p>
       <w:pPr>
         <w:pStyle w:val="Heading2"/>
@@ -158,16 +161,11 @@
       <w:proofErr w:type="spellEnd"/>
       <w:r>
         <w:br/>
-      </w:r>
-      <w:r>
         <w:t>FATFS/App/</w:t>
       </w:r>
       <w:proofErr w:type="spellStart"/>
       <w:r>
-        <w:t>fatfs.</w:t>
-      </w:r>
-      <w:r>
-        <w:t>c</w:t>
+        <w:t>fatfs.c</w:t>
       </w:r>
       <w:proofErr w:type="spellEnd"/>
       <w:r>
@@ -181,6 +179,48 @@
       <w:proofErr w:type="spellEnd"/>
     </w:p>
     <w:p>
+      <w:r>
+        <w:rPr>
+          <w:b/>
+          <w:bCs/>
+        </w:rPr>
+        <w:t xml:space="preserve">MCU Interface: </w:t>
+      </w:r>
+      <w:r>
+        <w:rPr>
+          <w:b/>
+          <w:bCs/>
+        </w:rPr>
+        <w:br/>
+      </w:r>
+      <w:r>
+        <w:t>SPI1</w:t>
+      </w:r>
+      <w:r>
+        <w:br/>
+        <w:t>MISO – PA6</w:t>
+      </w:r>
+      <w:r>
+        <w:br/>
+        <w:t>MOSI – PA7</w:t>
+      </w:r>
+      <w:r>
+        <w:br/>
+        <w:t>SCK – PA5</w:t>
+      </w:r>
+      <w:r>
+        <w:br/>
+        <w:t>CS – PA4</w:t>
+      </w:r>
+      <w:r>
+        <w:br/>
+        <w:t>SD_PWR – PB2</w:t>
+      </w:r>
+    </w:p>
+    <w:p>
+      <w:r>
+        <w:t xml:space="preserve">The system’s mass-storage is provided by an SD card running in SPI-mode on the SPI1 interface. The original driver, </w:t>
+      </w:r>
       <w:r>
         <w:br w:type="page"/>
       </w:r>
@@ -340,10 +380,7 @@
       </w:r>
       <w:proofErr w:type="spellStart"/>
       <w:r>
-        <w:t>optode</w:t>
-      </w:r>
-      <w:r>
-        <w:t>.c</w:t>
+        <w:t>optode.c</w:t>
       </w:r>
       <w:proofErr w:type="spellEnd"/>
       <w:r>
@@ -352,10 +389,7 @@
       </w:r>
       <w:proofErr w:type="spellStart"/>
       <w:r>
-        <w:t>optode</w:t>
-      </w:r>
-      <w:r>
-        <w:t>.h</w:t>
+        <w:t>optode.h</w:t>
       </w:r>
       <w:proofErr w:type="spellEnd"/>
     </w:p>
@@ -369,39 +403,15 @@
       </w:r>
       <w:r>
         <w:br/>
-        <w:t>USART</w:t>
-      </w:r>
-      <w:r>
-        <w:t>2</w:t>
-      </w:r>
-      <w:r>
-        <w:t xml:space="preserve"> @ 9600</w:t>
-      </w:r>
-      <w:r>
-        <w:br/>
-        <w:t>RX</w:t>
-      </w:r>
-      <w:r>
-        <w:t xml:space="preserve"> (Pin PA3)</w:t>
-      </w:r>
-      <w:r>
-        <w:t xml:space="preserve"> – DMA1 Channel </w:t>
-      </w:r>
-      <w:r>
-        <w:t>6</w:t>
-      </w:r>
-      <w:r>
-        <w:br/>
-        <w:t xml:space="preserve">TX </w:t>
-      </w:r>
-      <w:r>
-        <w:t xml:space="preserve">(Pin PA2) </w:t>
-      </w:r>
-      <w:r>
-        <w:t xml:space="preserve">– DMA1 Channel </w:t>
-      </w:r>
-      <w:r>
-        <w:t>7</w:t>
+        <w:t>USART2 @ 9600</w:t>
+      </w:r>
+      <w:r>
+        <w:br/>
+        <w:t>RX (Pin PA3) – DMA1 Channel 6</w:t>
+      </w:r>
+      <w:r>
+        <w:br/>
+        <w:t>TX (Pin PA2) – DMA1 Channel 7</w:t>
       </w:r>
       <w:r>
         <w:br/>
@@ -421,8 +431,6 @@
       </w:r>
       <w:r>
         <w:br/>
-      </w:r>
-      <w:r>
         <w:t>O2 Concentration – float</w:t>
       </w:r>
       <w:r>
@@ -520,10 +528,7 @@
       </w:r>
       <w:proofErr w:type="spellStart"/>
       <w:r>
-        <w:t>wetlab</w:t>
-      </w:r>
-      <w:r>
-        <w:t>.c</w:t>
+        <w:t>wetlab.c</w:t>
       </w:r>
       <w:proofErr w:type="spellEnd"/>
       <w:r>
@@ -532,10 +537,7 @@
       </w:r>
       <w:proofErr w:type="spellStart"/>
       <w:r>
-        <w:t>wetlab</w:t>
-      </w:r>
-      <w:r>
-        <w:t>.h</w:t>
+        <w:t>wetlab.h</w:t>
       </w:r>
       <w:proofErr w:type="spellEnd"/>
     </w:p>
@@ -549,16 +551,7 @@
       </w:r>
       <w:r>
         <w:br/>
-        <w:t>UART</w:t>
-      </w:r>
-      <w:r>
-        <w:t>5</w:t>
-      </w:r>
-      <w:r>
-        <w:t xml:space="preserve"> @ </w:t>
-      </w:r>
-      <w:r>
-        <w:t>19200</w:t>
+        <w:t>UART5 @ 19200</w:t>
       </w:r>
       <w:r>
         <w:br/>
@@ -570,10 +563,7 @@
       </w:r>
       <w:r>
         <w:br/>
-        <w:t>Transceiver Enable Pin</w:t>
-      </w:r>
-      <w:r>
-        <w:t xml:space="preserve"> 0: PB4</w:t>
+        <w:t>Transceiver Enable Pin 0: PB4</w:t>
       </w:r>
       <w:r>
         <w:br/>
@@ -593,8 +583,6 @@
       </w:r>
       <w:r>
         <w:br/>
-      </w:r>
-      <w:r>
         <w:t>Channel 1 Wavelength: uint16_t</w:t>
       </w:r>
       <w:r>
@@ -611,30 +599,14 @@
       </w:r>
       <w:r>
         <w:br/>
-      </w:r>
-      <w:r>
-        <w:t xml:space="preserve">Channel </w:t>
-      </w:r>
-      <w:r>
-        <w:t>3</w:t>
-      </w:r>
-      <w:r>
-        <w:t xml:space="preserve"> Wavelength: uint16_t</w:t>
-      </w:r>
-      <w:r>
-        <w:br/>
-        <w:t xml:space="preserve">Channel </w:t>
-      </w:r>
-      <w:r>
-        <w:t>3</w:t>
-      </w:r>
-      <w:r>
-        <w:t xml:space="preserve"> Signal: uint16_t</w:t>
-      </w:r>
-      <w:r>
-        <w:br/>
-      </w:r>
-      <w:r>
+        <w:t>Channel 3 Wavelength: uint16_t</w:t>
+      </w:r>
+      <w:r>
+        <w:br/>
+        <w:t>Channel 3 Signal: uint16_t</w:t>
+      </w:r>
+      <w:r>
+        <w:br/>
         <w:t xml:space="preserve"> Thermistor: uint16_t</w:t>
       </w:r>
     </w:p>

--- a/Docs/Prawler Firmware Documentation.docx
+++ b/Docs/Prawler Firmware Documentation.docx
@@ -469,7 +469,16 @@
         <w:t>)</w:t>
       </w:r>
       <w:r>
-        <w:t xml:space="preserve"> is called at boot after SPI2 initialization. Boot sets </w:t>
+        <w:t xml:space="preserve"> is called at boot after SPI2 initialization. </w:t>
+      </w:r>
+    </w:p>
+    <w:p>
+      <w:pPr>
+        <w:pStyle w:val="BodyText"/>
+        <w:spacing w:after="160" w:line="278" w:lineRule="auto"/>
+      </w:pPr>
+      <w:r>
+        <w:t xml:space="preserve">Boot sets </w:t>
       </w:r>
       <w:proofErr w:type="spellStart"/>
       <w:r>
@@ -10244,10 +10253,7 @@
         <w:pStyle w:val="Heading2"/>
       </w:pPr>
       <w:r>
-        <w:t>D</w:t>
-      </w:r>
-      <w:r>
-        <w:t>MA and callbacks</w:t>
+        <w:t>DMA and callbacks</w:t>
       </w:r>
     </w:p>
     <w:p>
@@ -11279,7 +11285,7 @@
               <w:spacing w:after="0" w:line="240" w:lineRule="auto"/>
             </w:pPr>
             <w:r>
-              <w:t>Sensor power/control used by driver</w:t>
+              <w:t>Auxiliary Select A0</w:t>
             </w:r>
           </w:p>
         </w:tc>
@@ -11320,7 +11326,16 @@
               <w:spacing w:after="0" w:line="240" w:lineRule="auto"/>
             </w:pPr>
             <w:r>
-              <w:t>Auxiliary select companion</w:t>
+              <w:t xml:space="preserve">Auxiliary </w:t>
+            </w:r>
+            <w:r>
+              <w:t>S</w:t>
+            </w:r>
+            <w:r>
+              <w:t>elect</w:t>
+            </w:r>
+            <w:r>
+              <w:t xml:space="preserve"> A1</w:t>
             </w:r>
           </w:p>
         </w:tc>
@@ -11695,9 +11710,23 @@
               <w:rPr>
                 <w:rStyle w:val="SourceText"/>
               </w:rPr>
-              <w:t>wetlab_init</w:t>
+              <w:t>wetlab_</w:t>
+            </w:r>
+            <w:proofErr w:type="gramStart"/>
+            <w:r>
+              <w:rPr>
+                <w:rStyle w:val="SourceText"/>
+              </w:rPr>
+              <w:t>init</w:t>
             </w:r>
             <w:proofErr w:type="spellEnd"/>
+            <w:r>
+              <w:rPr>
+                <w:rStyle w:val="SourceText"/>
+              </w:rPr>
+              <w:t>(</w:t>
+            </w:r>
+            <w:proofErr w:type="gramEnd"/>
             <w:r>
               <w:rPr>
                 <w:rStyle w:val="SourceText"/>
@@ -14543,47 +14572,258 @@
     </w:p>
     <w:p>
       <w:r>
-        <w:t>The main loop is intentionally simple and service-oriented:</w:t>
+        <w:t>The main loop is intentionally simple and</w:t>
+      </w:r>
+      <w:r>
+        <w:t xml:space="preserve"> service-oriented</w:t>
+      </w:r>
+      <w:r>
+        <w:t>:</w:t>
+      </w:r>
+    </w:p>
+    <w:p>
+      <w:pPr>
+        <w:pStyle w:val="ListParagraph"/>
+        <w:numPr>
+          <w:ilvl w:val="0"/>
+          <w:numId w:val="16"/>
+        </w:numPr>
+      </w:pPr>
+      <w:proofErr w:type="spellStart"/>
+      <w:r>
+        <w:t>HAL_IWDG_</w:t>
+      </w:r>
+      <w:proofErr w:type="gramStart"/>
+      <w:r>
+        <w:t>Refresh</w:t>
+      </w:r>
+      <w:proofErr w:type="spellEnd"/>
+      <w:r>
+        <w:t>(</w:t>
+      </w:r>
+      <w:proofErr w:type="gramEnd"/>
+      <w:r>
+        <w:t>) – Feed the watchdog.</w:t>
+      </w:r>
+    </w:p>
+    <w:p>
+      <w:pPr>
+        <w:pStyle w:val="ListParagraph"/>
+        <w:numPr>
+          <w:ilvl w:val="0"/>
+          <w:numId w:val="16"/>
+        </w:numPr>
+      </w:pPr>
+      <w:proofErr w:type="spellStart"/>
+      <w:r>
+        <w:t>shell_</w:t>
+      </w:r>
+      <w:proofErr w:type="gramStart"/>
+      <w:r>
+        <w:t>task</w:t>
+      </w:r>
+      <w:proofErr w:type="spellEnd"/>
+      <w:r>
+        <w:t>(</w:t>
+      </w:r>
+      <w:proofErr w:type="gramEnd"/>
+      <w:r>
+        <w:t>) – Handle any shell-related inputs, outputs, and task queueing.</w:t>
+      </w:r>
+    </w:p>
+    <w:p>
+      <w:pPr>
+        <w:pStyle w:val="ListParagraph"/>
+        <w:numPr>
+          <w:ilvl w:val="0"/>
+          <w:numId w:val="16"/>
+        </w:numPr>
+      </w:pPr>
+      <w:proofErr w:type="spellStart"/>
+      <w:r>
+        <w:t>tasker_</w:t>
+      </w:r>
+      <w:proofErr w:type="gramStart"/>
+      <w:r>
+        <w:t>run</w:t>
+      </w:r>
+      <w:proofErr w:type="spellEnd"/>
+      <w:r>
+        <w:t>(</w:t>
+      </w:r>
+      <w:proofErr w:type="gramEnd"/>
+      <w:r>
+        <w:t>) – Handle any enqueued tasks.</w:t>
+      </w:r>
+    </w:p>
+    <w:p>
+      <w:pPr>
+        <w:pStyle w:val="ListParagraph"/>
+        <w:numPr>
+          <w:ilvl w:val="0"/>
+          <w:numId w:val="16"/>
+        </w:numPr>
+      </w:pPr>
+      <w:proofErr w:type="spellStart"/>
+      <w:r>
+        <w:t>recorder_</w:t>
+      </w:r>
+      <w:proofErr w:type="gramStart"/>
+      <w:r>
+        <w:t>service</w:t>
+      </w:r>
+      <w:proofErr w:type="spellEnd"/>
+      <w:r>
+        <w:t>(</w:t>
+      </w:r>
+      <w:proofErr w:type="gramEnd"/>
+      <w:r>
+        <w:t>) – Active once PB8 goes high (the inductive charger disconnects), performs profile recording tasks.</w:t>
+      </w:r>
+    </w:p>
+    <w:p>
+      <w:pPr>
+        <w:pStyle w:val="ListParagraph"/>
+        <w:numPr>
+          <w:ilvl w:val="0"/>
+          <w:numId w:val="16"/>
+        </w:numPr>
+      </w:pPr>
+      <w:proofErr w:type="spellStart"/>
+      <w:r>
+        <w:t>wifi_</w:t>
+      </w:r>
+      <w:proofErr w:type="gramStart"/>
+      <w:r>
+        <w:t>service</w:t>
+      </w:r>
+      <w:proofErr w:type="spellEnd"/>
+      <w:r>
+        <w:t>(</w:t>
+      </w:r>
+      <w:proofErr w:type="gramEnd"/>
+      <w:r>
+        <w:t xml:space="preserve">) – Handle any </w:t>
+      </w:r>
+      <w:proofErr w:type="spellStart"/>
+      <w:r>
+        <w:t>wifi</w:t>
+      </w:r>
+      <w:proofErr w:type="spellEnd"/>
+      <w:r>
+        <w:t>-shell related inputs, outputs, and task queueing.</w:t>
+      </w:r>
+    </w:p>
+    <w:p>
+      <w:pPr>
+        <w:pStyle w:val="ListParagraph"/>
+        <w:numPr>
+          <w:ilvl w:val="0"/>
+          <w:numId w:val="16"/>
+        </w:numPr>
+      </w:pPr>
+      <w:proofErr w:type="spellStart"/>
+      <w:r>
+        <w:t>lowpower_</w:t>
+      </w:r>
+      <w:proofErr w:type="gramStart"/>
+      <w:r>
+        <w:t>service</w:t>
+      </w:r>
+      <w:proofErr w:type="spellEnd"/>
+      <w:r>
+        <w:t>(</w:t>
+      </w:r>
+      <w:proofErr w:type="gramEnd"/>
+      <w:r>
+        <w:t>) – When in an IDLE state, this service will handle the timers an</w:t>
+      </w:r>
+      <w:r>
+        <w:t>d low-power sleep duty-cycle.</w:t>
+      </w:r>
+    </w:p>
+    <w:p>
+      <w:r>
+        <w:t>By default, all functionality follow</w:t>
+      </w:r>
+      <w:r>
+        <w:t>s</w:t>
+      </w:r>
+      <w:r>
+        <w:t xml:space="preserve"> the pattern of d</w:t>
+      </w:r>
+      <w:r>
+        <w:t>eferred execution in the main loop</w:t>
+      </w:r>
+      <w:r>
+        <w:t>.</w:t>
+      </w:r>
+    </w:p>
+    <w:p>
+      <w:pPr>
+        <w:pStyle w:val="Heading2"/>
+      </w:pPr>
+      <w:r>
+        <w:t>Application Global State Variables</w:t>
+      </w:r>
+    </w:p>
+    <w:p>
+      <w:proofErr w:type="spellStart"/>
+      <w:r>
+        <w:t>g_app</w:t>
+      </w:r>
+      <w:proofErr w:type="spellEnd"/>
+      <w:r>
+        <w:t xml:space="preserve"> is declared in </w:t>
+      </w:r>
+      <w:proofErr w:type="spellStart"/>
+      <w:r>
+        <w:t>config.h</w:t>
+      </w:r>
+      <w:proofErr w:type="spellEnd"/>
+      <w:r>
+        <w:t xml:space="preserve"> and initialized by </w:t>
+      </w:r>
+      <w:proofErr w:type="spellStart"/>
+      <w:r>
+        <w:t>config_</w:t>
+      </w:r>
+      <w:proofErr w:type="gramStart"/>
+      <w:r>
+        <w:t>init</w:t>
+      </w:r>
+      <w:proofErr w:type="spellEnd"/>
+      <w:r>
+        <w:t>(</w:t>
+      </w:r>
+      <w:proofErr w:type="gramEnd"/>
+      <w:r>
+        <w:t>)</w:t>
+      </w:r>
+      <w:r>
+        <w:t>. It contains:</w:t>
       </w:r>
     </w:p>
     <w:tbl>
       <w:tblPr>
+        <w:tblStyle w:val="TableGrid"/>
         <w:tblW w:w="0" w:type="auto"/>
-        <w:tblCellSpacing w:w="15" w:type="dxa"/>
-        <w:tblBorders>
-          <w:top w:val="single" w:sz="4" w:space="0" w:color="auto"/>
-          <w:left w:val="single" w:sz="4" w:space="0" w:color="auto"/>
-          <w:bottom w:val="single" w:sz="4" w:space="0" w:color="auto"/>
-          <w:right w:val="single" w:sz="4" w:space="0" w:color="auto"/>
-          <w:insideH w:val="single" w:sz="4" w:space="0" w:color="auto"/>
-          <w:insideV w:val="single" w:sz="4" w:space="0" w:color="auto"/>
-        </w:tblBorders>
-        <w:tblCellMar>
-          <w:top w:w="15" w:type="dxa"/>
-          <w:left w:w="15" w:type="dxa"/>
-          <w:bottom w:w="15" w:type="dxa"/>
-          <w:right w:w="15" w:type="dxa"/>
-        </w:tblCellMar>
         <w:tblLook w:val="04A0" w:firstRow="1" w:lastRow="0" w:firstColumn="1" w:lastColumn="0" w:noHBand="0" w:noVBand="1"/>
       </w:tblPr>
       <w:tblGrid>
-        <w:gridCol w:w="721"/>
-        <w:gridCol w:w="2280"/>
-        <w:gridCol w:w="6349"/>
+        <w:gridCol w:w="1795"/>
+        <w:gridCol w:w="7555"/>
       </w:tblGrid>
       <w:tr>
-        <w:trPr>
-          <w:tblHeader/>
-          <w:tblCellSpacing w:w="15" w:type="dxa"/>
-        </w:trPr>
-        <w:tc>
-          <w:tcPr>
-            <w:tcW w:w="0" w:type="auto"/>
-            <w:vAlign w:val="center"/>
-            <w:hideMark/>
-          </w:tcPr>
-          <w:p>
-            <w:pPr>
+        <w:tc>
+          <w:tcPr>
+            <w:tcW w:w="1795" w:type="dxa"/>
+            <w:vAlign w:val="center"/>
+          </w:tcPr>
+          <w:p>
+            <w:pPr>
+              <w:spacing w:after="0" w:line="240" w:lineRule="auto"/>
+              <w:jc w:val="center"/>
               <w:rPr>
                 <w:b/>
                 <w:bCs/>
@@ -14594,18 +14834,19 @@
                 <w:b/>
                 <w:bCs/>
               </w:rPr>
-              <w:t>Order</w:t>
-            </w:r>
-          </w:p>
-        </w:tc>
-        <w:tc>
-          <w:tcPr>
-            <w:tcW w:w="0" w:type="auto"/>
-            <w:vAlign w:val="center"/>
-            <w:hideMark/>
-          </w:tcPr>
-          <w:p>
-            <w:pPr>
+              <w:t>Field</w:t>
+            </w:r>
+          </w:p>
+        </w:tc>
+        <w:tc>
+          <w:tcPr>
+            <w:tcW w:w="7555" w:type="dxa"/>
+            <w:vAlign w:val="center"/>
+          </w:tcPr>
+          <w:p>
+            <w:pPr>
+              <w:spacing w:after="0" w:line="240" w:lineRule="auto"/>
+              <w:jc w:val="center"/>
               <w:rPr>
                 <w:b/>
                 <w:bCs/>
@@ -14616,386 +14857,337 @@
                 <w:b/>
                 <w:bCs/>
               </w:rPr>
-              <w:t>Call</w:t>
-            </w:r>
-          </w:p>
-        </w:tc>
-        <w:tc>
-          <w:tcPr>
-            <w:tcW w:w="0" w:type="auto"/>
-            <w:vAlign w:val="center"/>
-            <w:hideMark/>
-          </w:tcPr>
-          <w:p>
-            <w:pPr>
-              <w:rPr>
-                <w:b/>
-                <w:bCs/>
-              </w:rPr>
-            </w:pPr>
-            <w:r>
-              <w:rPr>
-                <w:b/>
-                <w:bCs/>
-              </w:rPr>
-              <w:t>Purpose</w:t>
+              <w:t>Meaning</w:t>
             </w:r>
           </w:p>
         </w:tc>
       </w:tr>
       <w:tr>
-        <w:trPr>
-          <w:tblCellSpacing w:w="15" w:type="dxa"/>
-        </w:trPr>
-        <w:tc>
-          <w:tcPr>
-            <w:tcW w:w="0" w:type="auto"/>
-            <w:vAlign w:val="center"/>
-            <w:hideMark/>
-          </w:tcPr>
-          <w:p>
-            <w:r>
-              <w:t>1</w:t>
-            </w:r>
-          </w:p>
-        </w:tc>
-        <w:tc>
-          <w:tcPr>
-            <w:tcW w:w="0" w:type="auto"/>
-            <w:vAlign w:val="center"/>
-            <w:hideMark/>
-          </w:tcPr>
-          <w:p>
-            <w:proofErr w:type="spellStart"/>
-            <w:r>
-              <w:t>HAL_IWDG_</w:t>
-            </w:r>
-            <w:proofErr w:type="gramStart"/>
-            <w:r>
-              <w:t>Refresh</w:t>
-            </w:r>
-            <w:proofErr w:type="spellEnd"/>
-            <w:r>
-              <w:t>(</w:t>
-            </w:r>
-            <w:proofErr w:type="gramEnd"/>
-            <w:r>
-              <w:t>)</w:t>
-            </w:r>
-          </w:p>
-        </w:tc>
-        <w:tc>
-          <w:tcPr>
-            <w:tcW w:w="0" w:type="auto"/>
-            <w:vAlign w:val="center"/>
-            <w:hideMark/>
-          </w:tcPr>
-          <w:p>
-            <w:r>
-              <w:t>Feed the independent watchdog.</w:t>
+        <w:tc>
+          <w:tcPr>
+            <w:tcW w:w="1795" w:type="dxa"/>
+            <w:vAlign w:val="center"/>
+          </w:tcPr>
+          <w:p>
+            <w:pPr>
+              <w:spacing w:after="0" w:line="240" w:lineRule="auto"/>
+              <w:jc w:val="center"/>
+            </w:pPr>
+            <w:r>
+              <w:t>mode</w:t>
+            </w:r>
+          </w:p>
+        </w:tc>
+        <w:tc>
+          <w:tcPr>
+            <w:tcW w:w="7555" w:type="dxa"/>
+            <w:vAlign w:val="center"/>
+          </w:tcPr>
+          <w:p>
+            <w:pPr>
+              <w:spacing w:after="0" w:line="240" w:lineRule="auto"/>
+              <w:jc w:val="center"/>
+            </w:pPr>
+            <w:r>
+              <w:t>Current Operating Mode</w:t>
             </w:r>
           </w:p>
         </w:tc>
       </w:tr>
       <w:tr>
-        <w:trPr>
-          <w:tblCellSpacing w:w="15" w:type="dxa"/>
-        </w:trPr>
-        <w:tc>
-          <w:tcPr>
-            <w:tcW w:w="0" w:type="auto"/>
-            <w:vAlign w:val="center"/>
-            <w:hideMark/>
-          </w:tcPr>
-          <w:p>
-            <w:r>
-              <w:t>2</w:t>
-            </w:r>
-          </w:p>
-        </w:tc>
-        <w:tc>
-          <w:tcPr>
-            <w:tcW w:w="0" w:type="auto"/>
-            <w:vAlign w:val="center"/>
-            <w:hideMark/>
-          </w:tcPr>
-          <w:p>
+        <w:tc>
+          <w:tcPr>
+            <w:tcW w:w="1795" w:type="dxa"/>
+            <w:vAlign w:val="center"/>
+          </w:tcPr>
+          <w:p>
+            <w:pPr>
+              <w:spacing w:after="0" w:line="240" w:lineRule="auto"/>
+              <w:jc w:val="center"/>
+            </w:pPr>
             <w:proofErr w:type="spellStart"/>
             <w:r>
-              <w:t>shell_</w:t>
-            </w:r>
-            <w:proofErr w:type="gramStart"/>
-            <w:r>
-              <w:t>task</w:t>
+              <w:t>start_flag</w:t>
             </w:r>
             <w:proofErr w:type="spellEnd"/>
-            <w:r>
-              <w:t>(</w:t>
-            </w:r>
-            <w:proofErr w:type="gramEnd"/>
-            <w:r>
-              <w:t>)</w:t>
-            </w:r>
-          </w:p>
-        </w:tc>
-        <w:tc>
-          <w:tcPr>
-            <w:tcW w:w="0" w:type="auto"/>
-            <w:vAlign w:val="center"/>
-            <w:hideMark/>
-          </w:tcPr>
-          <w:p>
-            <w:r>
-              <w:t>Drain the USART1 RX ring and parse console-shell lines outside the RX ISR.</w:t>
+          </w:p>
+        </w:tc>
+        <w:tc>
+          <w:tcPr>
+            <w:tcW w:w="7555" w:type="dxa"/>
+            <w:vAlign w:val="center"/>
+          </w:tcPr>
+          <w:p>
+            <w:pPr>
+              <w:spacing w:after="0" w:line="240" w:lineRule="auto"/>
+              <w:jc w:val="center"/>
+            </w:pPr>
+            <w:r>
+              <w:t>Volatile PB8 trigger; goes HIGH when inductive charger disconnects</w:t>
             </w:r>
           </w:p>
         </w:tc>
       </w:tr>
       <w:tr>
-        <w:trPr>
-          <w:tblCellSpacing w:w="15" w:type="dxa"/>
-        </w:trPr>
-        <w:tc>
-          <w:tcPr>
-            <w:tcW w:w="0" w:type="auto"/>
-            <w:vAlign w:val="center"/>
-            <w:hideMark/>
-          </w:tcPr>
-          <w:p>
-            <w:r>
-              <w:t>3</w:t>
-            </w:r>
-          </w:p>
-        </w:tc>
-        <w:tc>
-          <w:tcPr>
-            <w:tcW w:w="0" w:type="auto"/>
-            <w:vAlign w:val="center"/>
-            <w:hideMark/>
-          </w:tcPr>
-          <w:p>
+        <w:tc>
+          <w:tcPr>
+            <w:tcW w:w="1795" w:type="dxa"/>
+            <w:vAlign w:val="center"/>
+          </w:tcPr>
+          <w:p>
+            <w:pPr>
+              <w:spacing w:after="0" w:line="240" w:lineRule="auto"/>
+              <w:jc w:val="center"/>
+            </w:pPr>
             <w:proofErr w:type="spellStart"/>
             <w:r>
-              <w:t>tasker_</w:t>
-            </w:r>
-            <w:proofErr w:type="gramStart"/>
-            <w:r>
-              <w:t>run</w:t>
+              <w:t>sd_status</w:t>
             </w:r>
             <w:proofErr w:type="spellEnd"/>
-            <w:r>
-              <w:t>(</w:t>
-            </w:r>
-            <w:proofErr w:type="gramEnd"/>
-            <w:r>
-              <w:t>)</w:t>
-            </w:r>
-          </w:p>
-        </w:tc>
-        <w:tc>
-          <w:tcPr>
-            <w:tcW w:w="0" w:type="auto"/>
-            <w:vAlign w:val="center"/>
-            <w:hideMark/>
-          </w:tcPr>
-          <w:p>
-            <w:r>
-              <w:t>Run deferred shell command handlers from the main loop.</w:t>
+          </w:p>
+        </w:tc>
+        <w:tc>
+          <w:tcPr>
+            <w:tcW w:w="7555" w:type="dxa"/>
+            <w:vAlign w:val="center"/>
+          </w:tcPr>
+          <w:p>
+            <w:pPr>
+              <w:spacing w:after="0" w:line="240" w:lineRule="auto"/>
+              <w:jc w:val="center"/>
+            </w:pPr>
+            <w:r>
+              <w:t>SD/</w:t>
+            </w:r>
+            <w:proofErr w:type="spellStart"/>
+            <w:r>
+              <w:t>FatFS</w:t>
+            </w:r>
+            <w:proofErr w:type="spellEnd"/>
+            <w:r>
+              <w:t xml:space="preserve"> status: OFF/READY/ERROR</w:t>
             </w:r>
           </w:p>
         </w:tc>
       </w:tr>
       <w:tr>
-        <w:trPr>
-          <w:tblCellSpacing w:w="15" w:type="dxa"/>
-        </w:trPr>
-        <w:tc>
-          <w:tcPr>
-            <w:tcW w:w="0" w:type="auto"/>
-            <w:tcBorders>
-              <w:bottom w:val="single" w:sz="4" w:space="0" w:color="auto"/>
-            </w:tcBorders>
-            <w:vAlign w:val="center"/>
-            <w:hideMark/>
-          </w:tcPr>
-          <w:p>
-            <w:r>
-              <w:t>4</w:t>
-            </w:r>
-          </w:p>
-        </w:tc>
-        <w:tc>
-          <w:tcPr>
-            <w:tcW w:w="0" w:type="auto"/>
-            <w:tcBorders>
-              <w:bottom w:val="single" w:sz="4" w:space="0" w:color="auto"/>
-            </w:tcBorders>
-            <w:vAlign w:val="center"/>
-            <w:hideMark/>
-          </w:tcPr>
-          <w:p>
+        <w:tc>
+          <w:tcPr>
+            <w:tcW w:w="1795" w:type="dxa"/>
+            <w:vAlign w:val="center"/>
+          </w:tcPr>
+          <w:p>
+            <w:pPr>
+              <w:spacing w:after="0" w:line="240" w:lineRule="auto"/>
+              <w:jc w:val="center"/>
+            </w:pPr>
             <w:proofErr w:type="spellStart"/>
             <w:r>
-              <w:t>recorder_</w:t>
-            </w:r>
-            <w:proofErr w:type="gramStart"/>
-            <w:r>
-              <w:t>service</w:t>
+              <w:t>rtc_status</w:t>
             </w:r>
             <w:proofErr w:type="spellEnd"/>
-            <w:r>
-              <w:t>(</w:t>
-            </w:r>
-            <w:proofErr w:type="gramEnd"/>
-            <w:r>
-              <w:t>)</w:t>
-            </w:r>
-          </w:p>
-        </w:tc>
-        <w:tc>
-          <w:tcPr>
-            <w:tcW w:w="0" w:type="auto"/>
-            <w:tcBorders>
-              <w:bottom w:val="single" w:sz="4" w:space="0" w:color="auto"/>
-            </w:tcBorders>
-            <w:vAlign w:val="center"/>
-            <w:hideMark/>
-          </w:tcPr>
-          <w:p>
-            <w:r>
-              <w:t xml:space="preserve">Advance PB8-triggered profile acquisition, normalization, SD flush, and </w:t>
-            </w:r>
-            <w:proofErr w:type="spellStart"/>
-            <w:r>
-              <w:t>idata</w:t>
-            </w:r>
-            <w:proofErr w:type="spellEnd"/>
-            <w:r>
-              <w:t xml:space="preserve"> build.</w:t>
+          </w:p>
+        </w:tc>
+        <w:tc>
+          <w:tcPr>
+            <w:tcW w:w="7555" w:type="dxa"/>
+            <w:vAlign w:val="center"/>
+          </w:tcPr>
+          <w:p>
+            <w:pPr>
+              <w:spacing w:after="0" w:line="240" w:lineRule="auto"/>
+              <w:jc w:val="center"/>
+            </w:pPr>
+            <w:r>
+              <w:t>RTC status: OFF/READY/ERROR</w:t>
             </w:r>
           </w:p>
         </w:tc>
       </w:tr>
       <w:tr>
-        <w:trPr>
-          <w:tblCellSpacing w:w="15" w:type="dxa"/>
-        </w:trPr>
-        <w:tc>
-          <w:tcPr>
-            <w:tcW w:w="0" w:type="auto"/>
-            <w:vAlign w:val="center"/>
-            <w:hideMark/>
-          </w:tcPr>
-          <w:p>
-            <w:r>
-              <w:t>5</w:t>
-            </w:r>
-          </w:p>
-        </w:tc>
-        <w:tc>
-          <w:tcPr>
-            <w:tcW w:w="0" w:type="auto"/>
-            <w:vAlign w:val="center"/>
-            <w:hideMark/>
-          </w:tcPr>
-          <w:p>
+        <w:tc>
+          <w:tcPr>
+            <w:tcW w:w="1795" w:type="dxa"/>
+            <w:vAlign w:val="center"/>
+          </w:tcPr>
+          <w:p>
+            <w:pPr>
+              <w:spacing w:after="0" w:line="240" w:lineRule="auto"/>
+              <w:jc w:val="center"/>
+            </w:pPr>
             <w:proofErr w:type="spellStart"/>
             <w:r>
-              <w:t>wifi_</w:t>
-            </w:r>
-            <w:proofErr w:type="gramStart"/>
-            <w:r>
-              <w:t>service</w:t>
+              <w:t>ctd_status</w:t>
             </w:r>
             <w:proofErr w:type="spellEnd"/>
-            <w:r>
-              <w:t>(</w:t>
-            </w:r>
-            <w:proofErr w:type="gramEnd"/>
-            <w:r>
-              <w:t>)</w:t>
-            </w:r>
-          </w:p>
-        </w:tc>
-        <w:tc>
-          <w:tcPr>
-            <w:tcW w:w="0" w:type="auto"/>
-            <w:vAlign w:val="center"/>
-            <w:hideMark/>
-          </w:tcPr>
-          <w:p>
-            <w:r>
-              <w:t xml:space="preserve">Drain UART4 passthrough bytes, assemble </w:t>
-            </w:r>
-            <w:proofErr w:type="spellStart"/>
-            <w:r>
-              <w:t>WiFi</w:t>
-            </w:r>
-            <w:proofErr w:type="spellEnd"/>
-            <w:r>
-              <w:t xml:space="preserve"> shell commands, and dispatch them through the shared command table.</w:t>
+          </w:p>
+        </w:tc>
+        <w:tc>
+          <w:tcPr>
+            <w:tcW w:w="7555" w:type="dxa"/>
+            <w:vAlign w:val="center"/>
+          </w:tcPr>
+          <w:p>
+            <w:pPr>
+              <w:spacing w:after="0" w:line="240" w:lineRule="auto"/>
+              <w:jc w:val="center"/>
+            </w:pPr>
+            <w:r>
+              <w:t>CTD</w:t>
+            </w:r>
+            <w:r>
+              <w:t xml:space="preserve"> status: OFF/READY/ERROR</w:t>
             </w:r>
           </w:p>
         </w:tc>
       </w:tr>
       <w:tr>
-        <w:trPr>
-          <w:tblCellSpacing w:w="15" w:type="dxa"/>
-        </w:trPr>
-        <w:tc>
-          <w:tcPr>
-            <w:tcW w:w="0" w:type="auto"/>
-            <w:vAlign w:val="center"/>
-            <w:hideMark/>
-          </w:tcPr>
-          <w:p>
-            <w:r>
-              <w:t>6</w:t>
-            </w:r>
-          </w:p>
-        </w:tc>
-        <w:tc>
-          <w:tcPr>
-            <w:tcW w:w="0" w:type="auto"/>
-            <w:vAlign w:val="center"/>
-            <w:hideMark/>
-          </w:tcPr>
-          <w:p>
+        <w:tc>
+          <w:tcPr>
+            <w:tcW w:w="1795" w:type="dxa"/>
+            <w:vAlign w:val="center"/>
+          </w:tcPr>
+          <w:p>
+            <w:pPr>
+              <w:spacing w:after="0" w:line="240" w:lineRule="auto"/>
+              <w:jc w:val="center"/>
+            </w:pPr>
             <w:proofErr w:type="spellStart"/>
             <w:r>
-              <w:t>lowpower_</w:t>
-            </w:r>
-            <w:proofErr w:type="gramStart"/>
-            <w:r>
-              <w:t>service</w:t>
+              <w:t>optode_status</w:t>
             </w:r>
             <w:proofErr w:type="spellEnd"/>
-            <w:r>
-              <w:t>(</w:t>
-            </w:r>
-            <w:proofErr w:type="gramEnd"/>
-            <w:r>
-              <w:t>)</w:t>
-            </w:r>
-          </w:p>
-        </w:tc>
-        <w:tc>
-          <w:tcPr>
-            <w:tcW w:w="0" w:type="auto"/>
-            <w:vAlign w:val="center"/>
-            <w:hideMark/>
-          </w:tcPr>
-          <w:p>
-            <w:r>
-              <w:t xml:space="preserve">Maintain idle timers, enter STOP2, restore peripherals after wake, and start </w:t>
-            </w:r>
+          </w:p>
+        </w:tc>
+        <w:tc>
+          <w:tcPr>
+            <w:tcW w:w="7555" w:type="dxa"/>
+            <w:vAlign w:val="center"/>
+          </w:tcPr>
+          <w:p>
+            <w:pPr>
+              <w:spacing w:after="0" w:line="240" w:lineRule="auto"/>
+              <w:jc w:val="center"/>
+            </w:pPr>
             <w:proofErr w:type="spellStart"/>
             <w:r>
-              <w:t>WiFi</w:t>
+              <w:t>Optode</w:t>
             </w:r>
             <w:proofErr w:type="spellEnd"/>
             <w:r>
-              <w:t xml:space="preserve"> duty cycling after RTC wake.</w:t>
+              <w:t xml:space="preserve"> status: OFF/READY/ERROR</w:t>
+            </w:r>
+          </w:p>
+        </w:tc>
+      </w:tr>
+      <w:tr>
+        <w:tc>
+          <w:tcPr>
+            <w:tcW w:w="1795" w:type="dxa"/>
+            <w:vAlign w:val="center"/>
+          </w:tcPr>
+          <w:p>
+            <w:pPr>
+              <w:spacing w:after="0" w:line="240" w:lineRule="auto"/>
+              <w:jc w:val="center"/>
+            </w:pPr>
+            <w:proofErr w:type="spellStart"/>
+            <w:r>
+              <w:t>wetlab_status</w:t>
+            </w:r>
+            <w:proofErr w:type="spellEnd"/>
+          </w:p>
+        </w:tc>
+        <w:tc>
+          <w:tcPr>
+            <w:tcW w:w="7555" w:type="dxa"/>
+            <w:vAlign w:val="center"/>
+          </w:tcPr>
+          <w:p>
+            <w:pPr>
+              <w:spacing w:after="0" w:line="240" w:lineRule="auto"/>
+              <w:jc w:val="center"/>
+            </w:pPr>
+            <w:proofErr w:type="spellStart"/>
+            <w:r>
+              <w:t>Wetlab</w:t>
+            </w:r>
+            <w:proofErr w:type="spellEnd"/>
+            <w:r>
+              <w:t xml:space="preserve"> status: OFF/READY/ERROR</w:t>
+            </w:r>
+          </w:p>
+        </w:tc>
+      </w:tr>
+      <w:tr>
+        <w:tc>
+          <w:tcPr>
+            <w:tcW w:w="1795" w:type="dxa"/>
+            <w:vAlign w:val="center"/>
+          </w:tcPr>
+          <w:p>
+            <w:pPr>
+              <w:spacing w:after="0" w:line="240" w:lineRule="auto"/>
+              <w:jc w:val="center"/>
+            </w:pPr>
+            <w:proofErr w:type="spellStart"/>
+            <w:r>
+              <w:t>wifi_state</w:t>
+            </w:r>
+            <w:proofErr w:type="spellEnd"/>
+          </w:p>
+        </w:tc>
+        <w:tc>
+          <w:tcPr>
+            <w:tcW w:w="7555" w:type="dxa"/>
+            <w:vAlign w:val="center"/>
+          </w:tcPr>
+          <w:p>
+            <w:pPr>
+              <w:spacing w:after="0" w:line="240" w:lineRule="auto"/>
+              <w:jc w:val="center"/>
+            </w:pPr>
+            <w:proofErr w:type="spellStart"/>
+            <w:r>
+              <w:t>Wifi</w:t>
+            </w:r>
+            <w:proofErr w:type="spellEnd"/>
+            <w:r>
+              <w:t xml:space="preserve"> state: OFF/INIT/STREAMING/ERROR</w:t>
+            </w:r>
+          </w:p>
+        </w:tc>
+      </w:tr>
+      <w:tr>
+        <w:tc>
+          <w:tcPr>
+            <w:tcW w:w="1795" w:type="dxa"/>
+            <w:vAlign w:val="center"/>
+          </w:tcPr>
+          <w:p>
+            <w:pPr>
+              <w:spacing w:after="0" w:line="240" w:lineRule="auto"/>
+              <w:jc w:val="center"/>
+            </w:pPr>
+            <w:proofErr w:type="spellStart"/>
+            <w:r>
+              <w:t>sensor_level</w:t>
+            </w:r>
+            <w:proofErr w:type="spellEnd"/>
+          </w:p>
+        </w:tc>
+        <w:tc>
+          <w:tcPr>
+            <w:tcW w:w="7555" w:type="dxa"/>
+            <w:vAlign w:val="center"/>
+          </w:tcPr>
+          <w:p>
+            <w:pPr>
+              <w:spacing w:after="0" w:line="240" w:lineRule="auto"/>
+              <w:jc w:val="center"/>
+            </w:pPr>
+            <w:r>
+              <w:t>Sensor configuration level (1-3)</w:t>
             </w:r>
           </w:p>
         </w:tc>
@@ -15004,15 +15196,98 @@
     <w:p/>
     <w:p>
       <w:r>
-        <w:t>By default, all functionality should follow the pattern of d</w:t>
-      </w:r>
-      <w:r>
-        <w:t xml:space="preserve">eferred execution in the main loop in order to avoid </w:t>
+        <w:t>Important configuration constants live in Core/Inc/</w:t>
+      </w:r>
+      <w:proofErr w:type="spellStart"/>
+      <w:r>
+        <w:t>config.h</w:t>
+      </w:r>
+      <w:proofErr w:type="spellEnd"/>
+      <w:r>
+        <w:t xml:space="preserve">. Current values are: </w:t>
+      </w:r>
+    </w:p>
+    <w:p>
+      <w:r>
+        <w:t>sample interval minimum 4 s, maximum 60 s, default 4 s</w:t>
+      </w:r>
+      <w:r>
+        <w:br/>
+      </w:r>
+      <w:r>
+        <w:t xml:space="preserve">WETLAB_BOOT_MS 1500 </w:t>
+      </w:r>
+      <w:proofErr w:type="spellStart"/>
+      <w:r>
+        <w:t>ms</w:t>
+      </w:r>
+      <w:proofErr w:type="spellEnd"/>
+      <w:r>
+        <w:br/>
+      </w:r>
+      <w:r>
+        <w:t xml:space="preserve">SENSOR_COLLECT_WINDOW_MS 1500 </w:t>
+      </w:r>
+      <w:proofErr w:type="spellStart"/>
+      <w:r>
+        <w:t>ms</w:t>
+      </w:r>
+      <w:proofErr w:type="spellEnd"/>
+      <w:r>
+        <w:br/>
+      </w:r>
+      <w:r>
+        <w:t xml:space="preserve">WETLAB_SAMPLE_WAIT_MS 900 </w:t>
+      </w:r>
+      <w:proofErr w:type="spellStart"/>
+      <w:r>
+        <w:t>ms</w:t>
+      </w:r>
+      <w:proofErr w:type="spellEnd"/>
+      <w:r>
+        <w:br/>
+      </w:r>
+      <w:r>
+        <w:t xml:space="preserve">CTD_WAKEUP_TIMEOUT_MS 50 </w:t>
+      </w:r>
+      <w:proofErr w:type="spellStart"/>
+      <w:r>
+        <w:t>ms</w:t>
+      </w:r>
+      <w:proofErr w:type="spellEnd"/>
+      <w:r>
+        <w:br/>
+      </w:r>
+      <w:r>
+        <w:t>CTD_WAKEUP_RETRIES 10</w:t>
+      </w:r>
+      <w:r>
+        <w:br/>
+      </w:r>
+      <w:r>
+        <w:t xml:space="preserve">OPTODE_WAKE_DELAY_MS 500 </w:t>
+      </w:r>
+      <w:proofErr w:type="spellStart"/>
+      <w:r>
+        <w:t>ms</w:t>
+      </w:r>
+      <w:proofErr w:type="spellEnd"/>
+      <w:r>
+        <w:t xml:space="preserve"> </w:t>
+      </w:r>
+      <w:r>
+        <w:br/>
       </w:r>
     </w:p>
     <w:p>
       <w:pPr>
         <w:spacing w:after="0" w:line="240" w:lineRule="auto"/>
+        <w:rPr>
+          <w:rFonts w:asciiTheme="majorHAnsi" w:eastAsiaTheme="majorEastAsia" w:hAnsiTheme="majorHAnsi" w:cstheme="majorBidi"/>
+          <w:color w:val="0F4761" w:themeColor="accent1" w:themeShade="BF"/>
+          <w:sz w:val="40"/>
+          <w:szCs w:val="40"/>
+        </w:rPr>
       </w:pPr>
       <w:r>
         <w:br w:type="page"/>
@@ -15020,581 +15295,7 @@
     </w:p>
     <w:p>
       <w:pPr>
-        <w:pStyle w:val="Heading2"/>
-      </w:pPr>
-      <w:r>
-        <w:lastRenderedPageBreak/>
-        <w:t>Application Global State Variables</w:t>
-      </w:r>
-    </w:p>
-    <w:p>
-      <w:proofErr w:type="spellStart"/>
-      <w:r>
-        <w:t>g_app</w:t>
-      </w:r>
-      <w:proofErr w:type="spellEnd"/>
-      <w:r>
-        <w:t xml:space="preserve"> is declared in </w:t>
-      </w:r>
-      <w:proofErr w:type="spellStart"/>
-      <w:r>
-        <w:t>config.h</w:t>
-      </w:r>
-      <w:proofErr w:type="spellEnd"/>
-      <w:r>
-        <w:t xml:space="preserve"> and initialized by </w:t>
-      </w:r>
-      <w:proofErr w:type="spellStart"/>
-      <w:r>
-        <w:t>config_</w:t>
-      </w:r>
-      <w:proofErr w:type="gramStart"/>
-      <w:r>
-        <w:t>init</w:t>
-      </w:r>
-      <w:proofErr w:type="spellEnd"/>
-      <w:r>
-        <w:t>(</w:t>
-      </w:r>
-      <w:proofErr w:type="gramEnd"/>
-      <w:r>
-        <w:t>) (Core/Inc/</w:t>
-      </w:r>
-      <w:proofErr w:type="spellStart"/>
-      <w:r>
-        <w:t>config.h</w:t>
-      </w:r>
-      <w:proofErr w:type="spellEnd"/>
-      <w:r>
-        <w:t>, Core/</w:t>
-      </w:r>
-      <w:proofErr w:type="spellStart"/>
-      <w:r>
-        <w:t>Src</w:t>
-      </w:r>
-      <w:proofErr w:type="spellEnd"/>
-      <w:r>
-        <w:t>/</w:t>
-      </w:r>
-      <w:proofErr w:type="spellStart"/>
-      <w:r>
-        <w:t>config.c</w:t>
-      </w:r>
-      <w:proofErr w:type="spellEnd"/>
-      <w:r>
-        <w:t>). It contains:</w:t>
-      </w:r>
-    </w:p>
-    <w:tbl>
-      <w:tblPr>
-        <w:tblW w:w="0" w:type="auto"/>
-        <w:tblCellSpacing w:w="15" w:type="dxa"/>
-        <w:tblCellMar>
-          <w:top w:w="15" w:type="dxa"/>
-          <w:left w:w="15" w:type="dxa"/>
-          <w:bottom w:w="15" w:type="dxa"/>
-          <w:right w:w="15" w:type="dxa"/>
-        </w:tblCellMar>
-        <w:tblLook w:val="04A0" w:firstRow="1" w:lastRow="0" w:firstColumn="1" w:lastColumn="0" w:noHBand="0" w:noVBand="1"/>
-      </w:tblPr>
-      <w:tblGrid>
-        <w:gridCol w:w="1568"/>
-        <w:gridCol w:w="7792"/>
-      </w:tblGrid>
-      <w:tr>
-        <w:trPr>
-          <w:tblHeader/>
-          <w:tblCellSpacing w:w="15" w:type="dxa"/>
-        </w:trPr>
-        <w:tc>
-          <w:tcPr>
-            <w:tcW w:w="0" w:type="auto"/>
-            <w:vAlign w:val="center"/>
-            <w:hideMark/>
-          </w:tcPr>
-          <w:p>
-            <w:pPr>
-              <w:rPr>
-                <w:b/>
-                <w:bCs/>
-              </w:rPr>
-            </w:pPr>
-            <w:r>
-              <w:rPr>
-                <w:b/>
-                <w:bCs/>
-              </w:rPr>
-              <w:t>Field</w:t>
-            </w:r>
-          </w:p>
-        </w:tc>
-        <w:tc>
-          <w:tcPr>
-            <w:tcW w:w="0" w:type="auto"/>
-            <w:vAlign w:val="center"/>
-            <w:hideMark/>
-          </w:tcPr>
-          <w:p>
-            <w:pPr>
-              <w:rPr>
-                <w:b/>
-                <w:bCs/>
-              </w:rPr>
-            </w:pPr>
-            <w:r>
-              <w:rPr>
-                <w:b/>
-                <w:bCs/>
-              </w:rPr>
-              <w:t>Meaning</w:t>
-            </w:r>
-          </w:p>
-        </w:tc>
-      </w:tr>
-      <w:tr>
-        <w:trPr>
-          <w:tblCellSpacing w:w="15" w:type="dxa"/>
-        </w:trPr>
-        <w:tc>
-          <w:tcPr>
-            <w:tcW w:w="0" w:type="auto"/>
-            <w:vAlign w:val="center"/>
-            <w:hideMark/>
-          </w:tcPr>
-          <w:p>
-            <w:r>
-              <w:t>mode</w:t>
-            </w:r>
-          </w:p>
-        </w:tc>
-        <w:tc>
-          <w:tcPr>
-            <w:tcW w:w="0" w:type="auto"/>
-            <w:vAlign w:val="center"/>
-            <w:hideMark/>
-          </w:tcPr>
-          <w:p>
-            <w:r>
-              <w:t>Current high-level operating mode.</w:t>
-            </w:r>
-          </w:p>
-        </w:tc>
-      </w:tr>
-      <w:tr>
-        <w:trPr>
-          <w:tblCellSpacing w:w="15" w:type="dxa"/>
-        </w:trPr>
-        <w:tc>
-          <w:tcPr>
-            <w:tcW w:w="0" w:type="auto"/>
-            <w:vAlign w:val="center"/>
-            <w:hideMark/>
-          </w:tcPr>
-          <w:p>
-            <w:proofErr w:type="spellStart"/>
-            <w:r>
-              <w:t>start_flag</w:t>
-            </w:r>
-            <w:proofErr w:type="spellEnd"/>
-          </w:p>
-        </w:tc>
-        <w:tc>
-          <w:tcPr>
-            <w:tcW w:w="0" w:type="auto"/>
-            <w:vAlign w:val="center"/>
-            <w:hideMark/>
-          </w:tcPr>
-          <w:p>
-            <w:r>
-              <w:t>Volatile PB8 record-trigger request consumed by recorder or low-power code.</w:t>
-            </w:r>
-          </w:p>
-        </w:tc>
-      </w:tr>
-      <w:tr>
-        <w:trPr>
-          <w:tblCellSpacing w:w="15" w:type="dxa"/>
-        </w:trPr>
-        <w:tc>
-          <w:tcPr>
-            <w:tcW w:w="0" w:type="auto"/>
-            <w:vAlign w:val="center"/>
-            <w:hideMark/>
-          </w:tcPr>
-          <w:p>
-            <w:proofErr w:type="spellStart"/>
-            <w:r>
-              <w:t>sd_status</w:t>
-            </w:r>
-            <w:proofErr w:type="spellEnd"/>
-          </w:p>
-        </w:tc>
-        <w:tc>
-          <w:tcPr>
-            <w:tcW w:w="0" w:type="auto"/>
-            <w:vAlign w:val="center"/>
-            <w:hideMark/>
-          </w:tcPr>
-          <w:p>
-            <w:r>
-              <w:t>SD/</w:t>
-            </w:r>
-            <w:proofErr w:type="spellStart"/>
-            <w:r>
-              <w:t>FatFS</w:t>
-            </w:r>
-            <w:proofErr w:type="spellEnd"/>
-            <w:r>
-              <w:t xml:space="preserve"> status: OFF, READY, or ERROR.</w:t>
-            </w:r>
-          </w:p>
-        </w:tc>
-      </w:tr>
-      <w:tr>
-        <w:trPr>
-          <w:tblCellSpacing w:w="15" w:type="dxa"/>
-        </w:trPr>
-        <w:tc>
-          <w:tcPr>
-            <w:tcW w:w="0" w:type="auto"/>
-            <w:vAlign w:val="center"/>
-            <w:hideMark/>
-          </w:tcPr>
-          <w:p>
-            <w:proofErr w:type="spellStart"/>
-            <w:r>
-              <w:t>rtc_status</w:t>
-            </w:r>
-            <w:proofErr w:type="spellEnd"/>
-          </w:p>
-        </w:tc>
-        <w:tc>
-          <w:tcPr>
-            <w:tcW w:w="0" w:type="auto"/>
-            <w:vAlign w:val="center"/>
-            <w:hideMark/>
-          </w:tcPr>
-          <w:p>
-            <w:r>
-              <w:t>RTC status: OFF, READY, or ERROR.</w:t>
-            </w:r>
-          </w:p>
-        </w:tc>
-      </w:tr>
-      <w:tr>
-        <w:trPr>
-          <w:tblCellSpacing w:w="15" w:type="dxa"/>
-        </w:trPr>
-        <w:tc>
-          <w:tcPr>
-            <w:tcW w:w="0" w:type="auto"/>
-            <w:vAlign w:val="center"/>
-            <w:hideMark/>
-          </w:tcPr>
-          <w:p>
-            <w:proofErr w:type="spellStart"/>
-            <w:r>
-              <w:t>ctd_status</w:t>
-            </w:r>
-            <w:proofErr w:type="spellEnd"/>
-          </w:p>
-        </w:tc>
-        <w:tc>
-          <w:tcPr>
-            <w:tcW w:w="0" w:type="auto"/>
-            <w:vAlign w:val="center"/>
-            <w:hideMark/>
-          </w:tcPr>
-          <w:p>
-            <w:r>
-              <w:t>CTD interface status: OFF, READY, or ERROR.</w:t>
-            </w:r>
-          </w:p>
-        </w:tc>
-      </w:tr>
-      <w:tr>
-        <w:trPr>
-          <w:tblCellSpacing w:w="15" w:type="dxa"/>
-        </w:trPr>
-        <w:tc>
-          <w:tcPr>
-            <w:tcW w:w="0" w:type="auto"/>
-            <w:vAlign w:val="center"/>
-            <w:hideMark/>
-          </w:tcPr>
-          <w:p>
-            <w:proofErr w:type="spellStart"/>
-            <w:r>
-              <w:t>optode_status</w:t>
-            </w:r>
-            <w:proofErr w:type="spellEnd"/>
-          </w:p>
-        </w:tc>
-        <w:tc>
-          <w:tcPr>
-            <w:tcW w:w="0" w:type="auto"/>
-            <w:vAlign w:val="center"/>
-            <w:hideMark/>
-          </w:tcPr>
-          <w:p>
-            <w:proofErr w:type="spellStart"/>
-            <w:r>
-              <w:t>Optode</w:t>
-            </w:r>
-            <w:proofErr w:type="spellEnd"/>
-            <w:r>
-              <w:t xml:space="preserve"> interface status: OFF, READY, or ERROR.</w:t>
-            </w:r>
-          </w:p>
-        </w:tc>
-      </w:tr>
-      <w:tr>
-        <w:trPr>
-          <w:tblCellSpacing w:w="15" w:type="dxa"/>
-        </w:trPr>
-        <w:tc>
-          <w:tcPr>
-            <w:tcW w:w="0" w:type="auto"/>
-            <w:vAlign w:val="center"/>
-            <w:hideMark/>
-          </w:tcPr>
-          <w:p>
-            <w:proofErr w:type="spellStart"/>
-            <w:r>
-              <w:t>wetlab_status</w:t>
-            </w:r>
-            <w:proofErr w:type="spellEnd"/>
-          </w:p>
-        </w:tc>
-        <w:tc>
-          <w:tcPr>
-            <w:tcW w:w="0" w:type="auto"/>
-            <w:vAlign w:val="center"/>
-            <w:hideMark/>
-          </w:tcPr>
-          <w:p>
-            <w:proofErr w:type="spellStart"/>
-            <w:r>
-              <w:t>WetLab</w:t>
-            </w:r>
-            <w:proofErr w:type="spellEnd"/>
-            <w:r>
-              <w:t xml:space="preserve"> interface status: OFF, READY, or ERROR.</w:t>
-            </w:r>
-          </w:p>
-        </w:tc>
-      </w:tr>
-      <w:tr>
-        <w:trPr>
-          <w:tblCellSpacing w:w="15" w:type="dxa"/>
-        </w:trPr>
-        <w:tc>
-          <w:tcPr>
-            <w:tcW w:w="0" w:type="auto"/>
-            <w:vAlign w:val="center"/>
-            <w:hideMark/>
-          </w:tcPr>
-          <w:p>
-            <w:proofErr w:type="spellStart"/>
-            <w:r>
-              <w:t>wifi_state</w:t>
-            </w:r>
-            <w:proofErr w:type="spellEnd"/>
-          </w:p>
-        </w:tc>
-        <w:tc>
-          <w:tcPr>
-            <w:tcW w:w="0" w:type="auto"/>
-            <w:vAlign w:val="center"/>
-            <w:hideMark/>
-          </w:tcPr>
-          <w:p>
-            <w:r>
-              <w:t xml:space="preserve">Stored </w:t>
-            </w:r>
-            <w:proofErr w:type="spellStart"/>
-            <w:r>
-              <w:t>wifi_state_t</w:t>
-            </w:r>
-            <w:proofErr w:type="spellEnd"/>
-            <w:r>
-              <w:t>: OFF, INIT, STREAMING, or ERROR.</w:t>
-            </w:r>
-          </w:p>
-        </w:tc>
-      </w:tr>
-      <w:tr>
-        <w:trPr>
-          <w:tblCellSpacing w:w="15" w:type="dxa"/>
-        </w:trPr>
-        <w:tc>
-          <w:tcPr>
-            <w:tcW w:w="0" w:type="auto"/>
-            <w:vAlign w:val="center"/>
-            <w:hideMark/>
-          </w:tcPr>
-          <w:p>
-            <w:proofErr w:type="spellStart"/>
-            <w:r>
-              <w:t>sensor_level</w:t>
-            </w:r>
-            <w:proofErr w:type="spellEnd"/>
-          </w:p>
-        </w:tc>
-        <w:tc>
-          <w:tcPr>
-            <w:tcW w:w="0" w:type="auto"/>
-            <w:vAlign w:val="center"/>
-            <w:hideMark/>
-          </w:tcPr>
-          <w:p>
-            <w:r>
-              <w:t>Active sensor configuration level, 1 through 3.</w:t>
-            </w:r>
-          </w:p>
-        </w:tc>
-      </w:tr>
-    </w:tbl>
-    <w:p>
-      <w:r>
-        <w:t>Important configuration constants live in Core/Inc/</w:t>
-      </w:r>
-      <w:proofErr w:type="spellStart"/>
-      <w:r>
-        <w:t>config.h</w:t>
-      </w:r>
-      <w:proofErr w:type="spellEnd"/>
-      <w:r>
-        <w:t xml:space="preserve">. Current values are: </w:t>
-      </w:r>
-    </w:p>
-    <w:p>
-      <w:r>
-        <w:t>sample interval minimum 4 s, maximum 60 s, default 4 s</w:t>
-      </w:r>
-      <w:r>
-        <w:br/>
-      </w:r>
-      <w:r>
-        <w:t xml:space="preserve">WETLAB_BOOT_MS 1500 </w:t>
-      </w:r>
-      <w:proofErr w:type="spellStart"/>
-      <w:r>
-        <w:t>ms</w:t>
-      </w:r>
-      <w:proofErr w:type="spellEnd"/>
-      <w:r>
-        <w:br/>
-      </w:r>
-      <w:r>
-        <w:t xml:space="preserve">SENSOR_COLLECT_WINDOW_MS 1500 </w:t>
-      </w:r>
-      <w:proofErr w:type="spellStart"/>
-      <w:r>
-        <w:t>ms</w:t>
-      </w:r>
-      <w:proofErr w:type="spellEnd"/>
-      <w:r>
-        <w:br/>
-      </w:r>
-      <w:r>
-        <w:t xml:space="preserve">WETLAB_SAMPLE_WAIT_MS 900 </w:t>
-      </w:r>
-      <w:proofErr w:type="spellStart"/>
-      <w:r>
-        <w:t>ms</w:t>
-      </w:r>
-      <w:proofErr w:type="spellEnd"/>
-      <w:r>
-        <w:br/>
-      </w:r>
-      <w:r>
-        <w:t xml:space="preserve">CTD_WAKEUP_TIMEOUT_MS 50 </w:t>
-      </w:r>
-      <w:proofErr w:type="spellStart"/>
-      <w:r>
-        <w:t>ms</w:t>
-      </w:r>
-      <w:proofErr w:type="spellEnd"/>
-      <w:r>
-        <w:br/>
-      </w:r>
-      <w:r>
-        <w:t>CTD_WAKEUP_RETRIES 10</w:t>
-      </w:r>
-      <w:r>
-        <w:br/>
-      </w:r>
-      <w:r>
-        <w:t xml:space="preserve">OPTODE_WAKE_DELAY_MS 500 </w:t>
-      </w:r>
-      <w:proofErr w:type="spellStart"/>
-      <w:r>
-        <w:t>ms</w:t>
-      </w:r>
-      <w:proofErr w:type="spellEnd"/>
-      <w:r>
-        <w:t xml:space="preserve"> </w:t>
-      </w:r>
-      <w:r>
-        <w:br/>
-      </w:r>
-      <w:r>
-        <w:br/>
-      </w:r>
-      <w:r>
-        <w:t xml:space="preserve">The sensors shell handler also has a separate 1200 </w:t>
-      </w:r>
-      <w:proofErr w:type="spellStart"/>
-      <w:r>
-        <w:t>ms</w:t>
-      </w:r>
-      <w:proofErr w:type="spellEnd"/>
-      <w:r>
-        <w:t xml:space="preserve"> pre-sample delay before calling </w:t>
-      </w:r>
-      <w:proofErr w:type="spellStart"/>
-      <w:r>
-        <w:t>sensors_</w:t>
-      </w:r>
-      <w:proofErr w:type="gramStart"/>
-      <w:r>
-        <w:t>sample</w:t>
-      </w:r>
-      <w:proofErr w:type="spellEnd"/>
-      <w:r>
-        <w:t>(</w:t>
-      </w:r>
-      <w:proofErr w:type="gramEnd"/>
-      <w:r>
-        <w:t>) (Core/</w:t>
-      </w:r>
-      <w:proofErr w:type="spellStart"/>
-      <w:r>
-        <w:t>Src</w:t>
-      </w:r>
-      <w:proofErr w:type="spellEnd"/>
-      <w:r>
-        <w:t>/</w:t>
-      </w:r>
-      <w:proofErr w:type="spellStart"/>
-      <w:r>
-        <w:t>task_handlers.c</w:t>
-      </w:r>
-      <w:proofErr w:type="spellEnd"/>
-      <w:r>
-        <w:t>).</w:t>
-      </w:r>
-    </w:p>
-    <w:p>
-      <w:r>
-        <w:br w:type="page"/>
-      </w:r>
-    </w:p>
-    <w:p>
-      <w:pPr>
         <w:pStyle w:val="Heading1"/>
-        <w:spacing w:before="0"/>
       </w:pPr>
       <w:r>
         <w:lastRenderedPageBreak/>
@@ -18758,6 +18459,119 @@
     </w:lvl>
   </w:abstractNum>
   <w:abstractNum w:abstractNumId="12" w15:restartNumberingAfterBreak="0">
+    <w:nsid w:val="6BCB181A"/>
+    <w:multiLevelType w:val="hybridMultilevel"/>
+    <w:tmpl w:val="BDA88A6A"/>
+    <w:lvl w:ilvl="0" w:tplc="04090001">
+      <w:start w:val="1"/>
+      <w:numFmt w:val="bullet"/>
+      <w:lvlText w:val=""/>
+      <w:lvlJc w:val="left"/>
+      <w:pPr>
+        <w:ind w:left="720" w:hanging="360"/>
+      </w:pPr>
+      <w:rPr>
+        <w:rFonts w:ascii="Symbol" w:hAnsi="Symbol" w:hint="default"/>
+      </w:rPr>
+    </w:lvl>
+    <w:lvl w:ilvl="1" w:tplc="04090003" w:tentative="1">
+      <w:start w:val="1"/>
+      <w:numFmt w:val="bullet"/>
+      <w:lvlText w:val="o"/>
+      <w:lvlJc w:val="left"/>
+      <w:pPr>
+        <w:ind w:left="1440" w:hanging="360"/>
+      </w:pPr>
+      <w:rPr>
+        <w:rFonts w:ascii="Courier New" w:hAnsi="Courier New" w:cs="Courier New" w:hint="default"/>
+      </w:rPr>
+    </w:lvl>
+    <w:lvl w:ilvl="2" w:tplc="04090005" w:tentative="1">
+      <w:start w:val="1"/>
+      <w:numFmt w:val="bullet"/>
+      <w:lvlText w:val=""/>
+      <w:lvlJc w:val="left"/>
+      <w:pPr>
+        <w:ind w:left="2160" w:hanging="360"/>
+      </w:pPr>
+      <w:rPr>
+        <w:rFonts w:ascii="Wingdings" w:hAnsi="Wingdings" w:hint="default"/>
+      </w:rPr>
+    </w:lvl>
+    <w:lvl w:ilvl="3" w:tplc="04090001" w:tentative="1">
+      <w:start w:val="1"/>
+      <w:numFmt w:val="bullet"/>
+      <w:lvlText w:val=""/>
+      <w:lvlJc w:val="left"/>
+      <w:pPr>
+        <w:ind w:left="2880" w:hanging="360"/>
+      </w:pPr>
+      <w:rPr>
+        <w:rFonts w:ascii="Symbol" w:hAnsi="Symbol" w:hint="default"/>
+      </w:rPr>
+    </w:lvl>
+    <w:lvl w:ilvl="4" w:tplc="04090003" w:tentative="1">
+      <w:start w:val="1"/>
+      <w:numFmt w:val="bullet"/>
+      <w:lvlText w:val="o"/>
+      <w:lvlJc w:val="left"/>
+      <w:pPr>
+        <w:ind w:left="3600" w:hanging="360"/>
+      </w:pPr>
+      <w:rPr>
+        <w:rFonts w:ascii="Courier New" w:hAnsi="Courier New" w:cs="Courier New" w:hint="default"/>
+      </w:rPr>
+    </w:lvl>
+    <w:lvl w:ilvl="5" w:tplc="04090005" w:tentative="1">
+      <w:start w:val="1"/>
+      <w:numFmt w:val="bullet"/>
+      <w:lvlText w:val=""/>
+      <w:lvlJc w:val="left"/>
+      <w:pPr>
+        <w:ind w:left="4320" w:hanging="360"/>
+      </w:pPr>
+      <w:rPr>
+        <w:rFonts w:ascii="Wingdings" w:hAnsi="Wingdings" w:hint="default"/>
+      </w:rPr>
+    </w:lvl>
+    <w:lvl w:ilvl="6" w:tplc="04090001" w:tentative="1">
+      <w:start w:val="1"/>
+      <w:numFmt w:val="bullet"/>
+      <w:lvlText w:val=""/>
+      <w:lvlJc w:val="left"/>
+      <w:pPr>
+        <w:ind w:left="5040" w:hanging="360"/>
+      </w:pPr>
+      <w:rPr>
+        <w:rFonts w:ascii="Symbol" w:hAnsi="Symbol" w:hint="default"/>
+      </w:rPr>
+    </w:lvl>
+    <w:lvl w:ilvl="7" w:tplc="04090003" w:tentative="1">
+      <w:start w:val="1"/>
+      <w:numFmt w:val="bullet"/>
+      <w:lvlText w:val="o"/>
+      <w:lvlJc w:val="left"/>
+      <w:pPr>
+        <w:ind w:left="5760" w:hanging="360"/>
+      </w:pPr>
+      <w:rPr>
+        <w:rFonts w:ascii="Courier New" w:hAnsi="Courier New" w:cs="Courier New" w:hint="default"/>
+      </w:rPr>
+    </w:lvl>
+    <w:lvl w:ilvl="8" w:tplc="04090005" w:tentative="1">
+      <w:start w:val="1"/>
+      <w:numFmt w:val="bullet"/>
+      <w:lvlText w:val=""/>
+      <w:lvlJc w:val="left"/>
+      <w:pPr>
+        <w:ind w:left="6480" w:hanging="360"/>
+      </w:pPr>
+      <w:rPr>
+        <w:rFonts w:ascii="Wingdings" w:hAnsi="Wingdings" w:hint="default"/>
+      </w:rPr>
+    </w:lvl>
+  </w:abstractNum>
+  <w:abstractNum w:abstractNumId="13" w15:restartNumberingAfterBreak="0">
     <w:nsid w:val="6F53172E"/>
     <w:multiLevelType w:val="multilevel"/>
     <w:tmpl w:val="F5CE965C"/>
@@ -18870,7 +18684,7 @@
       </w:pPr>
     </w:lvl>
   </w:abstractNum>
-  <w:abstractNum w:abstractNumId="13" w15:restartNumberingAfterBreak="0">
+  <w:abstractNum w:abstractNumId="14" w15:restartNumberingAfterBreak="0">
     <w:nsid w:val="71ED6962"/>
     <w:multiLevelType w:val="multilevel"/>
     <w:tmpl w:val="4F2CB27E"/>
@@ -18983,7 +18797,7 @@
       </w:pPr>
     </w:lvl>
   </w:abstractNum>
-  <w:abstractNum w:abstractNumId="14" w15:restartNumberingAfterBreak="0">
+  <w:abstractNum w:abstractNumId="15" w15:restartNumberingAfterBreak="0">
     <w:nsid w:val="75FE6AB2"/>
     <w:multiLevelType w:val="multilevel"/>
     <w:tmpl w:val="E53A8F86"/>
@@ -19106,7 +18920,7 @@
     <w:abstractNumId w:val="3"/>
   </w:num>
   <w:num w:numId="4" w16cid:durableId="850723524">
-    <w:abstractNumId w:val="14"/>
+    <w:abstractNumId w:val="15"/>
   </w:num>
   <w:num w:numId="5" w16cid:durableId="1509172512">
     <w:abstractNumId w:val="10"/>
@@ -19115,13 +18929,13 @@
     <w:abstractNumId w:val="11"/>
   </w:num>
   <w:num w:numId="7" w16cid:durableId="681051344">
-    <w:abstractNumId w:val="13"/>
+    <w:abstractNumId w:val="14"/>
   </w:num>
   <w:num w:numId="8" w16cid:durableId="997727537">
     <w:abstractNumId w:val="0"/>
   </w:num>
   <w:num w:numId="9" w16cid:durableId="460072867">
-    <w:abstractNumId w:val="12"/>
+    <w:abstractNumId w:val="13"/>
   </w:num>
   <w:num w:numId="10" w16cid:durableId="618728722">
     <w:abstractNumId w:val="7"/>
@@ -19140,6 +18954,9 @@
   </w:num>
   <w:num w:numId="15" w16cid:durableId="1536694949">
     <w:abstractNumId w:val="6"/>
+  </w:num>
+  <w:num w:numId="16" w16cid:durableId="2086024698">
+    <w:abstractNumId w:val="12"/>
   </w:num>
 </w:numbering>
 </file>
@@ -19748,6 +19565,7 @@
   <w:style w:type="character" w:default="1" w:styleId="DefaultParagraphFont">
     <w:name w:val="Default Paragraph Font"/>
     <w:uiPriority w:val="1"/>
+    <w:semiHidden/>
     <w:unhideWhenUsed/>
   </w:style>
   <w:style w:type="table" w:default="1" w:styleId="TableNormal">
@@ -20235,6 +20053,22 @@
       <w:szCs w:val="20"/>
     </w:rPr>
   </w:style>
+  <w:style w:type="table" w:styleId="TableGrid">
+    <w:name w:val="Table Grid"/>
+    <w:basedOn w:val="TableNormal"/>
+    <w:uiPriority w:val="39"/>
+    <w:rsid w:val="006D4F38"/>
+    <w:tblPr>
+      <w:tblBorders>
+        <w:top w:val="single" w:sz="4" w:space="0" w:color="auto"/>
+        <w:left w:val="single" w:sz="4" w:space="0" w:color="auto"/>
+        <w:bottom w:val="single" w:sz="4" w:space="0" w:color="auto"/>
+        <w:right w:val="single" w:sz="4" w:space="0" w:color="auto"/>
+        <w:insideH w:val="single" w:sz="4" w:space="0" w:color="auto"/>
+        <w:insideV w:val="single" w:sz="4" w:space="0" w:color="auto"/>
+      </w:tblBorders>
+    </w:tblPr>
+  </w:style>
 </w:styles>
 </file>
 

--- a/Docs/Prawler Firmware Documentation.docx
+++ b/Docs/Prawler Firmware Documentation.docx
@@ -445,28 +445,14 @@
         <w:rPr>
           <w:rStyle w:val="SourceText"/>
         </w:rPr>
-        <w:t>RTC_</w:t>
-      </w:r>
-      <w:proofErr w:type="gramStart"/>
-      <w:r>
-        <w:rPr>
-          <w:rStyle w:val="SourceText"/>
-        </w:rPr>
-        <w:t>Init</w:t>
-      </w:r>
-      <w:proofErr w:type="spellEnd"/>
-      <w:r>
-        <w:rPr>
-          <w:rStyle w:val="SourceText"/>
-        </w:rPr>
-        <w:t>(</w:t>
-      </w:r>
-      <w:proofErr w:type="gramEnd"/>
-      <w:r>
-        <w:rPr>
-          <w:rStyle w:val="SourceText"/>
-        </w:rPr>
-        <w:t>)</w:t>
+        <w:t>RTC_Init</w:t>
+      </w:r>
+      <w:proofErr w:type="spellEnd"/>
+      <w:r>
+        <w:rPr>
+          <w:rStyle w:val="SourceText"/>
+        </w:rPr>
+        <w:t>()</w:t>
       </w:r>
       <w:r>
         <w:t xml:space="preserve"> is called at boot after SPI2 initialization. </w:t>
@@ -1122,14 +1108,7 @@
         <w:rPr>
           <w:rStyle w:val="SourceText"/>
         </w:rPr>
-        <w:t>RTC_</w:t>
-      </w:r>
-      <w:proofErr w:type="gramStart"/>
-      <w:r>
-        <w:rPr>
-          <w:rStyle w:val="SourceText"/>
-        </w:rPr>
-        <w:t>ReadRegister</w:t>
+        <w:t>RTC_ReadRegister</w:t>
       </w:r>
       <w:proofErr w:type="spellEnd"/>
       <w:r>
@@ -1138,7 +1117,6 @@
         </w:rPr>
         <w:t>(</w:t>
       </w:r>
-      <w:proofErr w:type="gramEnd"/>
       <w:r>
         <w:rPr>
           <w:rStyle w:val="SourceText"/>
@@ -1167,28 +1145,14 @@
         <w:rPr>
           <w:rStyle w:val="SourceText"/>
         </w:rPr>
-        <w:t>RTC_</w:t>
-      </w:r>
-      <w:proofErr w:type="gramStart"/>
-      <w:r>
-        <w:rPr>
-          <w:rStyle w:val="SourceText"/>
-        </w:rPr>
-        <w:t>Init</w:t>
-      </w:r>
-      <w:proofErr w:type="spellEnd"/>
-      <w:r>
-        <w:rPr>
-          <w:rStyle w:val="SourceText"/>
-        </w:rPr>
-        <w:t>(</w:t>
-      </w:r>
-      <w:proofErr w:type="gramEnd"/>
-      <w:r>
-        <w:rPr>
-          <w:rStyle w:val="SourceText"/>
-        </w:rPr>
-        <w:t>)</w:t>
+        <w:t>RTC_Init</w:t>
+      </w:r>
+      <w:proofErr w:type="spellEnd"/>
+      <w:r>
+        <w:rPr>
+          <w:rStyle w:val="SourceText"/>
+        </w:rPr>
+        <w:t>()</w:t>
       </w:r>
       <w:r>
         <w:t xml:space="preserve"> performs this sequence:</w:t>
@@ -1483,19 +1447,11 @@
       <w:r>
         <w:t xml:space="preserve">The public year field is </w:t>
       </w:r>
-      <w:proofErr w:type="gramStart"/>
-      <w:r>
-        <w:rPr>
-          <w:rStyle w:val="SourceText"/>
-        </w:rPr>
-        <w:t>0..</w:t>
-      </w:r>
-      <w:proofErr w:type="gramEnd"/>
-      <w:r>
-        <w:rPr>
-          <w:rStyle w:val="SourceText"/>
-        </w:rPr>
-        <w:t>79</w:t>
+      <w:r>
+        <w:rPr>
+          <w:rStyle w:val="SourceText"/>
+        </w:rPr>
+        <w:t>0..79</w:t>
       </w:r>
       <w:r>
         <w:t xml:space="preserve">, representing years 2000-2079. Weekday is intentionally unused by current firmware; 24-hour mode is assumed by </w:t>
@@ -1505,28 +1461,14 @@
         <w:rPr>
           <w:rStyle w:val="SourceText"/>
         </w:rPr>
-        <w:t>RTC_</w:t>
-      </w:r>
-      <w:proofErr w:type="gramStart"/>
-      <w:r>
-        <w:rPr>
-          <w:rStyle w:val="SourceText"/>
-        </w:rPr>
-        <w:t>GetDateTime</w:t>
-      </w:r>
-      <w:proofErr w:type="spellEnd"/>
-      <w:r>
-        <w:rPr>
-          <w:rStyle w:val="SourceText"/>
-        </w:rPr>
-        <w:t>(</w:t>
-      </w:r>
-      <w:proofErr w:type="gramEnd"/>
-      <w:r>
-        <w:rPr>
-          <w:rStyle w:val="SourceText"/>
-        </w:rPr>
-        <w:t>)</w:t>
+        <w:t>RTC_GetDateTime</w:t>
+      </w:r>
+      <w:proofErr w:type="spellEnd"/>
+      <w:r>
+        <w:rPr>
+          <w:rStyle w:val="SourceText"/>
+        </w:rPr>
+        <w:t>()</w:t>
       </w:r>
       <w:r>
         <w:t>.</w:t>
@@ -1608,28 +1550,14 @@
               <w:rPr>
                 <w:rStyle w:val="SourceText"/>
               </w:rPr>
-              <w:t>RTC_</w:t>
-            </w:r>
-            <w:proofErr w:type="gramStart"/>
-            <w:r>
-              <w:rPr>
-                <w:rStyle w:val="SourceText"/>
-              </w:rPr>
-              <w:t>SetDateTime</w:t>
+              <w:t>RTC_SetDateTime</w:t>
             </w:r>
             <w:proofErr w:type="spellEnd"/>
             <w:r>
               <w:rPr>
                 <w:rStyle w:val="SourceText"/>
               </w:rPr>
-              <w:t>(</w:t>
-            </w:r>
-            <w:proofErr w:type="gramEnd"/>
-            <w:r>
-              <w:rPr>
-                <w:rStyle w:val="SourceText"/>
-              </w:rPr>
-              <w:t>)</w:t>
+              <w:t>()</w:t>
             </w:r>
           </w:p>
         </w:tc>
@@ -1667,28 +1595,14 @@
               <w:rPr>
                 <w:rStyle w:val="SourceText"/>
               </w:rPr>
-              <w:t>RTC_</w:t>
-            </w:r>
-            <w:proofErr w:type="gramStart"/>
-            <w:r>
-              <w:rPr>
-                <w:rStyle w:val="SourceText"/>
-              </w:rPr>
-              <w:t>GetDateTime</w:t>
+              <w:t>RTC_GetDateTime</w:t>
             </w:r>
             <w:proofErr w:type="spellEnd"/>
             <w:r>
               <w:rPr>
                 <w:rStyle w:val="SourceText"/>
               </w:rPr>
-              <w:t>(</w:t>
-            </w:r>
-            <w:proofErr w:type="gramEnd"/>
-            <w:r>
-              <w:rPr>
-                <w:rStyle w:val="SourceText"/>
-              </w:rPr>
-              <w:t>)</w:t>
+              <w:t>()</w:t>
             </w:r>
           </w:p>
         </w:tc>
@@ -1726,28 +1640,14 @@
               <w:rPr>
                 <w:rStyle w:val="SourceText"/>
               </w:rPr>
-              <w:t>RTC_</w:t>
-            </w:r>
-            <w:proofErr w:type="gramStart"/>
-            <w:r>
-              <w:rPr>
-                <w:rStyle w:val="SourceText"/>
-              </w:rPr>
-              <w:t>ToUnixEpoch</w:t>
+              <w:t>RTC_ToUnixEpoch</w:t>
             </w:r>
             <w:proofErr w:type="spellEnd"/>
             <w:r>
               <w:rPr>
                 <w:rStyle w:val="SourceText"/>
               </w:rPr>
-              <w:t>(</w:t>
-            </w:r>
-            <w:proofErr w:type="gramEnd"/>
-            <w:r>
-              <w:rPr>
-                <w:rStyle w:val="SourceText"/>
-              </w:rPr>
-              <w:t>)</w:t>
+              <w:t>()</w:t>
             </w:r>
           </w:p>
         </w:tc>
@@ -1785,28 +1685,14 @@
               <w:rPr>
                 <w:rStyle w:val="SourceText"/>
               </w:rPr>
-              <w:t>RTC_</w:t>
-            </w:r>
-            <w:proofErr w:type="gramStart"/>
-            <w:r>
-              <w:rPr>
-                <w:rStyle w:val="SourceText"/>
-              </w:rPr>
-              <w:t>FromUnixEpoch</w:t>
+              <w:t>RTC_FromUnixEpoch</w:t>
             </w:r>
             <w:proofErr w:type="spellEnd"/>
             <w:r>
               <w:rPr>
                 <w:rStyle w:val="SourceText"/>
               </w:rPr>
-              <w:t>(</w:t>
-            </w:r>
-            <w:proofErr w:type="gramEnd"/>
-            <w:r>
-              <w:rPr>
-                <w:rStyle w:val="SourceText"/>
-              </w:rPr>
-              <w:t>)</w:t>
+              <w:t>()</w:t>
             </w:r>
           </w:p>
         </w:tc>
@@ -1844,28 +1730,14 @@
               <w:rPr>
                 <w:rStyle w:val="SourceText"/>
               </w:rPr>
-              <w:t>RTC_</w:t>
-            </w:r>
-            <w:proofErr w:type="gramStart"/>
-            <w:r>
-              <w:rPr>
-                <w:rStyle w:val="SourceText"/>
-              </w:rPr>
-              <w:t>ToGPSEpoch</w:t>
+              <w:t>RTC_ToGPSEpoch</w:t>
             </w:r>
             <w:proofErr w:type="spellEnd"/>
             <w:r>
               <w:rPr>
                 <w:rStyle w:val="SourceText"/>
               </w:rPr>
-              <w:t>(</w:t>
-            </w:r>
-            <w:proofErr w:type="gramEnd"/>
-            <w:r>
-              <w:rPr>
-                <w:rStyle w:val="SourceText"/>
-              </w:rPr>
-              <w:t>)</w:t>
+              <w:t>()</w:t>
             </w:r>
           </w:p>
         </w:tc>
@@ -2063,28 +1935,14 @@
         <w:rPr>
           <w:rStyle w:val="SourceText"/>
         </w:rPr>
-        <w:t>lowpower_rtc_</w:t>
-      </w:r>
-      <w:proofErr w:type="gramStart"/>
-      <w:r>
-        <w:rPr>
-          <w:rStyle w:val="SourceText"/>
-        </w:rPr>
-        <w:t>begin</w:t>
-      </w:r>
-      <w:proofErr w:type="spellEnd"/>
-      <w:r>
-        <w:rPr>
-          <w:rStyle w:val="SourceText"/>
-        </w:rPr>
-        <w:t>(</w:t>
-      </w:r>
-      <w:proofErr w:type="gramEnd"/>
-      <w:r>
-        <w:rPr>
-          <w:rStyle w:val="SourceText"/>
-        </w:rPr>
-        <w:t>)</w:t>
+        <w:t>lowpower_rtc_begin</w:t>
+      </w:r>
+      <w:proofErr w:type="spellEnd"/>
+      <w:r>
+        <w:rPr>
+          <w:rStyle w:val="SourceText"/>
+        </w:rPr>
+        <w:t>()</w:t>
       </w:r>
       <w:r>
         <w:t xml:space="preserve"> / </w:t>
@@ -2133,28 +1991,14 @@
         <w:rPr>
           <w:rStyle w:val="SourceText"/>
         </w:rPr>
-        <w:t>get_</w:t>
-      </w:r>
-      <w:proofErr w:type="gramStart"/>
-      <w:r>
-        <w:rPr>
-          <w:rStyle w:val="SourceText"/>
-        </w:rPr>
-        <w:t>fattime</w:t>
-      </w:r>
-      <w:proofErr w:type="spellEnd"/>
-      <w:r>
-        <w:rPr>
-          <w:rStyle w:val="SourceText"/>
-        </w:rPr>
-        <w:t>(</w:t>
-      </w:r>
-      <w:proofErr w:type="gramEnd"/>
-      <w:r>
-        <w:rPr>
-          <w:rStyle w:val="SourceText"/>
-        </w:rPr>
-        <w:t>)</w:t>
+        <w:t>get_fattime</w:t>
+      </w:r>
+      <w:proofErr w:type="spellEnd"/>
+      <w:r>
+        <w:rPr>
+          <w:rStyle w:val="SourceText"/>
+        </w:rPr>
+        <w:t>()</w:t>
       </w:r>
       <w:r>
         <w:t xml:space="preserve"> from </w:t>
@@ -2181,28 +2025,14 @@
         <w:rPr>
           <w:rStyle w:val="SourceText"/>
         </w:rPr>
-        <w:t>RTC_</w:t>
-      </w:r>
-      <w:proofErr w:type="gramStart"/>
-      <w:r>
-        <w:rPr>
-          <w:rStyle w:val="SourceText"/>
-        </w:rPr>
-        <w:t>GetDateTime</w:t>
-      </w:r>
-      <w:proofErr w:type="spellEnd"/>
-      <w:r>
-        <w:rPr>
-          <w:rStyle w:val="SourceText"/>
-        </w:rPr>
-        <w:t>(</w:t>
-      </w:r>
-      <w:proofErr w:type="gramEnd"/>
-      <w:r>
-        <w:rPr>
-          <w:rStyle w:val="SourceText"/>
-        </w:rPr>
-        <w:t>)</w:t>
+        <w:t>RTC_GetDateTime</w:t>
+      </w:r>
+      <w:proofErr w:type="spellEnd"/>
+      <w:r>
+        <w:rPr>
+          <w:rStyle w:val="SourceText"/>
+        </w:rPr>
+        <w:t>()</w:t>
       </w:r>
       <w:r>
         <w:t xml:space="preserve"> and packs a FAT timestamp; on RTC read failure it returns zero. The recorder uses </w:t>
@@ -2212,28 +2042,14 @@
         <w:rPr>
           <w:rStyle w:val="SourceText"/>
         </w:rPr>
-        <w:t>RTC_</w:t>
-      </w:r>
-      <w:proofErr w:type="gramStart"/>
-      <w:r>
-        <w:rPr>
-          <w:rStyle w:val="SourceText"/>
-        </w:rPr>
-        <w:t>GetDateTime</w:t>
-      </w:r>
-      <w:proofErr w:type="spellEnd"/>
-      <w:r>
-        <w:rPr>
-          <w:rStyle w:val="SourceText"/>
-        </w:rPr>
-        <w:t>(</w:t>
-      </w:r>
-      <w:proofErr w:type="gramEnd"/>
-      <w:r>
-        <w:rPr>
-          <w:rStyle w:val="SourceText"/>
-        </w:rPr>
-        <w:t>)</w:t>
+        <w:t>RTC_GetDateTime</w:t>
+      </w:r>
+      <w:proofErr w:type="spellEnd"/>
+      <w:r>
+        <w:rPr>
+          <w:rStyle w:val="SourceText"/>
+        </w:rPr>
+        <w:t>()</w:t>
       </w:r>
       <w:r>
         <w:t xml:space="preserve"> through </w:t>
@@ -2471,28 +2287,14 @@
               <w:rPr>
                 <w:rStyle w:val="SourceText"/>
               </w:rPr>
-              <w:t>RTC_</w:t>
-            </w:r>
-            <w:proofErr w:type="gramStart"/>
-            <w:r>
-              <w:rPr>
-                <w:rStyle w:val="SourceText"/>
-              </w:rPr>
-              <w:t>SetAlarm</w:t>
+              <w:t>RTC_SetAlarm</w:t>
             </w:r>
             <w:proofErr w:type="spellEnd"/>
             <w:r>
               <w:rPr>
                 <w:rStyle w:val="SourceText"/>
               </w:rPr>
-              <w:t>(</w:t>
-            </w:r>
-            <w:proofErr w:type="gramEnd"/>
-            <w:r>
-              <w:rPr>
-                <w:rStyle w:val="SourceText"/>
-              </w:rPr>
-              <w:t>)</w:t>
+              <w:t>()</w:t>
             </w:r>
             <w:r>
               <w:t xml:space="preserve">, </w:t>
@@ -2581,28 +2383,14 @@
               <w:rPr>
                 <w:rStyle w:val="SourceText"/>
               </w:rPr>
-              <w:t>RTC_</w:t>
-            </w:r>
-            <w:proofErr w:type="gramStart"/>
-            <w:r>
-              <w:rPr>
-                <w:rStyle w:val="SourceText"/>
-              </w:rPr>
-              <w:t>SetExtendedAlarm</w:t>
+              <w:t>RTC_SetExtendedAlarm</w:t>
             </w:r>
             <w:proofErr w:type="spellEnd"/>
             <w:r>
               <w:rPr>
                 <w:rStyle w:val="SourceText"/>
               </w:rPr>
-              <w:t>(</w:t>
-            </w:r>
-            <w:proofErr w:type="gramEnd"/>
-            <w:r>
-              <w:rPr>
-                <w:rStyle w:val="SourceText"/>
-              </w:rPr>
-              <w:t>)</w:t>
+              <w:t>()</w:t>
             </w:r>
             <w:r>
               <w:t xml:space="preserve">, </w:t>
@@ -2657,28 +2445,14 @@
               <w:rPr>
                 <w:rStyle w:val="SourceText"/>
               </w:rPr>
-              <w:t>RTC_</w:t>
-            </w:r>
-            <w:proofErr w:type="gramStart"/>
-            <w:r>
-              <w:rPr>
-                <w:rStyle w:val="SourceText"/>
-              </w:rPr>
-              <w:t>SetTimer</w:t>
+              <w:t>RTC_SetTimer</w:t>
             </w:r>
             <w:proofErr w:type="spellEnd"/>
             <w:r>
               <w:rPr>
                 <w:rStyle w:val="SourceText"/>
               </w:rPr>
-              <w:t>(</w:t>
-            </w:r>
-            <w:proofErr w:type="gramEnd"/>
-            <w:r>
-              <w:rPr>
-                <w:rStyle w:val="SourceText"/>
-              </w:rPr>
-              <w:t>)</w:t>
+              <w:t>()</w:t>
             </w:r>
             <w:r>
               <w:t xml:space="preserve">, </w:t>
@@ -2784,28 +2558,14 @@
               <w:rPr>
                 <w:rStyle w:val="SourceText"/>
               </w:rPr>
-              <w:t>RTC_</w:t>
-            </w:r>
-            <w:proofErr w:type="gramStart"/>
-            <w:r>
-              <w:rPr>
-                <w:rStyle w:val="SourceText"/>
-              </w:rPr>
-              <w:t>GetInterruptFlags</w:t>
+              <w:t>RTC_GetInterruptFlags</w:t>
             </w:r>
             <w:proofErr w:type="spellEnd"/>
             <w:r>
               <w:rPr>
                 <w:rStyle w:val="SourceText"/>
               </w:rPr>
-              <w:t>(</w:t>
-            </w:r>
-            <w:proofErr w:type="gramEnd"/>
-            <w:r>
-              <w:rPr>
-                <w:rStyle w:val="SourceText"/>
-              </w:rPr>
-              <w:t>)</w:t>
+              <w:t>()</w:t>
             </w:r>
             <w:r>
               <w:t xml:space="preserve">, </w:t>
@@ -2911,28 +2671,14 @@
               <w:rPr>
                 <w:rStyle w:val="SourceText"/>
               </w:rPr>
-              <w:t>RTC_</w:t>
-            </w:r>
-            <w:proofErr w:type="gramStart"/>
-            <w:r>
-              <w:rPr>
-                <w:rStyle w:val="SourceText"/>
-              </w:rPr>
-              <w:t>NotifyInterrupt</w:t>
+              <w:t>RTC_NotifyInterrupt</w:t>
             </w:r>
             <w:proofErr w:type="spellEnd"/>
             <w:r>
               <w:rPr>
                 <w:rStyle w:val="SourceText"/>
               </w:rPr>
-              <w:t>(</w:t>
-            </w:r>
-            <w:proofErr w:type="gramEnd"/>
-            <w:r>
-              <w:rPr>
-                <w:rStyle w:val="SourceText"/>
-              </w:rPr>
-              <w:t>)</w:t>
+              <w:t>()</w:t>
             </w:r>
             <w:r>
               <w:t xml:space="preserve">, </w:t>
@@ -3542,19 +3288,11 @@
         <w:pStyle w:val="BodyText"/>
         <w:spacing w:after="160" w:line="278" w:lineRule="auto"/>
       </w:pPr>
-      <w:proofErr w:type="gramStart"/>
-      <w:r>
-        <w:rPr>
-          <w:rStyle w:val="SourceText"/>
-        </w:rPr>
-        <w:t>main(</w:t>
-      </w:r>
-      <w:proofErr w:type="gramEnd"/>
-      <w:r>
-        <w:rPr>
-          <w:rStyle w:val="SourceText"/>
-        </w:rPr>
-        <w:t>)</w:t>
+      <w:r>
+        <w:rPr>
+          <w:rStyle w:val="SourceText"/>
+        </w:rPr>
+        <w:t>main()</w:t>
       </w:r>
       <w:r>
         <w:t xml:space="preserve"> initializes SPI1 and </w:t>
@@ -3711,28 +3449,14 @@
         <w:rPr>
           <w:rStyle w:val="SourceText"/>
         </w:rPr>
-        <w:t>USER_SPI_</w:t>
-      </w:r>
-      <w:proofErr w:type="gramStart"/>
-      <w:r>
-        <w:rPr>
-          <w:rStyle w:val="SourceText"/>
-        </w:rPr>
-        <w:t>initialize</w:t>
-      </w:r>
-      <w:proofErr w:type="spellEnd"/>
-      <w:r>
-        <w:rPr>
-          <w:rStyle w:val="SourceText"/>
-        </w:rPr>
-        <w:t>(</w:t>
-      </w:r>
-      <w:proofErr w:type="gramEnd"/>
-      <w:r>
-        <w:rPr>
-          <w:rStyle w:val="SourceText"/>
-        </w:rPr>
-        <w:t>)</w:t>
+        <w:t>USER_SPI_initialize</w:t>
+      </w:r>
+      <w:proofErr w:type="spellEnd"/>
+      <w:r>
+        <w:rPr>
+          <w:rStyle w:val="SourceText"/>
+        </w:rPr>
+        <w:t>()</w:t>
       </w:r>
       <w:r>
         <w:t xml:space="preserve"> accepts only drive 0. It sends 80 dummy clocks, sends CMD0, probes SD v2 with CMD8/OCR, initializes with ACMD41 and CMD58 when appropriate, falls back to SD v1/MMC handling, sets 512-byte block length for byte-addressed cards, switches to fast clock on success, clears </w:t>
@@ -3757,28 +3481,14 @@
         <w:rPr>
           <w:rStyle w:val="SourceText"/>
         </w:rPr>
-        <w:t>USER_SPI_</w:t>
-      </w:r>
-      <w:proofErr w:type="gramStart"/>
-      <w:r>
-        <w:rPr>
-          <w:rStyle w:val="SourceText"/>
-        </w:rPr>
-        <w:t>read</w:t>
-      </w:r>
-      <w:proofErr w:type="spellEnd"/>
-      <w:r>
-        <w:rPr>
-          <w:rStyle w:val="SourceText"/>
-        </w:rPr>
-        <w:t>(</w:t>
-      </w:r>
-      <w:proofErr w:type="gramEnd"/>
-      <w:r>
-        <w:rPr>
-          <w:rStyle w:val="SourceText"/>
-        </w:rPr>
-        <w:t>)</w:t>
+        <w:t>USER_SPI_read</w:t>
+      </w:r>
+      <w:proofErr w:type="spellEnd"/>
+      <w:r>
+        <w:rPr>
+          <w:rStyle w:val="SourceText"/>
+        </w:rPr>
+        <w:t>()</w:t>
       </w:r>
       <w:r>
         <w:t xml:space="preserve"> supports single-sector CMD17 and multi-sector CMD18 reads. </w:t>
@@ -3788,28 +3498,14 @@
         <w:rPr>
           <w:rStyle w:val="SourceText"/>
         </w:rPr>
-        <w:t>USER_SPI_</w:t>
-      </w:r>
-      <w:proofErr w:type="gramStart"/>
-      <w:r>
-        <w:rPr>
-          <w:rStyle w:val="SourceText"/>
-        </w:rPr>
-        <w:t>write</w:t>
-      </w:r>
-      <w:proofErr w:type="spellEnd"/>
-      <w:r>
-        <w:rPr>
-          <w:rStyle w:val="SourceText"/>
-        </w:rPr>
-        <w:t>(</w:t>
-      </w:r>
-      <w:proofErr w:type="gramEnd"/>
-      <w:r>
-        <w:rPr>
-          <w:rStyle w:val="SourceText"/>
-        </w:rPr>
-        <w:t>)</w:t>
+        <w:t>USER_SPI_write</w:t>
+      </w:r>
+      <w:proofErr w:type="spellEnd"/>
+      <w:r>
+        <w:rPr>
+          <w:rStyle w:val="SourceText"/>
+        </w:rPr>
+        <w:t>()</w:t>
       </w:r>
       <w:r>
         <w:t xml:space="preserve"> supports single-sector CMD24 and multi-sector CMD25 writes when </w:t>
@@ -3828,28 +3524,14 @@
         <w:rPr>
           <w:rStyle w:val="SourceText"/>
         </w:rPr>
-        <w:t>USER_SPI_</w:t>
-      </w:r>
-      <w:proofErr w:type="gramStart"/>
-      <w:r>
-        <w:rPr>
-          <w:rStyle w:val="SourceText"/>
-        </w:rPr>
-        <w:t>ioctl</w:t>
-      </w:r>
-      <w:proofErr w:type="spellEnd"/>
-      <w:r>
-        <w:rPr>
-          <w:rStyle w:val="SourceText"/>
-        </w:rPr>
-        <w:t>(</w:t>
-      </w:r>
-      <w:proofErr w:type="gramEnd"/>
-      <w:r>
-        <w:rPr>
-          <w:rStyle w:val="SourceText"/>
-        </w:rPr>
-        <w:t>)</w:t>
+        <w:t>USER_SPI_ioctl</w:t>
+      </w:r>
+      <w:proofErr w:type="spellEnd"/>
+      <w:r>
+        <w:rPr>
+          <w:rStyle w:val="SourceText"/>
+        </w:rPr>
+        <w:t>()</w:t>
       </w:r>
       <w:r>
         <w:t xml:space="preserve"> implements synchronization, sector count, sector size, erase block size, and trim paths; </w:t>
@@ -3934,28 +3616,14 @@
         <w:rPr>
           <w:rStyle w:val="SourceText"/>
         </w:rPr>
-        <w:t>USER_diskio_</w:t>
-      </w:r>
-      <w:proofErr w:type="gramStart"/>
-      <w:r>
-        <w:rPr>
-          <w:rStyle w:val="SourceText"/>
-        </w:rPr>
-        <w:t>reset</w:t>
-      </w:r>
-      <w:proofErr w:type="spellEnd"/>
-      <w:r>
-        <w:rPr>
-          <w:rStyle w:val="SourceText"/>
-        </w:rPr>
-        <w:t>(</w:t>
-      </w:r>
-      <w:proofErr w:type="gramEnd"/>
-      <w:r>
-        <w:rPr>
-          <w:rStyle w:val="SourceText"/>
-        </w:rPr>
-        <w:t>)</w:t>
+        <w:t>USER_diskio_reset</w:t>
+      </w:r>
+      <w:proofErr w:type="spellEnd"/>
+      <w:r>
+        <w:rPr>
+          <w:rStyle w:val="SourceText"/>
+        </w:rPr>
+        <w:t>()</w:t>
       </w:r>
       <w:r>
         <w:t xml:space="preserve"> calls </w:t>
@@ -3994,16 +3662,11 @@
       </w:r>
       <w:proofErr w:type="spellEnd"/>
       <w:r>
-        <w:t xml:space="preserve"> entries. The low-power manager calls this reset when SD power is </w:t>
-      </w:r>
-      <w:proofErr w:type="gramStart"/>
-      <w:r>
-        <w:t xml:space="preserve">removed </w:t>
+        <w:t xml:space="preserve"> entries. The low-power manager calls this reset when SD power is removed </w:t>
       </w:r>
       <w:r>
         <w:t>.</w:t>
       </w:r>
-      <w:proofErr w:type="gramEnd"/>
     </w:p>
     <w:p>
       <w:pPr>
@@ -4015,28 +3678,14 @@
         <w:rPr>
           <w:rStyle w:val="SourceText"/>
         </w:rPr>
-        <w:t>MX_FATFS_</w:t>
-      </w:r>
-      <w:proofErr w:type="gramStart"/>
-      <w:r>
-        <w:rPr>
-          <w:rStyle w:val="SourceText"/>
-        </w:rPr>
-        <w:t>Init</w:t>
-      </w:r>
-      <w:proofErr w:type="spellEnd"/>
-      <w:r>
-        <w:rPr>
-          <w:rStyle w:val="SourceText"/>
-        </w:rPr>
-        <w:t>(</w:t>
-      </w:r>
-      <w:proofErr w:type="gramEnd"/>
-      <w:r>
-        <w:rPr>
-          <w:rStyle w:val="SourceText"/>
-        </w:rPr>
-        <w:t>)</w:t>
+        <w:t>MX_FATFS_Init</w:t>
+      </w:r>
+      <w:proofErr w:type="spellEnd"/>
+      <w:r>
+        <w:rPr>
+          <w:rStyle w:val="SourceText"/>
+        </w:rPr>
+        <w:t>()</w:t>
       </w:r>
       <w:r>
         <w:t xml:space="preserve"> links </w:t>
@@ -4068,28 +3717,14 @@
         <w:rPr>
           <w:rStyle w:val="SourceText"/>
         </w:rPr>
-        <w:t>get_</w:t>
-      </w:r>
-      <w:proofErr w:type="gramStart"/>
-      <w:r>
-        <w:rPr>
-          <w:rStyle w:val="SourceText"/>
-        </w:rPr>
-        <w:t>fattime</w:t>
-      </w:r>
-      <w:proofErr w:type="spellEnd"/>
-      <w:r>
-        <w:rPr>
-          <w:rStyle w:val="SourceText"/>
-        </w:rPr>
-        <w:t>(</w:t>
-      </w:r>
-      <w:proofErr w:type="gramEnd"/>
-      <w:r>
-        <w:rPr>
-          <w:rStyle w:val="SourceText"/>
-        </w:rPr>
-        <w:t>)</w:t>
+        <w:t>get_fattime</w:t>
+      </w:r>
+      <w:proofErr w:type="spellEnd"/>
+      <w:r>
+        <w:rPr>
+          <w:rStyle w:val="SourceText"/>
+        </w:rPr>
+        <w:t>()</w:t>
       </w:r>
       <w:r>
         <w:t xml:space="preserve"> reads the external RTC and returns the packed FAT timestamp; RTC read failure returns 0</w:t>
@@ -4149,7 +3784,6 @@
       <w:r>
         <w:t xml:space="preserve"> object, a shell file object, a recorder log file object, current path </w:t>
       </w:r>
-      <w:proofErr w:type="gramStart"/>
       <w:r>
         <w:rPr>
           <w:rStyle w:val="SourceText"/>
@@ -4157,11 +3791,7 @@
         <w:t>0:</w:t>
       </w:r>
       <w:r>
-        <w:t>,</w:t>
-      </w:r>
-      <w:proofErr w:type="gramEnd"/>
-      <w:r>
-        <w:t xml:space="preserve"> last </w:t>
+        <w:t xml:space="preserve">, last </w:t>
       </w:r>
       <w:r>
         <w:rPr>
@@ -4312,28 +3942,14 @@
               <w:rPr>
                 <w:rStyle w:val="SourceText"/>
               </w:rPr>
-              <w:t>f_</w:t>
-            </w:r>
-            <w:proofErr w:type="gramStart"/>
-            <w:r>
-              <w:rPr>
-                <w:rStyle w:val="SourceText"/>
-              </w:rPr>
-              <w:t>mount</w:t>
+              <w:t>f_mount</w:t>
             </w:r>
             <w:proofErr w:type="spellEnd"/>
             <w:r>
               <w:rPr>
                 <w:rStyle w:val="SourceText"/>
               </w:rPr>
-              <w:t>(</w:t>
-            </w:r>
-            <w:proofErr w:type="gramEnd"/>
-            <w:r>
-              <w:rPr>
-                <w:rStyle w:val="SourceText"/>
-              </w:rPr>
-              <w:t>&amp;fs, "0:", 1)</w:t>
+              <w:t>(&amp;fs, "0:", 1)</w:t>
             </w:r>
             <w:r>
               <w:t xml:space="preserve"> unless already mounted.</w:t>
@@ -4382,28 +3998,14 @@
               <w:rPr>
                 <w:rStyle w:val="SourceText"/>
               </w:rPr>
-              <w:t>f_</w:t>
-            </w:r>
-            <w:proofErr w:type="gramStart"/>
-            <w:r>
-              <w:rPr>
-                <w:rStyle w:val="SourceText"/>
-              </w:rPr>
-              <w:t>mount</w:t>
+              <w:t>f_mount</w:t>
             </w:r>
             <w:proofErr w:type="spellEnd"/>
             <w:r>
               <w:rPr>
                 <w:rStyle w:val="SourceText"/>
               </w:rPr>
-              <w:t>(</w:t>
-            </w:r>
-            <w:proofErr w:type="gramEnd"/>
-            <w:r>
-              <w:rPr>
-                <w:rStyle w:val="SourceText"/>
-              </w:rPr>
-              <w:t>NULL, "0:", 0)</w:t>
+              <w:t>(NULL, "0:", 0)</w:t>
             </w:r>
             <w:r>
               <w:t xml:space="preserve"> when mounted.</w:t>
@@ -4455,7 +4057,6 @@
             <w:r>
               <w:t xml:space="preserve"> work area, clears file objects/state, resets path to </w:t>
             </w:r>
-            <w:proofErr w:type="gramStart"/>
             <w:r>
               <w:rPr>
                 <w:rStyle w:val="SourceText"/>
@@ -4463,11 +4064,7 @@
               <w:t>0:</w:t>
             </w:r>
             <w:r>
-              <w:t>,</w:t>
-            </w:r>
-            <w:proofErr w:type="gramEnd"/>
-            <w:r>
-              <w:t xml:space="preserve"> clears mounted flag.</w:t>
+              <w:t>, clears mounted flag.</w:t>
             </w:r>
           </w:p>
         </w:tc>
@@ -4855,28 +4452,14 @@
         <w:rPr>
           <w:rStyle w:val="SourceText"/>
         </w:rPr>
-        <w:t>sd_mount_for_</w:t>
-      </w:r>
-      <w:proofErr w:type="gramStart"/>
-      <w:r>
-        <w:rPr>
-          <w:rStyle w:val="SourceText"/>
-        </w:rPr>
-        <w:t>flush</w:t>
-      </w:r>
-      <w:proofErr w:type="spellEnd"/>
-      <w:r>
-        <w:rPr>
-          <w:rStyle w:val="SourceText"/>
-        </w:rPr>
-        <w:t>(</w:t>
-      </w:r>
-      <w:proofErr w:type="gramEnd"/>
-      <w:r>
-        <w:rPr>
-          <w:rStyle w:val="SourceText"/>
-        </w:rPr>
-        <w:t>)</w:t>
+        <w:t>sd_mount_for_flush</w:t>
+      </w:r>
+      <w:proofErr w:type="spellEnd"/>
+      <w:r>
+        <w:rPr>
+          <w:rStyle w:val="SourceText"/>
+        </w:rPr>
+        <w:t>()</w:t>
       </w:r>
       <w:r>
         <w:t xml:space="preserve"> powers SD/SPI down, waits 20 </w:t>
@@ -4944,28 +4527,14 @@
         <w:rPr>
           <w:rStyle w:val="SourceText"/>
         </w:rPr>
-        <w:t>flush_profile_to_</w:t>
-      </w:r>
-      <w:proofErr w:type="gramStart"/>
-      <w:r>
-        <w:rPr>
-          <w:rStyle w:val="SourceText"/>
-        </w:rPr>
-        <w:t>sd</w:t>
-      </w:r>
-      <w:proofErr w:type="spellEnd"/>
-      <w:r>
-        <w:rPr>
-          <w:rStyle w:val="SourceText"/>
-        </w:rPr>
-        <w:t>(</w:t>
-      </w:r>
-      <w:proofErr w:type="gramEnd"/>
-      <w:r>
-        <w:rPr>
-          <w:rStyle w:val="SourceText"/>
-        </w:rPr>
-        <w:t>)</w:t>
+        <w:t>flush_profile_to_sd</w:t>
+      </w:r>
+      <w:proofErr w:type="spellEnd"/>
+      <w:r>
+        <w:rPr>
+          <w:rStyle w:val="SourceText"/>
+        </w:rPr>
+        <w:t>()</w:t>
       </w:r>
       <w:r>
         <w:t xml:space="preserve"> builds </w:t>
@@ -5000,19 +4569,11 @@
         <w:pStyle w:val="PreformattedText"/>
         <w:spacing w:after="160"/>
       </w:pPr>
-      <w:proofErr w:type="gramStart"/>
-      <w:r>
-        <w:rPr>
-          <w:rStyle w:val="SourceText"/>
-        </w:rPr>
-        <w:t>MeasurementNo,Unix</w:t>
-      </w:r>
-      <w:proofErr w:type="gramEnd"/>
-      <w:r>
-        <w:rPr>
-          <w:rStyle w:val="SourceText"/>
-        </w:rPr>
-        <w:t>_Epoch_UTC,CTD_C,CTD_T,CTD_D,Optode_O2,Optode_AirSat,Optode_Temp,Optode_Cal_Ph,Optode_Tc_Ph,Optode_C1_Ph,Optode_C2_Ph,Optode_C1_Amp,Optode_C2_Amp,Optode_Temp_raw,Wetlab_C1_lambda,Wetlab_C1_signal,Wetlab_C2_lambda,Wetlab_C2_signal,Wetlab_C3_lambda,Wetlab_C3_signal,Wetlab_Therm\r\n</w:t>
+      <w:r>
+        <w:rPr>
+          <w:rStyle w:val="SourceText"/>
+        </w:rPr>
+        <w:t>MeasurementNo,Unix_Epoch_UTC,CTD_C,CTD_T,CTD_D,Optode_O2,Optode_AirSat,Optode_Temp,Optode_Cal_Ph,Optode_Tc_Ph,Optode_C1_Ph,Optode_C2_Ph,Optode_C1_Amp,Optode_C2_Amp,Optode_Temp_raw,Wetlab_C1_lambda,Wetlab_C1_signal,Wetlab_C2_lambda,Wetlab_C2_signal,Wetlab_C3_lambda,Wetlab_C3_signal,Wetlab_Therm\r\n</w:t>
       </w:r>
     </w:p>
     <w:p>
@@ -5193,28 +4754,14 @@
               <w:rPr>
                 <w:rStyle w:val="SourceText"/>
               </w:rPr>
-              <w:t>filesystem_</w:t>
-            </w:r>
-            <w:proofErr w:type="gramStart"/>
-            <w:r>
-              <w:rPr>
-                <w:rStyle w:val="SourceText"/>
-              </w:rPr>
-              <w:t>unmount</w:t>
+              <w:t>filesystem_unmount</w:t>
             </w:r>
             <w:proofErr w:type="spellEnd"/>
             <w:r>
               <w:rPr>
                 <w:rStyle w:val="SourceText"/>
               </w:rPr>
-              <w:t>(</w:t>
-            </w:r>
-            <w:proofErr w:type="gramEnd"/>
-            <w:r>
-              <w:rPr>
-                <w:rStyle w:val="SourceText"/>
-              </w:rPr>
-              <w:t>)</w:t>
+              <w:t>()</w:t>
             </w:r>
             <w:r>
               <w:t xml:space="preserve"> and powers SD/SPI down.</w:t>
@@ -5355,28 +4902,14 @@
         <w:rPr>
           <w:rStyle w:val="SourceText"/>
         </w:rPr>
-        <w:t>ctd_</w:t>
-      </w:r>
-      <w:proofErr w:type="gramStart"/>
-      <w:r>
-        <w:rPr>
-          <w:rStyle w:val="SourceText"/>
-        </w:rPr>
-        <w:t>fire</w:t>
-      </w:r>
-      <w:proofErr w:type="spellEnd"/>
-      <w:r>
-        <w:rPr>
-          <w:rStyle w:val="SourceText"/>
-        </w:rPr>
-        <w:t>(</w:t>
-      </w:r>
-      <w:proofErr w:type="gramEnd"/>
-      <w:r>
-        <w:rPr>
-          <w:rStyle w:val="SourceText"/>
-        </w:rPr>
-        <w:t>)</w:t>
+        <w:t>ctd_fire</w:t>
+      </w:r>
+      <w:proofErr w:type="spellEnd"/>
+      <w:r>
+        <w:rPr>
+          <w:rStyle w:val="SourceText"/>
+        </w:rPr>
+        <w:t>()</w:t>
       </w:r>
       <w:r>
         <w:t xml:space="preserve"> / </w:t>
@@ -5435,28 +4968,14 @@
         <w:rPr>
           <w:rStyle w:val="SourceText"/>
         </w:rPr>
-        <w:t>rx_</w:t>
-      </w:r>
-      <w:proofErr w:type="gramStart"/>
-      <w:r>
-        <w:rPr>
-          <w:rStyle w:val="SourceText"/>
-        </w:rPr>
-        <w:t>buf</w:t>
-      </w:r>
-      <w:proofErr w:type="spellEnd"/>
-      <w:r>
-        <w:rPr>
-          <w:rStyle w:val="SourceText"/>
-        </w:rPr>
-        <w:t>[</w:t>
-      </w:r>
-      <w:proofErr w:type="gramEnd"/>
-      <w:r>
-        <w:rPr>
-          <w:rStyle w:val="SourceText"/>
-        </w:rPr>
-        <w:t>CTD_RX_BUF_SIZE]</w:t>
+        <w:t>rx_buf</w:t>
+      </w:r>
+      <w:proofErr w:type="spellEnd"/>
+      <w:r>
+        <w:rPr>
+          <w:rStyle w:val="SourceText"/>
+        </w:rPr>
+        <w:t>[CTD_RX_BUF_SIZE]</w:t>
       </w:r>
       <w:r>
         <w:t xml:space="preserve"> buffer. Current CTD RX buffer size is </w:t>
@@ -5767,13 +5286,8 @@
               <w:jc w:val="center"/>
             </w:pPr>
             <w:r>
-              <w:t xml:space="preserve">RS-232 transceiver </w:t>
-            </w:r>
-            <w:proofErr w:type="gramStart"/>
-            <w:r>
-              <w:t>enable</w:t>
-            </w:r>
-            <w:proofErr w:type="gramEnd"/>
+              <w:t>RS-232 transceiver enable</w:t>
+            </w:r>
           </w:p>
         </w:tc>
         <w:tc>
@@ -5847,19 +5361,11 @@
             <w:r>
               <w:t xml:space="preserve"> in </w:t>
             </w:r>
-            <w:proofErr w:type="gramStart"/>
-            <w:r>
-              <w:rPr>
-                <w:rStyle w:val="SourceText"/>
-              </w:rPr>
-              <w:t>main(</w:t>
-            </w:r>
-            <w:proofErr w:type="gramEnd"/>
-            <w:r>
-              <w:rPr>
-                <w:rStyle w:val="SourceText"/>
-              </w:rPr>
-              <w:t>)</w:t>
+            <w:r>
+              <w:rPr>
+                <w:rStyle w:val="SourceText"/>
+              </w:rPr>
+              <w:t>main()</w:t>
             </w:r>
             <w:r>
               <w:t xml:space="preserve"> and </w:t>
@@ -5896,19 +5402,11 @@
         <w:pStyle w:val="BodyText"/>
         <w:spacing w:after="160" w:line="278" w:lineRule="auto"/>
       </w:pPr>
-      <w:proofErr w:type="gramStart"/>
-      <w:r>
-        <w:rPr>
-          <w:rStyle w:val="SourceText"/>
-        </w:rPr>
-        <w:t>main(</w:t>
-      </w:r>
-      <w:proofErr w:type="gramEnd"/>
-      <w:r>
-        <w:rPr>
-          <w:rStyle w:val="SourceText"/>
-        </w:rPr>
-        <w:t>)</w:t>
+      <w:r>
+        <w:rPr>
+          <w:rStyle w:val="SourceText"/>
+        </w:rPr>
+        <w:t>main()</w:t>
       </w:r>
       <w:r>
         <w:t xml:space="preserve"> initializes </w:t>
@@ -5961,28 +5459,14 @@
         <w:rPr>
           <w:rStyle w:val="SourceText"/>
         </w:rPr>
-        <w:t>lowpower_ctd_uart_</w:t>
-      </w:r>
-      <w:proofErr w:type="gramStart"/>
-      <w:r>
-        <w:rPr>
-          <w:rStyle w:val="SourceText"/>
-        </w:rPr>
-        <w:t>up</w:t>
-      </w:r>
-      <w:proofErr w:type="spellEnd"/>
-      <w:r>
-        <w:rPr>
-          <w:rStyle w:val="SourceText"/>
-        </w:rPr>
-        <w:t>(</w:t>
-      </w:r>
-      <w:proofErr w:type="gramEnd"/>
-      <w:r>
-        <w:rPr>
-          <w:rStyle w:val="SourceText"/>
-        </w:rPr>
-        <w:t>)</w:t>
+        <w:t>lowpower_ctd_uart_up</w:t>
+      </w:r>
+      <w:proofErr w:type="spellEnd"/>
+      <w:r>
+        <w:rPr>
+          <w:rStyle w:val="SourceText"/>
+        </w:rPr>
+        <w:t>()</w:t>
       </w:r>
       <w:r>
         <w:t xml:space="preserve"> initializes </w:t>
@@ -6501,28 +5985,14 @@
         <w:rPr>
           <w:rStyle w:val="SourceText"/>
         </w:rPr>
-        <w:t>ctd_</w:t>
-      </w:r>
-      <w:proofErr w:type="gramStart"/>
-      <w:r>
-        <w:rPr>
-          <w:rStyle w:val="SourceText"/>
-        </w:rPr>
-        <w:t>wakeup</w:t>
-      </w:r>
-      <w:proofErr w:type="spellEnd"/>
-      <w:r>
-        <w:rPr>
-          <w:rStyle w:val="SourceText"/>
-        </w:rPr>
-        <w:t>(</w:t>
-      </w:r>
-      <w:proofErr w:type="gramEnd"/>
-      <w:r>
-        <w:rPr>
-          <w:rStyle w:val="SourceText"/>
-        </w:rPr>
-        <w:t>)</w:t>
+        <w:t>ctd_wakeup</w:t>
+      </w:r>
+      <w:proofErr w:type="spellEnd"/>
+      <w:r>
+        <w:rPr>
+          <w:rStyle w:val="SourceText"/>
+        </w:rPr>
+        <w:t>()</w:t>
       </w:r>
       <w:r>
         <w:t xml:space="preserve"> runs up to </w:t>
@@ -6581,28 +6051,14 @@
         <w:rPr>
           <w:rStyle w:val="SourceText"/>
         </w:rPr>
-        <w:t>ctd_sample_</w:t>
-      </w:r>
-      <w:proofErr w:type="gramStart"/>
-      <w:r>
-        <w:rPr>
-          <w:rStyle w:val="SourceText"/>
-        </w:rPr>
-        <w:t>raw</w:t>
-      </w:r>
-      <w:proofErr w:type="spellEnd"/>
-      <w:r>
-        <w:rPr>
-          <w:rStyle w:val="SourceText"/>
-        </w:rPr>
-        <w:t>(</w:t>
-      </w:r>
-      <w:proofErr w:type="gramEnd"/>
-      <w:r>
-        <w:rPr>
-          <w:rStyle w:val="SourceText"/>
-        </w:rPr>
-        <w:t>)</w:t>
+        <w:t>ctd_sample_raw</w:t>
+      </w:r>
+      <w:proofErr w:type="spellEnd"/>
+      <w:r>
+        <w:rPr>
+          <w:rStyle w:val="SourceText"/>
+        </w:rPr>
+        <w:t>()</w:t>
       </w:r>
       <w:r>
         <w:t xml:space="preserve"> is the normal raw/blocking sample path:</w:t>
@@ -6629,28 +6085,14 @@
         <w:rPr>
           <w:rStyle w:val="SourceText"/>
         </w:rPr>
-        <w:t>ctd_</w:t>
-      </w:r>
-      <w:proofErr w:type="gramStart"/>
-      <w:r>
-        <w:rPr>
-          <w:rStyle w:val="SourceText"/>
-        </w:rPr>
-        <w:t>wakeup</w:t>
-      </w:r>
-      <w:proofErr w:type="spellEnd"/>
-      <w:r>
-        <w:rPr>
-          <w:rStyle w:val="SourceText"/>
-        </w:rPr>
-        <w:t>(</w:t>
-      </w:r>
-      <w:proofErr w:type="gramEnd"/>
-      <w:r>
-        <w:rPr>
-          <w:rStyle w:val="SourceText"/>
-        </w:rPr>
-        <w:t>)</w:t>
+        <w:t>ctd_wakeup</w:t>
+      </w:r>
+      <w:proofErr w:type="spellEnd"/>
+      <w:r>
+        <w:rPr>
+          <w:rStyle w:val="SourceText"/>
+        </w:rPr>
+        <w:t>()</w:t>
       </w:r>
       <w:r>
         <w:t xml:space="preserve">. </w:t>
@@ -6805,28 +6247,14 @@
         <w:rPr>
           <w:rStyle w:val="SourceText"/>
         </w:rPr>
-        <w:t>sensors_</w:t>
-      </w:r>
-      <w:proofErr w:type="gramStart"/>
-      <w:r>
-        <w:rPr>
-          <w:rStyle w:val="SourceText"/>
-        </w:rPr>
-        <w:t>sample</w:t>
-      </w:r>
-      <w:proofErr w:type="spellEnd"/>
-      <w:r>
-        <w:rPr>
-          <w:rStyle w:val="SourceText"/>
-        </w:rPr>
-        <w:t>(</w:t>
-      </w:r>
-      <w:proofErr w:type="gramEnd"/>
-      <w:r>
-        <w:rPr>
-          <w:rStyle w:val="SourceText"/>
-        </w:rPr>
-        <w:t>)</w:t>
+        <w:t>sensors_sample</w:t>
+      </w:r>
+      <w:proofErr w:type="spellEnd"/>
+      <w:r>
+        <w:rPr>
+          <w:rStyle w:val="SourceText"/>
+        </w:rPr>
+        <w:t>()</w:t>
       </w:r>
       <w:r>
         <w:t xml:space="preserve"> starts continuous RX DMA in </w:t>
@@ -6939,28 +6367,14 @@
         <w:rPr>
           <w:rStyle w:val="SourceText"/>
         </w:rPr>
-        <w:t>ctd_parse_</w:t>
-      </w:r>
-      <w:proofErr w:type="gramStart"/>
-      <w:r>
-        <w:rPr>
-          <w:rStyle w:val="SourceText"/>
-        </w:rPr>
-        <w:t>response</w:t>
-      </w:r>
-      <w:proofErr w:type="spellEnd"/>
-      <w:r>
-        <w:rPr>
-          <w:rStyle w:val="SourceText"/>
-        </w:rPr>
-        <w:t>(</w:t>
-      </w:r>
-      <w:proofErr w:type="gramEnd"/>
-      <w:r>
-        <w:rPr>
-          <w:rStyle w:val="SourceText"/>
-        </w:rPr>
-        <w:t>)</w:t>
+        <w:t>ctd_parse_response</w:t>
+      </w:r>
+      <w:proofErr w:type="spellEnd"/>
+      <w:r>
+        <w:rPr>
+          <w:rStyle w:val="SourceText"/>
+        </w:rPr>
+        <w:t>()</w:t>
       </w:r>
       <w:r>
         <w:t xml:space="preserve"> scans response lines separated by </w:t>
@@ -6990,19 +6404,11 @@
         <w:spacing w:after="160"/>
       </w:pPr>
       <w:proofErr w:type="spellStart"/>
-      <w:proofErr w:type="gramStart"/>
-      <w:r>
-        <w:rPr>
-          <w:rStyle w:val="SourceText"/>
-        </w:rPr>
-        <w:t>pressure,temperature</w:t>
-      </w:r>
-      <w:proofErr w:type="gramEnd"/>
-      <w:r>
-        <w:rPr>
-          <w:rStyle w:val="SourceText"/>
-        </w:rPr>
-        <w:t>,conductivity</w:t>
+      <w:r>
+        <w:rPr>
+          <w:rStyle w:val="SourceText"/>
+        </w:rPr>
+        <w:t>pressure,temperature,conductivity</w:t>
       </w:r>
       <w:proofErr w:type="spellEnd"/>
     </w:p>
@@ -7018,21 +6424,7 @@
         <w:rPr>
           <w:rStyle w:val="SourceText"/>
         </w:rPr>
-        <w:t>CTD_</w:t>
-      </w:r>
-      <w:proofErr w:type="gramStart"/>
-      <w:r>
-        <w:rPr>
-          <w:rStyle w:val="SourceText"/>
-        </w:rPr>
-        <w:t>C,CTD</w:t>
-      </w:r>
-      <w:proofErr w:type="gramEnd"/>
-      <w:r>
-        <w:rPr>
-          <w:rStyle w:val="SourceText"/>
-        </w:rPr>
-        <w:t>_T,CTD_D</w:t>
+        <w:t>CTD_C,CTD_T,CTD_D</w:t>
       </w:r>
       <w:r>
         <w:t xml:space="preserve">, using </w:t>
@@ -7122,28 +6514,14 @@
         <w:rPr>
           <w:rStyle w:val="SourceText"/>
         </w:rPr>
-        <w:t>sensors_</w:t>
-      </w:r>
-      <w:proofErr w:type="gramStart"/>
-      <w:r>
-        <w:rPr>
-          <w:rStyle w:val="SourceText"/>
-        </w:rPr>
-        <w:t>sample</w:t>
-      </w:r>
-      <w:proofErr w:type="spellEnd"/>
-      <w:r>
-        <w:rPr>
-          <w:rStyle w:val="SourceText"/>
-        </w:rPr>
-        <w:t>(</w:t>
-      </w:r>
-      <w:proofErr w:type="gramEnd"/>
-      <w:r>
-        <w:rPr>
-          <w:rStyle w:val="SourceText"/>
-        </w:rPr>
-        <w:t>)</w:t>
+        <w:t>sensors_sample</w:t>
+      </w:r>
+      <w:proofErr w:type="spellEnd"/>
+      <w:r>
+        <w:rPr>
+          <w:rStyle w:val="SourceText"/>
+        </w:rPr>
+        <w:t>()</w:t>
       </w:r>
       <w:r>
         <w:t xml:space="preserve"> runs this CTD sequence:</w:t>
@@ -7230,28 +6608,14 @@
         <w:rPr>
           <w:rStyle w:val="SourceText"/>
         </w:rPr>
-        <w:t>ctd_</w:t>
-      </w:r>
-      <w:proofErr w:type="gramStart"/>
-      <w:r>
-        <w:rPr>
-          <w:rStyle w:val="SourceText"/>
-        </w:rPr>
-        <w:t>fire</w:t>
-      </w:r>
-      <w:proofErr w:type="spellEnd"/>
-      <w:r>
-        <w:rPr>
-          <w:rStyle w:val="SourceText"/>
-        </w:rPr>
-        <w:t>(</w:t>
-      </w:r>
-      <w:proofErr w:type="gramEnd"/>
-      <w:r>
-        <w:rPr>
-          <w:rStyle w:val="SourceText"/>
-        </w:rPr>
-        <w:t>)</w:t>
+        <w:t>ctd_fire</w:t>
+      </w:r>
+      <w:proofErr w:type="spellEnd"/>
+      <w:r>
+        <w:rPr>
+          <w:rStyle w:val="SourceText"/>
+        </w:rPr>
+        <w:t>()</w:t>
       </w:r>
       <w:r>
         <w:t xml:space="preserve"> sends </w:t>
@@ -7335,28 +6699,14 @@
         <w:rPr>
           <w:rStyle w:val="SourceText"/>
         </w:rPr>
-        <w:t>ctd_</w:t>
-      </w:r>
-      <w:proofErr w:type="gramStart"/>
-      <w:r>
-        <w:rPr>
-          <w:rStyle w:val="SourceText"/>
-        </w:rPr>
-        <w:t>collect</w:t>
-      </w:r>
-      <w:proofErr w:type="spellEnd"/>
-      <w:r>
-        <w:rPr>
-          <w:rStyle w:val="SourceText"/>
-        </w:rPr>
-        <w:t>(</w:t>
-      </w:r>
-      <w:proofErr w:type="gramEnd"/>
-      <w:r>
-        <w:rPr>
-          <w:rStyle w:val="SourceText"/>
-        </w:rPr>
-        <w:t>)</w:t>
+        <w:t>ctd_collect</w:t>
+      </w:r>
+      <w:proofErr w:type="spellEnd"/>
+      <w:r>
+        <w:rPr>
+          <w:rStyle w:val="SourceText"/>
+        </w:rPr>
+        <w:t>()</w:t>
       </w:r>
       <w:r>
         <w:t xml:space="preserve"> parses the CTD data. </w:t>
@@ -7471,28 +6821,14 @@
         <w:rPr>
           <w:rStyle w:val="SourceText"/>
         </w:rPr>
-        <w:t>ctd_notify_tx_</w:t>
-      </w:r>
-      <w:proofErr w:type="gramStart"/>
-      <w:r>
-        <w:rPr>
-          <w:rStyle w:val="SourceText"/>
-        </w:rPr>
-        <w:t>cplt</w:t>
-      </w:r>
-      <w:proofErr w:type="spellEnd"/>
-      <w:r>
-        <w:rPr>
-          <w:rStyle w:val="SourceText"/>
-        </w:rPr>
-        <w:t>(</w:t>
-      </w:r>
-      <w:proofErr w:type="gramEnd"/>
-      <w:r>
-        <w:rPr>
-          <w:rStyle w:val="SourceText"/>
-        </w:rPr>
-        <w:t>)</w:t>
+        <w:t>ctd_notify_tx_cplt</w:t>
+      </w:r>
+      <w:proofErr w:type="spellEnd"/>
+      <w:r>
+        <w:rPr>
+          <w:rStyle w:val="SourceText"/>
+        </w:rPr>
+        <w:t>()</w:t>
       </w:r>
       <w:r>
         <w:t xml:space="preserve"> when the UART instance is </w:t>
@@ -7549,28 +6885,14 @@
         <w:rPr>
           <w:rStyle w:val="SourceText"/>
         </w:rPr>
-        <w:t>ctd_</w:t>
-      </w:r>
-      <w:proofErr w:type="gramStart"/>
-      <w:r>
-        <w:rPr>
-          <w:rStyle w:val="SourceText"/>
-        </w:rPr>
-        <w:t>fire</w:t>
-      </w:r>
-      <w:proofErr w:type="spellEnd"/>
-      <w:r>
-        <w:rPr>
-          <w:rStyle w:val="SourceText"/>
-        </w:rPr>
-        <w:t>(</w:t>
-      </w:r>
-      <w:proofErr w:type="gramEnd"/>
-      <w:r>
-        <w:rPr>
-          <w:rStyle w:val="SourceText"/>
-        </w:rPr>
-        <w:t>)</w:t>
+        <w:t>ctd_fire</w:t>
+      </w:r>
+      <w:proofErr w:type="spellEnd"/>
+      <w:r>
+        <w:rPr>
+          <w:rStyle w:val="SourceText"/>
+        </w:rPr>
+        <w:t>()</w:t>
       </w:r>
       <w:r>
         <w:t xml:space="preserve"> disables half-transfer, transfer-complete, and UART error interrupt paths for the continuous DMA polling pattern before </w:t>
@@ -7701,28 +7023,14 @@
         <w:rPr>
           <w:rStyle w:val="SourceText"/>
         </w:rPr>
-        <w:t>lowpower_sensor_interfaces_</w:t>
-      </w:r>
-      <w:proofErr w:type="gramStart"/>
-      <w:r>
-        <w:rPr>
-          <w:rStyle w:val="SourceText"/>
-        </w:rPr>
-        <w:t>up</w:t>
-      </w:r>
-      <w:proofErr w:type="spellEnd"/>
-      <w:r>
-        <w:rPr>
-          <w:rStyle w:val="SourceText"/>
-        </w:rPr>
-        <w:t>(</w:t>
-      </w:r>
-      <w:proofErr w:type="gramEnd"/>
-      <w:r>
-        <w:rPr>
-          <w:rStyle w:val="SourceText"/>
-        </w:rPr>
-        <w:t>)</w:t>
+        <w:t>lowpower_sensor_interfaces_up</w:t>
+      </w:r>
+      <w:proofErr w:type="spellEnd"/>
+      <w:r>
+        <w:rPr>
+          <w:rStyle w:val="SourceText"/>
+        </w:rPr>
+        <w:t>()</w:t>
       </w:r>
       <w:r>
         <w:t xml:space="preserve">, wait 2000 </w:t>
@@ -7914,28 +7222,14 @@
         <w:rPr>
           <w:rStyle w:val="SourceText"/>
         </w:rPr>
-        <w:t>optode_</w:t>
-      </w:r>
-      <w:proofErr w:type="gramStart"/>
-      <w:r>
-        <w:rPr>
-          <w:rStyle w:val="SourceText"/>
-        </w:rPr>
-        <w:t>wake</w:t>
-      </w:r>
-      <w:proofErr w:type="spellEnd"/>
-      <w:r>
-        <w:rPr>
-          <w:rStyle w:val="SourceText"/>
-        </w:rPr>
-        <w:t>(</w:t>
-      </w:r>
-      <w:proofErr w:type="gramEnd"/>
-      <w:r>
-        <w:rPr>
-          <w:rStyle w:val="SourceText"/>
-        </w:rPr>
-        <w:t>)</w:t>
+        <w:t>optode_wake</w:t>
+      </w:r>
+      <w:proofErr w:type="spellEnd"/>
+      <w:r>
+        <w:rPr>
+          <w:rStyle w:val="SourceText"/>
+        </w:rPr>
+        <w:t>()</w:t>
       </w:r>
       <w:r>
         <w:t xml:space="preserve">, </w:t>
@@ -8008,28 +7302,14 @@
         <w:rPr>
           <w:rStyle w:val="SourceText"/>
         </w:rPr>
-        <w:t>rx_</w:t>
-      </w:r>
-      <w:proofErr w:type="gramStart"/>
-      <w:r>
-        <w:rPr>
-          <w:rStyle w:val="SourceText"/>
-        </w:rPr>
-        <w:t>buf</w:t>
-      </w:r>
-      <w:proofErr w:type="spellEnd"/>
-      <w:r>
-        <w:rPr>
-          <w:rStyle w:val="SourceText"/>
-        </w:rPr>
-        <w:t>[</w:t>
-      </w:r>
-      <w:proofErr w:type="gramEnd"/>
-      <w:r>
-        <w:rPr>
-          <w:rStyle w:val="SourceText"/>
-        </w:rPr>
-        <w:t>OPTODE_RX_BUF_SIZE]</w:t>
+        <w:t>rx_buf</w:t>
+      </w:r>
+      <w:proofErr w:type="spellEnd"/>
+      <w:r>
+        <w:rPr>
+          <w:rStyle w:val="SourceText"/>
+        </w:rPr>
+        <w:t>[OPTODE_RX_BUF_SIZE]</w:t>
       </w:r>
       <w:r>
         <w:t xml:space="preserve"> buffer. Current </w:t>
@@ -8348,13 +7628,8 @@
               <w:jc w:val="center"/>
             </w:pPr>
             <w:r>
-              <w:t xml:space="preserve">RS-232 transceiver </w:t>
-            </w:r>
-            <w:proofErr w:type="gramStart"/>
-            <w:r>
-              <w:t>enable</w:t>
-            </w:r>
-            <w:proofErr w:type="gramEnd"/>
+              <w:t>RS-232 transceiver enable</w:t>
+            </w:r>
           </w:p>
         </w:tc>
         <w:tc>
@@ -8428,19 +7703,11 @@
             <w:r>
               <w:t xml:space="preserve"> in </w:t>
             </w:r>
-            <w:proofErr w:type="gramStart"/>
-            <w:r>
-              <w:rPr>
-                <w:rStyle w:val="SourceText"/>
-              </w:rPr>
-              <w:t>main(</w:t>
-            </w:r>
-            <w:proofErr w:type="gramEnd"/>
-            <w:r>
-              <w:rPr>
-                <w:rStyle w:val="SourceText"/>
-              </w:rPr>
-              <w:t>)</w:t>
+            <w:r>
+              <w:rPr>
+                <w:rStyle w:val="SourceText"/>
+              </w:rPr>
+              <w:t>main()</w:t>
             </w:r>
             <w:r>
               <w:t xml:space="preserve"> and </w:t>
@@ -8477,19 +7744,11 @@
         <w:pStyle w:val="BodyText"/>
         <w:spacing w:after="160" w:line="278" w:lineRule="auto"/>
       </w:pPr>
-      <w:proofErr w:type="gramStart"/>
-      <w:r>
-        <w:rPr>
-          <w:rStyle w:val="SourceText"/>
-        </w:rPr>
-        <w:t>main(</w:t>
-      </w:r>
-      <w:proofErr w:type="gramEnd"/>
-      <w:r>
-        <w:rPr>
-          <w:rStyle w:val="SourceText"/>
-        </w:rPr>
-        <w:t>)</w:t>
+      <w:r>
+        <w:rPr>
+          <w:rStyle w:val="SourceText"/>
+        </w:rPr>
+        <w:t>main()</w:t>
       </w:r>
       <w:r>
         <w:t xml:space="preserve"> initializes </w:t>
@@ -8545,28 +7804,14 @@
         <w:rPr>
           <w:rStyle w:val="SourceText"/>
         </w:rPr>
-        <w:t>lowpower_optode_uart_</w:t>
-      </w:r>
-      <w:proofErr w:type="gramStart"/>
-      <w:r>
-        <w:rPr>
-          <w:rStyle w:val="SourceText"/>
-        </w:rPr>
-        <w:t>up</w:t>
-      </w:r>
-      <w:proofErr w:type="spellEnd"/>
-      <w:r>
-        <w:rPr>
-          <w:rStyle w:val="SourceText"/>
-        </w:rPr>
-        <w:t>(</w:t>
-      </w:r>
-      <w:proofErr w:type="gramEnd"/>
-      <w:r>
-        <w:rPr>
-          <w:rStyle w:val="SourceText"/>
-        </w:rPr>
-        <w:t>)</w:t>
+        <w:t>lowpower_optode_uart_up</w:t>
+      </w:r>
+      <w:proofErr w:type="spellEnd"/>
+      <w:r>
+        <w:rPr>
+          <w:rStyle w:val="SourceText"/>
+        </w:rPr>
+        <w:t>()</w:t>
       </w:r>
       <w:r>
         <w:t xml:space="preserve"> restores the same UART configuration, drives PB1 high, calls </w:t>
@@ -8986,14 +8231,7 @@
         <w:rPr>
           <w:rStyle w:val="SourceText"/>
         </w:rPr>
-        <w:t>optode_sample_</w:t>
-      </w:r>
-      <w:proofErr w:type="gramStart"/>
-      <w:r>
-        <w:rPr>
-          <w:rStyle w:val="SourceText"/>
-        </w:rPr>
-        <w:t>raw</w:t>
+        <w:t>optode_sample_raw</w:t>
       </w:r>
       <w:proofErr w:type="spellEnd"/>
       <w:r>
@@ -9002,7 +8240,6 @@
         </w:rPr>
         <w:t>(</w:t>
       </w:r>
-      <w:proofErr w:type="gramEnd"/>
       <w:r>
         <w:rPr>
           <w:rStyle w:val="SourceText"/>
@@ -9044,24 +8281,13 @@
         <w:spacing w:after="0" w:line="278" w:lineRule="auto"/>
       </w:pPr>
       <w:r>
-        <w:t xml:space="preserve">Send the wake </w:t>
-      </w:r>
-      <w:proofErr w:type="gramStart"/>
-      <w:r>
-        <w:t xml:space="preserve">preamble </w:t>
-      </w:r>
-      <w:r>
-        <w:rPr>
-          <w:rStyle w:val="SourceText"/>
-        </w:rPr>
-        <w:t>;;;;;;;;;;\r\n;;;;;;;;;;</w:t>
-      </w:r>
-      <w:proofErr w:type="gramEnd"/>
-      <w:r>
-        <w:rPr>
-          <w:rStyle w:val="SourceText"/>
-        </w:rPr>
-        <w:t>\r\n</w:t>
+        <w:t xml:space="preserve">Send the wake preamble </w:t>
+      </w:r>
+      <w:r>
+        <w:rPr>
+          <w:rStyle w:val="SourceText"/>
+        </w:rPr>
+        <w:t>;;;;;;;;;;\r\n;;;;;;;;;;\r\n</w:t>
       </w:r>
       <w:r>
         <w:t xml:space="preserve"> by DMA TX. </w:t>
@@ -9207,28 +8433,14 @@
         <w:rPr>
           <w:rStyle w:val="SourceText"/>
         </w:rPr>
-        <w:t>optode_</w:t>
-      </w:r>
-      <w:proofErr w:type="gramStart"/>
-      <w:r>
-        <w:rPr>
-          <w:rStyle w:val="SourceText"/>
-        </w:rPr>
-        <w:t>wake</w:t>
-      </w:r>
-      <w:proofErr w:type="spellEnd"/>
-      <w:r>
-        <w:rPr>
-          <w:rStyle w:val="SourceText"/>
-        </w:rPr>
-        <w:t>(</w:t>
-      </w:r>
-      <w:proofErr w:type="gramEnd"/>
-      <w:r>
-        <w:rPr>
-          <w:rStyle w:val="SourceText"/>
-        </w:rPr>
-        <w:t>)</w:t>
+        <w:t>optode_wake</w:t>
+      </w:r>
+      <w:proofErr w:type="spellEnd"/>
+      <w:r>
+        <w:rPr>
+          <w:rStyle w:val="SourceText"/>
+        </w:rPr>
+        <w:t>()</w:t>
       </w:r>
       <w:r>
         <w:t xml:space="preserve"> followed by </w:t>
@@ -9272,28 +8484,14 @@
         <w:rPr>
           <w:rStyle w:val="SourceText"/>
         </w:rPr>
-        <w:t>optode_</w:t>
-      </w:r>
-      <w:proofErr w:type="gramStart"/>
-      <w:r>
-        <w:rPr>
-          <w:rStyle w:val="SourceText"/>
-        </w:rPr>
-        <w:t>wake</w:t>
-      </w:r>
-      <w:proofErr w:type="spellEnd"/>
-      <w:r>
-        <w:rPr>
-          <w:rStyle w:val="SourceText"/>
-        </w:rPr>
-        <w:t>(</w:t>
-      </w:r>
-      <w:proofErr w:type="gramEnd"/>
-      <w:r>
-        <w:rPr>
-          <w:rStyle w:val="SourceText"/>
-        </w:rPr>
-        <w:t>)</w:t>
+        <w:t>optode_wake</w:t>
+      </w:r>
+      <w:proofErr w:type="spellEnd"/>
+      <w:r>
+        <w:rPr>
+          <w:rStyle w:val="SourceText"/>
+        </w:rPr>
+        <w:t>()</w:t>
       </w:r>
       <w:r>
         <w:t xml:space="preserve"> sends the same semicolon preamble and waits briefly; </w:t>
@@ -10074,28 +9272,14 @@
         <w:rPr>
           <w:rStyle w:val="SourceText"/>
         </w:rPr>
-        <w:t>sensors_</w:t>
-      </w:r>
-      <w:proofErr w:type="gramStart"/>
-      <w:r>
-        <w:rPr>
-          <w:rStyle w:val="SourceText"/>
-        </w:rPr>
-        <w:t>sample</w:t>
-      </w:r>
-      <w:proofErr w:type="spellEnd"/>
-      <w:r>
-        <w:rPr>
-          <w:rStyle w:val="SourceText"/>
-        </w:rPr>
-        <w:t>(</w:t>
-      </w:r>
-      <w:proofErr w:type="gramEnd"/>
-      <w:r>
-        <w:rPr>
-          <w:rStyle w:val="SourceText"/>
-        </w:rPr>
-        <w:t>)</w:t>
+        <w:t>sensors_sample</w:t>
+      </w:r>
+      <w:proofErr w:type="spellEnd"/>
+      <w:r>
+        <w:rPr>
+          <w:rStyle w:val="SourceText"/>
+        </w:rPr>
+        <w:t>()</w:t>
       </w:r>
       <w:r>
         <w:t xml:space="preserve"> calls the </w:t>
@@ -10161,28 +9345,14 @@
         <w:rPr>
           <w:rStyle w:val="SourceText"/>
         </w:rPr>
-        <w:t>optode_</w:t>
-      </w:r>
-      <w:proofErr w:type="gramStart"/>
-      <w:r>
-        <w:rPr>
-          <w:rStyle w:val="SourceText"/>
-        </w:rPr>
-        <w:t>collect</w:t>
-      </w:r>
-      <w:proofErr w:type="spellEnd"/>
-      <w:r>
-        <w:rPr>
-          <w:rStyle w:val="SourceText"/>
-        </w:rPr>
-        <w:t>(</w:t>
-      </w:r>
-      <w:proofErr w:type="gramEnd"/>
-      <w:r>
-        <w:rPr>
-          <w:rStyle w:val="SourceText"/>
-        </w:rPr>
-        <w:t>)</w:t>
+        <w:t>optode_collect</w:t>
+      </w:r>
+      <w:proofErr w:type="spellEnd"/>
+      <w:r>
+        <w:rPr>
+          <w:rStyle w:val="SourceText"/>
+        </w:rPr>
+        <w:t>()</w:t>
       </w:r>
       <w:r>
         <w:t xml:space="preserve"> parses the response.</w:t>
@@ -10316,28 +9486,14 @@
         <w:rPr>
           <w:rStyle w:val="SourceText"/>
         </w:rPr>
-        <w:t>optode_notify_tx_</w:t>
-      </w:r>
-      <w:proofErr w:type="gramStart"/>
-      <w:r>
-        <w:rPr>
-          <w:rStyle w:val="SourceText"/>
-        </w:rPr>
-        <w:t>cplt</w:t>
-      </w:r>
-      <w:proofErr w:type="spellEnd"/>
-      <w:r>
-        <w:rPr>
-          <w:rStyle w:val="SourceText"/>
-        </w:rPr>
-        <w:t>(</w:t>
-      </w:r>
-      <w:proofErr w:type="gramEnd"/>
-      <w:r>
-        <w:rPr>
-          <w:rStyle w:val="SourceText"/>
-        </w:rPr>
-        <w:t>)</w:t>
+        <w:t>optode_notify_tx_cplt</w:t>
+      </w:r>
+      <w:proofErr w:type="spellEnd"/>
+      <w:r>
+        <w:rPr>
+          <w:rStyle w:val="SourceText"/>
+        </w:rPr>
+        <w:t>()</w:t>
       </w:r>
       <w:r>
         <w:t xml:space="preserve"> for </w:t>
@@ -10522,28 +9678,14 @@
               <w:rPr>
                 <w:rStyle w:val="SourceText"/>
               </w:rPr>
-              <w:t>optode_</w:t>
-            </w:r>
-            <w:proofErr w:type="gramStart"/>
-            <w:r>
-              <w:rPr>
-                <w:rStyle w:val="SourceText"/>
-              </w:rPr>
-              <w:t>sample</w:t>
+              <w:t>optode_sample</w:t>
             </w:r>
             <w:proofErr w:type="spellEnd"/>
             <w:r>
               <w:rPr>
                 <w:rStyle w:val="SourceText"/>
               </w:rPr>
-              <w:t>(</w:t>
-            </w:r>
-            <w:proofErr w:type="gramEnd"/>
-            <w:r>
-              <w:rPr>
-                <w:rStyle w:val="SourceText"/>
-              </w:rPr>
-              <w:t>)</w:t>
+              <w:t>()</w:t>
             </w:r>
             <w:r>
               <w:t>, prints all ten parsed fields, then powers down if it performed the power-up.</w:t>
@@ -10604,28 +9746,14 @@
               <w:rPr>
                 <w:rStyle w:val="SourceText"/>
               </w:rPr>
-              <w:t>optode_sample_</w:t>
-            </w:r>
-            <w:proofErr w:type="gramStart"/>
-            <w:r>
-              <w:rPr>
-                <w:rStyle w:val="SourceText"/>
-              </w:rPr>
-              <w:t>raw</w:t>
+              <w:t>optode_sample_raw</w:t>
             </w:r>
             <w:proofErr w:type="spellEnd"/>
             <w:r>
               <w:rPr>
                 <w:rStyle w:val="SourceText"/>
               </w:rPr>
-              <w:t>(</w:t>
-            </w:r>
-            <w:proofErr w:type="gramEnd"/>
-            <w:r>
-              <w:rPr>
-                <w:rStyle w:val="SourceText"/>
-              </w:rPr>
-              <w:t>)</w:t>
+              <w:t>()</w:t>
             </w:r>
             <w:r>
               <w:t>, prints the raw response, then powers down if it performed the power-up.</w:t>
@@ -10820,28 +9948,14 @@
         <w:rPr>
           <w:rStyle w:val="SourceText"/>
         </w:rPr>
-        <w:t>sensors_</w:t>
-      </w:r>
-      <w:proofErr w:type="gramStart"/>
-      <w:r>
-        <w:rPr>
-          <w:rStyle w:val="SourceText"/>
-        </w:rPr>
-        <w:t>sample</w:t>
-      </w:r>
-      <w:proofErr w:type="spellEnd"/>
-      <w:r>
-        <w:rPr>
-          <w:rStyle w:val="SourceText"/>
-        </w:rPr>
-        <w:t>(</w:t>
-      </w:r>
-      <w:proofErr w:type="gramEnd"/>
-      <w:r>
-        <w:rPr>
-          <w:rStyle w:val="SourceText"/>
-        </w:rPr>
-        <w:t>)</w:t>
+        <w:t>sensors_sample</w:t>
+      </w:r>
+      <w:proofErr w:type="spellEnd"/>
+      <w:r>
+        <w:rPr>
+          <w:rStyle w:val="SourceText"/>
+        </w:rPr>
+        <w:t>()</w:t>
       </w:r>
       <w:r>
         <w:t xml:space="preserve"> powers </w:t>
@@ -10926,28 +10040,14 @@
         <w:rPr>
           <w:rStyle w:val="SourceText"/>
         </w:rPr>
-        <w:t>rx_</w:t>
-      </w:r>
-      <w:proofErr w:type="gramStart"/>
-      <w:r>
-        <w:rPr>
-          <w:rStyle w:val="SourceText"/>
-        </w:rPr>
-        <w:t>buf</w:t>
-      </w:r>
-      <w:proofErr w:type="spellEnd"/>
-      <w:r>
-        <w:rPr>
-          <w:rStyle w:val="SourceText"/>
-        </w:rPr>
-        <w:t>[</w:t>
-      </w:r>
-      <w:proofErr w:type="gramEnd"/>
-      <w:r>
-        <w:rPr>
-          <w:rStyle w:val="SourceText"/>
-        </w:rPr>
-        <w:t>1024]</w:t>
+        <w:t>rx_buf</w:t>
+      </w:r>
+      <w:proofErr w:type="spellEnd"/>
+      <w:r>
+        <w:rPr>
+          <w:rStyle w:val="SourceText"/>
+        </w:rPr>
+        <w:t>[1024]</w:t>
       </w:r>
       <w:r>
         <w:t xml:space="preserve"> receive buffer.</w:t>
@@ -11450,19 +10550,11 @@
         <w:pStyle w:val="BodyText"/>
         <w:spacing w:after="160" w:line="278" w:lineRule="auto"/>
       </w:pPr>
-      <w:proofErr w:type="gramStart"/>
-      <w:r>
-        <w:rPr>
-          <w:rStyle w:val="SourceText"/>
-        </w:rPr>
-        <w:t>main(</w:t>
-      </w:r>
-      <w:proofErr w:type="gramEnd"/>
-      <w:r>
-        <w:rPr>
-          <w:rStyle w:val="SourceText"/>
-        </w:rPr>
-        <w:t>)</w:t>
+      <w:r>
+        <w:rPr>
+          <w:rStyle w:val="SourceText"/>
+        </w:rPr>
+        <w:t>main()</w:t>
       </w:r>
       <w:r>
         <w:t xml:space="preserve"> initializes UART5, calls </w:t>
@@ -11512,28 +10604,14 @@
         <w:rPr>
           <w:rStyle w:val="SourceText"/>
         </w:rPr>
-        <w:t>lowpower_wetlab_uart_</w:t>
-      </w:r>
-      <w:proofErr w:type="gramStart"/>
-      <w:r>
-        <w:rPr>
-          <w:rStyle w:val="SourceText"/>
-        </w:rPr>
-        <w:t>up</w:t>
-      </w:r>
-      <w:proofErr w:type="spellEnd"/>
-      <w:r>
-        <w:rPr>
-          <w:rStyle w:val="SourceText"/>
-        </w:rPr>
-        <w:t>(</w:t>
-      </w:r>
-      <w:proofErr w:type="gramEnd"/>
-      <w:r>
-        <w:rPr>
-          <w:rStyle w:val="SourceText"/>
-        </w:rPr>
-        <w:t>)</w:t>
+        <w:t>lowpower_wetlab_uart_up</w:t>
+      </w:r>
+      <w:proofErr w:type="spellEnd"/>
+      <w:r>
+        <w:rPr>
+          <w:rStyle w:val="SourceText"/>
+        </w:rPr>
+        <w:t>()</w:t>
       </w:r>
       <w:r>
         <w:t xml:space="preserve"> rebuilds the UART5 handle at 19200 baud, initializes HAL UART5, keeps PB4/PB5 low after UART restore, calls </w:t>
@@ -11574,28 +10652,14 @@
         <w:rPr>
           <w:rStyle w:val="SourceText"/>
         </w:rPr>
-        <w:t>lowpower_wetlab_uart_</w:t>
-      </w:r>
-      <w:proofErr w:type="gramStart"/>
-      <w:r>
-        <w:rPr>
-          <w:rStyle w:val="SourceText"/>
-        </w:rPr>
-        <w:t>down</w:t>
-      </w:r>
-      <w:proofErr w:type="spellEnd"/>
-      <w:r>
-        <w:rPr>
-          <w:rStyle w:val="SourceText"/>
-        </w:rPr>
-        <w:t>(</w:t>
-      </w:r>
-      <w:proofErr w:type="gramEnd"/>
-      <w:r>
-        <w:rPr>
-          <w:rStyle w:val="SourceText"/>
-        </w:rPr>
-        <w:t>)</w:t>
+        <w:t>lowpower_wetlab_uart_down</w:t>
+      </w:r>
+      <w:proofErr w:type="spellEnd"/>
+      <w:r>
+        <w:rPr>
+          <w:rStyle w:val="SourceText"/>
+        </w:rPr>
+        <w:t>()</w:t>
       </w:r>
       <w:r>
         <w:t xml:space="preserve"> aborts/</w:t>
@@ -11710,14 +10774,7 @@
               <w:rPr>
                 <w:rStyle w:val="SourceText"/>
               </w:rPr>
-              <w:t>wetlab_</w:t>
-            </w:r>
-            <w:proofErr w:type="gramStart"/>
-            <w:r>
-              <w:rPr>
-                <w:rStyle w:val="SourceText"/>
-              </w:rPr>
-              <w:t>init</w:t>
+              <w:t>wetlab_init</w:t>
             </w:r>
             <w:proofErr w:type="spellEnd"/>
             <w:r>
@@ -11726,7 +10783,6 @@
               </w:rPr>
               <w:t>(</w:t>
             </w:r>
-            <w:proofErr w:type="gramEnd"/>
             <w:r>
               <w:rPr>
                 <w:rStyle w:val="SourceText"/>
@@ -11786,28 +10842,14 @@
               <w:rPr>
                 <w:rStyle w:val="SourceText"/>
               </w:rPr>
-              <w:t>wetlab_</w:t>
-            </w:r>
-            <w:proofErr w:type="gramStart"/>
-            <w:r>
-              <w:rPr>
-                <w:rStyle w:val="SourceText"/>
-              </w:rPr>
-              <w:t>sample</w:t>
+              <w:t>wetlab_sample</w:t>
             </w:r>
             <w:proofErr w:type="spellEnd"/>
             <w:r>
               <w:rPr>
                 <w:rStyle w:val="SourceText"/>
               </w:rPr>
-              <w:t>(</w:t>
-            </w:r>
-            <w:proofErr w:type="gramEnd"/>
-            <w:r>
-              <w:rPr>
-                <w:rStyle w:val="SourceText"/>
-              </w:rPr>
-              <w:t>)</w:t>
+              <w:t>()</w:t>
             </w:r>
           </w:p>
         </w:tc>
@@ -11845,28 +10887,14 @@
               <w:rPr>
                 <w:rStyle w:val="SourceText"/>
               </w:rPr>
-              <w:t>wetlab_</w:t>
-            </w:r>
-            <w:proofErr w:type="gramStart"/>
-            <w:r>
-              <w:rPr>
-                <w:rStyle w:val="SourceText"/>
-              </w:rPr>
-              <w:t>raw</w:t>
+              <w:t>wetlab_raw</w:t>
             </w:r>
             <w:proofErr w:type="spellEnd"/>
             <w:r>
               <w:rPr>
                 <w:rStyle w:val="SourceText"/>
               </w:rPr>
-              <w:t>(</w:t>
-            </w:r>
-            <w:proofErr w:type="gramEnd"/>
-            <w:r>
-              <w:rPr>
-                <w:rStyle w:val="SourceText"/>
-              </w:rPr>
-              <w:t>)</w:t>
+              <w:t>()</w:t>
             </w:r>
           </w:p>
         </w:tc>
@@ -11904,28 +10932,14 @@
               <w:rPr>
                 <w:rStyle w:val="SourceText"/>
               </w:rPr>
-              <w:t>wetlab_</w:t>
-            </w:r>
-            <w:proofErr w:type="gramStart"/>
-            <w:r>
-              <w:rPr>
-                <w:rStyle w:val="SourceText"/>
-              </w:rPr>
-              <w:t>fire</w:t>
+              <w:t>wetlab_fire</w:t>
             </w:r>
             <w:proofErr w:type="spellEnd"/>
             <w:r>
               <w:rPr>
                 <w:rStyle w:val="SourceText"/>
               </w:rPr>
-              <w:t>(</w:t>
-            </w:r>
-            <w:proofErr w:type="gramEnd"/>
-            <w:r>
-              <w:rPr>
-                <w:rStyle w:val="SourceText"/>
-              </w:rPr>
-              <w:t>)</w:t>
+              <w:t>()</w:t>
             </w:r>
           </w:p>
         </w:tc>
@@ -11963,28 +10977,14 @@
               <w:rPr>
                 <w:rStyle w:val="SourceText"/>
               </w:rPr>
-              <w:t>wetlab_</w:t>
-            </w:r>
-            <w:proofErr w:type="gramStart"/>
-            <w:r>
-              <w:rPr>
-                <w:rStyle w:val="SourceText"/>
-              </w:rPr>
-              <w:t>collect</w:t>
+              <w:t>wetlab_collect</w:t>
             </w:r>
             <w:proofErr w:type="spellEnd"/>
             <w:r>
               <w:rPr>
                 <w:rStyle w:val="SourceText"/>
               </w:rPr>
-              <w:t>(</w:t>
-            </w:r>
-            <w:proofErr w:type="gramEnd"/>
-            <w:r>
-              <w:rPr>
-                <w:rStyle w:val="SourceText"/>
-              </w:rPr>
-              <w:t>)</w:t>
+              <w:t>()</w:t>
             </w:r>
           </w:p>
         </w:tc>
@@ -12071,28 +11071,14 @@
         <w:rPr>
           <w:rStyle w:val="SourceText"/>
         </w:rPr>
-        <w:t>wetlab_</w:t>
-      </w:r>
-      <w:proofErr w:type="gramStart"/>
-      <w:r>
-        <w:rPr>
-          <w:rStyle w:val="SourceText"/>
-        </w:rPr>
-        <w:t>sample</w:t>
-      </w:r>
-      <w:proofErr w:type="spellEnd"/>
-      <w:r>
-        <w:rPr>
-          <w:rStyle w:val="SourceText"/>
-        </w:rPr>
-        <w:t>(</w:t>
-      </w:r>
-      <w:proofErr w:type="gramEnd"/>
-      <w:r>
-        <w:rPr>
-          <w:rStyle w:val="SourceText"/>
-        </w:rPr>
-        <w:t>)</w:t>
+        <w:t>wetlab_sample</w:t>
+      </w:r>
+      <w:proofErr w:type="spellEnd"/>
+      <w:r>
+        <w:rPr>
+          <w:rStyle w:val="SourceText"/>
+        </w:rPr>
+        <w:t>()</w:t>
       </w:r>
       <w:r>
         <w:t xml:space="preserve"> is the normal blocking shell-style sample path:</w:t>
@@ -12268,28 +11254,14 @@
         <w:rPr>
           <w:rStyle w:val="SourceText"/>
         </w:rPr>
-        <w:t>wetlab_</w:t>
-      </w:r>
-      <w:proofErr w:type="gramStart"/>
-      <w:r>
-        <w:rPr>
-          <w:rStyle w:val="SourceText"/>
-        </w:rPr>
-        <w:t>raw</w:t>
-      </w:r>
-      <w:proofErr w:type="spellEnd"/>
-      <w:r>
-        <w:rPr>
-          <w:rStyle w:val="SourceText"/>
-        </w:rPr>
-        <w:t>(</w:t>
-      </w:r>
-      <w:proofErr w:type="gramEnd"/>
-      <w:r>
-        <w:rPr>
-          <w:rStyle w:val="SourceText"/>
-        </w:rPr>
-        <w:t>)</w:t>
+        <w:t>wetlab_raw</w:t>
+      </w:r>
+      <w:proofErr w:type="spellEnd"/>
+      <w:r>
+        <w:rPr>
+          <w:rStyle w:val="SourceText"/>
+        </w:rPr>
+        <w:t>()</w:t>
       </w:r>
       <w:r>
         <w:t xml:space="preserve"> is the raw diagnostic path:</w:t>
@@ -12947,28 +11919,14 @@
           <w:rStyle w:val="SourceText"/>
         </w:rPr>
         <w:lastRenderedPageBreak/>
-        <w:t>wetlab_</w:t>
-      </w:r>
-      <w:proofErr w:type="gramStart"/>
-      <w:r>
-        <w:rPr>
-          <w:rStyle w:val="SourceText"/>
-        </w:rPr>
-        <w:t>parse</w:t>
-      </w:r>
-      <w:proofErr w:type="spellEnd"/>
-      <w:r>
-        <w:rPr>
-          <w:rStyle w:val="SourceText"/>
-        </w:rPr>
-        <w:t>(</w:t>
-      </w:r>
-      <w:proofErr w:type="gramEnd"/>
-      <w:r>
-        <w:rPr>
-          <w:rStyle w:val="SourceText"/>
-        </w:rPr>
-        <w:t>)</w:t>
+        <w:t>wetlab_parse</w:t>
+      </w:r>
+      <w:proofErr w:type="spellEnd"/>
+      <w:r>
+        <w:rPr>
+          <w:rStyle w:val="SourceText"/>
+        </w:rPr>
+        <w:t>()</w:t>
       </w:r>
       <w:r>
         <w:t xml:space="preserve"> expects one complete row in this text format:</w:t>
@@ -12983,21 +11941,7 @@
         <w:rPr>
           <w:rStyle w:val="SourceText"/>
         </w:rPr>
-        <w:t>MM/DD/YY HH:</w:t>
-      </w:r>
-      <w:proofErr w:type="gramStart"/>
-      <w:r>
-        <w:rPr>
-          <w:rStyle w:val="SourceText"/>
-        </w:rPr>
-        <w:t>MM:SS</w:t>
-      </w:r>
-      <w:proofErr w:type="gramEnd"/>
-      <w:r>
-        <w:rPr>
-          <w:rStyle w:val="SourceText"/>
-        </w:rPr>
-        <w:t xml:space="preserve"> lambda1 signal1 lambda2 signal2 lambda3 signal3 thermistor</w:t>
+        <w:t>MM/DD/YY HH:MM:SS lambda1 signal1 lambda2 signal2 lambda3 signal3 thermistor</w:t>
       </w:r>
     </w:p>
     <w:p>
@@ -13009,7 +11953,6 @@
         <w:t xml:space="preserve">The parser uses </w:t>
       </w:r>
       <w:proofErr w:type="spellStart"/>
-      <w:proofErr w:type="gramStart"/>
       <w:r>
         <w:rPr>
           <w:rStyle w:val="SourceText"/>
@@ -13021,31 +11964,16 @@
         <w:rPr>
           <w:rStyle w:val="SourceText"/>
         </w:rPr>
-        <w:t>(</w:t>
-      </w:r>
-      <w:proofErr w:type="gramEnd"/>
-      <w:r>
-        <w:rPr>
-          <w:rStyle w:val="SourceText"/>
-        </w:rPr>
-        <w:t>)</w:t>
+        <w:t>()</w:t>
       </w:r>
       <w:r>
         <w:t xml:space="preserve"> and requires all 13 fields: month, day, year, hour, minute, second, three wavelength/signal pairs, and thermistor. It validates the three signal counts against the classic-mode range </w:t>
       </w:r>
-      <w:proofErr w:type="gramStart"/>
-      <w:r>
-        <w:rPr>
-          <w:rStyle w:val="SourceText"/>
-        </w:rPr>
-        <w:t>0..</w:t>
-      </w:r>
-      <w:proofErr w:type="gramEnd"/>
-      <w:r>
-        <w:rPr>
-          <w:rStyle w:val="SourceText"/>
-        </w:rPr>
-        <w:t>4130</w:t>
+      <w:r>
+        <w:rPr>
+          <w:rStyle w:val="SourceText"/>
+        </w:rPr>
+        <w:t>0..4130</w:t>
       </w:r>
       <w:r>
         <w:t xml:space="preserve">; a row with any signal above 4130 is rejected. The date/time fields are parsed only to validate row shape; they are not stored in </w:t>
@@ -13072,28 +12000,14 @@
         <w:rPr>
           <w:rStyle w:val="SourceText"/>
         </w:rPr>
-        <w:t>wetlab_find_last_</w:t>
-      </w:r>
-      <w:proofErr w:type="gramStart"/>
-      <w:r>
-        <w:rPr>
-          <w:rStyle w:val="SourceText"/>
-        </w:rPr>
-        <w:t>row</w:t>
-      </w:r>
-      <w:proofErr w:type="spellEnd"/>
-      <w:r>
-        <w:rPr>
-          <w:rStyle w:val="SourceText"/>
-        </w:rPr>
-        <w:t>(</w:t>
-      </w:r>
-      <w:proofErr w:type="gramEnd"/>
-      <w:r>
-        <w:rPr>
-          <w:rStyle w:val="SourceText"/>
-        </w:rPr>
-        <w:t>)</w:t>
+        <w:t>wetlab_find_last_row</w:t>
+      </w:r>
+      <w:proofErr w:type="spellEnd"/>
+      <w:r>
+        <w:rPr>
+          <w:rStyle w:val="SourceText"/>
+        </w:rPr>
+        <w:t>()</w:t>
       </w:r>
       <w:r>
         <w:t xml:space="preserve"> walks the RX buffer line by line, skips CR/LF separators, ignores incomplete trailing lines, and remembers the last complete line beginning with an ASCII digit. That selected line is parsed by </w:t>
@@ -13103,28 +12017,14 @@
         <w:rPr>
           <w:rStyle w:val="SourceText"/>
         </w:rPr>
-        <w:t>wetlab_</w:t>
-      </w:r>
-      <w:proofErr w:type="gramStart"/>
-      <w:r>
-        <w:rPr>
-          <w:rStyle w:val="SourceText"/>
-        </w:rPr>
-        <w:t>parse</w:t>
-      </w:r>
-      <w:proofErr w:type="spellEnd"/>
-      <w:r>
-        <w:rPr>
-          <w:rStyle w:val="SourceText"/>
-        </w:rPr>
-        <w:t>(</w:t>
-      </w:r>
-      <w:proofErr w:type="gramEnd"/>
-      <w:r>
-        <w:rPr>
-          <w:rStyle w:val="SourceText"/>
-        </w:rPr>
-        <w:t>)</w:t>
+        <w:t>wetlab_parse</w:t>
+      </w:r>
+      <w:proofErr w:type="spellEnd"/>
+      <w:r>
+        <w:rPr>
+          <w:rStyle w:val="SourceText"/>
+        </w:rPr>
+        <w:t>()</w:t>
       </w:r>
       <w:r>
         <w:t>.</w:t>
@@ -13196,28 +12096,14 @@
         <w:rPr>
           <w:rStyle w:val="SourceText"/>
         </w:rPr>
-        <w:t>sensors_</w:t>
-      </w:r>
-      <w:proofErr w:type="gramStart"/>
-      <w:r>
-        <w:rPr>
-          <w:rStyle w:val="SourceText"/>
-        </w:rPr>
-        <w:t>sample</w:t>
-      </w:r>
-      <w:proofErr w:type="spellEnd"/>
-      <w:r>
-        <w:rPr>
-          <w:rStyle w:val="SourceText"/>
-        </w:rPr>
-        <w:t>(</w:t>
-      </w:r>
-      <w:proofErr w:type="gramEnd"/>
-      <w:r>
-        <w:rPr>
-          <w:rStyle w:val="SourceText"/>
-        </w:rPr>
-        <w:t>)</w:t>
+        <w:t>sensors_sample</w:t>
+      </w:r>
+      <w:proofErr w:type="spellEnd"/>
+      <w:r>
+        <w:rPr>
+          <w:rStyle w:val="SourceText"/>
+        </w:rPr>
+        <w:t>()</w:t>
       </w:r>
       <w:r>
         <w:t xml:space="preserve"> uses the </w:t>
@@ -13370,28 +12256,14 @@
         <w:rPr>
           <w:rStyle w:val="SourceText"/>
         </w:rPr>
-        <w:t>wetlab_</w:t>
-      </w:r>
-      <w:proofErr w:type="gramStart"/>
-      <w:r>
-        <w:rPr>
-          <w:rStyle w:val="SourceText"/>
-        </w:rPr>
-        <w:t>fire</w:t>
-      </w:r>
-      <w:proofErr w:type="spellEnd"/>
-      <w:r>
-        <w:rPr>
-          <w:rStyle w:val="SourceText"/>
-        </w:rPr>
-        <w:t>(</w:t>
-      </w:r>
-      <w:proofErr w:type="gramEnd"/>
-      <w:r>
-        <w:rPr>
-          <w:rStyle w:val="SourceText"/>
-        </w:rPr>
-        <w:t>)</w:t>
+        <w:t>wetlab_fire</w:t>
+      </w:r>
+      <w:proofErr w:type="spellEnd"/>
+      <w:r>
+        <w:rPr>
+          <w:rStyle w:val="SourceText"/>
+        </w:rPr>
+        <w:t>()</w:t>
       </w:r>
       <w:r>
         <w:t xml:space="preserve"> to arm UART5 RX DMA. </w:t>
@@ -13458,28 +12330,14 @@
         <w:rPr>
           <w:rStyle w:val="SourceText"/>
         </w:rPr>
-        <w:t>wetlab_</w:t>
-      </w:r>
-      <w:proofErr w:type="gramStart"/>
-      <w:r>
-        <w:rPr>
-          <w:rStyle w:val="SourceText"/>
-        </w:rPr>
-        <w:t>collect</w:t>
-      </w:r>
-      <w:proofErr w:type="spellEnd"/>
-      <w:r>
-        <w:rPr>
-          <w:rStyle w:val="SourceText"/>
-        </w:rPr>
-        <w:t>(</w:t>
-      </w:r>
-      <w:proofErr w:type="gramEnd"/>
-      <w:r>
-        <w:rPr>
-          <w:rStyle w:val="SourceText"/>
-        </w:rPr>
-        <w:t>)</w:t>
+        <w:t>wetlab_collect</w:t>
+      </w:r>
+      <w:proofErr w:type="spellEnd"/>
+      <w:r>
+        <w:rPr>
+          <w:rStyle w:val="SourceText"/>
+        </w:rPr>
+        <w:t>()</w:t>
       </w:r>
       <w:r>
         <w:t xml:space="preserve"> to parse the last complete row. </w:t>
@@ -13590,28 +12448,14 @@
         <w:rPr>
           <w:rStyle w:val="SourceText"/>
         </w:rPr>
-        <w:t>wetlab_reset_</w:t>
-      </w:r>
-      <w:proofErr w:type="gramStart"/>
-      <w:r>
-        <w:rPr>
-          <w:rStyle w:val="SourceText"/>
-        </w:rPr>
-        <w:t>uart</w:t>
-      </w:r>
-      <w:proofErr w:type="spellEnd"/>
-      <w:r>
-        <w:rPr>
-          <w:rStyle w:val="SourceText"/>
-        </w:rPr>
-        <w:t>(</w:t>
-      </w:r>
-      <w:proofErr w:type="gramEnd"/>
-      <w:r>
-        <w:rPr>
-          <w:rStyle w:val="SourceText"/>
-        </w:rPr>
-        <w:t>)</w:t>
+        <w:t>wetlab_reset_uart</w:t>
+      </w:r>
+      <w:proofErr w:type="spellEnd"/>
+      <w:r>
+        <w:rPr>
+          <w:rStyle w:val="SourceText"/>
+        </w:rPr>
+        <w:t>()</w:t>
       </w:r>
       <w:r>
         <w:t xml:space="preserve"> aborts UART5 and clears overrun, noise, and framing flags. </w:t>
@@ -13635,28 +12479,14 @@
         <w:rPr>
           <w:rStyle w:val="SourceText"/>
         </w:rPr>
-        <w:t>wetlab_arm_</w:t>
-      </w:r>
-      <w:proofErr w:type="gramStart"/>
-      <w:r>
-        <w:rPr>
-          <w:rStyle w:val="SourceText"/>
-        </w:rPr>
-        <w:t>rx</w:t>
-      </w:r>
-      <w:proofErr w:type="spellEnd"/>
-      <w:r>
-        <w:rPr>
-          <w:rStyle w:val="SourceText"/>
-        </w:rPr>
-        <w:t>(</w:t>
-      </w:r>
-      <w:proofErr w:type="gramEnd"/>
-      <w:r>
-        <w:rPr>
-          <w:rStyle w:val="SourceText"/>
-        </w:rPr>
-        <w:t>)</w:t>
+        <w:t>wetlab_arm_rx</w:t>
+      </w:r>
+      <w:proofErr w:type="spellEnd"/>
+      <w:r>
+        <w:rPr>
+          <w:rStyle w:val="SourceText"/>
+        </w:rPr>
+        <w:t>()</w:t>
       </w:r>
       <w:r>
         <w:t xml:space="preserve"> disables interrupts briefly around </w:t>
@@ -13697,28 +12527,14 @@
         <w:rPr>
           <w:rStyle w:val="SourceText"/>
         </w:rPr>
-        <w:t>wetlab_stop_</w:t>
-      </w:r>
-      <w:proofErr w:type="gramStart"/>
-      <w:r>
-        <w:rPr>
-          <w:rStyle w:val="SourceText"/>
-        </w:rPr>
-        <w:t>rx</w:t>
-      </w:r>
-      <w:proofErr w:type="spellEnd"/>
-      <w:r>
-        <w:rPr>
-          <w:rStyle w:val="SourceText"/>
-        </w:rPr>
-        <w:t>(</w:t>
-      </w:r>
-      <w:proofErr w:type="gramEnd"/>
-      <w:r>
-        <w:rPr>
-          <w:rStyle w:val="SourceText"/>
-        </w:rPr>
-        <w:t>)</w:t>
+        <w:t>wetlab_stop_rx</w:t>
+      </w:r>
+      <w:proofErr w:type="spellEnd"/>
+      <w:r>
+        <w:rPr>
+          <w:rStyle w:val="SourceText"/>
+        </w:rPr>
+        <w:t>()</w:t>
       </w:r>
       <w:r>
         <w:t xml:space="preserve"> computes bytes received from DMA NDTR, aborts RX, NUL-terminates the buffer, removes any NUL bytes from power-on transient output by compacting non-NUL bytes left, NUL-terminates again, and returns the final byte count. </w:t>
@@ -13789,28 +12605,14 @@
         <w:rPr>
           <w:rStyle w:val="SourceText"/>
         </w:rPr>
-        <w:t>lowpower_sensor_interfaces_</w:t>
-      </w:r>
-      <w:proofErr w:type="gramStart"/>
-      <w:r>
-        <w:rPr>
-          <w:rStyle w:val="SourceText"/>
-        </w:rPr>
-        <w:t>up</w:t>
-      </w:r>
-      <w:proofErr w:type="spellEnd"/>
-      <w:r>
-        <w:rPr>
-          <w:rStyle w:val="SourceText"/>
-        </w:rPr>
-        <w:t>(</w:t>
-      </w:r>
-      <w:proofErr w:type="gramEnd"/>
-      <w:r>
-        <w:rPr>
-          <w:rStyle w:val="SourceText"/>
-        </w:rPr>
-        <w:t>)</w:t>
+        <w:t>lowpower_sensor_interfaces_up</w:t>
+      </w:r>
+      <w:proofErr w:type="spellEnd"/>
+      <w:r>
+        <w:rPr>
+          <w:rStyle w:val="SourceText"/>
+        </w:rPr>
+        <w:t>()</w:t>
       </w:r>
       <w:r>
         <w:t xml:space="preserve">, perform the read, then call </w:t>
@@ -13891,28 +12693,14 @@
         <w:rPr>
           <w:rStyle w:val="SourceText"/>
         </w:rPr>
-        <w:t>lowpower_wetlab_uart_</w:t>
-      </w:r>
-      <w:proofErr w:type="gramStart"/>
-      <w:r>
-        <w:rPr>
-          <w:rStyle w:val="SourceText"/>
-        </w:rPr>
-        <w:t>down</w:t>
-      </w:r>
-      <w:proofErr w:type="spellEnd"/>
-      <w:r>
-        <w:rPr>
-          <w:rStyle w:val="SourceText"/>
-        </w:rPr>
-        <w:t>(</w:t>
-      </w:r>
-      <w:proofErr w:type="gramEnd"/>
-      <w:r>
-        <w:rPr>
-          <w:rStyle w:val="SourceText"/>
-        </w:rPr>
-        <w:t>)</w:t>
+        <w:t>lowpower_wetlab_uart_down</w:t>
+      </w:r>
+      <w:proofErr w:type="spellEnd"/>
+      <w:r>
+        <w:rPr>
+          <w:rStyle w:val="SourceText"/>
+        </w:rPr>
+        <w:t>()</w:t>
       </w:r>
       <w:r>
         <w:t xml:space="preserve"> as part of </w:t>
@@ -13973,28 +12761,14 @@
         <w:rPr>
           <w:rStyle w:val="SourceText"/>
         </w:rPr>
-        <w:t>lowpower_wetlab_uart_</w:t>
-      </w:r>
-      <w:proofErr w:type="gramStart"/>
-      <w:r>
-        <w:rPr>
-          <w:rStyle w:val="SourceText"/>
-        </w:rPr>
-        <w:t>up</w:t>
-      </w:r>
-      <w:proofErr w:type="spellEnd"/>
-      <w:r>
-        <w:rPr>
-          <w:rStyle w:val="SourceText"/>
-        </w:rPr>
-        <w:t>(</w:t>
-      </w:r>
-      <w:proofErr w:type="gramEnd"/>
-      <w:r>
-        <w:rPr>
-          <w:rStyle w:val="SourceText"/>
-        </w:rPr>
-        <w:t>)</w:t>
+        <w:t>lowpower_wetlab_uart_up</w:t>
+      </w:r>
+      <w:proofErr w:type="spellEnd"/>
+      <w:r>
+        <w:rPr>
+          <w:rStyle w:val="SourceText"/>
+        </w:rPr>
+        <w:t>()</w:t>
       </w:r>
       <w:r>
         <w:t xml:space="preserve"> through </w:t>
@@ -14038,28 +12812,14 @@
         <w:rPr>
           <w:rStyle w:val="SourceText"/>
         </w:rPr>
-        <w:t>lowpower_wetlab_uart_</w:t>
-      </w:r>
-      <w:proofErr w:type="gramStart"/>
-      <w:r>
-        <w:rPr>
-          <w:rStyle w:val="SourceText"/>
-        </w:rPr>
-        <w:t>down</w:t>
-      </w:r>
-      <w:proofErr w:type="spellEnd"/>
-      <w:r>
-        <w:rPr>
-          <w:rStyle w:val="SourceText"/>
-        </w:rPr>
-        <w:t>(</w:t>
-      </w:r>
-      <w:proofErr w:type="gramEnd"/>
-      <w:r>
-        <w:rPr>
-          <w:rStyle w:val="SourceText"/>
-        </w:rPr>
-        <w:t>)</w:t>
+        <w:t>lowpower_wetlab_uart_down</w:t>
+      </w:r>
+      <w:proofErr w:type="spellEnd"/>
+      <w:r>
+        <w:rPr>
+          <w:rStyle w:val="SourceText"/>
+        </w:rPr>
+        <w:t>()</w:t>
       </w:r>
       <w:r>
         <w:t xml:space="preserve"> through </w:t>
@@ -14134,13 +12894,8 @@
       </w:r>
     </w:p>
     <w:p>
-      <w:proofErr w:type="gramStart"/>
-      <w:r>
-        <w:t>main(</w:t>
-      </w:r>
-      <w:proofErr w:type="gramEnd"/>
-      <w:r>
-        <w:t xml:space="preserve">) performs </w:t>
+      <w:r>
+        <w:t xml:space="preserve">main() performs </w:t>
       </w:r>
       <w:proofErr w:type="spellStart"/>
       <w:r>
@@ -14160,19 +12915,11 @@
       </w:pPr>
       <w:proofErr w:type="spellStart"/>
       <w:r>
-        <w:t>HAL_</w:t>
-      </w:r>
-      <w:proofErr w:type="gramStart"/>
-      <w:r>
-        <w:t>Init</w:t>
-      </w:r>
-      <w:proofErr w:type="spellEnd"/>
-      <w:r>
-        <w:t>(</w:t>
-      </w:r>
-      <w:proofErr w:type="gramEnd"/>
-      <w:r>
-        <w:t xml:space="preserve">) and </w:t>
+        <w:t>HAL_Init</w:t>
+      </w:r>
+      <w:proofErr w:type="spellEnd"/>
+      <w:r>
+        <w:t xml:space="preserve">() and </w:t>
       </w:r>
       <w:proofErr w:type="spellStart"/>
       <w:r>
@@ -14218,15 +12965,7 @@
       </w:r>
       <w:proofErr w:type="spellEnd"/>
       <w:r>
-        <w:t xml:space="preserve">-off/known-state level before project services </w:t>
-      </w:r>
-      <w:proofErr w:type="gramStart"/>
-      <w:r>
-        <w:t>start</w:t>
-      </w:r>
-      <w:proofErr w:type="gramEnd"/>
-      <w:r>
-        <w:t>.</w:t>
+        <w:t>-off/known-state level before project services start.</w:t>
       </w:r>
     </w:p>
     <w:p>
@@ -14252,19 +12991,11 @@
       </w:r>
       <w:proofErr w:type="spellStart"/>
       <w:r>
-        <w:t>config_</w:t>
-      </w:r>
-      <w:proofErr w:type="gramStart"/>
-      <w:r>
-        <w:t>init</w:t>
-      </w:r>
-      <w:proofErr w:type="spellEnd"/>
-      <w:r>
-        <w:t>(</w:t>
-      </w:r>
-      <w:proofErr w:type="gramEnd"/>
-      <w:r>
-        <w:t xml:space="preserve">) to initialize </w:t>
+        <w:t>config_init</w:t>
+      </w:r>
+      <w:proofErr w:type="spellEnd"/>
+      <w:r>
+        <w:t xml:space="preserve">() to initialize </w:t>
       </w:r>
       <w:proofErr w:type="spellStart"/>
       <w:r>
@@ -14287,19 +13018,11 @@
       </w:r>
       <w:proofErr w:type="spellStart"/>
       <w:r>
-        <w:t>transceiver_</w:t>
-      </w:r>
-      <w:proofErr w:type="gramStart"/>
-      <w:r>
-        <w:t>init</w:t>
-      </w:r>
-      <w:proofErr w:type="spellEnd"/>
-      <w:r>
-        <w:t>(</w:t>
-      </w:r>
-      <w:proofErr w:type="gramEnd"/>
-      <w:r>
-        <w:t>) for the RS-232 enable pins.</w:t>
+        <w:t>transceiver_init</w:t>
+      </w:r>
+      <w:proofErr w:type="spellEnd"/>
+      <w:r>
+        <w:t>() for the RS-232 enable pins.</w:t>
       </w:r>
     </w:p>
     <w:p>
@@ -14314,19 +13037,11 @@
       </w:r>
       <w:proofErr w:type="spellStart"/>
       <w:r>
-        <w:t>tasker_</w:t>
-      </w:r>
-      <w:proofErr w:type="gramStart"/>
-      <w:r>
-        <w:t>init</w:t>
-      </w:r>
-      <w:proofErr w:type="spellEnd"/>
-      <w:r>
-        <w:t>(</w:t>
-      </w:r>
-      <w:proofErr w:type="gramEnd"/>
-      <w:r>
-        <w:t>).</w:t>
+        <w:t>tasker_init</w:t>
+      </w:r>
+      <w:proofErr w:type="spellEnd"/>
+      <w:r>
+        <w:t>().</w:t>
       </w:r>
     </w:p>
     <w:p>
@@ -14341,19 +13056,11 @@
       </w:r>
       <w:proofErr w:type="spellStart"/>
       <w:r>
-        <w:t>filesystem_</w:t>
-      </w:r>
-      <w:proofErr w:type="gramStart"/>
-      <w:r>
-        <w:t>init</w:t>
-      </w:r>
-      <w:proofErr w:type="spellEnd"/>
-      <w:r>
-        <w:t>(</w:t>
-      </w:r>
-      <w:proofErr w:type="gramEnd"/>
-      <w:r>
-        <w:t>).</w:t>
+        <w:t>filesystem_init</w:t>
+      </w:r>
+      <w:proofErr w:type="spellEnd"/>
+      <w:r>
+        <w:t>().</w:t>
       </w:r>
     </w:p>
     <w:p>
@@ -14452,19 +13159,11 @@
       </w:r>
       <w:proofErr w:type="spellStart"/>
       <w:r>
-        <w:t>lowpower_wifi_</w:t>
-      </w:r>
-      <w:proofErr w:type="gramStart"/>
-      <w:r>
-        <w:t>start</w:t>
-      </w:r>
-      <w:proofErr w:type="spellEnd"/>
-      <w:r>
-        <w:t>(</w:t>
-      </w:r>
-      <w:proofErr w:type="gramEnd"/>
-      <w:r>
-        <w:t>).</w:t>
+        <w:t>lowpower_wifi_start</w:t>
+      </w:r>
+      <w:proofErr w:type="spellEnd"/>
+      <w:r>
+        <w:t>().</w:t>
       </w:r>
     </w:p>
     <w:p>
@@ -14479,19 +13178,11 @@
       </w:r>
       <w:proofErr w:type="spellStart"/>
       <w:r>
-        <w:t>shell_</w:t>
-      </w:r>
-      <w:proofErr w:type="gramStart"/>
-      <w:r>
-        <w:t>init</w:t>
-      </w:r>
-      <w:proofErr w:type="spellEnd"/>
-      <w:r>
-        <w:t>(</w:t>
-      </w:r>
-      <w:proofErr w:type="gramEnd"/>
-      <w:r>
-        <w:t>).</w:t>
+        <w:t>shell_init</w:t>
+      </w:r>
+      <w:proofErr w:type="spellEnd"/>
+      <w:r>
+        <w:t>().</w:t>
       </w:r>
     </w:p>
     <w:p>
@@ -14506,19 +13197,11 @@
       </w:r>
       <w:proofErr w:type="spellStart"/>
       <w:r>
-        <w:t>lowpower_enter_</w:t>
-      </w:r>
-      <w:proofErr w:type="gramStart"/>
-      <w:r>
-        <w:t>idle</w:t>
-      </w:r>
-      <w:proofErr w:type="spellEnd"/>
-      <w:r>
-        <w:t>(</w:t>
-      </w:r>
-      <w:proofErr w:type="gramEnd"/>
-      <w:r>
-        <w:t>) (Core/</w:t>
+        <w:t>lowpower_enter_idle</w:t>
+      </w:r>
+      <w:proofErr w:type="spellEnd"/>
+      <w:r>
+        <w:t>() (Core/</w:t>
       </w:r>
       <w:proofErr w:type="spellStart"/>
       <w:r>
@@ -14591,19 +13274,11 @@
       </w:pPr>
       <w:proofErr w:type="spellStart"/>
       <w:r>
-        <w:t>HAL_IWDG_</w:t>
-      </w:r>
-      <w:proofErr w:type="gramStart"/>
-      <w:r>
-        <w:t>Refresh</w:t>
-      </w:r>
-      <w:proofErr w:type="spellEnd"/>
-      <w:r>
-        <w:t>(</w:t>
-      </w:r>
-      <w:proofErr w:type="gramEnd"/>
-      <w:r>
-        <w:t>) – Feed the watchdog.</w:t>
+        <w:t>HAL_IWDG_Refresh</w:t>
+      </w:r>
+      <w:proofErr w:type="spellEnd"/>
+      <w:r>
+        <w:t>() – Feed the watchdog.</w:t>
       </w:r>
     </w:p>
     <w:p>
@@ -14616,19 +13291,11 @@
       </w:pPr>
       <w:proofErr w:type="spellStart"/>
       <w:r>
-        <w:t>shell_</w:t>
-      </w:r>
-      <w:proofErr w:type="gramStart"/>
-      <w:r>
-        <w:t>task</w:t>
-      </w:r>
-      <w:proofErr w:type="spellEnd"/>
-      <w:r>
-        <w:t>(</w:t>
-      </w:r>
-      <w:proofErr w:type="gramEnd"/>
-      <w:r>
-        <w:t>) – Handle any shell-related inputs, outputs, and task queueing.</w:t>
+        <w:t>shell_task</w:t>
+      </w:r>
+      <w:proofErr w:type="spellEnd"/>
+      <w:r>
+        <w:t>() – Handle any shell-related inputs, outputs, and task queueing.</w:t>
       </w:r>
     </w:p>
     <w:p>
@@ -14641,19 +13308,11 @@
       </w:pPr>
       <w:proofErr w:type="spellStart"/>
       <w:r>
-        <w:t>tasker_</w:t>
-      </w:r>
-      <w:proofErr w:type="gramStart"/>
-      <w:r>
-        <w:t>run</w:t>
-      </w:r>
-      <w:proofErr w:type="spellEnd"/>
-      <w:r>
-        <w:t>(</w:t>
-      </w:r>
-      <w:proofErr w:type="gramEnd"/>
-      <w:r>
-        <w:t>) – Handle any enqueued tasks.</w:t>
+        <w:t>tasker_run</w:t>
+      </w:r>
+      <w:proofErr w:type="spellEnd"/>
+      <w:r>
+        <w:t>() – Handle any enqueued tasks.</w:t>
       </w:r>
     </w:p>
     <w:p>
@@ -14666,19 +13325,11 @@
       </w:pPr>
       <w:proofErr w:type="spellStart"/>
       <w:r>
-        <w:t>recorder_</w:t>
-      </w:r>
-      <w:proofErr w:type="gramStart"/>
-      <w:r>
-        <w:t>service</w:t>
-      </w:r>
-      <w:proofErr w:type="spellEnd"/>
-      <w:r>
-        <w:t>(</w:t>
-      </w:r>
-      <w:proofErr w:type="gramEnd"/>
-      <w:r>
-        <w:t>) – Active once PB8 goes high (the inductive charger disconnects), performs profile recording tasks.</w:t>
+        <w:t>recorder_service</w:t>
+      </w:r>
+      <w:proofErr w:type="spellEnd"/>
+      <w:r>
+        <w:t>() – Active once PB8 goes high (the inductive charger disconnects), performs profile recording tasks.</w:t>
       </w:r>
     </w:p>
     <w:p>
@@ -14691,19 +13342,11 @@
       </w:pPr>
       <w:proofErr w:type="spellStart"/>
       <w:r>
-        <w:t>wifi_</w:t>
-      </w:r>
-      <w:proofErr w:type="gramStart"/>
-      <w:r>
-        <w:t>service</w:t>
-      </w:r>
-      <w:proofErr w:type="spellEnd"/>
-      <w:r>
-        <w:t>(</w:t>
-      </w:r>
-      <w:proofErr w:type="gramEnd"/>
-      <w:r>
-        <w:t xml:space="preserve">) – Handle any </w:t>
+        <w:t>wifi_service</w:t>
+      </w:r>
+      <w:proofErr w:type="spellEnd"/>
+      <w:r>
+        <w:t xml:space="preserve">() – Handle any </w:t>
       </w:r>
       <w:proofErr w:type="spellStart"/>
       <w:r>
@@ -14724,19 +13367,11 @@
       </w:pPr>
       <w:proofErr w:type="spellStart"/>
       <w:r>
-        <w:t>lowpower_</w:t>
-      </w:r>
-      <w:proofErr w:type="gramStart"/>
-      <w:r>
-        <w:t>service</w:t>
-      </w:r>
-      <w:proofErr w:type="spellEnd"/>
-      <w:r>
-        <w:t>(</w:t>
-      </w:r>
-      <w:proofErr w:type="gramEnd"/>
-      <w:r>
-        <w:t>) – When in an IDLE state, this service will handle the timers an</w:t>
+        <w:t>lowpower_service</w:t>
+      </w:r>
+      <w:proofErr w:type="spellEnd"/>
+      <w:r>
+        <w:t>() – When in an IDLE state, this service will handle the timers an</w:t>
       </w:r>
       <w:r>
         <w:t>d low-power sleep duty-cycle.</w:t>
@@ -14786,19 +13421,11 @@
       </w:r>
       <w:proofErr w:type="spellStart"/>
       <w:r>
-        <w:t>config_</w:t>
-      </w:r>
-      <w:proofErr w:type="gramStart"/>
-      <w:r>
-        <w:t>init</w:t>
-      </w:r>
-      <w:proofErr w:type="spellEnd"/>
-      <w:r>
-        <w:t>(</w:t>
-      </w:r>
-      <w:proofErr w:type="gramEnd"/>
-      <w:r>
-        <w:t>)</w:t>
+        <w:t>config_init</w:t>
+      </w:r>
+      <w:proofErr w:type="spellEnd"/>
+      <w:r>
+        <w:t>()</w:t>
       </w:r>
       <w:r>
         <w:t>. It contains:</w:t>
@@ -15033,10 +13660,7 @@
               <w:jc w:val="center"/>
             </w:pPr>
             <w:r>
-              <w:t>CTD</w:t>
-            </w:r>
-            <w:r>
-              <w:t xml:space="preserve"> status: OFF/READY/ERROR</w:t>
+              <w:t>CTD status: OFF/READY/ERROR</w:t>
             </w:r>
           </w:p>
         </w:tc>
@@ -15302,7 +13926,406 @@
         <w:t>Command Shell and Task Execution</w:t>
       </w:r>
     </w:p>
-    <w:p/>
+    <w:p>
+      <w:r>
+        <w:t xml:space="preserve">The command shell is shared by the wired USART1 console and the </w:t>
+      </w:r>
+      <w:proofErr w:type="spellStart"/>
+      <w:r>
+        <w:t>WiFi</w:t>
+      </w:r>
+      <w:proofErr w:type="spellEnd"/>
+      <w:r>
+        <w:t xml:space="preserve"> passthrough shell. USART1 input is received one byte at a time by interrupt into a 128-byte RX ring, then </w:t>
+      </w:r>
+      <w:proofErr w:type="spellStart"/>
+      <w:r>
+        <w:rPr>
+          <w:rStyle w:val="SourceText"/>
+        </w:rPr>
+        <w:t>shell_task</w:t>
+      </w:r>
+      <w:proofErr w:type="spellEnd"/>
+      <w:r>
+        <w:rPr>
+          <w:rStyle w:val="SourceText"/>
+        </w:rPr>
+        <w:t>()</w:t>
+      </w:r>
+      <w:r>
+        <w:t xml:space="preserve"> drains that ring in the main loop and calls </w:t>
+      </w:r>
+      <w:r>
+        <w:rPr>
+          <w:rStyle w:val="SourceText"/>
+        </w:rPr>
+        <w:t>`</w:t>
+      </w:r>
+      <w:proofErr w:type="spellStart"/>
+      <w:r>
+        <w:rPr>
+          <w:rStyle w:val="SourceText"/>
+        </w:rPr>
+        <w:t>shell_process_char</w:t>
+      </w:r>
+      <w:proofErr w:type="spellEnd"/>
+      <w:r>
+        <w:rPr>
+          <w:rStyle w:val="SourceText"/>
+        </w:rPr>
+        <w:t>()</w:t>
+      </w:r>
+      <w:r>
+        <w:t xml:space="preserve">. </w:t>
+      </w:r>
+      <w:proofErr w:type="spellStart"/>
+      <w:r>
+        <w:t>WiFi</w:t>
+      </w:r>
+      <w:proofErr w:type="spellEnd"/>
+      <w:r>
+        <w:t xml:space="preserve"> input is received by UART4 interrupt into a separate 512-byte ring, then </w:t>
+      </w:r>
+      <w:proofErr w:type="spellStart"/>
+      <w:r>
+        <w:rPr>
+          <w:rStyle w:val="SourceText"/>
+        </w:rPr>
+        <w:t>wifi_service</w:t>
+      </w:r>
+      <w:proofErr w:type="spellEnd"/>
+      <w:r>
+        <w:rPr>
+          <w:rStyle w:val="SourceText"/>
+        </w:rPr>
+        <w:t>(</w:t>
+      </w:r>
+      <w:r>
+        <w:rPr>
+          <w:rStyle w:val="SourceText"/>
+        </w:rPr>
+        <w:t>)</w:t>
+      </w:r>
+      <w:r>
+        <w:t xml:space="preserve"> assembles command lines and dispatches them with </w:t>
+      </w:r>
+      <w:proofErr w:type="spellStart"/>
+      <w:r>
+        <w:rPr>
+          <w:rStyle w:val="SourceText"/>
+        </w:rPr>
+        <w:t>shell_dispatch</w:t>
+      </w:r>
+      <w:proofErr w:type="spellEnd"/>
+      <w:r>
+        <w:rPr>
+          <w:rStyle w:val="SourceText"/>
+        </w:rPr>
+        <w:t>()</w:t>
+      </w:r>
+      <w:r>
+        <w:t>.</w:t>
+      </w:r>
+    </w:p>
+    <w:p>
+      <w:r>
+        <w:t xml:space="preserve">The shell command table is </w:t>
+      </w:r>
+      <w:proofErr w:type="spellStart"/>
+      <w:r>
+        <w:rPr>
+          <w:rStyle w:val="SourceText"/>
+        </w:rPr>
+        <w:t>shell_commands</w:t>
+      </w:r>
+      <w:proofErr w:type="spellEnd"/>
+      <w:r>
+        <w:rPr>
+          <w:rStyle w:val="SourceText"/>
+        </w:rPr>
+        <w:t xml:space="preserve">[] </w:t>
+      </w:r>
+      <w:r>
+        <w:t>in Core/</w:t>
+      </w:r>
+      <w:proofErr w:type="spellStart"/>
+      <w:r>
+        <w:t>Src</w:t>
+      </w:r>
+      <w:proofErr w:type="spellEnd"/>
+      <w:r>
+        <w:t>/</w:t>
+      </w:r>
+      <w:proofErr w:type="spellStart"/>
+      <w:r>
+        <w:t>shell.c</w:t>
+      </w:r>
+      <w:proofErr w:type="spellEnd"/>
+      <w:r>
+        <w:t xml:space="preserve">. Each entry contains a command string, a help description, and a </w:t>
+      </w:r>
+      <w:proofErr w:type="spellStart"/>
+      <w:r>
+        <w:rPr>
+          <w:rStyle w:val="SourceText"/>
+        </w:rPr>
+        <w:t>cmd</w:t>
+      </w:r>
+      <w:proofErr w:type="spellEnd"/>
+      <w:r>
+        <w:rPr>
+          <w:rStyle w:val="SourceText"/>
+        </w:rPr>
+        <w:t>_*</w:t>
+      </w:r>
+      <w:r>
+        <w:t xml:space="preserve"> function pointer.</w:t>
+      </w:r>
+      <w:r>
+        <w:t xml:space="preserve"> ‘help’</w:t>
+      </w:r>
+      <w:r>
+        <w:t xml:space="preserve"> prints this table, so adding a command table entry also adds the command to help output</w:t>
+      </w:r>
+    </w:p>
+    <w:p>
+      <w:r>
+        <w:t>Commands that can block, power hardware, or print long output are normally split into two layers:</w:t>
+      </w:r>
+    </w:p>
+    <w:p>
+      <w:r>
+        <w:t xml:space="preserve">1. </w:t>
+      </w:r>
+      <w:proofErr w:type="spellStart"/>
+      <w:r>
+        <w:t>cmd</w:t>
+      </w:r>
+      <w:proofErr w:type="spellEnd"/>
+      <w:r>
+        <w:t xml:space="preserve">_* wrapper in </w:t>
+      </w:r>
+      <w:proofErr w:type="spellStart"/>
+      <w:r>
+        <w:t>shell.c</w:t>
+      </w:r>
+      <w:proofErr w:type="spellEnd"/>
+      <w:r>
+        <w:t>: parses arguments, builds a small argument struct if needed, and enqueues a handler.</w:t>
+      </w:r>
+    </w:p>
+    <w:p>
+      <w:r>
+        <w:t xml:space="preserve">2. handle_* function in </w:t>
+      </w:r>
+      <w:proofErr w:type="spellStart"/>
+      <w:r>
+        <w:t>task_handlers.c</w:t>
+      </w:r>
+      <w:proofErr w:type="spellEnd"/>
+      <w:r>
+        <w:t xml:space="preserve">: </w:t>
+      </w:r>
+      <w:r>
+        <w:t>defers execution to</w:t>
+      </w:r>
+      <w:r>
+        <w:t xml:space="preserve"> </w:t>
+      </w:r>
+      <w:proofErr w:type="spellStart"/>
+      <w:r>
+        <w:t>tasker_run</w:t>
+      </w:r>
+      <w:proofErr w:type="spellEnd"/>
+      <w:r>
+        <w:t>() in main-loop context.</w:t>
+      </w:r>
+    </w:p>
+    <w:p>
+      <w:r>
+        <w:t>The task queue stores function pointers plus up to TASK_ARG_SIZE bytes of copied inline arguments. Current task capacity is 16 queue slots, and the argument storage is 16 bytes per queued task (Core/Inc/</w:t>
+      </w:r>
+      <w:proofErr w:type="spellStart"/>
+      <w:r>
+        <w:t>tasker.h</w:t>
+      </w:r>
+      <w:proofErr w:type="spellEnd"/>
+      <w:r>
+        <w:t>, Core/</w:t>
+      </w:r>
+      <w:proofErr w:type="spellStart"/>
+      <w:r>
+        <w:t>Src</w:t>
+      </w:r>
+      <w:proofErr w:type="spellEnd"/>
+      <w:r>
+        <w:t>/</w:t>
+      </w:r>
+      <w:proofErr w:type="spellStart"/>
+      <w:r>
+        <w:t>tasker.c</w:t>
+      </w:r>
+      <w:proofErr w:type="spellEnd"/>
+      <w:r>
+        <w:t xml:space="preserve">). Any command needing more than 16 bytes of argument data should not pass a large struct through </w:t>
+      </w:r>
+      <w:proofErr w:type="spellStart"/>
+      <w:r>
+        <w:t>tasker_enqueue</w:t>
+      </w:r>
+      <w:proofErr w:type="spellEnd"/>
+      <w:r>
+        <w:t>(); it should store or parse the larger data elsewhere and enqueue a pointer whose lifetime is safe.</w:t>
+      </w:r>
+    </w:p>
+    <w:p>
+      <w:pPr>
+        <w:spacing w:after="0" w:line="240" w:lineRule="auto"/>
+      </w:pPr>
+      <w:r>
+        <w:br w:type="page"/>
+      </w:r>
+    </w:p>
+    <w:p>
+      <w:pPr>
+        <w:pStyle w:val="Heading2"/>
+      </w:pPr>
+      <w:r>
+        <w:lastRenderedPageBreak/>
+        <w:t>Shell implementation rules:</w:t>
+      </w:r>
+    </w:p>
+    <w:p>
+      <w:pPr>
+        <w:pStyle w:val="ListParagraph"/>
+        <w:numPr>
+          <w:ilvl w:val="0"/>
+          <w:numId w:val="16"/>
+        </w:numPr>
+      </w:pPr>
+      <w:r>
+        <w:t>Do not call blocking functions or print from the UART RX ISR. The current ISR path only enqueues RX bytes and re-arms interrupt reception.</w:t>
+      </w:r>
+    </w:p>
+    <w:p>
+      <w:pPr>
+        <w:pStyle w:val="ListParagraph"/>
+        <w:numPr>
+          <w:ilvl w:val="0"/>
+          <w:numId w:val="16"/>
+        </w:numPr>
+      </w:pPr>
+      <w:r>
+        <w:t xml:space="preserve">Use </w:t>
+      </w:r>
+      <w:proofErr w:type="spellStart"/>
+      <w:r>
+        <w:t>tasker_enqueue</w:t>
+      </w:r>
+      <w:proofErr w:type="spellEnd"/>
+      <w:r>
+        <w:t xml:space="preserve">() for command work that may block, wait on UART/SPI, power hardware, print long output, or call </w:t>
+      </w:r>
+      <w:proofErr w:type="spellStart"/>
+      <w:r>
+        <w:t>HAL_Delay</w:t>
+      </w:r>
+      <w:proofErr w:type="spellEnd"/>
+      <w:r>
+        <w:t>().</w:t>
+      </w:r>
+    </w:p>
+    <w:p>
+      <w:pPr>
+        <w:pStyle w:val="ListParagraph"/>
+        <w:numPr>
+          <w:ilvl w:val="0"/>
+          <w:numId w:val="16"/>
+        </w:numPr>
+      </w:pPr>
+      <w:r>
+        <w:t xml:space="preserve">Keep task argument structs at or below 16 bytes, because </w:t>
+      </w:r>
+      <w:proofErr w:type="spellStart"/>
+      <w:r>
+        <w:t>tasker_enqueue</w:t>
+      </w:r>
+      <w:proofErr w:type="spellEnd"/>
+      <w:r>
+        <w:t>() truncates copies larger than TASK_ARG_SIZE</w:t>
+      </w:r>
+      <w:r>
+        <w:t>.</w:t>
+      </w:r>
+    </w:p>
+    <w:p>
+      <w:pPr>
+        <w:pStyle w:val="ListParagraph"/>
+        <w:numPr>
+          <w:ilvl w:val="1"/>
+          <w:numId w:val="16"/>
+        </w:numPr>
+      </w:pPr>
+      <w:r>
+        <w:t>Adjust TASK_ARG_SIZE if more bytes are needed, but try to keep bigger structs off of the stack.</w:t>
+      </w:r>
+    </w:p>
+    <w:p>
+      <w:pPr>
+        <w:pStyle w:val="ListParagraph"/>
+        <w:numPr>
+          <w:ilvl w:val="0"/>
+          <w:numId w:val="16"/>
+        </w:numPr>
+      </w:pPr>
+      <w:r>
+        <w:t xml:space="preserve">Use </w:t>
+      </w:r>
+      <w:proofErr w:type="spellStart"/>
+      <w:r>
+        <w:t>shell_defer_prompt</w:t>
+      </w:r>
+      <w:proofErr w:type="spellEnd"/>
+      <w:r>
+        <w:t xml:space="preserve">() before queueing a handler that will print the prompt itself later; low-power and </w:t>
+      </w:r>
+      <w:proofErr w:type="spellStart"/>
+      <w:r>
+        <w:t>samplerate</w:t>
+      </w:r>
+      <w:proofErr w:type="spellEnd"/>
+      <w:r>
+        <w:t xml:space="preserve"> paths already use this pattern.</w:t>
+      </w:r>
+    </w:p>
+    <w:p>
+      <w:pPr>
+        <w:pStyle w:val="ListParagraph"/>
+        <w:numPr>
+          <w:ilvl w:val="0"/>
+          <w:numId w:val="16"/>
+        </w:numPr>
+      </w:pPr>
+      <w:r>
+        <w:t xml:space="preserve">Check </w:t>
+      </w:r>
+      <w:proofErr w:type="spellStart"/>
+      <w:r>
+        <w:t>g_app.mode</w:t>
+      </w:r>
+      <w:proofErr w:type="spellEnd"/>
+      <w:r>
+        <w:t xml:space="preserve"> and </w:t>
+      </w:r>
+      <w:proofErr w:type="spellStart"/>
+      <w:r>
+        <w:t>lowpower_profile_peripherals_are_up</w:t>
+      </w:r>
+      <w:proofErr w:type="spellEnd"/>
+      <w:r>
+        <w:t>() before accessing profile-owned peripherals from shell commands.</w:t>
+      </w:r>
+    </w:p>
     <w:p>
       <w:r>
         <w:br w:type="page"/>
@@ -15367,6 +14390,14 @@
     <w:tbl>
       <w:tblPr>
         <w:tblW w:w="9360" w:type="dxa"/>
+        <w:tblBorders>
+          <w:top w:val="single" w:sz="4" w:space="0" w:color="auto"/>
+          <w:left w:val="single" w:sz="4" w:space="0" w:color="auto"/>
+          <w:bottom w:val="single" w:sz="4" w:space="0" w:color="auto"/>
+          <w:right w:val="single" w:sz="4" w:space="0" w:color="auto"/>
+          <w:insideH w:val="single" w:sz="4" w:space="0" w:color="auto"/>
+          <w:insideV w:val="single" w:sz="4" w:space="0" w:color="auto"/>
+        </w:tblBorders>
         <w:tblLayout w:type="fixed"/>
         <w:tblCellMar>
           <w:top w:w="28" w:type="dxa"/>
@@ -15392,6 +14423,7 @@
           <w:p>
             <w:pPr>
               <w:pStyle w:val="TableHeading"/>
+              <w:spacing w:after="0" w:line="240" w:lineRule="auto"/>
             </w:pPr>
             <w:r>
               <w:t>State</w:t>
@@ -15406,6 +14438,7 @@
           <w:p>
             <w:pPr>
               <w:pStyle w:val="TableHeading"/>
+              <w:spacing w:after="0" w:line="240" w:lineRule="auto"/>
             </w:pPr>
             <w:r>
               <w:t>Purpose</w:t>
@@ -15422,6 +14455,7 @@
           <w:p>
             <w:pPr>
               <w:pStyle w:val="TableContents"/>
+              <w:spacing w:after="0" w:line="240" w:lineRule="auto"/>
             </w:pPr>
             <w:r>
               <w:rPr>
@@ -15439,6 +14473,7 @@
           <w:p>
             <w:pPr>
               <w:pStyle w:val="TableContents"/>
+              <w:spacing w:after="0" w:line="240" w:lineRule="auto"/>
             </w:pPr>
             <w:r>
               <w:t>Wait for debounced PB8 active-high profile request.</w:t>
@@ -15455,6 +14490,7 @@
           <w:p>
             <w:pPr>
               <w:pStyle w:val="TableContents"/>
+              <w:spacing w:after="0" w:line="240" w:lineRule="auto"/>
             </w:pPr>
             <w:r>
               <w:rPr>
@@ -15472,6 +14508,7 @@
           <w:p>
             <w:pPr>
               <w:pStyle w:val="TableContents"/>
+              <w:spacing w:after="0" w:line="240" w:lineRule="auto"/>
             </w:pPr>
             <w:r>
               <w:t xml:space="preserve">Bring profile peripherals up and wait </w:t>
@@ -15514,6 +14551,7 @@
           <w:p>
             <w:pPr>
               <w:pStyle w:val="TableContents"/>
+              <w:spacing w:after="0" w:line="240" w:lineRule="auto"/>
             </w:pPr>
             <w:r>
               <w:rPr>
@@ -15531,6 +14569,7 @@
           <w:p>
             <w:pPr>
               <w:pStyle w:val="TableContents"/>
+              <w:spacing w:after="0" w:line="240" w:lineRule="auto"/>
             </w:pPr>
             <w:r>
               <w:t>Sample at configured interval while PB8 stays HIGH.</w:t>
@@ -15547,6 +14586,7 @@
           <w:p>
             <w:pPr>
               <w:pStyle w:val="TableContents"/>
+              <w:spacing w:after="0" w:line="240" w:lineRule="auto"/>
             </w:pPr>
             <w:r>
               <w:rPr>
@@ -15564,6 +14604,7 @@
           <w:p>
             <w:pPr>
               <w:pStyle w:val="TableContents"/>
+              <w:spacing w:after="0" w:line="240" w:lineRule="auto"/>
             </w:pPr>
             <w:r>
               <w:t>Max sample count reached; wait for PB8 LOW before normalization.</w:t>
@@ -15580,6 +14621,7 @@
           <w:p>
             <w:pPr>
               <w:pStyle w:val="TableContents"/>
+              <w:spacing w:after="0" w:line="240" w:lineRule="auto"/>
             </w:pPr>
             <w:r>
               <w:rPr>
@@ -15597,6 +14639,7 @@
           <w:p>
             <w:pPr>
               <w:pStyle w:val="TableContents"/>
+              <w:spacing w:after="0" w:line="240" w:lineRule="auto"/>
             </w:pPr>
             <w:r>
               <w:t>Append normalization samples and then flush/build outputs.</w:t>
@@ -15609,23 +14652,24 @@
       <w:pPr>
         <w:pStyle w:val="BodyText"/>
         <w:spacing w:after="160" w:line="278" w:lineRule="auto"/>
-      </w:pPr>
-      <w:proofErr w:type="spellStart"/>
-      <w:r>
-        <w:rPr>
-          <w:rStyle w:val="SourceText"/>
-        </w:rPr>
-        <w:t>g_</w:t>
-      </w:r>
-      <w:proofErr w:type="gramStart"/>
-      <w:r>
-        <w:rPr>
-          <w:rStyle w:val="SourceText"/>
-        </w:rPr>
-        <w:t>app.mode</w:t>
-      </w:r>
-      <w:proofErr w:type="spellEnd"/>
-      <w:proofErr w:type="gramEnd"/>
+        <w:rPr>
+          <w:rStyle w:val="SourceText"/>
+        </w:rPr>
+      </w:pPr>
+    </w:p>
+    <w:p>
+      <w:pPr>
+        <w:pStyle w:val="BodyText"/>
+        <w:spacing w:after="160" w:line="278" w:lineRule="auto"/>
+      </w:pPr>
+      <w:proofErr w:type="spellStart"/>
+      <w:r>
+        <w:rPr>
+          <w:rStyle w:val="SourceText"/>
+        </w:rPr>
+        <w:t>g_app.mode</w:t>
+      </w:r>
+      <w:proofErr w:type="spellEnd"/>
       <w:r>
         <w:t xml:space="preserve"> is set to </w:t>
       </w:r>
@@ -15781,8 +14825,16 @@
           <w:tab w:val="left" w:pos="0"/>
         </w:tabs>
         <w:spacing w:line="278" w:lineRule="auto"/>
-      </w:pPr>
-      <w:r>
+        <w:rPr>
+          <w:b/>
+          <w:bCs/>
+        </w:rPr>
+      </w:pPr>
+      <w:r>
+        <w:rPr>
+          <w:b/>
+          <w:bCs/>
+        </w:rPr>
         <w:t xml:space="preserve">PB8 triggers during normalization are ignored and cleared. </w:t>
       </w:r>
     </w:p>
@@ -15799,21 +14851,7 @@
         <w:rPr>
           <w:rStyle w:val="SourceText"/>
         </w:rPr>
-        <w:t>g_</w:t>
-      </w:r>
-      <w:proofErr w:type="gramStart"/>
-      <w:r>
-        <w:rPr>
-          <w:rStyle w:val="SourceText"/>
-        </w:rPr>
-        <w:t>app.start</w:t>
-      </w:r>
-      <w:proofErr w:type="gramEnd"/>
-      <w:r>
-        <w:rPr>
-          <w:rStyle w:val="SourceText"/>
-        </w:rPr>
-        <w:t>_flag</w:t>
+        <w:t>g_app.start_flag</w:t>
       </w:r>
       <w:proofErr w:type="spellEnd"/>
       <w:r>
@@ -15826,8 +14864,71 @@
         <w:spacing w:before="0" w:after="160"/>
       </w:pPr>
       <w:r>
+        <w:br w:type="page"/>
+      </w:r>
+    </w:p>
+    <w:p>
+      <w:pPr>
+        <w:pStyle w:val="Heading2"/>
+        <w:spacing w:before="0" w:after="160"/>
+      </w:pPr>
+      <w:r>
+        <w:lastRenderedPageBreak/>
         <w:t>Recording Flow</w:t>
       </w:r>
+    </w:p>
+    <w:p>
+      <w:pPr>
+        <w:pStyle w:val="ListParagraph"/>
+        <w:numPr>
+          <w:ilvl w:val="0"/>
+          <w:numId w:val="18"/>
+        </w:numPr>
+      </w:pPr>
+      <w:r>
+        <w:t xml:space="preserve">Reset </w:t>
+      </w:r>
+      <w:proofErr w:type="spellStart"/>
+      <w:r>
+        <w:t>g_profile</w:t>
+      </w:r>
+      <w:proofErr w:type="spellEnd"/>
+      <w:r>
+        <w:t xml:space="preserve"> metadata and sample counters.</w:t>
+      </w:r>
+    </w:p>
+    <w:p>
+      <w:pPr>
+        <w:pStyle w:val="ListParagraph"/>
+        <w:numPr>
+          <w:ilvl w:val="0"/>
+          <w:numId w:val="18"/>
+        </w:numPr>
+      </w:pPr>
+      <w:r>
+        <w:t>Bring up peripherals and wait for PROFILE_BRINGUP_MS.</w:t>
+      </w:r>
+    </w:p>
+    <w:p>
+      <w:pPr>
+        <w:pStyle w:val="ListParagraph"/>
+        <w:numPr>
+          <w:ilvl w:val="0"/>
+          <w:numId w:val="18"/>
+        </w:numPr>
+      </w:pPr>
+      <w:r>
+        <w:t>Take one immediate probe sample for false-start detection.</w:t>
+      </w:r>
+    </w:p>
+    <w:p>
+      <w:pPr>
+        <w:pStyle w:val="ListParagraph"/>
+        <w:numPr>
+          <w:ilvl w:val="0"/>
+          <w:numId w:val="18"/>
+        </w:numPr>
+      </w:pPr>
     </w:p>
     <w:p>
       <w:pPr>
@@ -15914,7 +15015,6 @@
         <w:spacing w:after="0" w:line="278" w:lineRule="auto"/>
       </w:pPr>
       <w:r>
-        <w:lastRenderedPageBreak/>
         <w:t xml:space="preserve">Take one immediate probe sample for false-start detection only; this probe is not appended to </w:t>
       </w:r>
       <w:proofErr w:type="spellStart"/>
@@ -15950,28 +15050,14 @@
         <w:rPr>
           <w:rStyle w:val="SourceText"/>
         </w:rPr>
-        <w:t>config_get_samplerate_</w:t>
-      </w:r>
-      <w:proofErr w:type="gramStart"/>
-      <w:r>
-        <w:rPr>
-          <w:rStyle w:val="SourceText"/>
-        </w:rPr>
-        <w:t>ms</w:t>
-      </w:r>
-      <w:proofErr w:type="spellEnd"/>
-      <w:r>
-        <w:rPr>
-          <w:rStyle w:val="SourceText"/>
-        </w:rPr>
-        <w:t>(</w:t>
-      </w:r>
-      <w:proofErr w:type="gramEnd"/>
-      <w:r>
-        <w:rPr>
-          <w:rStyle w:val="SourceText"/>
-        </w:rPr>
-        <w:t>)</w:t>
+        <w:t>config_get_samplerate_ms</w:t>
+      </w:r>
+      <w:proofErr w:type="spellEnd"/>
+      <w:r>
+        <w:rPr>
+          <w:rStyle w:val="SourceText"/>
+        </w:rPr>
+        <w:t>()</w:t>
       </w:r>
       <w:r>
         <w:t xml:space="preserve">. </w:t>
@@ -15998,17 +15084,9 @@
         <w:rPr>
           <w:rStyle w:val="SourceText"/>
         </w:rPr>
-        <w:t>g_</w:t>
-      </w:r>
-      <w:proofErr w:type="gramStart"/>
-      <w:r>
-        <w:rPr>
-          <w:rStyle w:val="SourceText"/>
-        </w:rPr>
-        <w:t>profile.measurements</w:t>
-      </w:r>
-      <w:proofErr w:type="spellEnd"/>
-      <w:proofErr w:type="gramEnd"/>
+        <w:t>g_profile.measurements</w:t>
+      </w:r>
+      <w:proofErr w:type="spellEnd"/>
       <w:r>
         <w:t xml:space="preserve"> with a Unix timestamp from the external RTC. </w:t>
       </w:r>
@@ -16509,6 +15587,7 @@
         <w:spacing w:after="160" w:line="278" w:lineRule="auto"/>
       </w:pPr>
       <w:r>
+        <w:lastRenderedPageBreak/>
         <w:t xml:space="preserve">For all-sensor profiles, the SD CSV can contain up to 680 measurements and the </w:t>
       </w:r>
       <w:proofErr w:type="spellStart"/>
@@ -16692,7 +15771,6 @@
       </w:pPr>
       <w:proofErr w:type="spellStart"/>
       <w:r>
-        <w:lastRenderedPageBreak/>
         <w:t>Optode</w:t>
       </w:r>
       <w:proofErr w:type="spellEnd"/>
@@ -16765,21 +15843,7 @@
         <w:rPr>
           <w:rStyle w:val="SourceText"/>
         </w:rPr>
-        <w:t>g_</w:t>
-      </w:r>
-      <w:proofErr w:type="gramStart"/>
-      <w:r>
-        <w:rPr>
-          <w:rStyle w:val="SourceText"/>
-        </w:rPr>
-        <w:t>profile.start</w:t>
-      </w:r>
-      <w:proofErr w:type="gramEnd"/>
-      <w:r>
-        <w:rPr>
-          <w:rStyle w:val="SourceText"/>
-        </w:rPr>
-        <w:t>_epoch</w:t>
+        <w:t>g_profile.start_epoch</w:t>
       </w:r>
       <w:proofErr w:type="spellEnd"/>
       <w:r>
@@ -16790,28 +15854,14 @@
         <w:rPr>
           <w:rStyle w:val="SourceText"/>
         </w:rPr>
-        <w:t>flush_profile_to_</w:t>
-      </w:r>
-      <w:proofErr w:type="gramStart"/>
-      <w:r>
-        <w:rPr>
-          <w:rStyle w:val="SourceText"/>
-        </w:rPr>
-        <w:t>sd</w:t>
-      </w:r>
-      <w:proofErr w:type="spellEnd"/>
-      <w:r>
-        <w:rPr>
-          <w:rStyle w:val="SourceText"/>
-        </w:rPr>
-        <w:t>(</w:t>
-      </w:r>
-      <w:proofErr w:type="gramEnd"/>
-      <w:r>
-        <w:rPr>
-          <w:rStyle w:val="SourceText"/>
-        </w:rPr>
-        <w:t>)</w:t>
+        <w:t>flush_profile_to_sd</w:t>
+      </w:r>
+      <w:proofErr w:type="spellEnd"/>
+      <w:r>
+        <w:rPr>
+          <w:rStyle w:val="SourceText"/>
+        </w:rPr>
+        <w:t>()</w:t>
       </w:r>
       <w:r>
         <w:t xml:space="preserve"> writes a full header line and one row per measurement in </w:t>
@@ -17239,6 +16289,205 @@
     </w:lvl>
   </w:abstractNum>
   <w:abstractNum w:abstractNumId="2" w15:restartNumberingAfterBreak="0">
+    <w:nsid w:val="13DD2BA5"/>
+    <w:multiLevelType w:val="hybridMultilevel"/>
+    <w:tmpl w:val="14D20D12"/>
+    <w:lvl w:ilvl="0" w:tplc="04090001">
+      <w:start w:val="1"/>
+      <w:numFmt w:val="bullet"/>
+      <w:lvlText w:val=""/>
+      <w:lvlJc w:val="left"/>
+      <w:pPr>
+        <w:ind w:left="720" w:hanging="360"/>
+      </w:pPr>
+      <w:rPr>
+        <w:rFonts w:ascii="Symbol" w:hAnsi="Symbol" w:hint="default"/>
+      </w:rPr>
+    </w:lvl>
+    <w:lvl w:ilvl="1" w:tplc="04090003" w:tentative="1">
+      <w:start w:val="1"/>
+      <w:numFmt w:val="bullet"/>
+      <w:lvlText w:val="o"/>
+      <w:lvlJc w:val="left"/>
+      <w:pPr>
+        <w:ind w:left="1440" w:hanging="360"/>
+      </w:pPr>
+      <w:rPr>
+        <w:rFonts w:ascii="Courier New" w:hAnsi="Courier New" w:cs="Courier New" w:hint="default"/>
+      </w:rPr>
+    </w:lvl>
+    <w:lvl w:ilvl="2" w:tplc="04090005" w:tentative="1">
+      <w:start w:val="1"/>
+      <w:numFmt w:val="bullet"/>
+      <w:lvlText w:val=""/>
+      <w:lvlJc w:val="left"/>
+      <w:pPr>
+        <w:ind w:left="2160" w:hanging="360"/>
+      </w:pPr>
+      <w:rPr>
+        <w:rFonts w:ascii="Wingdings" w:hAnsi="Wingdings" w:hint="default"/>
+      </w:rPr>
+    </w:lvl>
+    <w:lvl w:ilvl="3" w:tplc="04090001" w:tentative="1">
+      <w:start w:val="1"/>
+      <w:numFmt w:val="bullet"/>
+      <w:lvlText w:val=""/>
+      <w:lvlJc w:val="left"/>
+      <w:pPr>
+        <w:ind w:left="2880" w:hanging="360"/>
+      </w:pPr>
+      <w:rPr>
+        <w:rFonts w:ascii="Symbol" w:hAnsi="Symbol" w:hint="default"/>
+      </w:rPr>
+    </w:lvl>
+    <w:lvl w:ilvl="4" w:tplc="04090003" w:tentative="1">
+      <w:start w:val="1"/>
+      <w:numFmt w:val="bullet"/>
+      <w:lvlText w:val="o"/>
+      <w:lvlJc w:val="left"/>
+      <w:pPr>
+        <w:ind w:left="3600" w:hanging="360"/>
+      </w:pPr>
+      <w:rPr>
+        <w:rFonts w:ascii="Courier New" w:hAnsi="Courier New" w:cs="Courier New" w:hint="default"/>
+      </w:rPr>
+    </w:lvl>
+    <w:lvl w:ilvl="5" w:tplc="04090005" w:tentative="1">
+      <w:start w:val="1"/>
+      <w:numFmt w:val="bullet"/>
+      <w:lvlText w:val=""/>
+      <w:lvlJc w:val="left"/>
+      <w:pPr>
+        <w:ind w:left="4320" w:hanging="360"/>
+      </w:pPr>
+      <w:rPr>
+        <w:rFonts w:ascii="Wingdings" w:hAnsi="Wingdings" w:hint="default"/>
+      </w:rPr>
+    </w:lvl>
+    <w:lvl w:ilvl="6" w:tplc="04090001" w:tentative="1">
+      <w:start w:val="1"/>
+      <w:numFmt w:val="bullet"/>
+      <w:lvlText w:val=""/>
+      <w:lvlJc w:val="left"/>
+      <w:pPr>
+        <w:ind w:left="5040" w:hanging="360"/>
+      </w:pPr>
+      <w:rPr>
+        <w:rFonts w:ascii="Symbol" w:hAnsi="Symbol" w:hint="default"/>
+      </w:rPr>
+    </w:lvl>
+    <w:lvl w:ilvl="7" w:tplc="04090003" w:tentative="1">
+      <w:start w:val="1"/>
+      <w:numFmt w:val="bullet"/>
+      <w:lvlText w:val="o"/>
+      <w:lvlJc w:val="left"/>
+      <w:pPr>
+        <w:ind w:left="5760" w:hanging="360"/>
+      </w:pPr>
+      <w:rPr>
+        <w:rFonts w:ascii="Courier New" w:hAnsi="Courier New" w:cs="Courier New" w:hint="default"/>
+      </w:rPr>
+    </w:lvl>
+    <w:lvl w:ilvl="8" w:tplc="04090005" w:tentative="1">
+      <w:start w:val="1"/>
+      <w:numFmt w:val="bullet"/>
+      <w:lvlText w:val=""/>
+      <w:lvlJc w:val="left"/>
+      <w:pPr>
+        <w:ind w:left="6480" w:hanging="360"/>
+      </w:pPr>
+      <w:rPr>
+        <w:rFonts w:ascii="Wingdings" w:hAnsi="Wingdings" w:hint="default"/>
+      </w:rPr>
+    </w:lvl>
+  </w:abstractNum>
+  <w:abstractNum w:abstractNumId="3" w15:restartNumberingAfterBreak="0">
+    <w:nsid w:val="1B926ED5"/>
+    <w:multiLevelType w:val="hybridMultilevel"/>
+    <w:tmpl w:val="53BA69AC"/>
+    <w:lvl w:ilvl="0" w:tplc="0409000F">
+      <w:start w:val="1"/>
+      <w:numFmt w:val="decimal"/>
+      <w:lvlText w:val="%1."/>
+      <w:lvlJc w:val="left"/>
+      <w:pPr>
+        <w:ind w:left="720" w:hanging="360"/>
+      </w:pPr>
+    </w:lvl>
+    <w:lvl w:ilvl="1" w:tplc="04090019" w:tentative="1">
+      <w:start w:val="1"/>
+      <w:numFmt w:val="lowerLetter"/>
+      <w:lvlText w:val="%2."/>
+      <w:lvlJc w:val="left"/>
+      <w:pPr>
+        <w:ind w:left="1440" w:hanging="360"/>
+      </w:pPr>
+    </w:lvl>
+    <w:lvl w:ilvl="2" w:tplc="0409001B" w:tentative="1">
+      <w:start w:val="1"/>
+      <w:numFmt w:val="lowerRoman"/>
+      <w:lvlText w:val="%3."/>
+      <w:lvlJc w:val="right"/>
+      <w:pPr>
+        <w:ind w:left="2160" w:hanging="180"/>
+      </w:pPr>
+    </w:lvl>
+    <w:lvl w:ilvl="3" w:tplc="0409000F" w:tentative="1">
+      <w:start w:val="1"/>
+      <w:numFmt w:val="decimal"/>
+      <w:lvlText w:val="%4."/>
+      <w:lvlJc w:val="left"/>
+      <w:pPr>
+        <w:ind w:left="2880" w:hanging="360"/>
+      </w:pPr>
+    </w:lvl>
+    <w:lvl w:ilvl="4" w:tplc="04090019" w:tentative="1">
+      <w:start w:val="1"/>
+      <w:numFmt w:val="lowerLetter"/>
+      <w:lvlText w:val="%5."/>
+      <w:lvlJc w:val="left"/>
+      <w:pPr>
+        <w:ind w:left="3600" w:hanging="360"/>
+      </w:pPr>
+    </w:lvl>
+    <w:lvl w:ilvl="5" w:tplc="0409001B" w:tentative="1">
+      <w:start w:val="1"/>
+      <w:numFmt w:val="lowerRoman"/>
+      <w:lvlText w:val="%6."/>
+      <w:lvlJc w:val="right"/>
+      <w:pPr>
+        <w:ind w:left="4320" w:hanging="180"/>
+      </w:pPr>
+    </w:lvl>
+    <w:lvl w:ilvl="6" w:tplc="0409000F" w:tentative="1">
+      <w:start w:val="1"/>
+      <w:numFmt w:val="decimal"/>
+      <w:lvlText w:val="%7."/>
+      <w:lvlJc w:val="left"/>
+      <w:pPr>
+        <w:ind w:left="5040" w:hanging="360"/>
+      </w:pPr>
+    </w:lvl>
+    <w:lvl w:ilvl="7" w:tplc="04090019" w:tentative="1">
+      <w:start w:val="1"/>
+      <w:numFmt w:val="lowerLetter"/>
+      <w:lvlText w:val="%8."/>
+      <w:lvlJc w:val="left"/>
+      <w:pPr>
+        <w:ind w:left="5760" w:hanging="360"/>
+      </w:pPr>
+    </w:lvl>
+    <w:lvl w:ilvl="8" w:tplc="0409001B" w:tentative="1">
+      <w:start w:val="1"/>
+      <w:numFmt w:val="lowerRoman"/>
+      <w:lvlText w:val="%9."/>
+      <w:lvlJc w:val="right"/>
+      <w:pPr>
+        <w:ind w:left="6480" w:hanging="180"/>
+      </w:pPr>
+    </w:lvl>
+  </w:abstractNum>
+  <w:abstractNum w:abstractNumId="4" w15:restartNumberingAfterBreak="0">
     <w:nsid w:val="29CC3E6A"/>
     <w:multiLevelType w:val="multilevel"/>
     <w:tmpl w:val="415A764C"/>
@@ -17351,7 +16600,7 @@
       </w:pPr>
     </w:lvl>
   </w:abstractNum>
-  <w:abstractNum w:abstractNumId="3" w15:restartNumberingAfterBreak="0">
+  <w:abstractNum w:abstractNumId="5" w15:restartNumberingAfterBreak="0">
     <w:nsid w:val="2E0A64AE"/>
     <w:multiLevelType w:val="multilevel"/>
     <w:tmpl w:val="857429E0"/>
@@ -17464,7 +16713,7 @@
       </w:pPr>
     </w:lvl>
   </w:abstractNum>
-  <w:abstractNum w:abstractNumId="4" w15:restartNumberingAfterBreak="0">
+  <w:abstractNum w:abstractNumId="6" w15:restartNumberingAfterBreak="0">
     <w:nsid w:val="32B61EE3"/>
     <w:multiLevelType w:val="multilevel"/>
     <w:tmpl w:val="2DEE4D00"/>
@@ -17577,7 +16826,7 @@
       </w:pPr>
     </w:lvl>
   </w:abstractNum>
-  <w:abstractNum w:abstractNumId="5" w15:restartNumberingAfterBreak="0">
+  <w:abstractNum w:abstractNumId="7" w15:restartNumberingAfterBreak="0">
     <w:nsid w:val="34C10115"/>
     <w:multiLevelType w:val="multilevel"/>
     <w:tmpl w:val="48C8B6BC"/>
@@ -17699,7 +16948,7 @@
       </w:pPr>
     </w:lvl>
   </w:abstractNum>
-  <w:abstractNum w:abstractNumId="6" w15:restartNumberingAfterBreak="0">
+  <w:abstractNum w:abstractNumId="8" w15:restartNumberingAfterBreak="0">
     <w:nsid w:val="37C7096B"/>
     <w:multiLevelType w:val="multilevel"/>
     <w:tmpl w:val="DD08FD7A"/>
@@ -17812,7 +17061,7 @@
       </w:pPr>
     </w:lvl>
   </w:abstractNum>
-  <w:abstractNum w:abstractNumId="7" w15:restartNumberingAfterBreak="0">
+  <w:abstractNum w:abstractNumId="9" w15:restartNumberingAfterBreak="0">
     <w:nsid w:val="3D5F1379"/>
     <w:multiLevelType w:val="multilevel"/>
     <w:tmpl w:val="7F42A2DC"/>
@@ -17952,7 +17201,7 @@
       </w:rPr>
     </w:lvl>
   </w:abstractNum>
-  <w:abstractNum w:abstractNumId="8" w15:restartNumberingAfterBreak="0">
+  <w:abstractNum w:abstractNumId="10" w15:restartNumberingAfterBreak="0">
     <w:nsid w:val="4407139A"/>
     <w:multiLevelType w:val="multilevel"/>
     <w:tmpl w:val="7554887A"/>
@@ -18065,7 +17314,7 @@
       </w:pPr>
     </w:lvl>
   </w:abstractNum>
-  <w:abstractNum w:abstractNumId="9" w15:restartNumberingAfterBreak="0">
+  <w:abstractNum w:abstractNumId="11" w15:restartNumberingAfterBreak="0">
     <w:nsid w:val="537A2D46"/>
     <w:multiLevelType w:val="multilevel"/>
     <w:tmpl w:val="24FE891C"/>
@@ -18205,7 +17454,7 @@
       </w:rPr>
     </w:lvl>
   </w:abstractNum>
-  <w:abstractNum w:abstractNumId="10" w15:restartNumberingAfterBreak="0">
+  <w:abstractNum w:abstractNumId="12" w15:restartNumberingAfterBreak="0">
     <w:nsid w:val="645555FB"/>
     <w:multiLevelType w:val="multilevel"/>
     <w:tmpl w:val="AEA0A7D6"/>
@@ -18345,7 +17594,7 @@
       </w:rPr>
     </w:lvl>
   </w:abstractNum>
-  <w:abstractNum w:abstractNumId="11" w15:restartNumberingAfterBreak="0">
+  <w:abstractNum w:abstractNumId="13" w15:restartNumberingAfterBreak="0">
     <w:nsid w:val="6951262F"/>
     <w:multiLevelType w:val="multilevel"/>
     <w:tmpl w:val="02E44FFA"/>
@@ -18458,7 +17707,7 @@
       </w:pPr>
     </w:lvl>
   </w:abstractNum>
-  <w:abstractNum w:abstractNumId="12" w15:restartNumberingAfterBreak="0">
+  <w:abstractNum w:abstractNumId="14" w15:restartNumberingAfterBreak="0">
     <w:nsid w:val="6BCB181A"/>
     <w:multiLevelType w:val="hybridMultilevel"/>
     <w:tmpl w:val="BDA88A6A"/>
@@ -18474,7 +17723,7 @@
         <w:rFonts w:ascii="Symbol" w:hAnsi="Symbol" w:hint="default"/>
       </w:rPr>
     </w:lvl>
-    <w:lvl w:ilvl="1" w:tplc="04090003" w:tentative="1">
+    <w:lvl w:ilvl="1" w:tplc="04090003">
       <w:start w:val="1"/>
       <w:numFmt w:val="bullet"/>
       <w:lvlText w:val="o"/>
@@ -18571,7 +17820,7 @@
       </w:rPr>
     </w:lvl>
   </w:abstractNum>
-  <w:abstractNum w:abstractNumId="13" w15:restartNumberingAfterBreak="0">
+  <w:abstractNum w:abstractNumId="15" w15:restartNumberingAfterBreak="0">
     <w:nsid w:val="6F53172E"/>
     <w:multiLevelType w:val="multilevel"/>
     <w:tmpl w:val="F5CE965C"/>
@@ -18684,7 +17933,7 @@
       </w:pPr>
     </w:lvl>
   </w:abstractNum>
-  <w:abstractNum w:abstractNumId="14" w15:restartNumberingAfterBreak="0">
+  <w:abstractNum w:abstractNumId="16" w15:restartNumberingAfterBreak="0">
     <w:nsid w:val="71ED6962"/>
     <w:multiLevelType w:val="multilevel"/>
     <w:tmpl w:val="4F2CB27E"/>
@@ -18797,7 +18046,7 @@
       </w:pPr>
     </w:lvl>
   </w:abstractNum>
-  <w:abstractNum w:abstractNumId="15" w15:restartNumberingAfterBreak="0">
+  <w:abstractNum w:abstractNumId="17" w15:restartNumberingAfterBreak="0">
     <w:nsid w:val="75FE6AB2"/>
     <w:multiLevelType w:val="multilevel"/>
     <w:tmpl w:val="E53A8F86"/>
@@ -18911,52 +18160,58 @@
     </w:lvl>
   </w:abstractNum>
   <w:num w:numId="1" w16cid:durableId="1527980337">
-    <w:abstractNumId w:val="2"/>
+    <w:abstractNumId w:val="4"/>
   </w:num>
   <w:num w:numId="2" w16cid:durableId="251859573">
-    <w:abstractNumId w:val="4"/>
+    <w:abstractNumId w:val="6"/>
   </w:num>
   <w:num w:numId="3" w16cid:durableId="37167238">
-    <w:abstractNumId w:val="3"/>
+    <w:abstractNumId w:val="5"/>
   </w:num>
   <w:num w:numId="4" w16cid:durableId="850723524">
-    <w:abstractNumId w:val="15"/>
+    <w:abstractNumId w:val="17"/>
   </w:num>
   <w:num w:numId="5" w16cid:durableId="1509172512">
-    <w:abstractNumId w:val="10"/>
+    <w:abstractNumId w:val="12"/>
   </w:num>
   <w:num w:numId="6" w16cid:durableId="1685546130">
-    <w:abstractNumId w:val="11"/>
+    <w:abstractNumId w:val="13"/>
   </w:num>
   <w:num w:numId="7" w16cid:durableId="681051344">
-    <w:abstractNumId w:val="14"/>
+    <w:abstractNumId w:val="16"/>
   </w:num>
   <w:num w:numId="8" w16cid:durableId="997727537">
     <w:abstractNumId w:val="0"/>
   </w:num>
   <w:num w:numId="9" w16cid:durableId="460072867">
-    <w:abstractNumId w:val="13"/>
+    <w:abstractNumId w:val="15"/>
   </w:num>
   <w:num w:numId="10" w16cid:durableId="618728722">
-    <w:abstractNumId w:val="7"/>
+    <w:abstractNumId w:val="9"/>
   </w:num>
   <w:num w:numId="11" w16cid:durableId="75592219">
     <w:abstractNumId w:val="1"/>
   </w:num>
   <w:num w:numId="12" w16cid:durableId="1103260317">
+    <w:abstractNumId w:val="10"/>
+  </w:num>
+  <w:num w:numId="13" w16cid:durableId="1505165506">
+    <w:abstractNumId w:val="11"/>
+  </w:num>
+  <w:num w:numId="14" w16cid:durableId="1859855320">
+    <w:abstractNumId w:val="7"/>
+  </w:num>
+  <w:num w:numId="15" w16cid:durableId="1536694949">
     <w:abstractNumId w:val="8"/>
   </w:num>
-  <w:num w:numId="13" w16cid:durableId="1505165506">
-    <w:abstractNumId w:val="9"/>
+  <w:num w:numId="16" w16cid:durableId="2086024698">
+    <w:abstractNumId w:val="14"/>
   </w:num>
-  <w:num w:numId="14" w16cid:durableId="1859855320">
-    <w:abstractNumId w:val="5"/>
+  <w:num w:numId="17" w16cid:durableId="1744333411">
+    <w:abstractNumId w:val="2"/>
   </w:num>
-  <w:num w:numId="15" w16cid:durableId="1536694949">
-    <w:abstractNumId w:val="6"/>
-  </w:num>
-  <w:num w:numId="16" w16cid:durableId="2086024698">
-    <w:abstractNumId w:val="12"/>
+  <w:num w:numId="18" w16cid:durableId="1712075265">
+    <w:abstractNumId w:val="3"/>
   </w:num>
 </w:numbering>
 </file>

--- a/Docs/Prawler Firmware Documentation.docx
+++ b/Docs/Prawler Firmware Documentation.docx
@@ -445,14 +445,28 @@
         <w:rPr>
           <w:rStyle w:val="SourceText"/>
         </w:rPr>
-        <w:t>RTC_Init</w:t>
-      </w:r>
-      <w:proofErr w:type="spellEnd"/>
-      <w:r>
-        <w:rPr>
-          <w:rStyle w:val="SourceText"/>
-        </w:rPr>
-        <w:t>()</w:t>
+        <w:t>RTC_</w:t>
+      </w:r>
+      <w:proofErr w:type="gramStart"/>
+      <w:r>
+        <w:rPr>
+          <w:rStyle w:val="SourceText"/>
+        </w:rPr>
+        <w:t>Init</w:t>
+      </w:r>
+      <w:proofErr w:type="spellEnd"/>
+      <w:r>
+        <w:rPr>
+          <w:rStyle w:val="SourceText"/>
+        </w:rPr>
+        <w:t>(</w:t>
+      </w:r>
+      <w:proofErr w:type="gramEnd"/>
+      <w:r>
+        <w:rPr>
+          <w:rStyle w:val="SourceText"/>
+        </w:rPr>
+        <w:t>)</w:t>
       </w:r>
       <w:r>
         <w:t xml:space="preserve"> is called at boot after SPI2 initialization. </w:t>
@@ -1108,7 +1122,14 @@
         <w:rPr>
           <w:rStyle w:val="SourceText"/>
         </w:rPr>
-        <w:t>RTC_ReadRegister</w:t>
+        <w:t>RTC_</w:t>
+      </w:r>
+      <w:proofErr w:type="gramStart"/>
+      <w:r>
+        <w:rPr>
+          <w:rStyle w:val="SourceText"/>
+        </w:rPr>
+        <w:t>ReadRegister</w:t>
       </w:r>
       <w:proofErr w:type="spellEnd"/>
       <w:r>
@@ -1117,6 +1138,7 @@
         </w:rPr>
         <w:t>(</w:t>
       </w:r>
+      <w:proofErr w:type="gramEnd"/>
       <w:r>
         <w:rPr>
           <w:rStyle w:val="SourceText"/>
@@ -1145,14 +1167,28 @@
         <w:rPr>
           <w:rStyle w:val="SourceText"/>
         </w:rPr>
-        <w:t>RTC_Init</w:t>
-      </w:r>
-      <w:proofErr w:type="spellEnd"/>
-      <w:r>
-        <w:rPr>
-          <w:rStyle w:val="SourceText"/>
-        </w:rPr>
-        <w:t>()</w:t>
+        <w:t>RTC_</w:t>
+      </w:r>
+      <w:proofErr w:type="gramStart"/>
+      <w:r>
+        <w:rPr>
+          <w:rStyle w:val="SourceText"/>
+        </w:rPr>
+        <w:t>Init</w:t>
+      </w:r>
+      <w:proofErr w:type="spellEnd"/>
+      <w:r>
+        <w:rPr>
+          <w:rStyle w:val="SourceText"/>
+        </w:rPr>
+        <w:t>(</w:t>
+      </w:r>
+      <w:proofErr w:type="gramEnd"/>
+      <w:r>
+        <w:rPr>
+          <w:rStyle w:val="SourceText"/>
+        </w:rPr>
+        <w:t>)</w:t>
       </w:r>
       <w:r>
         <w:t xml:space="preserve"> performs this sequence:</w:t>
@@ -1447,11 +1483,19 @@
       <w:r>
         <w:t xml:space="preserve">The public year field is </w:t>
       </w:r>
-      <w:r>
-        <w:rPr>
-          <w:rStyle w:val="SourceText"/>
-        </w:rPr>
-        <w:t>0..79</w:t>
+      <w:proofErr w:type="gramStart"/>
+      <w:r>
+        <w:rPr>
+          <w:rStyle w:val="SourceText"/>
+        </w:rPr>
+        <w:t>0..</w:t>
+      </w:r>
+      <w:proofErr w:type="gramEnd"/>
+      <w:r>
+        <w:rPr>
+          <w:rStyle w:val="SourceText"/>
+        </w:rPr>
+        <w:t>79</w:t>
       </w:r>
       <w:r>
         <w:t xml:space="preserve">, representing years 2000-2079. Weekday is intentionally unused by current firmware; 24-hour mode is assumed by </w:t>
@@ -1461,14 +1505,28 @@
         <w:rPr>
           <w:rStyle w:val="SourceText"/>
         </w:rPr>
-        <w:t>RTC_GetDateTime</w:t>
-      </w:r>
-      <w:proofErr w:type="spellEnd"/>
-      <w:r>
-        <w:rPr>
-          <w:rStyle w:val="SourceText"/>
-        </w:rPr>
-        <w:t>()</w:t>
+        <w:t>RTC_</w:t>
+      </w:r>
+      <w:proofErr w:type="gramStart"/>
+      <w:r>
+        <w:rPr>
+          <w:rStyle w:val="SourceText"/>
+        </w:rPr>
+        <w:t>GetDateTime</w:t>
+      </w:r>
+      <w:proofErr w:type="spellEnd"/>
+      <w:r>
+        <w:rPr>
+          <w:rStyle w:val="SourceText"/>
+        </w:rPr>
+        <w:t>(</w:t>
+      </w:r>
+      <w:proofErr w:type="gramEnd"/>
+      <w:r>
+        <w:rPr>
+          <w:rStyle w:val="SourceText"/>
+        </w:rPr>
+        <w:t>)</w:t>
       </w:r>
       <w:r>
         <w:t>.</w:t>
@@ -1550,14 +1608,28 @@
               <w:rPr>
                 <w:rStyle w:val="SourceText"/>
               </w:rPr>
-              <w:t>RTC_SetDateTime</w:t>
+              <w:t>RTC_</w:t>
+            </w:r>
+            <w:proofErr w:type="gramStart"/>
+            <w:r>
+              <w:rPr>
+                <w:rStyle w:val="SourceText"/>
+              </w:rPr>
+              <w:t>SetDateTime</w:t>
             </w:r>
             <w:proofErr w:type="spellEnd"/>
             <w:r>
               <w:rPr>
                 <w:rStyle w:val="SourceText"/>
               </w:rPr>
-              <w:t>()</w:t>
+              <w:t>(</w:t>
+            </w:r>
+            <w:proofErr w:type="gramEnd"/>
+            <w:r>
+              <w:rPr>
+                <w:rStyle w:val="SourceText"/>
+              </w:rPr>
+              <w:t>)</w:t>
             </w:r>
           </w:p>
         </w:tc>
@@ -1595,14 +1667,28 @@
               <w:rPr>
                 <w:rStyle w:val="SourceText"/>
               </w:rPr>
-              <w:t>RTC_GetDateTime</w:t>
+              <w:t>RTC_</w:t>
+            </w:r>
+            <w:proofErr w:type="gramStart"/>
+            <w:r>
+              <w:rPr>
+                <w:rStyle w:val="SourceText"/>
+              </w:rPr>
+              <w:t>GetDateTime</w:t>
             </w:r>
             <w:proofErr w:type="spellEnd"/>
             <w:r>
               <w:rPr>
                 <w:rStyle w:val="SourceText"/>
               </w:rPr>
-              <w:t>()</w:t>
+              <w:t>(</w:t>
+            </w:r>
+            <w:proofErr w:type="gramEnd"/>
+            <w:r>
+              <w:rPr>
+                <w:rStyle w:val="SourceText"/>
+              </w:rPr>
+              <w:t>)</w:t>
             </w:r>
           </w:p>
         </w:tc>
@@ -1640,14 +1726,28 @@
               <w:rPr>
                 <w:rStyle w:val="SourceText"/>
               </w:rPr>
-              <w:t>RTC_ToUnixEpoch</w:t>
+              <w:t>RTC_</w:t>
+            </w:r>
+            <w:proofErr w:type="gramStart"/>
+            <w:r>
+              <w:rPr>
+                <w:rStyle w:val="SourceText"/>
+              </w:rPr>
+              <w:t>ToUnixEpoch</w:t>
             </w:r>
             <w:proofErr w:type="spellEnd"/>
             <w:r>
               <w:rPr>
                 <w:rStyle w:val="SourceText"/>
               </w:rPr>
-              <w:t>()</w:t>
+              <w:t>(</w:t>
+            </w:r>
+            <w:proofErr w:type="gramEnd"/>
+            <w:r>
+              <w:rPr>
+                <w:rStyle w:val="SourceText"/>
+              </w:rPr>
+              <w:t>)</w:t>
             </w:r>
           </w:p>
         </w:tc>
@@ -1685,14 +1785,28 @@
               <w:rPr>
                 <w:rStyle w:val="SourceText"/>
               </w:rPr>
-              <w:t>RTC_FromUnixEpoch</w:t>
+              <w:t>RTC_</w:t>
+            </w:r>
+            <w:proofErr w:type="gramStart"/>
+            <w:r>
+              <w:rPr>
+                <w:rStyle w:val="SourceText"/>
+              </w:rPr>
+              <w:t>FromUnixEpoch</w:t>
             </w:r>
             <w:proofErr w:type="spellEnd"/>
             <w:r>
               <w:rPr>
                 <w:rStyle w:val="SourceText"/>
               </w:rPr>
-              <w:t>()</w:t>
+              <w:t>(</w:t>
+            </w:r>
+            <w:proofErr w:type="gramEnd"/>
+            <w:r>
+              <w:rPr>
+                <w:rStyle w:val="SourceText"/>
+              </w:rPr>
+              <w:t>)</w:t>
             </w:r>
           </w:p>
         </w:tc>
@@ -1730,14 +1844,28 @@
               <w:rPr>
                 <w:rStyle w:val="SourceText"/>
               </w:rPr>
-              <w:t>RTC_ToGPSEpoch</w:t>
+              <w:t>RTC_</w:t>
+            </w:r>
+            <w:proofErr w:type="gramStart"/>
+            <w:r>
+              <w:rPr>
+                <w:rStyle w:val="SourceText"/>
+              </w:rPr>
+              <w:t>ToGPSEpoch</w:t>
             </w:r>
             <w:proofErr w:type="spellEnd"/>
             <w:r>
               <w:rPr>
                 <w:rStyle w:val="SourceText"/>
               </w:rPr>
-              <w:t>()</w:t>
+              <w:t>(</w:t>
+            </w:r>
+            <w:proofErr w:type="gramEnd"/>
+            <w:r>
+              <w:rPr>
+                <w:rStyle w:val="SourceText"/>
+              </w:rPr>
+              <w:t>)</w:t>
             </w:r>
           </w:p>
         </w:tc>
@@ -1935,14 +2063,28 @@
         <w:rPr>
           <w:rStyle w:val="SourceText"/>
         </w:rPr>
-        <w:t>lowpower_rtc_begin</w:t>
-      </w:r>
-      <w:proofErr w:type="spellEnd"/>
-      <w:r>
-        <w:rPr>
-          <w:rStyle w:val="SourceText"/>
-        </w:rPr>
-        <w:t>()</w:t>
+        <w:t>lowpower_rtc_</w:t>
+      </w:r>
+      <w:proofErr w:type="gramStart"/>
+      <w:r>
+        <w:rPr>
+          <w:rStyle w:val="SourceText"/>
+        </w:rPr>
+        <w:t>begin</w:t>
+      </w:r>
+      <w:proofErr w:type="spellEnd"/>
+      <w:r>
+        <w:rPr>
+          <w:rStyle w:val="SourceText"/>
+        </w:rPr>
+        <w:t>(</w:t>
+      </w:r>
+      <w:proofErr w:type="gramEnd"/>
+      <w:r>
+        <w:rPr>
+          <w:rStyle w:val="SourceText"/>
+        </w:rPr>
+        <w:t>)</w:t>
       </w:r>
       <w:r>
         <w:t xml:space="preserve"> / </w:t>
@@ -1991,14 +2133,28 @@
         <w:rPr>
           <w:rStyle w:val="SourceText"/>
         </w:rPr>
-        <w:t>get_fattime</w:t>
-      </w:r>
-      <w:proofErr w:type="spellEnd"/>
-      <w:r>
-        <w:rPr>
-          <w:rStyle w:val="SourceText"/>
-        </w:rPr>
-        <w:t>()</w:t>
+        <w:t>get_</w:t>
+      </w:r>
+      <w:proofErr w:type="gramStart"/>
+      <w:r>
+        <w:rPr>
+          <w:rStyle w:val="SourceText"/>
+        </w:rPr>
+        <w:t>fattime</w:t>
+      </w:r>
+      <w:proofErr w:type="spellEnd"/>
+      <w:r>
+        <w:rPr>
+          <w:rStyle w:val="SourceText"/>
+        </w:rPr>
+        <w:t>(</w:t>
+      </w:r>
+      <w:proofErr w:type="gramEnd"/>
+      <w:r>
+        <w:rPr>
+          <w:rStyle w:val="SourceText"/>
+        </w:rPr>
+        <w:t>)</w:t>
       </w:r>
       <w:r>
         <w:t xml:space="preserve"> from </w:t>
@@ -2025,14 +2181,28 @@
         <w:rPr>
           <w:rStyle w:val="SourceText"/>
         </w:rPr>
-        <w:t>RTC_GetDateTime</w:t>
-      </w:r>
-      <w:proofErr w:type="spellEnd"/>
-      <w:r>
-        <w:rPr>
-          <w:rStyle w:val="SourceText"/>
-        </w:rPr>
-        <w:t>()</w:t>
+        <w:t>RTC_</w:t>
+      </w:r>
+      <w:proofErr w:type="gramStart"/>
+      <w:r>
+        <w:rPr>
+          <w:rStyle w:val="SourceText"/>
+        </w:rPr>
+        <w:t>GetDateTime</w:t>
+      </w:r>
+      <w:proofErr w:type="spellEnd"/>
+      <w:r>
+        <w:rPr>
+          <w:rStyle w:val="SourceText"/>
+        </w:rPr>
+        <w:t>(</w:t>
+      </w:r>
+      <w:proofErr w:type="gramEnd"/>
+      <w:r>
+        <w:rPr>
+          <w:rStyle w:val="SourceText"/>
+        </w:rPr>
+        <w:t>)</w:t>
       </w:r>
       <w:r>
         <w:t xml:space="preserve"> and packs a FAT timestamp; on RTC read failure it returns zero. The recorder uses </w:t>
@@ -2042,14 +2212,28 @@
         <w:rPr>
           <w:rStyle w:val="SourceText"/>
         </w:rPr>
-        <w:t>RTC_GetDateTime</w:t>
-      </w:r>
-      <w:proofErr w:type="spellEnd"/>
-      <w:r>
-        <w:rPr>
-          <w:rStyle w:val="SourceText"/>
-        </w:rPr>
-        <w:t>()</w:t>
+        <w:t>RTC_</w:t>
+      </w:r>
+      <w:proofErr w:type="gramStart"/>
+      <w:r>
+        <w:rPr>
+          <w:rStyle w:val="SourceText"/>
+        </w:rPr>
+        <w:t>GetDateTime</w:t>
+      </w:r>
+      <w:proofErr w:type="spellEnd"/>
+      <w:r>
+        <w:rPr>
+          <w:rStyle w:val="SourceText"/>
+        </w:rPr>
+        <w:t>(</w:t>
+      </w:r>
+      <w:proofErr w:type="gramEnd"/>
+      <w:r>
+        <w:rPr>
+          <w:rStyle w:val="SourceText"/>
+        </w:rPr>
+        <w:t>)</w:t>
       </w:r>
       <w:r>
         <w:t xml:space="preserve"> through </w:t>
@@ -2287,14 +2471,28 @@
               <w:rPr>
                 <w:rStyle w:val="SourceText"/>
               </w:rPr>
-              <w:t>RTC_SetAlarm</w:t>
+              <w:t>RTC_</w:t>
+            </w:r>
+            <w:proofErr w:type="gramStart"/>
+            <w:r>
+              <w:rPr>
+                <w:rStyle w:val="SourceText"/>
+              </w:rPr>
+              <w:t>SetAlarm</w:t>
             </w:r>
             <w:proofErr w:type="spellEnd"/>
             <w:r>
               <w:rPr>
                 <w:rStyle w:val="SourceText"/>
               </w:rPr>
-              <w:t>()</w:t>
+              <w:t>(</w:t>
+            </w:r>
+            <w:proofErr w:type="gramEnd"/>
+            <w:r>
+              <w:rPr>
+                <w:rStyle w:val="SourceText"/>
+              </w:rPr>
+              <w:t>)</w:t>
             </w:r>
             <w:r>
               <w:t xml:space="preserve">, </w:t>
@@ -2383,14 +2581,28 @@
               <w:rPr>
                 <w:rStyle w:val="SourceText"/>
               </w:rPr>
-              <w:t>RTC_SetExtendedAlarm</w:t>
+              <w:t>RTC_</w:t>
+            </w:r>
+            <w:proofErr w:type="gramStart"/>
+            <w:r>
+              <w:rPr>
+                <w:rStyle w:val="SourceText"/>
+              </w:rPr>
+              <w:t>SetExtendedAlarm</w:t>
             </w:r>
             <w:proofErr w:type="spellEnd"/>
             <w:r>
               <w:rPr>
                 <w:rStyle w:val="SourceText"/>
               </w:rPr>
-              <w:t>()</w:t>
+              <w:t>(</w:t>
+            </w:r>
+            <w:proofErr w:type="gramEnd"/>
+            <w:r>
+              <w:rPr>
+                <w:rStyle w:val="SourceText"/>
+              </w:rPr>
+              <w:t>)</w:t>
             </w:r>
             <w:r>
               <w:t xml:space="preserve">, </w:t>
@@ -2445,14 +2657,28 @@
               <w:rPr>
                 <w:rStyle w:val="SourceText"/>
               </w:rPr>
-              <w:t>RTC_SetTimer</w:t>
+              <w:t>RTC_</w:t>
+            </w:r>
+            <w:proofErr w:type="gramStart"/>
+            <w:r>
+              <w:rPr>
+                <w:rStyle w:val="SourceText"/>
+              </w:rPr>
+              <w:t>SetTimer</w:t>
             </w:r>
             <w:proofErr w:type="spellEnd"/>
             <w:r>
               <w:rPr>
                 <w:rStyle w:val="SourceText"/>
               </w:rPr>
-              <w:t>()</w:t>
+              <w:t>(</w:t>
+            </w:r>
+            <w:proofErr w:type="gramEnd"/>
+            <w:r>
+              <w:rPr>
+                <w:rStyle w:val="SourceText"/>
+              </w:rPr>
+              <w:t>)</w:t>
             </w:r>
             <w:r>
               <w:t xml:space="preserve">, </w:t>
@@ -2558,14 +2784,28 @@
               <w:rPr>
                 <w:rStyle w:val="SourceText"/>
               </w:rPr>
-              <w:t>RTC_GetInterruptFlags</w:t>
+              <w:t>RTC_</w:t>
+            </w:r>
+            <w:proofErr w:type="gramStart"/>
+            <w:r>
+              <w:rPr>
+                <w:rStyle w:val="SourceText"/>
+              </w:rPr>
+              <w:t>GetInterruptFlags</w:t>
             </w:r>
             <w:proofErr w:type="spellEnd"/>
             <w:r>
               <w:rPr>
                 <w:rStyle w:val="SourceText"/>
               </w:rPr>
-              <w:t>()</w:t>
+              <w:t>(</w:t>
+            </w:r>
+            <w:proofErr w:type="gramEnd"/>
+            <w:r>
+              <w:rPr>
+                <w:rStyle w:val="SourceText"/>
+              </w:rPr>
+              <w:t>)</w:t>
             </w:r>
             <w:r>
               <w:t xml:space="preserve">, </w:t>
@@ -2671,14 +2911,28 @@
               <w:rPr>
                 <w:rStyle w:val="SourceText"/>
               </w:rPr>
-              <w:t>RTC_NotifyInterrupt</w:t>
+              <w:t>RTC_</w:t>
+            </w:r>
+            <w:proofErr w:type="gramStart"/>
+            <w:r>
+              <w:rPr>
+                <w:rStyle w:val="SourceText"/>
+              </w:rPr>
+              <w:t>NotifyInterrupt</w:t>
             </w:r>
             <w:proofErr w:type="spellEnd"/>
             <w:r>
               <w:rPr>
                 <w:rStyle w:val="SourceText"/>
               </w:rPr>
-              <w:t>()</w:t>
+              <w:t>(</w:t>
+            </w:r>
+            <w:proofErr w:type="gramEnd"/>
+            <w:r>
+              <w:rPr>
+                <w:rStyle w:val="SourceText"/>
+              </w:rPr>
+              <w:t>)</w:t>
             </w:r>
             <w:r>
               <w:t xml:space="preserve">, </w:t>
@@ -3288,11 +3542,19 @@
         <w:pStyle w:val="BodyText"/>
         <w:spacing w:after="160" w:line="278" w:lineRule="auto"/>
       </w:pPr>
-      <w:r>
-        <w:rPr>
-          <w:rStyle w:val="SourceText"/>
-        </w:rPr>
-        <w:t>main()</w:t>
+      <w:proofErr w:type="gramStart"/>
+      <w:r>
+        <w:rPr>
+          <w:rStyle w:val="SourceText"/>
+        </w:rPr>
+        <w:t>main(</w:t>
+      </w:r>
+      <w:proofErr w:type="gramEnd"/>
+      <w:r>
+        <w:rPr>
+          <w:rStyle w:val="SourceText"/>
+        </w:rPr>
+        <w:t>)</w:t>
       </w:r>
       <w:r>
         <w:t xml:space="preserve"> initializes SPI1 and </w:t>
@@ -3449,14 +3711,28 @@
         <w:rPr>
           <w:rStyle w:val="SourceText"/>
         </w:rPr>
-        <w:t>USER_SPI_initialize</w:t>
-      </w:r>
-      <w:proofErr w:type="spellEnd"/>
-      <w:r>
-        <w:rPr>
-          <w:rStyle w:val="SourceText"/>
-        </w:rPr>
-        <w:t>()</w:t>
+        <w:t>USER_SPI_</w:t>
+      </w:r>
+      <w:proofErr w:type="gramStart"/>
+      <w:r>
+        <w:rPr>
+          <w:rStyle w:val="SourceText"/>
+        </w:rPr>
+        <w:t>initialize</w:t>
+      </w:r>
+      <w:proofErr w:type="spellEnd"/>
+      <w:r>
+        <w:rPr>
+          <w:rStyle w:val="SourceText"/>
+        </w:rPr>
+        <w:t>(</w:t>
+      </w:r>
+      <w:proofErr w:type="gramEnd"/>
+      <w:r>
+        <w:rPr>
+          <w:rStyle w:val="SourceText"/>
+        </w:rPr>
+        <w:t>)</w:t>
       </w:r>
       <w:r>
         <w:t xml:space="preserve"> accepts only drive 0. It sends 80 dummy clocks, sends CMD0, probes SD v2 with CMD8/OCR, initializes with ACMD41 and CMD58 when appropriate, falls back to SD v1/MMC handling, sets 512-byte block length for byte-addressed cards, switches to fast clock on success, clears </w:t>
@@ -3481,14 +3757,28 @@
         <w:rPr>
           <w:rStyle w:val="SourceText"/>
         </w:rPr>
-        <w:t>USER_SPI_read</w:t>
-      </w:r>
-      <w:proofErr w:type="spellEnd"/>
-      <w:r>
-        <w:rPr>
-          <w:rStyle w:val="SourceText"/>
-        </w:rPr>
-        <w:t>()</w:t>
+        <w:t>USER_SPI_</w:t>
+      </w:r>
+      <w:proofErr w:type="gramStart"/>
+      <w:r>
+        <w:rPr>
+          <w:rStyle w:val="SourceText"/>
+        </w:rPr>
+        <w:t>read</w:t>
+      </w:r>
+      <w:proofErr w:type="spellEnd"/>
+      <w:r>
+        <w:rPr>
+          <w:rStyle w:val="SourceText"/>
+        </w:rPr>
+        <w:t>(</w:t>
+      </w:r>
+      <w:proofErr w:type="gramEnd"/>
+      <w:r>
+        <w:rPr>
+          <w:rStyle w:val="SourceText"/>
+        </w:rPr>
+        <w:t>)</w:t>
       </w:r>
       <w:r>
         <w:t xml:space="preserve"> supports single-sector CMD17 and multi-sector CMD18 reads. </w:t>
@@ -3498,14 +3788,28 @@
         <w:rPr>
           <w:rStyle w:val="SourceText"/>
         </w:rPr>
-        <w:t>USER_SPI_write</w:t>
-      </w:r>
-      <w:proofErr w:type="spellEnd"/>
-      <w:r>
-        <w:rPr>
-          <w:rStyle w:val="SourceText"/>
-        </w:rPr>
-        <w:t>()</w:t>
+        <w:t>USER_SPI_</w:t>
+      </w:r>
+      <w:proofErr w:type="gramStart"/>
+      <w:r>
+        <w:rPr>
+          <w:rStyle w:val="SourceText"/>
+        </w:rPr>
+        <w:t>write</w:t>
+      </w:r>
+      <w:proofErr w:type="spellEnd"/>
+      <w:r>
+        <w:rPr>
+          <w:rStyle w:val="SourceText"/>
+        </w:rPr>
+        <w:t>(</w:t>
+      </w:r>
+      <w:proofErr w:type="gramEnd"/>
+      <w:r>
+        <w:rPr>
+          <w:rStyle w:val="SourceText"/>
+        </w:rPr>
+        <w:t>)</w:t>
       </w:r>
       <w:r>
         <w:t xml:space="preserve"> supports single-sector CMD24 and multi-sector CMD25 writes when </w:t>
@@ -3524,14 +3828,28 @@
         <w:rPr>
           <w:rStyle w:val="SourceText"/>
         </w:rPr>
-        <w:t>USER_SPI_ioctl</w:t>
-      </w:r>
-      <w:proofErr w:type="spellEnd"/>
-      <w:r>
-        <w:rPr>
-          <w:rStyle w:val="SourceText"/>
-        </w:rPr>
-        <w:t>()</w:t>
+        <w:t>USER_SPI_</w:t>
+      </w:r>
+      <w:proofErr w:type="gramStart"/>
+      <w:r>
+        <w:rPr>
+          <w:rStyle w:val="SourceText"/>
+        </w:rPr>
+        <w:t>ioctl</w:t>
+      </w:r>
+      <w:proofErr w:type="spellEnd"/>
+      <w:r>
+        <w:rPr>
+          <w:rStyle w:val="SourceText"/>
+        </w:rPr>
+        <w:t>(</w:t>
+      </w:r>
+      <w:proofErr w:type="gramEnd"/>
+      <w:r>
+        <w:rPr>
+          <w:rStyle w:val="SourceText"/>
+        </w:rPr>
+        <w:t>)</w:t>
       </w:r>
       <w:r>
         <w:t xml:space="preserve"> implements synchronization, sector count, sector size, erase block size, and trim paths; </w:t>
@@ -3616,7 +3934,38 @@
         <w:rPr>
           <w:rStyle w:val="SourceText"/>
         </w:rPr>
-        <w:t>USER_diskio_reset</w:t>
+        <w:t>USER_diskio_</w:t>
+      </w:r>
+      <w:proofErr w:type="gramStart"/>
+      <w:r>
+        <w:rPr>
+          <w:rStyle w:val="SourceText"/>
+        </w:rPr>
+        <w:t>reset</w:t>
+      </w:r>
+      <w:proofErr w:type="spellEnd"/>
+      <w:r>
+        <w:rPr>
+          <w:rStyle w:val="SourceText"/>
+        </w:rPr>
+        <w:t>(</w:t>
+      </w:r>
+      <w:proofErr w:type="gramEnd"/>
+      <w:r>
+        <w:rPr>
+          <w:rStyle w:val="SourceText"/>
+        </w:rPr>
+        <w:t>)</w:t>
+      </w:r>
+      <w:r>
+        <w:t xml:space="preserve"> calls </w:t>
+      </w:r>
+      <w:proofErr w:type="spellStart"/>
+      <w:r>
+        <w:rPr>
+          <w:rStyle w:val="SourceText"/>
+        </w:rPr>
+        <w:t>USER_SPI_reset</w:t>
       </w:r>
       <w:proofErr w:type="spellEnd"/>
       <w:r>
@@ -3626,23 +3975,6 @@
         <w:t>()</w:t>
       </w:r>
       <w:r>
-        <w:t xml:space="preserve"> calls </w:t>
-      </w:r>
-      <w:proofErr w:type="spellStart"/>
-      <w:r>
-        <w:rPr>
-          <w:rStyle w:val="SourceText"/>
-        </w:rPr>
-        <w:t>USER_SPI_reset</w:t>
-      </w:r>
-      <w:proofErr w:type="spellEnd"/>
-      <w:r>
-        <w:rPr>
-          <w:rStyle w:val="SourceText"/>
-        </w:rPr>
-        <w:t>()</w:t>
-      </w:r>
-      <w:r>
         <w:t xml:space="preserve"> and clears </w:t>
       </w:r>
       <w:proofErr w:type="spellStart"/>
@@ -3662,11 +3994,16 @@
       </w:r>
       <w:proofErr w:type="spellEnd"/>
       <w:r>
-        <w:t xml:space="preserve"> entries. The low-power manager calls this reset when SD power is removed </w:t>
+        <w:t xml:space="preserve"> entries. The low-power manager calls this reset when SD power is </w:t>
+      </w:r>
+      <w:proofErr w:type="gramStart"/>
+      <w:r>
+        <w:t xml:space="preserve">removed </w:t>
       </w:r>
       <w:r>
         <w:t>.</w:t>
       </w:r>
+      <w:proofErr w:type="gramEnd"/>
     </w:p>
     <w:p>
       <w:pPr>
@@ -3678,14 +4015,28 @@
         <w:rPr>
           <w:rStyle w:val="SourceText"/>
         </w:rPr>
-        <w:t>MX_FATFS_Init</w:t>
-      </w:r>
-      <w:proofErr w:type="spellEnd"/>
-      <w:r>
-        <w:rPr>
-          <w:rStyle w:val="SourceText"/>
-        </w:rPr>
-        <w:t>()</w:t>
+        <w:t>MX_FATFS_</w:t>
+      </w:r>
+      <w:proofErr w:type="gramStart"/>
+      <w:r>
+        <w:rPr>
+          <w:rStyle w:val="SourceText"/>
+        </w:rPr>
+        <w:t>Init</w:t>
+      </w:r>
+      <w:proofErr w:type="spellEnd"/>
+      <w:r>
+        <w:rPr>
+          <w:rStyle w:val="SourceText"/>
+        </w:rPr>
+        <w:t>(</w:t>
+      </w:r>
+      <w:proofErr w:type="gramEnd"/>
+      <w:r>
+        <w:rPr>
+          <w:rStyle w:val="SourceText"/>
+        </w:rPr>
+        <w:t>)</w:t>
       </w:r>
       <w:r>
         <w:t xml:space="preserve"> links </w:t>
@@ -3717,14 +4068,28 @@
         <w:rPr>
           <w:rStyle w:val="SourceText"/>
         </w:rPr>
-        <w:t>get_fattime</w:t>
-      </w:r>
-      <w:proofErr w:type="spellEnd"/>
-      <w:r>
-        <w:rPr>
-          <w:rStyle w:val="SourceText"/>
-        </w:rPr>
-        <w:t>()</w:t>
+        <w:t>get_</w:t>
+      </w:r>
+      <w:proofErr w:type="gramStart"/>
+      <w:r>
+        <w:rPr>
+          <w:rStyle w:val="SourceText"/>
+        </w:rPr>
+        <w:t>fattime</w:t>
+      </w:r>
+      <w:proofErr w:type="spellEnd"/>
+      <w:r>
+        <w:rPr>
+          <w:rStyle w:val="SourceText"/>
+        </w:rPr>
+        <w:t>(</w:t>
+      </w:r>
+      <w:proofErr w:type="gramEnd"/>
+      <w:r>
+        <w:rPr>
+          <w:rStyle w:val="SourceText"/>
+        </w:rPr>
+        <w:t>)</w:t>
       </w:r>
       <w:r>
         <w:t xml:space="preserve"> reads the external RTC and returns the packed FAT timestamp; RTC read failure returns 0</w:t>
@@ -3784,6 +4149,7 @@
       <w:r>
         <w:t xml:space="preserve"> object, a shell file object, a recorder log file object, current path </w:t>
       </w:r>
+      <w:proofErr w:type="gramStart"/>
       <w:r>
         <w:rPr>
           <w:rStyle w:val="SourceText"/>
@@ -3791,7 +4157,11 @@
         <w:t>0:</w:t>
       </w:r>
       <w:r>
-        <w:t xml:space="preserve">, last </w:t>
+        <w:t>,</w:t>
+      </w:r>
+      <w:proofErr w:type="gramEnd"/>
+      <w:r>
+        <w:t xml:space="preserve"> last </w:t>
       </w:r>
       <w:r>
         <w:rPr>
@@ -3942,14 +4312,28 @@
               <w:rPr>
                 <w:rStyle w:val="SourceText"/>
               </w:rPr>
-              <w:t>f_mount</w:t>
+              <w:t>f_</w:t>
+            </w:r>
+            <w:proofErr w:type="gramStart"/>
+            <w:r>
+              <w:rPr>
+                <w:rStyle w:val="SourceText"/>
+              </w:rPr>
+              <w:t>mount</w:t>
             </w:r>
             <w:proofErr w:type="spellEnd"/>
             <w:r>
               <w:rPr>
                 <w:rStyle w:val="SourceText"/>
               </w:rPr>
-              <w:t>(&amp;fs, "0:", 1)</w:t>
+              <w:t>(</w:t>
+            </w:r>
+            <w:proofErr w:type="gramEnd"/>
+            <w:r>
+              <w:rPr>
+                <w:rStyle w:val="SourceText"/>
+              </w:rPr>
+              <w:t>&amp;fs, "0:", 1)</w:t>
             </w:r>
             <w:r>
               <w:t xml:space="preserve"> unless already mounted.</w:t>
@@ -3998,14 +4382,28 @@
               <w:rPr>
                 <w:rStyle w:val="SourceText"/>
               </w:rPr>
-              <w:t>f_mount</w:t>
+              <w:t>f_</w:t>
+            </w:r>
+            <w:proofErr w:type="gramStart"/>
+            <w:r>
+              <w:rPr>
+                <w:rStyle w:val="SourceText"/>
+              </w:rPr>
+              <w:t>mount</w:t>
             </w:r>
             <w:proofErr w:type="spellEnd"/>
             <w:r>
               <w:rPr>
                 <w:rStyle w:val="SourceText"/>
               </w:rPr>
-              <w:t>(NULL, "0:", 0)</w:t>
+              <w:t>(</w:t>
+            </w:r>
+            <w:proofErr w:type="gramEnd"/>
+            <w:r>
+              <w:rPr>
+                <w:rStyle w:val="SourceText"/>
+              </w:rPr>
+              <w:t>NULL, "0:", 0)</w:t>
             </w:r>
             <w:r>
               <w:t xml:space="preserve"> when mounted.</w:t>
@@ -4057,6 +4455,7 @@
             <w:r>
               <w:t xml:space="preserve"> work area, clears file objects/state, resets path to </w:t>
             </w:r>
+            <w:proofErr w:type="gramStart"/>
             <w:r>
               <w:rPr>
                 <w:rStyle w:val="SourceText"/>
@@ -4064,7 +4463,11 @@
               <w:t>0:</w:t>
             </w:r>
             <w:r>
-              <w:t>, clears mounted flag.</w:t>
+              <w:t>,</w:t>
+            </w:r>
+            <w:proofErr w:type="gramEnd"/>
+            <w:r>
+              <w:t xml:space="preserve"> clears mounted flag.</w:t>
             </w:r>
           </w:p>
         </w:tc>
@@ -4452,14 +4855,28 @@
         <w:rPr>
           <w:rStyle w:val="SourceText"/>
         </w:rPr>
-        <w:t>sd_mount_for_flush</w:t>
-      </w:r>
-      <w:proofErr w:type="spellEnd"/>
-      <w:r>
-        <w:rPr>
-          <w:rStyle w:val="SourceText"/>
-        </w:rPr>
-        <w:t>()</w:t>
+        <w:t>sd_mount_for_</w:t>
+      </w:r>
+      <w:proofErr w:type="gramStart"/>
+      <w:r>
+        <w:rPr>
+          <w:rStyle w:val="SourceText"/>
+        </w:rPr>
+        <w:t>flush</w:t>
+      </w:r>
+      <w:proofErr w:type="spellEnd"/>
+      <w:r>
+        <w:rPr>
+          <w:rStyle w:val="SourceText"/>
+        </w:rPr>
+        <w:t>(</w:t>
+      </w:r>
+      <w:proofErr w:type="gramEnd"/>
+      <w:r>
+        <w:rPr>
+          <w:rStyle w:val="SourceText"/>
+        </w:rPr>
+        <w:t>)</w:t>
       </w:r>
       <w:r>
         <w:t xml:space="preserve"> powers SD/SPI down, waits 20 </w:t>
@@ -4527,14 +4944,28 @@
         <w:rPr>
           <w:rStyle w:val="SourceText"/>
         </w:rPr>
-        <w:t>flush_profile_to_sd</w:t>
-      </w:r>
-      <w:proofErr w:type="spellEnd"/>
-      <w:r>
-        <w:rPr>
-          <w:rStyle w:val="SourceText"/>
-        </w:rPr>
-        <w:t>()</w:t>
+        <w:t>flush_profile_to_</w:t>
+      </w:r>
+      <w:proofErr w:type="gramStart"/>
+      <w:r>
+        <w:rPr>
+          <w:rStyle w:val="SourceText"/>
+        </w:rPr>
+        <w:t>sd</w:t>
+      </w:r>
+      <w:proofErr w:type="spellEnd"/>
+      <w:r>
+        <w:rPr>
+          <w:rStyle w:val="SourceText"/>
+        </w:rPr>
+        <w:t>(</w:t>
+      </w:r>
+      <w:proofErr w:type="gramEnd"/>
+      <w:r>
+        <w:rPr>
+          <w:rStyle w:val="SourceText"/>
+        </w:rPr>
+        <w:t>)</w:t>
       </w:r>
       <w:r>
         <w:t xml:space="preserve"> builds </w:t>
@@ -4569,11 +5000,19 @@
         <w:pStyle w:val="PreformattedText"/>
         <w:spacing w:after="160"/>
       </w:pPr>
-      <w:r>
-        <w:rPr>
-          <w:rStyle w:val="SourceText"/>
-        </w:rPr>
-        <w:t>MeasurementNo,Unix_Epoch_UTC,CTD_C,CTD_T,CTD_D,Optode_O2,Optode_AirSat,Optode_Temp,Optode_Cal_Ph,Optode_Tc_Ph,Optode_C1_Ph,Optode_C2_Ph,Optode_C1_Amp,Optode_C2_Amp,Optode_Temp_raw,Wetlab_C1_lambda,Wetlab_C1_signal,Wetlab_C2_lambda,Wetlab_C2_signal,Wetlab_C3_lambda,Wetlab_C3_signal,Wetlab_Therm\r\n</w:t>
+      <w:proofErr w:type="gramStart"/>
+      <w:r>
+        <w:rPr>
+          <w:rStyle w:val="SourceText"/>
+        </w:rPr>
+        <w:t>MeasurementNo,Unix</w:t>
+      </w:r>
+      <w:proofErr w:type="gramEnd"/>
+      <w:r>
+        <w:rPr>
+          <w:rStyle w:val="SourceText"/>
+        </w:rPr>
+        <w:t>_Epoch_UTC,CTD_C,CTD_T,CTD_D,Optode_O2,Optode_AirSat,Optode_Temp,Optode_Cal_Ph,Optode_Tc_Ph,Optode_C1_Ph,Optode_C2_Ph,Optode_C1_Amp,Optode_C2_Amp,Optode_Temp_raw,Wetlab_C1_lambda,Wetlab_C1_signal,Wetlab_C2_lambda,Wetlab_C2_signal,Wetlab_C3_lambda,Wetlab_C3_signal,Wetlab_Therm\r\n</w:t>
       </w:r>
     </w:p>
     <w:p>
@@ -4754,14 +5193,28 @@
               <w:rPr>
                 <w:rStyle w:val="SourceText"/>
               </w:rPr>
-              <w:t>filesystem_unmount</w:t>
+              <w:t>filesystem_</w:t>
+            </w:r>
+            <w:proofErr w:type="gramStart"/>
+            <w:r>
+              <w:rPr>
+                <w:rStyle w:val="SourceText"/>
+              </w:rPr>
+              <w:t>unmount</w:t>
             </w:r>
             <w:proofErr w:type="spellEnd"/>
             <w:r>
               <w:rPr>
                 <w:rStyle w:val="SourceText"/>
               </w:rPr>
-              <w:t>()</w:t>
+              <w:t>(</w:t>
+            </w:r>
+            <w:proofErr w:type="gramEnd"/>
+            <w:r>
+              <w:rPr>
+                <w:rStyle w:val="SourceText"/>
+              </w:rPr>
+              <w:t>)</w:t>
             </w:r>
             <w:r>
               <w:t xml:space="preserve"> and powers SD/SPI down.</w:t>
@@ -4902,14 +5355,28 @@
         <w:rPr>
           <w:rStyle w:val="SourceText"/>
         </w:rPr>
-        <w:t>ctd_fire</w:t>
-      </w:r>
-      <w:proofErr w:type="spellEnd"/>
-      <w:r>
-        <w:rPr>
-          <w:rStyle w:val="SourceText"/>
-        </w:rPr>
-        <w:t>()</w:t>
+        <w:t>ctd_</w:t>
+      </w:r>
+      <w:proofErr w:type="gramStart"/>
+      <w:r>
+        <w:rPr>
+          <w:rStyle w:val="SourceText"/>
+        </w:rPr>
+        <w:t>fire</w:t>
+      </w:r>
+      <w:proofErr w:type="spellEnd"/>
+      <w:r>
+        <w:rPr>
+          <w:rStyle w:val="SourceText"/>
+        </w:rPr>
+        <w:t>(</w:t>
+      </w:r>
+      <w:proofErr w:type="gramEnd"/>
+      <w:r>
+        <w:rPr>
+          <w:rStyle w:val="SourceText"/>
+        </w:rPr>
+        <w:t>)</w:t>
       </w:r>
       <w:r>
         <w:t xml:space="preserve"> / </w:t>
@@ -4968,14 +5435,28 @@
         <w:rPr>
           <w:rStyle w:val="SourceText"/>
         </w:rPr>
-        <w:t>rx_buf</w:t>
-      </w:r>
-      <w:proofErr w:type="spellEnd"/>
-      <w:r>
-        <w:rPr>
-          <w:rStyle w:val="SourceText"/>
-        </w:rPr>
-        <w:t>[CTD_RX_BUF_SIZE]</w:t>
+        <w:t>rx_</w:t>
+      </w:r>
+      <w:proofErr w:type="gramStart"/>
+      <w:r>
+        <w:rPr>
+          <w:rStyle w:val="SourceText"/>
+        </w:rPr>
+        <w:t>buf</w:t>
+      </w:r>
+      <w:proofErr w:type="spellEnd"/>
+      <w:r>
+        <w:rPr>
+          <w:rStyle w:val="SourceText"/>
+        </w:rPr>
+        <w:t>[</w:t>
+      </w:r>
+      <w:proofErr w:type="gramEnd"/>
+      <w:r>
+        <w:rPr>
+          <w:rStyle w:val="SourceText"/>
+        </w:rPr>
+        <w:t>CTD_RX_BUF_SIZE]</w:t>
       </w:r>
       <w:r>
         <w:t xml:space="preserve"> buffer. Current CTD RX buffer size is </w:t>
@@ -5286,8 +5767,13 @@
               <w:jc w:val="center"/>
             </w:pPr>
             <w:r>
-              <w:t>RS-232 transceiver enable</w:t>
-            </w:r>
+              <w:t xml:space="preserve">RS-232 transceiver </w:t>
+            </w:r>
+            <w:proofErr w:type="gramStart"/>
+            <w:r>
+              <w:t>enable</w:t>
+            </w:r>
+            <w:proofErr w:type="gramEnd"/>
           </w:p>
         </w:tc>
         <w:tc>
@@ -5361,11 +5847,19 @@
             <w:r>
               <w:t xml:space="preserve"> in </w:t>
             </w:r>
-            <w:r>
-              <w:rPr>
-                <w:rStyle w:val="SourceText"/>
-              </w:rPr>
-              <w:t>main()</w:t>
+            <w:proofErr w:type="gramStart"/>
+            <w:r>
+              <w:rPr>
+                <w:rStyle w:val="SourceText"/>
+              </w:rPr>
+              <w:t>main(</w:t>
+            </w:r>
+            <w:proofErr w:type="gramEnd"/>
+            <w:r>
+              <w:rPr>
+                <w:rStyle w:val="SourceText"/>
+              </w:rPr>
+              <w:t>)</w:t>
             </w:r>
             <w:r>
               <w:t xml:space="preserve"> and </w:t>
@@ -5402,11 +5896,19 @@
         <w:pStyle w:val="BodyText"/>
         <w:spacing w:after="160" w:line="278" w:lineRule="auto"/>
       </w:pPr>
-      <w:r>
-        <w:rPr>
-          <w:rStyle w:val="SourceText"/>
-        </w:rPr>
-        <w:t>main()</w:t>
+      <w:proofErr w:type="gramStart"/>
+      <w:r>
+        <w:rPr>
+          <w:rStyle w:val="SourceText"/>
+        </w:rPr>
+        <w:t>main(</w:t>
+      </w:r>
+      <w:proofErr w:type="gramEnd"/>
+      <w:r>
+        <w:rPr>
+          <w:rStyle w:val="SourceText"/>
+        </w:rPr>
+        <w:t>)</w:t>
       </w:r>
       <w:r>
         <w:t xml:space="preserve"> initializes </w:t>
@@ -5459,14 +5961,28 @@
         <w:rPr>
           <w:rStyle w:val="SourceText"/>
         </w:rPr>
-        <w:t>lowpower_ctd_uart_up</w:t>
-      </w:r>
-      <w:proofErr w:type="spellEnd"/>
-      <w:r>
-        <w:rPr>
-          <w:rStyle w:val="SourceText"/>
-        </w:rPr>
-        <w:t>()</w:t>
+        <w:t>lowpower_ctd_uart_</w:t>
+      </w:r>
+      <w:proofErr w:type="gramStart"/>
+      <w:r>
+        <w:rPr>
+          <w:rStyle w:val="SourceText"/>
+        </w:rPr>
+        <w:t>up</w:t>
+      </w:r>
+      <w:proofErr w:type="spellEnd"/>
+      <w:r>
+        <w:rPr>
+          <w:rStyle w:val="SourceText"/>
+        </w:rPr>
+        <w:t>(</w:t>
+      </w:r>
+      <w:proofErr w:type="gramEnd"/>
+      <w:r>
+        <w:rPr>
+          <w:rStyle w:val="SourceText"/>
+        </w:rPr>
+        <w:t>)</w:t>
       </w:r>
       <w:r>
         <w:t xml:space="preserve"> initializes </w:t>
@@ -5985,14 +6501,28 @@
         <w:rPr>
           <w:rStyle w:val="SourceText"/>
         </w:rPr>
-        <w:t>ctd_wakeup</w:t>
-      </w:r>
-      <w:proofErr w:type="spellEnd"/>
-      <w:r>
-        <w:rPr>
-          <w:rStyle w:val="SourceText"/>
-        </w:rPr>
-        <w:t>()</w:t>
+        <w:t>ctd_</w:t>
+      </w:r>
+      <w:proofErr w:type="gramStart"/>
+      <w:r>
+        <w:rPr>
+          <w:rStyle w:val="SourceText"/>
+        </w:rPr>
+        <w:t>wakeup</w:t>
+      </w:r>
+      <w:proofErr w:type="spellEnd"/>
+      <w:r>
+        <w:rPr>
+          <w:rStyle w:val="SourceText"/>
+        </w:rPr>
+        <w:t>(</w:t>
+      </w:r>
+      <w:proofErr w:type="gramEnd"/>
+      <w:r>
+        <w:rPr>
+          <w:rStyle w:val="SourceText"/>
+        </w:rPr>
+        <w:t>)</w:t>
       </w:r>
       <w:r>
         <w:t xml:space="preserve"> runs up to </w:t>
@@ -6051,14 +6581,28 @@
         <w:rPr>
           <w:rStyle w:val="SourceText"/>
         </w:rPr>
-        <w:t>ctd_sample_raw</w:t>
-      </w:r>
-      <w:proofErr w:type="spellEnd"/>
-      <w:r>
-        <w:rPr>
-          <w:rStyle w:val="SourceText"/>
-        </w:rPr>
-        <w:t>()</w:t>
+        <w:t>ctd_sample_</w:t>
+      </w:r>
+      <w:proofErr w:type="gramStart"/>
+      <w:r>
+        <w:rPr>
+          <w:rStyle w:val="SourceText"/>
+        </w:rPr>
+        <w:t>raw</w:t>
+      </w:r>
+      <w:proofErr w:type="spellEnd"/>
+      <w:r>
+        <w:rPr>
+          <w:rStyle w:val="SourceText"/>
+        </w:rPr>
+        <w:t>(</w:t>
+      </w:r>
+      <w:proofErr w:type="gramEnd"/>
+      <w:r>
+        <w:rPr>
+          <w:rStyle w:val="SourceText"/>
+        </w:rPr>
+        <w:t>)</w:t>
       </w:r>
       <w:r>
         <w:t xml:space="preserve"> is the normal raw/blocking sample path:</w:t>
@@ -6085,14 +6629,28 @@
         <w:rPr>
           <w:rStyle w:val="SourceText"/>
         </w:rPr>
-        <w:t>ctd_wakeup</w:t>
-      </w:r>
-      <w:proofErr w:type="spellEnd"/>
-      <w:r>
-        <w:rPr>
-          <w:rStyle w:val="SourceText"/>
-        </w:rPr>
-        <w:t>()</w:t>
+        <w:t>ctd_</w:t>
+      </w:r>
+      <w:proofErr w:type="gramStart"/>
+      <w:r>
+        <w:rPr>
+          <w:rStyle w:val="SourceText"/>
+        </w:rPr>
+        <w:t>wakeup</w:t>
+      </w:r>
+      <w:proofErr w:type="spellEnd"/>
+      <w:r>
+        <w:rPr>
+          <w:rStyle w:val="SourceText"/>
+        </w:rPr>
+        <w:t>(</w:t>
+      </w:r>
+      <w:proofErr w:type="gramEnd"/>
+      <w:r>
+        <w:rPr>
+          <w:rStyle w:val="SourceText"/>
+        </w:rPr>
+        <w:t>)</w:t>
       </w:r>
       <w:r>
         <w:t xml:space="preserve">. </w:t>
@@ -6247,14 +6805,28 @@
         <w:rPr>
           <w:rStyle w:val="SourceText"/>
         </w:rPr>
-        <w:t>sensors_sample</w:t>
-      </w:r>
-      <w:proofErr w:type="spellEnd"/>
-      <w:r>
-        <w:rPr>
-          <w:rStyle w:val="SourceText"/>
-        </w:rPr>
-        <w:t>()</w:t>
+        <w:t>sensors_</w:t>
+      </w:r>
+      <w:proofErr w:type="gramStart"/>
+      <w:r>
+        <w:rPr>
+          <w:rStyle w:val="SourceText"/>
+        </w:rPr>
+        <w:t>sample</w:t>
+      </w:r>
+      <w:proofErr w:type="spellEnd"/>
+      <w:r>
+        <w:rPr>
+          <w:rStyle w:val="SourceText"/>
+        </w:rPr>
+        <w:t>(</w:t>
+      </w:r>
+      <w:proofErr w:type="gramEnd"/>
+      <w:r>
+        <w:rPr>
+          <w:rStyle w:val="SourceText"/>
+        </w:rPr>
+        <w:t>)</w:t>
       </w:r>
       <w:r>
         <w:t xml:space="preserve"> starts continuous RX DMA in </w:t>
@@ -6367,14 +6939,28 @@
         <w:rPr>
           <w:rStyle w:val="SourceText"/>
         </w:rPr>
-        <w:t>ctd_parse_response</w:t>
-      </w:r>
-      <w:proofErr w:type="spellEnd"/>
-      <w:r>
-        <w:rPr>
-          <w:rStyle w:val="SourceText"/>
-        </w:rPr>
-        <w:t>()</w:t>
+        <w:t>ctd_parse_</w:t>
+      </w:r>
+      <w:proofErr w:type="gramStart"/>
+      <w:r>
+        <w:rPr>
+          <w:rStyle w:val="SourceText"/>
+        </w:rPr>
+        <w:t>response</w:t>
+      </w:r>
+      <w:proofErr w:type="spellEnd"/>
+      <w:r>
+        <w:rPr>
+          <w:rStyle w:val="SourceText"/>
+        </w:rPr>
+        <w:t>(</w:t>
+      </w:r>
+      <w:proofErr w:type="gramEnd"/>
+      <w:r>
+        <w:rPr>
+          <w:rStyle w:val="SourceText"/>
+        </w:rPr>
+        <w:t>)</w:t>
       </w:r>
       <w:r>
         <w:t xml:space="preserve"> scans response lines separated by </w:t>
@@ -6404,11 +6990,19 @@
         <w:spacing w:after="160"/>
       </w:pPr>
       <w:proofErr w:type="spellStart"/>
-      <w:r>
-        <w:rPr>
-          <w:rStyle w:val="SourceText"/>
-        </w:rPr>
-        <w:t>pressure,temperature,conductivity</w:t>
+      <w:proofErr w:type="gramStart"/>
+      <w:r>
+        <w:rPr>
+          <w:rStyle w:val="SourceText"/>
+        </w:rPr>
+        <w:t>pressure,temperature</w:t>
+      </w:r>
+      <w:proofErr w:type="gramEnd"/>
+      <w:r>
+        <w:rPr>
+          <w:rStyle w:val="SourceText"/>
+        </w:rPr>
+        <w:t>,conductivity</w:t>
       </w:r>
       <w:proofErr w:type="spellEnd"/>
     </w:p>
@@ -6424,7 +7018,21 @@
         <w:rPr>
           <w:rStyle w:val="SourceText"/>
         </w:rPr>
-        <w:t>CTD_C,CTD_T,CTD_D</w:t>
+        <w:t>CTD_</w:t>
+      </w:r>
+      <w:proofErr w:type="gramStart"/>
+      <w:r>
+        <w:rPr>
+          <w:rStyle w:val="SourceText"/>
+        </w:rPr>
+        <w:t>C,CTD</w:t>
+      </w:r>
+      <w:proofErr w:type="gramEnd"/>
+      <w:r>
+        <w:rPr>
+          <w:rStyle w:val="SourceText"/>
+        </w:rPr>
+        <w:t>_T,CTD_D</w:t>
       </w:r>
       <w:r>
         <w:t xml:space="preserve">, using </w:t>
@@ -6514,14 +7122,28 @@
         <w:rPr>
           <w:rStyle w:val="SourceText"/>
         </w:rPr>
-        <w:t>sensors_sample</w:t>
-      </w:r>
-      <w:proofErr w:type="spellEnd"/>
-      <w:r>
-        <w:rPr>
-          <w:rStyle w:val="SourceText"/>
-        </w:rPr>
-        <w:t>()</w:t>
+        <w:t>sensors_</w:t>
+      </w:r>
+      <w:proofErr w:type="gramStart"/>
+      <w:r>
+        <w:rPr>
+          <w:rStyle w:val="SourceText"/>
+        </w:rPr>
+        <w:t>sample</w:t>
+      </w:r>
+      <w:proofErr w:type="spellEnd"/>
+      <w:r>
+        <w:rPr>
+          <w:rStyle w:val="SourceText"/>
+        </w:rPr>
+        <w:t>(</w:t>
+      </w:r>
+      <w:proofErr w:type="gramEnd"/>
+      <w:r>
+        <w:rPr>
+          <w:rStyle w:val="SourceText"/>
+        </w:rPr>
+        <w:t>)</w:t>
       </w:r>
       <w:r>
         <w:t xml:space="preserve"> runs this CTD sequence:</w:t>
@@ -6608,14 +7230,28 @@
         <w:rPr>
           <w:rStyle w:val="SourceText"/>
         </w:rPr>
-        <w:t>ctd_fire</w:t>
-      </w:r>
-      <w:proofErr w:type="spellEnd"/>
-      <w:r>
-        <w:rPr>
-          <w:rStyle w:val="SourceText"/>
-        </w:rPr>
-        <w:t>()</w:t>
+        <w:t>ctd_</w:t>
+      </w:r>
+      <w:proofErr w:type="gramStart"/>
+      <w:r>
+        <w:rPr>
+          <w:rStyle w:val="SourceText"/>
+        </w:rPr>
+        <w:t>fire</w:t>
+      </w:r>
+      <w:proofErr w:type="spellEnd"/>
+      <w:r>
+        <w:rPr>
+          <w:rStyle w:val="SourceText"/>
+        </w:rPr>
+        <w:t>(</w:t>
+      </w:r>
+      <w:proofErr w:type="gramEnd"/>
+      <w:r>
+        <w:rPr>
+          <w:rStyle w:val="SourceText"/>
+        </w:rPr>
+        <w:t>)</w:t>
       </w:r>
       <w:r>
         <w:t xml:space="preserve"> sends </w:t>
@@ -6699,14 +7335,28 @@
         <w:rPr>
           <w:rStyle w:val="SourceText"/>
         </w:rPr>
-        <w:t>ctd_collect</w:t>
-      </w:r>
-      <w:proofErr w:type="spellEnd"/>
-      <w:r>
-        <w:rPr>
-          <w:rStyle w:val="SourceText"/>
-        </w:rPr>
-        <w:t>()</w:t>
+        <w:t>ctd_</w:t>
+      </w:r>
+      <w:proofErr w:type="gramStart"/>
+      <w:r>
+        <w:rPr>
+          <w:rStyle w:val="SourceText"/>
+        </w:rPr>
+        <w:t>collect</w:t>
+      </w:r>
+      <w:proofErr w:type="spellEnd"/>
+      <w:r>
+        <w:rPr>
+          <w:rStyle w:val="SourceText"/>
+        </w:rPr>
+        <w:t>(</w:t>
+      </w:r>
+      <w:proofErr w:type="gramEnd"/>
+      <w:r>
+        <w:rPr>
+          <w:rStyle w:val="SourceText"/>
+        </w:rPr>
+        <w:t>)</w:t>
       </w:r>
       <w:r>
         <w:t xml:space="preserve"> parses the CTD data. </w:t>
@@ -6821,14 +7471,28 @@
         <w:rPr>
           <w:rStyle w:val="SourceText"/>
         </w:rPr>
-        <w:t>ctd_notify_tx_cplt</w:t>
-      </w:r>
-      <w:proofErr w:type="spellEnd"/>
-      <w:r>
-        <w:rPr>
-          <w:rStyle w:val="SourceText"/>
-        </w:rPr>
-        <w:t>()</w:t>
+        <w:t>ctd_notify_tx_</w:t>
+      </w:r>
+      <w:proofErr w:type="gramStart"/>
+      <w:r>
+        <w:rPr>
+          <w:rStyle w:val="SourceText"/>
+        </w:rPr>
+        <w:t>cplt</w:t>
+      </w:r>
+      <w:proofErr w:type="spellEnd"/>
+      <w:r>
+        <w:rPr>
+          <w:rStyle w:val="SourceText"/>
+        </w:rPr>
+        <w:t>(</w:t>
+      </w:r>
+      <w:proofErr w:type="gramEnd"/>
+      <w:r>
+        <w:rPr>
+          <w:rStyle w:val="SourceText"/>
+        </w:rPr>
+        <w:t>)</w:t>
       </w:r>
       <w:r>
         <w:t xml:space="preserve"> when the UART instance is </w:t>
@@ -6885,14 +7549,28 @@
         <w:rPr>
           <w:rStyle w:val="SourceText"/>
         </w:rPr>
-        <w:t>ctd_fire</w:t>
-      </w:r>
-      <w:proofErr w:type="spellEnd"/>
-      <w:r>
-        <w:rPr>
-          <w:rStyle w:val="SourceText"/>
-        </w:rPr>
-        <w:t>()</w:t>
+        <w:t>ctd_</w:t>
+      </w:r>
+      <w:proofErr w:type="gramStart"/>
+      <w:r>
+        <w:rPr>
+          <w:rStyle w:val="SourceText"/>
+        </w:rPr>
+        <w:t>fire</w:t>
+      </w:r>
+      <w:proofErr w:type="spellEnd"/>
+      <w:r>
+        <w:rPr>
+          <w:rStyle w:val="SourceText"/>
+        </w:rPr>
+        <w:t>(</w:t>
+      </w:r>
+      <w:proofErr w:type="gramEnd"/>
+      <w:r>
+        <w:rPr>
+          <w:rStyle w:val="SourceText"/>
+        </w:rPr>
+        <w:t>)</w:t>
       </w:r>
       <w:r>
         <w:t xml:space="preserve"> disables half-transfer, transfer-complete, and UART error interrupt paths for the continuous DMA polling pattern before </w:t>
@@ -7023,14 +7701,28 @@
         <w:rPr>
           <w:rStyle w:val="SourceText"/>
         </w:rPr>
-        <w:t>lowpower_sensor_interfaces_up</w:t>
-      </w:r>
-      <w:proofErr w:type="spellEnd"/>
-      <w:r>
-        <w:rPr>
-          <w:rStyle w:val="SourceText"/>
-        </w:rPr>
-        <w:t>()</w:t>
+        <w:t>lowpower_sensor_interfaces_</w:t>
+      </w:r>
+      <w:proofErr w:type="gramStart"/>
+      <w:r>
+        <w:rPr>
+          <w:rStyle w:val="SourceText"/>
+        </w:rPr>
+        <w:t>up</w:t>
+      </w:r>
+      <w:proofErr w:type="spellEnd"/>
+      <w:r>
+        <w:rPr>
+          <w:rStyle w:val="SourceText"/>
+        </w:rPr>
+        <w:t>(</w:t>
+      </w:r>
+      <w:proofErr w:type="gramEnd"/>
+      <w:r>
+        <w:rPr>
+          <w:rStyle w:val="SourceText"/>
+        </w:rPr>
+        <w:t>)</w:t>
       </w:r>
       <w:r>
         <w:t xml:space="preserve">, wait 2000 </w:t>
@@ -7222,14 +7914,28 @@
         <w:rPr>
           <w:rStyle w:val="SourceText"/>
         </w:rPr>
-        <w:t>optode_wake</w:t>
-      </w:r>
-      <w:proofErr w:type="spellEnd"/>
-      <w:r>
-        <w:rPr>
-          <w:rStyle w:val="SourceText"/>
-        </w:rPr>
-        <w:t>()</w:t>
+        <w:t>optode_</w:t>
+      </w:r>
+      <w:proofErr w:type="gramStart"/>
+      <w:r>
+        <w:rPr>
+          <w:rStyle w:val="SourceText"/>
+        </w:rPr>
+        <w:t>wake</w:t>
+      </w:r>
+      <w:proofErr w:type="spellEnd"/>
+      <w:r>
+        <w:rPr>
+          <w:rStyle w:val="SourceText"/>
+        </w:rPr>
+        <w:t>(</w:t>
+      </w:r>
+      <w:proofErr w:type="gramEnd"/>
+      <w:r>
+        <w:rPr>
+          <w:rStyle w:val="SourceText"/>
+        </w:rPr>
+        <w:t>)</w:t>
       </w:r>
       <w:r>
         <w:t xml:space="preserve">, </w:t>
@@ -7302,14 +8008,28 @@
         <w:rPr>
           <w:rStyle w:val="SourceText"/>
         </w:rPr>
-        <w:t>rx_buf</w:t>
-      </w:r>
-      <w:proofErr w:type="spellEnd"/>
-      <w:r>
-        <w:rPr>
-          <w:rStyle w:val="SourceText"/>
-        </w:rPr>
-        <w:t>[OPTODE_RX_BUF_SIZE]</w:t>
+        <w:t>rx_</w:t>
+      </w:r>
+      <w:proofErr w:type="gramStart"/>
+      <w:r>
+        <w:rPr>
+          <w:rStyle w:val="SourceText"/>
+        </w:rPr>
+        <w:t>buf</w:t>
+      </w:r>
+      <w:proofErr w:type="spellEnd"/>
+      <w:r>
+        <w:rPr>
+          <w:rStyle w:val="SourceText"/>
+        </w:rPr>
+        <w:t>[</w:t>
+      </w:r>
+      <w:proofErr w:type="gramEnd"/>
+      <w:r>
+        <w:rPr>
+          <w:rStyle w:val="SourceText"/>
+        </w:rPr>
+        <w:t>OPTODE_RX_BUF_SIZE]</w:t>
       </w:r>
       <w:r>
         <w:t xml:space="preserve"> buffer. Current </w:t>
@@ -7628,8 +8348,13 @@
               <w:jc w:val="center"/>
             </w:pPr>
             <w:r>
-              <w:t>RS-232 transceiver enable</w:t>
-            </w:r>
+              <w:t xml:space="preserve">RS-232 transceiver </w:t>
+            </w:r>
+            <w:proofErr w:type="gramStart"/>
+            <w:r>
+              <w:t>enable</w:t>
+            </w:r>
+            <w:proofErr w:type="gramEnd"/>
           </w:p>
         </w:tc>
         <w:tc>
@@ -7703,11 +8428,19 @@
             <w:r>
               <w:t xml:space="preserve"> in </w:t>
             </w:r>
-            <w:r>
-              <w:rPr>
-                <w:rStyle w:val="SourceText"/>
-              </w:rPr>
-              <w:t>main()</w:t>
+            <w:proofErr w:type="gramStart"/>
+            <w:r>
+              <w:rPr>
+                <w:rStyle w:val="SourceText"/>
+              </w:rPr>
+              <w:t>main(</w:t>
+            </w:r>
+            <w:proofErr w:type="gramEnd"/>
+            <w:r>
+              <w:rPr>
+                <w:rStyle w:val="SourceText"/>
+              </w:rPr>
+              <w:t>)</w:t>
             </w:r>
             <w:r>
               <w:t xml:space="preserve"> and </w:t>
@@ -7744,11 +8477,19 @@
         <w:pStyle w:val="BodyText"/>
         <w:spacing w:after="160" w:line="278" w:lineRule="auto"/>
       </w:pPr>
-      <w:r>
-        <w:rPr>
-          <w:rStyle w:val="SourceText"/>
-        </w:rPr>
-        <w:t>main()</w:t>
+      <w:proofErr w:type="gramStart"/>
+      <w:r>
+        <w:rPr>
+          <w:rStyle w:val="SourceText"/>
+        </w:rPr>
+        <w:t>main(</w:t>
+      </w:r>
+      <w:proofErr w:type="gramEnd"/>
+      <w:r>
+        <w:rPr>
+          <w:rStyle w:val="SourceText"/>
+        </w:rPr>
+        <w:t>)</w:t>
       </w:r>
       <w:r>
         <w:t xml:space="preserve"> initializes </w:t>
@@ -7804,14 +8545,28 @@
         <w:rPr>
           <w:rStyle w:val="SourceText"/>
         </w:rPr>
-        <w:t>lowpower_optode_uart_up</w:t>
-      </w:r>
-      <w:proofErr w:type="spellEnd"/>
-      <w:r>
-        <w:rPr>
-          <w:rStyle w:val="SourceText"/>
-        </w:rPr>
-        <w:t>()</w:t>
+        <w:t>lowpower_optode_uart_</w:t>
+      </w:r>
+      <w:proofErr w:type="gramStart"/>
+      <w:r>
+        <w:rPr>
+          <w:rStyle w:val="SourceText"/>
+        </w:rPr>
+        <w:t>up</w:t>
+      </w:r>
+      <w:proofErr w:type="spellEnd"/>
+      <w:r>
+        <w:rPr>
+          <w:rStyle w:val="SourceText"/>
+        </w:rPr>
+        <w:t>(</w:t>
+      </w:r>
+      <w:proofErr w:type="gramEnd"/>
+      <w:r>
+        <w:rPr>
+          <w:rStyle w:val="SourceText"/>
+        </w:rPr>
+        <w:t>)</w:t>
       </w:r>
       <w:r>
         <w:t xml:space="preserve"> restores the same UART configuration, drives PB1 high, calls </w:t>
@@ -8231,7 +8986,14 @@
         <w:rPr>
           <w:rStyle w:val="SourceText"/>
         </w:rPr>
-        <w:t>optode_sample_raw</w:t>
+        <w:t>optode_sample_</w:t>
+      </w:r>
+      <w:proofErr w:type="gramStart"/>
+      <w:r>
+        <w:rPr>
+          <w:rStyle w:val="SourceText"/>
+        </w:rPr>
+        <w:t>raw</w:t>
       </w:r>
       <w:proofErr w:type="spellEnd"/>
       <w:r>
@@ -8240,6 +9002,7 @@
         </w:rPr>
         <w:t>(</w:t>
       </w:r>
+      <w:proofErr w:type="gramEnd"/>
       <w:r>
         <w:rPr>
           <w:rStyle w:val="SourceText"/>
@@ -8281,13 +9044,24 @@
         <w:spacing w:after="0" w:line="278" w:lineRule="auto"/>
       </w:pPr>
       <w:r>
-        <w:t xml:space="preserve">Send the wake preamble </w:t>
-      </w:r>
-      <w:r>
-        <w:rPr>
-          <w:rStyle w:val="SourceText"/>
-        </w:rPr>
-        <w:t>;;;;;;;;;;\r\n;;;;;;;;;;\r\n</w:t>
+        <w:t xml:space="preserve">Send the wake </w:t>
+      </w:r>
+      <w:proofErr w:type="gramStart"/>
+      <w:r>
+        <w:t xml:space="preserve">preamble </w:t>
+      </w:r>
+      <w:r>
+        <w:rPr>
+          <w:rStyle w:val="SourceText"/>
+        </w:rPr>
+        <w:t>;;;;;;;;;;\r\n;;;;;;;;;;</w:t>
+      </w:r>
+      <w:proofErr w:type="gramEnd"/>
+      <w:r>
+        <w:rPr>
+          <w:rStyle w:val="SourceText"/>
+        </w:rPr>
+        <w:t>\r\n</w:t>
       </w:r>
       <w:r>
         <w:t xml:space="preserve"> by DMA TX. </w:t>
@@ -8433,7 +9207,38 @@
         <w:rPr>
           <w:rStyle w:val="SourceText"/>
         </w:rPr>
-        <w:t>optode_wake</w:t>
+        <w:t>optode_</w:t>
+      </w:r>
+      <w:proofErr w:type="gramStart"/>
+      <w:r>
+        <w:rPr>
+          <w:rStyle w:val="SourceText"/>
+        </w:rPr>
+        <w:t>wake</w:t>
+      </w:r>
+      <w:proofErr w:type="spellEnd"/>
+      <w:r>
+        <w:rPr>
+          <w:rStyle w:val="SourceText"/>
+        </w:rPr>
+        <w:t>(</w:t>
+      </w:r>
+      <w:proofErr w:type="gramEnd"/>
+      <w:r>
+        <w:rPr>
+          <w:rStyle w:val="SourceText"/>
+        </w:rPr>
+        <w:t>)</w:t>
+      </w:r>
+      <w:r>
+        <w:t xml:space="preserve"> followed by </w:t>
+      </w:r>
+      <w:proofErr w:type="spellStart"/>
+      <w:r>
+        <w:rPr>
+          <w:rStyle w:val="SourceText"/>
+        </w:rPr>
+        <w:t>optode_fire</w:t>
       </w:r>
       <w:proofErr w:type="spellEnd"/>
       <w:r>
@@ -8443,14 +9248,14 @@
         <w:t>()</w:t>
       </w:r>
       <w:r>
-        <w:t xml:space="preserve"> followed by </w:t>
-      </w:r>
-      <w:proofErr w:type="spellStart"/>
-      <w:r>
-        <w:rPr>
-          <w:rStyle w:val="SourceText"/>
-        </w:rPr>
-        <w:t>optode_fire</w:t>
+        <w:t xml:space="preserve"> and later </w:t>
+      </w:r>
+      <w:proofErr w:type="spellStart"/>
+      <w:r>
+        <w:rPr>
+          <w:rStyle w:val="SourceText"/>
+        </w:rPr>
+        <w:t>optode_collect</w:t>
       </w:r>
       <w:proofErr w:type="spellEnd"/>
       <w:r>
@@ -8460,23 +9265,6 @@
         <w:t>()</w:t>
       </w:r>
       <w:r>
-        <w:t xml:space="preserve"> and later </w:t>
-      </w:r>
-      <w:proofErr w:type="spellStart"/>
-      <w:r>
-        <w:rPr>
-          <w:rStyle w:val="SourceText"/>
-        </w:rPr>
-        <w:t>optode_collect</w:t>
-      </w:r>
-      <w:proofErr w:type="spellEnd"/>
-      <w:r>
-        <w:rPr>
-          <w:rStyle w:val="SourceText"/>
-        </w:rPr>
-        <w:t>()</w:t>
-      </w:r>
-      <w:r>
         <w:t xml:space="preserve">. </w:t>
       </w:r>
       <w:proofErr w:type="spellStart"/>
@@ -8484,14 +9272,28 @@
         <w:rPr>
           <w:rStyle w:val="SourceText"/>
         </w:rPr>
-        <w:t>optode_wake</w:t>
-      </w:r>
-      <w:proofErr w:type="spellEnd"/>
-      <w:r>
-        <w:rPr>
-          <w:rStyle w:val="SourceText"/>
-        </w:rPr>
-        <w:t>()</w:t>
+        <w:t>optode_</w:t>
+      </w:r>
+      <w:proofErr w:type="gramStart"/>
+      <w:r>
+        <w:rPr>
+          <w:rStyle w:val="SourceText"/>
+        </w:rPr>
+        <w:t>wake</w:t>
+      </w:r>
+      <w:proofErr w:type="spellEnd"/>
+      <w:r>
+        <w:rPr>
+          <w:rStyle w:val="SourceText"/>
+        </w:rPr>
+        <w:t>(</w:t>
+      </w:r>
+      <w:proofErr w:type="gramEnd"/>
+      <w:r>
+        <w:rPr>
+          <w:rStyle w:val="SourceText"/>
+        </w:rPr>
+        <w:t>)</w:t>
       </w:r>
       <w:r>
         <w:t xml:space="preserve"> sends the same semicolon preamble and waits briefly; </w:t>
@@ -9272,7 +10074,46 @@
         <w:rPr>
           <w:rStyle w:val="SourceText"/>
         </w:rPr>
-        <w:t>sensors_sample</w:t>
+        <w:t>sensors_</w:t>
+      </w:r>
+      <w:proofErr w:type="gramStart"/>
+      <w:r>
+        <w:rPr>
+          <w:rStyle w:val="SourceText"/>
+        </w:rPr>
+        <w:t>sample</w:t>
+      </w:r>
+      <w:proofErr w:type="spellEnd"/>
+      <w:r>
+        <w:rPr>
+          <w:rStyle w:val="SourceText"/>
+        </w:rPr>
+        <w:t>(</w:t>
+      </w:r>
+      <w:proofErr w:type="gramEnd"/>
+      <w:r>
+        <w:rPr>
+          <w:rStyle w:val="SourceText"/>
+        </w:rPr>
+        <w:t>)</w:t>
+      </w:r>
+      <w:r>
+        <w:t xml:space="preserve"> calls the </w:t>
+      </w:r>
+      <w:proofErr w:type="spellStart"/>
+      <w:r>
+        <w:t>Optode</w:t>
+      </w:r>
+      <w:proofErr w:type="spellEnd"/>
+      <w:r>
+        <w:t xml:space="preserve"> path only when </w:t>
+      </w:r>
+      <w:proofErr w:type="spellStart"/>
+      <w:r>
+        <w:rPr>
+          <w:rStyle w:val="SourceText"/>
+        </w:rPr>
+        <w:t>config_has_optode</w:t>
       </w:r>
       <w:proofErr w:type="spellEnd"/>
       <w:r>
@@ -9282,7 +10123,13 @@
         <w:t>()</w:t>
       </w:r>
       <w:r>
-        <w:t xml:space="preserve"> calls the </w:t>
+        <w:t xml:space="preserve"> is true</w:t>
+      </w:r>
+      <w:r>
+        <w:t xml:space="preserve">. </w:t>
+      </w:r>
+      <w:r>
+        <w:t xml:space="preserve">It wakes and fires the </w:t>
       </w:r>
       <w:proofErr w:type="spellStart"/>
       <w:r>
@@ -9290,30 +10137,7 @@
       </w:r>
       <w:proofErr w:type="spellEnd"/>
       <w:r>
-        <w:t xml:space="preserve"> path only when </w:t>
-      </w:r>
-      <w:proofErr w:type="spellStart"/>
-      <w:r>
-        <w:rPr>
-          <w:rStyle w:val="SourceText"/>
-        </w:rPr>
-        <w:t>config_has_optode</w:t>
-      </w:r>
-      <w:proofErr w:type="spellEnd"/>
-      <w:r>
-        <w:rPr>
-          <w:rStyle w:val="SourceText"/>
-        </w:rPr>
-        <w:t>()</w:t>
-      </w:r>
-      <w:r>
-        <w:t xml:space="preserve"> is true</w:t>
-      </w:r>
-      <w:r>
-        <w:t xml:space="preserve">. </w:t>
-      </w:r>
-      <w:r>
-        <w:t xml:space="preserve">It wakes and fires the </w:t>
+        <w:t xml:space="preserve"> before CTD wake/fire so the </w:t>
       </w:r>
       <w:proofErr w:type="spellStart"/>
       <w:r>
@@ -9321,14 +10145,6 @@
       </w:r>
       <w:proofErr w:type="spellEnd"/>
       <w:r>
-        <w:t xml:space="preserve"> before CTD wake/fire so the </w:t>
-      </w:r>
-      <w:proofErr w:type="spellStart"/>
-      <w:r>
-        <w:t>Optode</w:t>
-      </w:r>
-      <w:proofErr w:type="spellEnd"/>
-      <w:r>
         <w:t xml:space="preserve"> can produce data during the shared collection window. After </w:t>
       </w:r>
       <w:r>
@@ -9345,14 +10161,28 @@
         <w:rPr>
           <w:rStyle w:val="SourceText"/>
         </w:rPr>
-        <w:t>optode_collect</w:t>
-      </w:r>
-      <w:proofErr w:type="spellEnd"/>
-      <w:r>
-        <w:rPr>
-          <w:rStyle w:val="SourceText"/>
-        </w:rPr>
-        <w:t>()</w:t>
+        <w:t>optode_</w:t>
+      </w:r>
+      <w:proofErr w:type="gramStart"/>
+      <w:r>
+        <w:rPr>
+          <w:rStyle w:val="SourceText"/>
+        </w:rPr>
+        <w:t>collect</w:t>
+      </w:r>
+      <w:proofErr w:type="spellEnd"/>
+      <w:r>
+        <w:rPr>
+          <w:rStyle w:val="SourceText"/>
+        </w:rPr>
+        <w:t>(</w:t>
+      </w:r>
+      <w:proofErr w:type="gramEnd"/>
+      <w:r>
+        <w:rPr>
+          <w:rStyle w:val="SourceText"/>
+        </w:rPr>
+        <w:t>)</w:t>
       </w:r>
       <w:r>
         <w:t xml:space="preserve"> parses the response.</w:t>
@@ -9486,14 +10316,28 @@
         <w:rPr>
           <w:rStyle w:val="SourceText"/>
         </w:rPr>
-        <w:t>optode_notify_tx_cplt</w:t>
-      </w:r>
-      <w:proofErr w:type="spellEnd"/>
-      <w:r>
-        <w:rPr>
-          <w:rStyle w:val="SourceText"/>
-        </w:rPr>
-        <w:t>()</w:t>
+        <w:t>optode_notify_tx_</w:t>
+      </w:r>
+      <w:proofErr w:type="gramStart"/>
+      <w:r>
+        <w:rPr>
+          <w:rStyle w:val="SourceText"/>
+        </w:rPr>
+        <w:t>cplt</w:t>
+      </w:r>
+      <w:proofErr w:type="spellEnd"/>
+      <w:r>
+        <w:rPr>
+          <w:rStyle w:val="SourceText"/>
+        </w:rPr>
+        <w:t>(</w:t>
+      </w:r>
+      <w:proofErr w:type="gramEnd"/>
+      <w:r>
+        <w:rPr>
+          <w:rStyle w:val="SourceText"/>
+        </w:rPr>
+        <w:t>)</w:t>
       </w:r>
       <w:r>
         <w:t xml:space="preserve"> for </w:t>
@@ -9678,14 +10522,28 @@
               <w:rPr>
                 <w:rStyle w:val="SourceText"/>
               </w:rPr>
-              <w:t>optode_sample</w:t>
+              <w:t>optode_</w:t>
+            </w:r>
+            <w:proofErr w:type="gramStart"/>
+            <w:r>
+              <w:rPr>
+                <w:rStyle w:val="SourceText"/>
+              </w:rPr>
+              <w:t>sample</w:t>
             </w:r>
             <w:proofErr w:type="spellEnd"/>
             <w:r>
               <w:rPr>
                 <w:rStyle w:val="SourceText"/>
               </w:rPr>
-              <w:t>()</w:t>
+              <w:t>(</w:t>
+            </w:r>
+            <w:proofErr w:type="gramEnd"/>
+            <w:r>
+              <w:rPr>
+                <w:rStyle w:val="SourceText"/>
+              </w:rPr>
+              <w:t>)</w:t>
             </w:r>
             <w:r>
               <w:t>, prints all ten parsed fields, then powers down if it performed the power-up.</w:t>
@@ -9746,14 +10604,28 @@
               <w:rPr>
                 <w:rStyle w:val="SourceText"/>
               </w:rPr>
-              <w:t>optode_sample_raw</w:t>
+              <w:t>optode_sample_</w:t>
+            </w:r>
+            <w:proofErr w:type="gramStart"/>
+            <w:r>
+              <w:rPr>
+                <w:rStyle w:val="SourceText"/>
+              </w:rPr>
+              <w:t>raw</w:t>
             </w:r>
             <w:proofErr w:type="spellEnd"/>
             <w:r>
               <w:rPr>
                 <w:rStyle w:val="SourceText"/>
               </w:rPr>
-              <w:t>()</w:t>
+              <w:t>(</w:t>
+            </w:r>
+            <w:proofErr w:type="gramEnd"/>
+            <w:r>
+              <w:rPr>
+                <w:rStyle w:val="SourceText"/>
+              </w:rPr>
+              <w:t>)</w:t>
             </w:r>
             <w:r>
               <w:t>, prints the raw response, then powers down if it performed the power-up.</w:t>
@@ -9948,14 +10820,28 @@
         <w:rPr>
           <w:rStyle w:val="SourceText"/>
         </w:rPr>
-        <w:t>sensors_sample</w:t>
-      </w:r>
-      <w:proofErr w:type="spellEnd"/>
-      <w:r>
-        <w:rPr>
-          <w:rStyle w:val="SourceText"/>
-        </w:rPr>
-        <w:t>()</w:t>
+        <w:t>sensors_</w:t>
+      </w:r>
+      <w:proofErr w:type="gramStart"/>
+      <w:r>
+        <w:rPr>
+          <w:rStyle w:val="SourceText"/>
+        </w:rPr>
+        <w:t>sample</w:t>
+      </w:r>
+      <w:proofErr w:type="spellEnd"/>
+      <w:r>
+        <w:rPr>
+          <w:rStyle w:val="SourceText"/>
+        </w:rPr>
+        <w:t>(</w:t>
+      </w:r>
+      <w:proofErr w:type="gramEnd"/>
+      <w:r>
+        <w:rPr>
+          <w:rStyle w:val="SourceText"/>
+        </w:rPr>
+        <w:t>)</w:t>
       </w:r>
       <w:r>
         <w:t xml:space="preserve"> powers </w:t>
@@ -10040,14 +10926,28 @@
         <w:rPr>
           <w:rStyle w:val="SourceText"/>
         </w:rPr>
-        <w:t>rx_buf</w:t>
-      </w:r>
-      <w:proofErr w:type="spellEnd"/>
-      <w:r>
-        <w:rPr>
-          <w:rStyle w:val="SourceText"/>
-        </w:rPr>
-        <w:t>[1024]</w:t>
+        <w:t>rx_</w:t>
+      </w:r>
+      <w:proofErr w:type="gramStart"/>
+      <w:r>
+        <w:rPr>
+          <w:rStyle w:val="SourceText"/>
+        </w:rPr>
+        <w:t>buf</w:t>
+      </w:r>
+      <w:proofErr w:type="spellEnd"/>
+      <w:r>
+        <w:rPr>
+          <w:rStyle w:val="SourceText"/>
+        </w:rPr>
+        <w:t>[</w:t>
+      </w:r>
+      <w:proofErr w:type="gramEnd"/>
+      <w:r>
+        <w:rPr>
+          <w:rStyle w:val="SourceText"/>
+        </w:rPr>
+        <w:t>1024]</w:t>
       </w:r>
       <w:r>
         <w:t xml:space="preserve"> receive buffer.</w:t>
@@ -10550,11 +11450,19 @@
         <w:pStyle w:val="BodyText"/>
         <w:spacing w:after="160" w:line="278" w:lineRule="auto"/>
       </w:pPr>
-      <w:r>
-        <w:rPr>
-          <w:rStyle w:val="SourceText"/>
-        </w:rPr>
-        <w:t>main()</w:t>
+      <w:proofErr w:type="gramStart"/>
+      <w:r>
+        <w:rPr>
+          <w:rStyle w:val="SourceText"/>
+        </w:rPr>
+        <w:t>main(</w:t>
+      </w:r>
+      <w:proofErr w:type="gramEnd"/>
+      <w:r>
+        <w:rPr>
+          <w:rStyle w:val="SourceText"/>
+        </w:rPr>
+        <w:t>)</w:t>
       </w:r>
       <w:r>
         <w:t xml:space="preserve"> initializes UART5, calls </w:t>
@@ -10604,14 +11512,28 @@
         <w:rPr>
           <w:rStyle w:val="SourceText"/>
         </w:rPr>
-        <w:t>lowpower_wetlab_uart_up</w:t>
-      </w:r>
-      <w:proofErr w:type="spellEnd"/>
-      <w:r>
-        <w:rPr>
-          <w:rStyle w:val="SourceText"/>
-        </w:rPr>
-        <w:t>()</w:t>
+        <w:t>lowpower_wetlab_uart_</w:t>
+      </w:r>
+      <w:proofErr w:type="gramStart"/>
+      <w:r>
+        <w:rPr>
+          <w:rStyle w:val="SourceText"/>
+        </w:rPr>
+        <w:t>up</w:t>
+      </w:r>
+      <w:proofErr w:type="spellEnd"/>
+      <w:r>
+        <w:rPr>
+          <w:rStyle w:val="SourceText"/>
+        </w:rPr>
+        <w:t>(</w:t>
+      </w:r>
+      <w:proofErr w:type="gramEnd"/>
+      <w:r>
+        <w:rPr>
+          <w:rStyle w:val="SourceText"/>
+        </w:rPr>
+        <w:t>)</w:t>
       </w:r>
       <w:r>
         <w:t xml:space="preserve"> rebuilds the UART5 handle at 19200 baud, initializes HAL UART5, keeps PB4/PB5 low after UART restore, calls </w:t>
@@ -10652,14 +11574,28 @@
         <w:rPr>
           <w:rStyle w:val="SourceText"/>
         </w:rPr>
-        <w:t>lowpower_wetlab_uart_down</w:t>
-      </w:r>
-      <w:proofErr w:type="spellEnd"/>
-      <w:r>
-        <w:rPr>
-          <w:rStyle w:val="SourceText"/>
-        </w:rPr>
-        <w:t>()</w:t>
+        <w:t>lowpower_wetlab_uart_</w:t>
+      </w:r>
+      <w:proofErr w:type="gramStart"/>
+      <w:r>
+        <w:rPr>
+          <w:rStyle w:val="SourceText"/>
+        </w:rPr>
+        <w:t>down</w:t>
+      </w:r>
+      <w:proofErr w:type="spellEnd"/>
+      <w:r>
+        <w:rPr>
+          <w:rStyle w:val="SourceText"/>
+        </w:rPr>
+        <w:t>(</w:t>
+      </w:r>
+      <w:proofErr w:type="gramEnd"/>
+      <w:r>
+        <w:rPr>
+          <w:rStyle w:val="SourceText"/>
+        </w:rPr>
+        <w:t>)</w:t>
       </w:r>
       <w:r>
         <w:t xml:space="preserve"> aborts/</w:t>
@@ -10777,18 +11713,6 @@
               <w:t>wetlab_init</w:t>
             </w:r>
             <w:proofErr w:type="spellEnd"/>
-            <w:r>
-              <w:rPr>
-                <w:rStyle w:val="SourceText"/>
-              </w:rPr>
-              <w:t>(</w:t>
-            </w:r>
-            <w:r>
-              <w:rPr>
-                <w:rStyle w:val="SourceText"/>
-              </w:rPr>
-              <w:t>)</w:t>
-            </w:r>
           </w:p>
         </w:tc>
         <w:tc>
@@ -10845,12 +11769,6 @@
               <w:t>wetlab_sample</w:t>
             </w:r>
             <w:proofErr w:type="spellEnd"/>
-            <w:r>
-              <w:rPr>
-                <w:rStyle w:val="SourceText"/>
-              </w:rPr>
-              <w:t>()</w:t>
-            </w:r>
           </w:p>
         </w:tc>
         <w:tc>
@@ -10890,12 +11808,6 @@
               <w:t>wetlab_raw</w:t>
             </w:r>
             <w:proofErr w:type="spellEnd"/>
-            <w:r>
-              <w:rPr>
-                <w:rStyle w:val="SourceText"/>
-              </w:rPr>
-              <w:t>()</w:t>
-            </w:r>
           </w:p>
         </w:tc>
         <w:tc>
@@ -10935,12 +11847,6 @@
               <w:t>wetlab_fire</w:t>
             </w:r>
             <w:proofErr w:type="spellEnd"/>
-            <w:r>
-              <w:rPr>
-                <w:rStyle w:val="SourceText"/>
-              </w:rPr>
-              <w:t>()</w:t>
-            </w:r>
           </w:p>
         </w:tc>
         <w:tc>
@@ -10980,12 +11886,6 @@
               <w:t>wetlab_collect</w:t>
             </w:r>
             <w:proofErr w:type="spellEnd"/>
-            <w:r>
-              <w:rPr>
-                <w:rStyle w:val="SourceText"/>
-              </w:rPr>
-              <w:t>()</w:t>
-            </w:r>
           </w:p>
         </w:tc>
         <w:tc>
@@ -11071,14 +11971,28 @@
         <w:rPr>
           <w:rStyle w:val="SourceText"/>
         </w:rPr>
-        <w:t>wetlab_sample</w:t>
-      </w:r>
-      <w:proofErr w:type="spellEnd"/>
-      <w:r>
-        <w:rPr>
-          <w:rStyle w:val="SourceText"/>
-        </w:rPr>
-        <w:t>()</w:t>
+        <w:t>wetlab_</w:t>
+      </w:r>
+      <w:proofErr w:type="gramStart"/>
+      <w:r>
+        <w:rPr>
+          <w:rStyle w:val="SourceText"/>
+        </w:rPr>
+        <w:t>sample</w:t>
+      </w:r>
+      <w:proofErr w:type="spellEnd"/>
+      <w:r>
+        <w:rPr>
+          <w:rStyle w:val="SourceText"/>
+        </w:rPr>
+        <w:t>(</w:t>
+      </w:r>
+      <w:proofErr w:type="gramEnd"/>
+      <w:r>
+        <w:rPr>
+          <w:rStyle w:val="SourceText"/>
+        </w:rPr>
+        <w:t>)</w:t>
       </w:r>
       <w:r>
         <w:t xml:space="preserve"> is the normal blocking shell-style sample path:</w:t>
@@ -11254,14 +12168,28 @@
         <w:rPr>
           <w:rStyle w:val="SourceText"/>
         </w:rPr>
-        <w:t>wetlab_raw</w:t>
-      </w:r>
-      <w:proofErr w:type="spellEnd"/>
-      <w:r>
-        <w:rPr>
-          <w:rStyle w:val="SourceText"/>
-        </w:rPr>
-        <w:t>()</w:t>
+        <w:t>wetlab_</w:t>
+      </w:r>
+      <w:proofErr w:type="gramStart"/>
+      <w:r>
+        <w:rPr>
+          <w:rStyle w:val="SourceText"/>
+        </w:rPr>
+        <w:t>raw</w:t>
+      </w:r>
+      <w:proofErr w:type="spellEnd"/>
+      <w:r>
+        <w:rPr>
+          <w:rStyle w:val="SourceText"/>
+        </w:rPr>
+        <w:t>(</w:t>
+      </w:r>
+      <w:proofErr w:type="gramEnd"/>
+      <w:r>
+        <w:rPr>
+          <w:rStyle w:val="SourceText"/>
+        </w:rPr>
+        <w:t>)</w:t>
       </w:r>
       <w:r>
         <w:t xml:space="preserve"> is the raw diagnostic path:</w:t>
@@ -11919,14 +12847,28 @@
           <w:rStyle w:val="SourceText"/>
         </w:rPr>
         <w:lastRenderedPageBreak/>
-        <w:t>wetlab_parse</w:t>
-      </w:r>
-      <w:proofErr w:type="spellEnd"/>
-      <w:r>
-        <w:rPr>
-          <w:rStyle w:val="SourceText"/>
-        </w:rPr>
-        <w:t>()</w:t>
+        <w:t>wetlab_</w:t>
+      </w:r>
+      <w:proofErr w:type="gramStart"/>
+      <w:r>
+        <w:rPr>
+          <w:rStyle w:val="SourceText"/>
+        </w:rPr>
+        <w:t>parse</w:t>
+      </w:r>
+      <w:proofErr w:type="spellEnd"/>
+      <w:r>
+        <w:rPr>
+          <w:rStyle w:val="SourceText"/>
+        </w:rPr>
+        <w:t>(</w:t>
+      </w:r>
+      <w:proofErr w:type="gramEnd"/>
+      <w:r>
+        <w:rPr>
+          <w:rStyle w:val="SourceText"/>
+        </w:rPr>
+        <w:t>)</w:t>
       </w:r>
       <w:r>
         <w:t xml:space="preserve"> expects one complete row in this text format:</w:t>
@@ -11941,7 +12883,21 @@
         <w:rPr>
           <w:rStyle w:val="SourceText"/>
         </w:rPr>
-        <w:t>MM/DD/YY HH:MM:SS lambda1 signal1 lambda2 signal2 lambda3 signal3 thermistor</w:t>
+        <w:t>MM/DD/YY HH:</w:t>
+      </w:r>
+      <w:proofErr w:type="gramStart"/>
+      <w:r>
+        <w:rPr>
+          <w:rStyle w:val="SourceText"/>
+        </w:rPr>
+        <w:t>MM:SS</w:t>
+      </w:r>
+      <w:proofErr w:type="gramEnd"/>
+      <w:r>
+        <w:rPr>
+          <w:rStyle w:val="SourceText"/>
+        </w:rPr>
+        <w:t xml:space="preserve"> lambda1 signal1 lambda2 signal2 lambda3 signal3 thermistor</w:t>
       </w:r>
     </w:p>
     <w:p>
@@ -11953,6 +12909,7 @@
         <w:t xml:space="preserve">The parser uses </w:t>
       </w:r>
       <w:proofErr w:type="spellStart"/>
+      <w:proofErr w:type="gramStart"/>
       <w:r>
         <w:rPr>
           <w:rStyle w:val="SourceText"/>
@@ -11964,16 +12921,31 @@
         <w:rPr>
           <w:rStyle w:val="SourceText"/>
         </w:rPr>
-        <w:t>()</w:t>
+        <w:t>(</w:t>
+      </w:r>
+      <w:proofErr w:type="gramEnd"/>
+      <w:r>
+        <w:rPr>
+          <w:rStyle w:val="SourceText"/>
+        </w:rPr>
+        <w:t>)</w:t>
       </w:r>
       <w:r>
         <w:t xml:space="preserve"> and requires all 13 fields: month, day, year, hour, minute, second, three wavelength/signal pairs, and thermistor. It validates the three signal counts against the classic-mode range </w:t>
       </w:r>
-      <w:r>
-        <w:rPr>
-          <w:rStyle w:val="SourceText"/>
-        </w:rPr>
-        <w:t>0..4130</w:t>
+      <w:proofErr w:type="gramStart"/>
+      <w:r>
+        <w:rPr>
+          <w:rStyle w:val="SourceText"/>
+        </w:rPr>
+        <w:t>0..</w:t>
+      </w:r>
+      <w:proofErr w:type="gramEnd"/>
+      <w:r>
+        <w:rPr>
+          <w:rStyle w:val="SourceText"/>
+        </w:rPr>
+        <w:t>4130</w:t>
       </w:r>
       <w:r>
         <w:t xml:space="preserve">; a row with any signal above 4130 is rejected. The date/time fields are parsed only to validate row shape; they are not stored in </w:t>
@@ -12000,14 +12972,28 @@
         <w:rPr>
           <w:rStyle w:val="SourceText"/>
         </w:rPr>
-        <w:t>wetlab_find_last_row</w:t>
-      </w:r>
-      <w:proofErr w:type="spellEnd"/>
-      <w:r>
-        <w:rPr>
-          <w:rStyle w:val="SourceText"/>
-        </w:rPr>
-        <w:t>()</w:t>
+        <w:t>wetlab_find_last_</w:t>
+      </w:r>
+      <w:proofErr w:type="gramStart"/>
+      <w:r>
+        <w:rPr>
+          <w:rStyle w:val="SourceText"/>
+        </w:rPr>
+        <w:t>row</w:t>
+      </w:r>
+      <w:proofErr w:type="spellEnd"/>
+      <w:r>
+        <w:rPr>
+          <w:rStyle w:val="SourceText"/>
+        </w:rPr>
+        <w:t>(</w:t>
+      </w:r>
+      <w:proofErr w:type="gramEnd"/>
+      <w:r>
+        <w:rPr>
+          <w:rStyle w:val="SourceText"/>
+        </w:rPr>
+        <w:t>)</w:t>
       </w:r>
       <w:r>
         <w:t xml:space="preserve"> walks the RX buffer line by line, skips CR/LF separators, ignores incomplete trailing lines, and remembers the last complete line beginning with an ASCII digit. That selected line is parsed by </w:t>
@@ -12017,14 +13003,28 @@
         <w:rPr>
           <w:rStyle w:val="SourceText"/>
         </w:rPr>
-        <w:t>wetlab_parse</w:t>
-      </w:r>
-      <w:proofErr w:type="spellEnd"/>
-      <w:r>
-        <w:rPr>
-          <w:rStyle w:val="SourceText"/>
-        </w:rPr>
-        <w:t>()</w:t>
+        <w:t>wetlab_</w:t>
+      </w:r>
+      <w:proofErr w:type="gramStart"/>
+      <w:r>
+        <w:rPr>
+          <w:rStyle w:val="SourceText"/>
+        </w:rPr>
+        <w:t>parse</w:t>
+      </w:r>
+      <w:proofErr w:type="spellEnd"/>
+      <w:r>
+        <w:rPr>
+          <w:rStyle w:val="SourceText"/>
+        </w:rPr>
+        <w:t>(</w:t>
+      </w:r>
+      <w:proofErr w:type="gramEnd"/>
+      <w:r>
+        <w:rPr>
+          <w:rStyle w:val="SourceText"/>
+        </w:rPr>
+        <w:t>)</w:t>
       </w:r>
       <w:r>
         <w:t>.</w:t>
@@ -12096,14 +13096,28 @@
         <w:rPr>
           <w:rStyle w:val="SourceText"/>
         </w:rPr>
-        <w:t>sensors_sample</w:t>
-      </w:r>
-      <w:proofErr w:type="spellEnd"/>
-      <w:r>
-        <w:rPr>
-          <w:rStyle w:val="SourceText"/>
-        </w:rPr>
-        <w:t>()</w:t>
+        <w:t>sensors_</w:t>
+      </w:r>
+      <w:proofErr w:type="gramStart"/>
+      <w:r>
+        <w:rPr>
+          <w:rStyle w:val="SourceText"/>
+        </w:rPr>
+        <w:t>sample</w:t>
+      </w:r>
+      <w:proofErr w:type="spellEnd"/>
+      <w:r>
+        <w:rPr>
+          <w:rStyle w:val="SourceText"/>
+        </w:rPr>
+        <w:t>(</w:t>
+      </w:r>
+      <w:proofErr w:type="gramEnd"/>
+      <w:r>
+        <w:rPr>
+          <w:rStyle w:val="SourceText"/>
+        </w:rPr>
+        <w:t>)</w:t>
       </w:r>
       <w:r>
         <w:t xml:space="preserve"> uses the </w:t>
@@ -12256,14 +13270,28 @@
         <w:rPr>
           <w:rStyle w:val="SourceText"/>
         </w:rPr>
-        <w:t>wetlab_fire</w:t>
-      </w:r>
-      <w:proofErr w:type="spellEnd"/>
-      <w:r>
-        <w:rPr>
-          <w:rStyle w:val="SourceText"/>
-        </w:rPr>
-        <w:t>()</w:t>
+        <w:t>wetlab_</w:t>
+      </w:r>
+      <w:proofErr w:type="gramStart"/>
+      <w:r>
+        <w:rPr>
+          <w:rStyle w:val="SourceText"/>
+        </w:rPr>
+        <w:t>fire</w:t>
+      </w:r>
+      <w:proofErr w:type="spellEnd"/>
+      <w:r>
+        <w:rPr>
+          <w:rStyle w:val="SourceText"/>
+        </w:rPr>
+        <w:t>(</w:t>
+      </w:r>
+      <w:proofErr w:type="gramEnd"/>
+      <w:r>
+        <w:rPr>
+          <w:rStyle w:val="SourceText"/>
+        </w:rPr>
+        <w:t>)</w:t>
       </w:r>
       <w:r>
         <w:t xml:space="preserve"> to arm UART5 RX DMA. </w:t>
@@ -12330,14 +13358,28 @@
         <w:rPr>
           <w:rStyle w:val="SourceText"/>
         </w:rPr>
-        <w:t>wetlab_collect</w:t>
-      </w:r>
-      <w:proofErr w:type="spellEnd"/>
-      <w:r>
-        <w:rPr>
-          <w:rStyle w:val="SourceText"/>
-        </w:rPr>
-        <w:t>()</w:t>
+        <w:t>wetlab_</w:t>
+      </w:r>
+      <w:proofErr w:type="gramStart"/>
+      <w:r>
+        <w:rPr>
+          <w:rStyle w:val="SourceText"/>
+        </w:rPr>
+        <w:t>collect</w:t>
+      </w:r>
+      <w:proofErr w:type="spellEnd"/>
+      <w:r>
+        <w:rPr>
+          <w:rStyle w:val="SourceText"/>
+        </w:rPr>
+        <w:t>(</w:t>
+      </w:r>
+      <w:proofErr w:type="gramEnd"/>
+      <w:r>
+        <w:rPr>
+          <w:rStyle w:val="SourceText"/>
+        </w:rPr>
+        <w:t>)</w:t>
       </w:r>
       <w:r>
         <w:t xml:space="preserve"> to parse the last complete row. </w:t>
@@ -12448,14 +13490,28 @@
         <w:rPr>
           <w:rStyle w:val="SourceText"/>
         </w:rPr>
-        <w:t>wetlab_reset_uart</w:t>
-      </w:r>
-      <w:proofErr w:type="spellEnd"/>
-      <w:r>
-        <w:rPr>
-          <w:rStyle w:val="SourceText"/>
-        </w:rPr>
-        <w:t>()</w:t>
+        <w:t>wetlab_reset_</w:t>
+      </w:r>
+      <w:proofErr w:type="gramStart"/>
+      <w:r>
+        <w:rPr>
+          <w:rStyle w:val="SourceText"/>
+        </w:rPr>
+        <w:t>uart</w:t>
+      </w:r>
+      <w:proofErr w:type="spellEnd"/>
+      <w:r>
+        <w:rPr>
+          <w:rStyle w:val="SourceText"/>
+        </w:rPr>
+        <w:t>(</w:t>
+      </w:r>
+      <w:proofErr w:type="gramEnd"/>
+      <w:r>
+        <w:rPr>
+          <w:rStyle w:val="SourceText"/>
+        </w:rPr>
+        <w:t>)</w:t>
       </w:r>
       <w:r>
         <w:t xml:space="preserve"> aborts UART5 and clears overrun, noise, and framing flags. </w:t>
@@ -12479,14 +13535,28 @@
         <w:rPr>
           <w:rStyle w:val="SourceText"/>
         </w:rPr>
-        <w:t>wetlab_arm_rx</w:t>
-      </w:r>
-      <w:proofErr w:type="spellEnd"/>
-      <w:r>
-        <w:rPr>
-          <w:rStyle w:val="SourceText"/>
-        </w:rPr>
-        <w:t>()</w:t>
+        <w:t>wetlab_arm_</w:t>
+      </w:r>
+      <w:proofErr w:type="gramStart"/>
+      <w:r>
+        <w:rPr>
+          <w:rStyle w:val="SourceText"/>
+        </w:rPr>
+        <w:t>rx</w:t>
+      </w:r>
+      <w:proofErr w:type="spellEnd"/>
+      <w:r>
+        <w:rPr>
+          <w:rStyle w:val="SourceText"/>
+        </w:rPr>
+        <w:t>(</w:t>
+      </w:r>
+      <w:proofErr w:type="gramEnd"/>
+      <w:r>
+        <w:rPr>
+          <w:rStyle w:val="SourceText"/>
+        </w:rPr>
+        <w:t>)</w:t>
       </w:r>
       <w:r>
         <w:t xml:space="preserve"> disables interrupts briefly around </w:t>
@@ -12527,14 +13597,28 @@
         <w:rPr>
           <w:rStyle w:val="SourceText"/>
         </w:rPr>
-        <w:t>wetlab_stop_rx</w:t>
-      </w:r>
-      <w:proofErr w:type="spellEnd"/>
-      <w:r>
-        <w:rPr>
-          <w:rStyle w:val="SourceText"/>
-        </w:rPr>
-        <w:t>()</w:t>
+        <w:t>wetlab_stop_</w:t>
+      </w:r>
+      <w:proofErr w:type="gramStart"/>
+      <w:r>
+        <w:rPr>
+          <w:rStyle w:val="SourceText"/>
+        </w:rPr>
+        <w:t>rx</w:t>
+      </w:r>
+      <w:proofErr w:type="spellEnd"/>
+      <w:r>
+        <w:rPr>
+          <w:rStyle w:val="SourceText"/>
+        </w:rPr>
+        <w:t>(</w:t>
+      </w:r>
+      <w:proofErr w:type="gramEnd"/>
+      <w:r>
+        <w:rPr>
+          <w:rStyle w:val="SourceText"/>
+        </w:rPr>
+        <w:t>)</w:t>
       </w:r>
       <w:r>
         <w:t xml:space="preserve"> computes bytes received from DMA NDTR, aborts RX, NUL-terminates the buffer, removes any NUL bytes from power-on transient output by compacting non-NUL bytes left, NUL-terminates again, and returns the final byte count. </w:t>
@@ -12605,14 +13689,28 @@
         <w:rPr>
           <w:rStyle w:val="SourceText"/>
         </w:rPr>
-        <w:t>lowpower_sensor_interfaces_up</w:t>
-      </w:r>
-      <w:proofErr w:type="spellEnd"/>
-      <w:r>
-        <w:rPr>
-          <w:rStyle w:val="SourceText"/>
-        </w:rPr>
-        <w:t>()</w:t>
+        <w:t>lowpower_sensor_interfaces_</w:t>
+      </w:r>
+      <w:proofErr w:type="gramStart"/>
+      <w:r>
+        <w:rPr>
+          <w:rStyle w:val="SourceText"/>
+        </w:rPr>
+        <w:t>up</w:t>
+      </w:r>
+      <w:proofErr w:type="spellEnd"/>
+      <w:r>
+        <w:rPr>
+          <w:rStyle w:val="SourceText"/>
+        </w:rPr>
+        <w:t>(</w:t>
+      </w:r>
+      <w:proofErr w:type="gramEnd"/>
+      <w:r>
+        <w:rPr>
+          <w:rStyle w:val="SourceText"/>
+        </w:rPr>
+        <w:t>)</w:t>
       </w:r>
       <w:r>
         <w:t xml:space="preserve">, perform the read, then call </w:t>
@@ -12693,14 +13791,28 @@
         <w:rPr>
           <w:rStyle w:val="SourceText"/>
         </w:rPr>
-        <w:t>lowpower_wetlab_uart_down</w:t>
-      </w:r>
-      <w:proofErr w:type="spellEnd"/>
-      <w:r>
-        <w:rPr>
-          <w:rStyle w:val="SourceText"/>
-        </w:rPr>
-        <w:t>()</w:t>
+        <w:t>lowpower_wetlab_uart_</w:t>
+      </w:r>
+      <w:proofErr w:type="gramStart"/>
+      <w:r>
+        <w:rPr>
+          <w:rStyle w:val="SourceText"/>
+        </w:rPr>
+        <w:t>down</w:t>
+      </w:r>
+      <w:proofErr w:type="spellEnd"/>
+      <w:r>
+        <w:rPr>
+          <w:rStyle w:val="SourceText"/>
+        </w:rPr>
+        <w:t>(</w:t>
+      </w:r>
+      <w:proofErr w:type="gramEnd"/>
+      <w:r>
+        <w:rPr>
+          <w:rStyle w:val="SourceText"/>
+        </w:rPr>
+        <w:t>)</w:t>
       </w:r>
       <w:r>
         <w:t xml:space="preserve"> as part of </w:t>
@@ -12761,14 +13873,28 @@
         <w:rPr>
           <w:rStyle w:val="SourceText"/>
         </w:rPr>
-        <w:t>lowpower_wetlab_uart_up</w:t>
-      </w:r>
-      <w:proofErr w:type="spellEnd"/>
-      <w:r>
-        <w:rPr>
-          <w:rStyle w:val="SourceText"/>
-        </w:rPr>
-        <w:t>()</w:t>
+        <w:t>lowpower_wetlab_uart_</w:t>
+      </w:r>
+      <w:proofErr w:type="gramStart"/>
+      <w:r>
+        <w:rPr>
+          <w:rStyle w:val="SourceText"/>
+        </w:rPr>
+        <w:t>up</w:t>
+      </w:r>
+      <w:proofErr w:type="spellEnd"/>
+      <w:r>
+        <w:rPr>
+          <w:rStyle w:val="SourceText"/>
+        </w:rPr>
+        <w:t>(</w:t>
+      </w:r>
+      <w:proofErr w:type="gramEnd"/>
+      <w:r>
+        <w:rPr>
+          <w:rStyle w:val="SourceText"/>
+        </w:rPr>
+        <w:t>)</w:t>
       </w:r>
       <w:r>
         <w:t xml:space="preserve"> through </w:t>
@@ -12812,14 +13938,28 @@
         <w:rPr>
           <w:rStyle w:val="SourceText"/>
         </w:rPr>
-        <w:t>lowpower_wetlab_uart_down</w:t>
-      </w:r>
-      <w:proofErr w:type="spellEnd"/>
-      <w:r>
-        <w:rPr>
-          <w:rStyle w:val="SourceText"/>
-        </w:rPr>
-        <w:t>()</w:t>
+        <w:t>lowpower_wetlab_uart_</w:t>
+      </w:r>
+      <w:proofErr w:type="gramStart"/>
+      <w:r>
+        <w:rPr>
+          <w:rStyle w:val="SourceText"/>
+        </w:rPr>
+        <w:t>down</w:t>
+      </w:r>
+      <w:proofErr w:type="spellEnd"/>
+      <w:r>
+        <w:rPr>
+          <w:rStyle w:val="SourceText"/>
+        </w:rPr>
+        <w:t>(</w:t>
+      </w:r>
+      <w:proofErr w:type="gramEnd"/>
+      <w:r>
+        <w:rPr>
+          <w:rStyle w:val="SourceText"/>
+        </w:rPr>
+        <w:t>)</w:t>
       </w:r>
       <w:r>
         <w:t xml:space="preserve"> through </w:t>
@@ -12894,8 +14034,13 @@
       </w:r>
     </w:p>
     <w:p>
-      <w:r>
-        <w:t xml:space="preserve">main() performs </w:t>
+      <w:proofErr w:type="gramStart"/>
+      <w:r>
+        <w:t>main(</w:t>
+      </w:r>
+      <w:proofErr w:type="gramEnd"/>
+      <w:r>
+        <w:t xml:space="preserve">) performs </w:t>
       </w:r>
       <w:proofErr w:type="spellStart"/>
       <w:r>
@@ -12915,11 +14060,19 @@
       </w:pPr>
       <w:proofErr w:type="spellStart"/>
       <w:r>
-        <w:t>HAL_Init</w:t>
-      </w:r>
-      <w:proofErr w:type="spellEnd"/>
-      <w:r>
-        <w:t xml:space="preserve">() and </w:t>
+        <w:t>HAL_</w:t>
+      </w:r>
+      <w:proofErr w:type="gramStart"/>
+      <w:r>
+        <w:t>Init</w:t>
+      </w:r>
+      <w:proofErr w:type="spellEnd"/>
+      <w:r>
+        <w:t>(</w:t>
+      </w:r>
+      <w:proofErr w:type="gramEnd"/>
+      <w:r>
+        <w:t xml:space="preserve">) and </w:t>
       </w:r>
       <w:proofErr w:type="spellStart"/>
       <w:r>
@@ -12965,7 +14118,15 @@
       </w:r>
       <w:proofErr w:type="spellEnd"/>
       <w:r>
-        <w:t>-off/known-state level before project services start.</w:t>
+        <w:t xml:space="preserve">-off/known-state level before project services </w:t>
+      </w:r>
+      <w:proofErr w:type="gramStart"/>
+      <w:r>
+        <w:t>start</w:t>
+      </w:r>
+      <w:proofErr w:type="gramEnd"/>
+      <w:r>
+        <w:t>.</w:t>
       </w:r>
     </w:p>
     <w:p>
@@ -12991,11 +14152,19 @@
       </w:r>
       <w:proofErr w:type="spellStart"/>
       <w:r>
-        <w:t>config_init</w:t>
-      </w:r>
-      <w:proofErr w:type="spellEnd"/>
-      <w:r>
-        <w:t xml:space="preserve">() to initialize </w:t>
+        <w:t>config_</w:t>
+      </w:r>
+      <w:proofErr w:type="gramStart"/>
+      <w:r>
+        <w:t>init</w:t>
+      </w:r>
+      <w:proofErr w:type="spellEnd"/>
+      <w:r>
+        <w:t>(</w:t>
+      </w:r>
+      <w:proofErr w:type="gramEnd"/>
+      <w:r>
+        <w:t xml:space="preserve">) to initialize </w:t>
       </w:r>
       <w:proofErr w:type="spellStart"/>
       <w:r>
@@ -13018,11 +14187,19 @@
       </w:r>
       <w:proofErr w:type="spellStart"/>
       <w:r>
-        <w:t>transceiver_init</w:t>
-      </w:r>
-      <w:proofErr w:type="spellEnd"/>
-      <w:r>
-        <w:t>() for the RS-232 enable pins.</w:t>
+        <w:t>transceiver_</w:t>
+      </w:r>
+      <w:proofErr w:type="gramStart"/>
+      <w:r>
+        <w:t>init</w:t>
+      </w:r>
+      <w:proofErr w:type="spellEnd"/>
+      <w:r>
+        <w:t>(</w:t>
+      </w:r>
+      <w:proofErr w:type="gramEnd"/>
+      <w:r>
+        <w:t>) for the RS-232 enable pins.</w:t>
       </w:r>
     </w:p>
     <w:p>
@@ -13037,11 +14214,19 @@
       </w:r>
       <w:proofErr w:type="spellStart"/>
       <w:r>
-        <w:t>tasker_init</w:t>
-      </w:r>
-      <w:proofErr w:type="spellEnd"/>
-      <w:r>
-        <w:t>().</w:t>
+        <w:t>tasker_</w:t>
+      </w:r>
+      <w:proofErr w:type="gramStart"/>
+      <w:r>
+        <w:t>init</w:t>
+      </w:r>
+      <w:proofErr w:type="spellEnd"/>
+      <w:r>
+        <w:t>(</w:t>
+      </w:r>
+      <w:proofErr w:type="gramEnd"/>
+      <w:r>
+        <w:t>).</w:t>
       </w:r>
     </w:p>
     <w:p>
@@ -13056,11 +14241,19 @@
       </w:r>
       <w:proofErr w:type="spellStart"/>
       <w:r>
-        <w:t>filesystem_init</w:t>
-      </w:r>
-      <w:proofErr w:type="spellEnd"/>
-      <w:r>
-        <w:t>().</w:t>
+        <w:t>filesystem_</w:t>
+      </w:r>
+      <w:proofErr w:type="gramStart"/>
+      <w:r>
+        <w:t>init</w:t>
+      </w:r>
+      <w:proofErr w:type="spellEnd"/>
+      <w:r>
+        <w:t>(</w:t>
+      </w:r>
+      <w:proofErr w:type="gramEnd"/>
+      <w:r>
+        <w:t>).</w:t>
       </w:r>
     </w:p>
     <w:p>
@@ -13159,11 +14352,19 @@
       </w:r>
       <w:proofErr w:type="spellStart"/>
       <w:r>
-        <w:t>lowpower_wifi_start</w:t>
-      </w:r>
-      <w:proofErr w:type="spellEnd"/>
-      <w:r>
-        <w:t>().</w:t>
+        <w:t>lowpower_wifi_</w:t>
+      </w:r>
+      <w:proofErr w:type="gramStart"/>
+      <w:r>
+        <w:t>start</w:t>
+      </w:r>
+      <w:proofErr w:type="spellEnd"/>
+      <w:r>
+        <w:t>(</w:t>
+      </w:r>
+      <w:proofErr w:type="gramEnd"/>
+      <w:r>
+        <w:t>).</w:t>
       </w:r>
     </w:p>
     <w:p>
@@ -13178,11 +14379,19 @@
       </w:r>
       <w:proofErr w:type="spellStart"/>
       <w:r>
-        <w:t>shell_init</w:t>
-      </w:r>
-      <w:proofErr w:type="spellEnd"/>
-      <w:r>
-        <w:t>().</w:t>
+        <w:t>shell_</w:t>
+      </w:r>
+      <w:proofErr w:type="gramStart"/>
+      <w:r>
+        <w:t>init</w:t>
+      </w:r>
+      <w:proofErr w:type="spellEnd"/>
+      <w:r>
+        <w:t>(</w:t>
+      </w:r>
+      <w:proofErr w:type="gramEnd"/>
+      <w:r>
+        <w:t>).</w:t>
       </w:r>
     </w:p>
     <w:p>
@@ -13197,11 +14406,19 @@
       </w:r>
       <w:proofErr w:type="spellStart"/>
       <w:r>
-        <w:t>lowpower_enter_idle</w:t>
-      </w:r>
-      <w:proofErr w:type="spellEnd"/>
-      <w:r>
-        <w:t>() (Core/</w:t>
+        <w:t>lowpower_enter_</w:t>
+      </w:r>
+      <w:proofErr w:type="gramStart"/>
+      <w:r>
+        <w:t>idle</w:t>
+      </w:r>
+      <w:proofErr w:type="spellEnd"/>
+      <w:r>
+        <w:t>(</w:t>
+      </w:r>
+      <w:proofErr w:type="gramEnd"/>
+      <w:r>
+        <w:t>) (Core/</w:t>
       </w:r>
       <w:proofErr w:type="spellStart"/>
       <w:r>
@@ -13274,11 +14491,19 @@
       </w:pPr>
       <w:proofErr w:type="spellStart"/>
       <w:r>
-        <w:t>HAL_IWDG_Refresh</w:t>
-      </w:r>
-      <w:proofErr w:type="spellEnd"/>
-      <w:r>
-        <w:t>() – Feed the watchdog.</w:t>
+        <w:t>HAL_IWDG_</w:t>
+      </w:r>
+      <w:proofErr w:type="gramStart"/>
+      <w:r>
+        <w:t>Refresh</w:t>
+      </w:r>
+      <w:proofErr w:type="spellEnd"/>
+      <w:r>
+        <w:t>(</w:t>
+      </w:r>
+      <w:proofErr w:type="gramEnd"/>
+      <w:r>
+        <w:t>) – Feed the watchdog.</w:t>
       </w:r>
     </w:p>
     <w:p>
@@ -13291,11 +14516,19 @@
       </w:pPr>
       <w:proofErr w:type="spellStart"/>
       <w:r>
-        <w:t>shell_task</w:t>
-      </w:r>
-      <w:proofErr w:type="spellEnd"/>
-      <w:r>
-        <w:t>() – Handle any shell-related inputs, outputs, and task queueing.</w:t>
+        <w:t>shell_</w:t>
+      </w:r>
+      <w:proofErr w:type="gramStart"/>
+      <w:r>
+        <w:t>task</w:t>
+      </w:r>
+      <w:proofErr w:type="spellEnd"/>
+      <w:r>
+        <w:t>(</w:t>
+      </w:r>
+      <w:proofErr w:type="gramEnd"/>
+      <w:r>
+        <w:t>) – Handle any shell-related inputs, outputs, and task queueing.</w:t>
       </w:r>
     </w:p>
     <w:p>
@@ -13308,11 +14541,19 @@
       </w:pPr>
       <w:proofErr w:type="spellStart"/>
       <w:r>
-        <w:t>tasker_run</w:t>
-      </w:r>
-      <w:proofErr w:type="spellEnd"/>
-      <w:r>
-        <w:t>() – Handle any enqueued tasks.</w:t>
+        <w:t>tasker_</w:t>
+      </w:r>
+      <w:proofErr w:type="gramStart"/>
+      <w:r>
+        <w:t>run</w:t>
+      </w:r>
+      <w:proofErr w:type="spellEnd"/>
+      <w:r>
+        <w:t>(</w:t>
+      </w:r>
+      <w:proofErr w:type="gramEnd"/>
+      <w:r>
+        <w:t>) – Handle any enqueued tasks.</w:t>
       </w:r>
     </w:p>
     <w:p>
@@ -13325,11 +14566,19 @@
       </w:pPr>
       <w:proofErr w:type="spellStart"/>
       <w:r>
-        <w:t>recorder_service</w:t>
-      </w:r>
-      <w:proofErr w:type="spellEnd"/>
-      <w:r>
-        <w:t>() – Active once PB8 goes high (the inductive charger disconnects), performs profile recording tasks.</w:t>
+        <w:t>recorder_</w:t>
+      </w:r>
+      <w:proofErr w:type="gramStart"/>
+      <w:r>
+        <w:t>service</w:t>
+      </w:r>
+      <w:proofErr w:type="spellEnd"/>
+      <w:r>
+        <w:t>(</w:t>
+      </w:r>
+      <w:proofErr w:type="gramEnd"/>
+      <w:r>
+        <w:t>) – Active once PB8 goes high (the inductive charger disconnects), performs profile recording tasks.</w:t>
       </w:r>
     </w:p>
     <w:p>
@@ -13342,11 +14591,19 @@
       </w:pPr>
       <w:proofErr w:type="spellStart"/>
       <w:r>
-        <w:t>wifi_service</w:t>
-      </w:r>
-      <w:proofErr w:type="spellEnd"/>
-      <w:r>
-        <w:t xml:space="preserve">() – Handle any </w:t>
+        <w:t>wifi_</w:t>
+      </w:r>
+      <w:proofErr w:type="gramStart"/>
+      <w:r>
+        <w:t>service</w:t>
+      </w:r>
+      <w:proofErr w:type="spellEnd"/>
+      <w:r>
+        <w:t>(</w:t>
+      </w:r>
+      <w:proofErr w:type="gramEnd"/>
+      <w:r>
+        <w:t xml:space="preserve">) – Handle any </w:t>
       </w:r>
       <w:proofErr w:type="spellStart"/>
       <w:r>
@@ -13367,11 +14624,19 @@
       </w:pPr>
       <w:proofErr w:type="spellStart"/>
       <w:r>
-        <w:t>lowpower_service</w:t>
-      </w:r>
-      <w:proofErr w:type="spellEnd"/>
-      <w:r>
-        <w:t>() – When in an IDLE state, this service will handle the timers an</w:t>
+        <w:t>lowpower_</w:t>
+      </w:r>
+      <w:proofErr w:type="gramStart"/>
+      <w:r>
+        <w:t>service</w:t>
+      </w:r>
+      <w:proofErr w:type="spellEnd"/>
+      <w:r>
+        <w:t>(</w:t>
+      </w:r>
+      <w:proofErr w:type="gramEnd"/>
+      <w:r>
+        <w:t>) – When in an IDLE state, this service will handle the timers an</w:t>
       </w:r>
       <w:r>
         <w:t>d low-power sleep duty-cycle.</w:t>
@@ -13421,11 +14686,19 @@
       </w:r>
       <w:proofErr w:type="spellStart"/>
       <w:r>
-        <w:t>config_init</w:t>
-      </w:r>
-      <w:proofErr w:type="spellEnd"/>
-      <w:r>
-        <w:t>()</w:t>
+        <w:t>config_</w:t>
+      </w:r>
+      <w:proofErr w:type="gramStart"/>
+      <w:r>
+        <w:t>init</w:t>
+      </w:r>
+      <w:proofErr w:type="spellEnd"/>
+      <w:r>
+        <w:t>(</w:t>
+      </w:r>
+      <w:proofErr w:type="gramEnd"/>
+      <w:r>
+        <w:t>)</w:t>
       </w:r>
       <w:r>
         <w:t>. It contains:</w:t>
@@ -13943,7 +15216,44 @@
         <w:rPr>
           <w:rStyle w:val="SourceText"/>
         </w:rPr>
-        <w:t>shell_task</w:t>
+        <w:t>shell_</w:t>
+      </w:r>
+      <w:proofErr w:type="gramStart"/>
+      <w:r>
+        <w:rPr>
+          <w:rStyle w:val="SourceText"/>
+        </w:rPr>
+        <w:t>task</w:t>
+      </w:r>
+      <w:proofErr w:type="spellEnd"/>
+      <w:r>
+        <w:rPr>
+          <w:rStyle w:val="SourceText"/>
+        </w:rPr>
+        <w:t>(</w:t>
+      </w:r>
+      <w:proofErr w:type="gramEnd"/>
+      <w:r>
+        <w:rPr>
+          <w:rStyle w:val="SourceText"/>
+        </w:rPr>
+        <w:t>)</w:t>
+      </w:r>
+      <w:r>
+        <w:t xml:space="preserve"> drains that ring in the main loop and calls </w:t>
+      </w:r>
+      <w:r>
+        <w:rPr>
+          <w:rStyle w:val="SourceText"/>
+        </w:rPr>
+        <w:t>`</w:t>
+      </w:r>
+      <w:proofErr w:type="spellStart"/>
+      <w:r>
+        <w:rPr>
+          <w:rStyle w:val="SourceText"/>
+        </w:rPr>
+        <w:t>shell_process_char</w:t>
       </w:r>
       <w:proofErr w:type="spellEnd"/>
       <w:r>
@@ -13953,20 +15263,53 @@
         <w:t>()</w:t>
       </w:r>
       <w:r>
-        <w:t xml:space="preserve"> drains that ring in the main loop and calls </w:t>
-      </w:r>
-      <w:r>
-        <w:rPr>
-          <w:rStyle w:val="SourceText"/>
-        </w:rPr>
-        <w:t>`</w:t>
-      </w:r>
-      <w:proofErr w:type="spellStart"/>
-      <w:r>
-        <w:rPr>
-          <w:rStyle w:val="SourceText"/>
-        </w:rPr>
-        <w:t>shell_process_char</w:t>
+        <w:t xml:space="preserve">. </w:t>
+      </w:r>
+      <w:proofErr w:type="spellStart"/>
+      <w:r>
+        <w:t>WiFi</w:t>
+      </w:r>
+      <w:proofErr w:type="spellEnd"/>
+      <w:r>
+        <w:t xml:space="preserve"> input is received by UART4 interrupt into a separate 512-byte ring, then </w:t>
+      </w:r>
+      <w:proofErr w:type="spellStart"/>
+      <w:r>
+        <w:rPr>
+          <w:rStyle w:val="SourceText"/>
+        </w:rPr>
+        <w:t>wifi_</w:t>
+      </w:r>
+      <w:proofErr w:type="gramStart"/>
+      <w:r>
+        <w:rPr>
+          <w:rStyle w:val="SourceText"/>
+        </w:rPr>
+        <w:t>service</w:t>
+      </w:r>
+      <w:proofErr w:type="spellEnd"/>
+      <w:r>
+        <w:rPr>
+          <w:rStyle w:val="SourceText"/>
+        </w:rPr>
+        <w:t>(</w:t>
+      </w:r>
+      <w:proofErr w:type="gramEnd"/>
+      <w:r>
+        <w:rPr>
+          <w:rStyle w:val="SourceText"/>
+        </w:rPr>
+        <w:t>)</w:t>
+      </w:r>
+      <w:r>
+        <w:t xml:space="preserve"> assembles command lines and dispatches them with </w:t>
+      </w:r>
+      <w:proofErr w:type="spellStart"/>
+      <w:r>
+        <w:rPr>
+          <w:rStyle w:val="SourceText"/>
+        </w:rPr>
+        <w:t>shell_dispatch</w:t>
       </w:r>
       <w:proofErr w:type="spellEnd"/>
       <w:r>
@@ -13976,77 +15319,156 @@
         <w:t>()</w:t>
       </w:r>
       <w:r>
-        <w:t xml:space="preserve">. </w:t>
-      </w:r>
-      <w:proofErr w:type="spellStart"/>
-      <w:r>
-        <w:t>WiFi</w:t>
-      </w:r>
-      <w:proofErr w:type="spellEnd"/>
-      <w:r>
-        <w:t xml:space="preserve"> input is received by UART4 interrupt into a separate 512-byte ring, then </w:t>
-      </w:r>
-      <w:proofErr w:type="spellStart"/>
-      <w:r>
-        <w:rPr>
-          <w:rStyle w:val="SourceText"/>
-        </w:rPr>
-        <w:t>wifi_service</w:t>
-      </w:r>
-      <w:proofErr w:type="spellEnd"/>
-      <w:r>
-        <w:rPr>
-          <w:rStyle w:val="SourceText"/>
-        </w:rPr>
+        <w:t>.</w:t>
+      </w:r>
+    </w:p>
+    <w:p>
+      <w:r>
+        <w:t xml:space="preserve">The shell command table is </w:t>
+      </w:r>
+      <w:proofErr w:type="spellStart"/>
+      <w:r>
+        <w:rPr>
+          <w:rStyle w:val="SourceText"/>
+        </w:rPr>
+        <w:t>shell_</w:t>
+      </w:r>
+      <w:proofErr w:type="gramStart"/>
+      <w:r>
+        <w:rPr>
+          <w:rStyle w:val="SourceText"/>
+        </w:rPr>
+        <w:t>commands</w:t>
+      </w:r>
+      <w:proofErr w:type="spellEnd"/>
+      <w:r>
+        <w:rPr>
+          <w:rStyle w:val="SourceText"/>
+        </w:rPr>
+        <w:t>[</w:t>
+      </w:r>
+      <w:proofErr w:type="gramEnd"/>
+      <w:r>
+        <w:rPr>
+          <w:rStyle w:val="SourceText"/>
+        </w:rPr>
+        <w:t xml:space="preserve">] </w:t>
+      </w:r>
+      <w:r>
+        <w:t>in Core/</w:t>
+      </w:r>
+      <w:proofErr w:type="spellStart"/>
+      <w:r>
+        <w:t>Src</w:t>
+      </w:r>
+      <w:proofErr w:type="spellEnd"/>
+      <w:r>
+        <w:t>/</w:t>
+      </w:r>
+      <w:proofErr w:type="spellStart"/>
+      <w:r>
+        <w:t>shell.c</w:t>
+      </w:r>
+      <w:proofErr w:type="spellEnd"/>
+      <w:r>
+        <w:t xml:space="preserve">. Each entry contains a command string, a help description, and a </w:t>
+      </w:r>
+      <w:proofErr w:type="spellStart"/>
+      <w:r>
+        <w:rPr>
+          <w:rStyle w:val="SourceText"/>
+        </w:rPr>
+        <w:t>cmd</w:t>
+      </w:r>
+      <w:proofErr w:type="spellEnd"/>
+      <w:r>
+        <w:rPr>
+          <w:rStyle w:val="SourceText"/>
+        </w:rPr>
+        <w:t>_*</w:t>
+      </w:r>
+      <w:r>
+        <w:t xml:space="preserve"> function pointer.</w:t>
+      </w:r>
+      <w:r>
+        <w:t xml:space="preserve"> ‘help’</w:t>
+      </w:r>
+      <w:r>
+        <w:t xml:space="preserve"> prints this table, so adding a command table entry also adds the command to help output</w:t>
+      </w:r>
+    </w:p>
+    <w:p>
+      <w:r>
+        <w:t>Commands that can block, power hardware, or print long output are normally split into two layers:</w:t>
+      </w:r>
+    </w:p>
+    <w:p>
+      <w:r>
+        <w:t xml:space="preserve">1. </w:t>
+      </w:r>
+      <w:proofErr w:type="spellStart"/>
+      <w:r>
+        <w:t>cmd</w:t>
+      </w:r>
+      <w:proofErr w:type="spellEnd"/>
+      <w:r>
+        <w:t xml:space="preserve">_* wrapper in </w:t>
+      </w:r>
+      <w:proofErr w:type="spellStart"/>
+      <w:r>
+        <w:t>shell.c</w:t>
+      </w:r>
+      <w:proofErr w:type="spellEnd"/>
+      <w:r>
+        <w:t>: parses arguments, builds a small argument struct if needed, and enqueues a handler.</w:t>
+      </w:r>
+    </w:p>
+    <w:p>
+      <w:r>
+        <w:t xml:space="preserve">2. handle_* function in </w:t>
+      </w:r>
+      <w:proofErr w:type="spellStart"/>
+      <w:r>
+        <w:t>task_handlers.c</w:t>
+      </w:r>
+      <w:proofErr w:type="spellEnd"/>
+      <w:r>
+        <w:t xml:space="preserve">: </w:t>
+      </w:r>
+      <w:r>
+        <w:t>defers execution to</w:t>
+      </w:r>
+      <w:r>
+        <w:t xml:space="preserve"> </w:t>
+      </w:r>
+      <w:proofErr w:type="spellStart"/>
+      <w:r>
+        <w:t>tasker_</w:t>
+      </w:r>
+      <w:proofErr w:type="gramStart"/>
+      <w:r>
+        <w:t>run</w:t>
+      </w:r>
+      <w:proofErr w:type="spellEnd"/>
+      <w:r>
         <w:t>(</w:t>
       </w:r>
-      <w:r>
-        <w:rPr>
-          <w:rStyle w:val="SourceText"/>
-        </w:rPr>
-        <w:t>)</w:t>
-      </w:r>
-      <w:r>
-        <w:t xml:space="preserve"> assembles command lines and dispatches them with </w:t>
-      </w:r>
-      <w:proofErr w:type="spellStart"/>
-      <w:r>
-        <w:rPr>
-          <w:rStyle w:val="SourceText"/>
-        </w:rPr>
-        <w:t>shell_dispatch</w:t>
-      </w:r>
-      <w:proofErr w:type="spellEnd"/>
-      <w:r>
-        <w:rPr>
-          <w:rStyle w:val="SourceText"/>
-        </w:rPr>
-        <w:t>()</w:t>
-      </w:r>
-      <w:r>
-        <w:t>.</w:t>
-      </w:r>
-    </w:p>
-    <w:p>
-      <w:r>
-        <w:t xml:space="preserve">The shell command table is </w:t>
-      </w:r>
-      <w:proofErr w:type="spellStart"/>
-      <w:r>
-        <w:rPr>
-          <w:rStyle w:val="SourceText"/>
-        </w:rPr>
-        <w:t>shell_commands</w:t>
-      </w:r>
-      <w:proofErr w:type="spellEnd"/>
-      <w:r>
-        <w:rPr>
-          <w:rStyle w:val="SourceText"/>
-        </w:rPr>
-        <w:t xml:space="preserve">[] </w:t>
-      </w:r>
-      <w:r>
-        <w:t>in Core/</w:t>
+      <w:proofErr w:type="gramEnd"/>
+      <w:r>
+        <w:t>) in main-loop context.</w:t>
+      </w:r>
+    </w:p>
+    <w:p>
+      <w:r>
+        <w:t>The task queue stores function pointers plus up to TASK_ARG_SIZE bytes of copied inline arguments. Current task capacity is 16 queue slots, and the argument storage is 16 bytes per queued task (Core/Inc/</w:t>
+      </w:r>
+      <w:proofErr w:type="spellStart"/>
+      <w:r>
+        <w:t>tasker.h</w:t>
+      </w:r>
+      <w:proofErr w:type="spellEnd"/>
+      <w:r>
+        <w:t>, Core/</w:t>
       </w:r>
       <w:proofErr w:type="spellStart"/>
       <w:r>
@@ -14058,111 +15480,6 @@
       </w:r>
       <w:proofErr w:type="spellStart"/>
       <w:r>
-        <w:t>shell.c</w:t>
-      </w:r>
-      <w:proofErr w:type="spellEnd"/>
-      <w:r>
-        <w:t xml:space="preserve">. Each entry contains a command string, a help description, and a </w:t>
-      </w:r>
-      <w:proofErr w:type="spellStart"/>
-      <w:r>
-        <w:rPr>
-          <w:rStyle w:val="SourceText"/>
-        </w:rPr>
-        <w:t>cmd</w:t>
-      </w:r>
-      <w:proofErr w:type="spellEnd"/>
-      <w:r>
-        <w:rPr>
-          <w:rStyle w:val="SourceText"/>
-        </w:rPr>
-        <w:t>_*</w:t>
-      </w:r>
-      <w:r>
-        <w:t xml:space="preserve"> function pointer.</w:t>
-      </w:r>
-      <w:r>
-        <w:t xml:space="preserve"> ‘help’</w:t>
-      </w:r>
-      <w:r>
-        <w:t xml:space="preserve"> prints this table, so adding a command table entry also adds the command to help output</w:t>
-      </w:r>
-    </w:p>
-    <w:p>
-      <w:r>
-        <w:t>Commands that can block, power hardware, or print long output are normally split into two layers:</w:t>
-      </w:r>
-    </w:p>
-    <w:p>
-      <w:r>
-        <w:t xml:space="preserve">1. </w:t>
-      </w:r>
-      <w:proofErr w:type="spellStart"/>
-      <w:r>
-        <w:t>cmd</w:t>
-      </w:r>
-      <w:proofErr w:type="spellEnd"/>
-      <w:r>
-        <w:t xml:space="preserve">_* wrapper in </w:t>
-      </w:r>
-      <w:proofErr w:type="spellStart"/>
-      <w:r>
-        <w:t>shell.c</w:t>
-      </w:r>
-      <w:proofErr w:type="spellEnd"/>
-      <w:r>
-        <w:t>: parses arguments, builds a small argument struct if needed, and enqueues a handler.</w:t>
-      </w:r>
-    </w:p>
-    <w:p>
-      <w:r>
-        <w:t xml:space="preserve">2. handle_* function in </w:t>
-      </w:r>
-      <w:proofErr w:type="spellStart"/>
-      <w:r>
-        <w:t>task_handlers.c</w:t>
-      </w:r>
-      <w:proofErr w:type="spellEnd"/>
-      <w:r>
-        <w:t xml:space="preserve">: </w:t>
-      </w:r>
-      <w:r>
-        <w:t>defers execution to</w:t>
-      </w:r>
-      <w:r>
-        <w:t xml:space="preserve"> </w:t>
-      </w:r>
-      <w:proofErr w:type="spellStart"/>
-      <w:r>
-        <w:t>tasker_run</w:t>
-      </w:r>
-      <w:proofErr w:type="spellEnd"/>
-      <w:r>
-        <w:t>() in main-loop context.</w:t>
-      </w:r>
-    </w:p>
-    <w:p>
-      <w:r>
-        <w:t>The task queue stores function pointers plus up to TASK_ARG_SIZE bytes of copied inline arguments. Current task capacity is 16 queue slots, and the argument storage is 16 bytes per queued task (Core/Inc/</w:t>
-      </w:r>
-      <w:proofErr w:type="spellStart"/>
-      <w:r>
-        <w:t>tasker.h</w:t>
-      </w:r>
-      <w:proofErr w:type="spellEnd"/>
-      <w:r>
-        <w:t>, Core/</w:t>
-      </w:r>
-      <w:proofErr w:type="spellStart"/>
-      <w:r>
-        <w:t>Src</w:t>
-      </w:r>
-      <w:proofErr w:type="spellEnd"/>
-      <w:r>
-        <w:t>/</w:t>
-      </w:r>
-      <w:proofErr w:type="spellStart"/>
-      <w:r>
         <w:t>tasker.c</w:t>
       </w:r>
       <w:proofErr w:type="spellEnd"/>
@@ -14171,11 +15488,19 @@
       </w:r>
       <w:proofErr w:type="spellStart"/>
       <w:r>
-        <w:t>tasker_enqueue</w:t>
-      </w:r>
-      <w:proofErr w:type="spellEnd"/>
-      <w:r>
-        <w:t>(); it should store or parse the larger data elsewhere and enqueue a pointer whose lifetime is safe.</w:t>
+        <w:t>tasker_</w:t>
+      </w:r>
+      <w:proofErr w:type="gramStart"/>
+      <w:r>
+        <w:t>enqueue</w:t>
+      </w:r>
+      <w:proofErr w:type="spellEnd"/>
+      <w:r>
+        <w:t>(</w:t>
+      </w:r>
+      <w:proofErr w:type="gramEnd"/>
+      <w:r>
+        <w:t>); it should store or parse the larger data elsewhere and enqueue a pointer whose lifetime is safe.</w:t>
       </w:r>
     </w:p>
     <w:p>
@@ -14220,11 +15545,19 @@
       </w:r>
       <w:proofErr w:type="spellStart"/>
       <w:r>
-        <w:t>tasker_enqueue</w:t>
-      </w:r>
-      <w:proofErr w:type="spellEnd"/>
-      <w:r>
-        <w:t xml:space="preserve">() for command work that may block, wait on UART/SPI, power hardware, print long output, or call </w:t>
+        <w:t>tasker_</w:t>
+      </w:r>
+      <w:proofErr w:type="gramStart"/>
+      <w:r>
+        <w:t>enqueue</w:t>
+      </w:r>
+      <w:proofErr w:type="spellEnd"/>
+      <w:r>
+        <w:t>(</w:t>
+      </w:r>
+      <w:proofErr w:type="gramEnd"/>
+      <w:r>
+        <w:t xml:space="preserve">) for command work that may block, wait on UART/SPI, power hardware, print long output, or call </w:t>
       </w:r>
       <w:proofErr w:type="spellStart"/>
       <w:r>
@@ -14248,14 +15581,19 @@
       </w:r>
       <w:proofErr w:type="spellStart"/>
       <w:r>
-        <w:t>tasker_enqueue</w:t>
-      </w:r>
-      <w:proofErr w:type="spellEnd"/>
-      <w:r>
-        <w:t>() truncates copies larger than TASK_ARG_SIZE</w:t>
-      </w:r>
-      <w:r>
-        <w:t>.</w:t>
+        <w:t>tasker_</w:t>
+      </w:r>
+      <w:proofErr w:type="gramStart"/>
+      <w:r>
+        <w:t>enqueue</w:t>
+      </w:r>
+      <w:proofErr w:type="spellEnd"/>
+      <w:r>
+        <w:t>(</w:t>
+      </w:r>
+      <w:proofErr w:type="gramEnd"/>
+      <w:r>
+        <w:t>) truncates copies larger than TASK_ARG_SIZE.</w:t>
       </w:r>
     </w:p>
     <w:p>
@@ -14283,11 +15621,19 @@
       </w:r>
       <w:proofErr w:type="spellStart"/>
       <w:r>
-        <w:t>shell_defer_prompt</w:t>
-      </w:r>
-      <w:proofErr w:type="spellEnd"/>
-      <w:r>
-        <w:t xml:space="preserve">() before queueing a handler that will print the prompt itself later; low-power and </w:t>
+        <w:t>shell_defer_</w:t>
+      </w:r>
+      <w:proofErr w:type="gramStart"/>
+      <w:r>
+        <w:t>prompt</w:t>
+      </w:r>
+      <w:proofErr w:type="spellEnd"/>
+      <w:r>
+        <w:t>(</w:t>
+      </w:r>
+      <w:proofErr w:type="gramEnd"/>
+      <w:r>
+        <w:t xml:space="preserve">) before queueing a handler that will print the prompt itself later; low-power and </w:t>
       </w:r>
       <w:proofErr w:type="spellStart"/>
       <w:r>
@@ -14311,9 +15657,14 @@
       </w:r>
       <w:proofErr w:type="spellStart"/>
       <w:r>
-        <w:t>g_app.mode</w:t>
-      </w:r>
-      <w:proofErr w:type="spellEnd"/>
+        <w:t>g_</w:t>
+      </w:r>
+      <w:proofErr w:type="gramStart"/>
+      <w:r>
+        <w:t>app.mode</w:t>
+      </w:r>
+      <w:proofErr w:type="spellEnd"/>
+      <w:proofErr w:type="gramEnd"/>
       <w:r>
         <w:t xml:space="preserve"> and </w:t>
       </w:r>
@@ -14667,9 +16018,17 @@
         <w:rPr>
           <w:rStyle w:val="SourceText"/>
         </w:rPr>
-        <w:t>g_app.mode</w:t>
-      </w:r>
-      <w:proofErr w:type="spellEnd"/>
+        <w:t>g_</w:t>
+      </w:r>
+      <w:proofErr w:type="gramStart"/>
+      <w:r>
+        <w:rPr>
+          <w:rStyle w:val="SourceText"/>
+        </w:rPr>
+        <w:t>app.mode</w:t>
+      </w:r>
+      <w:proofErr w:type="spellEnd"/>
+      <w:proofErr w:type="gramEnd"/>
       <w:r>
         <w:t xml:space="preserve"> is set to </w:t>
       </w:r>
@@ -14851,7 +16210,21 @@
         <w:rPr>
           <w:rStyle w:val="SourceText"/>
         </w:rPr>
-        <w:t>g_app.start_flag</w:t>
+        <w:t>g_</w:t>
+      </w:r>
+      <w:proofErr w:type="gramStart"/>
+      <w:r>
+        <w:rPr>
+          <w:rStyle w:val="SourceText"/>
+        </w:rPr>
+        <w:t>app.start</w:t>
+      </w:r>
+      <w:proofErr w:type="gramEnd"/>
+      <w:r>
+        <w:rPr>
+          <w:rStyle w:val="SourceText"/>
+        </w:rPr>
+        <w:t>_flag</w:t>
       </w:r>
       <w:proofErr w:type="spellEnd"/>
       <w:r>
@@ -14929,278 +16302,181 @@
           <w:numId w:val="18"/>
         </w:numPr>
       </w:pPr>
-    </w:p>
-    <w:p>
-      <w:pPr>
-        <w:pStyle w:val="BodyText"/>
+      <w:r>
+        <w:t xml:space="preserve">Schedule the first recorded sample after </w:t>
+      </w:r>
+      <w:proofErr w:type="spellStart"/>
+      <w:r>
+        <w:t>config_get_samplerate_</w:t>
+      </w:r>
+      <w:proofErr w:type="gramStart"/>
+      <w:r>
+        <w:t>ms</w:t>
+      </w:r>
+      <w:proofErr w:type="spellEnd"/>
+      <w:r>
+        <w:t>(</w:t>
+      </w:r>
+      <w:proofErr w:type="gramEnd"/>
+      <w:r>
+        <w:t>).</w:t>
+      </w:r>
+    </w:p>
+    <w:p>
+      <w:pPr>
+        <w:pStyle w:val="ListParagraph"/>
         <w:numPr>
           <w:ilvl w:val="0"/>
-          <w:numId w:val="12"/>
+          <w:numId w:val="18"/>
         </w:numPr>
-        <w:tabs>
-          <w:tab w:val="clear" w:pos="709"/>
-          <w:tab w:val="left" w:pos="0"/>
-        </w:tabs>
-        <w:spacing w:after="0" w:line="278" w:lineRule="auto"/>
-      </w:pPr>
-      <w:r>
-        <w:t xml:space="preserve">Reset </w:t>
-      </w:r>
-      <w:proofErr w:type="spellStart"/>
-      <w:r>
-        <w:rPr>
-          <w:rStyle w:val="SourceText"/>
-        </w:rPr>
-        <w:t>g_profile</w:t>
-      </w:r>
-      <w:proofErr w:type="spellEnd"/>
-      <w:r>
-        <w:t xml:space="preserve"> metadata and sample counters. </w:t>
-      </w:r>
-    </w:p>
-    <w:p>
-      <w:pPr>
-        <w:pStyle w:val="BodyText"/>
+      </w:pPr>
+      <w:r>
+        <w:t xml:space="preserve">Append each sample record to </w:t>
+      </w:r>
+      <w:proofErr w:type="spellStart"/>
+      <w:r>
+        <w:t>g_</w:t>
+      </w:r>
+      <w:proofErr w:type="gramStart"/>
+      <w:r>
+        <w:t>profile.measurements</w:t>
+      </w:r>
+      <w:proofErr w:type="spellEnd"/>
+      <w:proofErr w:type="gramEnd"/>
+      <w:r>
+        <w:t xml:space="preserve"> with a </w:t>
+      </w:r>
+      <w:proofErr w:type="spellStart"/>
+      <w:r>
+        <w:t>unix</w:t>
+      </w:r>
+      <w:proofErr w:type="spellEnd"/>
+      <w:r>
+        <w:t>-epoch timestamp pulled from the RTC.</w:t>
+      </w:r>
+    </w:p>
+    <w:p>
+      <w:pPr>
+        <w:pStyle w:val="ListParagraph"/>
         <w:numPr>
           <w:ilvl w:val="0"/>
-          <w:numId w:val="12"/>
+          <w:numId w:val="18"/>
         </w:numPr>
-        <w:tabs>
-          <w:tab w:val="clear" w:pos="709"/>
-          <w:tab w:val="left" w:pos="0"/>
-        </w:tabs>
-        <w:spacing w:after="0" w:line="278" w:lineRule="auto"/>
-      </w:pPr>
-      <w:r>
-        <w:t xml:space="preserve">Bring profile peripherals up through low-power code. </w:t>
-      </w:r>
-    </w:p>
-    <w:p>
-      <w:pPr>
-        <w:pStyle w:val="BodyText"/>
+      </w:pPr>
+      <w:r>
+        <w:t>Stop Conditions: PB8 goes LOW or the max sample count has been reached.</w:t>
+      </w:r>
+    </w:p>
+    <w:p>
+      <w:pPr>
+        <w:pStyle w:val="ListParagraph"/>
         <w:numPr>
           <w:ilvl w:val="0"/>
-          <w:numId w:val="12"/>
+          <w:numId w:val="18"/>
         </w:numPr>
-        <w:tabs>
-          <w:tab w:val="clear" w:pos="709"/>
-          <w:tab w:val="left" w:pos="0"/>
-        </w:tabs>
-        <w:spacing w:after="0" w:line="278" w:lineRule="auto"/>
-      </w:pPr>
-      <w:r>
-        <w:t xml:space="preserve">Wait </w:t>
-      </w:r>
-      <w:r>
-        <w:rPr>
-          <w:rStyle w:val="SourceText"/>
-        </w:rPr>
-        <w:t>PROFILE_BRINGUP_MS</w:t>
-      </w:r>
-      <w:r>
-        <w:t xml:space="preserve">. </w:t>
-      </w:r>
-    </w:p>
-    <w:p>
-      <w:pPr>
-        <w:pStyle w:val="BodyText"/>
+      </w:pPr>
+      <w:r>
+        <w:t xml:space="preserve">Start the </w:t>
+      </w:r>
+      <w:proofErr w:type="spellStart"/>
+      <w:r>
+        <w:t>Optode</w:t>
+      </w:r>
+      <w:proofErr w:type="spellEnd"/>
+      <w:r>
+        <w:t xml:space="preserve"> Normalization sequence:</w:t>
+      </w:r>
+    </w:p>
+    <w:p>
+      <w:pPr>
+        <w:pStyle w:val="ListParagraph"/>
+        <w:numPr>
+          <w:ilvl w:val="1"/>
+          <w:numId w:val="18"/>
+        </w:numPr>
+      </w:pPr>
+      <w:r>
+        <w:t>30 samples taken, one every 20 seconds.</w:t>
+      </w:r>
+    </w:p>
+    <w:p>
+      <w:pPr>
+        <w:pStyle w:val="ListParagraph"/>
+        <w:numPr>
+          <w:ilvl w:val="1"/>
+          <w:numId w:val="18"/>
+        </w:numPr>
+      </w:pPr>
+      <w:r>
+        <w:t>Normalization samples are appended to the profile measurements.</w:t>
+      </w:r>
+    </w:p>
+    <w:p>
+      <w:pPr>
+        <w:pStyle w:val="ListParagraph"/>
         <w:numPr>
           <w:ilvl w:val="0"/>
-          <w:numId w:val="12"/>
+          <w:numId w:val="18"/>
         </w:numPr>
-        <w:tabs>
-          <w:tab w:val="clear" w:pos="709"/>
-          <w:tab w:val="left" w:pos="0"/>
-        </w:tabs>
-        <w:spacing w:after="0" w:line="278" w:lineRule="auto"/>
-      </w:pPr>
-      <w:r>
-        <w:t xml:space="preserve">Take one immediate probe sample for false-start detection only; this probe is not appended to </w:t>
-      </w:r>
-      <w:proofErr w:type="spellStart"/>
-      <w:r>
-        <w:rPr>
-          <w:rStyle w:val="SourceText"/>
-        </w:rPr>
-        <w:t>g_profile</w:t>
-      </w:r>
-      <w:proofErr w:type="spellEnd"/>
-      <w:r>
-        <w:t xml:space="preserve">. </w:t>
-      </w:r>
-    </w:p>
-    <w:p>
-      <w:pPr>
-        <w:pStyle w:val="BodyText"/>
+      </w:pPr>
+      <w:r>
+        <w:t>Power up the SD, mount the filesystem, and write a full CSV to disk.</w:t>
+      </w:r>
+    </w:p>
+    <w:p>
+      <w:pPr>
+        <w:pStyle w:val="ListParagraph"/>
         <w:numPr>
           <w:ilvl w:val="0"/>
-          <w:numId w:val="12"/>
+          <w:numId w:val="18"/>
         </w:numPr>
-        <w:tabs>
-          <w:tab w:val="clear" w:pos="709"/>
-          <w:tab w:val="left" w:pos="0"/>
-        </w:tabs>
-        <w:spacing w:after="0" w:line="278" w:lineRule="auto"/>
-      </w:pPr>
-      <w:r>
-        <w:t xml:space="preserve">Schedule the first recorded sample after </w:t>
-      </w:r>
-      <w:proofErr w:type="spellStart"/>
-      <w:r>
-        <w:rPr>
-          <w:rStyle w:val="SourceText"/>
-        </w:rPr>
-        <w:t>config_get_samplerate_ms</w:t>
-      </w:r>
-      <w:proofErr w:type="spellEnd"/>
-      <w:r>
-        <w:rPr>
-          <w:rStyle w:val="SourceText"/>
-        </w:rPr>
-        <w:t>()</w:t>
-      </w:r>
-      <w:r>
-        <w:t xml:space="preserve">. </w:t>
-      </w:r>
-    </w:p>
-    <w:p>
-      <w:pPr>
-        <w:pStyle w:val="BodyText"/>
+      </w:pPr>
+      <w:r>
+        <w:t xml:space="preserve">Derive a </w:t>
+      </w:r>
+      <w:proofErr w:type="spellStart"/>
+      <w:r>
+        <w:t>realtime</w:t>
+      </w:r>
+      <w:proofErr w:type="spellEnd"/>
+      <w:r>
+        <w:t xml:space="preserve"> </w:t>
+      </w:r>
+      <w:proofErr w:type="spellStart"/>
+      <w:r>
+        <w:t>idata</w:t>
+      </w:r>
+      <w:proofErr w:type="spellEnd"/>
+      <w:r>
+        <w:t xml:space="preserve"> payload table in memory from the measurements.</w:t>
+      </w:r>
+    </w:p>
+    <w:p>
+      <w:pPr>
+        <w:pStyle w:val="ListParagraph"/>
         <w:numPr>
           <w:ilvl w:val="0"/>
-          <w:numId w:val="12"/>
+          <w:numId w:val="18"/>
         </w:numPr>
-        <w:tabs>
-          <w:tab w:val="clear" w:pos="709"/>
-          <w:tab w:val="left" w:pos="0"/>
-        </w:tabs>
-        <w:spacing w:after="0" w:line="278" w:lineRule="auto"/>
-      </w:pPr>
-      <w:r>
-        <w:t xml:space="preserve">Append each recorded sample to </w:t>
-      </w:r>
-      <w:proofErr w:type="spellStart"/>
-      <w:r>
-        <w:rPr>
-          <w:rStyle w:val="SourceText"/>
-        </w:rPr>
-        <w:t>g_profile.measurements</w:t>
-      </w:r>
-      <w:proofErr w:type="spellEnd"/>
-      <w:r>
-        <w:t xml:space="preserve"> with a Unix timestamp from the external RTC. </w:t>
-      </w:r>
-    </w:p>
-    <w:p>
-      <w:pPr>
-        <w:pStyle w:val="BodyText"/>
-        <w:numPr>
-          <w:ilvl w:val="0"/>
-          <w:numId w:val="12"/>
-        </w:numPr>
-        <w:tabs>
-          <w:tab w:val="clear" w:pos="709"/>
-          <w:tab w:val="left" w:pos="0"/>
-        </w:tabs>
-        <w:spacing w:after="0" w:line="278" w:lineRule="auto"/>
-      </w:pPr>
-      <w:r>
-        <w:t xml:space="preserve">Stop at PB8 LOW or at configuration-specific max sample count. </w:t>
-      </w:r>
-    </w:p>
-    <w:p>
-      <w:pPr>
-        <w:pStyle w:val="BodyText"/>
-        <w:numPr>
-          <w:ilvl w:val="0"/>
-          <w:numId w:val="12"/>
-        </w:numPr>
-        <w:tabs>
-          <w:tab w:val="clear" w:pos="709"/>
-          <w:tab w:val="left" w:pos="0"/>
-        </w:tabs>
-        <w:spacing w:after="0" w:line="278" w:lineRule="auto"/>
-      </w:pPr>
-      <w:r>
-        <w:t xml:space="preserve">Append normalization samples every </w:t>
-      </w:r>
-      <w:r>
-        <w:rPr>
-          <w:rStyle w:val="SourceText"/>
-        </w:rPr>
-        <w:t>NORM_INTERVAL</w:t>
-      </w:r>
-      <w:r>
-        <w:t xml:space="preserve"> (</w:t>
-      </w:r>
-      <w:r>
-        <w:rPr>
-          <w:rStyle w:val="SourceText"/>
-        </w:rPr>
-        <w:t xml:space="preserve">20000 </w:t>
-      </w:r>
-      <w:proofErr w:type="spellStart"/>
-      <w:r>
-        <w:rPr>
-          <w:rStyle w:val="SourceText"/>
-        </w:rPr>
-        <w:t>ms</w:t>
-      </w:r>
-      <w:proofErr w:type="spellEnd"/>
-      <w:r>
-        <w:t xml:space="preserve">) until </w:t>
-      </w:r>
-      <w:r>
-        <w:rPr>
-          <w:rStyle w:val="SourceText"/>
-        </w:rPr>
-        <w:t>PROFILE_NORM_SAMPLES</w:t>
-      </w:r>
-      <w:r>
-        <w:t xml:space="preserve"> (</w:t>
-      </w:r>
-      <w:r>
-        <w:rPr>
-          <w:rStyle w:val="SourceText"/>
-        </w:rPr>
-        <w:t>30</w:t>
-      </w:r>
-      <w:r>
-        <w:t xml:space="preserve">) are collected. </w:t>
-      </w:r>
-    </w:p>
-    <w:p>
-      <w:pPr>
-        <w:pStyle w:val="BodyText"/>
-        <w:numPr>
-          <w:ilvl w:val="0"/>
-          <w:numId w:val="12"/>
-        </w:numPr>
-        <w:tabs>
-          <w:tab w:val="clear" w:pos="709"/>
-          <w:tab w:val="left" w:pos="0"/>
-        </w:tabs>
-        <w:spacing w:after="0" w:line="278" w:lineRule="auto"/>
-      </w:pPr>
-      <w:r>
-        <w:t xml:space="preserve">Restore/mount SD and write a full CSV. </w:t>
-      </w:r>
-    </w:p>
-    <w:p>
-      <w:pPr>
-        <w:pStyle w:val="BodyText"/>
-        <w:numPr>
-          <w:ilvl w:val="0"/>
-          <w:numId w:val="12"/>
-        </w:numPr>
-        <w:tabs>
-          <w:tab w:val="clear" w:pos="709"/>
-          <w:tab w:val="left" w:pos="0"/>
-        </w:tabs>
-        <w:spacing w:after="0" w:line="278" w:lineRule="auto"/>
-      </w:pPr>
-      <w:r>
-        <w:t xml:space="preserve">Build the compact </w:t>
+      </w:pPr>
+      <w:r>
+        <w:t xml:space="preserve">Return to IDLE state, restart the </w:t>
+      </w:r>
+      <w:proofErr w:type="spellStart"/>
+      <w:r>
+        <w:t>WiFi</w:t>
+      </w:r>
+      <w:proofErr w:type="spellEnd"/>
+      <w:r>
+        <w:t xml:space="preserve"> module, and await an ‘</w:t>
+      </w:r>
+      <w:proofErr w:type="spellStart"/>
+      <w:r>
+        <w:t>idata</w:t>
+      </w:r>
+      <w:proofErr w:type="spellEnd"/>
+      <w:r>
+        <w:t xml:space="preserve">’ command to transmit the </w:t>
       </w:r>
       <w:proofErr w:type="spellStart"/>
       <w:r>
@@ -15208,51 +16484,7 @@
       </w:r>
       <w:proofErr w:type="spellEnd"/>
       <w:r>
-        <w:t xml:space="preserve"> </w:t>
-      </w:r>
-      <w:proofErr w:type="spellStart"/>
-      <w:r>
-        <w:rPr>
-          <w:rStyle w:val="SourceText"/>
-        </w:rPr>
-        <w:t>idata</w:t>
-      </w:r>
-      <w:proofErr w:type="spellEnd"/>
-      <w:r>
-        <w:t xml:space="preserve"> payload from RAM. </w:t>
-      </w:r>
-    </w:p>
-    <w:p>
-      <w:pPr>
-        <w:pStyle w:val="BodyText"/>
-        <w:numPr>
-          <w:ilvl w:val="0"/>
-          <w:numId w:val="12"/>
-        </w:numPr>
-        <w:tabs>
-          <w:tab w:val="clear" w:pos="709"/>
-          <w:tab w:val="left" w:pos="0"/>
-        </w:tabs>
-        <w:spacing w:line="278" w:lineRule="auto"/>
-      </w:pPr>
-      <w:r>
-        <w:t xml:space="preserve">Return to idle and restart </w:t>
-      </w:r>
-      <w:proofErr w:type="spellStart"/>
-      <w:r>
-        <w:t>WiFi</w:t>
-      </w:r>
-      <w:proofErr w:type="spellEnd"/>
-      <w:r>
-        <w:t xml:space="preserve"> or </w:t>
-      </w:r>
-      <w:proofErr w:type="spellStart"/>
-      <w:r>
-        <w:t>WiFi</w:t>
-      </w:r>
-      <w:proofErr w:type="spellEnd"/>
-      <w:r>
-        <w:t xml:space="preserve"> duty cycling depending on completion/cancel path. </w:t>
+        <w:t xml:space="preserve"> data. </w:t>
       </w:r>
     </w:p>
     <w:p>
@@ -15335,6 +16567,15 @@
     <w:tbl>
       <w:tblPr>
         <w:tblW w:w="9183" w:type="dxa"/>
+        <w:jc w:val="center"/>
+        <w:tblBorders>
+          <w:top w:val="single" w:sz="4" w:space="0" w:color="auto"/>
+          <w:left w:val="single" w:sz="4" w:space="0" w:color="auto"/>
+          <w:bottom w:val="single" w:sz="4" w:space="0" w:color="auto"/>
+          <w:right w:val="single" w:sz="4" w:space="0" w:color="auto"/>
+          <w:insideH w:val="single" w:sz="4" w:space="0" w:color="auto"/>
+          <w:insideV w:val="single" w:sz="4" w:space="0" w:color="auto"/>
+        </w:tblBorders>
         <w:tblLayout w:type="fixed"/>
         <w:tblCellMar>
           <w:top w:w="28" w:type="dxa"/>
@@ -15352,6 +16593,7 @@
       <w:tr>
         <w:trPr>
           <w:tblHeader/>
+          <w:jc w:val="center"/>
         </w:trPr>
         <w:tc>
           <w:tcPr>
@@ -15361,6 +16603,7 @@
           <w:p>
             <w:pPr>
               <w:pStyle w:val="TableHeading"/>
+              <w:spacing w:after="0" w:line="240" w:lineRule="auto"/>
             </w:pPr>
             <w:r>
               <w:t>Configuration</w:t>
@@ -15375,6 +16618,7 @@
           <w:p>
             <w:pPr>
               <w:pStyle w:val="TableHeading"/>
+              <w:spacing w:after="0" w:line="240" w:lineRule="auto"/>
               <w:jc w:val="right"/>
             </w:pPr>
             <w:r>
@@ -15390,7 +16634,7 @@
           <w:p>
             <w:pPr>
               <w:pStyle w:val="TableHeading"/>
-              <w:jc w:val="right"/>
+              <w:spacing w:after="0" w:line="240" w:lineRule="auto"/>
             </w:pPr>
             <w:proofErr w:type="spellStart"/>
             <w:r>
@@ -15407,6 +16651,9 @@
         </w:tc>
       </w:tr>
       <w:tr>
+        <w:trPr>
+          <w:jc w:val="center"/>
+        </w:trPr>
         <w:tc>
           <w:tcPr>
             <w:tcW w:w="2811" w:type="dxa"/>
@@ -15415,6 +16662,7 @@
           <w:p>
             <w:pPr>
               <w:pStyle w:val="TableContents"/>
+              <w:spacing w:after="0" w:line="240" w:lineRule="auto"/>
             </w:pPr>
             <w:r>
               <w:t>CTD only</w:t>
@@ -15428,14 +16676,16 @@
           </w:tcPr>
           <w:p>
             <w:pPr>
-              <w:pStyle w:val="TableContents"/>
-              <w:jc w:val="right"/>
-            </w:pPr>
-            <w:r>
-              <w:rPr>
-                <w:rStyle w:val="SourceText"/>
-              </w:rPr>
-              <w:t>315</w:t>
+              <w:pStyle w:val="Index"/>
+              <w:spacing w:after="0"/>
+              <w:jc w:val="center"/>
+            </w:pPr>
+            <w:r>
+              <w:rPr>
+                <w:rStyle w:val="SourceText"/>
+                <w:rFonts w:asciiTheme="minorHAnsi" w:hAnsiTheme="minorHAnsi"/>
+              </w:rPr>
+              <w:t>TBD</w:t>
             </w:r>
           </w:p>
         </w:tc>
@@ -15446,19 +16696,24 @@
           </w:tcPr>
           <w:p>
             <w:pPr>
-              <w:pStyle w:val="TableContents"/>
-              <w:jc w:val="right"/>
-            </w:pPr>
-            <w:r>
-              <w:rPr>
-                <w:rStyle w:val="SourceText"/>
-              </w:rPr>
-              <w:t>315</w:t>
+              <w:pStyle w:val="Index"/>
+              <w:spacing w:after="0"/>
+              <w:jc w:val="center"/>
+            </w:pPr>
+            <w:r>
+              <w:rPr>
+                <w:rStyle w:val="SourceText"/>
+                <w:rFonts w:asciiTheme="minorHAnsi" w:hAnsiTheme="minorHAnsi"/>
+              </w:rPr>
+              <w:t>TBD</w:t>
             </w:r>
           </w:p>
         </w:tc>
       </w:tr>
       <w:tr>
+        <w:trPr>
+          <w:jc w:val="center"/>
+        </w:trPr>
         <w:tc>
           <w:tcPr>
             <w:tcW w:w="2811" w:type="dxa"/>
@@ -15467,6 +16722,7 @@
           <w:p>
             <w:pPr>
               <w:pStyle w:val="TableContents"/>
+              <w:spacing w:after="0" w:line="240" w:lineRule="auto"/>
             </w:pPr>
             <w:r>
               <w:t xml:space="preserve">CTD + </w:t>
@@ -15485,14 +16741,16 @@
           </w:tcPr>
           <w:p>
             <w:pPr>
-              <w:pStyle w:val="TableContents"/>
-              <w:jc w:val="right"/>
-            </w:pPr>
-            <w:r>
-              <w:rPr>
-                <w:rStyle w:val="SourceText"/>
-              </w:rPr>
-              <w:t>205</w:t>
+              <w:pStyle w:val="Index"/>
+              <w:spacing w:after="0"/>
+              <w:jc w:val="center"/>
+            </w:pPr>
+            <w:r>
+              <w:rPr>
+                <w:rStyle w:val="SourceText"/>
+                <w:rFonts w:asciiTheme="minorHAnsi" w:hAnsiTheme="minorHAnsi"/>
+              </w:rPr>
+              <w:t>TBD</w:t>
             </w:r>
           </w:p>
         </w:tc>
@@ -15503,19 +16761,20 @@
           </w:tcPr>
           <w:p>
             <w:pPr>
-              <w:pStyle w:val="TableContents"/>
-              <w:jc w:val="right"/>
-            </w:pPr>
-            <w:r>
-              <w:rPr>
-                <w:rStyle w:val="SourceText"/>
-              </w:rPr>
-              <w:t>205</w:t>
+              <w:pStyle w:val="Index"/>
+              <w:spacing w:after="0"/>
+              <w:jc w:val="center"/>
+            </w:pPr>
+            <w:r>
+              <w:t>TBD</w:t>
             </w:r>
           </w:p>
         </w:tc>
       </w:tr>
       <w:tr>
+        <w:trPr>
+          <w:jc w:val="center"/>
+        </w:trPr>
         <w:tc>
           <w:tcPr>
             <w:tcW w:w="2811" w:type="dxa"/>
@@ -15524,6 +16783,7 @@
           <w:p>
             <w:pPr>
               <w:pStyle w:val="TableContents"/>
+              <w:spacing w:after="0" w:line="240" w:lineRule="auto"/>
             </w:pPr>
             <w:r>
               <w:t xml:space="preserve">CTD + </w:t>
@@ -15551,11 +16811,19 @@
           <w:p>
             <w:pPr>
               <w:pStyle w:val="TableContents"/>
-              <w:jc w:val="right"/>
-            </w:pPr>
-            <w:r>
-              <w:rPr>
-                <w:rStyle w:val="SourceText"/>
+              <w:spacing w:after="0" w:line="240" w:lineRule="auto"/>
+              <w:jc w:val="center"/>
+              <w:rPr>
+                <w:b/>
+                <w:bCs/>
+              </w:rPr>
+            </w:pPr>
+            <w:r>
+              <w:rPr>
+                <w:rStyle w:val="SourceText"/>
+                <w:rFonts w:asciiTheme="minorHAnsi" w:hAnsiTheme="minorHAnsi"/>
+                <w:b/>
+                <w:bCs/>
               </w:rPr>
               <w:t>680</w:t>
             </w:r>
@@ -15569,11 +16837,19 @@
           <w:p>
             <w:pPr>
               <w:pStyle w:val="TableContents"/>
-              <w:jc w:val="right"/>
-            </w:pPr>
-            <w:r>
-              <w:rPr>
-                <w:rStyle w:val="SourceText"/>
+              <w:spacing w:after="0" w:line="240" w:lineRule="auto"/>
+              <w:jc w:val="center"/>
+              <w:rPr>
+                <w:b/>
+                <w:bCs/>
+              </w:rPr>
+            </w:pPr>
+            <w:r>
+              <w:rPr>
+                <w:rStyle w:val="SourceText"/>
+                <w:rFonts w:asciiTheme="minorHAnsi" w:hAnsiTheme="minorHAnsi"/>
+                <w:b/>
+                <w:bCs/>
               </w:rPr>
               <w:t>500</w:t>
             </w:r>
@@ -15586,8 +16862,13 @@
         <w:pStyle w:val="BodyText"/>
         <w:spacing w:after="160" w:line="278" w:lineRule="auto"/>
       </w:pPr>
-      <w:r>
-        <w:lastRenderedPageBreak/>
+    </w:p>
+    <w:p>
+      <w:pPr>
+        <w:pStyle w:val="BodyText"/>
+        <w:spacing w:after="160" w:line="278" w:lineRule="auto"/>
+      </w:pPr>
+      <w:r>
         <w:t xml:space="preserve">For all-sensor profiles, the SD CSV can contain up to 680 measurements and the </w:t>
       </w:r>
       <w:proofErr w:type="spellStart"/>
@@ -15626,6 +16907,20 @@
       </w:r>
       <w:r>
         <w:t xml:space="preserve"> sizing.</w:t>
+      </w:r>
+    </w:p>
+    <w:p>
+      <w:pPr>
+        <w:spacing w:after="0" w:line="240" w:lineRule="auto"/>
+        <w:rPr>
+          <w:rFonts w:asciiTheme="majorHAnsi" w:eastAsiaTheme="majorEastAsia" w:hAnsiTheme="majorHAnsi" w:cstheme="majorBidi"/>
+          <w:color w:val="0F4761" w:themeColor="accent1" w:themeShade="BF"/>
+          <w:sz w:val="32"/>
+          <w:szCs w:val="32"/>
+        </w:rPr>
+      </w:pPr>
+      <w:r>
+        <w:br w:type="page"/>
       </w:r>
     </w:p>
     <w:p>
@@ -15634,6 +16929,7 @@
         <w:spacing w:before="0" w:after="160"/>
       </w:pPr>
       <w:r>
+        <w:lastRenderedPageBreak/>
         <w:t>RAM Profile Layout</w:t>
       </w:r>
     </w:p>
@@ -15843,7 +17139,21 @@
         <w:rPr>
           <w:rStyle w:val="SourceText"/>
         </w:rPr>
-        <w:t>g_profile.start_epoch</w:t>
+        <w:t>g_</w:t>
+      </w:r>
+      <w:proofErr w:type="gramStart"/>
+      <w:r>
+        <w:rPr>
+          <w:rStyle w:val="SourceText"/>
+        </w:rPr>
+        <w:t>profile.start</w:t>
+      </w:r>
+      <w:proofErr w:type="gramEnd"/>
+      <w:r>
+        <w:rPr>
+          <w:rStyle w:val="SourceText"/>
+        </w:rPr>
+        <w:t>_epoch</w:t>
       </w:r>
       <w:proofErr w:type="spellEnd"/>
       <w:r>
@@ -15854,14 +17164,28 @@
         <w:rPr>
           <w:rStyle w:val="SourceText"/>
         </w:rPr>
-        <w:t>flush_profile_to_sd</w:t>
-      </w:r>
-      <w:proofErr w:type="spellEnd"/>
-      <w:r>
-        <w:rPr>
-          <w:rStyle w:val="SourceText"/>
-        </w:rPr>
-        <w:t>()</w:t>
+        <w:t>flush_profile_to_</w:t>
+      </w:r>
+      <w:proofErr w:type="gramStart"/>
+      <w:r>
+        <w:rPr>
+          <w:rStyle w:val="SourceText"/>
+        </w:rPr>
+        <w:t>sd</w:t>
+      </w:r>
+      <w:proofErr w:type="spellEnd"/>
+      <w:r>
+        <w:rPr>
+          <w:rStyle w:val="SourceText"/>
+        </w:rPr>
+        <w:t>(</w:t>
+      </w:r>
+      <w:proofErr w:type="gramEnd"/>
+      <w:r>
+        <w:rPr>
+          <w:rStyle w:val="SourceText"/>
+        </w:rPr>
+        <w:t>)</w:t>
       </w:r>
       <w:r>
         <w:t xml:space="preserve"> writes a full header line and one row per measurement in </w:t>
@@ -16033,6 +17357,317 @@
         <w:t xml:space="preserve"> Communication Service</w:t>
       </w:r>
     </w:p>
+    <w:p>
+      <w:r>
+        <w:t xml:space="preserve">The firmware configures the onboard ISM4343-WBM-L54 module as an open </w:t>
+      </w:r>
+      <w:proofErr w:type="spellStart"/>
+      <w:r>
+        <w:t>WiFi</w:t>
+      </w:r>
+      <w:proofErr w:type="spellEnd"/>
+      <w:r>
+        <w:t xml:space="preserve"> access point and TCP server. The module is attached to UART4 at 9600 baud and then switched into transparent passthrough mode, so TCP client bytes are seen by firmware as UART4 bytes and firmware responses are written back over the same </w:t>
+      </w:r>
+      <w:r>
+        <w:t>passthrough</w:t>
+      </w:r>
+      <w:r>
+        <w:t xml:space="preserve"> link.</w:t>
+      </w:r>
+    </w:p>
+    <w:p/>
+    <w:p>
+      <w:r>
+        <w:t>Current compiled AP/server settings are:</w:t>
+      </w:r>
+    </w:p>
+    <w:tbl>
+      <w:tblPr>
+        <w:tblStyle w:val="TableGrid"/>
+        <w:tblW w:w="0" w:type="auto"/>
+        <w:tblLook w:val="04A0" w:firstRow="1" w:lastRow="0" w:firstColumn="1" w:lastColumn="0" w:noHBand="0" w:noVBand="1"/>
+      </w:tblPr>
+      <w:tblGrid>
+        <w:gridCol w:w="1795"/>
+        <w:gridCol w:w="2340"/>
+        <w:gridCol w:w="5215"/>
+      </w:tblGrid>
+      <w:tr>
+        <w:tc>
+          <w:tcPr>
+            <w:tcW w:w="1795" w:type="dxa"/>
+          </w:tcPr>
+          <w:p>
+            <w:pPr>
+              <w:spacing w:after="0" w:line="240" w:lineRule="auto"/>
+              <w:jc w:val="center"/>
+              <w:rPr>
+                <w:b/>
+                <w:bCs/>
+              </w:rPr>
+            </w:pPr>
+            <w:r>
+              <w:rPr>
+                <w:b/>
+                <w:bCs/>
+              </w:rPr>
+              <w:t>Setting</w:t>
+            </w:r>
+          </w:p>
+        </w:tc>
+        <w:tc>
+          <w:tcPr>
+            <w:tcW w:w="2340" w:type="dxa"/>
+          </w:tcPr>
+          <w:p>
+            <w:pPr>
+              <w:spacing w:after="0" w:line="240" w:lineRule="auto"/>
+              <w:jc w:val="center"/>
+              <w:rPr>
+                <w:b/>
+                <w:bCs/>
+              </w:rPr>
+            </w:pPr>
+            <w:r>
+              <w:rPr>
+                <w:b/>
+                <w:bCs/>
+              </w:rPr>
+              <w:t>Value</w:t>
+            </w:r>
+          </w:p>
+        </w:tc>
+        <w:tc>
+          <w:tcPr>
+            <w:tcW w:w="5215" w:type="dxa"/>
+          </w:tcPr>
+          <w:p>
+            <w:pPr>
+              <w:spacing w:after="0" w:line="240" w:lineRule="auto"/>
+              <w:jc w:val="center"/>
+              <w:rPr>
+                <w:b/>
+                <w:bCs/>
+              </w:rPr>
+            </w:pPr>
+            <w:r>
+              <w:rPr>
+                <w:b/>
+                <w:bCs/>
+              </w:rPr>
+              <w:t>Source</w:t>
+            </w:r>
+          </w:p>
+        </w:tc>
+      </w:tr>
+      <w:tr>
+        <w:tc>
+          <w:tcPr>
+            <w:tcW w:w="1795" w:type="dxa"/>
+          </w:tcPr>
+          <w:p>
+            <w:pPr>
+              <w:spacing w:after="0" w:line="240" w:lineRule="auto"/>
+            </w:pPr>
+            <w:r>
+              <w:t>AP SSID</w:t>
+            </w:r>
+          </w:p>
+        </w:tc>
+        <w:tc>
+          <w:tcPr>
+            <w:tcW w:w="2340" w:type="dxa"/>
+          </w:tcPr>
+          <w:p>
+            <w:pPr>
+              <w:spacing w:after="0" w:line="240" w:lineRule="auto"/>
+            </w:pPr>
+            <w:r>
+              <w:t>prawler1</w:t>
+            </w:r>
+          </w:p>
+        </w:tc>
+        <w:tc>
+          <w:tcPr>
+            <w:tcW w:w="5215" w:type="dxa"/>
+          </w:tcPr>
+          <w:p>
+            <w:pPr>
+              <w:spacing w:after="0" w:line="240" w:lineRule="auto"/>
+            </w:pPr>
+            <w:r>
+              <w:t>WIFI_AP_SSID</w:t>
+            </w:r>
+          </w:p>
+        </w:tc>
+      </w:tr>
+      <w:tr>
+        <w:tc>
+          <w:tcPr>
+            <w:tcW w:w="1795" w:type="dxa"/>
+          </w:tcPr>
+          <w:p>
+            <w:pPr>
+              <w:spacing w:after="0" w:line="240" w:lineRule="auto"/>
+            </w:pPr>
+            <w:r>
+              <w:t>Security</w:t>
+            </w:r>
+          </w:p>
+        </w:tc>
+        <w:tc>
+          <w:tcPr>
+            <w:tcW w:w="2340" w:type="dxa"/>
+          </w:tcPr>
+          <w:p>
+            <w:pPr>
+              <w:spacing w:after="0" w:line="240" w:lineRule="auto"/>
+            </w:pPr>
+            <w:r>
+              <w:t>0</w:t>
+            </w:r>
+          </w:p>
+        </w:tc>
+        <w:tc>
+          <w:tcPr>
+            <w:tcW w:w="5215" w:type="dxa"/>
+          </w:tcPr>
+          <w:p>
+            <w:pPr>
+              <w:spacing w:after="0" w:line="240" w:lineRule="auto"/>
+            </w:pPr>
+            <w:r>
+              <w:t>WIFI_AP_SECURITY</w:t>
+            </w:r>
+          </w:p>
+        </w:tc>
+      </w:tr>
+      <w:tr>
+        <w:tc>
+          <w:tcPr>
+            <w:tcW w:w="1795" w:type="dxa"/>
+          </w:tcPr>
+          <w:p>
+            <w:pPr>
+              <w:spacing w:after="0" w:line="240" w:lineRule="auto"/>
+            </w:pPr>
+            <w:r>
+              <w:t>Channel</w:t>
+            </w:r>
+          </w:p>
+        </w:tc>
+        <w:tc>
+          <w:tcPr>
+            <w:tcW w:w="2340" w:type="dxa"/>
+          </w:tcPr>
+          <w:p>
+            <w:pPr>
+              <w:spacing w:after="0" w:line="240" w:lineRule="auto"/>
+            </w:pPr>
+            <w:r>
+              <w:t>6</w:t>
+            </w:r>
+          </w:p>
+        </w:tc>
+        <w:tc>
+          <w:tcPr>
+            <w:tcW w:w="5215" w:type="dxa"/>
+          </w:tcPr>
+          <w:p>
+            <w:pPr>
+              <w:spacing w:after="0" w:line="240" w:lineRule="auto"/>
+            </w:pPr>
+            <w:r>
+              <w:t>WIFI_AP_CHANNEL</w:t>
+            </w:r>
+          </w:p>
+        </w:tc>
+      </w:tr>
+      <w:tr>
+        <w:tc>
+          <w:tcPr>
+            <w:tcW w:w="1795" w:type="dxa"/>
+          </w:tcPr>
+          <w:p>
+            <w:pPr>
+              <w:spacing w:after="0" w:line="240" w:lineRule="auto"/>
+            </w:pPr>
+            <w:r>
+              <w:t>AP IP</w:t>
+            </w:r>
+          </w:p>
+        </w:tc>
+        <w:tc>
+          <w:tcPr>
+            <w:tcW w:w="2340" w:type="dxa"/>
+          </w:tcPr>
+          <w:p>
+            <w:pPr>
+              <w:spacing w:after="0" w:line="240" w:lineRule="auto"/>
+            </w:pPr>
+            <w:r>
+              <w:t>192.168.10.1</w:t>
+            </w:r>
+          </w:p>
+        </w:tc>
+        <w:tc>
+          <w:tcPr>
+            <w:tcW w:w="5215" w:type="dxa"/>
+          </w:tcPr>
+          <w:p>
+            <w:pPr>
+              <w:spacing w:after="0" w:line="240" w:lineRule="auto"/>
+            </w:pPr>
+            <w:r>
+              <w:t>WIFI_AP_IP</w:t>
+            </w:r>
+          </w:p>
+        </w:tc>
+      </w:tr>
+      <w:tr>
+        <w:tc>
+          <w:tcPr>
+            <w:tcW w:w="1795" w:type="dxa"/>
+          </w:tcPr>
+          <w:p>
+            <w:pPr>
+              <w:spacing w:after="0" w:line="240" w:lineRule="auto"/>
+            </w:pPr>
+            <w:r>
+              <w:t>TCP Port</w:t>
+            </w:r>
+          </w:p>
+        </w:tc>
+        <w:tc>
+          <w:tcPr>
+            <w:tcW w:w="2340" w:type="dxa"/>
+          </w:tcPr>
+          <w:p>
+            <w:pPr>
+              <w:spacing w:after="0" w:line="240" w:lineRule="auto"/>
+            </w:pPr>
+            <w:r>
+              <w:t>5000</w:t>
+            </w:r>
+          </w:p>
+        </w:tc>
+        <w:tc>
+          <w:tcPr>
+            <w:tcW w:w="5215" w:type="dxa"/>
+          </w:tcPr>
+          <w:p>
+            <w:pPr>
+              <w:spacing w:after="0" w:line="240" w:lineRule="auto"/>
+            </w:pPr>
+            <w:r>
+              <w:t>WIFI_TCP_PORT</w:t>
+            </w:r>
+          </w:p>
+        </w:tc>
+      </w:tr>
+    </w:tbl>
+    <w:p/>
     <w:p/>
     <w:p>
       <w:r>
@@ -16414,7 +18049,7 @@
         <w:ind w:left="720" w:hanging="360"/>
       </w:pPr>
     </w:lvl>
-    <w:lvl w:ilvl="1" w:tplc="04090019" w:tentative="1">
+    <w:lvl w:ilvl="1" w:tplc="04090019">
       <w:start w:val="1"/>
       <w:numFmt w:val="lowerLetter"/>
       <w:lvlText w:val="%2."/>

--- a/Docs/Prawler Firmware Documentation.docx
+++ b/Docs/Prawler Firmware Documentation.docx
@@ -660,6 +660,7 @@
             <w:r>
               <w:rPr>
                 <w:rStyle w:val="SourceText"/>
+                <w:rFonts w:asciiTheme="minorHAnsi" w:hAnsiTheme="minorHAnsi"/>
               </w:rPr>
               <w:t>0x00</w:t>
             </w:r>
@@ -669,6 +670,7 @@
             <w:r>
               <w:rPr>
                 <w:rStyle w:val="SourceText"/>
+                <w:rFonts w:asciiTheme="minorHAnsi" w:hAnsiTheme="minorHAnsi"/>
               </w:rPr>
               <w:t>0x04</w:t>
             </w:r>
@@ -722,6 +724,7 @@
             <w:r>
               <w:rPr>
                 <w:rStyle w:val="SourceText"/>
+                <w:rFonts w:asciiTheme="minorHAnsi" w:hAnsiTheme="minorHAnsi"/>
               </w:rPr>
               <w:t>0x08</w:t>
             </w:r>
@@ -731,6 +734,7 @@
             <w:r>
               <w:rPr>
                 <w:rStyle w:val="SourceText"/>
+                <w:rFonts w:asciiTheme="minorHAnsi" w:hAnsiTheme="minorHAnsi"/>
               </w:rPr>
               <w:t>0x0E</w:t>
             </w:r>
@@ -784,6 +788,7 @@
             <w:r>
               <w:rPr>
                 <w:rStyle w:val="SourceText"/>
+                <w:rFonts w:asciiTheme="minorHAnsi" w:hAnsiTheme="minorHAnsi"/>
               </w:rPr>
               <w:t>0x10</w:t>
             </w:r>
@@ -793,6 +798,7 @@
             <w:r>
               <w:rPr>
                 <w:rStyle w:val="SourceText"/>
+                <w:rFonts w:asciiTheme="minorHAnsi" w:hAnsiTheme="minorHAnsi"/>
               </w:rPr>
               <w:t>0x16</w:t>
             </w:r>
@@ -846,6 +852,7 @@
             <w:r>
               <w:rPr>
                 <w:rStyle w:val="SourceText"/>
+                <w:rFonts w:asciiTheme="minorHAnsi" w:hAnsiTheme="minorHAnsi"/>
               </w:rPr>
               <w:t>0x18</w:t>
             </w:r>
@@ -855,6 +862,7 @@
             <w:r>
               <w:rPr>
                 <w:rStyle w:val="SourceText"/>
+                <w:rFonts w:asciiTheme="minorHAnsi" w:hAnsiTheme="minorHAnsi"/>
               </w:rPr>
               <w:t>0x19</w:t>
             </w:r>
@@ -908,6 +916,7 @@
             <w:r>
               <w:rPr>
                 <w:rStyle w:val="SourceText"/>
+                <w:rFonts w:asciiTheme="minorHAnsi" w:hAnsiTheme="minorHAnsi"/>
               </w:rPr>
               <w:t>0x20</w:t>
             </w:r>
@@ -961,6 +970,7 @@
             <w:r>
               <w:rPr>
                 <w:rStyle w:val="SourceText"/>
+                <w:rFonts w:asciiTheme="minorHAnsi" w:hAnsiTheme="minorHAnsi"/>
               </w:rPr>
               <w:t>0x28</w:t>
             </w:r>
@@ -970,6 +980,7 @@
             <w:r>
               <w:rPr>
                 <w:rStyle w:val="SourceText"/>
+                <w:rFonts w:asciiTheme="minorHAnsi" w:hAnsiTheme="minorHAnsi"/>
               </w:rPr>
               <w:t>0x33</w:t>
             </w:r>
@@ -1023,6 +1034,7 @@
             <w:r>
               <w:rPr>
                 <w:rStyle w:val="SourceText"/>
+                <w:rFonts w:asciiTheme="minorHAnsi" w:hAnsiTheme="minorHAnsi"/>
               </w:rPr>
               <w:t>0x38</w:t>
             </w:r>
@@ -1032,6 +1044,7 @@
             <w:r>
               <w:rPr>
                 <w:rStyle w:val="SourceText"/>
+                <w:rFonts w:asciiTheme="minorHAnsi" w:hAnsiTheme="minorHAnsi"/>
               </w:rPr>
               <w:t>0x3F</w:t>
             </w:r>
@@ -1078,18 +1091,21 @@
       <w:r>
         <w:rPr>
           <w:rStyle w:val="SourceText"/>
+          <w:rFonts w:asciiTheme="minorHAnsi" w:hAnsiTheme="minorHAnsi"/>
         </w:rPr>
         <w:t>’0</w:t>
       </w:r>
       <w:r>
         <w:rPr>
           <w:rStyle w:val="SourceText"/>
+          <w:rFonts w:asciiTheme="minorHAnsi" w:hAnsiTheme="minorHAnsi"/>
         </w:rPr>
         <w:t>x80 | reg</w:t>
       </w:r>
       <w:r>
         <w:rPr>
           <w:rStyle w:val="SourceText"/>
+          <w:rFonts w:asciiTheme="minorHAnsi" w:hAnsiTheme="minorHAnsi"/>
         </w:rPr>
         <w:t>’</w:t>
       </w:r>
@@ -1099,18 +1115,21 @@
       <w:r>
         <w:rPr>
           <w:rStyle w:val="SourceText"/>
+          <w:rFonts w:asciiTheme="minorHAnsi" w:hAnsiTheme="minorHAnsi"/>
         </w:rPr>
         <w:t>’0</w:t>
       </w:r>
       <w:r>
         <w:rPr>
           <w:rStyle w:val="SourceText"/>
+          <w:rFonts w:asciiTheme="minorHAnsi" w:hAnsiTheme="minorHAnsi"/>
         </w:rPr>
         <w:t>x00 | reg</w:t>
       </w:r>
       <w:r>
         <w:rPr>
           <w:rStyle w:val="SourceText"/>
+          <w:rFonts w:asciiTheme="minorHAnsi" w:hAnsiTheme="minorHAnsi"/>
         </w:rPr>
         <w:t>’</w:t>
       </w:r>
@@ -1121,6 +1140,7 @@
       <w:r>
         <w:rPr>
           <w:rStyle w:val="SourceText"/>
+          <w:rFonts w:asciiTheme="minorHAnsi" w:hAnsiTheme="minorHAnsi"/>
         </w:rPr>
         <w:t>RTC_</w:t>
       </w:r>
@@ -1128,6 +1148,7 @@
       <w:r>
         <w:rPr>
           <w:rStyle w:val="SourceText"/>
+          <w:rFonts w:asciiTheme="minorHAnsi" w:hAnsiTheme="minorHAnsi"/>
         </w:rPr>
         <w:t>ReadRegister</w:t>
       </w:r>
@@ -1135,6 +1156,7 @@
       <w:r>
         <w:rPr>
           <w:rStyle w:val="SourceText"/>
+          <w:rFonts w:asciiTheme="minorHAnsi" w:hAnsiTheme="minorHAnsi"/>
         </w:rPr>
         <w:t>(</w:t>
       </w:r>
@@ -1142,6 +1164,7 @@
       <w:r>
         <w:rPr>
           <w:rStyle w:val="SourceText"/>
+          <w:rFonts w:asciiTheme="minorHAnsi" w:hAnsiTheme="minorHAnsi"/>
         </w:rPr>
         <w:t>)</w:t>
       </w:r>
@@ -1166,6 +1189,7 @@
       <w:r>
         <w:rPr>
           <w:rStyle w:val="SourceText"/>
+          <w:rFonts w:asciiTheme="minorHAnsi" w:hAnsiTheme="minorHAnsi"/>
         </w:rPr>
         <w:t>RTC_</w:t>
       </w:r>
@@ -1173,6 +1197,7 @@
       <w:r>
         <w:rPr>
           <w:rStyle w:val="SourceText"/>
+          <w:rFonts w:asciiTheme="minorHAnsi" w:hAnsiTheme="minorHAnsi"/>
         </w:rPr>
         <w:t>Init</w:t>
       </w:r>
@@ -1180,6 +1205,7 @@
       <w:r>
         <w:rPr>
           <w:rStyle w:val="SourceText"/>
+          <w:rFonts w:asciiTheme="minorHAnsi" w:hAnsiTheme="minorHAnsi"/>
         </w:rPr>
         <w:t>(</w:t>
       </w:r>
@@ -1187,6 +1213,7 @@
       <w:r>
         <w:rPr>
           <w:rStyle w:val="SourceText"/>
+          <w:rFonts w:asciiTheme="minorHAnsi" w:hAnsiTheme="minorHAnsi"/>
         </w:rPr>
         <w:t>)</w:t>
       </w:r>
@@ -1331,6 +1358,7 @@
       <w:r>
         <w:rPr>
           <w:rStyle w:val="SourceText"/>
+          <w:rFonts w:asciiTheme="minorHAnsi" w:hAnsiTheme="minorHAnsi"/>
         </w:rPr>
         <w:t>0x00</w:t>
       </w:r>
@@ -1375,6 +1403,7 @@
       <w:r>
         <w:rPr>
           <w:rStyle w:val="SourceText"/>
+          <w:rFonts w:asciiTheme="minorHAnsi" w:hAnsiTheme="minorHAnsi"/>
         </w:rPr>
         <w:t>RTC_EnableClockOutput</w:t>
       </w:r>
@@ -1382,6 +1411,7 @@
       <w:r>
         <w:rPr>
           <w:rStyle w:val="SourceText"/>
+          <w:rFonts w:asciiTheme="minorHAnsi" w:hAnsiTheme="minorHAnsi"/>
         </w:rPr>
         <w:t>(false)</w:t>
       </w:r>
@@ -1408,6 +1438,7 @@
       <w:r>
         <w:rPr>
           <w:rStyle w:val="SourceText"/>
+          <w:rFonts w:asciiTheme="minorHAnsi" w:hAnsiTheme="minorHAnsi"/>
         </w:rPr>
         <w:t>RTC_OK</w:t>
       </w:r>
@@ -1417,6 +1448,7 @@
       <w:r>
         <w:rPr>
           <w:rStyle w:val="SourceText"/>
+          <w:rFonts w:asciiTheme="minorHAnsi" w:hAnsiTheme="minorHAnsi"/>
         </w:rPr>
         <w:t>RTC_ERROR</w:t>
       </w:r>
@@ -1426,6 +1458,7 @@
       <w:r>
         <w:rPr>
           <w:rStyle w:val="SourceText"/>
+          <w:rFonts w:asciiTheme="minorHAnsi" w:hAnsiTheme="minorHAnsi"/>
         </w:rPr>
         <w:t>RTC_TIMEOUT</w:t>
       </w:r>
@@ -1435,6 +1468,7 @@
       <w:r>
         <w:rPr>
           <w:rStyle w:val="SourceText"/>
+          <w:rFonts w:asciiTheme="minorHAnsi" w:hAnsiTheme="minorHAnsi"/>
         </w:rPr>
         <w:t>RTC_INVALID_PARAM</w:t>
       </w:r>
@@ -1444,6 +1478,7 @@
       <w:r>
         <w:rPr>
           <w:rStyle w:val="SourceText"/>
+          <w:rFonts w:asciiTheme="minorHAnsi" w:hAnsiTheme="minorHAnsi"/>
         </w:rPr>
         <w:t>RTC_EEPROM_BUSY</w:t>
       </w:r>
@@ -1470,6 +1505,7 @@
       <w:r>
         <w:rPr>
           <w:rStyle w:val="SourceText"/>
+          <w:rFonts w:asciiTheme="minorHAnsi" w:hAnsiTheme="minorHAnsi"/>
         </w:rPr>
         <w:t>RTC_DateTime_t</w:t>
       </w:r>
@@ -1487,6 +1523,7 @@
       <w:r>
         <w:rPr>
           <w:rStyle w:val="SourceText"/>
+          <w:rFonts w:asciiTheme="minorHAnsi" w:hAnsiTheme="minorHAnsi"/>
         </w:rPr>
         <w:t>0..</w:t>
       </w:r>
@@ -1494,6 +1531,7 @@
       <w:r>
         <w:rPr>
           <w:rStyle w:val="SourceText"/>
+          <w:rFonts w:asciiTheme="minorHAnsi" w:hAnsiTheme="minorHAnsi"/>
         </w:rPr>
         <w:t>79</w:t>
       </w:r>
@@ -1504,6 +1542,7 @@
       <w:r>
         <w:rPr>
           <w:rStyle w:val="SourceText"/>
+          <w:rFonts w:asciiTheme="minorHAnsi" w:hAnsiTheme="minorHAnsi"/>
         </w:rPr>
         <w:t>RTC_</w:t>
       </w:r>
@@ -1511,6 +1550,7 @@
       <w:r>
         <w:rPr>
           <w:rStyle w:val="SourceText"/>
+          <w:rFonts w:asciiTheme="minorHAnsi" w:hAnsiTheme="minorHAnsi"/>
         </w:rPr>
         <w:t>GetDateTime</w:t>
       </w:r>
@@ -1518,6 +1558,7 @@
       <w:r>
         <w:rPr>
           <w:rStyle w:val="SourceText"/>
+          <w:rFonts w:asciiTheme="minorHAnsi" w:hAnsiTheme="minorHAnsi"/>
         </w:rPr>
         <w:t>(</w:t>
       </w:r>
@@ -1525,6 +1566,7 @@
       <w:r>
         <w:rPr>
           <w:rStyle w:val="SourceText"/>
+          <w:rFonts w:asciiTheme="minorHAnsi" w:hAnsiTheme="minorHAnsi"/>
         </w:rPr>
         <w:t>)</w:t>
       </w:r>
@@ -1607,6 +1649,7 @@
             <w:r>
               <w:rPr>
                 <w:rStyle w:val="SourceText"/>
+                <w:rFonts w:asciiTheme="minorHAnsi" w:hAnsiTheme="minorHAnsi"/>
               </w:rPr>
               <w:t>RTC_</w:t>
             </w:r>
@@ -1614,6 +1657,7 @@
             <w:r>
               <w:rPr>
                 <w:rStyle w:val="SourceText"/>
+                <w:rFonts w:asciiTheme="minorHAnsi" w:hAnsiTheme="minorHAnsi"/>
               </w:rPr>
               <w:t>SetDateTime</w:t>
             </w:r>
@@ -1621,6 +1665,7 @@
             <w:r>
               <w:rPr>
                 <w:rStyle w:val="SourceText"/>
+                <w:rFonts w:asciiTheme="minorHAnsi" w:hAnsiTheme="minorHAnsi"/>
               </w:rPr>
               <w:t>(</w:t>
             </w:r>
@@ -1628,6 +1673,7 @@
             <w:r>
               <w:rPr>
                 <w:rStyle w:val="SourceText"/>
+                <w:rFonts w:asciiTheme="minorHAnsi" w:hAnsiTheme="minorHAnsi"/>
               </w:rPr>
               <w:t>)</w:t>
             </w:r>
@@ -1666,6 +1712,7 @@
             <w:r>
               <w:rPr>
                 <w:rStyle w:val="SourceText"/>
+                <w:rFonts w:asciiTheme="minorHAnsi" w:hAnsiTheme="minorHAnsi"/>
               </w:rPr>
               <w:t>RTC_</w:t>
             </w:r>
@@ -1673,6 +1720,7 @@
             <w:r>
               <w:rPr>
                 <w:rStyle w:val="SourceText"/>
+                <w:rFonts w:asciiTheme="minorHAnsi" w:hAnsiTheme="minorHAnsi"/>
               </w:rPr>
               <w:t>GetDateTime</w:t>
             </w:r>
@@ -1680,6 +1728,7 @@
             <w:r>
               <w:rPr>
                 <w:rStyle w:val="SourceText"/>
+                <w:rFonts w:asciiTheme="minorHAnsi" w:hAnsiTheme="minorHAnsi"/>
               </w:rPr>
               <w:t>(</w:t>
             </w:r>
@@ -1687,6 +1736,7 @@
             <w:r>
               <w:rPr>
                 <w:rStyle w:val="SourceText"/>
+                <w:rFonts w:asciiTheme="minorHAnsi" w:hAnsiTheme="minorHAnsi"/>
               </w:rPr>
               <w:t>)</w:t>
             </w:r>
@@ -1725,6 +1775,7 @@
             <w:r>
               <w:rPr>
                 <w:rStyle w:val="SourceText"/>
+                <w:rFonts w:asciiTheme="minorHAnsi" w:hAnsiTheme="minorHAnsi"/>
               </w:rPr>
               <w:t>RTC_</w:t>
             </w:r>
@@ -1732,6 +1783,7 @@
             <w:r>
               <w:rPr>
                 <w:rStyle w:val="SourceText"/>
+                <w:rFonts w:asciiTheme="minorHAnsi" w:hAnsiTheme="minorHAnsi"/>
               </w:rPr>
               <w:t>ToUnixEpoch</w:t>
             </w:r>
@@ -1739,6 +1791,7 @@
             <w:r>
               <w:rPr>
                 <w:rStyle w:val="SourceText"/>
+                <w:rFonts w:asciiTheme="minorHAnsi" w:hAnsiTheme="minorHAnsi"/>
               </w:rPr>
               <w:t>(</w:t>
             </w:r>
@@ -1746,6 +1799,7 @@
             <w:r>
               <w:rPr>
                 <w:rStyle w:val="SourceText"/>
+                <w:rFonts w:asciiTheme="minorHAnsi" w:hAnsiTheme="minorHAnsi"/>
               </w:rPr>
               <w:t>)</w:t>
             </w:r>
@@ -1784,6 +1838,7 @@
             <w:r>
               <w:rPr>
                 <w:rStyle w:val="SourceText"/>
+                <w:rFonts w:asciiTheme="minorHAnsi" w:hAnsiTheme="minorHAnsi"/>
               </w:rPr>
               <w:t>RTC_</w:t>
             </w:r>
@@ -1791,6 +1846,7 @@
             <w:r>
               <w:rPr>
                 <w:rStyle w:val="SourceText"/>
+                <w:rFonts w:asciiTheme="minorHAnsi" w:hAnsiTheme="minorHAnsi"/>
               </w:rPr>
               <w:t>FromUnixEpoch</w:t>
             </w:r>
@@ -1798,6 +1854,7 @@
             <w:r>
               <w:rPr>
                 <w:rStyle w:val="SourceText"/>
+                <w:rFonts w:asciiTheme="minorHAnsi" w:hAnsiTheme="minorHAnsi"/>
               </w:rPr>
               <w:t>(</w:t>
             </w:r>
@@ -1805,6 +1862,7 @@
             <w:r>
               <w:rPr>
                 <w:rStyle w:val="SourceText"/>
+                <w:rFonts w:asciiTheme="minorHAnsi" w:hAnsiTheme="minorHAnsi"/>
               </w:rPr>
               <w:t>)</w:t>
             </w:r>
@@ -1843,6 +1901,7 @@
             <w:r>
               <w:rPr>
                 <w:rStyle w:val="SourceText"/>
+                <w:rFonts w:asciiTheme="minorHAnsi" w:hAnsiTheme="minorHAnsi"/>
               </w:rPr>
               <w:t>RTC_</w:t>
             </w:r>
@@ -1850,6 +1909,7 @@
             <w:r>
               <w:rPr>
                 <w:rStyle w:val="SourceText"/>
+                <w:rFonts w:asciiTheme="minorHAnsi" w:hAnsiTheme="minorHAnsi"/>
               </w:rPr>
               <w:t>ToGPSEpoch</w:t>
             </w:r>
@@ -1857,6 +1917,7 @@
             <w:r>
               <w:rPr>
                 <w:rStyle w:val="SourceText"/>
+                <w:rFonts w:asciiTheme="minorHAnsi" w:hAnsiTheme="minorHAnsi"/>
               </w:rPr>
               <w:t>(</w:t>
             </w:r>
@@ -1864,6 +1925,7 @@
             <w:r>
               <w:rPr>
                 <w:rStyle w:val="SourceText"/>
+                <w:rFonts w:asciiTheme="minorHAnsi" w:hAnsiTheme="minorHAnsi"/>
               </w:rPr>
               <w:t>)</w:t>
             </w:r>
@@ -1904,6 +1966,7 @@
       <w:r>
         <w:rPr>
           <w:rStyle w:val="SourceText"/>
+          <w:rFonts w:asciiTheme="minorHAnsi" w:hAnsiTheme="minorHAnsi"/>
         </w:rPr>
         <w:t>’</w:t>
       </w:r>
@@ -1911,12 +1974,14 @@
       <w:r>
         <w:rPr>
           <w:rStyle w:val="SourceText"/>
+          <w:rFonts w:asciiTheme="minorHAnsi" w:hAnsiTheme="minorHAnsi"/>
         </w:rPr>
         <w:t>s</w:t>
       </w:r>
       <w:r>
         <w:rPr>
           <w:rStyle w:val="SourceText"/>
+          <w:rFonts w:asciiTheme="minorHAnsi" w:hAnsiTheme="minorHAnsi"/>
         </w:rPr>
         <w:t>ettime</w:t>
       </w:r>
@@ -1924,12 +1989,14 @@
       <w:r>
         <w:rPr>
           <w:rStyle w:val="SourceText"/>
+          <w:rFonts w:asciiTheme="minorHAnsi" w:hAnsiTheme="minorHAnsi"/>
         </w:rPr>
         <w:t xml:space="preserve"> &lt;UNIX_EPOCH&gt;</w:t>
       </w:r>
       <w:r>
         <w:rPr>
           <w:rStyle w:val="SourceText"/>
+          <w:rFonts w:asciiTheme="minorHAnsi" w:hAnsiTheme="minorHAnsi"/>
         </w:rPr>
         <w:t>’</w:t>
       </w:r>
@@ -1939,6 +2006,7 @@
       <w:r>
         <w:rPr>
           <w:rStyle w:val="SourceText"/>
+          <w:rFonts w:asciiTheme="minorHAnsi" w:hAnsiTheme="minorHAnsi"/>
         </w:rPr>
         <w:t>’</w:t>
       </w:r>
@@ -1946,12 +2014,14 @@
       <w:r>
         <w:rPr>
           <w:rStyle w:val="SourceText"/>
+          <w:rFonts w:asciiTheme="minorHAnsi" w:hAnsiTheme="minorHAnsi"/>
         </w:rPr>
         <w:t>r</w:t>
       </w:r>
       <w:r>
         <w:rPr>
           <w:rStyle w:val="SourceText"/>
+          <w:rFonts w:asciiTheme="minorHAnsi" w:hAnsiTheme="minorHAnsi"/>
         </w:rPr>
         <w:t>tc-settime</w:t>
       </w:r>
@@ -1959,12 +2029,14 @@
       <w:r>
         <w:rPr>
           <w:rStyle w:val="SourceText"/>
+          <w:rFonts w:asciiTheme="minorHAnsi" w:hAnsiTheme="minorHAnsi"/>
         </w:rPr>
         <w:t xml:space="preserve"> YYYY MM DD HH MM SS</w:t>
       </w:r>
       <w:r>
         <w:rPr>
           <w:rStyle w:val="SourceText"/>
+          <w:rFonts w:asciiTheme="minorHAnsi" w:hAnsiTheme="minorHAnsi"/>
         </w:rPr>
         <w:t>’</w:t>
       </w:r>
@@ -1974,6 +2046,7 @@
       <w:r>
         <w:rPr>
           <w:rStyle w:val="SourceText"/>
+          <w:rFonts w:asciiTheme="minorHAnsi" w:hAnsiTheme="minorHAnsi"/>
         </w:rPr>
         <w:t>’</w:t>
       </w:r>
@@ -1981,12 +2054,14 @@
       <w:r>
         <w:rPr>
           <w:rStyle w:val="SourceText"/>
+          <w:rFonts w:asciiTheme="minorHAnsi" w:hAnsiTheme="minorHAnsi"/>
         </w:rPr>
         <w:t>r</w:t>
       </w:r>
       <w:r>
         <w:rPr>
           <w:rStyle w:val="SourceText"/>
+          <w:rFonts w:asciiTheme="minorHAnsi" w:hAnsiTheme="minorHAnsi"/>
         </w:rPr>
         <w:t>tc</w:t>
       </w:r>
@@ -1994,6 +2069,7 @@
       <w:r>
         <w:rPr>
           <w:rStyle w:val="SourceText"/>
+          <w:rFonts w:asciiTheme="minorHAnsi" w:hAnsiTheme="minorHAnsi"/>
         </w:rPr>
         <w:t>-time</w:t>
       </w:r>
@@ -2004,6 +2080,7 @@
       <w:r>
         <w:rPr>
           <w:rStyle w:val="SourceText"/>
+          <w:rFonts w:asciiTheme="minorHAnsi" w:hAnsiTheme="minorHAnsi"/>
         </w:rPr>
         <w:t>rtc</w:t>
       </w:r>
@@ -2011,12 +2088,14 @@
       <w:r>
         <w:rPr>
           <w:rStyle w:val="SourceText"/>
+          <w:rFonts w:asciiTheme="minorHAnsi" w:hAnsiTheme="minorHAnsi"/>
         </w:rPr>
         <w:t>-epoch</w:t>
       </w:r>
       <w:r>
         <w:rPr>
           <w:rStyle w:val="SourceText"/>
+          <w:rFonts w:asciiTheme="minorHAnsi" w:hAnsiTheme="minorHAnsi"/>
         </w:rPr>
         <w:t>’</w:t>
       </w:r>
@@ -2026,6 +2105,7 @@
       <w:r>
         <w:rPr>
           <w:rStyle w:val="SourceText"/>
+          <w:rFonts w:asciiTheme="minorHAnsi" w:hAnsiTheme="minorHAnsi"/>
         </w:rPr>
         <w:t>’</w:t>
       </w:r>
@@ -2033,12 +2113,14 @@
       <w:r>
         <w:rPr>
           <w:rStyle w:val="SourceText"/>
+          <w:rFonts w:asciiTheme="minorHAnsi" w:hAnsiTheme="minorHAnsi"/>
         </w:rPr>
         <w:t>r</w:t>
       </w:r>
       <w:r>
         <w:rPr>
           <w:rStyle w:val="SourceText"/>
+          <w:rFonts w:asciiTheme="minorHAnsi" w:hAnsiTheme="minorHAnsi"/>
         </w:rPr>
         <w:t>tc</w:t>
       </w:r>
@@ -2046,12 +2128,14 @@
       <w:r>
         <w:rPr>
           <w:rStyle w:val="SourceText"/>
+          <w:rFonts w:asciiTheme="minorHAnsi" w:hAnsiTheme="minorHAnsi"/>
         </w:rPr>
         <w:t>-temp</w:t>
       </w:r>
       <w:r>
         <w:rPr>
           <w:rStyle w:val="SourceText"/>
+          <w:rFonts w:asciiTheme="minorHAnsi" w:hAnsiTheme="minorHAnsi"/>
         </w:rPr>
         <w:t>’</w:t>
       </w:r>
@@ -2062,6 +2146,7 @@
       <w:r>
         <w:rPr>
           <w:rStyle w:val="SourceText"/>
+          <w:rFonts w:asciiTheme="minorHAnsi" w:hAnsiTheme="minorHAnsi"/>
         </w:rPr>
         <w:t>lowpower_rtc_</w:t>
       </w:r>
@@ -2069,6 +2154,7 @@
       <w:r>
         <w:rPr>
           <w:rStyle w:val="SourceText"/>
+          <w:rFonts w:asciiTheme="minorHAnsi" w:hAnsiTheme="minorHAnsi"/>
         </w:rPr>
         <w:t>begin</w:t>
       </w:r>
@@ -2076,6 +2162,7 @@
       <w:r>
         <w:rPr>
           <w:rStyle w:val="SourceText"/>
+          <w:rFonts w:asciiTheme="minorHAnsi" w:hAnsiTheme="minorHAnsi"/>
         </w:rPr>
         <w:t>(</w:t>
       </w:r>
@@ -2083,6 +2170,7 @@
       <w:r>
         <w:rPr>
           <w:rStyle w:val="SourceText"/>
+          <w:rFonts w:asciiTheme="minorHAnsi" w:hAnsiTheme="minorHAnsi"/>
         </w:rPr>
         <w:t>)</w:t>
       </w:r>
@@ -2093,6 +2181,7 @@
       <w:r>
         <w:rPr>
           <w:rStyle w:val="SourceText"/>
+          <w:rFonts w:asciiTheme="minorHAnsi" w:hAnsiTheme="minorHAnsi"/>
         </w:rPr>
         <w:t>lowpower_rtc_end</w:t>
       </w:r>
@@ -2100,6 +2189,7 @@
       <w:r>
         <w:rPr>
           <w:rStyle w:val="SourceText"/>
+          <w:rFonts w:asciiTheme="minorHAnsi" w:hAnsiTheme="minorHAnsi"/>
         </w:rPr>
         <w:t>()</w:t>
       </w:r>
@@ -2132,6 +2222,7 @@
       <w:r>
         <w:rPr>
           <w:rStyle w:val="SourceText"/>
+          <w:rFonts w:asciiTheme="minorHAnsi" w:hAnsiTheme="minorHAnsi"/>
         </w:rPr>
         <w:t>get_</w:t>
       </w:r>
@@ -2139,6 +2230,7 @@
       <w:r>
         <w:rPr>
           <w:rStyle w:val="SourceText"/>
+          <w:rFonts w:asciiTheme="minorHAnsi" w:hAnsiTheme="minorHAnsi"/>
         </w:rPr>
         <w:t>fattime</w:t>
       </w:r>
@@ -2146,6 +2238,7 @@
       <w:r>
         <w:rPr>
           <w:rStyle w:val="SourceText"/>
+          <w:rFonts w:asciiTheme="minorHAnsi" w:hAnsiTheme="minorHAnsi"/>
         </w:rPr>
         <w:t>(</w:t>
       </w:r>
@@ -2153,6 +2246,7 @@
       <w:r>
         <w:rPr>
           <w:rStyle w:val="SourceText"/>
+          <w:rFonts w:asciiTheme="minorHAnsi" w:hAnsiTheme="minorHAnsi"/>
         </w:rPr>
         <w:t>)</w:t>
       </w:r>
@@ -2162,6 +2256,7 @@
       <w:r>
         <w:rPr>
           <w:rStyle w:val="SourceText"/>
+          <w:rFonts w:asciiTheme="minorHAnsi" w:hAnsiTheme="minorHAnsi"/>
         </w:rPr>
         <w:t>FATFS/App/</w:t>
       </w:r>
@@ -2169,6 +2264,7 @@
       <w:r>
         <w:rPr>
           <w:rStyle w:val="SourceText"/>
+          <w:rFonts w:asciiTheme="minorHAnsi" w:hAnsiTheme="minorHAnsi"/>
         </w:rPr>
         <w:t>fatfs.c</w:t>
       </w:r>
@@ -2180,6 +2276,7 @@
       <w:r>
         <w:rPr>
           <w:rStyle w:val="SourceText"/>
+          <w:rFonts w:asciiTheme="minorHAnsi" w:hAnsiTheme="minorHAnsi"/>
         </w:rPr>
         <w:t>RTC_</w:t>
       </w:r>
@@ -2187,6 +2284,7 @@
       <w:r>
         <w:rPr>
           <w:rStyle w:val="SourceText"/>
+          <w:rFonts w:asciiTheme="minorHAnsi" w:hAnsiTheme="minorHAnsi"/>
         </w:rPr>
         <w:t>GetDateTime</w:t>
       </w:r>
@@ -2194,6 +2292,7 @@
       <w:r>
         <w:rPr>
           <w:rStyle w:val="SourceText"/>
+          <w:rFonts w:asciiTheme="minorHAnsi" w:hAnsiTheme="minorHAnsi"/>
         </w:rPr>
         <w:t>(</w:t>
       </w:r>
@@ -2201,6 +2300,7 @@
       <w:r>
         <w:rPr>
           <w:rStyle w:val="SourceText"/>
+          <w:rFonts w:asciiTheme="minorHAnsi" w:hAnsiTheme="minorHAnsi"/>
         </w:rPr>
         <w:t>)</w:t>
       </w:r>
@@ -2211,6 +2311,7 @@
       <w:r>
         <w:rPr>
           <w:rStyle w:val="SourceText"/>
+          <w:rFonts w:asciiTheme="minorHAnsi" w:hAnsiTheme="minorHAnsi"/>
         </w:rPr>
         <w:t>RTC_</w:t>
       </w:r>
@@ -2218,6 +2319,7 @@
       <w:r>
         <w:rPr>
           <w:rStyle w:val="SourceText"/>
+          <w:rFonts w:asciiTheme="minorHAnsi" w:hAnsiTheme="minorHAnsi"/>
         </w:rPr>
         <w:t>GetDateTime</w:t>
       </w:r>
@@ -2225,6 +2327,7 @@
       <w:r>
         <w:rPr>
           <w:rStyle w:val="SourceText"/>
+          <w:rFonts w:asciiTheme="minorHAnsi" w:hAnsiTheme="minorHAnsi"/>
         </w:rPr>
         <w:t>(</w:t>
       </w:r>
@@ -2232,6 +2335,7 @@
       <w:r>
         <w:rPr>
           <w:rStyle w:val="SourceText"/>
+          <w:rFonts w:asciiTheme="minorHAnsi" w:hAnsiTheme="minorHAnsi"/>
         </w:rPr>
         <w:t>)</w:t>
       </w:r>
@@ -2242,6 +2346,7 @@
       <w:r>
         <w:rPr>
           <w:rStyle w:val="SourceText"/>
+          <w:rFonts w:asciiTheme="minorHAnsi" w:hAnsiTheme="minorHAnsi"/>
         </w:rPr>
         <w:t>get_unix_timestamp</w:t>
       </w:r>
@@ -2249,6 +2354,7 @@
       <w:r>
         <w:rPr>
           <w:rStyle w:val="SourceText"/>
+          <w:rFonts w:asciiTheme="minorHAnsi" w:hAnsiTheme="minorHAnsi"/>
         </w:rPr>
         <w:t>()</w:t>
       </w:r>
@@ -2259,6 +2365,7 @@
       <w:r>
         <w:rPr>
           <w:rStyle w:val="SourceText"/>
+          <w:rFonts w:asciiTheme="minorHAnsi" w:hAnsiTheme="minorHAnsi"/>
         </w:rPr>
         <w:t>RTC_FromUnixEpoch</w:t>
       </w:r>
@@ -2266,6 +2373,7 @@
       <w:r>
         <w:rPr>
           <w:rStyle w:val="SourceText"/>
+          <w:rFonts w:asciiTheme="minorHAnsi" w:hAnsiTheme="minorHAnsi"/>
         </w:rPr>
         <w:t>()</w:t>
       </w:r>
@@ -2276,6 +2384,7 @@
       <w:r>
         <w:rPr>
           <w:rStyle w:val="SourceText"/>
+          <w:rFonts w:asciiTheme="minorHAnsi" w:hAnsiTheme="minorHAnsi"/>
         </w:rPr>
         <w:t>build_filename</w:t>
       </w:r>
@@ -2283,6 +2392,7 @@
       <w:r>
         <w:rPr>
           <w:rStyle w:val="SourceText"/>
+          <w:rFonts w:asciiTheme="minorHAnsi" w:hAnsiTheme="minorHAnsi"/>
         </w:rPr>
         <w:t>()</w:t>
       </w:r>
@@ -2292,59 +2402,12 @@
       <w:r>
         <w:rPr>
           <w:rStyle w:val="SourceText"/>
+          <w:rFonts w:asciiTheme="minorHAnsi" w:hAnsiTheme="minorHAnsi"/>
         </w:rPr>
         <w:t>DDMMYYYY_HHMMSS_record.csv</w:t>
       </w:r>
       <w:r>
-        <w:t xml:space="preserve"> (</w:t>
-      </w:r>
-      <w:r>
-        <w:rPr>
-          <w:rStyle w:val="SourceText"/>
-        </w:rPr>
-        <w:t>FATFS/App/</w:t>
-      </w:r>
-      <w:proofErr w:type="spellStart"/>
-      <w:r>
-        <w:rPr>
-          <w:rStyle w:val="SourceText"/>
-        </w:rPr>
-        <w:t>fatfs.c</w:t>
-      </w:r>
-      <w:proofErr w:type="spellEnd"/>
-      <w:r>
-        <w:t xml:space="preserve">, </w:t>
-      </w:r>
-      <w:r>
-        <w:rPr>
-          <w:rStyle w:val="SourceText"/>
-        </w:rPr>
-        <w:t>Core/</w:t>
-      </w:r>
-      <w:proofErr w:type="spellStart"/>
-      <w:r>
-        <w:rPr>
-          <w:rStyle w:val="SourceText"/>
-        </w:rPr>
-        <w:t>Src</w:t>
-      </w:r>
-      <w:proofErr w:type="spellEnd"/>
-      <w:r>
-        <w:rPr>
-          <w:rStyle w:val="SourceText"/>
-        </w:rPr>
-        <w:t>/</w:t>
-      </w:r>
-      <w:proofErr w:type="spellStart"/>
-      <w:r>
-        <w:rPr>
-          <w:rStyle w:val="SourceText"/>
-        </w:rPr>
-        <w:t>recorder.c</w:t>
-      </w:r>
-      <w:proofErr w:type="spellEnd"/>
-      <w:r>
-        <w:t>).</w:t>
+        <w:t>.</w:t>
       </w:r>
     </w:p>
     <w:p>
@@ -2470,6 +2533,7 @@
             <w:r>
               <w:rPr>
                 <w:rStyle w:val="SourceText"/>
+                <w:rFonts w:asciiTheme="minorHAnsi" w:hAnsiTheme="minorHAnsi"/>
               </w:rPr>
               <w:t>RTC_</w:t>
             </w:r>
@@ -2477,6 +2541,7 @@
             <w:r>
               <w:rPr>
                 <w:rStyle w:val="SourceText"/>
+                <w:rFonts w:asciiTheme="minorHAnsi" w:hAnsiTheme="minorHAnsi"/>
               </w:rPr>
               <w:t>SetAlarm</w:t>
             </w:r>
@@ -2484,6 +2549,7 @@
             <w:r>
               <w:rPr>
                 <w:rStyle w:val="SourceText"/>
+                <w:rFonts w:asciiTheme="minorHAnsi" w:hAnsiTheme="minorHAnsi"/>
               </w:rPr>
               <w:t>(</w:t>
             </w:r>
@@ -2491,6 +2557,7 @@
             <w:r>
               <w:rPr>
                 <w:rStyle w:val="SourceText"/>
+                <w:rFonts w:asciiTheme="minorHAnsi" w:hAnsiTheme="minorHAnsi"/>
               </w:rPr>
               <w:t>)</w:t>
             </w:r>
@@ -2501,6 +2568,7 @@
             <w:r>
               <w:rPr>
                 <w:rStyle w:val="SourceText"/>
+                <w:rFonts w:asciiTheme="minorHAnsi" w:hAnsiTheme="minorHAnsi"/>
               </w:rPr>
               <w:t>RTC_GetAlarm</w:t>
             </w:r>
@@ -2508,6 +2576,7 @@
             <w:r>
               <w:rPr>
                 <w:rStyle w:val="SourceText"/>
+                <w:rFonts w:asciiTheme="minorHAnsi" w:hAnsiTheme="minorHAnsi"/>
               </w:rPr>
               <w:t>()</w:t>
             </w:r>
@@ -2518,6 +2587,7 @@
             <w:r>
               <w:rPr>
                 <w:rStyle w:val="SourceText"/>
+                <w:rFonts w:asciiTheme="minorHAnsi" w:hAnsiTheme="minorHAnsi"/>
               </w:rPr>
               <w:t>RTC_EnableAlarm</w:t>
             </w:r>
@@ -2525,6 +2595,7 @@
             <w:r>
               <w:rPr>
                 <w:rStyle w:val="SourceText"/>
+                <w:rFonts w:asciiTheme="minorHAnsi" w:hAnsiTheme="minorHAnsi"/>
               </w:rPr>
               <w:t>()</w:t>
             </w:r>
@@ -2535,6 +2606,7 @@
             <w:r>
               <w:rPr>
                 <w:rStyle w:val="SourceText"/>
+                <w:rFonts w:asciiTheme="minorHAnsi" w:hAnsiTheme="minorHAnsi"/>
               </w:rPr>
               <w:t>RTC_ClearAlarmFlag</w:t>
             </w:r>
@@ -2542,6 +2614,7 @@
             <w:r>
               <w:rPr>
                 <w:rStyle w:val="SourceText"/>
+                <w:rFonts w:asciiTheme="minorHAnsi" w:hAnsiTheme="minorHAnsi"/>
               </w:rPr>
               <w:t>()</w:t>
             </w:r>
@@ -2580,6 +2653,7 @@
             <w:r>
               <w:rPr>
                 <w:rStyle w:val="SourceText"/>
+                <w:rFonts w:asciiTheme="minorHAnsi" w:hAnsiTheme="minorHAnsi"/>
               </w:rPr>
               <w:t>RTC_</w:t>
             </w:r>
@@ -2587,6 +2661,7 @@
             <w:r>
               <w:rPr>
                 <w:rStyle w:val="SourceText"/>
+                <w:rFonts w:asciiTheme="minorHAnsi" w:hAnsiTheme="minorHAnsi"/>
               </w:rPr>
               <w:t>SetExtendedAlarm</w:t>
             </w:r>
@@ -2594,6 +2669,7 @@
             <w:r>
               <w:rPr>
                 <w:rStyle w:val="SourceText"/>
+                <w:rFonts w:asciiTheme="minorHAnsi" w:hAnsiTheme="minorHAnsi"/>
               </w:rPr>
               <w:t>(</w:t>
             </w:r>
@@ -2601,6 +2677,7 @@
             <w:r>
               <w:rPr>
                 <w:rStyle w:val="SourceText"/>
+                <w:rFonts w:asciiTheme="minorHAnsi" w:hAnsiTheme="minorHAnsi"/>
               </w:rPr>
               <w:t>)</w:t>
             </w:r>
@@ -2611,6 +2688,7 @@
             <w:r>
               <w:rPr>
                 <w:rStyle w:val="SourceText"/>
+                <w:rFonts w:asciiTheme="minorHAnsi" w:hAnsiTheme="minorHAnsi"/>
               </w:rPr>
               <w:t>RTC_GetExtendedAlarm</w:t>
             </w:r>
@@ -2618,6 +2696,7 @@
             <w:r>
               <w:rPr>
                 <w:rStyle w:val="SourceText"/>
+                <w:rFonts w:asciiTheme="minorHAnsi" w:hAnsiTheme="minorHAnsi"/>
               </w:rPr>
               <w:t>()</w:t>
             </w:r>
@@ -2656,6 +2735,7 @@
             <w:r>
               <w:rPr>
                 <w:rStyle w:val="SourceText"/>
+                <w:rFonts w:asciiTheme="minorHAnsi" w:hAnsiTheme="minorHAnsi"/>
               </w:rPr>
               <w:t>RTC_</w:t>
             </w:r>
@@ -2663,6 +2743,7 @@
             <w:r>
               <w:rPr>
                 <w:rStyle w:val="SourceText"/>
+                <w:rFonts w:asciiTheme="minorHAnsi" w:hAnsiTheme="minorHAnsi"/>
               </w:rPr>
               <w:t>SetTimer</w:t>
             </w:r>
@@ -2670,6 +2751,7 @@
             <w:r>
               <w:rPr>
                 <w:rStyle w:val="SourceText"/>
+                <w:rFonts w:asciiTheme="minorHAnsi" w:hAnsiTheme="minorHAnsi"/>
               </w:rPr>
               <w:t>(</w:t>
             </w:r>
@@ -2677,6 +2759,7 @@
             <w:r>
               <w:rPr>
                 <w:rStyle w:val="SourceText"/>
+                <w:rFonts w:asciiTheme="minorHAnsi" w:hAnsiTheme="minorHAnsi"/>
               </w:rPr>
               <w:t>)</w:t>
             </w:r>
@@ -2687,6 +2770,7 @@
             <w:r>
               <w:rPr>
                 <w:rStyle w:val="SourceText"/>
+                <w:rFonts w:asciiTheme="minorHAnsi" w:hAnsiTheme="minorHAnsi"/>
               </w:rPr>
               <w:t>RTC_GetTimer</w:t>
             </w:r>
@@ -2694,6 +2778,7 @@
             <w:r>
               <w:rPr>
                 <w:rStyle w:val="SourceText"/>
+                <w:rFonts w:asciiTheme="minorHAnsi" w:hAnsiTheme="minorHAnsi"/>
               </w:rPr>
               <w:t>()</w:t>
             </w:r>
@@ -2704,6 +2789,7 @@
             <w:r>
               <w:rPr>
                 <w:rStyle w:val="SourceText"/>
+                <w:rFonts w:asciiTheme="minorHAnsi" w:hAnsiTheme="minorHAnsi"/>
               </w:rPr>
               <w:t>RTC_EnableTimer</w:t>
             </w:r>
@@ -2711,6 +2797,7 @@
             <w:r>
               <w:rPr>
                 <w:rStyle w:val="SourceText"/>
+                <w:rFonts w:asciiTheme="minorHAnsi" w:hAnsiTheme="minorHAnsi"/>
               </w:rPr>
               <w:t>()</w:t>
             </w:r>
@@ -2721,6 +2808,7 @@
             <w:r>
               <w:rPr>
                 <w:rStyle w:val="SourceText"/>
+                <w:rFonts w:asciiTheme="minorHAnsi" w:hAnsiTheme="minorHAnsi"/>
               </w:rPr>
               <w:t>RTC_EnableTimerInterrupt</w:t>
             </w:r>
@@ -2728,6 +2816,7 @@
             <w:r>
               <w:rPr>
                 <w:rStyle w:val="SourceText"/>
+                <w:rFonts w:asciiTheme="minorHAnsi" w:hAnsiTheme="minorHAnsi"/>
               </w:rPr>
               <w:t>()</w:t>
             </w:r>
@@ -2738,6 +2827,7 @@
             <w:r>
               <w:rPr>
                 <w:rStyle w:val="SourceText"/>
+                <w:rFonts w:asciiTheme="minorHAnsi" w:hAnsiTheme="minorHAnsi"/>
               </w:rPr>
               <w:t>RTC_SetTimerDivision</w:t>
             </w:r>
@@ -2745,6 +2835,7 @@
             <w:r>
               <w:rPr>
                 <w:rStyle w:val="SourceText"/>
+                <w:rFonts w:asciiTheme="minorHAnsi" w:hAnsiTheme="minorHAnsi"/>
               </w:rPr>
               <w:t>()</w:t>
             </w:r>
@@ -2783,6 +2874,7 @@
             <w:r>
               <w:rPr>
                 <w:rStyle w:val="SourceText"/>
+                <w:rFonts w:asciiTheme="minorHAnsi" w:hAnsiTheme="minorHAnsi"/>
               </w:rPr>
               <w:t>RTC_</w:t>
             </w:r>
@@ -2790,6 +2882,7 @@
             <w:r>
               <w:rPr>
                 <w:rStyle w:val="SourceText"/>
+                <w:rFonts w:asciiTheme="minorHAnsi" w:hAnsiTheme="minorHAnsi"/>
               </w:rPr>
               <w:t>GetInterruptFlags</w:t>
             </w:r>
@@ -2797,6 +2890,7 @@
             <w:r>
               <w:rPr>
                 <w:rStyle w:val="SourceText"/>
+                <w:rFonts w:asciiTheme="minorHAnsi" w:hAnsiTheme="minorHAnsi"/>
               </w:rPr>
               <w:t>(</w:t>
             </w:r>
@@ -2804,6 +2898,7 @@
             <w:r>
               <w:rPr>
                 <w:rStyle w:val="SourceText"/>
+                <w:rFonts w:asciiTheme="minorHAnsi" w:hAnsiTheme="minorHAnsi"/>
               </w:rPr>
               <w:t>)</w:t>
             </w:r>
@@ -2814,6 +2909,7 @@
             <w:r>
               <w:rPr>
                 <w:rStyle w:val="SourceText"/>
+                <w:rFonts w:asciiTheme="minorHAnsi" w:hAnsiTheme="minorHAnsi"/>
               </w:rPr>
               <w:t>RTC_GetStatusFlags</w:t>
             </w:r>
@@ -2821,6 +2917,7 @@
             <w:r>
               <w:rPr>
                 <w:rStyle w:val="SourceText"/>
+                <w:rFonts w:asciiTheme="minorHAnsi" w:hAnsiTheme="minorHAnsi"/>
               </w:rPr>
               <w:t>()</w:t>
             </w:r>
@@ -2831,6 +2928,7 @@
             <w:r>
               <w:rPr>
                 <w:rStyle w:val="SourceText"/>
+                <w:rFonts w:asciiTheme="minorHAnsi" w:hAnsiTheme="minorHAnsi"/>
               </w:rPr>
               <w:t>RTC_GetInterruptState</w:t>
             </w:r>
@@ -2838,6 +2936,7 @@
             <w:r>
               <w:rPr>
                 <w:rStyle w:val="SourceText"/>
+                <w:rFonts w:asciiTheme="minorHAnsi" w:hAnsiTheme="minorHAnsi"/>
               </w:rPr>
               <w:t>()</w:t>
             </w:r>
@@ -2848,6 +2947,7 @@
             <w:r>
               <w:rPr>
                 <w:rStyle w:val="SourceText"/>
+                <w:rFonts w:asciiTheme="minorHAnsi" w:hAnsiTheme="minorHAnsi"/>
               </w:rPr>
               <w:t>RTC_ClearInterruptSources</w:t>
             </w:r>
@@ -2855,6 +2955,7 @@
             <w:r>
               <w:rPr>
                 <w:rStyle w:val="SourceText"/>
+                <w:rFonts w:asciiTheme="minorHAnsi" w:hAnsiTheme="minorHAnsi"/>
               </w:rPr>
               <w:t>()</w:t>
             </w:r>
@@ -2865,6 +2966,7 @@
             <w:r>
               <w:rPr>
                 <w:rStyle w:val="SourceText"/>
+                <w:rFonts w:asciiTheme="minorHAnsi" w:hAnsiTheme="minorHAnsi"/>
               </w:rPr>
               <w:t>RTC_ClearAllFlags</w:t>
             </w:r>
@@ -2872,6 +2974,7 @@
             <w:r>
               <w:rPr>
                 <w:rStyle w:val="SourceText"/>
+                <w:rFonts w:asciiTheme="minorHAnsi" w:hAnsiTheme="minorHAnsi"/>
               </w:rPr>
               <w:t>()</w:t>
             </w:r>
@@ -2910,6 +3013,7 @@
             <w:r>
               <w:rPr>
                 <w:rStyle w:val="SourceText"/>
+                <w:rFonts w:asciiTheme="minorHAnsi" w:hAnsiTheme="minorHAnsi"/>
               </w:rPr>
               <w:t>RTC_</w:t>
             </w:r>
@@ -2917,6 +3021,7 @@
             <w:r>
               <w:rPr>
                 <w:rStyle w:val="SourceText"/>
+                <w:rFonts w:asciiTheme="minorHAnsi" w:hAnsiTheme="minorHAnsi"/>
               </w:rPr>
               <w:t>NotifyInterrupt</w:t>
             </w:r>
@@ -2924,6 +3029,7 @@
             <w:r>
               <w:rPr>
                 <w:rStyle w:val="SourceText"/>
+                <w:rFonts w:asciiTheme="minorHAnsi" w:hAnsiTheme="minorHAnsi"/>
               </w:rPr>
               <w:t>(</w:t>
             </w:r>
@@ -2931,6 +3037,7 @@
             <w:r>
               <w:rPr>
                 <w:rStyle w:val="SourceText"/>
+                <w:rFonts w:asciiTheme="minorHAnsi" w:hAnsiTheme="minorHAnsi"/>
               </w:rPr>
               <w:t>)</w:t>
             </w:r>
@@ -2941,6 +3048,7 @@
             <w:r>
               <w:rPr>
                 <w:rStyle w:val="SourceText"/>
+                <w:rFonts w:asciiTheme="minorHAnsi" w:hAnsiTheme="minorHAnsi"/>
               </w:rPr>
               <w:t>RTC_IsInterruptPending</w:t>
             </w:r>
@@ -2948,6 +3056,7 @@
             <w:r>
               <w:rPr>
                 <w:rStyle w:val="SourceText"/>
+                <w:rFonts w:asciiTheme="minorHAnsi" w:hAnsiTheme="minorHAnsi"/>
               </w:rPr>
               <w:t>()</w:t>
             </w:r>
@@ -2958,6 +3067,7 @@
             <w:r>
               <w:rPr>
                 <w:rStyle w:val="SourceText"/>
+                <w:rFonts w:asciiTheme="minorHAnsi" w:hAnsiTheme="minorHAnsi"/>
               </w:rPr>
               <w:t>RTC_ClearPendingInterrupt</w:t>
             </w:r>
@@ -2965,6 +3075,7 @@
             <w:r>
               <w:rPr>
                 <w:rStyle w:val="SourceText"/>
+                <w:rFonts w:asciiTheme="minorHAnsi" w:hAnsiTheme="minorHAnsi"/>
               </w:rPr>
               <w:t>()</w:t>
             </w:r>
@@ -2975,6 +3086,7 @@
             <w:r>
               <w:rPr>
                 <w:rStyle w:val="SourceText"/>
+                <w:rFonts w:asciiTheme="minorHAnsi" w:hAnsiTheme="minorHAnsi"/>
               </w:rPr>
               <w:t>RTC_IsInterruptAsserted</w:t>
             </w:r>
@@ -2982,6 +3094,7 @@
             <w:r>
               <w:rPr>
                 <w:rStyle w:val="SourceText"/>
+                <w:rFonts w:asciiTheme="minorHAnsi" w:hAnsiTheme="minorHAnsi"/>
               </w:rPr>
               <w:t>()</w:t>
             </w:r>
@@ -3007,6 +3120,7 @@
       <w:r>
         <w:rPr>
           <w:rStyle w:val="SourceText"/>
+          <w:rFonts w:asciiTheme="minorHAnsi" w:hAnsiTheme="minorHAnsi"/>
         </w:rPr>
         <w:t>rtc</w:t>
       </w:r>
@@ -3014,6 +3128,7 @@
       <w:r>
         <w:rPr>
           <w:rStyle w:val="SourceText"/>
+          <w:rFonts w:asciiTheme="minorHAnsi" w:hAnsiTheme="minorHAnsi"/>
         </w:rPr>
         <w:t>-timer-set</w:t>
       </w:r>
@@ -3024,6 +3139,7 @@
       <w:r>
         <w:rPr>
           <w:rStyle w:val="SourceText"/>
+          <w:rFonts w:asciiTheme="minorHAnsi" w:hAnsiTheme="minorHAnsi"/>
         </w:rPr>
         <w:t>rtc</w:t>
       </w:r>
@@ -3031,6 +3147,7 @@
       <w:r>
         <w:rPr>
           <w:rStyle w:val="SourceText"/>
+          <w:rFonts w:asciiTheme="minorHAnsi" w:hAnsiTheme="minorHAnsi"/>
         </w:rPr>
         <w:t>-timer-stop</w:t>
       </w:r>
@@ -3041,6 +3158,7 @@
       <w:r>
         <w:rPr>
           <w:rStyle w:val="SourceText"/>
+          <w:rFonts w:asciiTheme="minorHAnsi" w:hAnsiTheme="minorHAnsi"/>
         </w:rPr>
         <w:t>rtc</w:t>
       </w:r>
@@ -3048,6 +3166,7 @@
       <w:r>
         <w:rPr>
           <w:rStyle w:val="SourceText"/>
+          <w:rFonts w:asciiTheme="minorHAnsi" w:hAnsiTheme="minorHAnsi"/>
         </w:rPr>
         <w:t>-timer-status</w:t>
       </w:r>
@@ -3222,6 +3341,7 @@
             <w:r>
               <w:rPr>
                 <w:rStyle w:val="SourceText"/>
+                <w:rFonts w:asciiTheme="minorHAnsi" w:hAnsiTheme="minorHAnsi"/>
               </w:rPr>
               <w:t>SPI1</w:t>
             </w:r>
@@ -3231,6 +3351,7 @@
             <w:r>
               <w:rPr>
                 <w:rStyle w:val="SourceText"/>
+                <w:rFonts w:asciiTheme="minorHAnsi" w:hAnsiTheme="minorHAnsi"/>
               </w:rPr>
               <w:t>hspi1</w:t>
             </w:r>
@@ -3307,6 +3428,7 @@
             <w:r>
               <w:rPr>
                 <w:rStyle w:val="SourceText"/>
+                <w:rFonts w:asciiTheme="minorHAnsi" w:hAnsiTheme="minorHAnsi"/>
               </w:rPr>
               <w:t>SPI_BAUDRATEPRESCALER_64</w:t>
             </w:r>
@@ -3431,6 +3553,7 @@
             <w:r>
               <w:rPr>
                 <w:rStyle w:val="SourceText"/>
+                <w:rFonts w:asciiTheme="minorHAnsi" w:hAnsiTheme="minorHAnsi"/>
               </w:rPr>
               <w:t>SPI1_CS_Pin</w:t>
             </w:r>
@@ -3475,6 +3598,7 @@
             <w:r>
               <w:rPr>
                 <w:rStyle w:val="SourceText"/>
+                <w:rFonts w:asciiTheme="minorHAnsi" w:hAnsiTheme="minorHAnsi"/>
               </w:rPr>
               <w:t>SD_PWR_Pin</w:t>
             </w:r>
@@ -3521,6 +3645,7 @@
             <w:r>
               <w:rPr>
                 <w:rStyle w:val="SourceText"/>
+                <w:rFonts w:asciiTheme="minorHAnsi" w:hAnsiTheme="minorHAnsi"/>
               </w:rPr>
               <w:t>0:</w:t>
             </w:r>
@@ -3534,6 +3659,7 @@
         <w:spacing w:after="160" w:line="278" w:lineRule="auto"/>
         <w:rPr>
           <w:rStyle w:val="SourceText"/>
+          <w:rFonts w:asciiTheme="minorHAnsi" w:hAnsiTheme="minorHAnsi"/>
         </w:rPr>
       </w:pPr>
     </w:p>
@@ -3546,6 +3672,7 @@
       <w:r>
         <w:rPr>
           <w:rStyle w:val="SourceText"/>
+          <w:rFonts w:asciiTheme="minorHAnsi" w:hAnsiTheme="minorHAnsi"/>
         </w:rPr>
         <w:t>main(</w:t>
       </w:r>
@@ -3553,6 +3680,7 @@
       <w:r>
         <w:rPr>
           <w:rStyle w:val="SourceText"/>
+          <w:rFonts w:asciiTheme="minorHAnsi" w:hAnsiTheme="minorHAnsi"/>
         </w:rPr>
         <w:t>)</w:t>
       </w:r>
@@ -3571,6 +3699,7 @@
       <w:r>
         <w:rPr>
           <w:rStyle w:val="SourceText"/>
+          <w:rFonts w:asciiTheme="minorHAnsi" w:hAnsiTheme="minorHAnsi"/>
         </w:rPr>
         <w:t>filesystem_init</w:t>
       </w:r>
@@ -3578,6 +3707,7 @@
       <w:r>
         <w:rPr>
           <w:rStyle w:val="SourceText"/>
+          <w:rFonts w:asciiTheme="minorHAnsi" w:hAnsiTheme="minorHAnsi"/>
         </w:rPr>
         <w:t>()</w:t>
       </w:r>
@@ -3587,6 +3717,7 @@
       <w:r>
         <w:rPr>
           <w:rStyle w:val="SourceText"/>
+          <w:rFonts w:asciiTheme="minorHAnsi" w:hAnsiTheme="minorHAnsi"/>
         </w:rPr>
         <w:t>Core/</w:t>
       </w:r>
@@ -3594,6 +3725,7 @@
       <w:r>
         <w:rPr>
           <w:rStyle w:val="SourceText"/>
+          <w:rFonts w:asciiTheme="minorHAnsi" w:hAnsiTheme="minorHAnsi"/>
         </w:rPr>
         <w:t>Src</w:t>
       </w:r>
@@ -3601,6 +3733,7 @@
       <w:r>
         <w:rPr>
           <w:rStyle w:val="SourceText"/>
+          <w:rFonts w:asciiTheme="minorHAnsi" w:hAnsiTheme="minorHAnsi"/>
         </w:rPr>
         <w:t>/</w:t>
       </w:r>
@@ -3608,6 +3741,7 @@
       <w:r>
         <w:rPr>
           <w:rStyle w:val="SourceText"/>
+          <w:rFonts w:asciiTheme="minorHAnsi" w:hAnsiTheme="minorHAnsi"/>
         </w:rPr>
         <w:t>main.c</w:t>
       </w:r>
@@ -3648,6 +3782,7 @@
       <w:r>
         <w:rPr>
           <w:rStyle w:val="SourceText"/>
+          <w:rFonts w:asciiTheme="minorHAnsi" w:hAnsiTheme="minorHAnsi"/>
         </w:rPr>
         <w:t>sd_spi.c</w:t>
       </w:r>
@@ -3656,26 +3791,7 @@
         <w:t xml:space="preserve"> is a</w:t>
       </w:r>
       <w:r>
-        <w:t xml:space="preserve"> driver derived from the reference SPI-mode FATFS SD implementation by</w:t>
-      </w:r>
-      <w:r>
-        <w:t xml:space="preserve"> </w:t>
-      </w:r>
-      <w:proofErr w:type="spellStart"/>
-      <w:r>
-        <w:t>ChaN</w:t>
-      </w:r>
-      <w:proofErr w:type="spellEnd"/>
-      <w:r>
-        <w:t>/</w:t>
-      </w:r>
-      <w:proofErr w:type="spellStart"/>
-      <w:r>
-        <w:t>kiwih</w:t>
-      </w:r>
-      <w:proofErr w:type="spellEnd"/>
-      <w:r>
-        <w:t xml:space="preserve">. </w:t>
+        <w:t xml:space="preserve"> driver derived from the reference SPI-mode FATFS SD implementation. </w:t>
       </w:r>
       <w:r>
         <w:t xml:space="preserve">It owns the cached disk status </w:t>
@@ -3683,6 +3799,7 @@
       <w:r>
         <w:rPr>
           <w:rStyle w:val="SourceText"/>
+          <w:rFonts w:asciiTheme="minorHAnsi" w:hAnsiTheme="minorHAnsi"/>
         </w:rPr>
         <w:t>Stat</w:t>
       </w:r>
@@ -3693,6 +3810,7 @@
       <w:r>
         <w:rPr>
           <w:rStyle w:val="SourceText"/>
+          <w:rFonts w:asciiTheme="minorHAnsi" w:hAnsiTheme="minorHAnsi"/>
         </w:rPr>
         <w:t>SD_SPI_Diag_t</w:t>
       </w:r>
@@ -3710,6 +3828,7 @@
       <w:r>
         <w:rPr>
           <w:rStyle w:val="SourceText"/>
+          <w:rFonts w:asciiTheme="minorHAnsi" w:hAnsiTheme="minorHAnsi"/>
         </w:rPr>
         <w:t>USER_SPI_</w:t>
       </w:r>
@@ -3717,6 +3836,7 @@
       <w:r>
         <w:rPr>
           <w:rStyle w:val="SourceText"/>
+          <w:rFonts w:asciiTheme="minorHAnsi" w:hAnsiTheme="minorHAnsi"/>
         </w:rPr>
         <w:t>initialize</w:t>
       </w:r>
@@ -3724,6 +3844,7 @@
       <w:r>
         <w:rPr>
           <w:rStyle w:val="SourceText"/>
+          <w:rFonts w:asciiTheme="minorHAnsi" w:hAnsiTheme="minorHAnsi"/>
         </w:rPr>
         <w:t>(</w:t>
       </w:r>
@@ -3731,6 +3852,7 @@
       <w:r>
         <w:rPr>
           <w:rStyle w:val="SourceText"/>
+          <w:rFonts w:asciiTheme="minorHAnsi" w:hAnsiTheme="minorHAnsi"/>
         </w:rPr>
         <w:t>)</w:t>
       </w:r>
@@ -3740,6 +3862,7 @@
       <w:r>
         <w:rPr>
           <w:rStyle w:val="SourceText"/>
+          <w:rFonts w:asciiTheme="minorHAnsi" w:hAnsiTheme="minorHAnsi"/>
         </w:rPr>
         <w:t>STA_NOINIT</w:t>
       </w:r>
@@ -3756,6 +3879,7 @@
       <w:r>
         <w:rPr>
           <w:rStyle w:val="SourceText"/>
+          <w:rFonts w:asciiTheme="minorHAnsi" w:hAnsiTheme="minorHAnsi"/>
         </w:rPr>
         <w:t>USER_SPI_</w:t>
       </w:r>
@@ -3763,6 +3887,7 @@
       <w:r>
         <w:rPr>
           <w:rStyle w:val="SourceText"/>
+          <w:rFonts w:asciiTheme="minorHAnsi" w:hAnsiTheme="minorHAnsi"/>
         </w:rPr>
         <w:t>read</w:t>
       </w:r>
@@ -3770,6 +3895,7 @@
       <w:r>
         <w:rPr>
           <w:rStyle w:val="SourceText"/>
+          <w:rFonts w:asciiTheme="minorHAnsi" w:hAnsiTheme="minorHAnsi"/>
         </w:rPr>
         <w:t>(</w:t>
       </w:r>
@@ -3777,6 +3903,7 @@
       <w:r>
         <w:rPr>
           <w:rStyle w:val="SourceText"/>
+          <w:rFonts w:asciiTheme="minorHAnsi" w:hAnsiTheme="minorHAnsi"/>
         </w:rPr>
         <w:t>)</w:t>
       </w:r>
@@ -3787,6 +3914,7 @@
       <w:r>
         <w:rPr>
           <w:rStyle w:val="SourceText"/>
+          <w:rFonts w:asciiTheme="minorHAnsi" w:hAnsiTheme="minorHAnsi"/>
         </w:rPr>
         <w:t>USER_SPI_</w:t>
       </w:r>
@@ -3794,6 +3922,7 @@
       <w:r>
         <w:rPr>
           <w:rStyle w:val="SourceText"/>
+          <w:rFonts w:asciiTheme="minorHAnsi" w:hAnsiTheme="minorHAnsi"/>
         </w:rPr>
         <w:t>write</w:t>
       </w:r>
@@ -3801,6 +3930,7 @@
       <w:r>
         <w:rPr>
           <w:rStyle w:val="SourceText"/>
+          <w:rFonts w:asciiTheme="minorHAnsi" w:hAnsiTheme="minorHAnsi"/>
         </w:rPr>
         <w:t>(</w:t>
       </w:r>
@@ -3808,6 +3938,7 @@
       <w:r>
         <w:rPr>
           <w:rStyle w:val="SourceText"/>
+          <w:rFonts w:asciiTheme="minorHAnsi" w:hAnsiTheme="minorHAnsi"/>
         </w:rPr>
         <w:t>)</w:t>
       </w:r>
@@ -3817,6 +3948,7 @@
       <w:r>
         <w:rPr>
           <w:rStyle w:val="SourceText"/>
+          <w:rFonts w:asciiTheme="minorHAnsi" w:hAnsiTheme="minorHAnsi"/>
         </w:rPr>
         <w:t>_USE_WRITE == 1</w:t>
       </w:r>
@@ -3827,6 +3959,7 @@
       <w:r>
         <w:rPr>
           <w:rStyle w:val="SourceText"/>
+          <w:rFonts w:asciiTheme="minorHAnsi" w:hAnsiTheme="minorHAnsi"/>
         </w:rPr>
         <w:t>USER_SPI_</w:t>
       </w:r>
@@ -3834,6 +3967,7 @@
       <w:r>
         <w:rPr>
           <w:rStyle w:val="SourceText"/>
+          <w:rFonts w:asciiTheme="minorHAnsi" w:hAnsiTheme="minorHAnsi"/>
         </w:rPr>
         <w:t>ioctl</w:t>
       </w:r>
@@ -3841,6 +3975,7 @@
       <w:r>
         <w:rPr>
           <w:rStyle w:val="SourceText"/>
+          <w:rFonts w:asciiTheme="minorHAnsi" w:hAnsiTheme="minorHAnsi"/>
         </w:rPr>
         <w:t>(</w:t>
       </w:r>
@@ -3848,6 +3983,7 @@
       <w:r>
         <w:rPr>
           <w:rStyle w:val="SourceText"/>
+          <w:rFonts w:asciiTheme="minorHAnsi" w:hAnsiTheme="minorHAnsi"/>
         </w:rPr>
         <w:t>)</w:t>
       </w:r>
@@ -3857,6 +3993,7 @@
       <w:r>
         <w:rPr>
           <w:rStyle w:val="SourceText"/>
+          <w:rFonts w:asciiTheme="minorHAnsi" w:hAnsiTheme="minorHAnsi"/>
         </w:rPr>
         <w:t>GET_SECTOR_SIZE</w:t>
       </w:r>
@@ -3890,6 +4027,7 @@
       <w:r>
         <w:rPr>
           <w:rStyle w:val="SourceText"/>
+          <w:rFonts w:asciiTheme="minorHAnsi" w:hAnsiTheme="minorHAnsi"/>
         </w:rPr>
         <w:t>FATFS/Target/</w:t>
       </w:r>
@@ -3897,6 +4035,7 @@
       <w:r>
         <w:rPr>
           <w:rStyle w:val="SourceText"/>
+          <w:rFonts w:asciiTheme="minorHAnsi" w:hAnsiTheme="minorHAnsi"/>
         </w:rPr>
         <w:t>user_diskio.c</w:t>
       </w:r>
@@ -3923,6 +4062,7 @@
       <w:r>
         <w:rPr>
           <w:rStyle w:val="SourceText"/>
+          <w:rFonts w:asciiTheme="minorHAnsi" w:hAnsiTheme="minorHAnsi"/>
         </w:rPr>
         <w:t>USER_SPI_*</w:t>
       </w:r>
@@ -3933,6 +4073,7 @@
       <w:r>
         <w:rPr>
           <w:rStyle w:val="SourceText"/>
+          <w:rFonts w:asciiTheme="minorHAnsi" w:hAnsiTheme="minorHAnsi"/>
         </w:rPr>
         <w:t>USER_diskio_</w:t>
       </w:r>
@@ -3940,6 +4081,7 @@
       <w:r>
         <w:rPr>
           <w:rStyle w:val="SourceText"/>
+          <w:rFonts w:asciiTheme="minorHAnsi" w:hAnsiTheme="minorHAnsi"/>
         </w:rPr>
         <w:t>reset</w:t>
       </w:r>
@@ -3947,6 +4089,7 @@
       <w:r>
         <w:rPr>
           <w:rStyle w:val="SourceText"/>
+          <w:rFonts w:asciiTheme="minorHAnsi" w:hAnsiTheme="minorHAnsi"/>
         </w:rPr>
         <w:t>(</w:t>
       </w:r>
@@ -3954,6 +4097,7 @@
       <w:r>
         <w:rPr>
           <w:rStyle w:val="SourceText"/>
+          <w:rFonts w:asciiTheme="minorHAnsi" w:hAnsiTheme="minorHAnsi"/>
         </w:rPr>
         <w:t>)</w:t>
       </w:r>
@@ -3964,6 +4108,7 @@
       <w:r>
         <w:rPr>
           <w:rStyle w:val="SourceText"/>
+          <w:rFonts w:asciiTheme="minorHAnsi" w:hAnsiTheme="minorHAnsi"/>
         </w:rPr>
         <w:t>USER_SPI_reset</w:t>
       </w:r>
@@ -3971,6 +4116,7 @@
       <w:r>
         <w:rPr>
           <w:rStyle w:val="SourceText"/>
+          <w:rFonts w:asciiTheme="minorHAnsi" w:hAnsiTheme="minorHAnsi"/>
         </w:rPr>
         <w:t>()</w:t>
       </w:r>
@@ -3989,6 +4135,7 @@
       <w:r>
         <w:rPr>
           <w:rStyle w:val="SourceText"/>
+          <w:rFonts w:asciiTheme="minorHAnsi" w:hAnsiTheme="minorHAnsi"/>
         </w:rPr>
         <w:t>USER_Driver</w:t>
       </w:r>
@@ -4014,6 +4161,7 @@
       <w:r>
         <w:rPr>
           <w:rStyle w:val="SourceText"/>
+          <w:rFonts w:asciiTheme="minorHAnsi" w:hAnsiTheme="minorHAnsi"/>
         </w:rPr>
         <w:t>MX_FATFS_</w:t>
       </w:r>
@@ -4021,6 +4169,7 @@
       <w:r>
         <w:rPr>
           <w:rStyle w:val="SourceText"/>
+          <w:rFonts w:asciiTheme="minorHAnsi" w:hAnsiTheme="minorHAnsi"/>
         </w:rPr>
         <w:t>Init</w:t>
       </w:r>
@@ -4028,6 +4177,7 @@
       <w:r>
         <w:rPr>
           <w:rStyle w:val="SourceText"/>
+          <w:rFonts w:asciiTheme="minorHAnsi" w:hAnsiTheme="minorHAnsi"/>
         </w:rPr>
         <w:t>(</w:t>
       </w:r>
@@ -4035,6 +4185,7 @@
       <w:r>
         <w:rPr>
           <w:rStyle w:val="SourceText"/>
+          <w:rFonts w:asciiTheme="minorHAnsi" w:hAnsiTheme="minorHAnsi"/>
         </w:rPr>
         <w:t>)</w:t>
       </w:r>
@@ -4045,6 +4196,7 @@
       <w:r>
         <w:rPr>
           <w:rStyle w:val="SourceText"/>
+          <w:rFonts w:asciiTheme="minorHAnsi" w:hAnsiTheme="minorHAnsi"/>
         </w:rPr>
         <w:t>USER_Driver</w:t>
       </w:r>
@@ -4056,6 +4208,7 @@
       <w:r>
         <w:rPr>
           <w:rStyle w:val="SourceText"/>
+          <w:rFonts w:asciiTheme="minorHAnsi" w:hAnsiTheme="minorHAnsi"/>
         </w:rPr>
         <w:t>USERPath</w:t>
       </w:r>
@@ -4067,6 +4220,7 @@
       <w:r>
         <w:rPr>
           <w:rStyle w:val="SourceText"/>
+          <w:rFonts w:asciiTheme="minorHAnsi" w:hAnsiTheme="minorHAnsi"/>
         </w:rPr>
         <w:t>get_</w:t>
       </w:r>
@@ -4074,6 +4228,7 @@
       <w:r>
         <w:rPr>
           <w:rStyle w:val="SourceText"/>
+          <w:rFonts w:asciiTheme="minorHAnsi" w:hAnsiTheme="minorHAnsi"/>
         </w:rPr>
         <w:t>fattime</w:t>
       </w:r>
@@ -4081,6 +4236,7 @@
       <w:r>
         <w:rPr>
           <w:rStyle w:val="SourceText"/>
+          <w:rFonts w:asciiTheme="minorHAnsi" w:hAnsiTheme="minorHAnsi"/>
         </w:rPr>
         <w:t>(</w:t>
       </w:r>
@@ -4088,6 +4244,7 @@
       <w:r>
         <w:rPr>
           <w:rStyle w:val="SourceText"/>
+          <w:rFonts w:asciiTheme="minorHAnsi" w:hAnsiTheme="minorHAnsi"/>
         </w:rPr>
         <w:t>)</w:t>
       </w:r>
@@ -4133,6 +4290,7 @@
       <w:r>
         <w:rPr>
           <w:rStyle w:val="SourceText"/>
+          <w:rFonts w:asciiTheme="minorHAnsi" w:hAnsiTheme="minorHAnsi"/>
         </w:rPr>
         <w:t>filesystem.c</w:t>
       </w:r>
@@ -4143,6 +4301,7 @@
       <w:r>
         <w:rPr>
           <w:rStyle w:val="SourceText"/>
+          <w:rFonts w:asciiTheme="minorHAnsi" w:hAnsiTheme="minorHAnsi"/>
         </w:rPr>
         <w:t>FATFS</w:t>
       </w:r>
@@ -4153,6 +4312,7 @@
       <w:r>
         <w:rPr>
           <w:rStyle w:val="SourceText"/>
+          <w:rFonts w:asciiTheme="minorHAnsi" w:hAnsiTheme="minorHAnsi"/>
         </w:rPr>
         <w:t>0:</w:t>
       </w:r>
@@ -4166,6 +4326,7 @@
       <w:r>
         <w:rPr>
           <w:rStyle w:val="SourceText"/>
+          <w:rFonts w:asciiTheme="minorHAnsi" w:hAnsiTheme="minorHAnsi"/>
         </w:rPr>
         <w:t>FRESULT</w:t>
       </w:r>
@@ -4248,6 +4409,7 @@
             <w:r>
               <w:rPr>
                 <w:rStyle w:val="SourceText"/>
+                <w:rFonts w:asciiTheme="minorHAnsi" w:hAnsiTheme="minorHAnsi"/>
               </w:rPr>
               <w:t>filesystem_init</w:t>
             </w:r>
@@ -4287,6 +4449,7 @@
             <w:r>
               <w:rPr>
                 <w:rStyle w:val="SourceText"/>
+                <w:rFonts w:asciiTheme="minorHAnsi" w:hAnsiTheme="minorHAnsi"/>
               </w:rPr>
               <w:t>filesystem_mount</w:t>
             </w:r>
@@ -4311,6 +4474,7 @@
             <w:r>
               <w:rPr>
                 <w:rStyle w:val="SourceText"/>
+                <w:rFonts w:asciiTheme="minorHAnsi" w:hAnsiTheme="minorHAnsi"/>
               </w:rPr>
               <w:t>f_</w:t>
             </w:r>
@@ -4318,6 +4482,7 @@
             <w:r>
               <w:rPr>
                 <w:rStyle w:val="SourceText"/>
+                <w:rFonts w:asciiTheme="minorHAnsi" w:hAnsiTheme="minorHAnsi"/>
               </w:rPr>
               <w:t>mount</w:t>
             </w:r>
@@ -4325,6 +4490,7 @@
             <w:r>
               <w:rPr>
                 <w:rStyle w:val="SourceText"/>
+                <w:rFonts w:asciiTheme="minorHAnsi" w:hAnsiTheme="minorHAnsi"/>
               </w:rPr>
               <w:t>(</w:t>
             </w:r>
@@ -4332,6 +4498,7 @@
             <w:r>
               <w:rPr>
                 <w:rStyle w:val="SourceText"/>
+                <w:rFonts w:asciiTheme="minorHAnsi" w:hAnsiTheme="minorHAnsi"/>
               </w:rPr>
               <w:t>&amp;fs, "0:", 1)</w:t>
             </w:r>
@@ -4357,6 +4524,7 @@
             <w:r>
               <w:rPr>
                 <w:rStyle w:val="SourceText"/>
+                <w:rFonts w:asciiTheme="minorHAnsi" w:hAnsiTheme="minorHAnsi"/>
               </w:rPr>
               <w:t>filesystem_unmount</w:t>
             </w:r>
@@ -4381,6 +4549,7 @@
             <w:r>
               <w:rPr>
                 <w:rStyle w:val="SourceText"/>
+                <w:rFonts w:asciiTheme="minorHAnsi" w:hAnsiTheme="minorHAnsi"/>
               </w:rPr>
               <w:t>f_</w:t>
             </w:r>
@@ -4388,6 +4557,7 @@
             <w:r>
               <w:rPr>
                 <w:rStyle w:val="SourceText"/>
+                <w:rFonts w:asciiTheme="minorHAnsi" w:hAnsiTheme="minorHAnsi"/>
               </w:rPr>
               <w:t>mount</w:t>
             </w:r>
@@ -4395,6 +4565,7 @@
             <w:r>
               <w:rPr>
                 <w:rStyle w:val="SourceText"/>
+                <w:rFonts w:asciiTheme="minorHAnsi" w:hAnsiTheme="minorHAnsi"/>
               </w:rPr>
               <w:t>(</w:t>
             </w:r>
@@ -4402,6 +4573,7 @@
             <w:r>
               <w:rPr>
                 <w:rStyle w:val="SourceText"/>
+                <w:rFonts w:asciiTheme="minorHAnsi" w:hAnsiTheme="minorHAnsi"/>
               </w:rPr>
               <w:t>NULL, "0:", 0)</w:t>
             </w:r>
@@ -4427,6 +4599,7 @@
             <w:r>
               <w:rPr>
                 <w:rStyle w:val="SourceText"/>
+                <w:rFonts w:asciiTheme="minorHAnsi" w:hAnsiTheme="minorHAnsi"/>
               </w:rPr>
               <w:t>filesystem_force_reset</w:t>
             </w:r>
@@ -4459,6 +4632,7 @@
             <w:r>
               <w:rPr>
                 <w:rStyle w:val="SourceText"/>
+                <w:rFonts w:asciiTheme="minorHAnsi" w:hAnsiTheme="minorHAnsi"/>
               </w:rPr>
               <w:t>0:</w:t>
             </w:r>
@@ -4488,6 +4662,7 @@
             <w:r>
               <w:rPr>
                 <w:rStyle w:val="SourceText"/>
+                <w:rFonts w:asciiTheme="minorHAnsi" w:hAnsiTheme="minorHAnsi"/>
               </w:rPr>
               <w:t>filesystem_ls</w:t>
             </w:r>
@@ -4527,6 +4702,7 @@
             <w:r>
               <w:rPr>
                 <w:rStyle w:val="SourceText"/>
+                <w:rFonts w:asciiTheme="minorHAnsi" w:hAnsiTheme="minorHAnsi"/>
               </w:rPr>
               <w:t>filesystem_cat</w:t>
             </w:r>
@@ -4566,6 +4742,7 @@
             <w:r>
               <w:rPr>
                 <w:rStyle w:val="SourceText"/>
+                <w:rFonts w:asciiTheme="minorHAnsi" w:hAnsiTheme="minorHAnsi"/>
               </w:rPr>
               <w:t>filesystem_log_create</w:t>
             </w:r>
@@ -4605,6 +4782,7 @@
             <w:r>
               <w:rPr>
                 <w:rStyle w:val="SourceText"/>
+                <w:rFonts w:asciiTheme="minorHAnsi" w:hAnsiTheme="minorHAnsi"/>
               </w:rPr>
               <w:t>filesystem_log_write</w:t>
             </w:r>
@@ -4644,6 +4822,7 @@
             <w:r>
               <w:rPr>
                 <w:rStyle w:val="SourceText"/>
+                <w:rFonts w:asciiTheme="minorHAnsi" w:hAnsiTheme="minorHAnsi"/>
               </w:rPr>
               <w:t>filesystem_log_sync</w:t>
             </w:r>
@@ -4683,6 +4862,7 @@
             <w:r>
               <w:rPr>
                 <w:rStyle w:val="SourceText"/>
+                <w:rFonts w:asciiTheme="minorHAnsi" w:hAnsiTheme="minorHAnsi"/>
               </w:rPr>
               <w:t>filesystem_log_close</w:t>
             </w:r>
@@ -4722,6 +4902,7 @@
             <w:r>
               <w:rPr>
                 <w:rStyle w:val="SourceText"/>
+                <w:rFonts w:asciiTheme="minorHAnsi" w:hAnsiTheme="minorHAnsi"/>
               </w:rPr>
               <w:t>filesystem_find_latest</w:t>
             </w:r>
@@ -4752,6 +4933,7 @@
         <w:spacing w:after="160" w:line="278" w:lineRule="auto"/>
         <w:rPr>
           <w:rStyle w:val="SourceText"/>
+          <w:rFonts w:asciiTheme="minorHAnsi" w:hAnsiTheme="minorHAnsi"/>
         </w:rPr>
       </w:pPr>
     </w:p>
@@ -4764,6 +4946,7 @@
       <w:r>
         <w:rPr>
           <w:rStyle w:val="SourceText"/>
+          <w:rFonts w:asciiTheme="minorHAnsi" w:hAnsiTheme="minorHAnsi"/>
         </w:rPr>
         <w:t>FS_Result_t</w:t>
       </w:r>
@@ -4782,6 +4965,7 @@
       <w:r>
         <w:rPr>
           <w:rStyle w:val="SourceText"/>
+          <w:rFonts w:asciiTheme="minorHAnsi" w:hAnsiTheme="minorHAnsi"/>
         </w:rPr>
         <w:t>FS_FILE_NOT_FOUND</w:t>
       </w:r>
@@ -4791,6 +4975,7 @@
       <w:r>
         <w:rPr>
           <w:rStyle w:val="SourceText"/>
+          <w:rFonts w:asciiTheme="minorHAnsi" w:hAnsiTheme="minorHAnsi"/>
         </w:rPr>
         <w:t>FS_ACCESS_DENIED</w:t>
       </w:r>
@@ -4800,6 +4985,7 @@
       <w:r>
         <w:rPr>
           <w:rStyle w:val="SourceText"/>
+          <w:rFonts w:asciiTheme="minorHAnsi" w:hAnsiTheme="minorHAnsi"/>
         </w:rPr>
         <w:t>FS_ERROR</w:t>
       </w:r>
@@ -4809,6 +4995,7 @@
       <w:r>
         <w:rPr>
           <w:rStyle w:val="SourceText"/>
+          <w:rFonts w:asciiTheme="minorHAnsi" w:hAnsiTheme="minorHAnsi"/>
         </w:rPr>
         <w:t>FRESULT</w:t>
       </w:r>
@@ -4854,6 +5041,7 @@
       <w:r>
         <w:rPr>
           <w:rStyle w:val="SourceText"/>
+          <w:rFonts w:asciiTheme="minorHAnsi" w:hAnsiTheme="minorHAnsi"/>
         </w:rPr>
         <w:t>sd_mount_for_</w:t>
       </w:r>
@@ -4861,6 +5049,7 @@
       <w:r>
         <w:rPr>
           <w:rStyle w:val="SourceText"/>
+          <w:rFonts w:asciiTheme="minorHAnsi" w:hAnsiTheme="minorHAnsi"/>
         </w:rPr>
         <w:t>flush</w:t>
       </w:r>
@@ -4868,6 +5057,7 @@
       <w:r>
         <w:rPr>
           <w:rStyle w:val="SourceText"/>
+          <w:rFonts w:asciiTheme="minorHAnsi" w:hAnsiTheme="minorHAnsi"/>
         </w:rPr>
         <w:t>(</w:t>
       </w:r>
@@ -4875,6 +5065,7 @@
       <w:r>
         <w:rPr>
           <w:rStyle w:val="SourceText"/>
+          <w:rFonts w:asciiTheme="minorHAnsi" w:hAnsiTheme="minorHAnsi"/>
         </w:rPr>
         <w:t>)</w:t>
       </w:r>
@@ -4893,6 +5084,7 @@
       <w:r>
         <w:rPr>
           <w:rStyle w:val="SourceText"/>
+          <w:rFonts w:asciiTheme="minorHAnsi" w:hAnsiTheme="minorHAnsi"/>
         </w:rPr>
         <w:t>filesystem_mount</w:t>
       </w:r>
@@ -4900,6 +5092,7 @@
       <w:r>
         <w:rPr>
           <w:rStyle w:val="SourceText"/>
+          <w:rFonts w:asciiTheme="minorHAnsi" w:hAnsiTheme="minorHAnsi"/>
         </w:rPr>
         <w:t>()</w:t>
       </w:r>
@@ -4926,6 +5119,7 @@
       <w:r>
         <w:rPr>
           <w:rStyle w:val="SourceText"/>
+          <w:rFonts w:asciiTheme="minorHAnsi" w:hAnsiTheme="minorHAnsi"/>
         </w:rPr>
         <w:t>idata</w:t>
       </w:r>
@@ -4943,6 +5137,7 @@
       <w:r>
         <w:rPr>
           <w:rStyle w:val="SourceText"/>
+          <w:rFonts w:asciiTheme="minorHAnsi" w:hAnsiTheme="minorHAnsi"/>
         </w:rPr>
         <w:t>flush_profile_to_</w:t>
       </w:r>
@@ -4950,6 +5145,7 @@
       <w:r>
         <w:rPr>
           <w:rStyle w:val="SourceText"/>
+          <w:rFonts w:asciiTheme="minorHAnsi" w:hAnsiTheme="minorHAnsi"/>
         </w:rPr>
         <w:t>sd</w:t>
       </w:r>
@@ -4957,6 +5153,7 @@
       <w:r>
         <w:rPr>
           <w:rStyle w:val="SourceText"/>
+          <w:rFonts w:asciiTheme="minorHAnsi" w:hAnsiTheme="minorHAnsi"/>
         </w:rPr>
         <w:t>(</w:t>
       </w:r>
@@ -4964,6 +5161,7 @@
       <w:r>
         <w:rPr>
           <w:rStyle w:val="SourceText"/>
+          <w:rFonts w:asciiTheme="minorHAnsi" w:hAnsiTheme="minorHAnsi"/>
         </w:rPr>
         <w:t>)</w:t>
       </w:r>
@@ -4973,6 +5171,7 @@
       <w:r>
         <w:rPr>
           <w:rStyle w:val="SourceText"/>
+          <w:rFonts w:asciiTheme="minorHAnsi" w:hAnsiTheme="minorHAnsi"/>
         </w:rPr>
         <w:t>DDMMYYYY_HHMMSS_record.csv</w:t>
       </w:r>
@@ -4982,6 +5181,7 @@
       <w:r>
         <w:rPr>
           <w:rStyle w:val="SourceText"/>
+          <w:rFonts w:asciiTheme="minorHAnsi" w:hAnsiTheme="minorHAnsi"/>
         </w:rPr>
         <w:t>FA_CREATE_NEW</w:t>
       </w:r>
@@ -4999,11 +5199,19 @@
       <w:pPr>
         <w:pStyle w:val="PreformattedText"/>
         <w:spacing w:after="160"/>
+        <w:rPr>
+          <w:rFonts w:asciiTheme="minorHAnsi" w:hAnsiTheme="minorHAnsi"/>
+          <w:sz w:val="24"/>
+          <w:szCs w:val="24"/>
+        </w:rPr>
       </w:pPr>
       <w:proofErr w:type="gramStart"/>
       <w:r>
         <w:rPr>
           <w:rStyle w:val="SourceText"/>
+          <w:rFonts w:asciiTheme="minorHAnsi" w:hAnsiTheme="minorHAnsi"/>
+          <w:sz w:val="24"/>
+          <w:szCs w:val="24"/>
         </w:rPr>
         <w:t>MeasurementNo,Unix</w:t>
       </w:r>
@@ -5011,6 +5219,9 @@
       <w:r>
         <w:rPr>
           <w:rStyle w:val="SourceText"/>
+          <w:rFonts w:asciiTheme="minorHAnsi" w:hAnsiTheme="minorHAnsi"/>
+          <w:sz w:val="24"/>
+          <w:szCs w:val="24"/>
         </w:rPr>
         <w:t>_Epoch_UTC,CTD_C,CTD_T,CTD_D,Optode_O2,Optode_AirSat,Optode_Temp,Optode_Cal_Ph,Optode_Tc_Ph,Optode_C1_Ph,Optode_C2_Ph,Optode_C1_Amp,Optode_C2_Amp,Optode_Temp_raw,Wetlab_C1_lambda,Wetlab_C1_signal,Wetlab_C2_lambda,Wetlab_C2_signal,Wetlab_C3_lambda,Wetlab_C3_signal,Wetlab_Therm\r\n</w:t>
       </w:r>
@@ -5026,6 +5237,7 @@
       <w:r>
         <w:rPr>
           <w:rStyle w:val="SourceText"/>
+          <w:rFonts w:asciiTheme="minorHAnsi" w:hAnsiTheme="minorHAnsi"/>
         </w:rPr>
         <w:t>%f</w:t>
       </w:r>
@@ -5043,6 +5255,7 @@
       <w:r>
         <w:rPr>
           <w:rStyle w:val="SourceText"/>
+          <w:rFonts w:asciiTheme="minorHAnsi" w:hAnsiTheme="minorHAnsi"/>
         </w:rPr>
         <w:t>\r\n</w:t>
       </w:r>
@@ -5132,6 +5345,7 @@
             <w:r>
               <w:rPr>
                 <w:rStyle w:val="SourceText"/>
+                <w:rFonts w:asciiTheme="minorHAnsi" w:hAnsiTheme="minorHAnsi"/>
               </w:rPr>
               <w:t>fs-mount</w:t>
             </w:r>
@@ -5169,6 +5383,7 @@
             <w:r>
               <w:rPr>
                 <w:rStyle w:val="SourceText"/>
+                <w:rFonts w:asciiTheme="minorHAnsi" w:hAnsiTheme="minorHAnsi"/>
               </w:rPr>
               <w:t>fs-unmount</w:t>
             </w:r>
@@ -5192,6 +5407,7 @@
             <w:r>
               <w:rPr>
                 <w:rStyle w:val="SourceText"/>
+                <w:rFonts w:asciiTheme="minorHAnsi" w:hAnsiTheme="minorHAnsi"/>
               </w:rPr>
               <w:t>filesystem_</w:t>
             </w:r>
@@ -5199,6 +5415,7 @@
             <w:r>
               <w:rPr>
                 <w:rStyle w:val="SourceText"/>
+                <w:rFonts w:asciiTheme="minorHAnsi" w:hAnsiTheme="minorHAnsi"/>
               </w:rPr>
               <w:t>unmount</w:t>
             </w:r>
@@ -5206,6 +5423,7 @@
             <w:r>
               <w:rPr>
                 <w:rStyle w:val="SourceText"/>
+                <w:rFonts w:asciiTheme="minorHAnsi" w:hAnsiTheme="minorHAnsi"/>
               </w:rPr>
               <w:t>(</w:t>
             </w:r>
@@ -5213,6 +5431,7 @@
             <w:r>
               <w:rPr>
                 <w:rStyle w:val="SourceText"/>
+                <w:rFonts w:asciiTheme="minorHAnsi" w:hAnsiTheme="minorHAnsi"/>
               </w:rPr>
               <w:t>)</w:t>
             </w:r>
@@ -5237,6 +5456,7 @@
             <w:r>
               <w:rPr>
                 <w:rStyle w:val="SourceText"/>
+                <w:rFonts w:asciiTheme="minorHAnsi" w:hAnsiTheme="minorHAnsi"/>
               </w:rPr>
               <w:t>fs-ls</w:t>
             </w:r>
@@ -5304,6 +5524,7 @@
       <w:r>
         <w:rPr>
           <w:rStyle w:val="SourceText"/>
+          <w:rFonts w:asciiTheme="minorHAnsi" w:hAnsiTheme="minorHAnsi"/>
         </w:rPr>
         <w:t>ts</w:t>
       </w:r>
@@ -5315,6 +5536,7 @@
       <w:r>
         <w:rPr>
           <w:rStyle w:val="SourceText"/>
+          <w:rFonts w:asciiTheme="minorHAnsi" w:hAnsiTheme="minorHAnsi"/>
         </w:rPr>
         <w:t>ctd_data_t</w:t>
       </w:r>
@@ -5326,6 +5548,7 @@
       <w:r>
         <w:rPr>
           <w:rStyle w:val="SourceText"/>
+          <w:rFonts w:asciiTheme="minorHAnsi" w:hAnsiTheme="minorHAnsi"/>
         </w:rPr>
         <w:t>ctd</w:t>
       </w:r>
@@ -5337,6 +5560,7 @@
       <w:r>
         <w:rPr>
           <w:rStyle w:val="SourceText"/>
+          <w:rFonts w:asciiTheme="minorHAnsi" w:hAnsiTheme="minorHAnsi"/>
         </w:rPr>
         <w:t>ctd</w:t>
       </w:r>
@@ -5344,6 +5568,7 @@
       <w:r>
         <w:rPr>
           <w:rStyle w:val="SourceText"/>
+          <w:rFonts w:asciiTheme="minorHAnsi" w:hAnsiTheme="minorHAnsi"/>
         </w:rPr>
         <w:t>-raw</w:t>
       </w:r>
@@ -5354,6 +5579,7 @@
       <w:r>
         <w:rPr>
           <w:rStyle w:val="SourceText"/>
+          <w:rFonts w:asciiTheme="minorHAnsi" w:hAnsiTheme="minorHAnsi"/>
         </w:rPr>
         <w:t>ctd_</w:t>
       </w:r>
@@ -5361,6 +5587,7 @@
       <w:r>
         <w:rPr>
           <w:rStyle w:val="SourceText"/>
+          <w:rFonts w:asciiTheme="minorHAnsi" w:hAnsiTheme="minorHAnsi"/>
         </w:rPr>
         <w:t>fire</w:t>
       </w:r>
@@ -5368,6 +5595,7 @@
       <w:r>
         <w:rPr>
           <w:rStyle w:val="SourceText"/>
+          <w:rFonts w:asciiTheme="minorHAnsi" w:hAnsiTheme="minorHAnsi"/>
         </w:rPr>
         <w:t>(</w:t>
       </w:r>
@@ -5375,6 +5603,7 @@
       <w:r>
         <w:rPr>
           <w:rStyle w:val="SourceText"/>
+          <w:rFonts w:asciiTheme="minorHAnsi" w:hAnsiTheme="minorHAnsi"/>
         </w:rPr>
         <w:t>)</w:t>
       </w:r>
@@ -5385,6 +5614,7 @@
       <w:r>
         <w:rPr>
           <w:rStyle w:val="SourceText"/>
+          <w:rFonts w:asciiTheme="minorHAnsi" w:hAnsiTheme="minorHAnsi"/>
         </w:rPr>
         <w:t>ctd_collect</w:t>
       </w:r>
@@ -5392,6 +5622,7 @@
       <w:r>
         <w:rPr>
           <w:rStyle w:val="SourceText"/>
+          <w:rFonts w:asciiTheme="minorHAnsi" w:hAnsiTheme="minorHAnsi"/>
         </w:rPr>
         <w:t>()</w:t>
       </w:r>
@@ -5402,6 +5633,7 @@
       <w:r>
         <w:rPr>
           <w:rStyle w:val="SourceText"/>
+          <w:rFonts w:asciiTheme="minorHAnsi" w:hAnsiTheme="minorHAnsi"/>
         </w:rPr>
         <w:t>sensors_sample</w:t>
       </w:r>
@@ -5409,12 +5641,14 @@
       <w:r>
         <w:rPr>
           <w:rStyle w:val="SourceText"/>
+          <w:rFonts w:asciiTheme="minorHAnsi" w:hAnsiTheme="minorHAnsi"/>
         </w:rPr>
         <w:t>(</w:t>
       </w:r>
       <w:r>
         <w:rPr>
           <w:rStyle w:val="SourceText"/>
+          <w:rFonts w:asciiTheme="minorHAnsi" w:hAnsiTheme="minorHAnsi"/>
         </w:rPr>
         <w:t>)</w:t>
       </w:r>
@@ -5434,6 +5668,7 @@
       <w:r>
         <w:rPr>
           <w:rStyle w:val="SourceText"/>
+          <w:rFonts w:asciiTheme="minorHAnsi" w:hAnsiTheme="minorHAnsi"/>
         </w:rPr>
         <w:t>rx_</w:t>
       </w:r>
@@ -5441,6 +5676,7 @@
       <w:r>
         <w:rPr>
           <w:rStyle w:val="SourceText"/>
+          <w:rFonts w:asciiTheme="minorHAnsi" w:hAnsiTheme="minorHAnsi"/>
         </w:rPr>
         <w:t>buf</w:t>
       </w:r>
@@ -5448,6 +5684,7 @@
       <w:r>
         <w:rPr>
           <w:rStyle w:val="SourceText"/>
+          <w:rFonts w:asciiTheme="minorHAnsi" w:hAnsiTheme="minorHAnsi"/>
         </w:rPr>
         <w:t>[</w:t>
       </w:r>
@@ -5455,6 +5692,7 @@
       <w:r>
         <w:rPr>
           <w:rStyle w:val="SourceText"/>
+          <w:rFonts w:asciiTheme="minorHAnsi" w:hAnsiTheme="minorHAnsi"/>
         </w:rPr>
         <w:t>CTD_RX_BUF_SIZE]</w:t>
       </w:r>
@@ -5464,6 +5702,7 @@
       <w:r>
         <w:rPr>
           <w:rStyle w:val="SourceText"/>
+          <w:rFonts w:asciiTheme="minorHAnsi" w:hAnsiTheme="minorHAnsi"/>
         </w:rPr>
         <w:t>1024</w:t>
       </w:r>
@@ -5569,6 +5808,7 @@
             <w:r>
               <w:rPr>
                 <w:rStyle w:val="SourceText"/>
+                <w:rFonts w:asciiTheme="minorHAnsi" w:hAnsiTheme="minorHAnsi"/>
               </w:rPr>
               <w:t>USART3</w:t>
             </w:r>
@@ -5578,6 +5818,7 @@
             <w:r>
               <w:rPr>
                 <w:rStyle w:val="SourceText"/>
+                <w:rFonts w:asciiTheme="minorHAnsi" w:hAnsiTheme="minorHAnsi"/>
               </w:rPr>
               <w:t>huart3</w:t>
             </w:r>
@@ -5793,6 +6034,7 @@
             <w:r>
               <w:rPr>
                 <w:rStyle w:val="SourceText"/>
+                <w:rFonts w:asciiTheme="minorHAnsi" w:hAnsiTheme="minorHAnsi"/>
               </w:rPr>
               <w:t>PB0_USART3_EN_Pin</w:t>
             </w:r>
@@ -5834,6 +6076,7 @@
             <w:r>
               <w:rPr>
                 <w:rStyle w:val="SourceText"/>
+                <w:rFonts w:asciiTheme="minorHAnsi" w:hAnsiTheme="minorHAnsi"/>
               </w:rPr>
               <w:t>ctd_init</w:t>
             </w:r>
@@ -5841,6 +6084,7 @@
             <w:r>
               <w:rPr>
                 <w:rStyle w:val="SourceText"/>
+                <w:rFonts w:asciiTheme="minorHAnsi" w:hAnsiTheme="minorHAnsi"/>
               </w:rPr>
               <w:t>(&amp;huart3)</w:t>
             </w:r>
@@ -5851,6 +6095,7 @@
             <w:r>
               <w:rPr>
                 <w:rStyle w:val="SourceText"/>
+                <w:rFonts w:asciiTheme="minorHAnsi" w:hAnsiTheme="minorHAnsi"/>
               </w:rPr>
               <w:t>main(</w:t>
             </w:r>
@@ -5858,6 +6103,7 @@
             <w:r>
               <w:rPr>
                 <w:rStyle w:val="SourceText"/>
+                <w:rFonts w:asciiTheme="minorHAnsi" w:hAnsiTheme="minorHAnsi"/>
               </w:rPr>
               <w:t>)</w:t>
             </w:r>
@@ -5868,6 +6114,7 @@
             <w:r>
               <w:rPr>
                 <w:rStyle w:val="SourceText"/>
+                <w:rFonts w:asciiTheme="minorHAnsi" w:hAnsiTheme="minorHAnsi"/>
               </w:rPr>
               <w:t>lowpower_ctd_uart_up</w:t>
             </w:r>
@@ -5875,6 +6122,7 @@
             <w:r>
               <w:rPr>
                 <w:rStyle w:val="SourceText"/>
+                <w:rFonts w:asciiTheme="minorHAnsi" w:hAnsiTheme="minorHAnsi"/>
               </w:rPr>
               <w:t>()</w:t>
             </w:r>
@@ -5900,6 +6148,7 @@
       <w:r>
         <w:rPr>
           <w:rStyle w:val="SourceText"/>
+          <w:rFonts w:asciiTheme="minorHAnsi" w:hAnsiTheme="minorHAnsi"/>
         </w:rPr>
         <w:t>main(</w:t>
       </w:r>
@@ -5907,6 +6156,7 @@
       <w:r>
         <w:rPr>
           <w:rStyle w:val="SourceText"/>
+          <w:rFonts w:asciiTheme="minorHAnsi" w:hAnsiTheme="minorHAnsi"/>
         </w:rPr>
         <w:t>)</w:t>
       </w:r>
@@ -5916,6 +6166,7 @@
       <w:r>
         <w:rPr>
           <w:rStyle w:val="SourceText"/>
+          <w:rFonts w:asciiTheme="minorHAnsi" w:hAnsiTheme="minorHAnsi"/>
         </w:rPr>
         <w:t>USART3</w:t>
       </w:r>
@@ -5926,6 +6177,7 @@
       <w:r>
         <w:rPr>
           <w:rStyle w:val="SourceText"/>
+          <w:rFonts w:asciiTheme="minorHAnsi" w:hAnsiTheme="minorHAnsi"/>
         </w:rPr>
         <w:t>ctd_init</w:t>
       </w:r>
@@ -5933,6 +6185,7 @@
       <w:r>
         <w:rPr>
           <w:rStyle w:val="SourceText"/>
+          <w:rFonts w:asciiTheme="minorHAnsi" w:hAnsiTheme="minorHAnsi"/>
         </w:rPr>
         <w:t>(&amp;huart3)</w:t>
       </w:r>
@@ -5943,6 +6196,7 @@
       <w:r>
         <w:rPr>
           <w:rStyle w:val="SourceText"/>
+          <w:rFonts w:asciiTheme="minorHAnsi" w:hAnsiTheme="minorHAnsi"/>
         </w:rPr>
         <w:t>g_app.ctd_status</w:t>
       </w:r>
@@ -5950,6 +6204,7 @@
       <w:r>
         <w:rPr>
           <w:rStyle w:val="SourceText"/>
+          <w:rFonts w:asciiTheme="minorHAnsi" w:hAnsiTheme="minorHAnsi"/>
         </w:rPr>
         <w:t xml:space="preserve"> = PERIPH_READY</w:t>
       </w:r>
@@ -5960,6 +6215,7 @@
       <w:r>
         <w:rPr>
           <w:rStyle w:val="SourceText"/>
+          <w:rFonts w:asciiTheme="minorHAnsi" w:hAnsiTheme="minorHAnsi"/>
         </w:rPr>
         <w:t>lowpower_ctd_uart_</w:t>
       </w:r>
@@ -5967,6 +6223,7 @@
       <w:r>
         <w:rPr>
           <w:rStyle w:val="SourceText"/>
+          <w:rFonts w:asciiTheme="minorHAnsi" w:hAnsiTheme="minorHAnsi"/>
         </w:rPr>
         <w:t>up</w:t>
       </w:r>
@@ -5974,6 +6231,7 @@
       <w:r>
         <w:rPr>
           <w:rStyle w:val="SourceText"/>
+          <w:rFonts w:asciiTheme="minorHAnsi" w:hAnsiTheme="minorHAnsi"/>
         </w:rPr>
         <w:t>(</w:t>
       </w:r>
@@ -5981,6 +6239,7 @@
       <w:r>
         <w:rPr>
           <w:rStyle w:val="SourceText"/>
+          <w:rFonts w:asciiTheme="minorHAnsi" w:hAnsiTheme="minorHAnsi"/>
         </w:rPr>
         <w:t>)</w:t>
       </w:r>
@@ -5990,6 +6249,7 @@
       <w:r>
         <w:rPr>
           <w:rStyle w:val="SourceText"/>
+          <w:rFonts w:asciiTheme="minorHAnsi" w:hAnsiTheme="minorHAnsi"/>
         </w:rPr>
         <w:t>huart3</w:t>
       </w:r>
@@ -6000,6 +6260,7 @@
       <w:r>
         <w:rPr>
           <w:rStyle w:val="SourceText"/>
+          <w:rFonts w:asciiTheme="minorHAnsi" w:hAnsiTheme="minorHAnsi"/>
         </w:rPr>
         <w:t>ctd_init</w:t>
       </w:r>
@@ -6007,6 +6268,7 @@
       <w:r>
         <w:rPr>
           <w:rStyle w:val="SourceText"/>
+          <w:rFonts w:asciiTheme="minorHAnsi" w:hAnsiTheme="minorHAnsi"/>
         </w:rPr>
         <w:t>(&amp;huart3)</w:t>
       </w:r>
@@ -6024,6 +6286,7 @@
       <w:r>
         <w:rPr>
           <w:rStyle w:val="SourceText"/>
+          <w:rFonts w:asciiTheme="minorHAnsi" w:hAnsiTheme="minorHAnsi"/>
         </w:rPr>
         <w:t>huart3</w:t>
       </w:r>
@@ -6129,6 +6392,7 @@
             <w:r>
               <w:rPr>
                 <w:rStyle w:val="SourceText"/>
+                <w:rFonts w:asciiTheme="minorHAnsi" w:hAnsiTheme="minorHAnsi"/>
               </w:rPr>
               <w:t>ctd_init</w:t>
             </w:r>
@@ -6168,6 +6432,7 @@
             <w:r>
               <w:rPr>
                 <w:rStyle w:val="SourceText"/>
+                <w:rFonts w:asciiTheme="minorHAnsi" w:hAnsiTheme="minorHAnsi"/>
               </w:rPr>
               <w:t>ctd_wakeup</w:t>
             </w:r>
@@ -6207,6 +6472,7 @@
             <w:r>
               <w:rPr>
                 <w:rStyle w:val="SourceText"/>
+                <w:rFonts w:asciiTheme="minorHAnsi" w:hAnsiTheme="minorHAnsi"/>
               </w:rPr>
               <w:t>ctd_ts</w:t>
             </w:r>
@@ -6246,6 +6512,7 @@
             <w:r>
               <w:rPr>
                 <w:rStyle w:val="SourceText"/>
+                <w:rFonts w:asciiTheme="minorHAnsi" w:hAnsiTheme="minorHAnsi"/>
               </w:rPr>
               <w:t>ctd_sample_raw</w:t>
             </w:r>
@@ -6270,6 +6537,7 @@
             <w:r>
               <w:rPr>
                 <w:rStyle w:val="SourceText"/>
+                <w:rFonts w:asciiTheme="minorHAnsi" w:hAnsiTheme="minorHAnsi"/>
               </w:rPr>
               <w:t>ts</w:t>
             </w:r>
@@ -6277,6 +6545,7 @@
             <w:r>
               <w:rPr>
                 <w:rStyle w:val="SourceText"/>
+                <w:rFonts w:asciiTheme="minorHAnsi" w:hAnsiTheme="minorHAnsi"/>
               </w:rPr>
               <w:t>\r</w:t>
             </w:r>
@@ -6302,6 +6571,7 @@
             <w:r>
               <w:rPr>
                 <w:rStyle w:val="SourceText"/>
+                <w:rFonts w:asciiTheme="minorHAnsi" w:hAnsiTheme="minorHAnsi"/>
               </w:rPr>
               <w:t>ctd_fire</w:t>
             </w:r>
@@ -6326,6 +6596,7 @@
             <w:r>
               <w:rPr>
                 <w:rStyle w:val="SourceText"/>
+                <w:rFonts w:asciiTheme="minorHAnsi" w:hAnsiTheme="minorHAnsi"/>
               </w:rPr>
               <w:t>ts</w:t>
             </w:r>
@@ -6333,6 +6604,7 @@
             <w:r>
               <w:rPr>
                 <w:rStyle w:val="SourceText"/>
+                <w:rFonts w:asciiTheme="minorHAnsi" w:hAnsiTheme="minorHAnsi"/>
               </w:rPr>
               <w:t>\r</w:t>
             </w:r>
@@ -6358,6 +6630,7 @@
             <w:r>
               <w:rPr>
                 <w:rStyle w:val="SourceText"/>
+                <w:rFonts w:asciiTheme="minorHAnsi" w:hAnsiTheme="minorHAnsi"/>
               </w:rPr>
               <w:t>ctd_collect</w:t>
             </w:r>
@@ -6397,6 +6670,7 @@
             <w:r>
               <w:rPr>
                 <w:rStyle w:val="SourceText"/>
+                <w:rFonts w:asciiTheme="minorHAnsi" w:hAnsiTheme="minorHAnsi"/>
               </w:rPr>
               <w:t>ctd_notify_tx_cplt</w:t>
             </w:r>
@@ -6417,6 +6691,7 @@
             <w:r>
               <w:rPr>
                 <w:rStyle w:val="SourceText"/>
+                <w:rFonts w:asciiTheme="minorHAnsi" w:hAnsiTheme="minorHAnsi"/>
               </w:rPr>
               <w:t>USART3</w:t>
             </w:r>
@@ -6442,6 +6717,7 @@
             <w:r>
               <w:rPr>
                 <w:rStyle w:val="SourceText"/>
+                <w:rFonts w:asciiTheme="minorHAnsi" w:hAnsiTheme="minorHAnsi"/>
               </w:rPr>
               <w:t>ctd_notify_rx_event</w:t>
             </w:r>
@@ -6462,6 +6738,7 @@
             <w:r>
               <w:rPr>
                 <w:rStyle w:val="SourceText"/>
+                <w:rFonts w:asciiTheme="minorHAnsi" w:hAnsiTheme="minorHAnsi"/>
               </w:rPr>
               <w:t>USART3</w:t>
             </w:r>
@@ -6500,6 +6777,7 @@
       <w:r>
         <w:rPr>
           <w:rStyle w:val="SourceText"/>
+          <w:rFonts w:asciiTheme="minorHAnsi" w:hAnsiTheme="minorHAnsi"/>
         </w:rPr>
         <w:t>ctd_</w:t>
       </w:r>
@@ -6507,6 +6785,7 @@
       <w:r>
         <w:rPr>
           <w:rStyle w:val="SourceText"/>
+          <w:rFonts w:asciiTheme="minorHAnsi" w:hAnsiTheme="minorHAnsi"/>
         </w:rPr>
         <w:t>wakeup</w:t>
       </w:r>
@@ -6514,6 +6793,7 @@
       <w:r>
         <w:rPr>
           <w:rStyle w:val="SourceText"/>
+          <w:rFonts w:asciiTheme="minorHAnsi" w:hAnsiTheme="minorHAnsi"/>
         </w:rPr>
         <w:t>(</w:t>
       </w:r>
@@ -6521,6 +6801,7 @@
       <w:r>
         <w:rPr>
           <w:rStyle w:val="SourceText"/>
+          <w:rFonts w:asciiTheme="minorHAnsi" w:hAnsiTheme="minorHAnsi"/>
         </w:rPr>
         <w:t>)</w:t>
       </w:r>
@@ -6530,6 +6811,7 @@
       <w:r>
         <w:rPr>
           <w:rStyle w:val="SourceText"/>
+          <w:rFonts w:asciiTheme="minorHAnsi" w:hAnsiTheme="minorHAnsi"/>
         </w:rPr>
         <w:t>CTD_WAKEUP_RETRIES</w:t>
       </w:r>
@@ -6539,6 +6821,7 @@
       <w:r>
         <w:rPr>
           <w:rStyle w:val="SourceText"/>
+          <w:rFonts w:asciiTheme="minorHAnsi" w:hAnsiTheme="minorHAnsi"/>
         </w:rPr>
         <w:t>\r\n</w:t>
       </w:r>
@@ -6556,6 +6839,7 @@
       <w:r>
         <w:rPr>
           <w:rStyle w:val="SourceText"/>
+          <w:rFonts w:asciiTheme="minorHAnsi" w:hAnsiTheme="minorHAnsi"/>
         </w:rPr>
         <w:t>CTD_WAKEUP_TIMEOUT_MS</w:t>
       </w:r>
@@ -6580,6 +6864,7 @@
       <w:r>
         <w:rPr>
           <w:rStyle w:val="SourceText"/>
+          <w:rFonts w:asciiTheme="minorHAnsi" w:hAnsiTheme="minorHAnsi"/>
         </w:rPr>
         <w:t>ctd_sample_</w:t>
       </w:r>
@@ -6587,6 +6872,7 @@
       <w:r>
         <w:rPr>
           <w:rStyle w:val="SourceText"/>
+          <w:rFonts w:asciiTheme="minorHAnsi" w:hAnsiTheme="minorHAnsi"/>
         </w:rPr>
         <w:t>raw</w:t>
       </w:r>
@@ -6594,6 +6880,7 @@
       <w:r>
         <w:rPr>
           <w:rStyle w:val="SourceText"/>
+          <w:rFonts w:asciiTheme="minorHAnsi" w:hAnsiTheme="minorHAnsi"/>
         </w:rPr>
         <w:t>(</w:t>
       </w:r>
@@ -6601,6 +6888,7 @@
       <w:r>
         <w:rPr>
           <w:rStyle w:val="SourceText"/>
+          <w:rFonts w:asciiTheme="minorHAnsi" w:hAnsiTheme="minorHAnsi"/>
         </w:rPr>
         <w:t>)</w:t>
       </w:r>
@@ -6628,6 +6916,7 @@
       <w:r>
         <w:rPr>
           <w:rStyle w:val="SourceText"/>
+          <w:rFonts w:asciiTheme="minorHAnsi" w:hAnsiTheme="minorHAnsi"/>
         </w:rPr>
         <w:t>ctd_</w:t>
       </w:r>
@@ -6635,6 +6924,7 @@
       <w:r>
         <w:rPr>
           <w:rStyle w:val="SourceText"/>
+          <w:rFonts w:asciiTheme="minorHAnsi" w:hAnsiTheme="minorHAnsi"/>
         </w:rPr>
         <w:t>wakeup</w:t>
       </w:r>
@@ -6642,6 +6932,7 @@
       <w:r>
         <w:rPr>
           <w:rStyle w:val="SourceText"/>
+          <w:rFonts w:asciiTheme="minorHAnsi" w:hAnsiTheme="minorHAnsi"/>
         </w:rPr>
         <w:t>(</w:t>
       </w:r>
@@ -6649,6 +6940,7 @@
       <w:r>
         <w:rPr>
           <w:rStyle w:val="SourceText"/>
+          <w:rFonts w:asciiTheme="minorHAnsi" w:hAnsiTheme="minorHAnsi"/>
         </w:rPr>
         <w:t>)</w:t>
       </w:r>
@@ -6693,6 +6985,7 @@
       <w:r>
         <w:rPr>
           <w:rStyle w:val="SourceText"/>
+          <w:rFonts w:asciiTheme="minorHAnsi" w:hAnsiTheme="minorHAnsi"/>
         </w:rPr>
         <w:t>ts</w:t>
       </w:r>
@@ -6700,6 +6993,7 @@
       <w:r>
         <w:rPr>
           <w:rStyle w:val="SourceText"/>
+          <w:rFonts w:asciiTheme="minorHAnsi" w:hAnsiTheme="minorHAnsi"/>
         </w:rPr>
         <w:t>\r</w:t>
       </w:r>
@@ -6751,6 +7045,7 @@
       <w:r>
         <w:rPr>
           <w:rStyle w:val="SourceText"/>
+          <w:rFonts w:asciiTheme="minorHAnsi" w:hAnsiTheme="minorHAnsi"/>
         </w:rPr>
         <w:t>&gt;</w:t>
       </w:r>
@@ -6804,6 +7099,7 @@
       <w:r>
         <w:rPr>
           <w:rStyle w:val="SourceText"/>
+          <w:rFonts w:asciiTheme="minorHAnsi" w:hAnsiTheme="minorHAnsi"/>
         </w:rPr>
         <w:t>sensors_</w:t>
       </w:r>
@@ -6811,6 +7107,7 @@
       <w:r>
         <w:rPr>
           <w:rStyle w:val="SourceText"/>
+          <w:rFonts w:asciiTheme="minorHAnsi" w:hAnsiTheme="minorHAnsi"/>
         </w:rPr>
         <w:t>sample</w:t>
       </w:r>
@@ -6818,6 +7115,7 @@
       <w:r>
         <w:rPr>
           <w:rStyle w:val="SourceText"/>
+          <w:rFonts w:asciiTheme="minorHAnsi" w:hAnsiTheme="minorHAnsi"/>
         </w:rPr>
         <w:t>(</w:t>
       </w:r>
@@ -6825,6 +7123,7 @@
       <w:r>
         <w:rPr>
           <w:rStyle w:val="SourceText"/>
+          <w:rFonts w:asciiTheme="minorHAnsi" w:hAnsiTheme="minorHAnsi"/>
         </w:rPr>
         <w:t>)</w:t>
       </w:r>
@@ -6835,6 +7134,7 @@
       <w:r>
         <w:rPr>
           <w:rStyle w:val="SourceText"/>
+          <w:rFonts w:asciiTheme="minorHAnsi" w:hAnsiTheme="minorHAnsi"/>
         </w:rPr>
         <w:t>ctd_fire</w:t>
       </w:r>
@@ -6842,6 +7142,7 @@
       <w:r>
         <w:rPr>
           <w:rStyle w:val="SourceText"/>
+          <w:rFonts w:asciiTheme="minorHAnsi" w:hAnsiTheme="minorHAnsi"/>
         </w:rPr>
         <w:t>()</w:t>
       </w:r>
@@ -6852,6 +7153,7 @@
       <w:r>
         <w:rPr>
           <w:rStyle w:val="SourceText"/>
+          <w:rFonts w:asciiTheme="minorHAnsi" w:hAnsiTheme="minorHAnsi"/>
         </w:rPr>
         <w:t>ctd_collect</w:t>
       </w:r>
@@ -6859,6 +7161,7 @@
       <w:r>
         <w:rPr>
           <w:rStyle w:val="SourceText"/>
+          <w:rFonts w:asciiTheme="minorHAnsi" w:hAnsiTheme="minorHAnsi"/>
         </w:rPr>
         <w:t>()</w:t>
       </w:r>
@@ -6900,6 +7203,7 @@
       <w:r>
         <w:rPr>
           <w:rStyle w:val="SourceText"/>
+          <w:rFonts w:asciiTheme="minorHAnsi" w:hAnsiTheme="minorHAnsi"/>
         </w:rPr>
         <w:t>ctd_data_t</w:t>
       </w:r>
@@ -6910,6 +7214,7 @@
       <w:r>
         <w:rPr>
           <w:rStyle w:val="SourceText"/>
+          <w:rFonts w:asciiTheme="minorHAnsi" w:hAnsiTheme="minorHAnsi"/>
         </w:rPr>
         <w:t>conductivity</w:t>
       </w:r>
@@ -6919,6 +7224,7 @@
       <w:r>
         <w:rPr>
           <w:rStyle w:val="SourceText"/>
+          <w:rFonts w:asciiTheme="minorHAnsi" w:hAnsiTheme="minorHAnsi"/>
         </w:rPr>
         <w:t>temperature</w:t>
       </w:r>
@@ -6928,6 +7234,7 @@
       <w:r>
         <w:rPr>
           <w:rStyle w:val="SourceText"/>
+          <w:rFonts w:asciiTheme="minorHAnsi" w:hAnsiTheme="minorHAnsi"/>
         </w:rPr>
         <w:t>pressure</w:t>
       </w:r>
@@ -6938,6 +7245,7 @@
       <w:r>
         <w:rPr>
           <w:rStyle w:val="SourceText"/>
+          <w:rFonts w:asciiTheme="minorHAnsi" w:hAnsiTheme="minorHAnsi"/>
         </w:rPr>
         <w:t>ctd_parse_</w:t>
       </w:r>
@@ -6945,6 +7253,7 @@
       <w:r>
         <w:rPr>
           <w:rStyle w:val="SourceText"/>
+          <w:rFonts w:asciiTheme="minorHAnsi" w:hAnsiTheme="minorHAnsi"/>
         </w:rPr>
         <w:t>response</w:t>
       </w:r>
@@ -6952,6 +7261,7 @@
       <w:r>
         <w:rPr>
           <w:rStyle w:val="SourceText"/>
+          <w:rFonts w:asciiTheme="minorHAnsi" w:hAnsiTheme="minorHAnsi"/>
         </w:rPr>
         <w:t>(</w:t>
       </w:r>
@@ -6959,6 +7269,7 @@
       <w:r>
         <w:rPr>
           <w:rStyle w:val="SourceText"/>
+          <w:rFonts w:asciiTheme="minorHAnsi" w:hAnsiTheme="minorHAnsi"/>
         </w:rPr>
         <w:t>)</w:t>
       </w:r>
@@ -6968,6 +7279,7 @@
       <w:r>
         <w:rPr>
           <w:rStyle w:val="SourceText"/>
+          <w:rFonts w:asciiTheme="minorHAnsi" w:hAnsiTheme="minorHAnsi"/>
         </w:rPr>
         <w:t>\r</w:t>
       </w:r>
@@ -6977,6 +7289,7 @@
       <w:r>
         <w:rPr>
           <w:rStyle w:val="SourceText"/>
+          <w:rFonts w:asciiTheme="minorHAnsi" w:hAnsiTheme="minorHAnsi"/>
         </w:rPr>
         <w:t>\n</w:t>
       </w:r>
@@ -6988,12 +7301,20 @@
       <w:pPr>
         <w:pStyle w:val="PreformattedText"/>
         <w:spacing w:after="160"/>
+        <w:rPr>
+          <w:rFonts w:asciiTheme="minorHAnsi" w:hAnsiTheme="minorHAnsi"/>
+          <w:sz w:val="24"/>
+          <w:szCs w:val="24"/>
+        </w:rPr>
       </w:pPr>
       <w:proofErr w:type="spellStart"/>
       <w:proofErr w:type="gramStart"/>
       <w:r>
         <w:rPr>
           <w:rStyle w:val="SourceText"/>
+          <w:rFonts w:asciiTheme="minorHAnsi" w:hAnsiTheme="minorHAnsi"/>
+          <w:sz w:val="24"/>
+          <w:szCs w:val="24"/>
         </w:rPr>
         <w:t>pressure,temperature</w:t>
       </w:r>
@@ -7001,6 +7322,9 @@
       <w:r>
         <w:rPr>
           <w:rStyle w:val="SourceText"/>
+          <w:rFonts w:asciiTheme="minorHAnsi" w:hAnsiTheme="minorHAnsi"/>
+          <w:sz w:val="24"/>
+          <w:szCs w:val="24"/>
         </w:rPr>
         <w:t>,conductivity</w:t>
       </w:r>
@@ -7017,29 +7341,81 @@
       <w:r>
         <w:rPr>
           <w:rStyle w:val="SourceText"/>
-        </w:rPr>
-        <w:t>CTD_</w:t>
-      </w:r>
+          <w:rFonts w:asciiTheme="minorHAnsi" w:hAnsiTheme="minorHAnsi"/>
+        </w:rPr>
+        <w:t>CTD_C,</w:t>
+      </w:r>
+      <w:r>
+        <w:rPr>
+          <w:rStyle w:val="SourceText"/>
+          <w:rFonts w:asciiTheme="minorHAnsi" w:hAnsiTheme="minorHAnsi"/>
+        </w:rPr>
+        <w:t xml:space="preserve"> </w:t>
+      </w:r>
+      <w:r>
+        <w:rPr>
+          <w:rStyle w:val="SourceText"/>
+          <w:rFonts w:asciiTheme="minorHAnsi" w:hAnsiTheme="minorHAnsi"/>
+        </w:rPr>
+        <w:t>CTD_T,</w:t>
+      </w:r>
+      <w:r>
+        <w:rPr>
+          <w:rStyle w:val="SourceText"/>
+          <w:rFonts w:asciiTheme="minorHAnsi" w:hAnsiTheme="minorHAnsi"/>
+        </w:rPr>
+        <w:t xml:space="preserve"> </w:t>
+      </w:r>
+      <w:r>
+        <w:rPr>
+          <w:rStyle w:val="SourceText"/>
+          <w:rFonts w:asciiTheme="minorHAnsi" w:hAnsiTheme="minorHAnsi"/>
+        </w:rPr>
+        <w:t>CTD_D</w:t>
+      </w:r>
+      <w:r>
+        <w:t>, using</w:t>
+      </w:r>
+      <w:r>
+        <w:t>:</w:t>
+      </w:r>
+      <w:r>
+        <w:t xml:space="preserve"> </w:t>
+      </w:r>
+    </w:p>
+    <w:p>
+      <w:pPr>
+        <w:pStyle w:val="BodyText"/>
+        <w:spacing w:after="160" w:line="278" w:lineRule="auto"/>
+      </w:pPr>
+      <w:r>
+        <w:rPr>
+          <w:rStyle w:val="SourceText"/>
+          <w:rFonts w:asciiTheme="minorHAnsi" w:hAnsiTheme="minorHAnsi"/>
+        </w:rPr>
+        <w:t>m-&gt;</w:t>
+      </w:r>
+      <w:proofErr w:type="spellStart"/>
       <w:proofErr w:type="gramStart"/>
       <w:r>
         <w:rPr>
           <w:rStyle w:val="SourceText"/>
-        </w:rPr>
-        <w:t>C,CTD</w:t>
-      </w:r>
+          <w:rFonts w:asciiTheme="minorHAnsi" w:hAnsiTheme="minorHAnsi"/>
+        </w:rPr>
+        <w:t>ctd.conductivity</w:t>
+      </w:r>
+      <w:proofErr w:type="spellEnd"/>
       <w:proofErr w:type="gramEnd"/>
       <w:r>
-        <w:rPr>
-          <w:rStyle w:val="SourceText"/>
-        </w:rPr>
-        <w:t>_T,CTD_D</w:t>
-      </w:r>
-      <w:r>
-        <w:t xml:space="preserve">, using </w:t>
-      </w:r>
-      <w:r>
-        <w:rPr>
-          <w:rStyle w:val="SourceText"/>
+        <w:t xml:space="preserve"> </w:t>
+      </w:r>
+      <w:r>
+        <w:br/>
+      </w:r>
+      <w:r>
+        <w:rPr>
+          <w:rStyle w:val="SourceText"/>
+          <w:rFonts w:asciiTheme="minorHAnsi" w:hAnsiTheme="minorHAnsi"/>
         </w:rPr>
         <w:t>m-&gt;</w:t>
       </w:r>
@@ -7047,16 +7423,21 @@
       <w:r>
         <w:rPr>
           <w:rStyle w:val="SourceText"/>
-        </w:rPr>
-        <w:t>ctd.conductivity</w:t>
-      </w:r>
-      <w:proofErr w:type="spellEnd"/>
-      <w:r>
-        <w:t xml:space="preserve">, </w:t>
-      </w:r>
-      <w:r>
-        <w:rPr>
-          <w:rStyle w:val="SourceText"/>
+          <w:rFonts w:asciiTheme="minorHAnsi" w:hAnsiTheme="minorHAnsi"/>
+        </w:rPr>
+        <w:t>ctd.temperature</w:t>
+      </w:r>
+      <w:proofErr w:type="spellEnd"/>
+      <w:r>
+        <w:t xml:space="preserve"> </w:t>
+      </w:r>
+      <w:r>
+        <w:br/>
+      </w:r>
+      <w:r>
+        <w:rPr>
+          <w:rStyle w:val="SourceText"/>
+          <w:rFonts w:asciiTheme="minorHAnsi" w:hAnsiTheme="minorHAnsi"/>
         </w:rPr>
         <w:t>m-&gt;</w:t>
       </w:r>
@@ -7064,29 +7445,22 @@
       <w:r>
         <w:rPr>
           <w:rStyle w:val="SourceText"/>
-        </w:rPr>
-        <w:t>ctd.temperature</w:t>
-      </w:r>
-      <w:proofErr w:type="spellEnd"/>
-      <w:r>
-        <w:t xml:space="preserve">, and </w:t>
-      </w:r>
-      <w:r>
-        <w:rPr>
-          <w:rStyle w:val="SourceText"/>
-        </w:rPr>
-        <w:t>m-&gt;</w:t>
-      </w:r>
-      <w:proofErr w:type="spellStart"/>
-      <w:r>
-        <w:rPr>
-          <w:rStyle w:val="SourceText"/>
+          <w:rFonts w:asciiTheme="minorHAnsi" w:hAnsiTheme="minorHAnsi"/>
         </w:rPr>
         <w:t>ctd.pressure</w:t>
       </w:r>
       <w:proofErr w:type="spellEnd"/>
       <w:r>
-        <w:t>. Shell output prints Conductivity, Temperature, and Pressure from the same struct fields.</w:t>
+        <w:t xml:space="preserve"> </w:t>
+      </w:r>
+    </w:p>
+    <w:p>
+      <w:pPr>
+        <w:pStyle w:val="BodyText"/>
+        <w:spacing w:after="160" w:line="278" w:lineRule="auto"/>
+      </w:pPr>
+      <w:r>
+        <w:t>Shell output prints Conductivity, Temperature, and Pressure from the same struct fields.</w:t>
       </w:r>
     </w:p>
     <w:p>
@@ -7121,6 +7495,7 @@
       <w:r>
         <w:rPr>
           <w:rStyle w:val="SourceText"/>
+          <w:rFonts w:asciiTheme="minorHAnsi" w:hAnsiTheme="minorHAnsi"/>
         </w:rPr>
         <w:t>sensors_</w:t>
       </w:r>
@@ -7128,6 +7503,7 @@
       <w:r>
         <w:rPr>
           <w:rStyle w:val="SourceText"/>
+          <w:rFonts w:asciiTheme="minorHAnsi" w:hAnsiTheme="minorHAnsi"/>
         </w:rPr>
         <w:t>sample</w:t>
       </w:r>
@@ -7135,6 +7511,7 @@
       <w:r>
         <w:rPr>
           <w:rStyle w:val="SourceText"/>
+          <w:rFonts w:asciiTheme="minorHAnsi" w:hAnsiTheme="minorHAnsi"/>
         </w:rPr>
         <w:t>(</w:t>
       </w:r>
@@ -7142,6 +7519,7 @@
       <w:r>
         <w:rPr>
           <w:rStyle w:val="SourceText"/>
+          <w:rFonts w:asciiTheme="minorHAnsi" w:hAnsiTheme="minorHAnsi"/>
         </w:rPr>
         <w:t>)</w:t>
       </w:r>
@@ -7229,6 +7607,7 @@
       <w:r>
         <w:rPr>
           <w:rStyle w:val="SourceText"/>
+          <w:rFonts w:asciiTheme="minorHAnsi" w:hAnsiTheme="minorHAnsi"/>
         </w:rPr>
         <w:t>ctd_</w:t>
       </w:r>
@@ -7236,6 +7615,7 @@
       <w:r>
         <w:rPr>
           <w:rStyle w:val="SourceText"/>
+          <w:rFonts w:asciiTheme="minorHAnsi" w:hAnsiTheme="minorHAnsi"/>
         </w:rPr>
         <w:t>fire</w:t>
       </w:r>
@@ -7243,6 +7623,7 @@
       <w:r>
         <w:rPr>
           <w:rStyle w:val="SourceText"/>
+          <w:rFonts w:asciiTheme="minorHAnsi" w:hAnsiTheme="minorHAnsi"/>
         </w:rPr>
         <w:t>(</w:t>
       </w:r>
@@ -7250,6 +7631,7 @@
       <w:r>
         <w:rPr>
           <w:rStyle w:val="SourceText"/>
+          <w:rFonts w:asciiTheme="minorHAnsi" w:hAnsiTheme="minorHAnsi"/>
         </w:rPr>
         <w:t>)</w:t>
       </w:r>
@@ -7260,6 +7642,7 @@
       <w:r>
         <w:rPr>
           <w:rStyle w:val="SourceText"/>
+          <w:rFonts w:asciiTheme="minorHAnsi" w:hAnsiTheme="minorHAnsi"/>
         </w:rPr>
         <w:t>ts</w:t>
       </w:r>
@@ -7267,6 +7650,7 @@
       <w:r>
         <w:rPr>
           <w:rStyle w:val="SourceText"/>
+          <w:rFonts w:asciiTheme="minorHAnsi" w:hAnsiTheme="minorHAnsi"/>
         </w:rPr>
         <w:t>\r</w:t>
       </w:r>
@@ -7293,6 +7677,7 @@
       <w:r>
         <w:rPr>
           <w:rStyle w:val="SourceText"/>
+          <w:rFonts w:asciiTheme="minorHAnsi" w:hAnsiTheme="minorHAnsi"/>
         </w:rPr>
         <w:t>WETLAB_BOOT_MS</w:t>
       </w:r>
@@ -7310,6 +7695,7 @@
       <w:r>
         <w:rPr>
           <w:rStyle w:val="SourceText"/>
+          <w:rFonts w:asciiTheme="minorHAnsi" w:hAnsiTheme="minorHAnsi"/>
         </w:rPr>
         <w:t>SENSOR_COLLECT_WINDOW_MS</w:t>
       </w:r>
@@ -7334,6 +7720,7 @@
       <w:r>
         <w:rPr>
           <w:rStyle w:val="SourceText"/>
+          <w:rFonts w:asciiTheme="minorHAnsi" w:hAnsiTheme="minorHAnsi"/>
         </w:rPr>
         <w:t>ctd_</w:t>
       </w:r>
@@ -7341,6 +7728,7 @@
       <w:r>
         <w:rPr>
           <w:rStyle w:val="SourceText"/>
+          <w:rFonts w:asciiTheme="minorHAnsi" w:hAnsiTheme="minorHAnsi"/>
         </w:rPr>
         <w:t>collect</w:t>
       </w:r>
@@ -7348,6 +7736,7 @@
       <w:r>
         <w:rPr>
           <w:rStyle w:val="SourceText"/>
+          <w:rFonts w:asciiTheme="minorHAnsi" w:hAnsiTheme="minorHAnsi"/>
         </w:rPr>
         <w:t>(</w:t>
       </w:r>
@@ -7355,6 +7744,7 @@
       <w:r>
         <w:rPr>
           <w:rStyle w:val="SourceText"/>
+          <w:rFonts w:asciiTheme="minorHAnsi" w:hAnsiTheme="minorHAnsi"/>
         </w:rPr>
         <w:t>)</w:t>
       </w:r>
@@ -7373,6 +7763,7 @@
       <w:r>
         <w:rPr>
           <w:rStyle w:val="SourceText"/>
+          <w:rFonts w:asciiTheme="minorHAnsi" w:hAnsiTheme="minorHAnsi"/>
         </w:rPr>
         <w:t>WETLAB_BOOT_MS = 1500</w:t>
       </w:r>
@@ -7390,18 +7781,21 @@
       <w:r>
         <w:rPr>
           <w:rStyle w:val="SourceText"/>
+          <w:rFonts w:asciiTheme="minorHAnsi" w:hAnsiTheme="minorHAnsi"/>
         </w:rPr>
         <w:t>SENSOR_COLLECT_WINDOW_MS = 1</w:t>
       </w:r>
       <w:r>
         <w:rPr>
           <w:rStyle w:val="SourceText"/>
+          <w:rFonts w:asciiTheme="minorHAnsi" w:hAnsiTheme="minorHAnsi"/>
         </w:rPr>
         <w:t>5</w:t>
       </w:r>
       <w:r>
         <w:rPr>
           <w:rStyle w:val="SourceText"/>
+          <w:rFonts w:asciiTheme="minorHAnsi" w:hAnsiTheme="minorHAnsi"/>
         </w:rPr>
         <w:t>00</w:t>
       </w:r>
@@ -7442,6 +7836,7 @@
       <w:r>
         <w:rPr>
           <w:rStyle w:val="SourceText"/>
+          <w:rFonts w:asciiTheme="minorHAnsi" w:hAnsiTheme="minorHAnsi"/>
         </w:rPr>
         <w:t>hdma_usart3_tx</w:t>
       </w:r>
@@ -7457,6 +7852,7 @@
       <w:r>
         <w:rPr>
           <w:rStyle w:val="SourceText"/>
+          <w:rFonts w:asciiTheme="minorHAnsi" w:hAnsiTheme="minorHAnsi"/>
         </w:rPr>
         <w:t>hdma_usart3_rx</w:t>
       </w:r>
@@ -7470,6 +7866,7 @@
       <w:r>
         <w:rPr>
           <w:rStyle w:val="SourceText"/>
+          <w:rFonts w:asciiTheme="minorHAnsi" w:hAnsiTheme="minorHAnsi"/>
         </w:rPr>
         <w:t>ctd_notify_tx_</w:t>
       </w:r>
@@ -7477,6 +7874,7 @@
       <w:r>
         <w:rPr>
           <w:rStyle w:val="SourceText"/>
+          <w:rFonts w:asciiTheme="minorHAnsi" w:hAnsiTheme="minorHAnsi"/>
         </w:rPr>
         <w:t>cplt</w:t>
       </w:r>
@@ -7484,6 +7882,7 @@
       <w:r>
         <w:rPr>
           <w:rStyle w:val="SourceText"/>
+          <w:rFonts w:asciiTheme="minorHAnsi" w:hAnsiTheme="minorHAnsi"/>
         </w:rPr>
         <w:t>(</w:t>
       </w:r>
@@ -7491,6 +7890,7 @@
       <w:r>
         <w:rPr>
           <w:rStyle w:val="SourceText"/>
+          <w:rFonts w:asciiTheme="minorHAnsi" w:hAnsiTheme="minorHAnsi"/>
         </w:rPr>
         <w:t>)</w:t>
       </w:r>
@@ -7500,6 +7900,7 @@
       <w:r>
         <w:rPr>
           <w:rStyle w:val="SourceText"/>
+          <w:rFonts w:asciiTheme="minorHAnsi" w:hAnsiTheme="minorHAnsi"/>
         </w:rPr>
         <w:t>USART3</w:t>
       </w:r>
@@ -7513,6 +7914,7 @@
       <w:r>
         <w:rPr>
           <w:rStyle w:val="SourceText"/>
+          <w:rFonts w:asciiTheme="minorHAnsi" w:hAnsiTheme="minorHAnsi"/>
         </w:rPr>
         <w:t>ctd_notify_rx_event</w:t>
       </w:r>
@@ -7520,6 +7922,7 @@
       <w:r>
         <w:rPr>
           <w:rStyle w:val="SourceText"/>
+          <w:rFonts w:asciiTheme="minorHAnsi" w:hAnsiTheme="minorHAnsi"/>
         </w:rPr>
         <w:t>()</w:t>
       </w:r>
@@ -7529,6 +7932,7 @@
       <w:r>
         <w:rPr>
           <w:rStyle w:val="SourceText"/>
+          <w:rFonts w:asciiTheme="minorHAnsi" w:hAnsiTheme="minorHAnsi"/>
         </w:rPr>
         <w:t>USART3</w:t>
       </w:r>
@@ -7548,6 +7952,7 @@
       <w:r>
         <w:rPr>
           <w:rStyle w:val="SourceText"/>
+          <w:rFonts w:asciiTheme="minorHAnsi" w:hAnsiTheme="minorHAnsi"/>
         </w:rPr>
         <w:t>ctd_</w:t>
       </w:r>
@@ -7555,6 +7960,7 @@
       <w:r>
         <w:rPr>
           <w:rStyle w:val="SourceText"/>
+          <w:rFonts w:asciiTheme="minorHAnsi" w:hAnsiTheme="minorHAnsi"/>
         </w:rPr>
         <w:t>fire</w:t>
       </w:r>
@@ -7562,6 +7968,7 @@
       <w:r>
         <w:rPr>
           <w:rStyle w:val="SourceText"/>
+          <w:rFonts w:asciiTheme="minorHAnsi" w:hAnsiTheme="minorHAnsi"/>
         </w:rPr>
         <w:t>(</w:t>
       </w:r>
@@ -7569,6 +7976,7 @@
       <w:r>
         <w:rPr>
           <w:rStyle w:val="SourceText"/>
+          <w:rFonts w:asciiTheme="minorHAnsi" w:hAnsiTheme="minorHAnsi"/>
         </w:rPr>
         <w:t>)</w:t>
       </w:r>
@@ -7579,6 +7987,7 @@
       <w:r>
         <w:rPr>
           <w:rStyle w:val="SourceText"/>
+          <w:rFonts w:asciiTheme="minorHAnsi" w:hAnsiTheme="minorHAnsi"/>
         </w:rPr>
         <w:t>ctd_collect</w:t>
       </w:r>
@@ -7586,6 +7995,7 @@
       <w:r>
         <w:rPr>
           <w:rStyle w:val="SourceText"/>
+          <w:rFonts w:asciiTheme="minorHAnsi" w:hAnsiTheme="minorHAnsi"/>
         </w:rPr>
         <w:t>()</w:t>
       </w:r>
@@ -7610,6 +8020,7 @@
       <w:r>
         <w:rPr>
           <w:rStyle w:val="SourceText"/>
+          <w:rFonts w:asciiTheme="minorHAnsi" w:hAnsiTheme="minorHAnsi"/>
         </w:rPr>
         <w:t>ctd</w:t>
       </w:r>
@@ -7621,6 +8032,7 @@
       <w:r>
         <w:rPr>
           <w:rStyle w:val="SourceText"/>
+          <w:rFonts w:asciiTheme="minorHAnsi" w:hAnsiTheme="minorHAnsi"/>
         </w:rPr>
         <w:t>ctd</w:t>
       </w:r>
@@ -7628,6 +8040,7 @@
       <w:r>
         <w:rPr>
           <w:rStyle w:val="SourceText"/>
+          <w:rFonts w:asciiTheme="minorHAnsi" w:hAnsiTheme="minorHAnsi"/>
         </w:rPr>
         <w:t>-raw</w:t>
       </w:r>
@@ -7637,6 +8050,7 @@
       <w:r>
         <w:rPr>
           <w:rStyle w:val="SourceText"/>
+          <w:rFonts w:asciiTheme="minorHAnsi" w:hAnsiTheme="minorHAnsi"/>
         </w:rPr>
         <w:t>Core/</w:t>
       </w:r>
@@ -7644,6 +8058,7 @@
       <w:r>
         <w:rPr>
           <w:rStyle w:val="SourceText"/>
+          <w:rFonts w:asciiTheme="minorHAnsi" w:hAnsiTheme="minorHAnsi"/>
         </w:rPr>
         <w:t>Src</w:t>
       </w:r>
@@ -7651,6 +8066,7 @@
       <w:r>
         <w:rPr>
           <w:rStyle w:val="SourceText"/>
+          <w:rFonts w:asciiTheme="minorHAnsi" w:hAnsiTheme="minorHAnsi"/>
         </w:rPr>
         <w:t>/</w:t>
       </w:r>
@@ -7658,6 +8074,7 @@
       <w:r>
         <w:rPr>
           <w:rStyle w:val="SourceText"/>
+          <w:rFonts w:asciiTheme="minorHAnsi" w:hAnsiTheme="minorHAnsi"/>
         </w:rPr>
         <w:t>shell.c</w:t>
       </w:r>
@@ -7668,6 +8085,7 @@
       <w:r>
         <w:rPr>
           <w:rStyle w:val="SourceText"/>
+          <w:rFonts w:asciiTheme="minorHAnsi" w:hAnsiTheme="minorHAnsi"/>
         </w:rPr>
         <w:t>Core/</w:t>
       </w:r>
@@ -7675,6 +8093,7 @@
       <w:r>
         <w:rPr>
           <w:rStyle w:val="SourceText"/>
+          <w:rFonts w:asciiTheme="minorHAnsi" w:hAnsiTheme="minorHAnsi"/>
         </w:rPr>
         <w:t>Src</w:t>
       </w:r>
@@ -7682,6 +8101,7 @@
       <w:r>
         <w:rPr>
           <w:rStyle w:val="SourceText"/>
+          <w:rFonts w:asciiTheme="minorHAnsi" w:hAnsiTheme="minorHAnsi"/>
         </w:rPr>
         <w:t>/</w:t>
       </w:r>
@@ -7689,6 +8109,7 @@
       <w:r>
         <w:rPr>
           <w:rStyle w:val="SourceText"/>
+          <w:rFonts w:asciiTheme="minorHAnsi" w:hAnsiTheme="minorHAnsi"/>
         </w:rPr>
         <w:t>task_handlers.c</w:t>
       </w:r>
@@ -7700,6 +8121,7 @@
       <w:r>
         <w:rPr>
           <w:rStyle w:val="SourceText"/>
+          <w:rFonts w:asciiTheme="minorHAnsi" w:hAnsiTheme="minorHAnsi"/>
         </w:rPr>
         <w:t>lowpower_sensor_interfaces_</w:t>
       </w:r>
@@ -7707,6 +8129,7 @@
       <w:r>
         <w:rPr>
           <w:rStyle w:val="SourceText"/>
+          <w:rFonts w:asciiTheme="minorHAnsi" w:hAnsiTheme="minorHAnsi"/>
         </w:rPr>
         <w:t>up</w:t>
       </w:r>
@@ -7714,6 +8137,7 @@
       <w:r>
         <w:rPr>
           <w:rStyle w:val="SourceText"/>
+          <w:rFonts w:asciiTheme="minorHAnsi" w:hAnsiTheme="minorHAnsi"/>
         </w:rPr>
         <w:t>(</w:t>
       </w:r>
@@ -7721,6 +8145,7 @@
       <w:r>
         <w:rPr>
           <w:rStyle w:val="SourceText"/>
+          <w:rFonts w:asciiTheme="minorHAnsi" w:hAnsiTheme="minorHAnsi"/>
         </w:rPr>
         <w:t>)</w:t>
       </w:r>
@@ -7739,6 +8164,7 @@
       <w:r>
         <w:rPr>
           <w:rStyle w:val="SourceText"/>
+          <w:rFonts w:asciiTheme="minorHAnsi" w:hAnsiTheme="minorHAnsi"/>
         </w:rPr>
         <w:t>lowpower_sensor_interfaces_down</w:t>
       </w:r>
@@ -7746,6 +8172,7 @@
       <w:r>
         <w:rPr>
           <w:rStyle w:val="SourceText"/>
+          <w:rFonts w:asciiTheme="minorHAnsi" w:hAnsiTheme="minorHAnsi"/>
         </w:rPr>
         <w:t>()</w:t>
       </w:r>
@@ -7756,6 +8183,7 @@
       <w:r>
         <w:rPr>
           <w:rStyle w:val="SourceText"/>
+          <w:rFonts w:asciiTheme="minorHAnsi" w:hAnsiTheme="minorHAnsi"/>
         </w:rPr>
         <w:t>lowpower_enter_idle</w:t>
       </w:r>
@@ -7763,6 +8191,7 @@
       <w:r>
         <w:rPr>
           <w:rStyle w:val="SourceText"/>
+          <w:rFonts w:asciiTheme="minorHAnsi" w:hAnsiTheme="minorHAnsi"/>
         </w:rPr>
         <w:t>()</w:t>
       </w:r>
@@ -7772,6 +8201,7 @@
       <w:r>
         <w:rPr>
           <w:rStyle w:val="SourceText"/>
+          <w:rFonts w:asciiTheme="minorHAnsi" w:hAnsiTheme="minorHAnsi"/>
         </w:rPr>
         <w:t>Core/</w:t>
       </w:r>
@@ -7779,6 +8209,7 @@
       <w:r>
         <w:rPr>
           <w:rStyle w:val="SourceText"/>
+          <w:rFonts w:asciiTheme="minorHAnsi" w:hAnsiTheme="minorHAnsi"/>
         </w:rPr>
         <w:t>Src</w:t>
       </w:r>
@@ -7786,6 +8217,7 @@
       <w:r>
         <w:rPr>
           <w:rStyle w:val="SourceText"/>
+          <w:rFonts w:asciiTheme="minorHAnsi" w:hAnsiTheme="minorHAnsi"/>
         </w:rPr>
         <w:t>/</w:t>
       </w:r>
@@ -7793,6 +8225,7 @@
       <w:r>
         <w:rPr>
           <w:rStyle w:val="SourceText"/>
+          <w:rFonts w:asciiTheme="minorHAnsi" w:hAnsiTheme="minorHAnsi"/>
         </w:rPr>
         <w:t>task_handlers.c</w:t>
       </w:r>
@@ -7847,6 +8280,7 @@
       <w:r>
         <w:rPr>
           <w:rStyle w:val="SourceText"/>
+          <w:rFonts w:asciiTheme="minorHAnsi" w:hAnsiTheme="minorHAnsi"/>
         </w:rPr>
         <w:t>do sample</w:t>
       </w:r>
@@ -7857,6 +8291,7 @@
       <w:r>
         <w:rPr>
           <w:rStyle w:val="SourceText"/>
+          <w:rFonts w:asciiTheme="minorHAnsi" w:hAnsiTheme="minorHAnsi"/>
         </w:rPr>
         <w:t>optode_data_t</w:t>
       </w:r>
@@ -7868,6 +8303,7 @@
       <w:r>
         <w:rPr>
           <w:rStyle w:val="SourceText"/>
+          <w:rFonts w:asciiTheme="minorHAnsi" w:hAnsiTheme="minorHAnsi"/>
         </w:rPr>
         <w:t>optode</w:t>
       </w:r>
@@ -7879,6 +8315,7 @@
       <w:r>
         <w:rPr>
           <w:rStyle w:val="SourceText"/>
+          <w:rFonts w:asciiTheme="minorHAnsi" w:hAnsiTheme="minorHAnsi"/>
         </w:rPr>
         <w:t>optode</w:t>
       </w:r>
@@ -7886,6 +8323,7 @@
       <w:r>
         <w:rPr>
           <w:rStyle w:val="SourceText"/>
+          <w:rFonts w:asciiTheme="minorHAnsi" w:hAnsiTheme="minorHAnsi"/>
         </w:rPr>
         <w:t>-raw</w:t>
       </w:r>
@@ -7896,6 +8334,7 @@
       <w:r>
         <w:rPr>
           <w:rStyle w:val="SourceText"/>
+          <w:rFonts w:asciiTheme="minorHAnsi" w:hAnsiTheme="minorHAnsi"/>
         </w:rPr>
         <w:t>optode</w:t>
       </w:r>
@@ -7903,6 +8342,7 @@
       <w:r>
         <w:rPr>
           <w:rStyle w:val="SourceText"/>
+          <w:rFonts w:asciiTheme="minorHAnsi" w:hAnsiTheme="minorHAnsi"/>
         </w:rPr>
         <w:t>-listen</w:t>
       </w:r>
@@ -7913,6 +8353,7 @@
       <w:r>
         <w:rPr>
           <w:rStyle w:val="SourceText"/>
+          <w:rFonts w:asciiTheme="minorHAnsi" w:hAnsiTheme="minorHAnsi"/>
         </w:rPr>
         <w:t>optode_</w:t>
       </w:r>
@@ -7920,6 +8361,7 @@
       <w:r>
         <w:rPr>
           <w:rStyle w:val="SourceText"/>
+          <w:rFonts w:asciiTheme="minorHAnsi" w:hAnsiTheme="minorHAnsi"/>
         </w:rPr>
         <w:t>wake</w:t>
       </w:r>
@@ -7927,6 +8369,7 @@
       <w:r>
         <w:rPr>
           <w:rStyle w:val="SourceText"/>
+          <w:rFonts w:asciiTheme="minorHAnsi" w:hAnsiTheme="minorHAnsi"/>
         </w:rPr>
         <w:t>(</w:t>
       </w:r>
@@ -7934,6 +8377,7 @@
       <w:r>
         <w:rPr>
           <w:rStyle w:val="SourceText"/>
+          <w:rFonts w:asciiTheme="minorHAnsi" w:hAnsiTheme="minorHAnsi"/>
         </w:rPr>
         <w:t>)</w:t>
       </w:r>
@@ -7944,6 +8388,7 @@
       <w:r>
         <w:rPr>
           <w:rStyle w:val="SourceText"/>
+          <w:rFonts w:asciiTheme="minorHAnsi" w:hAnsiTheme="minorHAnsi"/>
         </w:rPr>
         <w:t>optode_fire</w:t>
       </w:r>
@@ -7951,6 +8396,7 @@
       <w:r>
         <w:rPr>
           <w:rStyle w:val="SourceText"/>
+          <w:rFonts w:asciiTheme="minorHAnsi" w:hAnsiTheme="minorHAnsi"/>
         </w:rPr>
         <w:t>()</w:t>
       </w:r>
@@ -7961,6 +8407,7 @@
       <w:r>
         <w:rPr>
           <w:rStyle w:val="SourceText"/>
+          <w:rFonts w:asciiTheme="minorHAnsi" w:hAnsiTheme="minorHAnsi"/>
         </w:rPr>
         <w:t>optode_collect</w:t>
       </w:r>
@@ -7968,6 +8415,7 @@
       <w:r>
         <w:rPr>
           <w:rStyle w:val="SourceText"/>
+          <w:rFonts w:asciiTheme="minorHAnsi" w:hAnsiTheme="minorHAnsi"/>
         </w:rPr>
         <w:t>()</w:t>
       </w:r>
@@ -7978,6 +8426,7 @@
       <w:r>
         <w:rPr>
           <w:rStyle w:val="SourceText"/>
+          <w:rFonts w:asciiTheme="minorHAnsi" w:hAnsiTheme="minorHAnsi"/>
         </w:rPr>
         <w:t>sensors_sample</w:t>
       </w:r>
@@ -7985,12 +8434,14 @@
       <w:r>
         <w:rPr>
           <w:rStyle w:val="SourceText"/>
+          <w:rFonts w:asciiTheme="minorHAnsi" w:hAnsiTheme="minorHAnsi"/>
         </w:rPr>
         <w:t>(</w:t>
       </w:r>
       <w:r>
         <w:rPr>
           <w:rStyle w:val="SourceText"/>
+          <w:rFonts w:asciiTheme="minorHAnsi" w:hAnsiTheme="minorHAnsi"/>
         </w:rPr>
         <w:t>).</w:t>
       </w:r>
@@ -8007,6 +8458,7 @@
       <w:r>
         <w:rPr>
           <w:rStyle w:val="SourceText"/>
+          <w:rFonts w:asciiTheme="minorHAnsi" w:hAnsiTheme="minorHAnsi"/>
         </w:rPr>
         <w:t>rx_</w:t>
       </w:r>
@@ -8014,6 +8466,7 @@
       <w:r>
         <w:rPr>
           <w:rStyle w:val="SourceText"/>
+          <w:rFonts w:asciiTheme="minorHAnsi" w:hAnsiTheme="minorHAnsi"/>
         </w:rPr>
         <w:t>buf</w:t>
       </w:r>
@@ -8021,6 +8474,7 @@
       <w:r>
         <w:rPr>
           <w:rStyle w:val="SourceText"/>
+          <w:rFonts w:asciiTheme="minorHAnsi" w:hAnsiTheme="minorHAnsi"/>
         </w:rPr>
         <w:t>[</w:t>
       </w:r>
@@ -8028,6 +8482,7 @@
       <w:r>
         <w:rPr>
           <w:rStyle w:val="SourceText"/>
+          <w:rFonts w:asciiTheme="minorHAnsi" w:hAnsiTheme="minorHAnsi"/>
         </w:rPr>
         <w:t>OPTODE_RX_BUF_SIZE]</w:t>
       </w:r>
@@ -8045,6 +8500,7 @@
       <w:r>
         <w:rPr>
           <w:rStyle w:val="SourceText"/>
+          <w:rFonts w:asciiTheme="minorHAnsi" w:hAnsiTheme="minorHAnsi"/>
         </w:rPr>
         <w:t>2048</w:t>
       </w:r>
@@ -8150,6 +8606,7 @@
             <w:r>
               <w:rPr>
                 <w:rStyle w:val="SourceText"/>
+                <w:rFonts w:asciiTheme="minorHAnsi" w:hAnsiTheme="minorHAnsi"/>
               </w:rPr>
               <w:t>USART2</w:t>
             </w:r>
@@ -8159,6 +8616,7 @@
             <w:r>
               <w:rPr>
                 <w:rStyle w:val="SourceText"/>
+                <w:rFonts w:asciiTheme="minorHAnsi" w:hAnsiTheme="minorHAnsi"/>
               </w:rPr>
               <w:t>huart2</w:t>
             </w:r>
@@ -8374,6 +8832,7 @@
             <w:r>
               <w:rPr>
                 <w:rStyle w:val="SourceText"/>
+                <w:rFonts w:asciiTheme="minorHAnsi" w:hAnsiTheme="minorHAnsi"/>
               </w:rPr>
               <w:t>PB1_USART2_EN_Pin</w:t>
             </w:r>
@@ -8415,6 +8874,7 @@
             <w:r>
               <w:rPr>
                 <w:rStyle w:val="SourceText"/>
+                <w:rFonts w:asciiTheme="minorHAnsi" w:hAnsiTheme="minorHAnsi"/>
               </w:rPr>
               <w:t>optode_init</w:t>
             </w:r>
@@ -8422,6 +8882,7 @@
             <w:r>
               <w:rPr>
                 <w:rStyle w:val="SourceText"/>
+                <w:rFonts w:asciiTheme="minorHAnsi" w:hAnsiTheme="minorHAnsi"/>
               </w:rPr>
               <w:t>(&amp;huart2)</w:t>
             </w:r>
@@ -8432,6 +8893,7 @@
             <w:r>
               <w:rPr>
                 <w:rStyle w:val="SourceText"/>
+                <w:rFonts w:asciiTheme="minorHAnsi" w:hAnsiTheme="minorHAnsi"/>
               </w:rPr>
               <w:t>main(</w:t>
             </w:r>
@@ -8439,6 +8901,7 @@
             <w:r>
               <w:rPr>
                 <w:rStyle w:val="SourceText"/>
+                <w:rFonts w:asciiTheme="minorHAnsi" w:hAnsiTheme="minorHAnsi"/>
               </w:rPr>
               <w:t>)</w:t>
             </w:r>
@@ -8449,6 +8912,7 @@
             <w:r>
               <w:rPr>
                 <w:rStyle w:val="SourceText"/>
+                <w:rFonts w:asciiTheme="minorHAnsi" w:hAnsiTheme="minorHAnsi"/>
               </w:rPr>
               <w:t>lowpower_optode_uart_up</w:t>
             </w:r>
@@ -8456,6 +8920,7 @@
             <w:r>
               <w:rPr>
                 <w:rStyle w:val="SourceText"/>
+                <w:rFonts w:asciiTheme="minorHAnsi" w:hAnsiTheme="minorHAnsi"/>
               </w:rPr>
               <w:t>()</w:t>
             </w:r>
@@ -8469,6 +8934,7 @@
         <w:spacing w:after="160" w:line="278" w:lineRule="auto"/>
         <w:rPr>
           <w:rStyle w:val="SourceText"/>
+          <w:rFonts w:asciiTheme="minorHAnsi" w:hAnsiTheme="minorHAnsi"/>
         </w:rPr>
       </w:pPr>
     </w:p>
@@ -8481,6 +8947,7 @@
       <w:r>
         <w:rPr>
           <w:rStyle w:val="SourceText"/>
+          <w:rFonts w:asciiTheme="minorHAnsi" w:hAnsiTheme="minorHAnsi"/>
         </w:rPr>
         <w:t>main(</w:t>
       </w:r>
@@ -8488,6 +8955,7 @@
       <w:r>
         <w:rPr>
           <w:rStyle w:val="SourceText"/>
+          <w:rFonts w:asciiTheme="minorHAnsi" w:hAnsiTheme="minorHAnsi"/>
         </w:rPr>
         <w:t>)</w:t>
       </w:r>
@@ -8497,6 +8965,7 @@
       <w:r>
         <w:rPr>
           <w:rStyle w:val="SourceText"/>
+          <w:rFonts w:asciiTheme="minorHAnsi" w:hAnsiTheme="minorHAnsi"/>
         </w:rPr>
         <w:t>USART2</w:t>
       </w:r>
@@ -8507,6 +8976,7 @@
       <w:r>
         <w:rPr>
           <w:rStyle w:val="SourceText"/>
+          <w:rFonts w:asciiTheme="minorHAnsi" w:hAnsiTheme="minorHAnsi"/>
         </w:rPr>
         <w:t>optode_init</w:t>
       </w:r>
@@ -8514,6 +8984,7 @@
       <w:r>
         <w:rPr>
           <w:rStyle w:val="SourceText"/>
+          <w:rFonts w:asciiTheme="minorHAnsi" w:hAnsiTheme="minorHAnsi"/>
         </w:rPr>
         <w:t>(&amp;huart2)</w:t>
       </w:r>
@@ -8524,6 +8995,7 @@
       <w:r>
         <w:rPr>
           <w:rStyle w:val="SourceText"/>
+          <w:rFonts w:asciiTheme="minorHAnsi" w:hAnsiTheme="minorHAnsi"/>
         </w:rPr>
         <w:t>g_app.optode_status</w:t>
       </w:r>
@@ -8531,6 +9003,7 @@
       <w:r>
         <w:rPr>
           <w:rStyle w:val="SourceText"/>
+          <w:rFonts w:asciiTheme="minorHAnsi" w:hAnsiTheme="minorHAnsi"/>
         </w:rPr>
         <w:t xml:space="preserve"> = PERIPH_READY</w:t>
       </w:r>
@@ -8544,6 +9017,7 @@
       <w:r>
         <w:rPr>
           <w:rStyle w:val="SourceText"/>
+          <w:rFonts w:asciiTheme="minorHAnsi" w:hAnsiTheme="minorHAnsi"/>
         </w:rPr>
         <w:t>lowpower_optode_uart_</w:t>
       </w:r>
@@ -8551,6 +9025,7 @@
       <w:r>
         <w:rPr>
           <w:rStyle w:val="SourceText"/>
+          <w:rFonts w:asciiTheme="minorHAnsi" w:hAnsiTheme="minorHAnsi"/>
         </w:rPr>
         <w:t>up</w:t>
       </w:r>
@@ -8558,6 +9033,7 @@
       <w:r>
         <w:rPr>
           <w:rStyle w:val="SourceText"/>
+          <w:rFonts w:asciiTheme="minorHAnsi" w:hAnsiTheme="minorHAnsi"/>
         </w:rPr>
         <w:t>(</w:t>
       </w:r>
@@ -8565,6 +9041,7 @@
       <w:r>
         <w:rPr>
           <w:rStyle w:val="SourceText"/>
+          <w:rFonts w:asciiTheme="minorHAnsi" w:hAnsiTheme="minorHAnsi"/>
         </w:rPr>
         <w:t>)</w:t>
       </w:r>
@@ -8575,6 +9052,7 @@
       <w:r>
         <w:rPr>
           <w:rStyle w:val="SourceText"/>
+          <w:rFonts w:asciiTheme="minorHAnsi" w:hAnsiTheme="minorHAnsi"/>
         </w:rPr>
         <w:t>optode_init</w:t>
       </w:r>
@@ -8582,6 +9060,7 @@
       <w:r>
         <w:rPr>
           <w:rStyle w:val="SourceText"/>
+          <w:rFonts w:asciiTheme="minorHAnsi" w:hAnsiTheme="minorHAnsi"/>
         </w:rPr>
         <w:t>(&amp;huart2)</w:t>
       </w:r>
@@ -8607,6 +9086,7 @@
       <w:r>
         <w:rPr>
           <w:rStyle w:val="SourceText"/>
+          <w:rFonts w:asciiTheme="minorHAnsi" w:hAnsiTheme="minorHAnsi"/>
         </w:rPr>
         <w:t>huart2</w:t>
       </w:r>
@@ -8714,6 +9194,7 @@
             <w:r>
               <w:rPr>
                 <w:rStyle w:val="SourceText"/>
+                <w:rFonts w:asciiTheme="minorHAnsi" w:hAnsiTheme="minorHAnsi"/>
               </w:rPr>
               <w:t>optode_init</w:t>
             </w:r>
@@ -8761,6 +9242,7 @@
             <w:r>
               <w:rPr>
                 <w:rStyle w:val="SourceText"/>
+                <w:rFonts w:asciiTheme="minorHAnsi" w:hAnsiTheme="minorHAnsi"/>
               </w:rPr>
               <w:t>optode_sample</w:t>
             </w:r>
@@ -8800,6 +9282,7 @@
             <w:r>
               <w:rPr>
                 <w:rStyle w:val="SourceText"/>
+                <w:rFonts w:asciiTheme="minorHAnsi" w:hAnsiTheme="minorHAnsi"/>
               </w:rPr>
               <w:t>optode_sample_raw</w:t>
             </w:r>
@@ -8823,6 +9306,7 @@
             <w:r>
               <w:rPr>
                 <w:rStyle w:val="SourceText"/>
+                <w:rFonts w:asciiTheme="minorHAnsi" w:hAnsiTheme="minorHAnsi"/>
               </w:rPr>
               <w:t>do sample\r\n</w:t>
             </w:r>
@@ -8848,6 +9332,7 @@
             <w:r>
               <w:rPr>
                 <w:rStyle w:val="SourceText"/>
+                <w:rFonts w:asciiTheme="minorHAnsi" w:hAnsiTheme="minorHAnsi"/>
               </w:rPr>
               <w:t>optode_wake</w:t>
             </w:r>
@@ -8887,6 +9372,7 @@
             <w:r>
               <w:rPr>
                 <w:rStyle w:val="SourceText"/>
+                <w:rFonts w:asciiTheme="minorHAnsi" w:hAnsiTheme="minorHAnsi"/>
               </w:rPr>
               <w:t>optode_fire</w:t>
             </w:r>
@@ -8910,6 +9396,7 @@
             <w:r>
               <w:rPr>
                 <w:rStyle w:val="SourceText"/>
+                <w:rFonts w:asciiTheme="minorHAnsi" w:hAnsiTheme="minorHAnsi"/>
               </w:rPr>
               <w:t>do sample\r\n</w:t>
             </w:r>
@@ -8935,6 +9422,7 @@
             <w:r>
               <w:rPr>
                 <w:rStyle w:val="SourceText"/>
+                <w:rFonts w:asciiTheme="minorHAnsi" w:hAnsiTheme="minorHAnsi"/>
               </w:rPr>
               <w:t>optode_collect</w:t>
             </w:r>
@@ -8985,6 +9473,7 @@
       <w:r>
         <w:rPr>
           <w:rStyle w:val="SourceText"/>
+          <w:rFonts w:asciiTheme="minorHAnsi" w:hAnsiTheme="minorHAnsi"/>
         </w:rPr>
         <w:t>optode_sample_</w:t>
       </w:r>
@@ -8992,6 +9481,7 @@
       <w:r>
         <w:rPr>
           <w:rStyle w:val="SourceText"/>
+          <w:rFonts w:asciiTheme="minorHAnsi" w:hAnsiTheme="minorHAnsi"/>
         </w:rPr>
         <w:t>raw</w:t>
       </w:r>
@@ -8999,6 +9489,7 @@
       <w:r>
         <w:rPr>
           <w:rStyle w:val="SourceText"/>
+          <w:rFonts w:asciiTheme="minorHAnsi" w:hAnsiTheme="minorHAnsi"/>
         </w:rPr>
         <w:t>(</w:t>
       </w:r>
@@ -9006,6 +9497,7 @@
       <w:r>
         <w:rPr>
           <w:rStyle w:val="SourceText"/>
+          <w:rFonts w:asciiTheme="minorHAnsi" w:hAnsiTheme="minorHAnsi"/>
         </w:rPr>
         <w:t>)</w:t>
       </w:r>
@@ -9053,6 +9545,7 @@
       <w:r>
         <w:rPr>
           <w:rStyle w:val="SourceText"/>
+          <w:rFonts w:asciiTheme="minorHAnsi" w:hAnsiTheme="minorHAnsi"/>
         </w:rPr>
         <w:t>;;;;;;;;;;\r\n;;;;;;;;;;</w:t>
       </w:r>
@@ -9060,6 +9553,7 @@
       <w:r>
         <w:rPr>
           <w:rStyle w:val="SourceText"/>
+          <w:rFonts w:asciiTheme="minorHAnsi" w:hAnsiTheme="minorHAnsi"/>
         </w:rPr>
         <w:t>\r\n</w:t>
       </w:r>
@@ -9145,6 +9639,7 @@
       <w:r>
         <w:rPr>
           <w:rStyle w:val="SourceText"/>
+          <w:rFonts w:asciiTheme="minorHAnsi" w:hAnsiTheme="minorHAnsi"/>
         </w:rPr>
         <w:t>do sample\r\n</w:t>
       </w:r>
@@ -9206,6 +9701,7 @@
       <w:r>
         <w:rPr>
           <w:rStyle w:val="SourceText"/>
+          <w:rFonts w:asciiTheme="minorHAnsi" w:hAnsiTheme="minorHAnsi"/>
         </w:rPr>
         <w:t>optode_</w:t>
       </w:r>
@@ -9213,6 +9709,7 @@
       <w:r>
         <w:rPr>
           <w:rStyle w:val="SourceText"/>
+          <w:rFonts w:asciiTheme="minorHAnsi" w:hAnsiTheme="minorHAnsi"/>
         </w:rPr>
         <w:t>wake</w:t>
       </w:r>
@@ -9220,6 +9717,7 @@
       <w:r>
         <w:rPr>
           <w:rStyle w:val="SourceText"/>
+          <w:rFonts w:asciiTheme="minorHAnsi" w:hAnsiTheme="minorHAnsi"/>
         </w:rPr>
         <w:t>(</w:t>
       </w:r>
@@ -9227,6 +9725,7 @@
       <w:r>
         <w:rPr>
           <w:rStyle w:val="SourceText"/>
+          <w:rFonts w:asciiTheme="minorHAnsi" w:hAnsiTheme="minorHAnsi"/>
         </w:rPr>
         <w:t>)</w:t>
       </w:r>
@@ -9237,6 +9736,7 @@
       <w:r>
         <w:rPr>
           <w:rStyle w:val="SourceText"/>
+          <w:rFonts w:asciiTheme="minorHAnsi" w:hAnsiTheme="minorHAnsi"/>
         </w:rPr>
         <w:t>optode_fire</w:t>
       </w:r>
@@ -9244,6 +9744,7 @@
       <w:r>
         <w:rPr>
           <w:rStyle w:val="SourceText"/>
+          <w:rFonts w:asciiTheme="minorHAnsi" w:hAnsiTheme="minorHAnsi"/>
         </w:rPr>
         <w:t>()</w:t>
       </w:r>
@@ -9254,6 +9755,7 @@
       <w:r>
         <w:rPr>
           <w:rStyle w:val="SourceText"/>
+          <w:rFonts w:asciiTheme="minorHAnsi" w:hAnsiTheme="minorHAnsi"/>
         </w:rPr>
         <w:t>optode_collect</w:t>
       </w:r>
@@ -9261,6 +9763,7 @@
       <w:r>
         <w:rPr>
           <w:rStyle w:val="SourceText"/>
+          <w:rFonts w:asciiTheme="minorHAnsi" w:hAnsiTheme="minorHAnsi"/>
         </w:rPr>
         <w:t>()</w:t>
       </w:r>
@@ -9271,6 +9774,7 @@
       <w:r>
         <w:rPr>
           <w:rStyle w:val="SourceText"/>
+          <w:rFonts w:asciiTheme="minorHAnsi" w:hAnsiTheme="minorHAnsi"/>
         </w:rPr>
         <w:t>optode_</w:t>
       </w:r>
@@ -9278,6 +9782,7 @@
       <w:r>
         <w:rPr>
           <w:rStyle w:val="SourceText"/>
+          <w:rFonts w:asciiTheme="minorHAnsi" w:hAnsiTheme="minorHAnsi"/>
         </w:rPr>
         <w:t>wake</w:t>
       </w:r>
@@ -9285,6 +9790,7 @@
       <w:r>
         <w:rPr>
           <w:rStyle w:val="SourceText"/>
+          <w:rFonts w:asciiTheme="minorHAnsi" w:hAnsiTheme="minorHAnsi"/>
         </w:rPr>
         <w:t>(</w:t>
       </w:r>
@@ -9292,6 +9798,7 @@
       <w:r>
         <w:rPr>
           <w:rStyle w:val="SourceText"/>
+          <w:rFonts w:asciiTheme="minorHAnsi" w:hAnsiTheme="minorHAnsi"/>
         </w:rPr>
         <w:t>)</w:t>
       </w:r>
@@ -9302,6 +9809,7 @@
       <w:r>
         <w:rPr>
           <w:rStyle w:val="SourceText"/>
+          <w:rFonts w:asciiTheme="minorHAnsi" w:hAnsiTheme="minorHAnsi"/>
         </w:rPr>
         <w:t>optode_fire</w:t>
       </w:r>
@@ -9309,6 +9817,7 @@
       <w:r>
         <w:rPr>
           <w:rStyle w:val="SourceText"/>
+          <w:rFonts w:asciiTheme="minorHAnsi" w:hAnsiTheme="minorHAnsi"/>
         </w:rPr>
         <w:t>()</w:t>
       </w:r>
@@ -9318,6 +9827,7 @@
       <w:r>
         <w:rPr>
           <w:rStyle w:val="SourceText"/>
+          <w:rFonts w:asciiTheme="minorHAnsi" w:hAnsiTheme="minorHAnsi"/>
         </w:rPr>
         <w:t>do sample\r\n</w:t>
       </w:r>
@@ -9328,6 +9838,7 @@
       <w:r>
         <w:rPr>
           <w:rStyle w:val="SourceText"/>
+          <w:rFonts w:asciiTheme="minorHAnsi" w:hAnsiTheme="minorHAnsi"/>
         </w:rPr>
         <w:t>optode_collect</w:t>
       </w:r>
@@ -9335,6 +9846,7 @@
       <w:r>
         <w:rPr>
           <w:rStyle w:val="SourceText"/>
+          <w:rFonts w:asciiTheme="minorHAnsi" w:hAnsiTheme="minorHAnsi"/>
         </w:rPr>
         <w:t>()</w:t>
       </w:r>
@@ -9346,8 +9858,14 @@
       <w:pPr>
         <w:pStyle w:val="Heading2"/>
         <w:spacing w:before="0" w:after="160"/>
-      </w:pPr>
-      <w:r>
+        <w:rPr>
+          <w:rFonts w:asciiTheme="minorHAnsi" w:hAnsiTheme="minorHAnsi"/>
+        </w:rPr>
+      </w:pPr>
+      <w:r>
+        <w:rPr>
+          <w:rFonts w:asciiTheme="minorHAnsi" w:hAnsiTheme="minorHAnsi"/>
+        </w:rPr>
         <w:br w:type="page"/>
       </w:r>
     </w:p>
@@ -9369,6 +9887,7 @@
       <w:r>
         <w:rPr>
           <w:rStyle w:val="SourceText"/>
+          <w:rFonts w:asciiTheme="minorHAnsi" w:hAnsiTheme="minorHAnsi"/>
         </w:rPr>
         <w:t>optode_data_t</w:t>
       </w:r>
@@ -9379,6 +9898,7 @@
       <w:r>
         <w:rPr>
           <w:rStyle w:val="SourceText"/>
+          <w:rFonts w:asciiTheme="minorHAnsi" w:hAnsiTheme="minorHAnsi"/>
         </w:rPr>
         <w:t>Core/Inc/</w:t>
       </w:r>
@@ -9386,6 +9906,7 @@
       <w:r>
         <w:rPr>
           <w:rStyle w:val="SourceText"/>
+          <w:rFonts w:asciiTheme="minorHAnsi" w:hAnsiTheme="minorHAnsi"/>
         </w:rPr>
         <w:t>optode.h</w:t>
       </w:r>
@@ -9484,6 +10005,7 @@
             <w:r>
               <w:rPr>
                 <w:rStyle w:val="SourceText"/>
+                <w:rFonts w:asciiTheme="minorHAnsi" w:hAnsiTheme="minorHAnsi"/>
               </w:rPr>
               <w:t>o2_concentration</w:t>
             </w:r>
@@ -9521,6 +10043,7 @@
             <w:r>
               <w:rPr>
                 <w:rStyle w:val="SourceText"/>
+                <w:rFonts w:asciiTheme="minorHAnsi" w:hAnsiTheme="minorHAnsi"/>
               </w:rPr>
               <w:t>Optode_O2</w:t>
             </w:r>
@@ -9543,6 +10066,7 @@
             <w:r>
               <w:rPr>
                 <w:rStyle w:val="SourceText"/>
+                <w:rFonts w:asciiTheme="minorHAnsi" w:hAnsiTheme="minorHAnsi"/>
               </w:rPr>
               <w:t>air_saturation</w:t>
             </w:r>
@@ -9580,6 +10104,7 @@
             <w:r>
               <w:rPr>
                 <w:rStyle w:val="SourceText"/>
+                <w:rFonts w:asciiTheme="minorHAnsi" w:hAnsiTheme="minorHAnsi"/>
               </w:rPr>
               <w:t>Optode_AirSat</w:t>
             </w:r>
@@ -9602,6 +10127,7 @@
             <w:r>
               <w:rPr>
                 <w:rStyle w:val="SourceText"/>
+                <w:rFonts w:asciiTheme="minorHAnsi" w:hAnsiTheme="minorHAnsi"/>
               </w:rPr>
               <w:t>temperature</w:t>
             </w:r>
@@ -9638,6 +10164,7 @@
             <w:r>
               <w:rPr>
                 <w:rStyle w:val="SourceText"/>
+                <w:rFonts w:asciiTheme="minorHAnsi" w:hAnsiTheme="minorHAnsi"/>
               </w:rPr>
               <w:t>Optode_Temp</w:t>
             </w:r>
@@ -9661,6 +10188,7 @@
             <w:r>
               <w:rPr>
                 <w:rStyle w:val="SourceText"/>
+                <w:rFonts w:asciiTheme="minorHAnsi" w:hAnsiTheme="minorHAnsi"/>
               </w:rPr>
               <w:t>cal_phase</w:t>
             </w:r>
@@ -9698,6 +10226,7 @@
             <w:r>
               <w:rPr>
                 <w:rStyle w:val="SourceText"/>
+                <w:rFonts w:asciiTheme="minorHAnsi" w:hAnsiTheme="minorHAnsi"/>
               </w:rPr>
               <w:t>Optode_Cal_Ph</w:t>
             </w:r>
@@ -9721,6 +10250,7 @@
             <w:r>
               <w:rPr>
                 <w:rStyle w:val="SourceText"/>
+                <w:rFonts w:asciiTheme="minorHAnsi" w:hAnsiTheme="minorHAnsi"/>
               </w:rPr>
               <w:t>tc_phase</w:t>
             </w:r>
@@ -9758,6 +10288,7 @@
             <w:r>
               <w:rPr>
                 <w:rStyle w:val="SourceText"/>
+                <w:rFonts w:asciiTheme="minorHAnsi" w:hAnsiTheme="minorHAnsi"/>
               </w:rPr>
               <w:t>Optode_Tc_Ph</w:t>
             </w:r>
@@ -9780,6 +10311,7 @@
             <w:r>
               <w:rPr>
                 <w:rStyle w:val="SourceText"/>
+                <w:rFonts w:asciiTheme="minorHAnsi" w:hAnsiTheme="minorHAnsi"/>
               </w:rPr>
               <w:t>c1_rph</w:t>
             </w:r>
@@ -9815,6 +10347,7 @@
             <w:r>
               <w:rPr>
                 <w:rStyle w:val="SourceText"/>
+                <w:rFonts w:asciiTheme="minorHAnsi" w:hAnsiTheme="minorHAnsi"/>
               </w:rPr>
               <w:t>Optode_C1_Ph</w:t>
             </w:r>
@@ -9836,6 +10369,7 @@
             <w:r>
               <w:rPr>
                 <w:rStyle w:val="SourceText"/>
+                <w:rFonts w:asciiTheme="minorHAnsi" w:hAnsiTheme="minorHAnsi"/>
               </w:rPr>
               <w:t>c2_rph</w:t>
             </w:r>
@@ -9871,6 +10405,7 @@
             <w:r>
               <w:rPr>
                 <w:rStyle w:val="SourceText"/>
+                <w:rFonts w:asciiTheme="minorHAnsi" w:hAnsiTheme="minorHAnsi"/>
               </w:rPr>
               <w:t>Optode_C2_Ph</w:t>
             </w:r>
@@ -9892,6 +10427,7 @@
             <w:r>
               <w:rPr>
                 <w:rStyle w:val="SourceText"/>
+                <w:rFonts w:asciiTheme="minorHAnsi" w:hAnsiTheme="minorHAnsi"/>
               </w:rPr>
               <w:t>c1_amp</w:t>
             </w:r>
@@ -9927,6 +10463,7 @@
             <w:r>
               <w:rPr>
                 <w:rStyle w:val="SourceText"/>
+                <w:rFonts w:asciiTheme="minorHAnsi" w:hAnsiTheme="minorHAnsi"/>
               </w:rPr>
               <w:t>Optode_C1_Amp</w:t>
             </w:r>
@@ -9948,6 +10485,7 @@
             <w:r>
               <w:rPr>
                 <w:rStyle w:val="SourceText"/>
+                <w:rFonts w:asciiTheme="minorHAnsi" w:hAnsiTheme="minorHAnsi"/>
               </w:rPr>
               <w:t>c2_amp</w:t>
             </w:r>
@@ -9983,6 +10521,7 @@
             <w:r>
               <w:rPr>
                 <w:rStyle w:val="SourceText"/>
+                <w:rFonts w:asciiTheme="minorHAnsi" w:hAnsiTheme="minorHAnsi"/>
               </w:rPr>
               <w:t>Optode_C2_Amp</w:t>
             </w:r>
@@ -10005,6 +10544,7 @@
             <w:r>
               <w:rPr>
                 <w:rStyle w:val="SourceText"/>
+                <w:rFonts w:asciiTheme="minorHAnsi" w:hAnsiTheme="minorHAnsi"/>
               </w:rPr>
               <w:t>raw_temp</w:t>
             </w:r>
@@ -10042,6 +10582,7 @@
             <w:r>
               <w:rPr>
                 <w:rStyle w:val="SourceText"/>
+                <w:rFonts w:asciiTheme="minorHAnsi" w:hAnsiTheme="minorHAnsi"/>
               </w:rPr>
               <w:t>Optode_Temp_raw</w:t>
             </w:r>
@@ -10073,6 +10614,7 @@
       <w:r>
         <w:rPr>
           <w:rStyle w:val="SourceText"/>
+          <w:rFonts w:asciiTheme="minorHAnsi" w:hAnsiTheme="minorHAnsi"/>
         </w:rPr>
         <w:t>sensors_</w:t>
       </w:r>
@@ -10080,6 +10622,7 @@
       <w:r>
         <w:rPr>
           <w:rStyle w:val="SourceText"/>
+          <w:rFonts w:asciiTheme="minorHAnsi" w:hAnsiTheme="minorHAnsi"/>
         </w:rPr>
         <w:t>sample</w:t>
       </w:r>
@@ -10087,6 +10630,7 @@
       <w:r>
         <w:rPr>
           <w:rStyle w:val="SourceText"/>
+          <w:rFonts w:asciiTheme="minorHAnsi" w:hAnsiTheme="minorHAnsi"/>
         </w:rPr>
         <w:t>(</w:t>
       </w:r>
@@ -10094,6 +10638,7 @@
       <w:r>
         <w:rPr>
           <w:rStyle w:val="SourceText"/>
+          <w:rFonts w:asciiTheme="minorHAnsi" w:hAnsiTheme="minorHAnsi"/>
         </w:rPr>
         <w:t>)</w:t>
       </w:r>
@@ -10112,6 +10657,7 @@
       <w:r>
         <w:rPr>
           <w:rStyle w:val="SourceText"/>
+          <w:rFonts w:asciiTheme="minorHAnsi" w:hAnsiTheme="minorHAnsi"/>
         </w:rPr>
         <w:t>config_has_optode</w:t>
       </w:r>
@@ -10119,6 +10665,7 @@
       <w:r>
         <w:rPr>
           <w:rStyle w:val="SourceText"/>
+          <w:rFonts w:asciiTheme="minorHAnsi" w:hAnsiTheme="minorHAnsi"/>
         </w:rPr>
         <w:t>()</w:t>
       </w:r>
@@ -10150,6 +10697,7 @@
       <w:r>
         <w:rPr>
           <w:rStyle w:val="SourceText"/>
+          <w:rFonts w:asciiTheme="minorHAnsi" w:hAnsiTheme="minorHAnsi"/>
         </w:rPr>
         <w:t>SENSOR_COLLECT_WINDOW_MS</w:t>
       </w:r>
@@ -10160,6 +10708,7 @@
       <w:r>
         <w:rPr>
           <w:rStyle w:val="SourceText"/>
+          <w:rFonts w:asciiTheme="minorHAnsi" w:hAnsiTheme="minorHAnsi"/>
         </w:rPr>
         <w:t>optode_</w:t>
       </w:r>
@@ -10167,6 +10716,7 @@
       <w:r>
         <w:rPr>
           <w:rStyle w:val="SourceText"/>
+          <w:rFonts w:asciiTheme="minorHAnsi" w:hAnsiTheme="minorHAnsi"/>
         </w:rPr>
         <w:t>collect</w:t>
       </w:r>
@@ -10174,6 +10724,7 @@
       <w:r>
         <w:rPr>
           <w:rStyle w:val="SourceText"/>
+          <w:rFonts w:asciiTheme="minorHAnsi" w:hAnsiTheme="minorHAnsi"/>
         </w:rPr>
         <w:t>(</w:t>
       </w:r>
@@ -10181,6 +10732,7 @@
       <w:r>
         <w:rPr>
           <w:rStyle w:val="SourceText"/>
+          <w:rFonts w:asciiTheme="minorHAnsi" w:hAnsiTheme="minorHAnsi"/>
         </w:rPr>
         <w:t>)</w:t>
       </w:r>
@@ -10199,6 +10751,7 @@
       <w:r>
         <w:rPr>
           <w:rStyle w:val="SourceText"/>
+          <w:rFonts w:asciiTheme="minorHAnsi" w:hAnsiTheme="minorHAnsi"/>
         </w:rPr>
         <w:t>1</w:t>
       </w:r>
@@ -10216,6 +10769,7 @@
       <w:r>
         <w:rPr>
           <w:rStyle w:val="SourceText"/>
+          <w:rFonts w:asciiTheme="minorHAnsi" w:hAnsiTheme="minorHAnsi"/>
         </w:rPr>
         <w:t>2</w:t>
       </w:r>
@@ -10241,6 +10795,7 @@
       <w:r>
         <w:rPr>
           <w:rStyle w:val="SourceText"/>
+          <w:rFonts w:asciiTheme="minorHAnsi" w:hAnsiTheme="minorHAnsi"/>
         </w:rPr>
         <w:t>3</w:t>
       </w:r>
@@ -10264,6 +10819,7 @@
       <w:r>
         <w:rPr>
           <w:rStyle w:val="SourceText"/>
+          <w:rFonts w:asciiTheme="minorHAnsi" w:hAnsiTheme="minorHAnsi"/>
         </w:rPr>
         <w:t>USART2</w:t>
       </w:r>
@@ -10273,6 +10829,7 @@
       <w:r>
         <w:rPr>
           <w:rStyle w:val="SourceText"/>
+          <w:rFonts w:asciiTheme="minorHAnsi" w:hAnsiTheme="minorHAnsi"/>
         </w:rPr>
         <w:t>Core/</w:t>
       </w:r>
@@ -10280,6 +10837,7 @@
       <w:r>
         <w:rPr>
           <w:rStyle w:val="SourceText"/>
+          <w:rFonts w:asciiTheme="minorHAnsi" w:hAnsiTheme="minorHAnsi"/>
         </w:rPr>
         <w:t>Src</w:t>
       </w:r>
@@ -10287,6 +10845,7 @@
       <w:r>
         <w:rPr>
           <w:rStyle w:val="SourceText"/>
+          <w:rFonts w:asciiTheme="minorHAnsi" w:hAnsiTheme="minorHAnsi"/>
         </w:rPr>
         <w:t>/stm32l4xx_it.c</w:t>
       </w:r>
@@ -10296,6 +10855,7 @@
       <w:r>
         <w:rPr>
           <w:rStyle w:val="SourceText"/>
+          <w:rFonts w:asciiTheme="minorHAnsi" w:hAnsiTheme="minorHAnsi"/>
         </w:rPr>
         <w:t>hdma_usart2_rx</w:t>
       </w:r>
@@ -10305,6 +10865,7 @@
       <w:r>
         <w:rPr>
           <w:rStyle w:val="SourceText"/>
+          <w:rFonts w:asciiTheme="minorHAnsi" w:hAnsiTheme="minorHAnsi"/>
         </w:rPr>
         <w:t>hdma_usart2_tx</w:t>
       </w:r>
@@ -10315,6 +10876,7 @@
       <w:r>
         <w:rPr>
           <w:rStyle w:val="SourceText"/>
+          <w:rFonts w:asciiTheme="minorHAnsi" w:hAnsiTheme="minorHAnsi"/>
         </w:rPr>
         <w:t>optode_notify_tx_</w:t>
       </w:r>
@@ -10322,6 +10884,7 @@
       <w:r>
         <w:rPr>
           <w:rStyle w:val="SourceText"/>
+          <w:rFonts w:asciiTheme="minorHAnsi" w:hAnsiTheme="minorHAnsi"/>
         </w:rPr>
         <w:t>cplt</w:t>
       </w:r>
@@ -10329,6 +10892,7 @@
       <w:r>
         <w:rPr>
           <w:rStyle w:val="SourceText"/>
+          <w:rFonts w:asciiTheme="minorHAnsi" w:hAnsiTheme="minorHAnsi"/>
         </w:rPr>
         <w:t>(</w:t>
       </w:r>
@@ -10336,6 +10900,7 @@
       <w:r>
         <w:rPr>
           <w:rStyle w:val="SourceText"/>
+          <w:rFonts w:asciiTheme="minorHAnsi" w:hAnsiTheme="minorHAnsi"/>
         </w:rPr>
         <w:t>)</w:t>
       </w:r>
@@ -10345,6 +10910,7 @@
       <w:r>
         <w:rPr>
           <w:rStyle w:val="SourceText"/>
+          <w:rFonts w:asciiTheme="minorHAnsi" w:hAnsiTheme="minorHAnsi"/>
         </w:rPr>
         <w:t>USART2</w:t>
       </w:r>
@@ -10355,6 +10921,7 @@
       <w:r>
         <w:rPr>
           <w:rStyle w:val="SourceText"/>
+          <w:rFonts w:asciiTheme="minorHAnsi" w:hAnsiTheme="minorHAnsi"/>
         </w:rPr>
         <w:t>optode_notify_rx_event</w:t>
       </w:r>
@@ -10362,6 +10929,7 @@
       <w:r>
         <w:rPr>
           <w:rStyle w:val="SourceText"/>
+          <w:rFonts w:asciiTheme="minorHAnsi" w:hAnsiTheme="minorHAnsi"/>
         </w:rPr>
         <w:t>(Size)</w:t>
       </w:r>
@@ -10371,6 +10939,7 @@
       <w:r>
         <w:rPr>
           <w:rStyle w:val="SourceText"/>
+          <w:rFonts w:asciiTheme="minorHAnsi" w:hAnsiTheme="minorHAnsi"/>
         </w:rPr>
         <w:t>USART2</w:t>
       </w:r>
@@ -10490,6 +11059,7 @@
             <w:r>
               <w:rPr>
                 <w:rStyle w:val="SourceText"/>
+                <w:rFonts w:asciiTheme="minorHAnsi" w:hAnsiTheme="minorHAnsi"/>
               </w:rPr>
               <w:t>optode</w:t>
             </w:r>
@@ -10521,6 +11091,7 @@
             <w:r>
               <w:rPr>
                 <w:rStyle w:val="SourceText"/>
+                <w:rFonts w:asciiTheme="minorHAnsi" w:hAnsiTheme="minorHAnsi"/>
               </w:rPr>
               <w:t>optode_</w:t>
             </w:r>
@@ -10528,6 +11099,7 @@
             <w:r>
               <w:rPr>
                 <w:rStyle w:val="SourceText"/>
+                <w:rFonts w:asciiTheme="minorHAnsi" w:hAnsiTheme="minorHAnsi"/>
               </w:rPr>
               <w:t>sample</w:t>
             </w:r>
@@ -10535,6 +11107,7 @@
             <w:r>
               <w:rPr>
                 <w:rStyle w:val="SourceText"/>
+                <w:rFonts w:asciiTheme="minorHAnsi" w:hAnsiTheme="minorHAnsi"/>
               </w:rPr>
               <w:t>(</w:t>
             </w:r>
@@ -10542,6 +11115,7 @@
             <w:r>
               <w:rPr>
                 <w:rStyle w:val="SourceText"/>
+                <w:rFonts w:asciiTheme="minorHAnsi" w:hAnsiTheme="minorHAnsi"/>
               </w:rPr>
               <w:t>)</w:t>
             </w:r>
@@ -10566,6 +11140,7 @@
             <w:r>
               <w:rPr>
                 <w:rStyle w:val="SourceText"/>
+                <w:rFonts w:asciiTheme="minorHAnsi" w:hAnsiTheme="minorHAnsi"/>
               </w:rPr>
               <w:t>optode</w:t>
             </w:r>
@@ -10573,6 +11148,7 @@
             <w:r>
               <w:rPr>
                 <w:rStyle w:val="SourceText"/>
+                <w:rFonts w:asciiTheme="minorHAnsi" w:hAnsiTheme="minorHAnsi"/>
               </w:rPr>
               <w:t>-raw</w:t>
             </w:r>
@@ -10603,6 +11179,7 @@
             <w:r>
               <w:rPr>
                 <w:rStyle w:val="SourceText"/>
+                <w:rFonts w:asciiTheme="minorHAnsi" w:hAnsiTheme="minorHAnsi"/>
               </w:rPr>
               <w:t>optode_sample_</w:t>
             </w:r>
@@ -10610,6 +11187,7 @@
             <w:r>
               <w:rPr>
                 <w:rStyle w:val="SourceText"/>
+                <w:rFonts w:asciiTheme="minorHAnsi" w:hAnsiTheme="minorHAnsi"/>
               </w:rPr>
               <w:t>raw</w:t>
             </w:r>
@@ -10617,6 +11195,7 @@
             <w:r>
               <w:rPr>
                 <w:rStyle w:val="SourceText"/>
+                <w:rFonts w:asciiTheme="minorHAnsi" w:hAnsiTheme="minorHAnsi"/>
               </w:rPr>
               <w:t>(</w:t>
             </w:r>
@@ -10624,6 +11203,7 @@
             <w:r>
               <w:rPr>
                 <w:rStyle w:val="SourceText"/>
+                <w:rFonts w:asciiTheme="minorHAnsi" w:hAnsiTheme="minorHAnsi"/>
               </w:rPr>
               <w:t>)</w:t>
             </w:r>
@@ -10647,6 +11227,7 @@
             <w:r>
               <w:rPr>
                 <w:rStyle w:val="SourceText"/>
+                <w:rFonts w:asciiTheme="minorHAnsi" w:hAnsiTheme="minorHAnsi"/>
               </w:rPr>
               <w:t>sensors</w:t>
             </w:r>
@@ -10732,6 +11313,7 @@
       <w:r>
         <w:rPr>
           <w:rStyle w:val="SourceText"/>
+          <w:rFonts w:asciiTheme="minorHAnsi" w:hAnsiTheme="minorHAnsi"/>
         </w:rPr>
         <w:t>wetlab_data_t</w:t>
       </w:r>
@@ -10774,6 +11356,7 @@
       <w:r>
         <w:rPr>
           <w:rStyle w:val="SourceText"/>
+          <w:rFonts w:asciiTheme="minorHAnsi" w:hAnsiTheme="minorHAnsi"/>
         </w:rPr>
         <w:t>wetlab</w:t>
       </w:r>
@@ -10785,6 +11368,7 @@
       <w:r>
         <w:rPr>
           <w:rStyle w:val="SourceText"/>
+          <w:rFonts w:asciiTheme="minorHAnsi" w:hAnsiTheme="minorHAnsi"/>
         </w:rPr>
         <w:t>wetlab</w:t>
       </w:r>
@@ -10792,6 +11376,7 @@
       <w:r>
         <w:rPr>
           <w:rStyle w:val="SourceText"/>
+          <w:rFonts w:asciiTheme="minorHAnsi" w:hAnsiTheme="minorHAnsi"/>
         </w:rPr>
         <w:t>-raw</w:t>
       </w:r>
@@ -10819,6 +11404,7 @@
       <w:r>
         <w:rPr>
           <w:rStyle w:val="SourceText"/>
+          <w:rFonts w:asciiTheme="minorHAnsi" w:hAnsiTheme="minorHAnsi"/>
         </w:rPr>
         <w:t>sensors_</w:t>
       </w:r>
@@ -10826,6 +11412,7 @@
       <w:r>
         <w:rPr>
           <w:rStyle w:val="SourceText"/>
+          <w:rFonts w:asciiTheme="minorHAnsi" w:hAnsiTheme="minorHAnsi"/>
         </w:rPr>
         <w:t>sample</w:t>
       </w:r>
@@ -10833,6 +11420,7 @@
       <w:r>
         <w:rPr>
           <w:rStyle w:val="SourceText"/>
+          <w:rFonts w:asciiTheme="minorHAnsi" w:hAnsiTheme="minorHAnsi"/>
         </w:rPr>
         <w:t>(</w:t>
       </w:r>
@@ -10840,6 +11428,7 @@
       <w:r>
         <w:rPr>
           <w:rStyle w:val="SourceText"/>
+          <w:rFonts w:asciiTheme="minorHAnsi" w:hAnsiTheme="minorHAnsi"/>
         </w:rPr>
         <w:t>)</w:t>
       </w:r>
@@ -10908,6 +11497,7 @@
       <w:r>
         <w:rPr>
           <w:rStyle w:val="SourceText"/>
+          <w:rFonts w:asciiTheme="minorHAnsi" w:hAnsiTheme="minorHAnsi"/>
         </w:rPr>
         <w:t>UART_HandleTypeDef</w:t>
       </w:r>
@@ -10915,6 +11505,7 @@
       <w:r>
         <w:rPr>
           <w:rStyle w:val="SourceText"/>
+          <w:rFonts w:asciiTheme="minorHAnsi" w:hAnsiTheme="minorHAnsi"/>
         </w:rPr>
         <w:t xml:space="preserve"> *</w:t>
       </w:r>
@@ -10925,6 +11516,7 @@
       <w:r>
         <w:rPr>
           <w:rStyle w:val="SourceText"/>
+          <w:rFonts w:asciiTheme="minorHAnsi" w:hAnsiTheme="minorHAnsi"/>
         </w:rPr>
         <w:t>rx_</w:t>
       </w:r>
@@ -10932,6 +11524,7 @@
       <w:r>
         <w:rPr>
           <w:rStyle w:val="SourceText"/>
+          <w:rFonts w:asciiTheme="minorHAnsi" w:hAnsiTheme="minorHAnsi"/>
         </w:rPr>
         <w:t>buf</w:t>
       </w:r>
@@ -10939,6 +11532,7 @@
       <w:r>
         <w:rPr>
           <w:rStyle w:val="SourceText"/>
+          <w:rFonts w:asciiTheme="minorHAnsi" w:hAnsiTheme="minorHAnsi"/>
         </w:rPr>
         <w:t>[</w:t>
       </w:r>
@@ -10946,6 +11540,7 @@
       <w:r>
         <w:rPr>
           <w:rStyle w:val="SourceText"/>
+          <w:rFonts w:asciiTheme="minorHAnsi" w:hAnsiTheme="minorHAnsi"/>
         </w:rPr>
         <w:t>1024]</w:t>
       </w:r>
@@ -11090,6 +11685,7 @@
             <w:r>
               <w:rPr>
                 <w:rStyle w:val="SourceText"/>
+                <w:rFonts w:asciiTheme="minorHAnsi" w:hAnsiTheme="minorHAnsi"/>
               </w:rPr>
               <w:t>UART5</w:t>
             </w:r>
@@ -11099,6 +11695,7 @@
             <w:r>
               <w:rPr>
                 <w:rStyle w:val="SourceText"/>
+                <w:rFonts w:asciiTheme="minorHAnsi" w:hAnsiTheme="minorHAnsi"/>
               </w:rPr>
               <w:t>huart5</w:t>
             </w:r>
@@ -11305,6 +11902,7 @@
             <w:r>
               <w:rPr>
                 <w:rStyle w:val="SourceText"/>
+                <w:rFonts w:asciiTheme="minorHAnsi" w:hAnsiTheme="minorHAnsi"/>
               </w:rPr>
               <w:t>PB4_AUX_SEL_A0_Pin</w:t>
             </w:r>
@@ -11355,6 +11953,7 @@
             <w:r>
               <w:rPr>
                 <w:rStyle w:val="SourceText"/>
+                <w:rFonts w:asciiTheme="minorHAnsi" w:hAnsiTheme="minorHAnsi"/>
               </w:rPr>
               <w:t>PB5_AUX_SEL_A1_Pin</w:t>
             </w:r>
@@ -11393,6 +11992,7 @@
             <w:r>
               <w:rPr>
                 <w:rStyle w:val="SourceText"/>
+                <w:rFonts w:asciiTheme="minorHAnsi" w:hAnsiTheme="minorHAnsi"/>
               </w:rPr>
               <w:t>Core/</w:t>
             </w:r>
@@ -11400,6 +12000,7 @@
             <w:r>
               <w:rPr>
                 <w:rStyle w:val="SourceText"/>
+                <w:rFonts w:asciiTheme="minorHAnsi" w:hAnsiTheme="minorHAnsi"/>
               </w:rPr>
               <w:t>Src</w:t>
             </w:r>
@@ -11407,6 +12008,7 @@
             <w:r>
               <w:rPr>
                 <w:rStyle w:val="SourceText"/>
+                <w:rFonts w:asciiTheme="minorHAnsi" w:hAnsiTheme="minorHAnsi"/>
               </w:rPr>
               <w:t>/</w:t>
             </w:r>
@@ -11414,6 +12016,7 @@
             <w:r>
               <w:rPr>
                 <w:rStyle w:val="SourceText"/>
+                <w:rFonts w:asciiTheme="minorHAnsi" w:hAnsiTheme="minorHAnsi"/>
               </w:rPr>
               <w:t>wetlab.c</w:t>
             </w:r>
@@ -11424,6 +12027,7 @@
             <w:r>
               <w:rPr>
                 <w:rStyle w:val="SourceText"/>
+                <w:rFonts w:asciiTheme="minorHAnsi" w:hAnsiTheme="minorHAnsi"/>
               </w:rPr>
               <w:t>Core/Inc/</w:t>
             </w:r>
@@ -11431,6 +12035,7 @@
             <w:r>
               <w:rPr>
                 <w:rStyle w:val="SourceText"/>
+                <w:rFonts w:asciiTheme="minorHAnsi" w:hAnsiTheme="minorHAnsi"/>
               </w:rPr>
               <w:t>wetlab.h</w:t>
             </w:r>
@@ -11454,6 +12059,7 @@
       <w:r>
         <w:rPr>
           <w:rStyle w:val="SourceText"/>
+          <w:rFonts w:asciiTheme="minorHAnsi" w:hAnsiTheme="minorHAnsi"/>
         </w:rPr>
         <w:t>main(</w:t>
       </w:r>
@@ -11461,6 +12067,7 @@
       <w:r>
         <w:rPr>
           <w:rStyle w:val="SourceText"/>
+          <w:rFonts w:asciiTheme="minorHAnsi" w:hAnsiTheme="minorHAnsi"/>
         </w:rPr>
         <w:t>)</w:t>
       </w:r>
@@ -11471,6 +12078,7 @@
       <w:r>
         <w:rPr>
           <w:rStyle w:val="SourceText"/>
+          <w:rFonts w:asciiTheme="minorHAnsi" w:hAnsiTheme="minorHAnsi"/>
         </w:rPr>
         <w:t>wetlab_init</w:t>
       </w:r>
@@ -11478,6 +12086,7 @@
       <w:r>
         <w:rPr>
           <w:rStyle w:val="SourceText"/>
+          <w:rFonts w:asciiTheme="minorHAnsi" w:hAnsiTheme="minorHAnsi"/>
         </w:rPr>
         <w:t>(&amp;huart5)</w:t>
       </w:r>
@@ -11488,6 +12097,7 @@
       <w:r>
         <w:rPr>
           <w:rStyle w:val="SourceText"/>
+          <w:rFonts w:asciiTheme="minorHAnsi" w:hAnsiTheme="minorHAnsi"/>
         </w:rPr>
         <w:t>g_app.wetlab_status</w:t>
       </w:r>
@@ -11495,6 +12105,7 @@
       <w:r>
         <w:rPr>
           <w:rStyle w:val="SourceText"/>
+          <w:rFonts w:asciiTheme="minorHAnsi" w:hAnsiTheme="minorHAnsi"/>
         </w:rPr>
         <w:t xml:space="preserve"> = PERIPH_READY</w:t>
       </w:r>
@@ -11511,6 +12122,7 @@
       <w:r>
         <w:rPr>
           <w:rStyle w:val="SourceText"/>
+          <w:rFonts w:asciiTheme="minorHAnsi" w:hAnsiTheme="minorHAnsi"/>
         </w:rPr>
         <w:t>lowpower_wetlab_uart_</w:t>
       </w:r>
@@ -11518,6 +12130,7 @@
       <w:r>
         <w:rPr>
           <w:rStyle w:val="SourceText"/>
+          <w:rFonts w:asciiTheme="minorHAnsi" w:hAnsiTheme="minorHAnsi"/>
         </w:rPr>
         <w:t>up</w:t>
       </w:r>
@@ -11525,6 +12138,7 @@
       <w:r>
         <w:rPr>
           <w:rStyle w:val="SourceText"/>
+          <w:rFonts w:asciiTheme="minorHAnsi" w:hAnsiTheme="minorHAnsi"/>
         </w:rPr>
         <w:t>(</w:t>
       </w:r>
@@ -11532,6 +12146,7 @@
       <w:r>
         <w:rPr>
           <w:rStyle w:val="SourceText"/>
+          <w:rFonts w:asciiTheme="minorHAnsi" w:hAnsiTheme="minorHAnsi"/>
         </w:rPr>
         <w:t>)</w:t>
       </w:r>
@@ -11542,6 +12157,7 @@
       <w:r>
         <w:rPr>
           <w:rStyle w:val="SourceText"/>
+          <w:rFonts w:asciiTheme="minorHAnsi" w:hAnsiTheme="minorHAnsi"/>
         </w:rPr>
         <w:t>wetlab_init</w:t>
       </w:r>
@@ -11549,6 +12165,7 @@
       <w:r>
         <w:rPr>
           <w:rStyle w:val="SourceText"/>
+          <w:rFonts w:asciiTheme="minorHAnsi" w:hAnsiTheme="minorHAnsi"/>
         </w:rPr>
         <w:t>(&amp;huart5)</w:t>
       </w:r>
@@ -11573,6 +12190,7 @@
       <w:r>
         <w:rPr>
           <w:rStyle w:val="SourceText"/>
+          <w:rFonts w:asciiTheme="minorHAnsi" w:hAnsiTheme="minorHAnsi"/>
         </w:rPr>
         <w:t>lowpower_wetlab_uart_</w:t>
       </w:r>
@@ -11580,6 +12198,7 @@
       <w:r>
         <w:rPr>
           <w:rStyle w:val="SourceText"/>
+          <w:rFonts w:asciiTheme="minorHAnsi" w:hAnsiTheme="minorHAnsi"/>
         </w:rPr>
         <w:t>down</w:t>
       </w:r>
@@ -11587,6 +12206,7 @@
       <w:r>
         <w:rPr>
           <w:rStyle w:val="SourceText"/>
+          <w:rFonts w:asciiTheme="minorHAnsi" w:hAnsiTheme="minorHAnsi"/>
         </w:rPr>
         <w:t>(</w:t>
       </w:r>
@@ -11594,6 +12214,7 @@
       <w:r>
         <w:rPr>
           <w:rStyle w:val="SourceText"/>
+          <w:rFonts w:asciiTheme="minorHAnsi" w:hAnsiTheme="minorHAnsi"/>
         </w:rPr>
         <w:t>)</w:t>
       </w:r>
@@ -11709,6 +12330,7 @@
             <w:r>
               <w:rPr>
                 <w:rStyle w:val="SourceText"/>
+                <w:rFonts w:asciiTheme="minorHAnsi" w:hAnsiTheme="minorHAnsi"/>
               </w:rPr>
               <w:t>wetlab_init</w:t>
             </w:r>
@@ -11740,6 +12362,7 @@
             <w:r>
               <w:rPr>
                 <w:rStyle w:val="SourceText"/>
+                <w:rFonts w:asciiTheme="minorHAnsi" w:hAnsiTheme="minorHAnsi"/>
               </w:rPr>
               <w:t>&amp;huart5</w:t>
             </w:r>
@@ -11765,6 +12388,7 @@
             <w:r>
               <w:rPr>
                 <w:rStyle w:val="SourceText"/>
+                <w:rFonts w:asciiTheme="minorHAnsi" w:hAnsiTheme="minorHAnsi"/>
               </w:rPr>
               <w:t>wetlab_sample</w:t>
             </w:r>
@@ -11804,6 +12428,7 @@
             <w:r>
               <w:rPr>
                 <w:rStyle w:val="SourceText"/>
+                <w:rFonts w:asciiTheme="minorHAnsi" w:hAnsiTheme="minorHAnsi"/>
               </w:rPr>
               <w:t>wetlab_raw</w:t>
             </w:r>
@@ -11843,6 +12468,7 @@
             <w:r>
               <w:rPr>
                 <w:rStyle w:val="SourceText"/>
+                <w:rFonts w:asciiTheme="minorHAnsi" w:hAnsiTheme="minorHAnsi"/>
               </w:rPr>
               <w:t>wetlab_fire</w:t>
             </w:r>
@@ -11882,6 +12508,7 @@
             <w:r>
               <w:rPr>
                 <w:rStyle w:val="SourceText"/>
+                <w:rFonts w:asciiTheme="minorHAnsi" w:hAnsiTheme="minorHAnsi"/>
               </w:rPr>
               <w:t>wetlab_collect</w:t>
             </w:r>
@@ -11906,6 +12533,7 @@
             <w:r>
               <w:rPr>
                 <w:rStyle w:val="SourceText"/>
+                <w:rFonts w:asciiTheme="minorHAnsi" w:hAnsiTheme="minorHAnsi"/>
               </w:rPr>
               <w:t>wetlab_data_t</w:t>
             </w:r>
@@ -11970,6 +12598,7 @@
       <w:r>
         <w:rPr>
           <w:rStyle w:val="SourceText"/>
+          <w:rFonts w:asciiTheme="minorHAnsi" w:hAnsiTheme="minorHAnsi"/>
         </w:rPr>
         <w:t>wetlab_</w:t>
       </w:r>
@@ -11977,6 +12606,7 @@
       <w:r>
         <w:rPr>
           <w:rStyle w:val="SourceText"/>
+          <w:rFonts w:asciiTheme="minorHAnsi" w:hAnsiTheme="minorHAnsi"/>
         </w:rPr>
         <w:t>sample</w:t>
       </w:r>
@@ -11984,6 +12614,7 @@
       <w:r>
         <w:rPr>
           <w:rStyle w:val="SourceText"/>
+          <w:rFonts w:asciiTheme="minorHAnsi" w:hAnsiTheme="minorHAnsi"/>
         </w:rPr>
         <w:t>(</w:t>
       </w:r>
@@ -11991,6 +12622,7 @@
       <w:r>
         <w:rPr>
           <w:rStyle w:val="SourceText"/>
+          <w:rFonts w:asciiTheme="minorHAnsi" w:hAnsiTheme="minorHAnsi"/>
         </w:rPr>
         <w:t>)</w:t>
       </w:r>
@@ -12092,6 +12724,7 @@
       <w:r>
         <w:rPr>
           <w:rStyle w:val="SourceText"/>
+          <w:rFonts w:asciiTheme="minorHAnsi" w:hAnsiTheme="minorHAnsi"/>
         </w:rPr>
         <w:t>WETLAB_SAMPLE_WAIT_MS</w:t>
       </w:r>
@@ -12109,6 +12742,7 @@
       <w:r>
         <w:rPr>
           <w:rStyle w:val="SourceText"/>
+          <w:rFonts w:asciiTheme="minorHAnsi" w:hAnsiTheme="minorHAnsi"/>
         </w:rPr>
         <w:t>Core/Inc/</w:t>
       </w:r>
@@ -12116,6 +12750,7 @@
       <w:r>
         <w:rPr>
           <w:rStyle w:val="SourceText"/>
+          <w:rFonts w:asciiTheme="minorHAnsi" w:hAnsiTheme="minorHAnsi"/>
         </w:rPr>
         <w:t>config.h</w:t>
       </w:r>
@@ -12167,6 +12802,7 @@
       <w:r>
         <w:rPr>
           <w:rStyle w:val="SourceText"/>
+          <w:rFonts w:asciiTheme="minorHAnsi" w:hAnsiTheme="minorHAnsi"/>
         </w:rPr>
         <w:t>wetlab_</w:t>
       </w:r>
@@ -12174,6 +12810,7 @@
       <w:r>
         <w:rPr>
           <w:rStyle w:val="SourceText"/>
+          <w:rFonts w:asciiTheme="minorHAnsi" w:hAnsiTheme="minorHAnsi"/>
         </w:rPr>
         <w:t>raw</w:t>
       </w:r>
@@ -12181,6 +12818,7 @@
       <w:r>
         <w:rPr>
           <w:rStyle w:val="SourceText"/>
+          <w:rFonts w:asciiTheme="minorHAnsi" w:hAnsiTheme="minorHAnsi"/>
         </w:rPr>
         <w:t>(</w:t>
       </w:r>
@@ -12188,6 +12826,7 @@
       <w:r>
         <w:rPr>
           <w:rStyle w:val="SourceText"/>
+          <w:rFonts w:asciiTheme="minorHAnsi" w:hAnsiTheme="minorHAnsi"/>
         </w:rPr>
         <w:t>)</w:t>
       </w:r>
@@ -12340,6 +12979,7 @@
       <w:r>
         <w:rPr>
           <w:rStyle w:val="SourceText"/>
+          <w:rFonts w:asciiTheme="minorHAnsi" w:hAnsiTheme="minorHAnsi"/>
         </w:rPr>
         <w:t>wetlab_data_t</w:t>
       </w:r>
@@ -12438,6 +13078,7 @@
             <w:r>
               <w:rPr>
                 <w:rStyle w:val="SourceText"/>
+                <w:rFonts w:asciiTheme="minorHAnsi" w:hAnsiTheme="minorHAnsi"/>
               </w:rPr>
               <w:t>ch1_lambda</w:t>
             </w:r>
@@ -12473,6 +13114,7 @@
             <w:r>
               <w:rPr>
                 <w:rStyle w:val="SourceText"/>
+                <w:rFonts w:asciiTheme="minorHAnsi" w:hAnsiTheme="minorHAnsi"/>
               </w:rPr>
               <w:t>Wetlab_C1_lambda</w:t>
             </w:r>
@@ -12494,6 +13136,7 @@
             <w:r>
               <w:rPr>
                 <w:rStyle w:val="SourceText"/>
+                <w:rFonts w:asciiTheme="minorHAnsi" w:hAnsiTheme="minorHAnsi"/>
               </w:rPr>
               <w:t>ch1_signal</w:t>
             </w:r>
@@ -12529,6 +13172,7 @@
             <w:r>
               <w:rPr>
                 <w:rStyle w:val="SourceText"/>
+                <w:rFonts w:asciiTheme="minorHAnsi" w:hAnsiTheme="minorHAnsi"/>
               </w:rPr>
               <w:t>Wetlab_C1_signal</w:t>
             </w:r>
@@ -12550,6 +13194,7 @@
             <w:r>
               <w:rPr>
                 <w:rStyle w:val="SourceText"/>
+                <w:rFonts w:asciiTheme="minorHAnsi" w:hAnsiTheme="minorHAnsi"/>
               </w:rPr>
               <w:t>ch2_lambda</w:t>
             </w:r>
@@ -12585,6 +13230,7 @@
             <w:r>
               <w:rPr>
                 <w:rStyle w:val="SourceText"/>
+                <w:rFonts w:asciiTheme="minorHAnsi" w:hAnsiTheme="minorHAnsi"/>
               </w:rPr>
               <w:t>Wetlab_C2_lambda</w:t>
             </w:r>
@@ -12606,6 +13252,7 @@
             <w:r>
               <w:rPr>
                 <w:rStyle w:val="SourceText"/>
+                <w:rFonts w:asciiTheme="minorHAnsi" w:hAnsiTheme="minorHAnsi"/>
               </w:rPr>
               <w:t>ch2_signal</w:t>
             </w:r>
@@ -12641,6 +13288,7 @@
             <w:r>
               <w:rPr>
                 <w:rStyle w:val="SourceText"/>
+                <w:rFonts w:asciiTheme="minorHAnsi" w:hAnsiTheme="minorHAnsi"/>
               </w:rPr>
               <w:t>Wetlab_C2_signal</w:t>
             </w:r>
@@ -12662,6 +13310,7 @@
             <w:r>
               <w:rPr>
                 <w:rStyle w:val="SourceText"/>
+                <w:rFonts w:asciiTheme="minorHAnsi" w:hAnsiTheme="minorHAnsi"/>
               </w:rPr>
               <w:t>ch3_lambda</w:t>
             </w:r>
@@ -12697,6 +13346,7 @@
             <w:r>
               <w:rPr>
                 <w:rStyle w:val="SourceText"/>
+                <w:rFonts w:asciiTheme="minorHAnsi" w:hAnsiTheme="minorHAnsi"/>
               </w:rPr>
               <w:t>Wetlab_C3_lambda</w:t>
             </w:r>
@@ -12718,6 +13368,7 @@
             <w:r>
               <w:rPr>
                 <w:rStyle w:val="SourceText"/>
+                <w:rFonts w:asciiTheme="minorHAnsi" w:hAnsiTheme="minorHAnsi"/>
               </w:rPr>
               <w:t>ch3_signal</w:t>
             </w:r>
@@ -12753,6 +13404,7 @@
             <w:r>
               <w:rPr>
                 <w:rStyle w:val="SourceText"/>
+                <w:rFonts w:asciiTheme="minorHAnsi" w:hAnsiTheme="minorHAnsi"/>
               </w:rPr>
               <w:t>Wetlab_C3_signal</w:t>
             </w:r>
@@ -12774,6 +13426,7 @@
             <w:r>
               <w:rPr>
                 <w:rStyle w:val="SourceText"/>
+                <w:rFonts w:asciiTheme="minorHAnsi" w:hAnsiTheme="minorHAnsi"/>
               </w:rPr>
               <w:t>thermistor</w:t>
             </w:r>
@@ -12810,6 +13463,7 @@
             <w:r>
               <w:rPr>
                 <w:rStyle w:val="SourceText"/>
+                <w:rFonts w:asciiTheme="minorHAnsi" w:hAnsiTheme="minorHAnsi"/>
               </w:rPr>
               <w:t>Wetlab_Therm</w:t>
             </w:r>
@@ -12845,14 +13499,15 @@
       <w:r>
         <w:rPr>
           <w:rStyle w:val="SourceText"/>
-        </w:rPr>
-        <w:lastRenderedPageBreak/>
+          <w:rFonts w:asciiTheme="minorHAnsi" w:hAnsiTheme="minorHAnsi"/>
+        </w:rPr>
         <w:t>wetlab_</w:t>
       </w:r>
       <w:proofErr w:type="gramStart"/>
       <w:r>
         <w:rPr>
           <w:rStyle w:val="SourceText"/>
+          <w:rFonts w:asciiTheme="minorHAnsi" w:hAnsiTheme="minorHAnsi"/>
         </w:rPr>
         <w:t>parse</w:t>
       </w:r>
@@ -12860,6 +13515,7 @@
       <w:r>
         <w:rPr>
           <w:rStyle w:val="SourceText"/>
+          <w:rFonts w:asciiTheme="minorHAnsi" w:hAnsiTheme="minorHAnsi"/>
         </w:rPr>
         <w:t>(</w:t>
       </w:r>
@@ -12867,6 +13523,7 @@
       <w:r>
         <w:rPr>
           <w:rStyle w:val="SourceText"/>
+          <w:rFonts w:asciiTheme="minorHAnsi" w:hAnsiTheme="minorHAnsi"/>
         </w:rPr>
         <w:t>)</w:t>
       </w:r>
@@ -12878,17 +13535,29 @@
       <w:pPr>
         <w:pStyle w:val="PreformattedText"/>
         <w:spacing w:after="160"/>
-      </w:pPr>
-      <w:r>
-        <w:rPr>
-          <w:rStyle w:val="SourceText"/>
-        </w:rPr>
+        <w:rPr>
+          <w:rFonts w:asciiTheme="minorHAnsi" w:hAnsiTheme="minorHAnsi"/>
+          <w:sz w:val="24"/>
+          <w:szCs w:val="24"/>
+        </w:rPr>
+      </w:pPr>
+      <w:r>
+        <w:rPr>
+          <w:rStyle w:val="SourceText"/>
+          <w:rFonts w:asciiTheme="minorHAnsi" w:hAnsiTheme="minorHAnsi"/>
+          <w:sz w:val="24"/>
+          <w:szCs w:val="24"/>
+        </w:rPr>
+        <w:lastRenderedPageBreak/>
         <w:t>MM/DD/YY HH:</w:t>
       </w:r>
       <w:proofErr w:type="gramStart"/>
       <w:r>
         <w:rPr>
           <w:rStyle w:val="SourceText"/>
+          <w:rFonts w:asciiTheme="minorHAnsi" w:hAnsiTheme="minorHAnsi"/>
+          <w:sz w:val="24"/>
+          <w:szCs w:val="24"/>
         </w:rPr>
         <w:t>MM:SS</w:t>
       </w:r>
@@ -12896,6 +13565,9 @@
       <w:r>
         <w:rPr>
           <w:rStyle w:val="SourceText"/>
+          <w:rFonts w:asciiTheme="minorHAnsi" w:hAnsiTheme="minorHAnsi"/>
+          <w:sz w:val="24"/>
+          <w:szCs w:val="24"/>
         </w:rPr>
         <w:t xml:space="preserve"> lambda1 signal1 lambda2 signal2 lambda3 signal3 thermistor</w:t>
       </w:r>
@@ -12913,6 +13585,7 @@
       <w:r>
         <w:rPr>
           <w:rStyle w:val="SourceText"/>
+          <w:rFonts w:asciiTheme="minorHAnsi" w:hAnsiTheme="minorHAnsi"/>
         </w:rPr>
         <w:t>sscanf</w:t>
       </w:r>
@@ -12920,6 +13593,7 @@
       <w:r>
         <w:rPr>
           <w:rStyle w:val="SourceText"/>
+          <w:rFonts w:asciiTheme="minorHAnsi" w:hAnsiTheme="minorHAnsi"/>
         </w:rPr>
         <w:t>(</w:t>
       </w:r>
@@ -12927,6 +13601,7 @@
       <w:r>
         <w:rPr>
           <w:rStyle w:val="SourceText"/>
+          <w:rFonts w:asciiTheme="minorHAnsi" w:hAnsiTheme="minorHAnsi"/>
         </w:rPr>
         <w:t>)</w:t>
       </w:r>
@@ -12937,6 +13612,7 @@
       <w:r>
         <w:rPr>
           <w:rStyle w:val="SourceText"/>
+          <w:rFonts w:asciiTheme="minorHAnsi" w:hAnsiTheme="minorHAnsi"/>
         </w:rPr>
         <w:t>0..</w:t>
       </w:r>
@@ -12944,6 +13620,7 @@
       <w:r>
         <w:rPr>
           <w:rStyle w:val="SourceText"/>
+          <w:rFonts w:asciiTheme="minorHAnsi" w:hAnsiTheme="minorHAnsi"/>
         </w:rPr>
         <w:t>4130</w:t>
       </w:r>
@@ -12954,6 +13631,7 @@
       <w:r>
         <w:rPr>
           <w:rStyle w:val="SourceText"/>
+          <w:rFonts w:asciiTheme="minorHAnsi" w:hAnsiTheme="minorHAnsi"/>
         </w:rPr>
         <w:t>wetlab_data_t</w:t>
       </w:r>
@@ -12971,6 +13649,7 @@
       <w:r>
         <w:rPr>
           <w:rStyle w:val="SourceText"/>
+          <w:rFonts w:asciiTheme="minorHAnsi" w:hAnsiTheme="minorHAnsi"/>
         </w:rPr>
         <w:t>wetlab_find_last_</w:t>
       </w:r>
@@ -12978,6 +13657,7 @@
       <w:r>
         <w:rPr>
           <w:rStyle w:val="SourceText"/>
+          <w:rFonts w:asciiTheme="minorHAnsi" w:hAnsiTheme="minorHAnsi"/>
         </w:rPr>
         <w:t>row</w:t>
       </w:r>
@@ -12985,6 +13665,7 @@
       <w:r>
         <w:rPr>
           <w:rStyle w:val="SourceText"/>
+          <w:rFonts w:asciiTheme="minorHAnsi" w:hAnsiTheme="minorHAnsi"/>
         </w:rPr>
         <w:t>(</w:t>
       </w:r>
@@ -12992,6 +13673,7 @@
       <w:r>
         <w:rPr>
           <w:rStyle w:val="SourceText"/>
+          <w:rFonts w:asciiTheme="minorHAnsi" w:hAnsiTheme="minorHAnsi"/>
         </w:rPr>
         <w:t>)</w:t>
       </w:r>
@@ -13002,6 +13684,7 @@
       <w:r>
         <w:rPr>
           <w:rStyle w:val="SourceText"/>
+          <w:rFonts w:asciiTheme="minorHAnsi" w:hAnsiTheme="minorHAnsi"/>
         </w:rPr>
         <w:t>wetlab_</w:t>
       </w:r>
@@ -13009,6 +13692,7 @@
       <w:r>
         <w:rPr>
           <w:rStyle w:val="SourceText"/>
+          <w:rFonts w:asciiTheme="minorHAnsi" w:hAnsiTheme="minorHAnsi"/>
         </w:rPr>
         <w:t>parse</w:t>
       </w:r>
@@ -13016,6 +13700,7 @@
       <w:r>
         <w:rPr>
           <w:rStyle w:val="SourceText"/>
+          <w:rFonts w:asciiTheme="minorHAnsi" w:hAnsiTheme="minorHAnsi"/>
         </w:rPr>
         <w:t>(</w:t>
       </w:r>
@@ -13023,6 +13708,7 @@
       <w:r>
         <w:rPr>
           <w:rStyle w:val="SourceText"/>
+          <w:rFonts w:asciiTheme="minorHAnsi" w:hAnsiTheme="minorHAnsi"/>
         </w:rPr>
         <w:t>)</w:t>
       </w:r>
@@ -13050,6 +13736,7 @@
       <w:r>
         <w:rPr>
           <w:rStyle w:val="SourceText"/>
+          <w:rFonts w:asciiTheme="minorHAnsi" w:hAnsiTheme="minorHAnsi"/>
         </w:rPr>
         <w:t>measurement_data_t</w:t>
       </w:r>
@@ -13069,6 +13756,7 @@
       <w:r>
         <w:rPr>
           <w:rStyle w:val="SourceText"/>
+          <w:rFonts w:asciiTheme="minorHAnsi" w:hAnsiTheme="minorHAnsi"/>
         </w:rPr>
         <w:t>wetlab_data_t</w:t>
       </w:r>
@@ -13095,6 +13783,7 @@
       <w:r>
         <w:rPr>
           <w:rStyle w:val="SourceText"/>
+          <w:rFonts w:asciiTheme="minorHAnsi" w:hAnsiTheme="minorHAnsi"/>
         </w:rPr>
         <w:t>sensors_</w:t>
       </w:r>
@@ -13102,6 +13791,7 @@
       <w:r>
         <w:rPr>
           <w:rStyle w:val="SourceText"/>
+          <w:rFonts w:asciiTheme="minorHAnsi" w:hAnsiTheme="minorHAnsi"/>
         </w:rPr>
         <w:t>sample</w:t>
       </w:r>
@@ -13109,6 +13799,7 @@
       <w:r>
         <w:rPr>
           <w:rStyle w:val="SourceText"/>
+          <w:rFonts w:asciiTheme="minorHAnsi" w:hAnsiTheme="minorHAnsi"/>
         </w:rPr>
         <w:t>(</w:t>
       </w:r>
@@ -13116,6 +13807,7 @@
       <w:r>
         <w:rPr>
           <w:rStyle w:val="SourceText"/>
+          <w:rFonts w:asciiTheme="minorHAnsi" w:hAnsiTheme="minorHAnsi"/>
         </w:rPr>
         <w:t>)</w:t>
       </w:r>
@@ -13134,6 +13826,7 @@
       <w:r>
         <w:rPr>
           <w:rStyle w:val="SourceText"/>
+          <w:rFonts w:asciiTheme="minorHAnsi" w:hAnsiTheme="minorHAnsi"/>
         </w:rPr>
         <w:t>config_has_wetlab</w:t>
       </w:r>
@@ -13141,6 +13834,7 @@
       <w:r>
         <w:rPr>
           <w:rStyle w:val="SourceText"/>
+          <w:rFonts w:asciiTheme="minorHAnsi" w:hAnsiTheme="minorHAnsi"/>
         </w:rPr>
         <w:t>()</w:t>
       </w:r>
@@ -13234,6 +13928,7 @@
       <w:r>
         <w:rPr>
           <w:rStyle w:val="SourceText"/>
+          <w:rFonts w:asciiTheme="minorHAnsi" w:hAnsiTheme="minorHAnsi"/>
         </w:rPr>
         <w:t>WETLAB_BOOT_MS</w:t>
       </w:r>
@@ -13269,6 +13964,7 @@
       <w:r>
         <w:rPr>
           <w:rStyle w:val="SourceText"/>
+          <w:rFonts w:asciiTheme="minorHAnsi" w:hAnsiTheme="minorHAnsi"/>
         </w:rPr>
         <w:t>wetlab_</w:t>
       </w:r>
@@ -13276,6 +13972,7 @@
       <w:r>
         <w:rPr>
           <w:rStyle w:val="SourceText"/>
+          <w:rFonts w:asciiTheme="minorHAnsi" w:hAnsiTheme="minorHAnsi"/>
         </w:rPr>
         <w:t>fire</w:t>
       </w:r>
@@ -13283,6 +13980,7 @@
       <w:r>
         <w:rPr>
           <w:rStyle w:val="SourceText"/>
+          <w:rFonts w:asciiTheme="minorHAnsi" w:hAnsiTheme="minorHAnsi"/>
         </w:rPr>
         <w:t>(</w:t>
       </w:r>
@@ -13290,6 +13988,7 @@
       <w:r>
         <w:rPr>
           <w:rStyle w:val="SourceText"/>
+          <w:rFonts w:asciiTheme="minorHAnsi" w:hAnsiTheme="minorHAnsi"/>
         </w:rPr>
         <w:t>)</w:t>
       </w:r>
@@ -13316,6 +14015,7 @@
       <w:r>
         <w:rPr>
           <w:rStyle w:val="SourceText"/>
+          <w:rFonts w:asciiTheme="minorHAnsi" w:hAnsiTheme="minorHAnsi"/>
         </w:rPr>
         <w:t>SENSOR_COLLECT_WINDOW_MS</w:t>
       </w:r>
@@ -13357,6 +14057,7 @@
       <w:r>
         <w:rPr>
           <w:rStyle w:val="SourceText"/>
+          <w:rFonts w:asciiTheme="minorHAnsi" w:hAnsiTheme="minorHAnsi"/>
         </w:rPr>
         <w:t>wetlab_</w:t>
       </w:r>
@@ -13364,6 +14065,7 @@
       <w:r>
         <w:rPr>
           <w:rStyle w:val="SourceText"/>
+          <w:rFonts w:asciiTheme="minorHAnsi" w:hAnsiTheme="minorHAnsi"/>
         </w:rPr>
         <w:t>collect</w:t>
       </w:r>
@@ -13371,6 +14073,7 @@
       <w:r>
         <w:rPr>
           <w:rStyle w:val="SourceText"/>
+          <w:rFonts w:asciiTheme="minorHAnsi" w:hAnsiTheme="minorHAnsi"/>
         </w:rPr>
         <w:t>(</w:t>
       </w:r>
@@ -13378,6 +14081,7 @@
       <w:r>
         <w:rPr>
           <w:rStyle w:val="SourceText"/>
+          <w:rFonts w:asciiTheme="minorHAnsi" w:hAnsiTheme="minorHAnsi"/>
         </w:rPr>
         <w:t>)</w:t>
       </w:r>
@@ -13437,6 +14141,7 @@
       <w:r>
         <w:rPr>
           <w:rStyle w:val="SourceText"/>
+          <w:rFonts w:asciiTheme="minorHAnsi" w:hAnsiTheme="minorHAnsi"/>
         </w:rPr>
         <w:t>SENSOR_CFG_ALL</w:t>
       </w:r>
@@ -13448,8 +14153,14 @@
       <w:pPr>
         <w:pStyle w:val="Heading2"/>
         <w:spacing w:before="0" w:after="160"/>
-      </w:pPr>
-      <w:r>
+        <w:rPr>
+          <w:rFonts w:asciiTheme="minorHAnsi" w:hAnsiTheme="minorHAnsi"/>
+        </w:rPr>
+      </w:pPr>
+      <w:r>
+        <w:rPr>
+          <w:rFonts w:asciiTheme="minorHAnsi" w:hAnsiTheme="minorHAnsi"/>
+        </w:rPr>
         <w:br w:type="page"/>
       </w:r>
     </w:p>
@@ -13489,6 +14200,7 @@
       <w:r>
         <w:rPr>
           <w:rStyle w:val="SourceText"/>
+          <w:rFonts w:asciiTheme="minorHAnsi" w:hAnsiTheme="minorHAnsi"/>
         </w:rPr>
         <w:t>wetlab_reset_</w:t>
       </w:r>
@@ -13496,6 +14208,7 @@
       <w:r>
         <w:rPr>
           <w:rStyle w:val="SourceText"/>
+          <w:rFonts w:asciiTheme="minorHAnsi" w:hAnsiTheme="minorHAnsi"/>
         </w:rPr>
         <w:t>uart</w:t>
       </w:r>
@@ -13503,6 +14216,7 @@
       <w:r>
         <w:rPr>
           <w:rStyle w:val="SourceText"/>
+          <w:rFonts w:asciiTheme="minorHAnsi" w:hAnsiTheme="minorHAnsi"/>
         </w:rPr>
         <w:t>(</w:t>
       </w:r>
@@ -13510,6 +14224,7 @@
       <w:r>
         <w:rPr>
           <w:rStyle w:val="SourceText"/>
+          <w:rFonts w:asciiTheme="minorHAnsi" w:hAnsiTheme="minorHAnsi"/>
         </w:rPr>
         <w:t>)</w:t>
       </w:r>
@@ -13534,6 +14249,7 @@
       <w:r>
         <w:rPr>
           <w:rStyle w:val="SourceText"/>
+          <w:rFonts w:asciiTheme="minorHAnsi" w:hAnsiTheme="minorHAnsi"/>
         </w:rPr>
         <w:t>wetlab_arm_</w:t>
       </w:r>
@@ -13541,6 +14257,7 @@
       <w:r>
         <w:rPr>
           <w:rStyle w:val="SourceText"/>
+          <w:rFonts w:asciiTheme="minorHAnsi" w:hAnsiTheme="minorHAnsi"/>
         </w:rPr>
         <w:t>rx</w:t>
       </w:r>
@@ -13548,6 +14265,7 @@
       <w:r>
         <w:rPr>
           <w:rStyle w:val="SourceText"/>
+          <w:rFonts w:asciiTheme="minorHAnsi" w:hAnsiTheme="minorHAnsi"/>
         </w:rPr>
         <w:t>(</w:t>
       </w:r>
@@ -13555,6 +14273,7 @@
       <w:r>
         <w:rPr>
           <w:rStyle w:val="SourceText"/>
+          <w:rFonts w:asciiTheme="minorHAnsi" w:hAnsiTheme="minorHAnsi"/>
         </w:rPr>
         <w:t>)</w:t>
       </w:r>
@@ -13565,6 +14284,7 @@
       <w:r>
         <w:rPr>
           <w:rStyle w:val="SourceText"/>
+          <w:rFonts w:asciiTheme="minorHAnsi" w:hAnsiTheme="minorHAnsi"/>
         </w:rPr>
         <w:t>HAL_UART_Receive_DMA</w:t>
       </w:r>
@@ -13572,6 +14292,7 @@
       <w:r>
         <w:rPr>
           <w:rStyle w:val="SourceText"/>
+          <w:rFonts w:asciiTheme="minorHAnsi" w:hAnsiTheme="minorHAnsi"/>
         </w:rPr>
         <w:t>()</w:t>
       </w:r>
@@ -13596,6 +14317,7 @@
       <w:r>
         <w:rPr>
           <w:rStyle w:val="SourceText"/>
+          <w:rFonts w:asciiTheme="minorHAnsi" w:hAnsiTheme="minorHAnsi"/>
         </w:rPr>
         <w:t>wetlab_stop_</w:t>
       </w:r>
@@ -13603,6 +14325,7 @@
       <w:r>
         <w:rPr>
           <w:rStyle w:val="SourceText"/>
+          <w:rFonts w:asciiTheme="minorHAnsi" w:hAnsiTheme="minorHAnsi"/>
         </w:rPr>
         <w:t>rx</w:t>
       </w:r>
@@ -13610,6 +14333,7 @@
       <w:r>
         <w:rPr>
           <w:rStyle w:val="SourceText"/>
+          <w:rFonts w:asciiTheme="minorHAnsi" w:hAnsiTheme="minorHAnsi"/>
         </w:rPr>
         <w:t>(</w:t>
       </w:r>
@@ -13617,6 +14341,7 @@
       <w:r>
         <w:rPr>
           <w:rStyle w:val="SourceText"/>
+          <w:rFonts w:asciiTheme="minorHAnsi" w:hAnsiTheme="minorHAnsi"/>
         </w:rPr>
         <w:t>)</w:t>
       </w:r>
@@ -13651,6 +14376,7 @@
       <w:r>
         <w:rPr>
           <w:rStyle w:val="SourceText"/>
+          <w:rFonts w:asciiTheme="minorHAnsi" w:hAnsiTheme="minorHAnsi"/>
         </w:rPr>
         <w:t>wetlab</w:t>
       </w:r>
@@ -13662,6 +14388,7 @@
       <w:r>
         <w:rPr>
           <w:rStyle w:val="SourceText"/>
+          <w:rFonts w:asciiTheme="minorHAnsi" w:hAnsiTheme="minorHAnsi"/>
         </w:rPr>
         <w:t>wetlab</w:t>
       </w:r>
@@ -13669,6 +14396,7 @@
       <w:r>
         <w:rPr>
           <w:rStyle w:val="SourceText"/>
+          <w:rFonts w:asciiTheme="minorHAnsi" w:hAnsiTheme="minorHAnsi"/>
         </w:rPr>
         <w:t>-raw</w:t>
       </w:r>
@@ -13678,6 +14406,7 @@
       <w:r>
         <w:rPr>
           <w:rStyle w:val="SourceText"/>
+          <w:rFonts w:asciiTheme="minorHAnsi" w:hAnsiTheme="minorHAnsi"/>
         </w:rPr>
         <w:t>sensors</w:t>
       </w:r>
@@ -13688,6 +14417,7 @@
       <w:r>
         <w:rPr>
           <w:rStyle w:val="SourceText"/>
+          <w:rFonts w:asciiTheme="minorHAnsi" w:hAnsiTheme="minorHAnsi"/>
         </w:rPr>
         <w:t>lowpower_sensor_interfaces_</w:t>
       </w:r>
@@ -13695,6 +14425,7 @@
       <w:r>
         <w:rPr>
           <w:rStyle w:val="SourceText"/>
+          <w:rFonts w:asciiTheme="minorHAnsi" w:hAnsiTheme="minorHAnsi"/>
         </w:rPr>
         <w:t>up</w:t>
       </w:r>
@@ -13702,6 +14433,7 @@
       <w:r>
         <w:rPr>
           <w:rStyle w:val="SourceText"/>
+          <w:rFonts w:asciiTheme="minorHAnsi" w:hAnsiTheme="minorHAnsi"/>
         </w:rPr>
         <w:t>(</w:t>
       </w:r>
@@ -13709,6 +14441,7 @@
       <w:r>
         <w:rPr>
           <w:rStyle w:val="SourceText"/>
+          <w:rFonts w:asciiTheme="minorHAnsi" w:hAnsiTheme="minorHAnsi"/>
         </w:rPr>
         <w:t>)</w:t>
       </w:r>
@@ -13719,6 +14452,7 @@
       <w:r>
         <w:rPr>
           <w:rStyle w:val="SourceText"/>
+          <w:rFonts w:asciiTheme="minorHAnsi" w:hAnsiTheme="minorHAnsi"/>
         </w:rPr>
         <w:t>lowpower_sensor_interfaces_down</w:t>
       </w:r>
@@ -13726,6 +14460,7 @@
       <w:r>
         <w:rPr>
           <w:rStyle w:val="SourceText"/>
+          <w:rFonts w:asciiTheme="minorHAnsi" w:hAnsiTheme="minorHAnsi"/>
         </w:rPr>
         <w:t>()</w:t>
       </w:r>
@@ -13736,6 +14471,7 @@
       <w:r>
         <w:rPr>
           <w:rStyle w:val="SourceText"/>
+          <w:rFonts w:asciiTheme="minorHAnsi" w:hAnsiTheme="minorHAnsi"/>
         </w:rPr>
         <w:t>lowpower_enter_idle</w:t>
       </w:r>
@@ -13743,12 +14479,14 @@
       <w:r>
         <w:rPr>
           <w:rStyle w:val="SourceText"/>
+          <w:rFonts w:asciiTheme="minorHAnsi" w:hAnsiTheme="minorHAnsi"/>
         </w:rPr>
         <w:t>(</w:t>
       </w:r>
       <w:r>
         <w:rPr>
           <w:rStyle w:val="SourceText"/>
+          <w:rFonts w:asciiTheme="minorHAnsi" w:hAnsiTheme="minorHAnsi"/>
         </w:rPr>
         <w:t>)</w:t>
       </w:r>
@@ -13790,6 +14528,7 @@
       <w:r>
         <w:rPr>
           <w:rStyle w:val="SourceText"/>
+          <w:rFonts w:asciiTheme="minorHAnsi" w:hAnsiTheme="minorHAnsi"/>
         </w:rPr>
         <w:t>lowpower_wetlab_uart_</w:t>
       </w:r>
@@ -13797,6 +14536,7 @@
       <w:r>
         <w:rPr>
           <w:rStyle w:val="SourceText"/>
+          <w:rFonts w:asciiTheme="minorHAnsi" w:hAnsiTheme="minorHAnsi"/>
         </w:rPr>
         <w:t>down</w:t>
       </w:r>
@@ -13804,6 +14544,7 @@
       <w:r>
         <w:rPr>
           <w:rStyle w:val="SourceText"/>
+          <w:rFonts w:asciiTheme="minorHAnsi" w:hAnsiTheme="minorHAnsi"/>
         </w:rPr>
         <w:t>(</w:t>
       </w:r>
@@ -13811,6 +14552,7 @@
       <w:r>
         <w:rPr>
           <w:rStyle w:val="SourceText"/>
+          <w:rFonts w:asciiTheme="minorHAnsi" w:hAnsiTheme="minorHAnsi"/>
         </w:rPr>
         <w:t>)</w:t>
       </w:r>
@@ -13821,6 +14563,7 @@
       <w:r>
         <w:rPr>
           <w:rStyle w:val="SourceText"/>
+          <w:rFonts w:asciiTheme="minorHAnsi" w:hAnsiTheme="minorHAnsi"/>
         </w:rPr>
         <w:t>lowpower_sensor_interfaces_down</w:t>
       </w:r>
@@ -13828,6 +14571,7 @@
       <w:r>
         <w:rPr>
           <w:rStyle w:val="SourceText"/>
+          <w:rFonts w:asciiTheme="minorHAnsi" w:hAnsiTheme="minorHAnsi"/>
         </w:rPr>
         <w:t>()</w:t>
       </w:r>
@@ -13838,6 +14582,7 @@
       <w:r>
         <w:rPr>
           <w:rStyle w:val="SourceText"/>
+          <w:rFonts w:asciiTheme="minorHAnsi" w:hAnsiTheme="minorHAnsi"/>
         </w:rPr>
         <w:t>lowpower_idle_peripherals_down</w:t>
       </w:r>
@@ -13845,6 +14590,7 @@
       <w:r>
         <w:rPr>
           <w:rStyle w:val="SourceText"/>
+          <w:rFonts w:asciiTheme="minorHAnsi" w:hAnsiTheme="minorHAnsi"/>
         </w:rPr>
         <w:t>()</w:t>
       </w:r>
@@ -13872,6 +14618,7 @@
       <w:r>
         <w:rPr>
           <w:rStyle w:val="SourceText"/>
+          <w:rFonts w:asciiTheme="minorHAnsi" w:hAnsiTheme="minorHAnsi"/>
         </w:rPr>
         <w:t>lowpower_wetlab_uart_</w:t>
       </w:r>
@@ -13879,6 +14626,7 @@
       <w:r>
         <w:rPr>
           <w:rStyle w:val="SourceText"/>
+          <w:rFonts w:asciiTheme="minorHAnsi" w:hAnsiTheme="minorHAnsi"/>
         </w:rPr>
         <w:t>up</w:t>
       </w:r>
@@ -13886,6 +14634,7 @@
       <w:r>
         <w:rPr>
           <w:rStyle w:val="SourceText"/>
+          <w:rFonts w:asciiTheme="minorHAnsi" w:hAnsiTheme="minorHAnsi"/>
         </w:rPr>
         <w:t>(</w:t>
       </w:r>
@@ -13893,6 +14642,7 @@
       <w:r>
         <w:rPr>
           <w:rStyle w:val="SourceText"/>
+          <w:rFonts w:asciiTheme="minorHAnsi" w:hAnsiTheme="minorHAnsi"/>
         </w:rPr>
         <w:t>)</w:t>
       </w:r>
@@ -13903,6 +14653,7 @@
       <w:r>
         <w:rPr>
           <w:rStyle w:val="SourceText"/>
+          <w:rFonts w:asciiTheme="minorHAnsi" w:hAnsiTheme="minorHAnsi"/>
         </w:rPr>
         <w:t>lowpower_sensor_interfaces_up</w:t>
       </w:r>
@@ -13910,6 +14661,7 @@
       <w:r>
         <w:rPr>
           <w:rStyle w:val="SourceText"/>
+          <w:rFonts w:asciiTheme="minorHAnsi" w:hAnsiTheme="minorHAnsi"/>
         </w:rPr>
         <w:t>()</w:t>
       </w:r>
@@ -13937,6 +14689,7 @@
       <w:r>
         <w:rPr>
           <w:rStyle w:val="SourceText"/>
+          <w:rFonts w:asciiTheme="minorHAnsi" w:hAnsiTheme="minorHAnsi"/>
         </w:rPr>
         <w:t>lowpower_wetlab_uart_</w:t>
       </w:r>
@@ -13944,6 +14697,7 @@
       <w:r>
         <w:rPr>
           <w:rStyle w:val="SourceText"/>
+          <w:rFonts w:asciiTheme="minorHAnsi" w:hAnsiTheme="minorHAnsi"/>
         </w:rPr>
         <w:t>down</w:t>
       </w:r>
@@ -13951,6 +14705,7 @@
       <w:r>
         <w:rPr>
           <w:rStyle w:val="SourceText"/>
+          <w:rFonts w:asciiTheme="minorHAnsi" w:hAnsiTheme="minorHAnsi"/>
         </w:rPr>
         <w:t>(</w:t>
       </w:r>
@@ -13958,6 +14713,7 @@
       <w:r>
         <w:rPr>
           <w:rStyle w:val="SourceText"/>
+          <w:rFonts w:asciiTheme="minorHAnsi" w:hAnsiTheme="minorHAnsi"/>
         </w:rPr>
         <w:t>)</w:t>
       </w:r>
@@ -13968,6 +14724,7 @@
       <w:r>
         <w:rPr>
           <w:rStyle w:val="SourceText"/>
+          <w:rFonts w:asciiTheme="minorHAnsi" w:hAnsiTheme="minorHAnsi"/>
         </w:rPr>
         <w:t>lowpower_profile_peripherals_down</w:t>
       </w:r>
@@ -13975,6 +14732,7 @@
       <w:r>
         <w:rPr>
           <w:rStyle w:val="SourceText"/>
+          <w:rFonts w:asciiTheme="minorHAnsi" w:hAnsiTheme="minorHAnsi"/>
         </w:rPr>
         <w:t>()</w:t>
       </w:r>
@@ -15215,6 +15973,7 @@
       <w:r>
         <w:rPr>
           <w:rStyle w:val="SourceText"/>
+          <w:rFonts w:asciiTheme="minorHAnsi" w:hAnsiTheme="minorHAnsi"/>
         </w:rPr>
         <w:t>shell_</w:t>
       </w:r>
@@ -15222,6 +15981,7 @@
       <w:r>
         <w:rPr>
           <w:rStyle w:val="SourceText"/>
+          <w:rFonts w:asciiTheme="minorHAnsi" w:hAnsiTheme="minorHAnsi"/>
         </w:rPr>
         <w:t>task</w:t>
       </w:r>
@@ -15229,6 +15989,7 @@
       <w:r>
         <w:rPr>
           <w:rStyle w:val="SourceText"/>
+          <w:rFonts w:asciiTheme="minorHAnsi" w:hAnsiTheme="minorHAnsi"/>
         </w:rPr>
         <w:t>(</w:t>
       </w:r>
@@ -15236,6 +15997,7 @@
       <w:r>
         <w:rPr>
           <w:rStyle w:val="SourceText"/>
+          <w:rFonts w:asciiTheme="minorHAnsi" w:hAnsiTheme="minorHAnsi"/>
         </w:rPr>
         <w:t>)</w:t>
       </w:r>
@@ -15245,6 +16007,7 @@
       <w:r>
         <w:rPr>
           <w:rStyle w:val="SourceText"/>
+          <w:rFonts w:asciiTheme="minorHAnsi" w:hAnsiTheme="minorHAnsi"/>
         </w:rPr>
         <w:t>`</w:t>
       </w:r>
@@ -15252,6 +16015,7 @@
       <w:r>
         <w:rPr>
           <w:rStyle w:val="SourceText"/>
+          <w:rFonts w:asciiTheme="minorHAnsi" w:hAnsiTheme="minorHAnsi"/>
         </w:rPr>
         <w:t>shell_process_char</w:t>
       </w:r>
@@ -15259,6 +16023,7 @@
       <w:r>
         <w:rPr>
           <w:rStyle w:val="SourceText"/>
+          <w:rFonts w:asciiTheme="minorHAnsi" w:hAnsiTheme="minorHAnsi"/>
         </w:rPr>
         <w:t>()</w:t>
       </w:r>
@@ -15277,6 +16042,7 @@
       <w:r>
         <w:rPr>
           <w:rStyle w:val="SourceText"/>
+          <w:rFonts w:asciiTheme="minorHAnsi" w:hAnsiTheme="minorHAnsi"/>
         </w:rPr>
         <w:t>wifi_</w:t>
       </w:r>
@@ -15284,6 +16050,7 @@
       <w:r>
         <w:rPr>
           <w:rStyle w:val="SourceText"/>
+          <w:rFonts w:asciiTheme="minorHAnsi" w:hAnsiTheme="minorHAnsi"/>
         </w:rPr>
         <w:t>service</w:t>
       </w:r>
@@ -15291,6 +16058,7 @@
       <w:r>
         <w:rPr>
           <w:rStyle w:val="SourceText"/>
+          <w:rFonts w:asciiTheme="minorHAnsi" w:hAnsiTheme="minorHAnsi"/>
         </w:rPr>
         <w:t>(</w:t>
       </w:r>
@@ -15298,6 +16066,7 @@
       <w:r>
         <w:rPr>
           <w:rStyle w:val="SourceText"/>
+          <w:rFonts w:asciiTheme="minorHAnsi" w:hAnsiTheme="minorHAnsi"/>
         </w:rPr>
         <w:t>)</w:t>
       </w:r>
@@ -15308,6 +16077,7 @@
       <w:r>
         <w:rPr>
           <w:rStyle w:val="SourceText"/>
+          <w:rFonts w:asciiTheme="minorHAnsi" w:hAnsiTheme="minorHAnsi"/>
         </w:rPr>
         <w:t>shell_dispatch</w:t>
       </w:r>
@@ -15315,6 +16085,7 @@
       <w:r>
         <w:rPr>
           <w:rStyle w:val="SourceText"/>
+          <w:rFonts w:asciiTheme="minorHAnsi" w:hAnsiTheme="minorHAnsi"/>
         </w:rPr>
         <w:t>()</w:t>
       </w:r>
@@ -15330,6 +16101,7 @@
       <w:r>
         <w:rPr>
           <w:rStyle w:val="SourceText"/>
+          <w:rFonts w:asciiTheme="minorHAnsi" w:hAnsiTheme="minorHAnsi"/>
         </w:rPr>
         <w:t>shell_</w:t>
       </w:r>
@@ -15337,6 +16109,7 @@
       <w:r>
         <w:rPr>
           <w:rStyle w:val="SourceText"/>
+          <w:rFonts w:asciiTheme="minorHAnsi" w:hAnsiTheme="minorHAnsi"/>
         </w:rPr>
         <w:t>commands</w:t>
       </w:r>
@@ -15344,6 +16117,7 @@
       <w:r>
         <w:rPr>
           <w:rStyle w:val="SourceText"/>
+          <w:rFonts w:asciiTheme="minorHAnsi" w:hAnsiTheme="minorHAnsi"/>
         </w:rPr>
         <w:t>[</w:t>
       </w:r>
@@ -15351,6 +16125,7 @@
       <w:r>
         <w:rPr>
           <w:rStyle w:val="SourceText"/>
+          <w:rFonts w:asciiTheme="minorHAnsi" w:hAnsiTheme="minorHAnsi"/>
         </w:rPr>
         <w:t xml:space="preserve">] </w:t>
       </w:r>
@@ -15377,6 +16152,7 @@
       <w:r>
         <w:rPr>
           <w:rStyle w:val="SourceText"/>
+          <w:rFonts w:asciiTheme="minorHAnsi" w:hAnsiTheme="minorHAnsi"/>
         </w:rPr>
         <w:t>cmd</w:t>
       </w:r>
@@ -15384,6 +16160,7 @@
       <w:r>
         <w:rPr>
           <w:rStyle w:val="SourceText"/>
+          <w:rFonts w:asciiTheme="minorHAnsi" w:hAnsiTheme="minorHAnsi"/>
         </w:rPr>
         <w:t>_*</w:t>
       </w:r>
@@ -15709,6 +16486,7 @@
       <w:r>
         <w:rPr>
           <w:rStyle w:val="SourceText"/>
+          <w:rFonts w:asciiTheme="minorHAnsi" w:hAnsiTheme="minorHAnsi"/>
         </w:rPr>
         <w:t>Core/</w:t>
       </w:r>
@@ -15716,6 +16494,7 @@
       <w:r>
         <w:rPr>
           <w:rStyle w:val="SourceText"/>
+          <w:rFonts w:asciiTheme="minorHAnsi" w:hAnsiTheme="minorHAnsi"/>
         </w:rPr>
         <w:t>Src</w:t>
       </w:r>
@@ -15723,6 +16502,7 @@
       <w:r>
         <w:rPr>
           <w:rStyle w:val="SourceText"/>
+          <w:rFonts w:asciiTheme="minorHAnsi" w:hAnsiTheme="minorHAnsi"/>
         </w:rPr>
         <w:t>/</w:t>
       </w:r>
@@ -15730,12 +16510,16 @@
       <w:r>
         <w:rPr>
           <w:rStyle w:val="SourceText"/>
+          <w:rFonts w:asciiTheme="minorHAnsi" w:hAnsiTheme="minorHAnsi"/>
         </w:rPr>
         <w:t>recorder.c</w:t>
       </w:r>
       <w:proofErr w:type="spellEnd"/>
       <w:r>
-        <w:t xml:space="preserve"> owns the profile lifecycle. Internal states are:</w:t>
+        <w:t xml:space="preserve"> owns the profile lifecycle. Internal</w:t>
+      </w:r>
+      <w:r>
+        <w:t xml:space="preserve"> states are:</w:t>
       </w:r>
     </w:p>
     <w:tbl>
@@ -15811,6 +16595,7 @@
             <w:r>
               <w:rPr>
                 <w:rStyle w:val="SourceText"/>
+                <w:rFonts w:asciiTheme="minorHAnsi" w:hAnsiTheme="minorHAnsi"/>
               </w:rPr>
               <w:t>REC_IDLE</w:t>
             </w:r>
@@ -15846,6 +16631,7 @@
             <w:r>
               <w:rPr>
                 <w:rStyle w:val="SourceText"/>
+                <w:rFonts w:asciiTheme="minorHAnsi" w:hAnsiTheme="minorHAnsi"/>
               </w:rPr>
               <w:t>REC_BRINGUP</w:t>
             </w:r>
@@ -15867,6 +16653,7 @@
             <w:r>
               <w:rPr>
                 <w:rStyle w:val="SourceText"/>
+                <w:rFonts w:asciiTheme="minorHAnsi" w:hAnsiTheme="minorHAnsi"/>
               </w:rPr>
               <w:t>PROFILE_BRINGUP_MS</w:t>
             </w:r>
@@ -15876,17 +16663,10 @@
             <w:r>
               <w:rPr>
                 <w:rStyle w:val="SourceText"/>
-              </w:rPr>
-              <w:t xml:space="preserve">3000 </w:t>
-            </w:r>
-            <w:proofErr w:type="spellStart"/>
-            <w:r>
-              <w:rPr>
-                <w:rStyle w:val="SourceText"/>
-              </w:rPr>
-              <w:t>ms</w:t>
-            </w:r>
-            <w:proofErr w:type="spellEnd"/>
+                <w:rFonts w:asciiTheme="minorHAnsi" w:hAnsiTheme="minorHAnsi"/>
+              </w:rPr>
+              <w:t>3000</w:t>
+            </w:r>
             <w:r>
               <w:t>).</w:t>
             </w:r>
@@ -15907,6 +16687,7 @@
             <w:r>
               <w:rPr>
                 <w:rStyle w:val="SourceText"/>
+                <w:rFonts w:asciiTheme="minorHAnsi" w:hAnsiTheme="minorHAnsi"/>
               </w:rPr>
               <w:t>REC_RECORDING</w:t>
             </w:r>
@@ -15942,6 +16723,7 @@
             <w:r>
               <w:rPr>
                 <w:rStyle w:val="SourceText"/>
+                <w:rFonts w:asciiTheme="minorHAnsi" w:hAnsiTheme="minorHAnsi"/>
               </w:rPr>
               <w:t>REC_TIMEOUT</w:t>
             </w:r>
@@ -15977,6 +16759,7 @@
             <w:r>
               <w:rPr>
                 <w:rStyle w:val="SourceText"/>
+                <w:rFonts w:asciiTheme="minorHAnsi" w:hAnsiTheme="minorHAnsi"/>
               </w:rPr>
               <w:t>REC_NORMALIZING</w:t>
             </w:r>
@@ -16005,6 +16788,7 @@
         <w:spacing w:after="160" w:line="278" w:lineRule="auto"/>
         <w:rPr>
           <w:rStyle w:val="SourceText"/>
+          <w:rFonts w:asciiTheme="minorHAnsi" w:hAnsiTheme="minorHAnsi"/>
         </w:rPr>
       </w:pPr>
     </w:p>
@@ -16017,6 +16801,7 @@
       <w:r>
         <w:rPr>
           <w:rStyle w:val="SourceText"/>
+          <w:rFonts w:asciiTheme="minorHAnsi" w:hAnsiTheme="minorHAnsi"/>
         </w:rPr>
         <w:t>g_</w:t>
       </w:r>
@@ -16024,6 +16809,7 @@
       <w:r>
         <w:rPr>
           <w:rStyle w:val="SourceText"/>
+          <w:rFonts w:asciiTheme="minorHAnsi" w:hAnsiTheme="minorHAnsi"/>
         </w:rPr>
         <w:t>app.mode</w:t>
       </w:r>
@@ -16035,6 +16821,7 @@
       <w:r>
         <w:rPr>
           <w:rStyle w:val="SourceText"/>
+          <w:rFonts w:asciiTheme="minorHAnsi" w:hAnsiTheme="minorHAnsi"/>
         </w:rPr>
         <w:t>SYS_MODE_RECORDING</w:t>
       </w:r>
@@ -16044,6 +16831,7 @@
       <w:r>
         <w:rPr>
           <w:rStyle w:val="SourceText"/>
+          <w:rFonts w:asciiTheme="minorHAnsi" w:hAnsiTheme="minorHAnsi"/>
         </w:rPr>
         <w:t>SYS_MODE_TIMEOUT</w:t>
       </w:r>
@@ -16053,6 +16841,7 @@
       <w:r>
         <w:rPr>
           <w:rStyle w:val="SourceText"/>
+          <w:rFonts w:asciiTheme="minorHAnsi" w:hAnsiTheme="minorHAnsi"/>
         </w:rPr>
         <w:t>SYS_MODE_NORMALIZING</w:t>
       </w:r>
@@ -16114,6 +16903,7 @@
       <w:r>
         <w:rPr>
           <w:rStyle w:val="SourceText"/>
+          <w:rFonts w:asciiTheme="minorHAnsi" w:hAnsiTheme="minorHAnsi"/>
         </w:rPr>
         <w:t>DEBOUNCE_MS</w:t>
       </w:r>
@@ -16123,6 +16913,7 @@
       <w:r>
         <w:rPr>
           <w:rStyle w:val="SourceText"/>
+          <w:rFonts w:asciiTheme="minorHAnsi" w:hAnsiTheme="minorHAnsi"/>
         </w:rPr>
         <w:t xml:space="preserve">100 </w:t>
       </w:r>
@@ -16130,6 +16921,7 @@
       <w:r>
         <w:rPr>
           <w:rStyle w:val="SourceText"/>
+          <w:rFonts w:asciiTheme="minorHAnsi" w:hAnsiTheme="minorHAnsi"/>
         </w:rPr>
         <w:t>ms</w:t>
       </w:r>
@@ -16209,6 +17001,7 @@
       <w:r>
         <w:rPr>
           <w:rStyle w:val="SourceText"/>
+          <w:rFonts w:asciiTheme="minorHAnsi" w:hAnsiTheme="minorHAnsi"/>
         </w:rPr>
         <w:t>g_</w:t>
       </w:r>
@@ -16216,6 +17009,7 @@
       <w:r>
         <w:rPr>
           <w:rStyle w:val="SourceText"/>
+          <w:rFonts w:asciiTheme="minorHAnsi" w:hAnsiTheme="minorHAnsi"/>
         </w:rPr>
         <w:t>app.start</w:t>
       </w:r>
@@ -16223,6 +17017,7 @@
       <w:r>
         <w:rPr>
           <w:rStyle w:val="SourceText"/>
+          <w:rFonts w:asciiTheme="minorHAnsi" w:hAnsiTheme="minorHAnsi"/>
         </w:rPr>
         <w:t>_flag</w:t>
       </w:r>
@@ -16504,6 +17299,7 @@
       <w:r>
         <w:rPr>
           <w:rStyle w:val="SourceText"/>
+          <w:rFonts w:asciiTheme="minorHAnsi" w:hAnsiTheme="minorHAnsi"/>
         </w:rPr>
         <w:t>FALSE_START_SAMPLES</w:t>
       </w:r>
@@ -16513,6 +17309,7 @@
       <w:r>
         <w:rPr>
           <w:rStyle w:val="SourceText"/>
+          <w:rFonts w:asciiTheme="minorHAnsi" w:hAnsiTheme="minorHAnsi"/>
         </w:rPr>
         <w:t>5</w:t>
       </w:r>
@@ -16522,6 +17319,7 @@
       <w:r>
         <w:rPr>
           <w:rStyle w:val="SourceText"/>
+          <w:rFonts w:asciiTheme="minorHAnsi" w:hAnsiTheme="minorHAnsi"/>
         </w:rPr>
         <w:t>TOLERANCE</w:t>
       </w:r>
@@ -16531,6 +17329,7 @@
       <w:r>
         <w:rPr>
           <w:rStyle w:val="SourceText"/>
+          <w:rFonts w:asciiTheme="minorHAnsi" w:hAnsiTheme="minorHAnsi"/>
         </w:rPr>
         <w:t xml:space="preserve">0.5 </w:t>
       </w:r>
@@ -16538,6 +17337,7 @@
       <w:r>
         <w:rPr>
           <w:rStyle w:val="SourceText"/>
+          <w:rFonts w:asciiTheme="minorHAnsi" w:hAnsiTheme="minorHAnsi"/>
         </w:rPr>
         <w:t>dbar</w:t>
       </w:r>
@@ -16883,6 +17683,7 @@
       <w:r>
         <w:rPr>
           <w:rStyle w:val="SourceText"/>
+          <w:rFonts w:asciiTheme="minorHAnsi" w:hAnsiTheme="minorHAnsi"/>
         </w:rPr>
         <w:t>idata</w:t>
       </w:r>
@@ -16893,6 +17694,7 @@
       <w:r>
         <w:rPr>
           <w:rStyle w:val="SourceText"/>
+          <w:rFonts w:asciiTheme="minorHAnsi" w:hAnsiTheme="minorHAnsi"/>
         </w:rPr>
         <w:t>IDATA_CFG_ALL</w:t>
       </w:r>
@@ -16902,6 +17704,7 @@
       <w:r>
         <w:rPr>
           <w:rStyle w:val="SourceText"/>
+          <w:rFonts w:asciiTheme="minorHAnsi" w:hAnsiTheme="minorHAnsi"/>
         </w:rPr>
         <w:t>RT_BUF_SIZE</w:t>
       </w:r>
@@ -16942,6 +17745,7 @@
       <w:r>
         <w:rPr>
           <w:rStyle w:val="SourceText"/>
+          <w:rFonts w:asciiTheme="minorHAnsi" w:hAnsiTheme="minorHAnsi"/>
         </w:rPr>
         <w:t>profile_data_t</w:t>
       </w:r>
@@ -16953,6 +17757,7 @@
       <w:r>
         <w:rPr>
           <w:rStyle w:val="SourceText"/>
+          <w:rFonts w:asciiTheme="minorHAnsi" w:hAnsiTheme="minorHAnsi"/>
         </w:rPr>
         <w:t>recorder.c</w:t>
       </w:r>
@@ -16964,6 +17769,7 @@
       <w:r>
         <w:rPr>
           <w:rStyle w:val="SourceText"/>
+          <w:rFonts w:asciiTheme="minorHAnsi" w:hAnsiTheme="minorHAnsi"/>
         </w:rPr>
         <w:t>g_profile</w:t>
       </w:r>
@@ -16974,6 +17780,7 @@
       <w:r>
         <w:rPr>
           <w:rStyle w:val="SourceText"/>
+          <w:rFonts w:asciiTheme="minorHAnsi" w:hAnsiTheme="minorHAnsi"/>
         </w:rPr>
         <w:t>Core/Inc/</w:t>
       </w:r>
@@ -16981,6 +17788,7 @@
       <w:r>
         <w:rPr>
           <w:rStyle w:val="SourceText"/>
+          <w:rFonts w:asciiTheme="minorHAnsi" w:hAnsiTheme="minorHAnsi"/>
         </w:rPr>
         <w:t>profile_data.h</w:t>
       </w:r>
@@ -16991,6 +17799,7 @@
       <w:r>
         <w:rPr>
           <w:rStyle w:val="SourceText"/>
+          <w:rFonts w:asciiTheme="minorHAnsi" w:hAnsiTheme="minorHAnsi"/>
         </w:rPr>
         <w:t>50 KiB</w:t>
       </w:r>
@@ -17010,6 +17819,7 @@
       <w:r>
         <w:rPr>
           <w:rStyle w:val="SourceText"/>
+          <w:rFonts w:asciiTheme="minorHAnsi" w:hAnsiTheme="minorHAnsi"/>
         </w:rPr>
         <w:t>measurement_data_t</w:t>
       </w:r>
@@ -17122,6 +17932,7 @@
       <w:r>
         <w:rPr>
           <w:rStyle w:val="SourceText"/>
+          <w:rFonts w:asciiTheme="minorHAnsi" w:hAnsiTheme="minorHAnsi"/>
         </w:rPr>
         <w:t>DDMMYYYY_HHMMSS_record.csv</w:t>
       </w:r>
@@ -17138,6 +17949,7 @@
       <w:r>
         <w:rPr>
           <w:rStyle w:val="SourceText"/>
+          <w:rFonts w:asciiTheme="minorHAnsi" w:hAnsiTheme="minorHAnsi"/>
         </w:rPr>
         <w:t>g_</w:t>
       </w:r>
@@ -17145,6 +17957,7 @@
       <w:r>
         <w:rPr>
           <w:rStyle w:val="SourceText"/>
+          <w:rFonts w:asciiTheme="minorHAnsi" w:hAnsiTheme="minorHAnsi"/>
         </w:rPr>
         <w:t>profile.start</w:t>
       </w:r>
@@ -17152,6 +17965,7 @@
       <w:r>
         <w:rPr>
           <w:rStyle w:val="SourceText"/>
+          <w:rFonts w:asciiTheme="minorHAnsi" w:hAnsiTheme="minorHAnsi"/>
         </w:rPr>
         <w:t>_epoch</w:t>
       </w:r>
@@ -17163,6 +17977,7 @@
       <w:r>
         <w:rPr>
           <w:rStyle w:val="SourceText"/>
+          <w:rFonts w:asciiTheme="minorHAnsi" w:hAnsiTheme="minorHAnsi"/>
         </w:rPr>
         <w:t>flush_profile_to_</w:t>
       </w:r>
@@ -17170,6 +17985,7 @@
       <w:r>
         <w:rPr>
           <w:rStyle w:val="SourceText"/>
+          <w:rFonts w:asciiTheme="minorHAnsi" w:hAnsiTheme="minorHAnsi"/>
         </w:rPr>
         <w:t>sd</w:t>
       </w:r>
@@ -17177,6 +17993,7 @@
       <w:r>
         <w:rPr>
           <w:rStyle w:val="SourceText"/>
+          <w:rFonts w:asciiTheme="minorHAnsi" w:hAnsiTheme="minorHAnsi"/>
         </w:rPr>
         <w:t>(</w:t>
       </w:r>
@@ -17184,6 +18001,7 @@
       <w:r>
         <w:rPr>
           <w:rStyle w:val="SourceText"/>
+          <w:rFonts w:asciiTheme="minorHAnsi" w:hAnsiTheme="minorHAnsi"/>
         </w:rPr>
         <w:t>)</w:t>
       </w:r>
@@ -17194,6 +18012,7 @@
       <w:r>
         <w:rPr>
           <w:rStyle w:val="SourceText"/>
+          <w:rFonts w:asciiTheme="minorHAnsi" w:hAnsiTheme="minorHAnsi"/>
         </w:rPr>
         <w:t>g_profile.count</w:t>
       </w:r>
@@ -17220,6 +18039,7 @@
       <w:r>
         <w:rPr>
           <w:rStyle w:val="SourceText"/>
+          <w:rFonts w:asciiTheme="minorHAnsi" w:hAnsiTheme="minorHAnsi"/>
         </w:rPr>
         <w:t>MeasurementNo</w:t>
       </w:r>
@@ -17231,6 +18051,7 @@
       <w:r>
         <w:rPr>
           <w:rStyle w:val="SourceText"/>
+          <w:rFonts w:asciiTheme="minorHAnsi" w:hAnsiTheme="minorHAnsi"/>
         </w:rPr>
         <w:t>Unix_Epoch_UTC</w:t>
       </w:r>
@@ -17241,6 +18062,7 @@
       <w:r>
         <w:rPr>
           <w:rStyle w:val="SourceText"/>
+          <w:rFonts w:asciiTheme="minorHAnsi" w:hAnsiTheme="minorHAnsi"/>
         </w:rPr>
         <w:t>CTD_C</w:t>
       </w:r>
@@ -17250,6 +18072,7 @@
       <w:r>
         <w:rPr>
           <w:rStyle w:val="SourceText"/>
+          <w:rFonts w:asciiTheme="minorHAnsi" w:hAnsiTheme="minorHAnsi"/>
         </w:rPr>
         <w:t>CTD_T</w:t>
       </w:r>
@@ -17259,6 +18082,7 @@
       <w:r>
         <w:rPr>
           <w:rStyle w:val="SourceText"/>
+          <w:rFonts w:asciiTheme="minorHAnsi" w:hAnsiTheme="minorHAnsi"/>
         </w:rPr>
         <w:t>CTD_D</w:t>
       </w:r>
@@ -17300,6 +18124,7 @@
       <w:r>
         <w:rPr>
           <w:rStyle w:val="SourceText"/>
+          <w:rFonts w:asciiTheme="minorHAnsi" w:hAnsiTheme="minorHAnsi"/>
         </w:rPr>
         <w:t>realtime_comm_build</w:t>
       </w:r>
@@ -17307,6 +18132,7 @@
       <w:r>
         <w:rPr>
           <w:rStyle w:val="SourceText"/>
+          <w:rFonts w:asciiTheme="minorHAnsi" w:hAnsiTheme="minorHAnsi"/>
         </w:rPr>
         <w:t>(&amp;</w:t>
       </w:r>
@@ -17314,6 +18140,7 @@
       <w:r>
         <w:rPr>
           <w:rStyle w:val="SourceText"/>
+          <w:rFonts w:asciiTheme="minorHAnsi" w:hAnsiTheme="minorHAnsi"/>
         </w:rPr>
         <w:t>g_profile</w:t>
       </w:r>
@@ -17321,6 +18148,7 @@
       <w:r>
         <w:rPr>
           <w:rStyle w:val="SourceText"/>
+          <w:rFonts w:asciiTheme="minorHAnsi" w:hAnsiTheme="minorHAnsi"/>
         </w:rPr>
         <w:t>)</w:t>
       </w:r>
@@ -17367,13 +18195,7 @@
       </w:r>
       <w:proofErr w:type="spellEnd"/>
       <w:r>
-        <w:t xml:space="preserve"> access point and TCP server. The module is attached to UART4 at 9600 baud and then switched into transparent passthrough mode, so TCP client bytes are seen by firmware as UART4 bytes and firmware responses are written back over the same </w:t>
-      </w:r>
-      <w:r>
-        <w:t>passthrough</w:t>
-      </w:r>
-      <w:r>
-        <w:t xml:space="preserve"> link.</w:t>
+        <w:t xml:space="preserve"> access point and TCP server. The module is attached to UART4 at 9600 baud and then switched into transparent passthrough mode, so TCP client bytes are seen by firmware as UART4 bytes and firmware responses are written back over the same passthrough link.</w:t>
       </w:r>
     </w:p>
     <w:p/>
@@ -17668,8 +18490,1157 @@
       </w:tr>
     </w:tbl>
     <w:p/>
+    <w:p>
+      <w:pPr>
+        <w:pStyle w:val="Heading2"/>
+      </w:pPr>
+      <w:r>
+        <w:t>Firmware AP and TCP Server Setup</w:t>
+      </w:r>
+    </w:p>
+    <w:p>
+      <w:r>
+        <w:t>The firmware AT setup sequence is:</w:t>
+      </w:r>
+    </w:p>
+    <w:tbl>
+      <w:tblPr>
+        <w:tblStyle w:val="TableGrid"/>
+        <w:tblW w:w="0" w:type="auto"/>
+        <w:tblLook w:val="04A0" w:firstRow="1" w:lastRow="0" w:firstColumn="1" w:lastColumn="0" w:noHBand="0" w:noVBand="1"/>
+      </w:tblPr>
+      <w:tblGrid>
+        <w:gridCol w:w="718"/>
+        <w:gridCol w:w="2094"/>
+        <w:gridCol w:w="6538"/>
+      </w:tblGrid>
+      <w:tr>
+        <w:tc>
+          <w:tcPr>
+            <w:tcW w:w="690" w:type="dxa"/>
+          </w:tcPr>
+          <w:p>
+            <w:pPr>
+              <w:spacing w:after="0" w:line="240" w:lineRule="auto"/>
+              <w:jc w:val="center"/>
+              <w:rPr>
+                <w:b/>
+                <w:bCs/>
+              </w:rPr>
+            </w:pPr>
+            <w:r>
+              <w:rPr>
+                <w:b/>
+                <w:bCs/>
+              </w:rPr>
+              <w:t>Step</w:t>
+            </w:r>
+          </w:p>
+        </w:tc>
+        <w:tc>
+          <w:tcPr>
+            <w:tcW w:w="2095" w:type="dxa"/>
+          </w:tcPr>
+          <w:p>
+            <w:pPr>
+              <w:spacing w:after="0" w:line="240" w:lineRule="auto"/>
+              <w:jc w:val="center"/>
+              <w:rPr>
+                <w:b/>
+                <w:bCs/>
+              </w:rPr>
+            </w:pPr>
+            <w:r>
+              <w:rPr>
+                <w:b/>
+                <w:bCs/>
+              </w:rPr>
+              <w:t>AT Command</w:t>
+            </w:r>
+          </w:p>
+        </w:tc>
+        <w:tc>
+          <w:tcPr>
+            <w:tcW w:w="6565" w:type="dxa"/>
+          </w:tcPr>
+          <w:p>
+            <w:pPr>
+              <w:spacing w:after="0" w:line="240" w:lineRule="auto"/>
+              <w:jc w:val="center"/>
+              <w:rPr>
+                <w:b/>
+                <w:bCs/>
+              </w:rPr>
+            </w:pPr>
+            <w:r>
+              <w:rPr>
+                <w:b/>
+                <w:bCs/>
+              </w:rPr>
+              <w:t>Function</w:t>
+            </w:r>
+          </w:p>
+        </w:tc>
+      </w:tr>
+      <w:tr>
+        <w:tc>
+          <w:tcPr>
+            <w:tcW w:w="690" w:type="dxa"/>
+          </w:tcPr>
+          <w:p>
+            <w:pPr>
+              <w:spacing w:after="0" w:line="240" w:lineRule="auto"/>
+              <w:jc w:val="center"/>
+            </w:pPr>
+            <w:r>
+              <w:t>1</w:t>
+            </w:r>
+          </w:p>
+        </w:tc>
+        <w:tc>
+          <w:tcPr>
+            <w:tcW w:w="2095" w:type="dxa"/>
+          </w:tcPr>
+          <w:p>
+            <w:pPr>
+              <w:spacing w:after="0" w:line="240" w:lineRule="auto"/>
+            </w:pPr>
+            <w:r>
+              <w:t>\r\n (empty)</w:t>
+            </w:r>
+          </w:p>
+        </w:tc>
+        <w:tc>
+          <w:tcPr>
+            <w:tcW w:w="6565" w:type="dxa"/>
+          </w:tcPr>
+          <w:p>
+            <w:pPr>
+              <w:spacing w:after="0" w:line="240" w:lineRule="auto"/>
+            </w:pPr>
+            <w:r>
+              <w:t>Prompt sync</w:t>
+            </w:r>
+          </w:p>
+        </w:tc>
+      </w:tr>
+      <w:tr>
+        <w:tc>
+          <w:tcPr>
+            <w:tcW w:w="690" w:type="dxa"/>
+          </w:tcPr>
+          <w:p>
+            <w:pPr>
+              <w:spacing w:after="0" w:line="240" w:lineRule="auto"/>
+              <w:jc w:val="center"/>
+            </w:pPr>
+            <w:r>
+              <w:t>2</w:t>
+            </w:r>
+          </w:p>
+        </w:tc>
+        <w:tc>
+          <w:tcPr>
+            <w:tcW w:w="2095" w:type="dxa"/>
+          </w:tcPr>
+          <w:p>
+            <w:pPr>
+              <w:spacing w:after="0" w:line="240" w:lineRule="auto"/>
+            </w:pPr>
+            <w:r>
+              <w:t>AS=</w:t>
+            </w:r>
+            <w:proofErr w:type="gramStart"/>
+            <w:r>
+              <w:t>0,prawler</w:t>
+            </w:r>
+            <w:proofErr w:type="gramEnd"/>
+            <w:r>
+              <w:t>1</w:t>
+            </w:r>
+          </w:p>
+        </w:tc>
+        <w:tc>
+          <w:tcPr>
+            <w:tcW w:w="6565" w:type="dxa"/>
+          </w:tcPr>
+          <w:p>
+            <w:pPr>
+              <w:spacing w:after="0" w:line="240" w:lineRule="auto"/>
+            </w:pPr>
+            <w:r>
+              <w:t>Set AP SSID</w:t>
+            </w:r>
+          </w:p>
+        </w:tc>
+      </w:tr>
+      <w:tr>
+        <w:tc>
+          <w:tcPr>
+            <w:tcW w:w="690" w:type="dxa"/>
+          </w:tcPr>
+          <w:p>
+            <w:pPr>
+              <w:spacing w:after="0" w:line="240" w:lineRule="auto"/>
+              <w:jc w:val="center"/>
+            </w:pPr>
+            <w:r>
+              <w:t>3</w:t>
+            </w:r>
+          </w:p>
+        </w:tc>
+        <w:tc>
+          <w:tcPr>
+            <w:tcW w:w="2095" w:type="dxa"/>
+          </w:tcPr>
+          <w:p>
+            <w:pPr>
+              <w:spacing w:after="0" w:line="240" w:lineRule="auto"/>
+            </w:pPr>
+            <w:r>
+              <w:t>A1=0</w:t>
+            </w:r>
+          </w:p>
+        </w:tc>
+        <w:tc>
+          <w:tcPr>
+            <w:tcW w:w="6565" w:type="dxa"/>
+          </w:tcPr>
+          <w:p>
+            <w:pPr>
+              <w:spacing w:after="0" w:line="240" w:lineRule="auto"/>
+            </w:pPr>
+            <w:r>
+              <w:t xml:space="preserve">Set AP security to off (no </w:t>
+            </w:r>
+            <w:proofErr w:type="spellStart"/>
+            <w:r>
+              <w:t>wifi</w:t>
+            </w:r>
+            <w:proofErr w:type="spellEnd"/>
+            <w:r>
+              <w:t xml:space="preserve"> encryption/password)</w:t>
+            </w:r>
+          </w:p>
+        </w:tc>
+      </w:tr>
+      <w:tr>
+        <w:tc>
+          <w:tcPr>
+            <w:tcW w:w="690" w:type="dxa"/>
+          </w:tcPr>
+          <w:p>
+            <w:pPr>
+              <w:spacing w:after="0" w:line="240" w:lineRule="auto"/>
+              <w:jc w:val="center"/>
+            </w:pPr>
+            <w:r>
+              <w:t>4</w:t>
+            </w:r>
+          </w:p>
+        </w:tc>
+        <w:tc>
+          <w:tcPr>
+            <w:tcW w:w="2095" w:type="dxa"/>
+          </w:tcPr>
+          <w:p>
+            <w:pPr>
+              <w:spacing w:after="0" w:line="240" w:lineRule="auto"/>
+            </w:pPr>
+            <w:r>
+              <w:t>AC=6</w:t>
+            </w:r>
+          </w:p>
+        </w:tc>
+        <w:tc>
+          <w:tcPr>
+            <w:tcW w:w="6565" w:type="dxa"/>
+          </w:tcPr>
+          <w:p>
+            <w:pPr>
+              <w:spacing w:after="0" w:line="240" w:lineRule="auto"/>
+            </w:pPr>
+            <w:r>
+              <w:t>Set AP channel</w:t>
+            </w:r>
+          </w:p>
+        </w:tc>
+      </w:tr>
+      <w:tr>
+        <w:tc>
+          <w:tcPr>
+            <w:tcW w:w="690" w:type="dxa"/>
+          </w:tcPr>
+          <w:p>
+            <w:pPr>
+              <w:spacing w:after="0" w:line="240" w:lineRule="auto"/>
+              <w:jc w:val="center"/>
+            </w:pPr>
+            <w:r>
+              <w:t>5</w:t>
+            </w:r>
+          </w:p>
+        </w:tc>
+        <w:tc>
+          <w:tcPr>
+            <w:tcW w:w="2095" w:type="dxa"/>
+          </w:tcPr>
+          <w:p>
+            <w:pPr>
+              <w:spacing w:after="0" w:line="240" w:lineRule="auto"/>
+            </w:pPr>
+            <w:r>
+              <w:t>Z6=192.168.10.1</w:t>
+            </w:r>
+          </w:p>
+        </w:tc>
+        <w:tc>
+          <w:tcPr>
+            <w:tcW w:w="6565" w:type="dxa"/>
+          </w:tcPr>
+          <w:p>
+            <w:pPr>
+              <w:spacing w:after="0" w:line="240" w:lineRule="auto"/>
+            </w:pPr>
+            <w:r>
+              <w:t>Set AP IP address</w:t>
+            </w:r>
+          </w:p>
+        </w:tc>
+      </w:tr>
+      <w:tr>
+        <w:trPr>
+          <w:trHeight w:val="107"/>
+        </w:trPr>
+        <w:tc>
+          <w:tcPr>
+            <w:tcW w:w="690" w:type="dxa"/>
+          </w:tcPr>
+          <w:p>
+            <w:pPr>
+              <w:spacing w:after="0" w:line="240" w:lineRule="auto"/>
+              <w:jc w:val="center"/>
+            </w:pPr>
+            <w:r>
+              <w:t>6</w:t>
+            </w:r>
+          </w:p>
+        </w:tc>
+        <w:tc>
+          <w:tcPr>
+            <w:tcW w:w="2095" w:type="dxa"/>
+          </w:tcPr>
+          <w:p>
+            <w:pPr>
+              <w:spacing w:after="0" w:line="240" w:lineRule="auto"/>
+            </w:pPr>
+            <w:r>
+              <w:t>ZP=1,0</w:t>
+            </w:r>
+          </w:p>
+        </w:tc>
+        <w:tc>
+          <w:tcPr>
+            <w:tcW w:w="6565" w:type="dxa"/>
+          </w:tcPr>
+          <w:p>
+            <w:pPr>
+              <w:spacing w:after="0" w:line="240" w:lineRule="auto"/>
+            </w:pPr>
+            <w:r>
+              <w:t>Disable power-saving functions</w:t>
+            </w:r>
+          </w:p>
+        </w:tc>
+      </w:tr>
+      <w:tr>
+        <w:tc>
+          <w:tcPr>
+            <w:tcW w:w="690" w:type="dxa"/>
+          </w:tcPr>
+          <w:p>
+            <w:pPr>
+              <w:spacing w:after="0" w:line="240" w:lineRule="auto"/>
+              <w:jc w:val="center"/>
+            </w:pPr>
+            <w:r>
+              <w:t>7</w:t>
+            </w:r>
+          </w:p>
+        </w:tc>
+        <w:tc>
+          <w:tcPr>
+            <w:tcW w:w="2095" w:type="dxa"/>
+          </w:tcPr>
+          <w:p>
+            <w:pPr>
+              <w:spacing w:after="0" w:line="240" w:lineRule="auto"/>
+            </w:pPr>
+            <w:r>
+              <w:t>AL=255</w:t>
+            </w:r>
+          </w:p>
+        </w:tc>
+        <w:tc>
+          <w:tcPr>
+            <w:tcW w:w="6565" w:type="dxa"/>
+          </w:tcPr>
+          <w:p>
+            <w:pPr>
+              <w:spacing w:after="0" w:line="240" w:lineRule="auto"/>
+            </w:pPr>
+            <w:r>
+              <w:t>Set DHCP lease time to max</w:t>
+            </w:r>
+          </w:p>
+        </w:tc>
+      </w:tr>
+      <w:tr>
+        <w:tc>
+          <w:tcPr>
+            <w:tcW w:w="690" w:type="dxa"/>
+          </w:tcPr>
+          <w:p>
+            <w:pPr>
+              <w:spacing w:after="0" w:line="240" w:lineRule="auto"/>
+              <w:jc w:val="center"/>
+            </w:pPr>
+            <w:r>
+              <w:t>8</w:t>
+            </w:r>
+          </w:p>
+        </w:tc>
+        <w:tc>
+          <w:tcPr>
+            <w:tcW w:w="2095" w:type="dxa"/>
+          </w:tcPr>
+          <w:p>
+            <w:pPr>
+              <w:spacing w:after="0" w:line="240" w:lineRule="auto"/>
+            </w:pPr>
+            <w:r>
+              <w:t>AD</w:t>
+            </w:r>
+          </w:p>
+        </w:tc>
+        <w:tc>
+          <w:tcPr>
+            <w:tcW w:w="6565" w:type="dxa"/>
+          </w:tcPr>
+          <w:p>
+            <w:pPr>
+              <w:spacing w:after="0" w:line="240" w:lineRule="auto"/>
+            </w:pPr>
+            <w:r>
+              <w:t>Start the AP</w:t>
+            </w:r>
+          </w:p>
+        </w:tc>
+      </w:tr>
+      <w:tr>
+        <w:tc>
+          <w:tcPr>
+            <w:tcW w:w="690" w:type="dxa"/>
+          </w:tcPr>
+          <w:p>
+            <w:pPr>
+              <w:spacing w:after="0" w:line="240" w:lineRule="auto"/>
+              <w:jc w:val="center"/>
+            </w:pPr>
+            <w:r>
+              <w:t>9</w:t>
+            </w:r>
+          </w:p>
+        </w:tc>
+        <w:tc>
+          <w:tcPr>
+            <w:tcW w:w="2095" w:type="dxa"/>
+          </w:tcPr>
+          <w:p>
+            <w:pPr>
+              <w:spacing w:after="0" w:line="240" w:lineRule="auto"/>
+            </w:pPr>
+            <w:r>
+              <w:t>P2=5000</w:t>
+            </w:r>
+          </w:p>
+        </w:tc>
+        <w:tc>
+          <w:tcPr>
+            <w:tcW w:w="6565" w:type="dxa"/>
+          </w:tcPr>
+          <w:p>
+            <w:pPr>
+              <w:spacing w:after="0" w:line="240" w:lineRule="auto"/>
+            </w:pPr>
+            <w:r>
+              <w:t>Set TCP server access port</w:t>
+            </w:r>
+          </w:p>
+        </w:tc>
+      </w:tr>
+      <w:tr>
+        <w:tc>
+          <w:tcPr>
+            <w:tcW w:w="690" w:type="dxa"/>
+          </w:tcPr>
+          <w:p>
+            <w:pPr>
+              <w:spacing w:after="0" w:line="240" w:lineRule="auto"/>
+              <w:jc w:val="center"/>
+            </w:pPr>
+            <w:r>
+              <w:t>10</w:t>
+            </w:r>
+          </w:p>
+        </w:tc>
+        <w:tc>
+          <w:tcPr>
+            <w:tcW w:w="2095" w:type="dxa"/>
+          </w:tcPr>
+          <w:p>
+            <w:pPr>
+              <w:spacing w:after="0" w:line="240" w:lineRule="auto"/>
+            </w:pPr>
+            <w:r>
+              <w:t>S1=1460</w:t>
+            </w:r>
+          </w:p>
+        </w:tc>
+        <w:tc>
+          <w:tcPr>
+            <w:tcW w:w="6565" w:type="dxa"/>
+          </w:tcPr>
+          <w:p>
+            <w:pPr>
+              <w:spacing w:after="0" w:line="240" w:lineRule="auto"/>
+            </w:pPr>
+            <w:r>
+              <w:t>Set the write-packet buffer size (max)</w:t>
+            </w:r>
+          </w:p>
+        </w:tc>
+      </w:tr>
+      <w:tr>
+        <w:tc>
+          <w:tcPr>
+            <w:tcW w:w="690" w:type="dxa"/>
+          </w:tcPr>
+          <w:p>
+            <w:pPr>
+              <w:spacing w:after="0" w:line="240" w:lineRule="auto"/>
+              <w:jc w:val="center"/>
+            </w:pPr>
+            <w:r>
+              <w:t>11</w:t>
+            </w:r>
+          </w:p>
+        </w:tc>
+        <w:tc>
+          <w:tcPr>
+            <w:tcW w:w="2095" w:type="dxa"/>
+          </w:tcPr>
+          <w:p>
+            <w:pPr>
+              <w:spacing w:after="0" w:line="240" w:lineRule="auto"/>
+            </w:pPr>
+            <w:r>
+              <w:t>S2=50</w:t>
+            </w:r>
+          </w:p>
+        </w:tc>
+        <w:tc>
+          <w:tcPr>
+            <w:tcW w:w="6565" w:type="dxa"/>
+          </w:tcPr>
+          <w:p>
+            <w:pPr>
+              <w:spacing w:after="0" w:line="240" w:lineRule="auto"/>
+            </w:pPr>
+            <w:r>
+              <w:t>Set the write timeout (50ms)</w:t>
+            </w:r>
+          </w:p>
+        </w:tc>
+      </w:tr>
+      <w:tr>
+        <w:tc>
+          <w:tcPr>
+            <w:tcW w:w="690" w:type="dxa"/>
+          </w:tcPr>
+          <w:p>
+            <w:pPr>
+              <w:spacing w:after="0" w:line="240" w:lineRule="auto"/>
+              <w:jc w:val="center"/>
+            </w:pPr>
+            <w:r>
+              <w:t>12</w:t>
+            </w:r>
+          </w:p>
+        </w:tc>
+        <w:tc>
+          <w:tcPr>
+            <w:tcW w:w="2095" w:type="dxa"/>
+          </w:tcPr>
+          <w:p>
+            <w:pPr>
+              <w:spacing w:after="0" w:line="240" w:lineRule="auto"/>
+            </w:pPr>
+            <w:r>
+              <w:t>PK=1,30000</w:t>
+            </w:r>
+          </w:p>
+        </w:tc>
+        <w:tc>
+          <w:tcPr>
+            <w:tcW w:w="6565" w:type="dxa"/>
+          </w:tcPr>
+          <w:p>
+            <w:pPr>
+              <w:spacing w:after="0" w:line="240" w:lineRule="auto"/>
+            </w:pPr>
+            <w:r>
+              <w:t>Enable the TCP keepalive</w:t>
+            </w:r>
+          </w:p>
+        </w:tc>
+      </w:tr>
+      <w:tr>
+        <w:tc>
+          <w:tcPr>
+            <w:tcW w:w="690" w:type="dxa"/>
+          </w:tcPr>
+          <w:p>
+            <w:pPr>
+              <w:spacing w:after="0" w:line="240" w:lineRule="auto"/>
+              <w:jc w:val="center"/>
+            </w:pPr>
+            <w:r>
+              <w:t>13</w:t>
+            </w:r>
+          </w:p>
+        </w:tc>
+        <w:tc>
+          <w:tcPr>
+            <w:tcW w:w="2095" w:type="dxa"/>
+          </w:tcPr>
+          <w:p>
+            <w:pPr>
+              <w:spacing w:after="0" w:line="240" w:lineRule="auto"/>
+            </w:pPr>
+            <w:r>
+              <w:t>PX=0,0</w:t>
+            </w:r>
+          </w:p>
+        </w:tc>
+        <w:tc>
+          <w:tcPr>
+            <w:tcW w:w="6565" w:type="dxa"/>
+          </w:tcPr>
+          <w:p>
+            <w:pPr>
+              <w:spacing w:after="0" w:line="240" w:lineRule="auto"/>
+            </w:pPr>
+            <w:r>
+              <w:t>Start the passthrough-mode (becomes transparent UART)</w:t>
+            </w:r>
+          </w:p>
+        </w:tc>
+      </w:tr>
+    </w:tbl>
     <w:p/>
     <w:p>
+      <w:r>
+        <w:t xml:space="preserve">After PX=0,0, the module no longer returns AT prompts. </w:t>
+      </w:r>
+      <w:proofErr w:type="spellStart"/>
+      <w:r>
+        <w:t>wifi_setup_tcp_</w:t>
+      </w:r>
+      <w:proofErr w:type="gramStart"/>
+      <w:r>
+        <w:t>server</w:t>
+      </w:r>
+      <w:proofErr w:type="spellEnd"/>
+      <w:r>
+        <w:t>(</w:t>
+      </w:r>
+      <w:proofErr w:type="gramEnd"/>
+      <w:r>
+        <w:t xml:space="preserve">) sets firmware </w:t>
+      </w:r>
+      <w:proofErr w:type="spellStart"/>
+      <w:r>
+        <w:t>WiFi</w:t>
+      </w:r>
+      <w:proofErr w:type="spellEnd"/>
+      <w:r>
+        <w:t xml:space="preserve"> state to WIFI_STATE_STREAMING, and </w:t>
+      </w:r>
+      <w:proofErr w:type="spellStart"/>
+      <w:r>
+        <w:t>wifi_service</w:t>
+      </w:r>
+      <w:proofErr w:type="spellEnd"/>
+      <w:r>
+        <w:t>() begins treating incoming UART4 bytes as remote shell input.</w:t>
+      </w:r>
+    </w:p>
+    <w:p>
+      <w:pPr>
+        <w:pStyle w:val="Heading2"/>
+      </w:pPr>
+      <w:proofErr w:type="spellStart"/>
+      <w:r>
+        <w:lastRenderedPageBreak/>
+        <w:t>Wifi</w:t>
+      </w:r>
+      <w:proofErr w:type="spellEnd"/>
+      <w:r>
+        <w:t xml:space="preserve"> Shell Behavior</w:t>
+      </w:r>
+    </w:p>
+    <w:p>
+      <w:r>
+        <w:t xml:space="preserve">The </w:t>
+      </w:r>
+      <w:proofErr w:type="spellStart"/>
+      <w:r>
+        <w:t>WiFi</w:t>
+      </w:r>
+      <w:proofErr w:type="spellEnd"/>
+      <w:r>
+        <w:t xml:space="preserve"> shell prompt is $, while the wired USART1 prompt is shell&gt;. W</w:t>
+      </w:r>
+      <w:proofErr w:type="spellStart"/>
+      <w:r>
+        <w:t>iFi</w:t>
+      </w:r>
+      <w:proofErr w:type="spellEnd"/>
+      <w:r>
+        <w:t xml:space="preserve"> command lines are parsed separately from the wired shell input buffer, but dispatch uses the same command table through </w:t>
+      </w:r>
+      <w:proofErr w:type="spellStart"/>
+      <w:r>
+        <w:t>shell_</w:t>
+      </w:r>
+      <w:proofErr w:type="gramStart"/>
+      <w:r>
+        <w:t>dispatch</w:t>
+      </w:r>
+      <w:proofErr w:type="spellEnd"/>
+      <w:r>
+        <w:t>(</w:t>
+      </w:r>
+      <w:proofErr w:type="gramEnd"/>
+      <w:r>
+        <w:t>).</w:t>
+      </w:r>
+    </w:p>
+    <w:p>
+      <w:proofErr w:type="spellStart"/>
+      <w:r>
+        <w:t>wifi_</w:t>
+      </w:r>
+      <w:proofErr w:type="gramStart"/>
+      <w:r>
+        <w:t>service</w:t>
+      </w:r>
+      <w:proofErr w:type="spellEnd"/>
+      <w:r>
+        <w:t>(</w:t>
+      </w:r>
+      <w:proofErr w:type="gramEnd"/>
+      <w:r>
+        <w:t xml:space="preserve">) collapses CR/LF pairs, handles backspace/delete, ignores tab/escape, and accepts printable ASCII up to SHELL_MAX_CMD_LEN - 1 characters. If incoming text contains ERROR, firmware treats it as evidence that the module reset back into AT mode and calls </w:t>
+      </w:r>
+      <w:proofErr w:type="spellStart"/>
+      <w:r>
+        <w:t>wifi_</w:t>
+      </w:r>
+      <w:proofErr w:type="gramStart"/>
+      <w:r>
+        <w:t>init</w:t>
+      </w:r>
+      <w:proofErr w:type="spellEnd"/>
+      <w:r>
+        <w:t>(</w:t>
+      </w:r>
+      <w:proofErr w:type="gramEnd"/>
+      <w:r>
+        <w:t>) again.</w:t>
+      </w:r>
+    </w:p>
+    <w:p>
+      <w:r>
+        <w:t xml:space="preserve">The commands </w:t>
+      </w:r>
+      <w:proofErr w:type="spellStart"/>
+      <w:r>
+        <w:t>idata</w:t>
+      </w:r>
+      <w:proofErr w:type="spellEnd"/>
+      <w:r>
+        <w:t xml:space="preserve"> and who defer the </w:t>
+      </w:r>
+      <w:proofErr w:type="spellStart"/>
+      <w:r>
+        <w:t>WiFi</w:t>
+      </w:r>
+      <w:proofErr w:type="spellEnd"/>
+      <w:r>
+        <w:t xml:space="preserve"> prompt because their task handlers write directly to </w:t>
+      </w:r>
+      <w:proofErr w:type="spellStart"/>
+      <w:r>
+        <w:t>WiFi</w:t>
+      </w:r>
+      <w:proofErr w:type="spellEnd"/>
+      <w:r>
+        <w:t xml:space="preserve"> and then print a prompt after the response. Other commands receive a $ prompt immediately after dispatch.</w:t>
+      </w:r>
+    </w:p>
+    <w:p>
+      <w:pPr>
+        <w:pStyle w:val="Heading2"/>
+      </w:pPr>
+      <w:r>
+        <w:t>Realtime ‘</w:t>
+      </w:r>
+      <w:proofErr w:type="spellStart"/>
+      <w:r>
+        <w:t>idata</w:t>
+      </w:r>
+      <w:proofErr w:type="spellEnd"/>
+      <w:r>
+        <w:t>’ Format</w:t>
+      </w:r>
+    </w:p>
+    <w:p>
+      <w:proofErr w:type="spellStart"/>
+      <w:r>
+        <w:t>realtime_comm_</w:t>
+      </w:r>
+      <w:proofErr w:type="gramStart"/>
+      <w:r>
+        <w:t>build</w:t>
+      </w:r>
+      <w:proofErr w:type="spellEnd"/>
+      <w:r>
+        <w:t>(</w:t>
+      </w:r>
+      <w:proofErr w:type="gramEnd"/>
+      <w:r>
+        <w:t xml:space="preserve">) creates a compact CSV payload after profile normalization. It stores the payload in RAM2, computes </w:t>
+      </w:r>
+      <w:proofErr w:type="spellStart"/>
+      <w:r>
+        <w:t>rt_len</w:t>
+      </w:r>
+      <w:proofErr w:type="spellEnd"/>
+      <w:r>
+        <w:t xml:space="preserve">, computes a CRC, and marks the payload as unsent. </w:t>
+      </w:r>
+      <w:proofErr w:type="spellStart"/>
+      <w:r>
+        <w:t>realtime_comm_</w:t>
+      </w:r>
+      <w:proofErr w:type="gramStart"/>
+      <w:r>
+        <w:t>stream</w:t>
+      </w:r>
+      <w:proofErr w:type="spellEnd"/>
+      <w:r>
+        <w:t>(</w:t>
+      </w:r>
+      <w:proofErr w:type="gramEnd"/>
+      <w:r>
+        <w:t xml:space="preserve">) sends the payload only once; a second </w:t>
+      </w:r>
+      <w:proofErr w:type="spellStart"/>
+      <w:r>
+        <w:t>idata</w:t>
+      </w:r>
+      <w:proofErr w:type="spellEnd"/>
+      <w:r>
+        <w:t xml:space="preserve"> request before another profile returns </w:t>
+      </w:r>
+      <w:r>
+        <w:t>“</w:t>
+      </w:r>
+      <w:proofErr w:type="spellStart"/>
+      <w:r>
+        <w:t>No_Data</w:t>
+      </w:r>
+      <w:proofErr w:type="spellEnd"/>
+      <w:r>
+        <w:t>”</w:t>
+      </w:r>
+      <w:r>
+        <w:t>.</w:t>
+      </w:r>
+    </w:p>
+    <w:p>
+      <w:r>
+        <w:t>Current firmware sends the frame preamble as:</w:t>
+      </w:r>
+    </w:p>
+    <w:p>
+      <w:r>
+        <w:t>@@@CCCCLLLL&lt;payload&gt;</w:t>
+      </w:r>
+    </w:p>
+    <w:p>
+      <w:r>
+        <w:t xml:space="preserve">where CCCC is a four-hex-digit CRC and LLLL is a four-hex-digit payload length. The firmware transmit code uses </w:t>
+      </w:r>
+      <w:proofErr w:type="spellStart"/>
+      <w:r>
+        <w:t>wifi_</w:t>
+      </w:r>
+      <w:proofErr w:type="gramStart"/>
+      <w:r>
+        <w:t>printf</w:t>
+      </w:r>
+      <w:proofErr w:type="spellEnd"/>
+      <w:r>
+        <w:t>(</w:t>
+      </w:r>
+      <w:proofErr w:type="gramEnd"/>
+      <w:r>
+        <w:t xml:space="preserve">"@@@%04X%04X", </w:t>
+      </w:r>
+      <w:proofErr w:type="spellStart"/>
+      <w:r>
+        <w:t>rt_crc</w:t>
+      </w:r>
+      <w:proofErr w:type="spellEnd"/>
+      <w:r>
+        <w:t xml:space="preserve">, </w:t>
+      </w:r>
+      <w:proofErr w:type="spellStart"/>
+      <w:r>
+        <w:t>rt_len</w:t>
+      </w:r>
+      <w:proofErr w:type="spellEnd"/>
+      <w:r>
+        <w:t>)</w:t>
+      </w:r>
+      <w:r>
+        <w:t xml:space="preserve"> to transmit the preamble</w:t>
+      </w:r>
+    </w:p>
+    <w:p>
+      <w:r>
+        <w:t xml:space="preserve">The CRC covers the four ASCII length bytes plus the payload bytes. It excludes the @@@ and the CRC field. The algorithm is CRC-16/XMODEM-compatible with </w:t>
+      </w:r>
+      <w:proofErr w:type="spellStart"/>
+      <w:r>
+        <w:t>init</w:t>
+      </w:r>
+      <w:proofErr w:type="spellEnd"/>
+      <w:r>
+        <w:t xml:space="preserve"> 0x0000, polynomial 0x1021, and two final zero-byte augmentations</w:t>
+      </w:r>
+      <w:r>
+        <w:t>.</w:t>
+      </w:r>
+      <w:r>
+        <w:t xml:space="preserve"> </w:t>
+      </w:r>
+      <w:r>
+        <w:t>T</w:t>
+      </w:r>
+      <w:r>
+        <w:t>he check vector 123456789 is 0x31C3.</w:t>
+      </w:r>
+    </w:p>
+    <w:p>
+      <w:pPr>
+        <w:spacing w:after="0" w:line="240" w:lineRule="auto"/>
+        <w:rPr>
+          <w:rFonts w:eastAsiaTheme="majorEastAsia" w:cstheme="majorBidi"/>
+          <w:color w:val="0F4761" w:themeColor="accent1" w:themeShade="BF"/>
+          <w:sz w:val="28"/>
+          <w:szCs w:val="28"/>
+        </w:rPr>
+      </w:pPr>
+      <w:r>
+        <w:br w:type="page"/>
+      </w:r>
+    </w:p>
+    <w:p>
+      <w:pPr>
+        <w:pStyle w:val="Heading3"/>
+      </w:pPr>
+      <w:r>
+        <w:lastRenderedPageBreak/>
+        <w:t>‘</w:t>
+      </w:r>
+      <w:proofErr w:type="spellStart"/>
+      <w:r>
+        <w:t>idata</w:t>
+      </w:r>
+      <w:proofErr w:type="spellEnd"/>
+      <w:r>
+        <w:t xml:space="preserve">’ </w:t>
+      </w:r>
+      <w:r>
+        <w:t>CSV Payload</w:t>
+      </w:r>
+    </w:p>
+    <w:p>
+      <w:r>
+        <w:t>Payload</w:t>
+      </w:r>
+      <w:r>
+        <w:t xml:space="preserve"> header: </w:t>
+      </w:r>
+      <w:proofErr w:type="gramStart"/>
+      <w:r>
+        <w:t>EP,CD</w:t>
+      </w:r>
+      <w:proofErr w:type="gramEnd"/>
+      <w:r>
+        <w:t>,CT,CC,OT,O2,CH,TB,CD</w:t>
+      </w:r>
+    </w:p>
+    <w:p>
+      <w:r>
+        <w:t>EP = Unix Epoch Time</w:t>
+      </w:r>
+      <w:r>
+        <w:br/>
+        <w:t>CD = CTD Depth</w:t>
+      </w:r>
+      <w:r>
+        <w:br/>
+        <w:t>CT = CTD Temperature</w:t>
+      </w:r>
+      <w:r>
+        <w:br/>
+        <w:t>CC = CTD Conductivity</w:t>
+      </w:r>
+      <w:r>
+        <w:br/>
+        <w:t xml:space="preserve">OT = </w:t>
+      </w:r>
+      <w:proofErr w:type="spellStart"/>
+      <w:r>
+        <w:t>Optode</w:t>
+      </w:r>
+      <w:proofErr w:type="spellEnd"/>
+      <w:r>
+        <w:t xml:space="preserve"> Temperature</w:t>
+      </w:r>
+      <w:r>
+        <w:br/>
+        <w:t>O2 = Oxygen Concentration</w:t>
+      </w:r>
+      <w:r>
+        <w:br/>
+        <w:t xml:space="preserve">CH = </w:t>
+      </w:r>
+      <w:proofErr w:type="spellStart"/>
+      <w:r>
+        <w:t>Wetlab</w:t>
+      </w:r>
+      <w:proofErr w:type="spellEnd"/>
+      <w:r>
+        <w:t xml:space="preserve"> Chlorophyll</w:t>
+      </w:r>
+      <w:r>
+        <w:br/>
+        <w:t xml:space="preserve">TB = </w:t>
+      </w:r>
+      <w:proofErr w:type="spellStart"/>
+      <w:r>
+        <w:t>Wetlab</w:t>
+      </w:r>
+      <w:proofErr w:type="spellEnd"/>
+      <w:r>
+        <w:t xml:space="preserve"> Turbidity</w:t>
+      </w:r>
+      <w:r>
+        <w:br/>
+        <w:t xml:space="preserve">CD = </w:t>
+      </w:r>
+      <w:proofErr w:type="spellStart"/>
+      <w:r>
+        <w:t>Wetlab</w:t>
+      </w:r>
+      <w:proofErr w:type="spellEnd"/>
+      <w:r>
+        <w:t xml:space="preserve"> CDOM</w:t>
+      </w:r>
+    </w:p>
+    <w:p>
+      <w:r>
+        <w:t>All v</w:t>
+      </w:r>
+      <w:r>
+        <w:t xml:space="preserve">alues </w:t>
+      </w:r>
+      <w:r>
+        <w:t>are represented</w:t>
+      </w:r>
+      <w:r>
+        <w:t xml:space="preserve"> as ASCII encoded</w:t>
+      </w:r>
+      <w:r>
+        <w:t xml:space="preserve"> 16-bit</w:t>
+      </w:r>
+      <w:r>
+        <w:t xml:space="preserve"> hex values</w:t>
+      </w:r>
+      <w:r>
+        <w:t>, with the exception of the UNIX Epoch time which is 32-bit. The following measurements are scaled and cast from float to int16</w:t>
+      </w:r>
+      <w:r>
+        <w:t>:</w:t>
+      </w:r>
+    </w:p>
+    <w:p>
+      <w:r>
+        <w:t>CD = pressure * 100 (int16)</w:t>
+      </w:r>
+      <w:r>
+        <w:br/>
+        <w:t>CT = temperature * 1000 (int16)</w:t>
+      </w:r>
+      <w:r>
+        <w:br/>
+      </w:r>
+      <w:r>
+        <w:t>CC = conductivity * 10000 (int16)</w:t>
+      </w:r>
+      <w:r>
+        <w:br/>
+        <w:t xml:space="preserve">OT = </w:t>
+      </w:r>
+      <w:proofErr w:type="spellStart"/>
+      <w:r>
+        <w:t>optode</w:t>
+      </w:r>
+      <w:proofErr w:type="spellEnd"/>
+      <w:r>
+        <w:t xml:space="preserve"> temperature * 1000 (int16)</w:t>
+      </w:r>
+      <w:r>
+        <w:br/>
+        <w:t>O2 = O2 concentration * 100 (int16)</w:t>
+      </w:r>
+    </w:p>
+    <w:p>
+      <w:pPr>
+        <w:spacing w:after="0" w:line="240" w:lineRule="auto"/>
+        <w:rPr>
+          <w:rFonts w:asciiTheme="majorHAnsi" w:eastAsiaTheme="majorEastAsia" w:hAnsiTheme="majorHAnsi" w:cstheme="majorBidi"/>
+          <w:color w:val="0F4761" w:themeColor="accent1" w:themeShade="BF"/>
+          <w:sz w:val="40"/>
+          <w:szCs w:val="40"/>
+        </w:rPr>
+      </w:pPr>
       <w:r>
         <w:br w:type="page"/>
       </w:r>
@@ -17684,6 +19655,623 @@
         <w:t>Low-Power State</w:t>
       </w:r>
     </w:p>
+    <w:p>
+      <w:r>
+        <w:t>The low-power manager owns runtime peripheral shutdown, idle timers, STOP2 entry, and wake recovery</w:t>
+      </w:r>
+      <w:r>
+        <w:t>. D</w:t>
+      </w:r>
+      <w:r>
+        <w:t xml:space="preserve">efault policy is to keep the system interactive after boot, then enter STOP2 automatically after idle time unless </w:t>
+      </w:r>
+      <w:r>
+        <w:t>a</w:t>
+      </w:r>
+      <w:r>
+        <w:t xml:space="preserve"> service</w:t>
+      </w:r>
+      <w:r>
+        <w:t xml:space="preserve"> is running</w:t>
+      </w:r>
+      <w:r>
+        <w:t>.</w:t>
+      </w:r>
+    </w:p>
+    <w:p>
+      <w:r>
+        <w:t>Current low-power timing constants are:</w:t>
+      </w:r>
+    </w:p>
+    <w:tbl>
+      <w:tblPr>
+        <w:tblStyle w:val="TableGrid"/>
+        <w:tblW w:w="0" w:type="auto"/>
+        <w:tblLook w:val="04A0" w:firstRow="1" w:lastRow="0" w:firstColumn="1" w:lastColumn="0" w:noHBand="0" w:noVBand="1"/>
+      </w:tblPr>
+      <w:tblGrid>
+        <w:gridCol w:w="4367"/>
+        <w:gridCol w:w="795"/>
+        <w:gridCol w:w="4188"/>
+      </w:tblGrid>
+      <w:tr>
+        <w:tc>
+          <w:tcPr>
+            <w:tcW w:w="4367" w:type="dxa"/>
+          </w:tcPr>
+          <w:p>
+            <w:pPr>
+              <w:spacing w:after="0" w:line="240" w:lineRule="auto"/>
+            </w:pPr>
+            <w:r>
+              <w:t>Constant</w:t>
+            </w:r>
+          </w:p>
+        </w:tc>
+        <w:tc>
+          <w:tcPr>
+            <w:tcW w:w="780" w:type="dxa"/>
+          </w:tcPr>
+          <w:p>
+            <w:pPr>
+              <w:spacing w:after="0" w:line="240" w:lineRule="auto"/>
+            </w:pPr>
+            <w:r>
+              <w:t>Value</w:t>
+            </w:r>
+          </w:p>
+        </w:tc>
+        <w:tc>
+          <w:tcPr>
+            <w:tcW w:w="4203" w:type="dxa"/>
+          </w:tcPr>
+          <w:p>
+            <w:pPr>
+              <w:spacing w:after="0" w:line="240" w:lineRule="auto"/>
+            </w:pPr>
+            <w:r>
+              <w:t>Meaning</w:t>
+            </w:r>
+          </w:p>
+        </w:tc>
+      </w:tr>
+      <w:tr>
+        <w:tc>
+          <w:tcPr>
+            <w:tcW w:w="4367" w:type="dxa"/>
+          </w:tcPr>
+          <w:p>
+            <w:pPr>
+              <w:spacing w:after="0" w:line="240" w:lineRule="auto"/>
+            </w:pPr>
+            <w:r>
+              <w:t>LOWPOWER_IDLE_TIMEOUT_SECONDS</w:t>
+            </w:r>
+          </w:p>
+        </w:tc>
+        <w:tc>
+          <w:tcPr>
+            <w:tcW w:w="780" w:type="dxa"/>
+          </w:tcPr>
+          <w:p>
+            <w:pPr>
+              <w:spacing w:after="0" w:line="240" w:lineRule="auto"/>
+            </w:pPr>
+            <w:r>
+              <w:t>60</w:t>
+            </w:r>
+          </w:p>
+        </w:tc>
+        <w:tc>
+          <w:tcPr>
+            <w:tcW w:w="4203" w:type="dxa"/>
+          </w:tcPr>
+          <w:p>
+            <w:pPr>
+              <w:spacing w:after="0" w:line="240" w:lineRule="auto"/>
+            </w:pPr>
+            <w:r>
+              <w:t>Idle time before entering STOP2</w:t>
+            </w:r>
+          </w:p>
+        </w:tc>
+      </w:tr>
+      <w:tr>
+        <w:tc>
+          <w:tcPr>
+            <w:tcW w:w="4367" w:type="dxa"/>
+          </w:tcPr>
+          <w:p>
+            <w:pPr>
+              <w:spacing w:after="0" w:line="240" w:lineRule="auto"/>
+            </w:pPr>
+            <w:r>
+              <w:t>LOWPOWER_STOP2_RETURN_TIMEOUT</w:t>
+            </w:r>
+          </w:p>
+        </w:tc>
+        <w:tc>
+          <w:tcPr>
+            <w:tcW w:w="780" w:type="dxa"/>
+          </w:tcPr>
+          <w:p>
+            <w:pPr>
+              <w:spacing w:after="0" w:line="240" w:lineRule="auto"/>
+            </w:pPr>
+            <w:r>
+              <w:t>5000</w:t>
+            </w:r>
+          </w:p>
+        </w:tc>
+        <w:tc>
+          <w:tcPr>
+            <w:tcW w:w="4203" w:type="dxa"/>
+          </w:tcPr>
+          <w:p>
+            <w:pPr>
+              <w:spacing w:after="0" w:line="240" w:lineRule="auto"/>
+            </w:pPr>
+            <w:r>
+              <w:t>Wake time (</w:t>
+            </w:r>
+            <w:proofErr w:type="spellStart"/>
+            <w:r>
+              <w:t>ms</w:t>
+            </w:r>
+            <w:proofErr w:type="spellEnd"/>
+            <w:r>
+              <w:t xml:space="preserve">) for </w:t>
+            </w:r>
+            <w:proofErr w:type="spellStart"/>
+            <w:r>
+              <w:t>wifi</w:t>
+            </w:r>
+            <w:proofErr w:type="spellEnd"/>
+            <w:r>
+              <w:t xml:space="preserve"> broadcast</w:t>
+            </w:r>
+          </w:p>
+        </w:tc>
+      </w:tr>
+      <w:tr>
+        <w:tc>
+          <w:tcPr>
+            <w:tcW w:w="4367" w:type="dxa"/>
+          </w:tcPr>
+          <w:p>
+            <w:pPr>
+              <w:spacing w:after="0" w:line="240" w:lineRule="auto"/>
+            </w:pPr>
+            <w:r>
+              <w:t>LOWPOWER_RTC_WAKE_SECONDS</w:t>
+            </w:r>
+          </w:p>
+        </w:tc>
+        <w:tc>
+          <w:tcPr>
+            <w:tcW w:w="780" w:type="dxa"/>
+          </w:tcPr>
+          <w:p>
+            <w:pPr>
+              <w:spacing w:after="0" w:line="240" w:lineRule="auto"/>
+            </w:pPr>
+            <w:r>
+              <w:t>20</w:t>
+            </w:r>
+          </w:p>
+        </w:tc>
+        <w:tc>
+          <w:tcPr>
+            <w:tcW w:w="4203" w:type="dxa"/>
+          </w:tcPr>
+          <w:p>
+            <w:pPr>
+              <w:spacing w:after="0" w:line="240" w:lineRule="auto"/>
+            </w:pPr>
+            <w:r>
+              <w:t>RTC wake-up timer</w:t>
+            </w:r>
+          </w:p>
+        </w:tc>
+      </w:tr>
+    </w:tbl>
+    <w:p/>
+    <w:p>
+      <w:r>
+        <w:t>The system begins its automatic</w:t>
+      </w:r>
+      <w:r>
+        <w:t xml:space="preserve"> sleep</w:t>
+      </w:r>
+      <w:r>
+        <w:t>-wake duty cycle when the following are true:</w:t>
+      </w:r>
+      <w:r>
+        <w:t xml:space="preserve"> </w:t>
+      </w:r>
+    </w:p>
+    <w:p>
+      <w:pPr>
+        <w:pStyle w:val="ListParagraph"/>
+        <w:numPr>
+          <w:ilvl w:val="0"/>
+          <w:numId w:val="20"/>
+        </w:numPr>
+      </w:pPr>
+      <w:r>
+        <w:t>the idle timer is active</w:t>
+      </w:r>
+    </w:p>
+    <w:p>
+      <w:pPr>
+        <w:pStyle w:val="ListParagraph"/>
+        <w:numPr>
+          <w:ilvl w:val="0"/>
+          <w:numId w:val="20"/>
+        </w:numPr>
+      </w:pPr>
+      <w:r>
+        <w:t>no sleep request is already pending/prepared</w:t>
+      </w:r>
+    </w:p>
+    <w:p>
+      <w:pPr>
+        <w:pStyle w:val="ListParagraph"/>
+        <w:numPr>
+          <w:ilvl w:val="0"/>
+          <w:numId w:val="20"/>
+        </w:numPr>
+      </w:pPr>
+      <w:r>
+        <w:t>profile peripherals are down</w:t>
+      </w:r>
+    </w:p>
+    <w:p>
+      <w:pPr>
+        <w:pStyle w:val="ListParagraph"/>
+        <w:numPr>
+          <w:ilvl w:val="0"/>
+          <w:numId w:val="20"/>
+        </w:numPr>
+      </w:pPr>
+      <w:proofErr w:type="spellStart"/>
+      <w:r>
+        <w:t>g_</w:t>
+      </w:r>
+      <w:proofErr w:type="gramStart"/>
+      <w:r>
+        <w:t>app.mode</w:t>
+      </w:r>
+      <w:proofErr w:type="spellEnd"/>
+      <w:proofErr w:type="gramEnd"/>
+      <w:r>
+        <w:t xml:space="preserve"> is idle</w:t>
+      </w:r>
+    </w:p>
+    <w:p>
+      <w:pPr>
+        <w:pStyle w:val="ListParagraph"/>
+        <w:numPr>
+          <w:ilvl w:val="0"/>
+          <w:numId w:val="20"/>
+        </w:numPr>
+      </w:pPr>
+      <w:r>
+        <w:t>PB8 start is not pending</w:t>
+      </w:r>
+    </w:p>
+    <w:p>
+      <w:pPr>
+        <w:pStyle w:val="ListParagraph"/>
+        <w:numPr>
+          <w:ilvl w:val="0"/>
+          <w:numId w:val="20"/>
+        </w:numPr>
+      </w:pPr>
+      <w:r>
+        <w:t>the task queue is empty</w:t>
+      </w:r>
+    </w:p>
+    <w:p>
+      <w:pPr>
+        <w:pStyle w:val="ListParagraph"/>
+        <w:numPr>
+          <w:ilvl w:val="0"/>
+          <w:numId w:val="20"/>
+        </w:numPr>
+      </w:pPr>
+      <w:r>
+        <w:t xml:space="preserve">no </w:t>
+      </w:r>
+      <w:proofErr w:type="spellStart"/>
+      <w:r>
+        <w:t>realtime</w:t>
+      </w:r>
+      <w:proofErr w:type="spellEnd"/>
+      <w:r>
+        <w:t xml:space="preserve"> </w:t>
+      </w:r>
+      <w:proofErr w:type="spellStart"/>
+      <w:r>
+        <w:t>idata</w:t>
+      </w:r>
+      <w:proofErr w:type="spellEnd"/>
+      <w:r>
+        <w:t xml:space="preserve"> payload is waiting to be sent. </w:t>
+      </w:r>
+    </w:p>
+    <w:p>
+      <w:r>
+        <w:t>If one of those conditions is false, the idle timer start tick is refreshed so the system gets a full idle period after the blocker clears.</w:t>
+      </w:r>
+    </w:p>
+    <w:p>
+      <w:pPr>
+        <w:pStyle w:val="Heading2"/>
+      </w:pPr>
+      <w:r>
+        <w:t>Idle and Profile Peripheral Bring Up/Down</w:t>
+      </w:r>
+    </w:p>
+    <w:p>
+      <w:proofErr w:type="spellStart"/>
+      <w:r>
+        <w:t>lowpower_idle_peripherals_</w:t>
+      </w:r>
+      <w:proofErr w:type="gramStart"/>
+      <w:r>
+        <w:t>down</w:t>
+      </w:r>
+      <w:proofErr w:type="spellEnd"/>
+      <w:r>
+        <w:t>(</w:t>
+      </w:r>
+      <w:proofErr w:type="gramEnd"/>
+      <w:r>
+        <w:t>) unmounts the filesystem, powers SD/SPI1 down, parks RTC SPI2, powers CTD/</w:t>
+      </w:r>
+      <w:proofErr w:type="spellStart"/>
+      <w:r>
+        <w:t>Optode</w:t>
+      </w:r>
+      <w:proofErr w:type="spellEnd"/>
+      <w:r>
+        <w:t>/</w:t>
+      </w:r>
+      <w:proofErr w:type="spellStart"/>
+      <w:r>
+        <w:t>WetLab</w:t>
+      </w:r>
+      <w:proofErr w:type="spellEnd"/>
+      <w:r>
+        <w:t xml:space="preserve"> UART paths down, and marks profile peripherals as down. </w:t>
+      </w:r>
+    </w:p>
+    <w:p>
+      <w:proofErr w:type="spellStart"/>
+      <w:r>
+        <w:t>lowpower_profile_peripherals_</w:t>
+      </w:r>
+      <w:proofErr w:type="gramStart"/>
+      <w:r>
+        <w:t>up</w:t>
+      </w:r>
+      <w:proofErr w:type="spellEnd"/>
+      <w:r>
+        <w:t>(</w:t>
+      </w:r>
+      <w:proofErr w:type="gramEnd"/>
+      <w:r>
+        <w:t>) performs the profile acquisition</w:t>
+      </w:r>
+      <w:r>
+        <w:t xml:space="preserve"> recording</w:t>
+      </w:r>
+      <w:r>
+        <w:t xml:space="preserve"> setup: unmount filesystem, power SD down, stop </w:t>
+      </w:r>
+      <w:proofErr w:type="spellStart"/>
+      <w:r>
+        <w:t>WiFi</w:t>
+      </w:r>
+      <w:proofErr w:type="spellEnd"/>
+      <w:r>
+        <w:t>, restore RTC SPI2, and power CTD/</w:t>
+      </w:r>
+      <w:proofErr w:type="spellStart"/>
+      <w:r>
+        <w:t>Optode</w:t>
+      </w:r>
+      <w:proofErr w:type="spellEnd"/>
+      <w:r>
+        <w:t>/</w:t>
+      </w:r>
+      <w:proofErr w:type="spellStart"/>
+      <w:r>
+        <w:t>WetLab</w:t>
+      </w:r>
+      <w:proofErr w:type="spellEnd"/>
+      <w:r>
+        <w:t xml:space="preserve"> UART paths up.</w:t>
+      </w:r>
+    </w:p>
+    <w:p/>
+    <w:p>
+      <w:r>
+        <w:t>P</w:t>
+      </w:r>
+      <w:r>
+        <w:t xml:space="preserve">rofile acquisition and </w:t>
+      </w:r>
+      <w:proofErr w:type="spellStart"/>
+      <w:r>
+        <w:t>WiFi</w:t>
+      </w:r>
+      <w:proofErr w:type="spellEnd"/>
+      <w:r>
+        <w:t xml:space="preserve"> are mutually. After completion or failure, recorder returns to idle with </w:t>
+      </w:r>
+      <w:proofErr w:type="spellStart"/>
+      <w:r>
+        <w:t>WiFi</w:t>
+      </w:r>
+      <w:proofErr w:type="spellEnd"/>
+      <w:r>
+        <w:t xml:space="preserve"> on or with a short duty-cycle window depending on the path</w:t>
+      </w:r>
+      <w:r>
+        <w:t>.</w:t>
+      </w:r>
+    </w:p>
+    <w:p/>
+    <w:p>
+      <w:pPr>
+        <w:pStyle w:val="Heading2"/>
+      </w:pPr>
+      <w:r>
+        <w:lastRenderedPageBreak/>
+        <w:t xml:space="preserve">STOP2 </w:t>
+      </w:r>
+      <w:r>
+        <w:t xml:space="preserve">Low-Power </w:t>
+      </w:r>
+      <w:r>
+        <w:t>Sleep</w:t>
+      </w:r>
+    </w:p>
+    <w:p>
+      <w:r>
+        <w:t xml:space="preserve">Before the system enters STOP2 low-power sleep, </w:t>
+      </w:r>
+      <w:proofErr w:type="spellStart"/>
+      <w:r>
+        <w:t>lowpower_prepare_for_</w:t>
+      </w:r>
+      <w:proofErr w:type="gramStart"/>
+      <w:r>
+        <w:t>sleep</w:t>
+      </w:r>
+      <w:proofErr w:type="spellEnd"/>
+      <w:r>
+        <w:t>(</w:t>
+      </w:r>
+      <w:proofErr w:type="gramEnd"/>
+      <w:r>
+        <w:t>) is called and does the following:</w:t>
+      </w:r>
+    </w:p>
+    <w:p>
+      <w:pPr>
+        <w:pStyle w:val="ListParagraph"/>
+        <w:numPr>
+          <w:ilvl w:val="0"/>
+          <w:numId w:val="21"/>
+        </w:numPr>
+      </w:pPr>
+      <w:r>
+        <w:t>Checks the current state of the peripherals.</w:t>
+      </w:r>
+    </w:p>
+    <w:p>
+      <w:pPr>
+        <w:pStyle w:val="ListParagraph"/>
+        <w:numPr>
+          <w:ilvl w:val="0"/>
+          <w:numId w:val="21"/>
+        </w:numPr>
+      </w:pPr>
+      <w:r>
+        <w:t>Sets a 20 second timer on the RTC.</w:t>
+      </w:r>
+    </w:p>
+    <w:p>
+      <w:pPr>
+        <w:pStyle w:val="ListParagraph"/>
+        <w:numPr>
+          <w:ilvl w:val="0"/>
+          <w:numId w:val="21"/>
+        </w:numPr>
+      </w:pPr>
+      <w:r>
+        <w:t>Refreshes the watchdog timer.</w:t>
+      </w:r>
+    </w:p>
+    <w:p>
+      <w:pPr>
+        <w:pStyle w:val="ListParagraph"/>
+        <w:numPr>
+          <w:ilvl w:val="0"/>
+          <w:numId w:val="21"/>
+        </w:numPr>
+      </w:pPr>
+      <w:r>
+        <w:t>Unmounts the filesystem if it’s mounted.</w:t>
+      </w:r>
+    </w:p>
+    <w:p>
+      <w:pPr>
+        <w:pStyle w:val="ListParagraph"/>
+        <w:numPr>
+          <w:ilvl w:val="0"/>
+          <w:numId w:val="21"/>
+        </w:numPr>
+      </w:pPr>
+      <w:r>
+        <w:t>Drives CLKOE pin low.</w:t>
+      </w:r>
+    </w:p>
+    <w:p>
+      <w:pPr>
+        <w:pStyle w:val="ListParagraph"/>
+        <w:numPr>
+          <w:ilvl w:val="0"/>
+          <w:numId w:val="21"/>
+        </w:numPr>
+      </w:pPr>
+      <w:r>
+        <w:t>Powers down the SPI and UART peripherals as well as the RS232 transceivers.</w:t>
+      </w:r>
+    </w:p>
+    <w:p>
+      <w:pPr>
+        <w:pStyle w:val="ListParagraph"/>
+        <w:numPr>
+          <w:ilvl w:val="0"/>
+          <w:numId w:val="21"/>
+        </w:numPr>
+      </w:pPr>
+      <w:r>
+        <w:t>Clears any peripheral NVIC bits and checks PB8 in case a profile started.</w:t>
+      </w:r>
+    </w:p>
+    <w:p>
+      <w:pPr>
+        <w:pStyle w:val="ListParagraph"/>
+        <w:numPr>
+          <w:ilvl w:val="0"/>
+          <w:numId w:val="21"/>
+        </w:numPr>
+      </w:pPr>
+      <w:r>
+        <w:t>Sets PB8 (inductive charger) and PB10 (RTC alarm) as wake signals.</w:t>
+      </w:r>
+    </w:p>
+    <w:p>
+      <w:pPr>
+        <w:pStyle w:val="ListParagraph"/>
+        <w:numPr>
+          <w:ilvl w:val="0"/>
+          <w:numId w:val="21"/>
+        </w:numPr>
+      </w:pPr>
+      <w:r>
+        <w:t>Enters STOP2 with WFE</w:t>
+      </w:r>
+      <w:r>
+        <w:t>.</w:t>
+      </w:r>
+    </w:p>
+    <w:p/>
     <w:sectPr>
       <w:pgSz w:w="12240" w:h="15840"/>
       <w:pgMar w:top="1440" w:right="1440" w:bottom="1440" w:left="1440" w:header="0" w:footer="0" w:gutter="0"/>
@@ -17811,122 +20399,9 @@
     </w:lvl>
   </w:abstractNum>
   <w:abstractNum w:abstractNumId="1" w15:restartNumberingAfterBreak="0">
-    <w:nsid w:val="13154886"/>
-    <w:multiLevelType w:val="multilevel"/>
-    <w:tmpl w:val="FD94A7EA"/>
-    <w:lvl w:ilvl="0">
-      <w:start w:val="1"/>
-      <w:numFmt w:val="decimal"/>
-      <w:lvlText w:val="%1."/>
-      <w:lvlJc w:val="left"/>
-      <w:pPr>
-        <w:tabs>
-          <w:tab w:val="num" w:pos="709"/>
-        </w:tabs>
-        <w:ind w:left="709" w:hanging="283"/>
-      </w:pPr>
-    </w:lvl>
-    <w:lvl w:ilvl="1">
-      <w:start w:val="1"/>
-      <w:numFmt w:val="decimal"/>
-      <w:lvlText w:val="%2."/>
-      <w:lvlJc w:val="left"/>
-      <w:pPr>
-        <w:tabs>
-          <w:tab w:val="num" w:pos="1418"/>
-        </w:tabs>
-        <w:ind w:left="1418" w:hanging="283"/>
-      </w:pPr>
-    </w:lvl>
-    <w:lvl w:ilvl="2">
-      <w:start w:val="1"/>
-      <w:numFmt w:val="decimal"/>
-      <w:lvlText w:val="%3."/>
-      <w:lvlJc w:val="left"/>
-      <w:pPr>
-        <w:tabs>
-          <w:tab w:val="num" w:pos="2127"/>
-        </w:tabs>
-        <w:ind w:left="2127" w:hanging="283"/>
-      </w:pPr>
-    </w:lvl>
-    <w:lvl w:ilvl="3">
-      <w:start w:val="1"/>
-      <w:numFmt w:val="decimal"/>
-      <w:lvlText w:val="%4."/>
-      <w:lvlJc w:val="left"/>
-      <w:pPr>
-        <w:tabs>
-          <w:tab w:val="num" w:pos="2836"/>
-        </w:tabs>
-        <w:ind w:left="2836" w:hanging="283"/>
-      </w:pPr>
-    </w:lvl>
-    <w:lvl w:ilvl="4">
-      <w:start w:val="1"/>
-      <w:numFmt w:val="decimal"/>
-      <w:lvlText w:val="%5."/>
-      <w:lvlJc w:val="left"/>
-      <w:pPr>
-        <w:tabs>
-          <w:tab w:val="num" w:pos="3545"/>
-        </w:tabs>
-        <w:ind w:left="3545" w:hanging="283"/>
-      </w:pPr>
-    </w:lvl>
-    <w:lvl w:ilvl="5">
-      <w:start w:val="1"/>
-      <w:numFmt w:val="decimal"/>
-      <w:lvlText w:val="%6."/>
-      <w:lvlJc w:val="left"/>
-      <w:pPr>
-        <w:tabs>
-          <w:tab w:val="num" w:pos="4254"/>
-        </w:tabs>
-        <w:ind w:left="4254" w:hanging="283"/>
-      </w:pPr>
-    </w:lvl>
-    <w:lvl w:ilvl="6">
-      <w:start w:val="1"/>
-      <w:numFmt w:val="decimal"/>
-      <w:lvlText w:val="%7."/>
-      <w:lvlJc w:val="left"/>
-      <w:pPr>
-        <w:tabs>
-          <w:tab w:val="num" w:pos="4963"/>
-        </w:tabs>
-        <w:ind w:left="4963" w:hanging="283"/>
-      </w:pPr>
-    </w:lvl>
-    <w:lvl w:ilvl="7">
-      <w:start w:val="1"/>
-      <w:numFmt w:val="decimal"/>
-      <w:lvlText w:val="%8."/>
-      <w:lvlJc w:val="left"/>
-      <w:pPr>
-        <w:tabs>
-          <w:tab w:val="num" w:pos="5672"/>
-        </w:tabs>
-        <w:ind w:left="5672" w:hanging="283"/>
-      </w:pPr>
-    </w:lvl>
-    <w:lvl w:ilvl="8">
-      <w:start w:val="1"/>
-      <w:numFmt w:val="decimal"/>
-      <w:lvlText w:val="%9."/>
-      <w:lvlJc w:val="left"/>
-      <w:pPr>
-        <w:tabs>
-          <w:tab w:val="num" w:pos="6381"/>
-        </w:tabs>
-        <w:ind w:left="6381" w:hanging="283"/>
-      </w:pPr>
-    </w:lvl>
-  </w:abstractNum>
-  <w:abstractNum w:abstractNumId="2" w15:restartNumberingAfterBreak="0">
-    <w:nsid w:val="13DD2BA5"/>
+    <w:nsid w:val="0D01189D"/>
     <w:multiLevelType w:val="hybridMultilevel"/>
-    <w:tmpl w:val="14D20D12"/>
+    <w:tmpl w:val="CB9EF252"/>
     <w:lvl w:ilvl="0" w:tplc="04090001">
       <w:start w:val="1"/>
       <w:numFmt w:val="bullet"/>
@@ -18036,7 +20511,233 @@
       </w:rPr>
     </w:lvl>
   </w:abstractNum>
+  <w:abstractNum w:abstractNumId="2" w15:restartNumberingAfterBreak="0">
+    <w:nsid w:val="13154886"/>
+    <w:multiLevelType w:val="multilevel"/>
+    <w:tmpl w:val="FD94A7EA"/>
+    <w:lvl w:ilvl="0">
+      <w:start w:val="1"/>
+      <w:numFmt w:val="decimal"/>
+      <w:lvlText w:val="%1."/>
+      <w:lvlJc w:val="left"/>
+      <w:pPr>
+        <w:tabs>
+          <w:tab w:val="num" w:pos="709"/>
+        </w:tabs>
+        <w:ind w:left="709" w:hanging="283"/>
+      </w:pPr>
+    </w:lvl>
+    <w:lvl w:ilvl="1">
+      <w:start w:val="1"/>
+      <w:numFmt w:val="decimal"/>
+      <w:lvlText w:val="%2."/>
+      <w:lvlJc w:val="left"/>
+      <w:pPr>
+        <w:tabs>
+          <w:tab w:val="num" w:pos="1418"/>
+        </w:tabs>
+        <w:ind w:left="1418" w:hanging="283"/>
+      </w:pPr>
+    </w:lvl>
+    <w:lvl w:ilvl="2">
+      <w:start w:val="1"/>
+      <w:numFmt w:val="decimal"/>
+      <w:lvlText w:val="%3."/>
+      <w:lvlJc w:val="left"/>
+      <w:pPr>
+        <w:tabs>
+          <w:tab w:val="num" w:pos="2127"/>
+        </w:tabs>
+        <w:ind w:left="2127" w:hanging="283"/>
+      </w:pPr>
+    </w:lvl>
+    <w:lvl w:ilvl="3">
+      <w:start w:val="1"/>
+      <w:numFmt w:val="decimal"/>
+      <w:lvlText w:val="%4."/>
+      <w:lvlJc w:val="left"/>
+      <w:pPr>
+        <w:tabs>
+          <w:tab w:val="num" w:pos="2836"/>
+        </w:tabs>
+        <w:ind w:left="2836" w:hanging="283"/>
+      </w:pPr>
+    </w:lvl>
+    <w:lvl w:ilvl="4">
+      <w:start w:val="1"/>
+      <w:numFmt w:val="decimal"/>
+      <w:lvlText w:val="%5."/>
+      <w:lvlJc w:val="left"/>
+      <w:pPr>
+        <w:tabs>
+          <w:tab w:val="num" w:pos="3545"/>
+        </w:tabs>
+        <w:ind w:left="3545" w:hanging="283"/>
+      </w:pPr>
+    </w:lvl>
+    <w:lvl w:ilvl="5">
+      <w:start w:val="1"/>
+      <w:numFmt w:val="decimal"/>
+      <w:lvlText w:val="%6."/>
+      <w:lvlJc w:val="left"/>
+      <w:pPr>
+        <w:tabs>
+          <w:tab w:val="num" w:pos="4254"/>
+        </w:tabs>
+        <w:ind w:left="4254" w:hanging="283"/>
+      </w:pPr>
+    </w:lvl>
+    <w:lvl w:ilvl="6">
+      <w:start w:val="1"/>
+      <w:numFmt w:val="decimal"/>
+      <w:lvlText w:val="%7."/>
+      <w:lvlJc w:val="left"/>
+      <w:pPr>
+        <w:tabs>
+          <w:tab w:val="num" w:pos="4963"/>
+        </w:tabs>
+        <w:ind w:left="4963" w:hanging="283"/>
+      </w:pPr>
+    </w:lvl>
+    <w:lvl w:ilvl="7">
+      <w:start w:val="1"/>
+      <w:numFmt w:val="decimal"/>
+      <w:lvlText w:val="%8."/>
+      <w:lvlJc w:val="left"/>
+      <w:pPr>
+        <w:tabs>
+          <w:tab w:val="num" w:pos="5672"/>
+        </w:tabs>
+        <w:ind w:left="5672" w:hanging="283"/>
+      </w:pPr>
+    </w:lvl>
+    <w:lvl w:ilvl="8">
+      <w:start w:val="1"/>
+      <w:numFmt w:val="decimal"/>
+      <w:lvlText w:val="%9."/>
+      <w:lvlJc w:val="left"/>
+      <w:pPr>
+        <w:tabs>
+          <w:tab w:val="num" w:pos="6381"/>
+        </w:tabs>
+        <w:ind w:left="6381" w:hanging="283"/>
+      </w:pPr>
+    </w:lvl>
+  </w:abstractNum>
   <w:abstractNum w:abstractNumId="3" w15:restartNumberingAfterBreak="0">
+    <w:nsid w:val="13DD2BA5"/>
+    <w:multiLevelType w:val="hybridMultilevel"/>
+    <w:tmpl w:val="14D20D12"/>
+    <w:lvl w:ilvl="0" w:tplc="04090001">
+      <w:start w:val="1"/>
+      <w:numFmt w:val="bullet"/>
+      <w:lvlText w:val=""/>
+      <w:lvlJc w:val="left"/>
+      <w:pPr>
+        <w:ind w:left="720" w:hanging="360"/>
+      </w:pPr>
+      <w:rPr>
+        <w:rFonts w:ascii="Symbol" w:hAnsi="Symbol" w:hint="default"/>
+      </w:rPr>
+    </w:lvl>
+    <w:lvl w:ilvl="1" w:tplc="04090003" w:tentative="1">
+      <w:start w:val="1"/>
+      <w:numFmt w:val="bullet"/>
+      <w:lvlText w:val="o"/>
+      <w:lvlJc w:val="left"/>
+      <w:pPr>
+        <w:ind w:left="1440" w:hanging="360"/>
+      </w:pPr>
+      <w:rPr>
+        <w:rFonts w:ascii="Courier New" w:hAnsi="Courier New" w:cs="Courier New" w:hint="default"/>
+      </w:rPr>
+    </w:lvl>
+    <w:lvl w:ilvl="2" w:tplc="04090005" w:tentative="1">
+      <w:start w:val="1"/>
+      <w:numFmt w:val="bullet"/>
+      <w:lvlText w:val=""/>
+      <w:lvlJc w:val="left"/>
+      <w:pPr>
+        <w:ind w:left="2160" w:hanging="360"/>
+      </w:pPr>
+      <w:rPr>
+        <w:rFonts w:ascii="Wingdings" w:hAnsi="Wingdings" w:hint="default"/>
+      </w:rPr>
+    </w:lvl>
+    <w:lvl w:ilvl="3" w:tplc="04090001" w:tentative="1">
+      <w:start w:val="1"/>
+      <w:numFmt w:val="bullet"/>
+      <w:lvlText w:val=""/>
+      <w:lvlJc w:val="left"/>
+      <w:pPr>
+        <w:ind w:left="2880" w:hanging="360"/>
+      </w:pPr>
+      <w:rPr>
+        <w:rFonts w:ascii="Symbol" w:hAnsi="Symbol" w:hint="default"/>
+      </w:rPr>
+    </w:lvl>
+    <w:lvl w:ilvl="4" w:tplc="04090003" w:tentative="1">
+      <w:start w:val="1"/>
+      <w:numFmt w:val="bullet"/>
+      <w:lvlText w:val="o"/>
+      <w:lvlJc w:val="left"/>
+      <w:pPr>
+        <w:ind w:left="3600" w:hanging="360"/>
+      </w:pPr>
+      <w:rPr>
+        <w:rFonts w:ascii="Courier New" w:hAnsi="Courier New" w:cs="Courier New" w:hint="default"/>
+      </w:rPr>
+    </w:lvl>
+    <w:lvl w:ilvl="5" w:tplc="04090005" w:tentative="1">
+      <w:start w:val="1"/>
+      <w:numFmt w:val="bullet"/>
+      <w:lvlText w:val=""/>
+      <w:lvlJc w:val="left"/>
+      <w:pPr>
+        <w:ind w:left="4320" w:hanging="360"/>
+      </w:pPr>
+      <w:rPr>
+        <w:rFonts w:ascii="Wingdings" w:hAnsi="Wingdings" w:hint="default"/>
+      </w:rPr>
+    </w:lvl>
+    <w:lvl w:ilvl="6" w:tplc="04090001" w:tentative="1">
+      <w:start w:val="1"/>
+      <w:numFmt w:val="bullet"/>
+      <w:lvlText w:val=""/>
+      <w:lvlJc w:val="left"/>
+      <w:pPr>
+        <w:ind w:left="5040" w:hanging="360"/>
+      </w:pPr>
+      <w:rPr>
+        <w:rFonts w:ascii="Symbol" w:hAnsi="Symbol" w:hint="default"/>
+      </w:rPr>
+    </w:lvl>
+    <w:lvl w:ilvl="7" w:tplc="04090003" w:tentative="1">
+      <w:start w:val="1"/>
+      <w:numFmt w:val="bullet"/>
+      <w:lvlText w:val="o"/>
+      <w:lvlJc w:val="left"/>
+      <w:pPr>
+        <w:ind w:left="5760" w:hanging="360"/>
+      </w:pPr>
+      <w:rPr>
+        <w:rFonts w:ascii="Courier New" w:hAnsi="Courier New" w:cs="Courier New" w:hint="default"/>
+      </w:rPr>
+    </w:lvl>
+    <w:lvl w:ilvl="8" w:tplc="04090005" w:tentative="1">
+      <w:start w:val="1"/>
+      <w:numFmt w:val="bullet"/>
+      <w:lvlText w:val=""/>
+      <w:lvlJc w:val="left"/>
+      <w:pPr>
+        <w:ind w:left="6480" w:hanging="360"/>
+      </w:pPr>
+      <w:rPr>
+        <w:rFonts w:ascii="Wingdings" w:hAnsi="Wingdings" w:hint="default"/>
+      </w:rPr>
+    </w:lvl>
+  </w:abstractNum>
+  <w:abstractNum w:abstractNumId="4" w15:restartNumberingAfterBreak="0">
     <w:nsid w:val="1B926ED5"/>
     <w:multiLevelType w:val="hybridMultilevel"/>
     <w:tmpl w:val="53BA69AC"/>
@@ -18122,7 +20823,93 @@
       </w:pPr>
     </w:lvl>
   </w:abstractNum>
-  <w:abstractNum w:abstractNumId="4" w15:restartNumberingAfterBreak="0">
+  <w:abstractNum w:abstractNumId="5" w15:restartNumberingAfterBreak="0">
+    <w:nsid w:val="21FE40AF"/>
+    <w:multiLevelType w:val="hybridMultilevel"/>
+    <w:tmpl w:val="97A8B6C0"/>
+    <w:lvl w:ilvl="0" w:tplc="0409000F">
+      <w:start w:val="1"/>
+      <w:numFmt w:val="decimal"/>
+      <w:lvlText w:val="%1."/>
+      <w:lvlJc w:val="left"/>
+      <w:pPr>
+        <w:ind w:left="720" w:hanging="360"/>
+      </w:pPr>
+    </w:lvl>
+    <w:lvl w:ilvl="1" w:tplc="04090019" w:tentative="1">
+      <w:start w:val="1"/>
+      <w:numFmt w:val="lowerLetter"/>
+      <w:lvlText w:val="%2."/>
+      <w:lvlJc w:val="left"/>
+      <w:pPr>
+        <w:ind w:left="1440" w:hanging="360"/>
+      </w:pPr>
+    </w:lvl>
+    <w:lvl w:ilvl="2" w:tplc="0409001B" w:tentative="1">
+      <w:start w:val="1"/>
+      <w:numFmt w:val="lowerRoman"/>
+      <w:lvlText w:val="%3."/>
+      <w:lvlJc w:val="right"/>
+      <w:pPr>
+        <w:ind w:left="2160" w:hanging="180"/>
+      </w:pPr>
+    </w:lvl>
+    <w:lvl w:ilvl="3" w:tplc="0409000F" w:tentative="1">
+      <w:start w:val="1"/>
+      <w:numFmt w:val="decimal"/>
+      <w:lvlText w:val="%4."/>
+      <w:lvlJc w:val="left"/>
+      <w:pPr>
+        <w:ind w:left="2880" w:hanging="360"/>
+      </w:pPr>
+    </w:lvl>
+    <w:lvl w:ilvl="4" w:tplc="04090019" w:tentative="1">
+      <w:start w:val="1"/>
+      <w:numFmt w:val="lowerLetter"/>
+      <w:lvlText w:val="%5."/>
+      <w:lvlJc w:val="left"/>
+      <w:pPr>
+        <w:ind w:left="3600" w:hanging="360"/>
+      </w:pPr>
+    </w:lvl>
+    <w:lvl w:ilvl="5" w:tplc="0409001B" w:tentative="1">
+      <w:start w:val="1"/>
+      <w:numFmt w:val="lowerRoman"/>
+      <w:lvlText w:val="%6."/>
+      <w:lvlJc w:val="right"/>
+      <w:pPr>
+        <w:ind w:left="4320" w:hanging="180"/>
+      </w:pPr>
+    </w:lvl>
+    <w:lvl w:ilvl="6" w:tplc="0409000F" w:tentative="1">
+      <w:start w:val="1"/>
+      <w:numFmt w:val="decimal"/>
+      <w:lvlText w:val="%7."/>
+      <w:lvlJc w:val="left"/>
+      <w:pPr>
+        <w:ind w:left="5040" w:hanging="360"/>
+      </w:pPr>
+    </w:lvl>
+    <w:lvl w:ilvl="7" w:tplc="04090019" w:tentative="1">
+      <w:start w:val="1"/>
+      <w:numFmt w:val="lowerLetter"/>
+      <w:lvlText w:val="%8."/>
+      <w:lvlJc w:val="left"/>
+      <w:pPr>
+        <w:ind w:left="5760" w:hanging="360"/>
+      </w:pPr>
+    </w:lvl>
+    <w:lvl w:ilvl="8" w:tplc="0409001B" w:tentative="1">
+      <w:start w:val="1"/>
+      <w:numFmt w:val="lowerRoman"/>
+      <w:lvlText w:val="%9."/>
+      <w:lvlJc w:val="right"/>
+      <w:pPr>
+        <w:ind w:left="6480" w:hanging="180"/>
+      </w:pPr>
+    </w:lvl>
+  </w:abstractNum>
+  <w:abstractNum w:abstractNumId="6" w15:restartNumberingAfterBreak="0">
     <w:nsid w:val="29CC3E6A"/>
     <w:multiLevelType w:val="multilevel"/>
     <w:tmpl w:val="415A764C"/>
@@ -18235,7 +21022,7 @@
       </w:pPr>
     </w:lvl>
   </w:abstractNum>
-  <w:abstractNum w:abstractNumId="5" w15:restartNumberingAfterBreak="0">
+  <w:abstractNum w:abstractNumId="7" w15:restartNumberingAfterBreak="0">
     <w:nsid w:val="2E0A64AE"/>
     <w:multiLevelType w:val="multilevel"/>
     <w:tmpl w:val="857429E0"/>
@@ -18348,7 +21135,7 @@
       </w:pPr>
     </w:lvl>
   </w:abstractNum>
-  <w:abstractNum w:abstractNumId="6" w15:restartNumberingAfterBreak="0">
+  <w:abstractNum w:abstractNumId="8" w15:restartNumberingAfterBreak="0">
     <w:nsid w:val="32B61EE3"/>
     <w:multiLevelType w:val="multilevel"/>
     <w:tmpl w:val="2DEE4D00"/>
@@ -18461,7 +21248,7 @@
       </w:pPr>
     </w:lvl>
   </w:abstractNum>
-  <w:abstractNum w:abstractNumId="7" w15:restartNumberingAfterBreak="0">
+  <w:abstractNum w:abstractNumId="9" w15:restartNumberingAfterBreak="0">
     <w:nsid w:val="34C10115"/>
     <w:multiLevelType w:val="multilevel"/>
     <w:tmpl w:val="48C8B6BC"/>
@@ -18583,7 +21370,7 @@
       </w:pPr>
     </w:lvl>
   </w:abstractNum>
-  <w:abstractNum w:abstractNumId="8" w15:restartNumberingAfterBreak="0">
+  <w:abstractNum w:abstractNumId="10" w15:restartNumberingAfterBreak="0">
     <w:nsid w:val="37C7096B"/>
     <w:multiLevelType w:val="multilevel"/>
     <w:tmpl w:val="DD08FD7A"/>
@@ -18696,7 +21483,7 @@
       </w:pPr>
     </w:lvl>
   </w:abstractNum>
-  <w:abstractNum w:abstractNumId="9" w15:restartNumberingAfterBreak="0">
+  <w:abstractNum w:abstractNumId="11" w15:restartNumberingAfterBreak="0">
     <w:nsid w:val="3D5F1379"/>
     <w:multiLevelType w:val="multilevel"/>
     <w:tmpl w:val="7F42A2DC"/>
@@ -18836,7 +21623,93 @@
       </w:rPr>
     </w:lvl>
   </w:abstractNum>
-  <w:abstractNum w:abstractNumId="10" w15:restartNumberingAfterBreak="0">
+  <w:abstractNum w:abstractNumId="12" w15:restartNumberingAfterBreak="0">
+    <w:nsid w:val="3F695C33"/>
+    <w:multiLevelType w:val="hybridMultilevel"/>
+    <w:tmpl w:val="DA6CF6E4"/>
+    <w:lvl w:ilvl="0" w:tplc="0409000F">
+      <w:start w:val="1"/>
+      <w:numFmt w:val="decimal"/>
+      <w:lvlText w:val="%1."/>
+      <w:lvlJc w:val="left"/>
+      <w:pPr>
+        <w:ind w:left="720" w:hanging="360"/>
+      </w:pPr>
+    </w:lvl>
+    <w:lvl w:ilvl="1" w:tplc="04090019" w:tentative="1">
+      <w:start w:val="1"/>
+      <w:numFmt w:val="lowerLetter"/>
+      <w:lvlText w:val="%2."/>
+      <w:lvlJc w:val="left"/>
+      <w:pPr>
+        <w:ind w:left="1440" w:hanging="360"/>
+      </w:pPr>
+    </w:lvl>
+    <w:lvl w:ilvl="2" w:tplc="0409001B" w:tentative="1">
+      <w:start w:val="1"/>
+      <w:numFmt w:val="lowerRoman"/>
+      <w:lvlText w:val="%3."/>
+      <w:lvlJc w:val="right"/>
+      <w:pPr>
+        <w:ind w:left="2160" w:hanging="180"/>
+      </w:pPr>
+    </w:lvl>
+    <w:lvl w:ilvl="3" w:tplc="0409000F" w:tentative="1">
+      <w:start w:val="1"/>
+      <w:numFmt w:val="decimal"/>
+      <w:lvlText w:val="%4."/>
+      <w:lvlJc w:val="left"/>
+      <w:pPr>
+        <w:ind w:left="2880" w:hanging="360"/>
+      </w:pPr>
+    </w:lvl>
+    <w:lvl w:ilvl="4" w:tplc="04090019" w:tentative="1">
+      <w:start w:val="1"/>
+      <w:numFmt w:val="lowerLetter"/>
+      <w:lvlText w:val="%5."/>
+      <w:lvlJc w:val="left"/>
+      <w:pPr>
+        <w:ind w:left="3600" w:hanging="360"/>
+      </w:pPr>
+    </w:lvl>
+    <w:lvl w:ilvl="5" w:tplc="0409001B" w:tentative="1">
+      <w:start w:val="1"/>
+      <w:numFmt w:val="lowerRoman"/>
+      <w:lvlText w:val="%6."/>
+      <w:lvlJc w:val="right"/>
+      <w:pPr>
+        <w:ind w:left="4320" w:hanging="180"/>
+      </w:pPr>
+    </w:lvl>
+    <w:lvl w:ilvl="6" w:tplc="0409000F" w:tentative="1">
+      <w:start w:val="1"/>
+      <w:numFmt w:val="decimal"/>
+      <w:lvlText w:val="%7."/>
+      <w:lvlJc w:val="left"/>
+      <w:pPr>
+        <w:ind w:left="5040" w:hanging="360"/>
+      </w:pPr>
+    </w:lvl>
+    <w:lvl w:ilvl="7" w:tplc="04090019" w:tentative="1">
+      <w:start w:val="1"/>
+      <w:numFmt w:val="lowerLetter"/>
+      <w:lvlText w:val="%8."/>
+      <w:lvlJc w:val="left"/>
+      <w:pPr>
+        <w:ind w:left="5760" w:hanging="360"/>
+      </w:pPr>
+    </w:lvl>
+    <w:lvl w:ilvl="8" w:tplc="0409001B" w:tentative="1">
+      <w:start w:val="1"/>
+      <w:numFmt w:val="lowerRoman"/>
+      <w:lvlText w:val="%9."/>
+      <w:lvlJc w:val="right"/>
+      <w:pPr>
+        <w:ind w:left="6480" w:hanging="180"/>
+      </w:pPr>
+    </w:lvl>
+  </w:abstractNum>
+  <w:abstractNum w:abstractNumId="13" w15:restartNumberingAfterBreak="0">
     <w:nsid w:val="4407139A"/>
     <w:multiLevelType w:val="multilevel"/>
     <w:tmpl w:val="7554887A"/>
@@ -18949,7 +21822,7 @@
       </w:pPr>
     </w:lvl>
   </w:abstractNum>
-  <w:abstractNum w:abstractNumId="11" w15:restartNumberingAfterBreak="0">
+  <w:abstractNum w:abstractNumId="14" w15:restartNumberingAfterBreak="0">
     <w:nsid w:val="537A2D46"/>
     <w:multiLevelType w:val="multilevel"/>
     <w:tmpl w:val="24FE891C"/>
@@ -19089,7 +21962,7 @@
       </w:rPr>
     </w:lvl>
   </w:abstractNum>
-  <w:abstractNum w:abstractNumId="12" w15:restartNumberingAfterBreak="0">
+  <w:abstractNum w:abstractNumId="15" w15:restartNumberingAfterBreak="0">
     <w:nsid w:val="645555FB"/>
     <w:multiLevelType w:val="multilevel"/>
     <w:tmpl w:val="AEA0A7D6"/>
@@ -19229,7 +22102,7 @@
       </w:rPr>
     </w:lvl>
   </w:abstractNum>
-  <w:abstractNum w:abstractNumId="13" w15:restartNumberingAfterBreak="0">
+  <w:abstractNum w:abstractNumId="16" w15:restartNumberingAfterBreak="0">
     <w:nsid w:val="6951262F"/>
     <w:multiLevelType w:val="multilevel"/>
     <w:tmpl w:val="02E44FFA"/>
@@ -19342,7 +22215,7 @@
       </w:pPr>
     </w:lvl>
   </w:abstractNum>
-  <w:abstractNum w:abstractNumId="14" w15:restartNumberingAfterBreak="0">
+  <w:abstractNum w:abstractNumId="17" w15:restartNumberingAfterBreak="0">
     <w:nsid w:val="6BCB181A"/>
     <w:multiLevelType w:val="hybridMultilevel"/>
     <w:tmpl w:val="BDA88A6A"/>
@@ -19455,7 +22328,7 @@
       </w:rPr>
     </w:lvl>
   </w:abstractNum>
-  <w:abstractNum w:abstractNumId="15" w15:restartNumberingAfterBreak="0">
+  <w:abstractNum w:abstractNumId="18" w15:restartNumberingAfterBreak="0">
     <w:nsid w:val="6F53172E"/>
     <w:multiLevelType w:val="multilevel"/>
     <w:tmpl w:val="F5CE965C"/>
@@ -19568,7 +22441,7 @@
       </w:pPr>
     </w:lvl>
   </w:abstractNum>
-  <w:abstractNum w:abstractNumId="16" w15:restartNumberingAfterBreak="0">
+  <w:abstractNum w:abstractNumId="19" w15:restartNumberingAfterBreak="0">
     <w:nsid w:val="71ED6962"/>
     <w:multiLevelType w:val="multilevel"/>
     <w:tmpl w:val="4F2CB27E"/>
@@ -19681,7 +22554,7 @@
       </w:pPr>
     </w:lvl>
   </w:abstractNum>
-  <w:abstractNum w:abstractNumId="17" w15:restartNumberingAfterBreak="0">
+  <w:abstractNum w:abstractNumId="20" w15:restartNumberingAfterBreak="0">
     <w:nsid w:val="75FE6AB2"/>
     <w:multiLevelType w:val="multilevel"/>
     <w:tmpl w:val="E53A8F86"/>
@@ -19795,58 +22668,67 @@
     </w:lvl>
   </w:abstractNum>
   <w:num w:numId="1" w16cid:durableId="1527980337">
-    <w:abstractNumId w:val="4"/>
+    <w:abstractNumId w:val="6"/>
   </w:num>
   <w:num w:numId="2" w16cid:durableId="251859573">
-    <w:abstractNumId w:val="6"/>
+    <w:abstractNumId w:val="8"/>
   </w:num>
   <w:num w:numId="3" w16cid:durableId="37167238">
-    <w:abstractNumId w:val="5"/>
+    <w:abstractNumId w:val="7"/>
   </w:num>
   <w:num w:numId="4" w16cid:durableId="850723524">
-    <w:abstractNumId w:val="17"/>
+    <w:abstractNumId w:val="20"/>
   </w:num>
   <w:num w:numId="5" w16cid:durableId="1509172512">
-    <w:abstractNumId w:val="12"/>
+    <w:abstractNumId w:val="15"/>
   </w:num>
   <w:num w:numId="6" w16cid:durableId="1685546130">
-    <w:abstractNumId w:val="13"/>
+    <w:abstractNumId w:val="16"/>
   </w:num>
   <w:num w:numId="7" w16cid:durableId="681051344">
-    <w:abstractNumId w:val="16"/>
+    <w:abstractNumId w:val="19"/>
   </w:num>
   <w:num w:numId="8" w16cid:durableId="997727537">
     <w:abstractNumId w:val="0"/>
   </w:num>
   <w:num w:numId="9" w16cid:durableId="460072867">
-    <w:abstractNumId w:val="15"/>
+    <w:abstractNumId w:val="18"/>
   </w:num>
   <w:num w:numId="10" w16cid:durableId="618728722">
+    <w:abstractNumId w:val="11"/>
+  </w:num>
+  <w:num w:numId="11" w16cid:durableId="75592219">
+    <w:abstractNumId w:val="2"/>
+  </w:num>
+  <w:num w:numId="12" w16cid:durableId="1103260317">
+    <w:abstractNumId w:val="13"/>
+  </w:num>
+  <w:num w:numId="13" w16cid:durableId="1505165506">
+    <w:abstractNumId w:val="14"/>
+  </w:num>
+  <w:num w:numId="14" w16cid:durableId="1859855320">
     <w:abstractNumId w:val="9"/>
   </w:num>
-  <w:num w:numId="11" w16cid:durableId="75592219">
+  <w:num w:numId="15" w16cid:durableId="1536694949">
+    <w:abstractNumId w:val="10"/>
+  </w:num>
+  <w:num w:numId="16" w16cid:durableId="2086024698">
+    <w:abstractNumId w:val="17"/>
+  </w:num>
+  <w:num w:numId="17" w16cid:durableId="1744333411">
+    <w:abstractNumId w:val="3"/>
+  </w:num>
+  <w:num w:numId="18" w16cid:durableId="1712075265">
+    <w:abstractNumId w:val="4"/>
+  </w:num>
+  <w:num w:numId="19" w16cid:durableId="1168595947">
+    <w:abstractNumId w:val="5"/>
+  </w:num>
+  <w:num w:numId="20" w16cid:durableId="2066757732">
     <w:abstractNumId w:val="1"/>
   </w:num>
-  <w:num w:numId="12" w16cid:durableId="1103260317">
-    <w:abstractNumId w:val="10"/>
-  </w:num>
-  <w:num w:numId="13" w16cid:durableId="1505165506">
-    <w:abstractNumId w:val="11"/>
-  </w:num>
-  <w:num w:numId="14" w16cid:durableId="1859855320">
-    <w:abstractNumId w:val="7"/>
-  </w:num>
-  <w:num w:numId="15" w16cid:durableId="1536694949">
-    <w:abstractNumId w:val="8"/>
-  </w:num>
-  <w:num w:numId="16" w16cid:durableId="2086024698">
-    <w:abstractNumId w:val="14"/>
-  </w:num>
-  <w:num w:numId="17" w16cid:durableId="1744333411">
-    <w:abstractNumId w:val="2"/>
-  </w:num>
-  <w:num w:numId="18" w16cid:durableId="1712075265">
-    <w:abstractNumId w:val="3"/>
+  <w:num w:numId="21" w16cid:durableId="441076618">
+    <w:abstractNumId w:val="12"/>
   </w:num>
 </w:numbering>
 </file>
@@ -20455,7 +23337,6 @@
   <w:style w:type="character" w:default="1" w:styleId="DefaultParagraphFont">
     <w:name w:val="Default Paragraph Font"/>
     <w:uiPriority w:val="1"/>
-    <w:semiHidden/>
     <w:unhideWhenUsed/>
   </w:style>
   <w:style w:type="table" w:default="1" w:styleId="TableNormal">

--- a/Docs/Prawler Firmware Documentation.docx
+++ b/Docs/Prawler Firmware Documentation.docx
@@ -201,6 +201,7 @@
             <w:r>
               <w:rPr>
                 <w:rStyle w:val="SourceText"/>
+                <w:rFonts w:asciiTheme="minorHAnsi" w:hAnsiTheme="minorHAnsi"/>
               </w:rPr>
               <w:t>SPI2</w:t>
             </w:r>
@@ -210,6 +211,7 @@
             <w:r>
               <w:rPr>
                 <w:rStyle w:val="SourceText"/>
+                <w:rFonts w:asciiTheme="minorHAnsi" w:hAnsiTheme="minorHAnsi"/>
               </w:rPr>
               <w:t>hspi2</w:t>
             </w:r>
@@ -326,6 +328,7 @@
             <w:r>
               <w:rPr>
                 <w:rStyle w:val="SourceText"/>
+                <w:rFonts w:asciiTheme="minorHAnsi" w:hAnsiTheme="minorHAnsi"/>
               </w:rPr>
               <w:t>SPI2_CS_Pin</w:t>
             </w:r>
@@ -370,6 +373,7 @@
             <w:r>
               <w:rPr>
                 <w:rStyle w:val="SourceText"/>
+                <w:rFonts w:asciiTheme="minorHAnsi" w:hAnsiTheme="minorHAnsi"/>
               </w:rPr>
               <w:t>RTC_INTod_Pin</w:t>
             </w:r>
@@ -415,6 +419,7 @@
             <w:r>
               <w:rPr>
                 <w:rStyle w:val="SourceText"/>
+                <w:rFonts w:asciiTheme="minorHAnsi" w:hAnsiTheme="minorHAnsi"/>
               </w:rPr>
               <w:t>CLK_OE_Pin</w:t>
             </w:r>
@@ -16180,9 +16185,18 @@
       </w:r>
     </w:p>
     <w:p>
-      <w:r>
-        <w:t xml:space="preserve">1. </w:t>
-      </w:r>
+      <w:pPr>
+        <w:pStyle w:val="ListParagraph"/>
+        <w:numPr>
+          <w:ilvl w:val="1"/>
+          <w:numId w:val="9"/>
+        </w:numPr>
+        <w:tabs>
+          <w:tab w:val="clear" w:pos="1418"/>
+          <w:tab w:val="num" w:pos="1440"/>
+        </w:tabs>
+        <w:ind w:left="720"/>
+      </w:pPr>
       <w:proofErr w:type="spellStart"/>
       <w:r>
         <w:t>cmd</w:t>
@@ -16201,8 +16215,19 @@
       </w:r>
     </w:p>
     <w:p>
-      <w:r>
-        <w:t xml:space="preserve">2. handle_* function in </w:t>
+      <w:pPr>
+        <w:pStyle w:val="ListParagraph"/>
+        <w:numPr>
+          <w:ilvl w:val="1"/>
+          <w:numId w:val="9"/>
+        </w:numPr>
+        <w:tabs>
+          <w:tab w:val="clear" w:pos="1418"/>
+        </w:tabs>
+        <w:ind w:left="720"/>
+      </w:pPr>
+      <w:r>
+        <w:t xml:space="preserve">handle_* function in </w:t>
       </w:r>
       <w:proofErr w:type="spellStart"/>
       <w:r>
@@ -17775,36 +17800,7 @@
       </w:r>
       <w:proofErr w:type="spellEnd"/>
       <w:r>
-        <w:t xml:space="preserve">. </w:t>
-      </w:r>
-      <w:r>
-        <w:rPr>
-          <w:rStyle w:val="SourceText"/>
-          <w:rFonts w:asciiTheme="minorHAnsi" w:hAnsiTheme="minorHAnsi"/>
-        </w:rPr>
-        <w:t>Core/Inc/</w:t>
-      </w:r>
-      <w:proofErr w:type="spellStart"/>
-      <w:r>
-        <w:rPr>
-          <w:rStyle w:val="SourceText"/>
-          <w:rFonts w:asciiTheme="minorHAnsi" w:hAnsiTheme="minorHAnsi"/>
-        </w:rPr>
-        <w:t>profile_data.h</w:t>
-      </w:r>
-      <w:proofErr w:type="spellEnd"/>
-      <w:r>
-        <w:t xml:space="preserve"> asserts that the whole object is exactly </w:t>
-      </w:r>
-      <w:r>
-        <w:rPr>
-          <w:rStyle w:val="SourceText"/>
-          <w:rFonts w:asciiTheme="minorHAnsi" w:hAnsiTheme="minorHAnsi"/>
-        </w:rPr>
-        <w:t>50 KiB</w:t>
-      </w:r>
-      <w:r>
-        <w:t>.</w:t>
+        <w:t xml:space="preserve"> (50KB).</w:t>
       </w:r>
     </w:p>
     <w:p>
@@ -19210,11 +19206,11 @@
       </w:r>
       <w:proofErr w:type="spellEnd"/>
       <w:r>
-        <w:t xml:space="preserve"> shell prompt is $, while the wired USART1 prompt is shell&gt;. W</w:t>
-      </w:r>
-      <w:proofErr w:type="spellStart"/>
-      <w:r>
-        <w:t>iFi</w:t>
+        <w:t xml:space="preserve"> shell prompt is $, while the wired USART1 prompt is shell&gt;. </w:t>
+      </w:r>
+      <w:proofErr w:type="spellStart"/>
+      <w:r>
+        <w:t>WiFi</w:t>
       </w:r>
       <w:proofErr w:type="spellEnd"/>
       <w:r>
@@ -19363,10 +19359,7 @@
       </w:r>
       <w:proofErr w:type="spellEnd"/>
       <w:r>
-        <w:t xml:space="preserve"> request before another profile returns </w:t>
-      </w:r>
-      <w:r>
-        <w:t>“</w:t>
+        <w:t xml:space="preserve"> request before another profile returns “</w:t>
       </w:r>
       <w:proofErr w:type="spellStart"/>
       <w:r>
@@ -19374,10 +19367,7 @@
       </w:r>
       <w:proofErr w:type="spellEnd"/>
       <w:r>
-        <w:t>”</w:t>
-      </w:r>
-      <w:r>
-        <w:t>.</w:t>
+        <w:t>”.</w:t>
       </w:r>
     </w:p>
     <w:p>
@@ -19424,10 +19414,7 @@
       </w:r>
       <w:proofErr w:type="spellEnd"/>
       <w:r>
-        <w:t>)</w:t>
-      </w:r>
-      <w:r>
-        <w:t xml:space="preserve"> to transmit the preamble</w:t>
+        <w:t>) to transmit the preamble</w:t>
       </w:r>
     </w:p>
     <w:p>
@@ -19440,19 +19427,13 @@
       </w:r>
       <w:proofErr w:type="spellEnd"/>
       <w:r>
-        <w:t xml:space="preserve"> 0x0000, polynomial 0x1021, and two final zero-byte augmentations</w:t>
-      </w:r>
-      <w:r>
-        <w:t>.</w:t>
+        <w:t xml:space="preserve"> 0x0000, polynomial 0x1021, and two final zero-byte augmentations.</w:t>
       </w:r>
       <w:r>
         <w:t xml:space="preserve"> </w:t>
       </w:r>
       <w:r>
-        <w:t>T</w:t>
-      </w:r>
-      <w:r>
-        <w:t>he check vector 123456789 is 0x31C3.</w:t>
+        <w:t>The check vector 123456789 is 0x31C3.</w:t>
       </w:r>
     </w:p>
     <w:p>
@@ -19657,25 +19638,7 @@
     </w:p>
     <w:p>
       <w:r>
-        <w:t>The low-power manager owns runtime peripheral shutdown, idle timers, STOP2 entry, and wake recovery</w:t>
-      </w:r>
-      <w:r>
-        <w:t>. D</w:t>
-      </w:r>
-      <w:r>
-        <w:t xml:space="preserve">efault policy is to keep the system interactive after boot, then enter STOP2 automatically after idle time unless </w:t>
-      </w:r>
-      <w:r>
-        <w:t>a</w:t>
-      </w:r>
-      <w:r>
-        <w:t xml:space="preserve"> service</w:t>
-      </w:r>
-      <w:r>
-        <w:t xml:space="preserve"> is running</w:t>
-      </w:r>
-      <w:r>
-        <w:t>.</w:t>
+        <w:t>The low-power manager owns runtime peripheral shutdown, idle timers, STOP2 entry, and wake recovery. Default policy is to keep the system interactive after boot, then enter STOP2 automatically after idle time unless a service is running.</w:t>
       </w:r>
     </w:p>
     <w:p>
@@ -19945,7 +19908,10 @@
       <w:proofErr w:type="spellEnd"/>
       <w:proofErr w:type="gramEnd"/>
       <w:r>
-        <w:t xml:space="preserve"> is idle</w:t>
+        <w:t xml:space="preserve"> is </w:t>
+      </w:r>
+      <w:r>
+        <w:t>IDLE</w:t>
       </w:r>
     </w:p>
     <w:p>
@@ -20062,13 +20028,7 @@
       </w:r>
       <w:proofErr w:type="gramEnd"/>
       <w:r>
-        <w:t>) performs the profile acquisition</w:t>
-      </w:r>
-      <w:r>
-        <w:t xml:space="preserve"> recording</w:t>
-      </w:r>
-      <w:r>
-        <w:t xml:space="preserve"> setup: unmount filesystem, power SD down, stop </w:t>
+        <w:t xml:space="preserve">) performs the profile acquisition recording setup: unmount filesystem, power SD down, stop </w:t>
       </w:r>
       <w:proofErr w:type="spellStart"/>
       <w:r>
@@ -20098,10 +20058,7 @@
     <w:p/>
     <w:p>
       <w:r>
-        <w:t>P</w:t>
-      </w:r>
-      <w:r>
-        <w:t xml:space="preserve">rofile acquisition and </w:t>
+        <w:t xml:space="preserve">Profile acquisition and </w:t>
       </w:r>
       <w:proofErr w:type="spellStart"/>
       <w:r>
@@ -20117,10 +20074,7 @@
       </w:r>
       <w:proofErr w:type="spellEnd"/>
       <w:r>
-        <w:t xml:space="preserve"> on or with a short duty-cycle window depending on the path</w:t>
-      </w:r>
-      <w:r>
-        <w:t>.</w:t>
+        <w:t xml:space="preserve"> on or with a short duty-cycle window depending on the path.</w:t>
       </w:r>
     </w:p>
     <w:p/>
@@ -20271,7 +20225,159 @@
         <w:t>.</w:t>
       </w:r>
     </w:p>
+    <w:p>
+      <w:r>
+        <w:t>While in STOP2 sleep, the board draws approximately 8uA. While in the IDLE sleep-wake duty cycle, the system spends 20 seconds in STOP2 sleep and 5 seconds awake broadcasting the WIFI AP.</w:t>
+      </w:r>
+    </w:p>
+    <w:p>
+      <w:r>
+        <w:t>From the shell, the ‘</w:t>
+      </w:r>
+      <w:proofErr w:type="spellStart"/>
+      <w:r>
+        <w:t>stayawake</w:t>
+      </w:r>
+      <w:proofErr w:type="spellEnd"/>
+      <w:r>
+        <w:t>’ debug command will prevent the system from entering low-power mode and the ‘</w:t>
+      </w:r>
+      <w:proofErr w:type="spellStart"/>
+      <w:r>
+        <w:t>lowpower</w:t>
+      </w:r>
+      <w:proofErr w:type="spellEnd"/>
+      <w:r>
+        <w:t>-timer’ command will restart the timer.</w:t>
+      </w:r>
+    </w:p>
     <w:p/>
+    <w:p>
+      <w:pPr>
+        <w:spacing w:after="0" w:line="240" w:lineRule="auto"/>
+      </w:pPr>
+      <w:r>
+        <w:br w:type="page"/>
+      </w:r>
+    </w:p>
+    <w:p>
+      <w:pPr>
+        <w:pStyle w:val="Heading1"/>
+      </w:pPr>
+      <w:r>
+        <w:lastRenderedPageBreak/>
+        <w:t>Appendix A – Building and Flashing</w:t>
+      </w:r>
+    </w:p>
+    <w:p/>
+    <w:p>
+      <w:r>
+        <w:t xml:space="preserve">The firmware is a </w:t>
+      </w:r>
+      <w:proofErr w:type="spellStart"/>
+      <w:r>
+        <w:t>CMake</w:t>
+      </w:r>
+      <w:proofErr w:type="spellEnd"/>
+      <w:r>
+        <w:t xml:space="preserve"> project generated by STM32CubeMX. Building and flashing requires the STM32 Command Line Tools (CLT) to be installed.</w:t>
+      </w:r>
+    </w:p>
+    <w:p>
+      <w:r>
+        <w:t>For a debug build, use the following commands:</w:t>
+      </w:r>
+    </w:p>
+    <w:p>
+      <w:proofErr w:type="spellStart"/>
+      <w:r>
+        <w:t>cmake</w:t>
+      </w:r>
+      <w:proofErr w:type="spellEnd"/>
+      <w:r>
+        <w:t xml:space="preserve"> </w:t>
+      </w:r>
+      <w:r>
+        <w:t>--</w:t>
+      </w:r>
+      <w:r>
+        <w:t>preset Debug</w:t>
+      </w:r>
+    </w:p>
+    <w:p>
+      <w:proofErr w:type="spellStart"/>
+      <w:r>
+        <w:t>cmake</w:t>
+      </w:r>
+      <w:proofErr w:type="spellEnd"/>
+      <w:r>
+        <w:t xml:space="preserve"> </w:t>
+      </w:r>
+      <w:r>
+        <w:t>--</w:t>
+      </w:r>
+      <w:r>
+        <w:t xml:space="preserve">build </w:t>
+      </w:r>
+      <w:r>
+        <w:t>--</w:t>
+      </w:r>
+      <w:r>
+        <w:t>preset Debug</w:t>
+      </w:r>
+    </w:p>
+    <w:p>
+      <w:r>
+        <w:t>Flash the device with the following command:</w:t>
+      </w:r>
+    </w:p>
+    <w:p>
+      <w:proofErr w:type="spellStart"/>
+      <w:r>
+        <w:t>cmake</w:t>
+      </w:r>
+      <w:proofErr w:type="spellEnd"/>
+      <w:r>
+        <w:t xml:space="preserve"> --build --preset Debug --target flash</w:t>
+      </w:r>
+    </w:p>
+    <w:p/>
+    <w:p>
+      <w:pPr>
+        <w:spacing w:after="0" w:line="240" w:lineRule="auto"/>
+      </w:pPr>
+      <w:r>
+        <w:br w:type="page"/>
+      </w:r>
+    </w:p>
+    <w:p>
+      <w:pPr>
+        <w:pStyle w:val="Heading1"/>
+      </w:pPr>
+      <w:r>
+        <w:lastRenderedPageBreak/>
+        <w:t>Appendix B – Local CSV and ‘</w:t>
+      </w:r>
+      <w:proofErr w:type="spellStart"/>
+      <w:r>
+        <w:t>idata</w:t>
+      </w:r>
+      <w:proofErr w:type="spellEnd"/>
+      <w:r>
+        <w:t>’ CSV Formatting</w:t>
+      </w:r>
+    </w:p>
+    <w:p/>
+    <w:p/>
+    <w:p/>
+    <w:p>
+      <w:pPr>
+        <w:pStyle w:val="Heading1"/>
+      </w:pPr>
+      <w:r>
+        <w:t xml:space="preserve"> </w:t>
+      </w:r>
+    </w:p>
     <w:sectPr>
       <w:pgSz w:w="12240" w:h="15840"/>
       <w:pgMar w:top="1440" w:right="1440" w:bottom="1440" w:left="1440" w:header="0" w:footer="0" w:gutter="0"/>
@@ -21371,6 +21477,92 @@
     </w:lvl>
   </w:abstractNum>
   <w:abstractNum w:abstractNumId="10" w15:restartNumberingAfterBreak="0">
+    <w:nsid w:val="36576875"/>
+    <w:multiLevelType w:val="hybridMultilevel"/>
+    <w:tmpl w:val="35067D62"/>
+    <w:lvl w:ilvl="0" w:tplc="0409000F">
+      <w:start w:val="1"/>
+      <w:numFmt w:val="decimal"/>
+      <w:lvlText w:val="%1."/>
+      <w:lvlJc w:val="left"/>
+      <w:pPr>
+        <w:ind w:left="720" w:hanging="360"/>
+      </w:pPr>
+    </w:lvl>
+    <w:lvl w:ilvl="1" w:tplc="04090019" w:tentative="1">
+      <w:start w:val="1"/>
+      <w:numFmt w:val="lowerLetter"/>
+      <w:lvlText w:val="%2."/>
+      <w:lvlJc w:val="left"/>
+      <w:pPr>
+        <w:ind w:left="1440" w:hanging="360"/>
+      </w:pPr>
+    </w:lvl>
+    <w:lvl w:ilvl="2" w:tplc="0409001B" w:tentative="1">
+      <w:start w:val="1"/>
+      <w:numFmt w:val="lowerRoman"/>
+      <w:lvlText w:val="%3."/>
+      <w:lvlJc w:val="right"/>
+      <w:pPr>
+        <w:ind w:left="2160" w:hanging="180"/>
+      </w:pPr>
+    </w:lvl>
+    <w:lvl w:ilvl="3" w:tplc="0409000F" w:tentative="1">
+      <w:start w:val="1"/>
+      <w:numFmt w:val="decimal"/>
+      <w:lvlText w:val="%4."/>
+      <w:lvlJc w:val="left"/>
+      <w:pPr>
+        <w:ind w:left="2880" w:hanging="360"/>
+      </w:pPr>
+    </w:lvl>
+    <w:lvl w:ilvl="4" w:tplc="04090019" w:tentative="1">
+      <w:start w:val="1"/>
+      <w:numFmt w:val="lowerLetter"/>
+      <w:lvlText w:val="%5."/>
+      <w:lvlJc w:val="left"/>
+      <w:pPr>
+        <w:ind w:left="3600" w:hanging="360"/>
+      </w:pPr>
+    </w:lvl>
+    <w:lvl w:ilvl="5" w:tplc="0409001B" w:tentative="1">
+      <w:start w:val="1"/>
+      <w:numFmt w:val="lowerRoman"/>
+      <w:lvlText w:val="%6."/>
+      <w:lvlJc w:val="right"/>
+      <w:pPr>
+        <w:ind w:left="4320" w:hanging="180"/>
+      </w:pPr>
+    </w:lvl>
+    <w:lvl w:ilvl="6" w:tplc="0409000F" w:tentative="1">
+      <w:start w:val="1"/>
+      <w:numFmt w:val="decimal"/>
+      <w:lvlText w:val="%7."/>
+      <w:lvlJc w:val="left"/>
+      <w:pPr>
+        <w:ind w:left="5040" w:hanging="360"/>
+      </w:pPr>
+    </w:lvl>
+    <w:lvl w:ilvl="7" w:tplc="04090019" w:tentative="1">
+      <w:start w:val="1"/>
+      <w:numFmt w:val="lowerLetter"/>
+      <w:lvlText w:val="%8."/>
+      <w:lvlJc w:val="left"/>
+      <w:pPr>
+        <w:ind w:left="5760" w:hanging="360"/>
+      </w:pPr>
+    </w:lvl>
+    <w:lvl w:ilvl="8" w:tplc="0409001B" w:tentative="1">
+      <w:start w:val="1"/>
+      <w:numFmt w:val="lowerRoman"/>
+      <w:lvlText w:val="%9."/>
+      <w:lvlJc w:val="right"/>
+      <w:pPr>
+        <w:ind w:left="6480" w:hanging="180"/>
+      </w:pPr>
+    </w:lvl>
+  </w:abstractNum>
+  <w:abstractNum w:abstractNumId="11" w15:restartNumberingAfterBreak="0">
     <w:nsid w:val="37C7096B"/>
     <w:multiLevelType w:val="multilevel"/>
     <w:tmpl w:val="DD08FD7A"/>
@@ -21483,7 +21675,7 @@
       </w:pPr>
     </w:lvl>
   </w:abstractNum>
-  <w:abstractNum w:abstractNumId="11" w15:restartNumberingAfterBreak="0">
+  <w:abstractNum w:abstractNumId="12" w15:restartNumberingAfterBreak="0">
     <w:nsid w:val="3D5F1379"/>
     <w:multiLevelType w:val="multilevel"/>
     <w:tmpl w:val="7F42A2DC"/>
@@ -21623,7 +21815,7 @@
       </w:rPr>
     </w:lvl>
   </w:abstractNum>
-  <w:abstractNum w:abstractNumId="12" w15:restartNumberingAfterBreak="0">
+  <w:abstractNum w:abstractNumId="13" w15:restartNumberingAfterBreak="0">
     <w:nsid w:val="3F695C33"/>
     <w:multiLevelType w:val="hybridMultilevel"/>
     <w:tmpl w:val="DA6CF6E4"/>
@@ -21709,7 +21901,7 @@
       </w:pPr>
     </w:lvl>
   </w:abstractNum>
-  <w:abstractNum w:abstractNumId="13" w15:restartNumberingAfterBreak="0">
+  <w:abstractNum w:abstractNumId="14" w15:restartNumberingAfterBreak="0">
     <w:nsid w:val="4407139A"/>
     <w:multiLevelType w:val="multilevel"/>
     <w:tmpl w:val="7554887A"/>
@@ -21822,7 +22014,7 @@
       </w:pPr>
     </w:lvl>
   </w:abstractNum>
-  <w:abstractNum w:abstractNumId="14" w15:restartNumberingAfterBreak="0">
+  <w:abstractNum w:abstractNumId="15" w15:restartNumberingAfterBreak="0">
     <w:nsid w:val="537A2D46"/>
     <w:multiLevelType w:val="multilevel"/>
     <w:tmpl w:val="24FE891C"/>
@@ -21962,7 +22154,7 @@
       </w:rPr>
     </w:lvl>
   </w:abstractNum>
-  <w:abstractNum w:abstractNumId="15" w15:restartNumberingAfterBreak="0">
+  <w:abstractNum w:abstractNumId="16" w15:restartNumberingAfterBreak="0">
     <w:nsid w:val="645555FB"/>
     <w:multiLevelType w:val="multilevel"/>
     <w:tmpl w:val="AEA0A7D6"/>
@@ -22102,7 +22294,7 @@
       </w:rPr>
     </w:lvl>
   </w:abstractNum>
-  <w:abstractNum w:abstractNumId="16" w15:restartNumberingAfterBreak="0">
+  <w:abstractNum w:abstractNumId="17" w15:restartNumberingAfterBreak="0">
     <w:nsid w:val="6951262F"/>
     <w:multiLevelType w:val="multilevel"/>
     <w:tmpl w:val="02E44FFA"/>
@@ -22215,7 +22407,7 @@
       </w:pPr>
     </w:lvl>
   </w:abstractNum>
-  <w:abstractNum w:abstractNumId="17" w15:restartNumberingAfterBreak="0">
+  <w:abstractNum w:abstractNumId="18" w15:restartNumberingAfterBreak="0">
     <w:nsid w:val="6BCB181A"/>
     <w:multiLevelType w:val="hybridMultilevel"/>
     <w:tmpl w:val="BDA88A6A"/>
@@ -22328,7 +22520,7 @@
       </w:rPr>
     </w:lvl>
   </w:abstractNum>
-  <w:abstractNum w:abstractNumId="18" w15:restartNumberingAfterBreak="0">
+  <w:abstractNum w:abstractNumId="19" w15:restartNumberingAfterBreak="0">
     <w:nsid w:val="6F53172E"/>
     <w:multiLevelType w:val="multilevel"/>
     <w:tmpl w:val="F5CE965C"/>
@@ -22441,7 +22633,7 @@
       </w:pPr>
     </w:lvl>
   </w:abstractNum>
-  <w:abstractNum w:abstractNumId="19" w15:restartNumberingAfterBreak="0">
+  <w:abstractNum w:abstractNumId="20" w15:restartNumberingAfterBreak="0">
     <w:nsid w:val="71ED6962"/>
     <w:multiLevelType w:val="multilevel"/>
     <w:tmpl w:val="4F2CB27E"/>
@@ -22554,7 +22746,7 @@
       </w:pPr>
     </w:lvl>
   </w:abstractNum>
-  <w:abstractNum w:abstractNumId="20" w15:restartNumberingAfterBreak="0">
+  <w:abstractNum w:abstractNumId="21" w15:restartNumberingAfterBreak="0">
     <w:nsid w:val="75FE6AB2"/>
     <w:multiLevelType w:val="multilevel"/>
     <w:tmpl w:val="E53A8F86"/>
@@ -22677,43 +22869,43 @@
     <w:abstractNumId w:val="7"/>
   </w:num>
   <w:num w:numId="4" w16cid:durableId="850723524">
-    <w:abstractNumId w:val="20"/>
+    <w:abstractNumId w:val="21"/>
   </w:num>
   <w:num w:numId="5" w16cid:durableId="1509172512">
-    <w:abstractNumId w:val="15"/>
+    <w:abstractNumId w:val="16"/>
   </w:num>
   <w:num w:numId="6" w16cid:durableId="1685546130">
-    <w:abstractNumId w:val="16"/>
+    <w:abstractNumId w:val="17"/>
   </w:num>
   <w:num w:numId="7" w16cid:durableId="681051344">
-    <w:abstractNumId w:val="19"/>
+    <w:abstractNumId w:val="20"/>
   </w:num>
   <w:num w:numId="8" w16cid:durableId="997727537">
     <w:abstractNumId w:val="0"/>
   </w:num>
   <w:num w:numId="9" w16cid:durableId="460072867">
-    <w:abstractNumId w:val="18"/>
+    <w:abstractNumId w:val="19"/>
   </w:num>
   <w:num w:numId="10" w16cid:durableId="618728722">
-    <w:abstractNumId w:val="11"/>
+    <w:abstractNumId w:val="12"/>
   </w:num>
   <w:num w:numId="11" w16cid:durableId="75592219">
     <w:abstractNumId w:val="2"/>
   </w:num>
   <w:num w:numId="12" w16cid:durableId="1103260317">
-    <w:abstractNumId w:val="13"/>
+    <w:abstractNumId w:val="14"/>
   </w:num>
   <w:num w:numId="13" w16cid:durableId="1505165506">
-    <w:abstractNumId w:val="14"/>
+    <w:abstractNumId w:val="15"/>
   </w:num>
   <w:num w:numId="14" w16cid:durableId="1859855320">
     <w:abstractNumId w:val="9"/>
   </w:num>
   <w:num w:numId="15" w16cid:durableId="1536694949">
-    <w:abstractNumId w:val="10"/>
+    <w:abstractNumId w:val="11"/>
   </w:num>
   <w:num w:numId="16" w16cid:durableId="2086024698">
-    <w:abstractNumId w:val="17"/>
+    <w:abstractNumId w:val="18"/>
   </w:num>
   <w:num w:numId="17" w16cid:durableId="1744333411">
     <w:abstractNumId w:val="3"/>
@@ -22728,7 +22920,10 @@
     <w:abstractNumId w:val="1"/>
   </w:num>
   <w:num w:numId="21" w16cid:durableId="441076618">
-    <w:abstractNumId w:val="12"/>
+    <w:abstractNumId w:val="13"/>
+  </w:num>
+  <w:num w:numId="22" w16cid:durableId="2065369162">
+    <w:abstractNumId w:val="10"/>
   </w:num>
 </w:numbering>
 </file>
@@ -23337,6 +23532,7 @@
   <w:style w:type="character" w:default="1" w:styleId="DefaultParagraphFont">
     <w:name w:val="Default Paragraph Font"/>
     <w:uiPriority w:val="1"/>
+    <w:semiHidden/>
     <w:unhideWhenUsed/>
   </w:style>
   <w:style w:type="table" w:default="1" w:styleId="TableNormal">
